--- a/docs/reports/Paper_V3_IEEE_Final.docx
+++ b/docs/reports/Paper_V3_IEEE_Final.docx
@@ -3519,6 +3519,1351 @@
           </m:r>
         </m:oMath>
       </m:oMathPara>
+    </w:p>
+    <w:p>
+      <w:pPr>
+        <w:keepNext/>
+        <w:spacing w:before="160" w:after="40"/>
+      </w:pPr>
+      <w:r>
+        <w:rPr>
+          <w:rFonts w:ascii="Times New Roman" w:hAnsi="Times New Roman"/>
+          <w:b/>
+          <w:i/>
+          <w:sz w:val="21"/>
+        </w:rPr>
+        <w:t>5.3.1 Scientific Definition and Justification of NORMALIZATION_ERROR</w:t>
+      </w:r>
+    </w:p>
+    <w:p>
+      <w:pPr>
+        <w:spacing w:before="40" w:after="80" w:line="276" w:lineRule="auto"/>
+      </w:pPr>
+      <w:r>
+        <w:rPr>
+          <w:rFonts w:ascii="Times New Roman" w:hAnsi="Times New Roman"/>
+          <w:sz w:val="20"/>
+        </w:rPr>
+        <w:t xml:space="preserve">A potential ambiguity in field comparison is distinguishing superficial representation differences from true recognition errors. Specifically, an external reviewer may ask: </w:t>
+      </w:r>
+      <w:r>
+        <w:rPr>
+          <w:rFonts w:ascii="Times New Roman" w:hAnsi="Times New Roman"/>
+          <w:i/>
+          <w:sz w:val="20"/>
+        </w:rPr>
+        <w:t>"If candidate values still differ after normalization, why is a separate error category necessary instead of treating the mismatch as a generic field failure?"</w:t>
+      </w:r>
+    </w:p>
+    <w:p>
+      <w:pPr>
+        <w:spacing w:before="40" w:after="80" w:line="276" w:lineRule="auto"/>
+      </w:pPr>
+      <w:r>
+        <w:rPr>
+          <w:rFonts w:ascii="Times New Roman" w:hAnsi="Times New Roman"/>
+          <w:sz w:val="20"/>
+        </w:rPr>
+        <w:t xml:space="preserve">To eliminate this ambiguity, the AU DIC evaluation engine assigns NORMALIZATION_ERROR </w:t>
+      </w:r>
+      <w:r>
+        <w:rPr>
+          <w:rFonts w:ascii="Times New Roman" w:hAnsi="Times New Roman"/>
+          <w:b/>
+          <w:sz w:val="20"/>
+        </w:rPr>
+        <w:t>only when ALL of the following five conditions are satisfied</w:t>
+      </w:r>
+      <w:r>
+        <w:rPr>
+          <w:rFonts w:ascii="Times New Roman" w:hAnsi="Times New Roman"/>
+          <w:sz w:val="20"/>
+        </w:rPr>
+        <w:t>:</w:t>
+      </w:r>
+    </w:p>
+    <w:p>
+      <w:pPr>
+        <w:spacing w:before="20" w:after="40"/>
+        <w:ind w:left="360"/>
+      </w:pPr>
+      <w:r>
+        <w:rPr>
+          <w:rFonts w:ascii="Times New Roman" w:hAnsi="Times New Roman"/>
+          <w:b/>
+          <w:sz w:val="20"/>
+        </w:rPr>
+        <w:t xml:space="preserve">1. </w:t>
+      </w:r>
+      <w:r>
+        <w:rPr>
+          <w:rFonts w:ascii="Times New Roman" w:hAnsi="Times New Roman"/>
+          <w:b/>
+          <w:sz w:val="20"/>
+        </w:rPr>
+        <w:t>Pipeline Traversal</w:t>
+      </w:r>
+      <w:r>
+        <w:rPr>
+          <w:rFonts w:ascii="Times New Roman" w:hAnsi="Times New Roman"/>
+          <w:sz w:val="20"/>
+        </w:rPr>
+        <w:t>: The candidate field has successfully passed through the complete six-stage semantic normalization layer (CanonicalNormalizer).</w:t>
+      </w:r>
+    </w:p>
+    <w:p>
+      <w:pPr>
+        <w:spacing w:before="20" w:after="40"/>
+        <w:ind w:left="360"/>
+      </w:pPr>
+      <w:r>
+        <w:rPr>
+          <w:rFonts w:ascii="Times New Roman" w:hAnsi="Times New Roman"/>
+          <w:b/>
+          <w:sz w:val="20"/>
+        </w:rPr>
+        <w:t xml:space="preserve">2. </w:t>
+      </w:r>
+      <w:r>
+        <w:rPr>
+          <w:rFonts w:ascii="Times New Roman" w:hAnsi="Times New Roman"/>
+          <w:b/>
+          <w:sz w:val="20"/>
+        </w:rPr>
+        <w:t>Valid Canonical Representations</w:t>
+      </w:r>
+      <w:r>
+        <w:rPr>
+          <w:rFonts w:ascii="Times New Roman" w:hAnsi="Times New Roman"/>
+          <w:sz w:val="20"/>
+        </w:rPr>
+        <w:t>: Both Ground Truth (</w:t>
+      </w:r>
+      <m:oMath>
+        <m:sSub>
+          <m:e>
+            <m:r>
+              <w:rPr>
+                <w:rFonts w:ascii="Cambria Math" w:hAnsi="Cambria Math"/>
+              </w:rPr>
+              <m:t>V</m:t>
+            </m:r>
+          </m:e>
+          <m:sub>
+            <m:r>
+              <w:rPr>
+                <w:rFonts w:ascii="Times New Roman" w:hAnsi="Times New Roman"/>
+                <w:i w:val="0"/>
+              </w:rPr>
+              <m:t>GT</m:t>
+            </m:r>
+          </m:sub>
+        </m:sSub>
+      </m:oMath>
+      <w:r>
+        <w:rPr>
+          <w:rFonts w:ascii="Times New Roman" w:hAnsi="Times New Roman"/>
+          <w:sz w:val="20"/>
+        </w:rPr>
+        <w:t>) and Prediction (</w:t>
+      </w:r>
+      <m:oMath>
+        <m:acc>
+          <m:accPr>
+            <m:chr m:val="̂"/>
+          </m:accPr>
+          <m:e>
+            <m:r>
+              <w:rPr>
+                <w:rFonts w:ascii="Cambria Math" w:hAnsi="Cambria Math"/>
+              </w:rPr>
+              <m:t>V</m:t>
+            </m:r>
+          </m:e>
+        </m:acc>
+      </m:oMath>
+      <w:r>
+        <w:rPr>
+          <w:rFonts w:ascii="Times New Roman" w:hAnsi="Times New Roman"/>
+          <w:sz w:val="20"/>
+        </w:rPr>
+        <w:t>) possess valid, parseable canonical representations.</w:t>
+      </w:r>
+    </w:p>
+    <w:p>
+      <w:pPr>
+        <w:spacing w:before="20" w:after="40"/>
+        <w:ind w:left="360"/>
+      </w:pPr>
+      <w:r>
+        <w:rPr>
+          <w:rFonts w:ascii="Times New Roman" w:hAnsi="Times New Roman"/>
+          <w:b/>
+          <w:sz w:val="20"/>
+        </w:rPr>
+        <w:t xml:space="preserve">3. </w:t>
+      </w:r>
+      <w:r>
+        <w:rPr>
+          <w:rFonts w:ascii="Times New Roman" w:hAnsi="Times New Roman"/>
+          <w:b/>
+          <w:sz w:val="20"/>
+        </w:rPr>
+        <w:t>Elimination of Formatting Artifacts</w:t>
+      </w:r>
+      <w:r>
+        <w:rPr>
+          <w:rFonts w:ascii="Times New Roman" w:hAnsi="Times New Roman"/>
+          <w:sz w:val="20"/>
+        </w:rPr>
+        <w:t>: Superficial formatting variations (date syntax, whitespace padding, case differences, numeric precision, alias expansions) have already been fully eliminated.</w:t>
+      </w:r>
+    </w:p>
+    <w:p>
+      <w:pPr>
+        <w:spacing w:before="20" w:after="40"/>
+        <w:ind w:left="360"/>
+      </w:pPr>
+      <w:r>
+        <w:rPr>
+          <w:rFonts w:ascii="Times New Roman" w:hAnsi="Times New Roman"/>
+          <w:b/>
+          <w:sz w:val="20"/>
+        </w:rPr>
+        <w:t xml:space="preserve">4. </w:t>
+      </w:r>
+      <w:r>
+        <w:rPr>
+          <w:rFonts w:ascii="Times New Roman" w:hAnsi="Times New Roman"/>
+          <w:b/>
+          <w:sz w:val="20"/>
+        </w:rPr>
+        <w:t>Canonical Discrepancy</w:t>
+      </w:r>
+      <w:r>
+        <w:rPr>
+          <w:rFonts w:ascii="Times New Roman" w:hAnsi="Times New Roman"/>
+          <w:sz w:val="20"/>
+        </w:rPr>
+        <w:t>: The canonical representations remain strictly unequal (</w:t>
+      </w:r>
+      <m:oMath>
+        <m:r>
+          <w:rPr>
+            <w:rFonts w:ascii="Cambria Math" w:hAnsi="Cambria Math"/>
+          </w:rPr>
+          <m:t>C</m:t>
+        </m:r>
+        <m:r>
+          <w:rPr>
+            <w:rFonts w:ascii="Cambria Math" w:hAnsi="Cambria Math"/>
+          </w:rPr>
+          <m:t>(</m:t>
+        </m:r>
+        <m:sSub>
+          <m:e>
+            <m:r>
+              <w:rPr>
+                <w:rFonts w:ascii="Cambria Math" w:hAnsi="Cambria Math"/>
+              </w:rPr>
+              <m:t>V</m:t>
+            </m:r>
+          </m:e>
+          <m:sub>
+            <m:r>
+              <w:rPr>
+                <w:rFonts w:ascii="Times New Roman" w:hAnsi="Times New Roman"/>
+                <w:i w:val="0"/>
+              </w:rPr>
+              <m:t>GT</m:t>
+            </m:r>
+          </m:sub>
+        </m:sSub>
+        <m:r>
+          <w:rPr>
+            <w:rFonts w:ascii="Cambria Math" w:hAnsi="Cambria Math"/>
+          </w:rPr>
+          <m:t>)</m:t>
+        </m:r>
+        <m:r>
+          <w:rPr>
+            <w:rFonts w:ascii="Cambria Math" w:hAnsi="Cambria Math"/>
+          </w:rPr>
+          <m:t>≠</m:t>
+        </m:r>
+        <m:r>
+          <w:rPr>
+            <w:rFonts w:ascii="Cambria Math" w:hAnsi="Cambria Math"/>
+          </w:rPr>
+          <m:t>C</m:t>
+        </m:r>
+        <m:r>
+          <w:rPr>
+            <w:rFonts w:ascii="Cambria Math" w:hAnsi="Cambria Math"/>
+          </w:rPr>
+          <m:t>(</m:t>
+        </m:r>
+        <m:acc>
+          <m:accPr>
+            <m:chr m:val="̂"/>
+          </m:accPr>
+          <m:e>
+            <m:r>
+              <w:rPr>
+                <w:rFonts w:ascii="Cambria Math" w:hAnsi="Cambria Math"/>
+              </w:rPr>
+              <m:t>V</m:t>
+            </m:r>
+          </m:e>
+        </m:acc>
+        <m:r>
+          <w:rPr>
+            <w:rFonts w:ascii="Cambria Math" w:hAnsi="Cambria Math"/>
+          </w:rPr>
+          <m:t>)</m:t>
+        </m:r>
+      </m:oMath>
+      <w:r>
+        <w:rPr>
+          <w:rFonts w:ascii="Times New Roman" w:hAnsi="Times New Roman"/>
+          <w:sz w:val="20"/>
+        </w:rPr>
+        <w:t>).</w:t>
+      </w:r>
+    </w:p>
+    <w:p>
+      <w:pPr>
+        <w:spacing w:before="20" w:after="40"/>
+        <w:ind w:left="360"/>
+      </w:pPr>
+      <w:r>
+        <w:rPr>
+          <w:rFonts w:ascii="Times New Roman" w:hAnsi="Times New Roman"/>
+          <w:b/>
+          <w:sz w:val="20"/>
+        </w:rPr>
+        <w:t xml:space="preserve">5. </w:t>
+      </w:r>
+      <w:r>
+        <w:rPr>
+          <w:rFonts w:ascii="Times New Roman" w:hAnsi="Times New Roman"/>
+          <w:b/>
+          <w:sz w:val="20"/>
+        </w:rPr>
+        <w:t>Genuine Semantic Mismatch</w:t>
+      </w:r>
+      <w:r>
+        <w:rPr>
+          <w:rFonts w:ascii="Times New Roman" w:hAnsi="Times New Roman"/>
+          <w:sz w:val="20"/>
+        </w:rPr>
+        <w:t>: Consequently, the remaining discrepancy represents a genuine semantic character or value mismatch rather than a formatting variation.</w:t>
+      </w:r>
+    </w:p>
+    <w:p>
+      <w:pPr>
+        <w:spacing w:before="40" w:after="80" w:line="276" w:lineRule="auto"/>
+      </w:pPr>
+      <w:r>
+        <w:rPr>
+          <w:rFonts w:ascii="Times New Roman" w:hAnsi="Times New Roman"/>
+          <w:sz w:val="20"/>
+        </w:rPr>
+        <w:t>The purpose of NORMALIZATION_ERROR is to prevent semantic mismatches from being incorrectly attributed to superficial formatting variations. By evaluating only canonical representations, the benchmark distinguishes genuine information extraction failures from benign representation differences.</w:t>
+      </w:r>
+    </w:p>
+    <w:p>
+      <w:pPr>
+        <w:keepNext/>
+        <w:spacing w:before="160" w:after="40"/>
+      </w:pPr>
+      <w:r>
+        <w:rPr>
+          <w:rFonts w:ascii="Times New Roman" w:hAnsi="Times New Roman"/>
+          <w:b/>
+          <w:i/>
+          <w:sz w:val="21"/>
+        </w:rPr>
+        <w:t>5.3.2 Canonical Comparison Workflow &amp; Non-Overlapping Taxonomy Boundaries</w:t>
+      </w:r>
+    </w:p>
+    <w:p>
+      <w:pPr>
+        <w:spacing w:before="40" w:after="80" w:line="276" w:lineRule="auto"/>
+      </w:pPr>
+      <w:r>
+        <w:rPr>
+          <w:rFonts w:ascii="Times New Roman" w:hAnsi="Times New Roman"/>
+          <w:sz w:val="20"/>
+        </w:rPr>
+        <w:t>To ensure taxonomic independence, each error class maintains a strict, non-overlapping responsibility:</w:t>
+      </w:r>
+    </w:p>
+    <w:p>
+      <w:pPr>
+        <w:pStyle w:val="ListBullet"/>
+        <w:spacing w:before="20" w:after="40"/>
+      </w:pPr>
+      <w:r>
+        <w:rPr>
+          <w:rFonts w:ascii="Times New Roman" w:hAnsi="Times New Roman"/>
+          <w:b/>
+          <w:sz w:val="20"/>
+        </w:rPr>
+        <w:t>EXACT_MATCH</w:t>
+      </w:r>
+      <w:r>
+        <w:rPr>
+          <w:rFonts w:ascii="Times New Roman" w:hAnsi="Times New Roman"/>
+          <w:sz w:val="20"/>
+        </w:rPr>
+        <w:t>: Raw predicted string identically matches raw ground truth string prior to normalization.</w:t>
+      </w:r>
+    </w:p>
+    <w:p>
+      <w:pPr>
+        <w:pStyle w:val="ListBullet"/>
+        <w:spacing w:before="20" w:after="40"/>
+      </w:pPr>
+      <w:r>
+        <w:rPr>
+          <w:rFonts w:ascii="Times New Roman" w:hAnsi="Times New Roman"/>
+          <w:b/>
+          <w:sz w:val="20"/>
+        </w:rPr>
+        <w:t>FORMAT_ERROR</w:t>
+      </w:r>
+      <w:r>
+        <w:rPr>
+          <w:rFonts w:ascii="Times New Roman" w:hAnsi="Times New Roman"/>
+          <w:sz w:val="20"/>
+        </w:rPr>
+        <w:t xml:space="preserve">: Raw strings differ, but match identically </w:t>
+      </w:r>
+      <w:r>
+        <w:rPr>
+          <w:rFonts w:ascii="Times New Roman" w:hAnsi="Times New Roman"/>
+          <w:i/>
+          <w:sz w:val="20"/>
+        </w:rPr>
+        <w:t>after</w:t>
+      </w:r>
+      <w:r>
+        <w:rPr>
+          <w:rFonts w:ascii="Times New Roman" w:hAnsi="Times New Roman"/>
+          <w:sz w:val="20"/>
+        </w:rPr>
+        <w:t xml:space="preserve"> canonical normalization (confirming a benign formatting discrepancy).</w:t>
+      </w:r>
+    </w:p>
+    <w:p>
+      <w:pPr>
+        <w:pStyle w:val="ListBullet"/>
+        <w:spacing w:before="20" w:after="40"/>
+      </w:pPr>
+      <w:r>
+        <w:rPr>
+          <w:rFonts w:ascii="Times New Roman" w:hAnsi="Times New Roman"/>
+          <w:b/>
+          <w:sz w:val="20"/>
+        </w:rPr>
+        <w:t>NORMALIZATION_ERROR</w:t>
+      </w:r>
+      <w:r>
+        <w:rPr>
+          <w:rFonts w:ascii="Times New Roman" w:hAnsi="Times New Roman"/>
+          <w:sz w:val="20"/>
+        </w:rPr>
+        <w:t>: Both values are normalized, but their canonical representations remain unequal (</w:t>
+      </w:r>
+      <m:oMath>
+        <m:r>
+          <w:rPr>
+            <w:rFonts w:ascii="Cambria Math" w:hAnsi="Cambria Math"/>
+          </w:rPr>
+          <m:t>C</m:t>
+        </m:r>
+        <m:r>
+          <w:rPr>
+            <w:rFonts w:ascii="Cambria Math" w:hAnsi="Cambria Math"/>
+          </w:rPr>
+          <m:t>(</m:t>
+        </m:r>
+        <m:sSub>
+          <m:e>
+            <m:r>
+              <w:rPr>
+                <w:rFonts w:ascii="Cambria Math" w:hAnsi="Cambria Math"/>
+              </w:rPr>
+              <m:t>V</m:t>
+            </m:r>
+          </m:e>
+          <m:sub>
+            <m:r>
+              <w:rPr>
+                <w:rFonts w:ascii="Times New Roman" w:hAnsi="Times New Roman"/>
+                <w:i w:val="0"/>
+              </w:rPr>
+              <m:t>GT</m:t>
+            </m:r>
+          </m:sub>
+        </m:sSub>
+        <m:r>
+          <w:rPr>
+            <w:rFonts w:ascii="Cambria Math" w:hAnsi="Cambria Math"/>
+          </w:rPr>
+          <m:t>)</m:t>
+        </m:r>
+        <m:r>
+          <w:rPr>
+            <w:rFonts w:ascii="Cambria Math" w:hAnsi="Cambria Math"/>
+          </w:rPr>
+          <m:t>≠</m:t>
+        </m:r>
+        <m:r>
+          <w:rPr>
+            <w:rFonts w:ascii="Cambria Math" w:hAnsi="Cambria Math"/>
+          </w:rPr>
+          <m:t>C</m:t>
+        </m:r>
+        <m:r>
+          <w:rPr>
+            <w:rFonts w:ascii="Cambria Math" w:hAnsi="Cambria Math"/>
+          </w:rPr>
+          <m:t>(</m:t>
+        </m:r>
+        <m:acc>
+          <m:accPr>
+            <m:chr m:val="̂"/>
+          </m:accPr>
+          <m:e>
+            <m:r>
+              <w:rPr>
+                <w:rFonts w:ascii="Cambria Math" w:hAnsi="Cambria Math"/>
+              </w:rPr>
+              <m:t>V</m:t>
+            </m:r>
+          </m:e>
+        </m:acc>
+        <m:r>
+          <w:rPr>
+            <w:rFonts w:ascii="Cambria Math" w:hAnsi="Cambria Math"/>
+          </w:rPr>
+          <m:t>)</m:t>
+        </m:r>
+      </m:oMath>
+      <w:r>
+        <w:rPr>
+          <w:rFonts w:ascii="Times New Roman" w:hAnsi="Times New Roman"/>
+          <w:sz w:val="20"/>
+        </w:rPr>
+        <w:t>), confirming a true semantic extraction mismatch.</w:t>
+      </w:r>
+    </w:p>
+    <w:p>
+      <w:pPr>
+        <w:pStyle w:val="ListBullet"/>
+        <w:spacing w:before="20" w:after="40"/>
+      </w:pPr>
+      <w:r>
+        <w:rPr>
+          <w:rFonts w:ascii="Times New Roman" w:hAnsi="Times New Roman"/>
+          <w:b/>
+          <w:sz w:val="20"/>
+        </w:rPr>
+        <w:t>OCR_ERROR</w:t>
+      </w:r>
+      <w:r>
+        <w:rPr>
+          <w:rFonts w:ascii="Times New Roman" w:hAnsi="Times New Roman"/>
+          <w:sz w:val="20"/>
+        </w:rPr>
+        <w:t>: Character substitutions/deletions caused directly by physical optical degradation artifacts (blur, camera skew, noise).</w:t>
+      </w:r>
+    </w:p>
+    <w:p>
+      <w:pPr>
+        <w:pStyle w:val="ListBullet"/>
+        <w:spacing w:before="20" w:after="40"/>
+      </w:pPr>
+      <w:r>
+        <w:rPr>
+          <w:rFonts w:ascii="Times New Roman" w:hAnsi="Times New Roman"/>
+          <w:b/>
+          <w:sz w:val="20"/>
+        </w:rPr>
+        <w:t>FIELD_MISSING</w:t>
+      </w:r>
+      <w:r>
+        <w:rPr>
+          <w:rFonts w:ascii="Times New Roman" w:hAnsi="Times New Roman"/>
+          <w:sz w:val="20"/>
+        </w:rPr>
+        <w:t>: Target key entity is entirely absent from the model output JSON payload.</w:t>
+      </w:r>
+    </w:p>
+    <w:p>
+      <w:pPr>
+        <w:pStyle w:val="ListBullet"/>
+        <w:spacing w:before="20" w:after="40"/>
+      </w:pPr>
+      <w:r>
+        <w:rPr>
+          <w:rFonts w:ascii="Times New Roman" w:hAnsi="Times New Roman"/>
+          <w:b/>
+          <w:sz w:val="20"/>
+        </w:rPr>
+        <w:t>HALLUCINATION</w:t>
+      </w:r>
+      <w:r>
+        <w:rPr>
+          <w:rFonts w:ascii="Times New Roman" w:hAnsi="Times New Roman"/>
+          <w:sz w:val="20"/>
+        </w:rPr>
+        <w:t>: Predicted entity contains text content completely absent from the source document image.</w:t>
+      </w:r>
+    </w:p>
+    <w:p>
+      <w:pPr>
+        <w:spacing w:before="40" w:after="80" w:line="276" w:lineRule="auto"/>
+      </w:pPr>
+      <w:r>
+        <w:rPr>
+          <w:rFonts w:ascii="Times New Roman" w:hAnsi="Times New Roman"/>
+          <w:sz w:val="20"/>
+        </w:rPr>
+        <w:t>Table 0.1 illustrates candidate field evaluations across the canonical normalization layer and error taxonomy classifier.</w:t>
+      </w:r>
+    </w:p>
+    <w:p>
+      <w:pPr>
+        <w:keepNext/>
+        <w:spacing w:before="160" w:after="80"/>
+        <w:jc w:val="center"/>
+      </w:pPr>
+      <w:r>
+        <w:rPr>
+          <w:rFonts w:ascii="Times New Roman" w:hAnsi="Times New Roman"/>
+          <w:b/>
+          <w:color w:val="003366"/>
+          <w:sz w:val="19"/>
+        </w:rPr>
+        <w:t>Table 0.1: Canonical Normalization Comparison Examples and Error Categorization</w:t>
+      </w:r>
+    </w:p>
+    <w:tbl>
+      <w:tblPr>
+        <w:tblW w:type="auto" w:w="0"/>
+        <w:jc w:val="center"/>
+        <w:tblLook w:firstColumn="1" w:firstRow="1" w:lastColumn="0" w:lastRow="0" w:noHBand="0" w:noVBand="1" w:val="04A0"/>
+        <w:tblBorders>
+          <w:top w:val="single" w:sz="12" w:space="0" w:color="003366"/>
+          <w:bottom w:val="single" w:sz="12" w:space="0" w:color="003366"/>
+          <w:insideH w:val="single" w:sz="4" w:space="0" w:color="E0E0E0"/>
+          <w:insideV w:val="none"/>
+          <w:left w:val="none"/>
+          <w:right w:val="none"/>
+        </w:tblBorders>
+      </w:tblPr>
+      <w:tblGrid>
+        <w:gridCol w:w="2340"/>
+        <w:gridCol w:w="2340"/>
+        <w:gridCol w:w="2340"/>
+        <w:gridCol w:w="2340"/>
+      </w:tblGrid>
+      <w:tr>
+        <w:tc>
+          <w:tcPr>
+            <w:tcW w:type="dxa" w:w="2340"/>
+            <w:tcMar>
+              <w:top w:w="100" w:type="dxa"/>
+              <w:bottom w:w="100" w:type="dxa"/>
+              <w:left w:w="130" w:type="dxa"/>
+              <w:right w:w="130" w:type="dxa"/>
+            </w:tcMar>
+            <w:shd w:fill="003366"/>
+          </w:tcPr>
+          <w:p>
+            <w:pPr>
+              <w:spacing w:before="40" w:after="40"/>
+              <w:jc w:val="center"/>
+            </w:pPr>
+            <w:r>
+              <w:rPr>
+                <w:rFonts w:ascii="Times New Roman" w:hAnsi="Times New Roman"/>
+                <w:b/>
+                <w:color w:val="FFFFFF"/>
+                <w:sz w:val="19"/>
+              </w:rPr>
+              <w:t>Ground Truth (</w:t>
+            </w:r>
+            <m:oMath>
+              <m:sSub>
+                <m:e>
+                  <m:r>
+                    <w:rPr>
+                      <w:rFonts w:ascii="Cambria Math" w:hAnsi="Cambria Math"/>
+                    </w:rPr>
+                    <m:t>V</m:t>
+                  </m:r>
+                </m:e>
+                <m:sub>
+                  <m:r>
+                    <w:rPr>
+                      <w:rFonts w:ascii="Times New Roman" w:hAnsi="Times New Roman"/>
+                      <w:i w:val="0"/>
+                    </w:rPr>
+                    <m:t>GT</m:t>
+                  </m:r>
+                </m:sub>
+              </m:sSub>
+            </m:oMath>
+            <w:r>
+              <w:rPr>
+                <w:rFonts w:ascii="Times New Roman" w:hAnsi="Times New Roman"/>
+                <w:b/>
+                <w:color w:val="FFFFFF"/>
+                <w:sz w:val="19"/>
+              </w:rPr>
+              <w:t>)</w:t>
+            </w:r>
+          </w:p>
+        </w:tc>
+        <w:tc>
+          <w:tcPr>
+            <w:tcW w:type="dxa" w:w="2340"/>
+            <w:tcMar>
+              <w:top w:w="100" w:type="dxa"/>
+              <w:bottom w:w="100" w:type="dxa"/>
+              <w:left w:w="130" w:type="dxa"/>
+              <w:right w:w="130" w:type="dxa"/>
+            </w:tcMar>
+            <w:shd w:fill="003366"/>
+          </w:tcPr>
+          <w:p>
+            <w:pPr>
+              <w:spacing w:before="40" w:after="40"/>
+              <w:jc w:val="center"/>
+            </w:pPr>
+            <w:r>
+              <w:rPr>
+                <w:rFonts w:ascii="Times New Roman" w:hAnsi="Times New Roman"/>
+                <w:b/>
+                <w:color w:val="FFFFFF"/>
+                <w:sz w:val="19"/>
+              </w:rPr>
+              <w:t>Prediction (</w:t>
+            </w:r>
+            <m:oMath>
+              <m:acc>
+                <m:accPr>
+                  <m:chr m:val="̂"/>
+                </m:accPr>
+                <m:e>
+                  <m:r>
+                    <w:rPr>
+                      <w:rFonts w:ascii="Cambria Math" w:hAnsi="Cambria Math"/>
+                    </w:rPr>
+                    <m:t>V</m:t>
+                  </m:r>
+                </m:e>
+              </m:acc>
+            </m:oMath>
+            <w:r>
+              <w:rPr>
+                <w:rFonts w:ascii="Times New Roman" w:hAnsi="Times New Roman"/>
+                <w:b/>
+                <w:color w:val="FFFFFF"/>
+                <w:sz w:val="19"/>
+              </w:rPr>
+              <w:t>)</w:t>
+            </w:r>
+          </w:p>
+        </w:tc>
+        <w:tc>
+          <w:tcPr>
+            <w:tcW w:type="dxa" w:w="2340"/>
+            <w:tcMar>
+              <w:top w:w="100" w:type="dxa"/>
+              <w:bottom w:w="100" w:type="dxa"/>
+              <w:left w:w="130" w:type="dxa"/>
+              <w:right w:w="130" w:type="dxa"/>
+            </w:tcMar>
+            <w:shd w:fill="003366"/>
+          </w:tcPr>
+          <w:p>
+            <w:pPr>
+              <w:spacing w:before="40" w:after="40"/>
+              <w:jc w:val="center"/>
+            </w:pPr>
+            <w:r>
+              <w:rPr>
+                <w:rFonts w:ascii="Times New Roman" w:hAnsi="Times New Roman"/>
+                <w:b/>
+                <w:color w:val="FFFFFF"/>
+                <w:sz w:val="19"/>
+              </w:rPr>
+              <w:t>After Canonical Normalizer (</w:t>
+            </w:r>
+            <m:oMath>
+              <m:r>
+                <w:rPr>
+                  <w:rFonts w:ascii="Cambria Math" w:hAnsi="Cambria Math"/>
+                </w:rPr>
+                <m:t>C</m:t>
+              </m:r>
+              <m:r>
+                <w:rPr>
+                  <w:rFonts w:ascii="Cambria Math" w:hAnsi="Cambria Math"/>
+                </w:rPr>
+                <m:t>(</m:t>
+              </m:r>
+              <m:sSub>
+                <m:e>
+                  <m:r>
+                    <w:rPr>
+                      <w:rFonts w:ascii="Cambria Math" w:hAnsi="Cambria Math"/>
+                    </w:rPr>
+                    <m:t>V</m:t>
+                  </m:r>
+                </m:e>
+                <m:sub>
+                  <m:r>
+                    <w:rPr>
+                      <w:rFonts w:ascii="Times New Roman" w:hAnsi="Times New Roman"/>
+                      <w:i w:val="0"/>
+                    </w:rPr>
+                    <m:t>GT</m:t>
+                  </m:r>
+                </m:sub>
+              </m:sSub>
+              <m:r>
+                <w:rPr>
+                  <w:rFonts w:ascii="Cambria Math" w:hAnsi="Cambria Math"/>
+                </w:rPr>
+                <m:t>)</m:t>
+              </m:r>
+              <m:r>
+                <w:rPr>
+                  <w:rFonts w:ascii="Times New Roman" w:hAnsi="Times New Roman"/>
+                  <w:i w:val="0"/>
+                </w:rPr>
+                <m:t>vs</m:t>
+              </m:r>
+              <m:r>
+                <w:rPr>
+                  <w:rFonts w:ascii="Cambria Math" w:hAnsi="Cambria Math"/>
+                </w:rPr>
+                <m:t>C</m:t>
+              </m:r>
+              <m:r>
+                <w:rPr>
+                  <w:rFonts w:ascii="Cambria Math" w:hAnsi="Cambria Math"/>
+                </w:rPr>
+                <m:t>(</m:t>
+              </m:r>
+              <m:acc>
+                <m:accPr>
+                  <m:chr m:val="̂"/>
+                </m:accPr>
+                <m:e>
+                  <m:r>
+                    <w:rPr>
+                      <w:rFonts w:ascii="Cambria Math" w:hAnsi="Cambria Math"/>
+                    </w:rPr>
+                    <m:t>V</m:t>
+                  </m:r>
+                </m:e>
+              </m:acc>
+              <m:r>
+                <w:rPr>
+                  <w:rFonts w:ascii="Cambria Math" w:hAnsi="Cambria Math"/>
+                </w:rPr>
+                <m:t>)</m:t>
+              </m:r>
+            </m:oMath>
+            <w:r>
+              <w:rPr>
+                <w:rFonts w:ascii="Times New Roman" w:hAnsi="Times New Roman"/>
+                <w:b/>
+                <w:color w:val="FFFFFF"/>
+                <w:sz w:val="19"/>
+              </w:rPr>
+              <w:t>)</w:t>
+            </w:r>
+          </w:p>
+        </w:tc>
+        <w:tc>
+          <w:tcPr>
+            <w:tcW w:type="dxa" w:w="2340"/>
+            <w:tcMar>
+              <w:top w:w="100" w:type="dxa"/>
+              <w:bottom w:w="100" w:type="dxa"/>
+              <w:left w:w="130" w:type="dxa"/>
+              <w:right w:w="130" w:type="dxa"/>
+            </w:tcMar>
+            <w:shd w:fill="003366"/>
+          </w:tcPr>
+          <w:p>
+            <w:pPr>
+              <w:spacing w:before="40" w:after="40"/>
+              <w:jc w:val="center"/>
+            </w:pPr>
+            <w:r>
+              <w:rPr>
+                <w:rFonts w:ascii="Times New Roman" w:hAnsi="Times New Roman"/>
+                <w:b/>
+                <w:color w:val="FFFFFF"/>
+                <w:sz w:val="19"/>
+              </w:rPr>
+              <w:t>Classification Result</w:t>
+            </w:r>
+          </w:p>
+        </w:tc>
+      </w:tr>
+      <w:tr>
+        <w:tc>
+          <w:tcPr>
+            <w:tcW w:type="dxa" w:w="2340"/>
+            <w:tcMar>
+              <w:top w:w="100" w:type="dxa"/>
+              <w:bottom w:w="100" w:type="dxa"/>
+              <w:left w:w="130" w:type="dxa"/>
+              <w:right w:w="130" w:type="dxa"/>
+            </w:tcMar>
+            <w:shd w:fill="FFFFFF"/>
+          </w:tcPr>
+          <w:p>
+            <w:pPr>
+              <w:spacing w:before="40" w:after="40"/>
+              <w:jc w:val="left"/>
+            </w:pPr>
+            <w:r>
+              <w:rPr>
+                <w:rFonts w:ascii="Times New Roman" w:hAnsi="Times New Roman"/>
+                <w:sz w:val="18"/>
+              </w:rPr>
+              <w:t>04/08/2026</w:t>
+            </w:r>
+          </w:p>
+        </w:tc>
+        <w:tc>
+          <w:tcPr>
+            <w:tcW w:type="dxa" w:w="2340"/>
+            <w:tcMar>
+              <w:top w:w="100" w:type="dxa"/>
+              <w:bottom w:w="100" w:type="dxa"/>
+              <w:left w:w="130" w:type="dxa"/>
+              <w:right w:w="130" w:type="dxa"/>
+            </w:tcMar>
+            <w:shd w:fill="FFFFFF"/>
+          </w:tcPr>
+          <w:p>
+            <w:pPr>
+              <w:spacing w:before="40" w:after="40"/>
+              <w:jc w:val="center"/>
+            </w:pPr>
+            <w:r>
+              <w:rPr>
+                <w:rFonts w:ascii="Times New Roman" w:hAnsi="Times New Roman"/>
+                <w:sz w:val="18"/>
+              </w:rPr>
+              <w:t>August 4, 2026</w:t>
+            </w:r>
+          </w:p>
+        </w:tc>
+        <w:tc>
+          <w:tcPr>
+            <w:tcW w:type="dxa" w:w="2340"/>
+            <w:tcMar>
+              <w:top w:w="100" w:type="dxa"/>
+              <w:bottom w:w="100" w:type="dxa"/>
+              <w:left w:w="130" w:type="dxa"/>
+              <w:right w:w="130" w:type="dxa"/>
+            </w:tcMar>
+            <w:shd w:fill="FFFFFF"/>
+          </w:tcPr>
+          <w:p>
+            <w:pPr>
+              <w:spacing w:before="40" w:after="40"/>
+              <w:jc w:val="center"/>
+            </w:pPr>
+            <w:r>
+              <w:rPr>
+                <w:rFonts w:ascii="Times New Roman" w:hAnsi="Times New Roman"/>
+                <w:sz w:val="18"/>
+              </w:rPr>
+              <w:t>2026-08-04 == 2026-08-04</w:t>
+            </w:r>
+          </w:p>
+        </w:tc>
+        <w:tc>
+          <w:tcPr>
+            <w:tcW w:type="dxa" w:w="2340"/>
+            <w:tcMar>
+              <w:top w:w="100" w:type="dxa"/>
+              <w:bottom w:w="100" w:type="dxa"/>
+              <w:left w:w="130" w:type="dxa"/>
+              <w:right w:w="130" w:type="dxa"/>
+            </w:tcMar>
+            <w:shd w:fill="FFFFFF"/>
+          </w:tcPr>
+          <w:p>
+            <w:pPr>
+              <w:spacing w:before="40" w:after="40"/>
+              <w:jc w:val="center"/>
+            </w:pPr>
+            <w:r>
+              <w:rPr>
+                <w:rFonts w:ascii="Times New Roman" w:hAnsi="Times New Roman"/>
+                <w:sz w:val="18"/>
+              </w:rPr>
+              <w:t>FORMAT_ERROR (Correct)</w:t>
+            </w:r>
+          </w:p>
+        </w:tc>
+      </w:tr>
+      <w:tr>
+        <w:tc>
+          <w:tcPr>
+            <w:tcW w:type="dxa" w:w="2340"/>
+            <w:tcMar>
+              <w:top w:w="100" w:type="dxa"/>
+              <w:bottom w:w="100" w:type="dxa"/>
+              <w:left w:w="130" w:type="dxa"/>
+              <w:right w:w="130" w:type="dxa"/>
+            </w:tcMar>
+            <w:shd w:fill="F8F9FA"/>
+          </w:tcPr>
+          <w:p>
+            <w:pPr>
+              <w:spacing w:before="40" w:after="40"/>
+              <w:jc w:val="left"/>
+            </w:pPr>
+            <w:r>
+              <w:rPr>
+                <w:rFonts w:ascii="Times New Roman" w:hAnsi="Times New Roman"/>
+                <w:sz w:val="18"/>
+              </w:rPr>
+              <w:t>B.Tech</w:t>
+            </w:r>
+          </w:p>
+        </w:tc>
+        <w:tc>
+          <w:tcPr>
+            <w:tcW w:type="dxa" w:w="2340"/>
+            <w:tcMar>
+              <w:top w:w="100" w:type="dxa"/>
+              <w:bottom w:w="100" w:type="dxa"/>
+              <w:left w:w="130" w:type="dxa"/>
+              <w:right w:w="130" w:type="dxa"/>
+            </w:tcMar>
+            <w:shd w:fill="F8F9FA"/>
+          </w:tcPr>
+          <w:p>
+            <w:pPr>
+              <w:spacing w:before="40" w:after="40"/>
+              <w:jc w:val="center"/>
+            </w:pPr>
+            <w:r>
+              <w:rPr>
+                <w:rFonts w:ascii="Times New Roman" w:hAnsi="Times New Roman"/>
+                <w:sz w:val="18"/>
+              </w:rPr>
+              <w:t>Bachelor of Technology</w:t>
+            </w:r>
+          </w:p>
+        </w:tc>
+        <w:tc>
+          <w:tcPr>
+            <w:tcW w:type="dxa" w:w="2340"/>
+            <w:tcMar>
+              <w:top w:w="100" w:type="dxa"/>
+              <w:bottom w:w="100" w:type="dxa"/>
+              <w:left w:w="130" w:type="dxa"/>
+              <w:right w:w="130" w:type="dxa"/>
+            </w:tcMar>
+            <w:shd w:fill="F8F9FA"/>
+          </w:tcPr>
+          <w:p>
+            <w:pPr>
+              <w:spacing w:before="40" w:after="40"/>
+              <w:jc w:val="center"/>
+            </w:pPr>
+            <w:r>
+              <w:rPr>
+                <w:rFonts w:ascii="Times New Roman" w:hAnsi="Times New Roman"/>
+                <w:sz w:val="18"/>
+              </w:rPr>
+              <w:t>Bachelor of Technology == Bachelor of Technology</w:t>
+            </w:r>
+          </w:p>
+        </w:tc>
+        <w:tc>
+          <w:tcPr>
+            <w:tcW w:type="dxa" w:w="2340"/>
+            <w:tcMar>
+              <w:top w:w="100" w:type="dxa"/>
+              <w:bottom w:w="100" w:type="dxa"/>
+              <w:left w:w="130" w:type="dxa"/>
+              <w:right w:w="130" w:type="dxa"/>
+            </w:tcMar>
+            <w:shd w:fill="F8F9FA"/>
+          </w:tcPr>
+          <w:p>
+            <w:pPr>
+              <w:spacing w:before="40" w:after="40"/>
+              <w:jc w:val="center"/>
+            </w:pPr>
+            <w:r>
+              <w:rPr>
+                <w:rFonts w:ascii="Times New Roman" w:hAnsi="Times New Roman"/>
+                <w:sz w:val="18"/>
+              </w:rPr>
+              <w:t>FORMAT_ERROR (Correct)</w:t>
+            </w:r>
+          </w:p>
+        </w:tc>
+      </w:tr>
+      <w:tr>
+        <w:tc>
+          <w:tcPr>
+            <w:tcW w:type="dxa" w:w="2340"/>
+            <w:tcMar>
+              <w:top w:w="100" w:type="dxa"/>
+              <w:bottom w:w="100" w:type="dxa"/>
+              <w:left w:w="130" w:type="dxa"/>
+              <w:right w:w="130" w:type="dxa"/>
+            </w:tcMar>
+            <w:shd w:fill="FFFFFF"/>
+          </w:tcPr>
+          <w:p>
+            <w:pPr>
+              <w:spacing w:before="40" w:after="40"/>
+              <w:jc w:val="left"/>
+            </w:pPr>
+            <w:r>
+              <w:rPr>
+                <w:rFonts w:ascii="Times New Roman" w:hAnsi="Times New Roman"/>
+                <w:sz w:val="18"/>
+              </w:rPr>
+              <w:t>VTU</w:t>
+            </w:r>
+          </w:p>
+        </w:tc>
+        <w:tc>
+          <w:tcPr>
+            <w:tcW w:type="dxa" w:w="2340"/>
+            <w:tcMar>
+              <w:top w:w="100" w:type="dxa"/>
+              <w:bottom w:w="100" w:type="dxa"/>
+              <w:left w:w="130" w:type="dxa"/>
+              <w:right w:w="130" w:type="dxa"/>
+            </w:tcMar>
+            <w:shd w:fill="FFFFFF"/>
+          </w:tcPr>
+          <w:p>
+            <w:pPr>
+              <w:spacing w:before="40" w:after="40"/>
+              <w:jc w:val="center"/>
+            </w:pPr>
+            <w:r>
+              <w:rPr>
+                <w:rFonts w:ascii="Times New Roman" w:hAnsi="Times New Roman"/>
+                <w:sz w:val="18"/>
+              </w:rPr>
+              <w:t>Delhi University</w:t>
+            </w:r>
+          </w:p>
+        </w:tc>
+        <w:tc>
+          <w:tcPr>
+            <w:tcW w:type="dxa" w:w="2340"/>
+            <w:tcMar>
+              <w:top w:w="100" w:type="dxa"/>
+              <w:bottom w:w="100" w:type="dxa"/>
+              <w:left w:w="130" w:type="dxa"/>
+              <w:right w:w="130" w:type="dxa"/>
+            </w:tcMar>
+            <w:shd w:fill="FFFFFF"/>
+          </w:tcPr>
+          <w:p>
+            <w:pPr>
+              <w:spacing w:before="40" w:after="40"/>
+              <w:jc w:val="center"/>
+            </w:pPr>
+            <w:r>
+              <w:rPr>
+                <w:rFonts w:ascii="Times New Roman" w:hAnsi="Times New Roman"/>
+                <w:sz w:val="18"/>
+              </w:rPr>
+              <w:t xml:space="preserve">Vivekananda Technical University </w:t>
+            </w:r>
+            <m:oMath>
+              <m:r>
+                <w:rPr>
+                  <w:rFonts w:ascii="Cambria Math" w:hAnsi="Cambria Math"/>
+                </w:rPr>
+                <m:t>≠</m:t>
+              </m:r>
+            </m:oMath>
+            <w:r>
+              <w:rPr>
+                <w:rFonts w:ascii="Times New Roman" w:hAnsi="Times New Roman"/>
+                <w:sz w:val="18"/>
+              </w:rPr>
+              <w:t xml:space="preserve"> Delhi University</w:t>
+            </w:r>
+          </w:p>
+        </w:tc>
+        <w:tc>
+          <w:tcPr>
+            <w:tcW w:type="dxa" w:w="2340"/>
+            <w:tcMar>
+              <w:top w:w="100" w:type="dxa"/>
+              <w:bottom w:w="100" w:type="dxa"/>
+              <w:left w:w="130" w:type="dxa"/>
+              <w:right w:w="130" w:type="dxa"/>
+            </w:tcMar>
+            <w:shd w:fill="FFFFFF"/>
+          </w:tcPr>
+          <w:p>
+            <w:pPr>
+              <w:spacing w:before="40" w:after="40"/>
+              <w:jc w:val="center"/>
+            </w:pPr>
+            <w:r>
+              <w:rPr>
+                <w:rFonts w:ascii="Times New Roman" w:hAnsi="Times New Roman"/>
+                <w:sz w:val="18"/>
+              </w:rPr>
+              <w:t>NORMALIZATION_ERROR</w:t>
+            </w:r>
+          </w:p>
+        </w:tc>
+      </w:tr>
+      <w:tr>
+        <w:tc>
+          <w:tcPr>
+            <w:tcW w:type="dxa" w:w="2340"/>
+            <w:tcMar>
+              <w:top w:w="100" w:type="dxa"/>
+              <w:bottom w:w="100" w:type="dxa"/>
+              <w:left w:w="130" w:type="dxa"/>
+              <w:right w:w="130" w:type="dxa"/>
+            </w:tcMar>
+            <w:shd w:fill="F8F9FA"/>
+          </w:tcPr>
+          <w:p>
+            <w:pPr>
+              <w:spacing w:before="40" w:after="40"/>
+              <w:jc w:val="left"/>
+            </w:pPr>
+            <w:r>
+              <w:rPr>
+                <w:rFonts w:ascii="Times New Roman" w:hAnsi="Times New Roman"/>
+                <w:sz w:val="18"/>
+              </w:rPr>
+              <w:t>2021-IT-00150</w:t>
+            </w:r>
+          </w:p>
+        </w:tc>
+        <w:tc>
+          <w:tcPr>
+            <w:tcW w:type="dxa" w:w="2340"/>
+            <w:tcMar>
+              <w:top w:w="100" w:type="dxa"/>
+              <w:bottom w:w="100" w:type="dxa"/>
+              <w:left w:w="130" w:type="dxa"/>
+              <w:right w:w="130" w:type="dxa"/>
+            </w:tcMar>
+            <w:shd w:fill="F8F9FA"/>
+          </w:tcPr>
+          <w:p>
+            <w:pPr>
+              <w:spacing w:before="40" w:after="40"/>
+              <w:jc w:val="center"/>
+            </w:pPr>
+            <w:r>
+              <w:rPr>
+                <w:rFonts w:ascii="Times New Roman" w:hAnsi="Times New Roman"/>
+                <w:sz w:val="18"/>
+              </w:rPr>
+              <w:t>2021IT00999</w:t>
+            </w:r>
+          </w:p>
+        </w:tc>
+        <w:tc>
+          <w:tcPr>
+            <w:tcW w:type="dxa" w:w="2340"/>
+            <w:tcMar>
+              <w:top w:w="100" w:type="dxa"/>
+              <w:bottom w:w="100" w:type="dxa"/>
+              <w:left w:w="130" w:type="dxa"/>
+              <w:right w:w="130" w:type="dxa"/>
+            </w:tcMar>
+            <w:shd w:fill="F8F9FA"/>
+          </w:tcPr>
+          <w:p>
+            <w:pPr>
+              <w:spacing w:before="40" w:after="40"/>
+              <w:jc w:val="center"/>
+            </w:pPr>
+            <w:r>
+              <w:rPr>
+                <w:rFonts w:ascii="Times New Roman" w:hAnsi="Times New Roman"/>
+                <w:sz w:val="18"/>
+              </w:rPr>
+              <w:t xml:space="preserve">2021IT00150 </w:t>
+            </w:r>
+            <m:oMath>
+              <m:r>
+                <w:rPr>
+                  <w:rFonts w:ascii="Cambria Math" w:hAnsi="Cambria Math"/>
+                </w:rPr>
+                <m:t>≠</m:t>
+              </m:r>
+            </m:oMath>
+            <w:r>
+              <w:rPr>
+                <w:rFonts w:ascii="Times New Roman" w:hAnsi="Times New Roman"/>
+                <w:sz w:val="18"/>
+              </w:rPr>
+              <w:t xml:space="preserve"> 2021IT00999</w:t>
+            </w:r>
+          </w:p>
+        </w:tc>
+        <w:tc>
+          <w:tcPr>
+            <w:tcW w:type="dxa" w:w="2340"/>
+            <w:tcMar>
+              <w:top w:w="100" w:type="dxa"/>
+              <w:bottom w:w="100" w:type="dxa"/>
+              <w:left w:w="130" w:type="dxa"/>
+              <w:right w:w="130" w:type="dxa"/>
+            </w:tcMar>
+            <w:shd w:fill="F8F9FA"/>
+          </w:tcPr>
+          <w:p>
+            <w:pPr>
+              <w:spacing w:before="40" w:after="40"/>
+              <w:jc w:val="center"/>
+            </w:pPr>
+            <w:r>
+              <w:rPr>
+                <w:rFonts w:ascii="Times New Roman" w:hAnsi="Times New Roman"/>
+                <w:sz w:val="18"/>
+              </w:rPr>
+              <w:t>NORMALIZATION_ERROR</w:t>
+            </w:r>
+          </w:p>
+        </w:tc>
+      </w:tr>
+    </w:tbl>
+    <w:p>
+      <w:pPr>
+        <w:spacing w:after="120"/>
+      </w:pPr>
     </w:p>
     <w:p>
       <w:pPr>
@@ -8866,6 +10211,61 @@
     </w:p>
     <w:p>
       <w:pPr>
+        <w:keepNext/>
+        <w:spacing w:before="200" w:after="80"/>
+      </w:pPr>
+      <w:r>
+        <w:rPr>
+          <w:rFonts w:ascii="Times New Roman" w:hAnsi="Times New Roman"/>
+          <w:b/>
+          <w:color w:val="333333"/>
+          <w:sz w:val="23"/>
+        </w:rPr>
+        <w:t>B.3 Scientific Justification of NORMALIZATION_ERROR Category</w:t>
+      </w:r>
+    </w:p>
+    <w:p>
+      <w:pPr>
+        <w:spacing w:before="40" w:after="80" w:line="276" w:lineRule="auto"/>
+      </w:pPr>
+      <w:r>
+        <w:rPr>
+          <w:rFonts w:ascii="Times New Roman" w:hAnsi="Times New Roman"/>
+          <w:i/>
+          <w:sz w:val="20"/>
+        </w:rPr>
+        <w:t>Inquiry</w:t>
+      </w:r>
+      <w:r>
+        <w:rPr>
+          <w:rFonts w:ascii="Times New Roman" w:hAnsi="Times New Roman"/>
+          <w:sz w:val="20"/>
+        </w:rPr>
+        <w:t>: If candidate values still differ after normalization, why is NORMALIZATION_ERROR categorized separately rather than treated as a generic field mismatch?</w:t>
+      </w:r>
+    </w:p>
+    <w:p>
+      <w:pPr>
+        <w:spacing w:before="40" w:after="80" w:line="276" w:lineRule="auto"/>
+      </w:pPr>
+      <w:r>
+        <w:rPr>
+          <w:rFonts w:ascii="Times New Roman" w:hAnsi="Times New Roman"/>
+          <w:i/>
+          <w:sz w:val="20"/>
+        </w:rPr>
+        <w:t>Answer</w:t>
+      </w:r>
+      <w:r>
+        <w:rPr>
+          <w:rFonts w:ascii="Times New Roman" w:hAnsi="Times New Roman"/>
+          <w:sz w:val="20"/>
+        </w:rPr>
+        <w:t>: The purpose of NORMALIZATION_ERROR is to prevent semantic mismatches from being incorrectly attributed to superficial formatting variations. By evaluating only canonical representations, the benchmark distinguishes genuine information extraction failures from benign representation differences.</w:t>
+      </w:r>
+    </w:p>
+    <w:p>
+      <w:pPr>
         <w:spacing w:before="40" w:after="80" w:line="276" w:lineRule="auto"/>
       </w:pPr>
       <w:r>

--- a/docs/reports/Paper_V3_IEEE_Final.docx
+++ b/docs/reports/Paper_V3_IEEE_Final.docx
@@ -767,7 +767,7 @@
           <w:color w:val="333333"/>
           <w:sz w:val="23"/>
         </w:rPr>
-        <w:t>1.4 Paper Organization</w:t>
+        <w:t>1.4 Scientific Novelty Statement</w:t>
       </w:r>
     </w:p>
     <w:p>
@@ -779,7 +779,58 @@
           <w:rFonts w:ascii="Times New Roman" w:hAnsi="Times New Roman"/>
           <w:sz w:val="20"/>
         </w:rPr>
-        <w:t>The remainder of this paper is organized as follows. Section 2 surveys related work. Section 3 details the system architecture. Section 4 presents the ADBG synthetic data generation methodology. Section 5 describes the AU DIC evaluation framework and normalizers. Section 6 specifies the experimental protocol and metrics. Section 7 presents empirical validation results. Section 8 discusses findings, limitations, and threats to validity. Section 9 outlines future research directions, Section 10 concludes the paper, and Appendices A and B provide reproducibility specifications and technical answers to reviewer inquiries.</w:t>
+        <w:t>To the best of our knowledge, within the scope of academic credential benchmarking, we propose the first privacy-preserving, reproducible benchmarking methodology for academic credential document intelligence that combines deterministic synthetic data generation, semantic canonical normalization, a structured OCR error taxonomy, and a controlled quality-profile evaluation matrix.</w:t>
+      </w:r>
+    </w:p>
+    <w:p>
+      <w:pPr>
+        <w:spacing w:before="40" w:after="80" w:line="276" w:lineRule="auto"/>
+      </w:pPr>
+      <w:r>
+        <w:rPr>
+          <w:rFonts w:ascii="Times New Roman" w:hAnsi="Times New Roman"/>
+          <w:sz w:val="20"/>
+        </w:rPr>
+        <w:t>The primary scientific contribution of this work lies not merely in software implementation or tool engineering, but in establishing a unified evaluation methodology for Document Intelligence Systems (DIS) operating on privacy-restricted administrative records. Previous benchmark contributions in document analysis (e.g., SROIE, CORD, FUNSD, DocVQA) evaluate neural models on static, authentic document collections. However, in the academic credential domain, regulatory constraints (FERPA, GDPR) prohibit public distribution of real student records, while superficial string representation variations distort extraction evaluation.</w:t>
+      </w:r>
+    </w:p>
+    <w:p>
+      <w:pPr>
+        <w:spacing w:before="40" w:after="80" w:line="276" w:lineRule="auto"/>
+      </w:pPr>
+      <w:r>
+        <w:rPr>
+          <w:rFonts w:ascii="Times New Roman" w:hAnsi="Times New Roman"/>
+          <w:sz w:val="20"/>
+        </w:rPr>
+        <w:t>By integrating five interdependent methodological components—seed-deterministic synthetic rendering, multi-profile optical degradation, decoupled read-only execution, multi-stage semantic canonicalization, and a structured diagnostic error taxonomy—into a single benchmark protocol, this work establishes a standardized, reproducible foundation to evaluate OCR engines, Large Language Models (LLMs), and Vision-Language Models (VLMs) under controlled experimental conditions.</w:t>
+      </w:r>
+    </w:p>
+    <w:p>
+      <w:pPr>
+        <w:keepNext/>
+        <w:spacing w:before="200" w:after="80"/>
+      </w:pPr>
+      <w:r>
+        <w:rPr>
+          <w:rFonts w:ascii="Times New Roman" w:hAnsi="Times New Roman"/>
+          <w:b/>
+          <w:color w:val="333333"/>
+          <w:sz w:val="23"/>
+        </w:rPr>
+        <w:t>1.5 Paper Organization</w:t>
+      </w:r>
+    </w:p>
+    <w:p>
+      <w:pPr>
+        <w:spacing w:before="40" w:after="80" w:line="276" w:lineRule="auto"/>
+      </w:pPr>
+      <w:r>
+        <w:rPr>
+          <w:rFonts w:ascii="Times New Roman" w:hAnsi="Times New Roman"/>
+          <w:sz w:val="20"/>
+        </w:rPr>
+        <w:t>The remainder of this paper is organized as follows. Section 2 surveys related work. Section 3 details the system architecture. Section 4 presents the ADBG synthetic data generation methodology. Section 5 describes the AU DIC evaluation framework and normalizers. Section 6 specifies the experimental protocol and metrics. Section 7 presents empirical validation results. Section 8 discusses scientific contributions, methodological novelty, threats to validity, and limitations. Section 9 outlines future research directions, Section 10 concludes the paper, and Appendices A and B provide reproducibility specifications and technical answers to reviewer inquiries.</w:t>
       </w:r>
     </w:p>
     <w:p>
@@ -9511,11 +9562,23 @@
           <w:color w:val="333333"/>
           <w:sz w:val="23"/>
         </w:rPr>
-        <w:t>8.1 Discussion of Findings</w:t>
+        <w:t>8.1 Scientific Contributions and Methodological Novelty</w:t>
       </w:r>
     </w:p>
     <w:p>
       <w:pPr>
+        <w:spacing w:before="40" w:after="80" w:line="276" w:lineRule="auto"/>
+      </w:pPr>
+      <w:r>
+        <w:rPr>
+          <w:rFonts w:ascii="Times New Roman" w:hAnsi="Times New Roman"/>
+          <w:sz w:val="20"/>
+        </w:rPr>
+        <w:t>To contextualize the scientific novelty of this work, we analyze each of the five primary methodological contributions relative to existing document intelligence literature:</w:t>
+      </w:r>
+    </w:p>
+    <w:p>
+      <w:pPr>
         <w:spacing w:before="20" w:after="40"/>
         <w:ind w:left="360"/>
       </w:pPr>
@@ -9533,18 +9596,92 @@
           <w:b/>
           <w:sz w:val="20"/>
         </w:rPr>
-        <w:t>Utility of Semantic Canonical Normalization</w:t>
-      </w:r>
-      <w:r>
-        <w:rPr>
-          <w:rFonts w:ascii="Times New Roman" w:hAnsi="Times New Roman"/>
-          <w:sz w:val="20"/>
-        </w:rPr>
-        <w:t>: Canonical normalization prevents superficial formatting differences (e.g., date styling) from distorting model accuracy scores.</w:t>
+        <w:t>Contribution 1: Privacy-Preserving Academic Benchmark Methodology</w:t>
       </w:r>
     </w:p>
     <w:p>
       <w:pPr>
+        <w:spacing w:before="40" w:after="80" w:line="276" w:lineRule="auto"/>
+      </w:pPr>
+      <w:r>
+        <w:rPr>
+          <w:rFonts w:ascii="Times New Roman" w:hAnsi="Times New Roman"/>
+          <w:sz w:val="20"/>
+        </w:rPr>
+        <w:t xml:space="preserve">- </w:t>
+      </w:r>
+      <w:r>
+        <w:rPr>
+          <w:rFonts w:ascii="Times New Roman" w:hAnsi="Times New Roman"/>
+          <w:i/>
+          <w:sz w:val="20"/>
+        </w:rPr>
+        <w:t>Limitations of Existing Work</w:t>
+      </w:r>
+      <w:r>
+        <w:rPr>
+          <w:rFonts w:ascii="Times New Roman" w:hAnsi="Times New Roman"/>
+          <w:sz w:val="20"/>
+        </w:rPr>
+        <w:t>: Public benchmarks such as SROIE (Huang et al., 2019), CORD (Park et al., 2019), and FUNSD (Jaume et al., 2019) utilize scanned business receipts or forms. In higher education administration, privacy regulations (FERPA in the United States, GDPR in the European Union) strictly prohibit public dissemination of authentic student degree certificates, marksheets, and transcripts.</w:t>
+      </w:r>
+    </w:p>
+    <w:p>
+      <w:pPr>
+        <w:spacing w:before="40" w:after="80" w:line="276" w:lineRule="auto"/>
+      </w:pPr>
+      <w:r>
+        <w:rPr>
+          <w:rFonts w:ascii="Times New Roman" w:hAnsi="Times New Roman"/>
+          <w:sz w:val="20"/>
+        </w:rPr>
+        <w:t xml:space="preserve">- </w:t>
+      </w:r>
+      <w:r>
+        <w:rPr>
+          <w:rFonts w:ascii="Times New Roman" w:hAnsi="Times New Roman"/>
+          <w:i/>
+          <w:sz w:val="20"/>
+        </w:rPr>
+        <w:t>Addressed Gap</w:t>
+      </w:r>
+      <w:r>
+        <w:rPr>
+          <w:rFonts w:ascii="Times New Roman" w:hAnsi="Times New Roman"/>
+          <w:sz w:val="20"/>
+        </w:rPr>
+        <w:t>: Provides a privacy-safe, reproducible evaluation methodology capable of generating credential specimens paired with complete ground-truth JSON trees without exposing authentic student personally identifiable information (PII).</w:t>
+      </w:r>
+    </w:p>
+    <w:p>
+      <w:pPr>
+        <w:spacing w:before="40" w:after="80" w:line="276" w:lineRule="auto"/>
+      </w:pPr>
+      <w:r>
+        <w:rPr>
+          <w:rFonts w:ascii="Times New Roman" w:hAnsi="Times New Roman"/>
+          <w:sz w:val="20"/>
+        </w:rPr>
+        <w:t xml:space="preserve">- </w:t>
+      </w:r>
+      <w:r>
+        <w:rPr>
+          <w:rFonts w:ascii="Times New Roman" w:hAnsi="Times New Roman"/>
+          <w:i/>
+          <w:sz w:val="20"/>
+        </w:rPr>
+        <w:t>Impact on Future Research</w:t>
+      </w:r>
+      <w:r>
+        <w:rPr>
+          <w:rFonts w:ascii="Times New Roman" w:hAnsi="Times New Roman"/>
+          <w:sz w:val="20"/>
+        </w:rPr>
+        <w:t>: Establishes a compliance-safe foundation for benchmarking proprietary LLMs and open-weight Vision-Language Models on sensitive institutional administrative documents.</w:t>
+      </w:r>
+    </w:p>
+    <w:p>
+      <w:pPr>
         <w:spacing w:before="20" w:after="40"/>
         <w:ind w:left="360"/>
       </w:pPr>
@@ -9562,14 +9699,397 @@
           <w:b/>
           <w:sz w:val="20"/>
         </w:rPr>
-        <w:t>Safe Read-Only Execution</w:t>
-      </w:r>
-      <w:r>
-        <w:rPr>
-          <w:rFonts w:ascii="Times New Roman" w:hAnsi="Times New Roman"/>
-          <w:sz w:val="20"/>
-        </w:rPr>
-        <w:t>: Performing evaluations headlessly without database mutations allows benchmarks to be run safely in production environments.</w:t>
+        <w:t>Contribution 2: Six-Stage Semantic Canonical Normalization Layer</w:t>
+      </w:r>
+    </w:p>
+    <w:p>
+      <w:pPr>
+        <w:spacing w:before="40" w:after="80" w:line="276" w:lineRule="auto"/>
+      </w:pPr>
+      <w:r>
+        <w:rPr>
+          <w:rFonts w:ascii="Times New Roman" w:hAnsi="Times New Roman"/>
+          <w:sz w:val="20"/>
+        </w:rPr>
+        <w:t xml:space="preserve">- </w:t>
+      </w:r>
+      <w:r>
+        <w:rPr>
+          <w:rFonts w:ascii="Times New Roman" w:hAnsi="Times New Roman"/>
+          <w:i/>
+          <w:sz w:val="20"/>
+        </w:rPr>
+        <w:t>Limitations of Existing Work</w:t>
+      </w:r>
+      <w:r>
+        <w:rPr>
+          <w:rFonts w:ascii="Times New Roman" w:hAnsi="Times New Roman"/>
+          <w:sz w:val="20"/>
+        </w:rPr>
+        <w:t>: Standard string comparison metrics (Levenshtein Edit Distance, Exact Match) evaluate raw text strings, causing benign formatting variations (e.g., 04/08/2026 vs August 4, 2026 or MIT vs Massachusetts Institute of Technology) to register as recognition failures.</w:t>
+      </w:r>
+    </w:p>
+    <w:p>
+      <w:pPr>
+        <w:spacing w:before="40" w:after="80" w:line="276" w:lineRule="auto"/>
+      </w:pPr>
+      <w:r>
+        <w:rPr>
+          <w:rFonts w:ascii="Times New Roman" w:hAnsi="Times New Roman"/>
+          <w:sz w:val="20"/>
+        </w:rPr>
+        <w:t xml:space="preserve">- </w:t>
+      </w:r>
+      <w:r>
+        <w:rPr>
+          <w:rFonts w:ascii="Times New Roman" w:hAnsi="Times New Roman"/>
+          <w:i/>
+          <w:sz w:val="20"/>
+        </w:rPr>
+        <w:t>Addressed Gap</w:t>
+      </w:r>
+      <w:r>
+        <w:rPr>
+          <w:rFonts w:ascii="Times New Roman" w:hAnsi="Times New Roman"/>
+          <w:sz w:val="20"/>
+        </w:rPr>
+        <w:t>: Isolates genuine character recognition errors from benign formatting discrepancies by routing ground-truth and predicted values through a deterministic, six-stage canonical normalizer (CanonicalNormalizer).</w:t>
+      </w:r>
+    </w:p>
+    <w:p>
+      <w:pPr>
+        <w:spacing w:before="40" w:after="80" w:line="276" w:lineRule="auto"/>
+      </w:pPr>
+      <w:r>
+        <w:rPr>
+          <w:rFonts w:ascii="Times New Roman" w:hAnsi="Times New Roman"/>
+          <w:sz w:val="20"/>
+        </w:rPr>
+        <w:t xml:space="preserve">- </w:t>
+      </w:r>
+      <w:r>
+        <w:rPr>
+          <w:rFonts w:ascii="Times New Roman" w:hAnsi="Times New Roman"/>
+          <w:i/>
+          <w:sz w:val="20"/>
+        </w:rPr>
+        <w:t>Impact on Future Research</w:t>
+      </w:r>
+      <w:r>
+        <w:rPr>
+          <w:rFonts w:ascii="Times New Roman" w:hAnsi="Times New Roman"/>
+          <w:sz w:val="20"/>
+        </w:rPr>
+        <w:t>: Prevents superficial formatting artifacts from distorting model evaluation scores, providing fair comparative accuracy metrics across diverse LLM prompting styles.</w:t>
+      </w:r>
+    </w:p>
+    <w:p>
+      <w:pPr>
+        <w:spacing w:before="20" w:after="40"/>
+        <w:ind w:left="360"/>
+      </w:pPr>
+      <w:r>
+        <w:rPr>
+          <w:rFonts w:ascii="Times New Roman" w:hAnsi="Times New Roman"/>
+          <w:b/>
+          <w:sz w:val="20"/>
+        </w:rPr>
+        <w:t xml:space="preserve">3. </w:t>
+      </w:r>
+      <w:r>
+        <w:rPr>
+          <w:rFonts w:ascii="Times New Roman" w:hAnsi="Times New Roman"/>
+          <w:b/>
+          <w:sz w:val="20"/>
+        </w:rPr>
+        <w:t>Contribution 3: Nine-Class Structured OCR Error Taxonomy</w:t>
+      </w:r>
+    </w:p>
+    <w:p>
+      <w:pPr>
+        <w:spacing w:before="40" w:after="80" w:line="276" w:lineRule="auto"/>
+      </w:pPr>
+      <w:r>
+        <w:rPr>
+          <w:rFonts w:ascii="Times New Roman" w:hAnsi="Times New Roman"/>
+          <w:sz w:val="20"/>
+        </w:rPr>
+        <w:t xml:space="preserve">- </w:t>
+      </w:r>
+      <w:r>
+        <w:rPr>
+          <w:rFonts w:ascii="Times New Roman" w:hAnsi="Times New Roman"/>
+          <w:i/>
+          <w:sz w:val="20"/>
+        </w:rPr>
+        <w:t>Limitations of Existing Work</w:t>
+      </w:r>
+      <w:r>
+        <w:rPr>
+          <w:rFonts w:ascii="Times New Roman" w:hAnsi="Times New Roman"/>
+          <w:sz w:val="20"/>
+        </w:rPr>
+        <w:t>: Traditional document analysis benchmarks summarize system performance using scalar error rates (CER, WER), which aggregate disparate failure modes into single scalar values without providing diagnostic insight.</w:t>
+      </w:r>
+    </w:p>
+    <w:p>
+      <w:pPr>
+        <w:spacing w:before="40" w:after="80" w:line="276" w:lineRule="auto"/>
+      </w:pPr>
+      <w:r>
+        <w:rPr>
+          <w:rFonts w:ascii="Times New Roman" w:hAnsi="Times New Roman"/>
+          <w:sz w:val="20"/>
+        </w:rPr>
+        <w:t xml:space="preserve">- </w:t>
+      </w:r>
+      <w:r>
+        <w:rPr>
+          <w:rFonts w:ascii="Times New Roman" w:hAnsi="Times New Roman"/>
+          <w:i/>
+          <w:sz w:val="20"/>
+        </w:rPr>
+        <w:t>Addressed Gap</w:t>
+      </w:r>
+      <w:r>
+        <w:rPr>
+          <w:rFonts w:ascii="Times New Roman" w:hAnsi="Times New Roman"/>
+          <w:sz w:val="20"/>
+        </w:rPr>
+        <w:t>: Classifies extraction discrepancies into nine mutually exclusive diagnostic categories (OCR_ERROR, FIELD_MISSING, HALLUCINATION, FORMAT_ERROR, NORMALIZATION_ERROR, PARTIAL_MATCH, LOW_CONFIDENCE, CATEGORY_ERROR, EXACT_MATCH).</w:t>
+      </w:r>
+    </w:p>
+    <w:p>
+      <w:pPr>
+        <w:spacing w:before="40" w:after="80" w:line="276" w:lineRule="auto"/>
+      </w:pPr>
+      <w:r>
+        <w:rPr>
+          <w:rFonts w:ascii="Times New Roman" w:hAnsi="Times New Roman"/>
+          <w:sz w:val="20"/>
+        </w:rPr>
+        <w:t xml:space="preserve">- </w:t>
+      </w:r>
+      <w:r>
+        <w:rPr>
+          <w:rFonts w:ascii="Times New Roman" w:hAnsi="Times New Roman"/>
+          <w:i/>
+          <w:sz w:val="20"/>
+        </w:rPr>
+        <w:t>Impact on Future Research</w:t>
+      </w:r>
+      <w:r>
+        <w:rPr>
+          <w:rFonts w:ascii="Times New Roman" w:hAnsi="Times New Roman"/>
+          <w:sz w:val="20"/>
+        </w:rPr>
+        <w:t>: Enables neural model architects to pinpoint specific failure mechanisms (e.g., prompt instruction omissions vs optical degradation failures), facilitating targeted model fine-tuning.</w:t>
+      </w:r>
+    </w:p>
+    <w:p>
+      <w:pPr>
+        <w:spacing w:before="20" w:after="40"/>
+        <w:ind w:left="360"/>
+      </w:pPr>
+      <w:r>
+        <w:rPr>
+          <w:rFonts w:ascii="Times New Roman" w:hAnsi="Times New Roman"/>
+          <w:b/>
+          <w:sz w:val="20"/>
+        </w:rPr>
+        <w:t xml:space="preserve">4. </w:t>
+      </w:r>
+      <w:r>
+        <w:rPr>
+          <w:rFonts w:ascii="Times New Roman" w:hAnsi="Times New Roman"/>
+          <w:b/>
+          <w:sz w:val="20"/>
+        </w:rPr>
+        <w:t>Contribution 4: Controlled Quality-Profile Degradation Matrix</w:t>
+      </w:r>
+    </w:p>
+    <w:p>
+      <w:pPr>
+        <w:spacing w:before="40" w:after="80" w:line="276" w:lineRule="auto"/>
+      </w:pPr>
+      <w:r>
+        <w:rPr>
+          <w:rFonts w:ascii="Times New Roman" w:hAnsi="Times New Roman"/>
+          <w:sz w:val="20"/>
+        </w:rPr>
+        <w:t xml:space="preserve">- </w:t>
+      </w:r>
+      <w:r>
+        <w:rPr>
+          <w:rFonts w:ascii="Times New Roman" w:hAnsi="Times New Roman"/>
+          <w:i/>
+          <w:sz w:val="20"/>
+        </w:rPr>
+        <w:t>Limitations of Existing Work</w:t>
+      </w:r>
+      <w:r>
+        <w:rPr>
+          <w:rFonts w:ascii="Times New Roman" w:hAnsi="Times New Roman"/>
+          <w:sz w:val="20"/>
+        </w:rPr>
+        <w:t>: Existing document datasets evaluate models primarily on pristine or statically noisy image collections, failing to quantify performance decay across physical optical capture channels.</w:t>
+      </w:r>
+    </w:p>
+    <w:p>
+      <w:pPr>
+        <w:spacing w:before="40" w:after="80" w:line="276" w:lineRule="auto"/>
+      </w:pPr>
+      <w:r>
+        <w:rPr>
+          <w:rFonts w:ascii="Times New Roman" w:hAnsi="Times New Roman"/>
+          <w:sz w:val="20"/>
+        </w:rPr>
+        <w:t xml:space="preserve">- </w:t>
+      </w:r>
+      <w:r>
+        <w:rPr>
+          <w:rFonts w:ascii="Times New Roman" w:hAnsi="Times New Roman"/>
+          <w:i/>
+          <w:sz w:val="20"/>
+        </w:rPr>
+        <w:t>Addressed Gap</w:t>
+      </w:r>
+      <w:r>
+        <w:rPr>
+          <w:rFonts w:ascii="Times New Roman" w:hAnsi="Times New Roman"/>
+          <w:sz w:val="20"/>
+        </w:rPr>
+        <w:t>: Establishes a systematic evaluation matrix measuring extraction decay across four standardized physical optical profiles (clean, scanner_copy, mobile_camera, rotated_90).</w:t>
+      </w:r>
+    </w:p>
+    <w:p>
+      <w:pPr>
+        <w:spacing w:before="40" w:after="80" w:line="276" w:lineRule="auto"/>
+      </w:pPr>
+      <w:r>
+        <w:rPr>
+          <w:rFonts w:ascii="Times New Roman" w:hAnsi="Times New Roman"/>
+          <w:sz w:val="20"/>
+        </w:rPr>
+        <w:t xml:space="preserve">- </w:t>
+      </w:r>
+      <w:r>
+        <w:rPr>
+          <w:rFonts w:ascii="Times New Roman" w:hAnsi="Times New Roman"/>
+          <w:i/>
+          <w:sz w:val="20"/>
+        </w:rPr>
+        <w:t>Impact on Future Research</w:t>
+      </w:r>
+      <w:r>
+        <w:rPr>
+          <w:rFonts w:ascii="Times New Roman" w:hAnsi="Times New Roman"/>
+          <w:sz w:val="20"/>
+        </w:rPr>
+        <w:t>: Quantifies neural model robustness against scanner aging, camera lens distortion, and orientation misalignment in production administrative workflows.</w:t>
+      </w:r>
+    </w:p>
+    <w:p>
+      <w:pPr>
+        <w:spacing w:before="20" w:after="40"/>
+        <w:ind w:left="360"/>
+      </w:pPr>
+      <w:r>
+        <w:rPr>
+          <w:rFonts w:ascii="Times New Roman" w:hAnsi="Times New Roman"/>
+          <w:b/>
+          <w:sz w:val="20"/>
+        </w:rPr>
+        <w:t xml:space="preserve">5. </w:t>
+      </w:r>
+      <w:r>
+        <w:rPr>
+          <w:rFonts w:ascii="Times New Roman" w:hAnsi="Times New Roman"/>
+          <w:b/>
+          <w:sz w:val="20"/>
+        </w:rPr>
+        <w:t>Contribution 5: Seed-Deterministic Synthetic Dataset Generation Protocol</w:t>
+      </w:r>
+    </w:p>
+    <w:p>
+      <w:pPr>
+        <w:spacing w:before="40" w:after="80" w:line="276" w:lineRule="auto"/>
+      </w:pPr>
+      <w:r>
+        <w:rPr>
+          <w:rFonts w:ascii="Times New Roman" w:hAnsi="Times New Roman"/>
+          <w:sz w:val="20"/>
+        </w:rPr>
+        <w:t xml:space="preserve">- </w:t>
+      </w:r>
+      <w:r>
+        <w:rPr>
+          <w:rFonts w:ascii="Times New Roman" w:hAnsi="Times New Roman"/>
+          <w:i/>
+          <w:sz w:val="20"/>
+        </w:rPr>
+        <w:t>Limitations of Existing Work</w:t>
+      </w:r>
+      <w:r>
+        <w:rPr>
+          <w:rFonts w:ascii="Times New Roman" w:hAnsi="Times New Roman"/>
+          <w:sz w:val="20"/>
+        </w:rPr>
+        <w:t>: Stochastic synthetic data generators introduce random variations across execution runs, making exact cross-study experimental replication difficult.</w:t>
+      </w:r>
+    </w:p>
+    <w:p>
+      <w:pPr>
+        <w:spacing w:before="40" w:after="80" w:line="276" w:lineRule="auto"/>
+      </w:pPr>
+      <w:r>
+        <w:rPr>
+          <w:rFonts w:ascii="Times New Roman" w:hAnsi="Times New Roman"/>
+          <w:sz w:val="20"/>
+        </w:rPr>
+        <w:t xml:space="preserve">- </w:t>
+      </w:r>
+      <w:r>
+        <w:rPr>
+          <w:rFonts w:ascii="Times New Roman" w:hAnsi="Times New Roman"/>
+          <w:i/>
+          <w:sz w:val="20"/>
+        </w:rPr>
+        <w:t>Addressed Gap</w:t>
+      </w:r>
+      <w:r>
+        <w:rPr>
+          <w:rFonts w:ascii="Times New Roman" w:hAnsi="Times New Roman"/>
+          <w:sz w:val="20"/>
+        </w:rPr>
+        <w:t>: Employs a seed-deterministic rendering pipeline (PrngSeedGenerator + TypstCompilerAdapter) ensuring pixel-exact specimen fabrication and reproducible ground-truth JSON annotations across independent research groups.</w:t>
+      </w:r>
+    </w:p>
+    <w:p>
+      <w:pPr>
+        <w:spacing w:before="40" w:after="80" w:line="276" w:lineRule="auto"/>
+      </w:pPr>
+      <w:r>
+        <w:rPr>
+          <w:rFonts w:ascii="Times New Roman" w:hAnsi="Times New Roman"/>
+          <w:sz w:val="20"/>
+        </w:rPr>
+        <w:t xml:space="preserve">- </w:t>
+      </w:r>
+      <w:r>
+        <w:rPr>
+          <w:rFonts w:ascii="Times New Roman" w:hAnsi="Times New Roman"/>
+          <w:i/>
+          <w:sz w:val="20"/>
+        </w:rPr>
+        <w:t>Impact on Future Research</w:t>
+      </w:r>
+      <w:r>
+        <w:rPr>
+          <w:rFonts w:ascii="Times New Roman" w:hAnsi="Times New Roman"/>
+          <w:sz w:val="20"/>
+        </w:rPr>
+        <w:t>: Guarantees exact experimental reproducibility for benchmark evaluation protocols across different computing environments.</w:t>
       </w:r>
     </w:p>
     <w:p>
@@ -9584,13 +10104,13 @@
           <w:color w:val="333333"/>
           <w:sz w:val="23"/>
         </w:rPr>
-        <w:t>8.2 Threats to Validity</w:t>
+        <w:t>8.2 Discussion of Empirical Findings</w:t>
       </w:r>
     </w:p>
     <w:p>
       <w:pPr>
-        <w:pStyle w:val="ListBullet"/>
         <w:spacing w:before="20" w:after="40"/>
+        <w:ind w:left="360"/>
       </w:pPr>
       <w:r>
         <w:rPr>
@@ -9598,20 +10118,28 @@
           <w:b/>
           <w:sz w:val="20"/>
         </w:rPr>
-        <w:t>Internal Validity</w:t>
-      </w:r>
-      <w:r>
-        <w:rPr>
-          <w:rFonts w:ascii="Times New Roman" w:hAnsi="Times New Roman"/>
-          <w:sz w:val="20"/>
-        </w:rPr>
-        <w:t>: Verified by confirming that AuDicPredictionAdapter reads specimen images/text without accessing ground truth JSON dictionaries, eliminating ground truth leakage.</w:t>
+        <w:t xml:space="preserve">1. </w:t>
+      </w:r>
+      <w:r>
+        <w:rPr>
+          <w:rFonts w:ascii="Times New Roman" w:hAnsi="Times New Roman"/>
+          <w:b/>
+          <w:sz w:val="20"/>
+        </w:rPr>
+        <w:t>Utility of Semantic Canonical Normalization</w:t>
+      </w:r>
+      <w:r>
+        <w:rPr>
+          <w:rFonts w:ascii="Times New Roman" w:hAnsi="Times New Roman"/>
+          <w:sz w:val="20"/>
+        </w:rPr>
+        <w:t>: Canonical normalization prevents superficial formatting differences (e.g., date styling) from distorting model accuracy scores.</w:t>
       </w:r>
     </w:p>
     <w:p>
       <w:pPr>
-        <w:pStyle w:val="ListBullet"/>
         <w:spacing w:before="20" w:after="40"/>
+        <w:ind w:left="360"/>
       </w:pPr>
       <w:r>
         <w:rPr>
@@ -9619,35 +10147,22 @@
           <w:b/>
           <w:sz w:val="20"/>
         </w:rPr>
-        <w:t>External Validity</w:t>
-      </w:r>
-      <w:r>
-        <w:rPr>
-          <w:rFonts w:ascii="Times New Roman" w:hAnsi="Times New Roman"/>
-          <w:sz w:val="20"/>
-        </w:rPr>
-        <w:t>: Synthetic templates generated by ADBG v1.0 may not capture every regional design variation or physical paper aging artifact found in historical registrar archives.</w:t>
-      </w:r>
-    </w:p>
-    <w:p>
-      <w:pPr>
-        <w:pStyle w:val="ListBullet"/>
-        <w:spacing w:before="20" w:after="40"/>
-      </w:pPr>
+        <w:t xml:space="preserve">2. </w:t>
+      </w:r>
       <w:r>
         <w:rPr>
           <w:rFonts w:ascii="Times New Roman" w:hAnsi="Times New Roman"/>
           <w:b/>
           <w:sz w:val="20"/>
         </w:rPr>
-        <w:t>Construct Validity</w:t>
-      </w:r>
-      <w:r>
-        <w:rPr>
-          <w:rFonts w:ascii="Times New Roman" w:hAnsi="Times New Roman"/>
-          <w:sz w:val="20"/>
-        </w:rPr>
-        <w:t>: Metric definitions follow standard ICDAR and IEEE document analysis definitions.</w:t>
+        <w:t>Safe Read-Only Execution</w:t>
+      </w:r>
+      <w:r>
+        <w:rPr>
+          <w:rFonts w:ascii="Times New Roman" w:hAnsi="Times New Roman"/>
+          <w:sz w:val="20"/>
+        </w:rPr>
+        <w:t>: Performing evaluations headlessly without database mutations allows benchmarks to be run safely in production environments.</w:t>
       </w:r>
     </w:p>
     <w:p>
@@ -9662,7 +10177,85 @@
           <w:color w:val="333333"/>
           <w:sz w:val="23"/>
         </w:rPr>
-        <w:t>8.3 Detailed Limitations Analysis</w:t>
+        <w:t>8.3 Threats to Validity</w:t>
+      </w:r>
+    </w:p>
+    <w:p>
+      <w:pPr>
+        <w:pStyle w:val="ListBullet"/>
+        <w:spacing w:before="20" w:after="40"/>
+      </w:pPr>
+      <w:r>
+        <w:rPr>
+          <w:rFonts w:ascii="Times New Roman" w:hAnsi="Times New Roman"/>
+          <w:b/>
+          <w:sz w:val="20"/>
+        </w:rPr>
+        <w:t>Internal Validity</w:t>
+      </w:r>
+      <w:r>
+        <w:rPr>
+          <w:rFonts w:ascii="Times New Roman" w:hAnsi="Times New Roman"/>
+          <w:sz w:val="20"/>
+        </w:rPr>
+        <w:t>: Verified by confirming that AuDicPredictionAdapter reads specimen images/text without accessing ground truth JSON dictionaries, eliminating ground truth leakage.</w:t>
+      </w:r>
+    </w:p>
+    <w:p>
+      <w:pPr>
+        <w:pStyle w:val="ListBullet"/>
+        <w:spacing w:before="20" w:after="40"/>
+      </w:pPr>
+      <w:r>
+        <w:rPr>
+          <w:rFonts w:ascii="Times New Roman" w:hAnsi="Times New Roman"/>
+          <w:b/>
+          <w:sz w:val="20"/>
+        </w:rPr>
+        <w:t>External Validity</w:t>
+      </w:r>
+      <w:r>
+        <w:rPr>
+          <w:rFonts w:ascii="Times New Roman" w:hAnsi="Times New Roman"/>
+          <w:sz w:val="20"/>
+        </w:rPr>
+        <w:t>: Synthetic templates generated by ADBG v1.0 may not capture every regional design variation or physical paper aging artifact found in historical registrar archives.</w:t>
+      </w:r>
+    </w:p>
+    <w:p>
+      <w:pPr>
+        <w:pStyle w:val="ListBullet"/>
+        <w:spacing w:before="20" w:after="40"/>
+      </w:pPr>
+      <w:r>
+        <w:rPr>
+          <w:rFonts w:ascii="Times New Roman" w:hAnsi="Times New Roman"/>
+          <w:b/>
+          <w:sz w:val="20"/>
+        </w:rPr>
+        <w:t>Construct Validity</w:t>
+      </w:r>
+      <w:r>
+        <w:rPr>
+          <w:rFonts w:ascii="Times New Roman" w:hAnsi="Times New Roman"/>
+          <w:sz w:val="20"/>
+        </w:rPr>
+        <w:t>: Metric definitions follow standard ICDAR and IEEE document analysis definitions.</w:t>
+      </w:r>
+    </w:p>
+    <w:p>
+      <w:pPr>
+        <w:keepNext/>
+        <w:spacing w:before="200" w:after="80"/>
+      </w:pPr>
+      <w:r>
+        <w:rPr>
+          <w:rFonts w:ascii="Times New Roman" w:hAnsi="Times New Roman"/>
+          <w:b/>
+          <w:color w:val="333333"/>
+          <w:sz w:val="23"/>
+        </w:rPr>
+        <w:t>8.4 Detailed Limitations Analysis</w:t>
       </w:r>
     </w:p>
     <w:p>
@@ -9856,7 +10449,7 @@
           <w:rFonts w:ascii="Times New Roman" w:hAnsi="Times New Roman"/>
           <w:sz w:val="20"/>
         </w:rPr>
-        <w:t xml:space="preserve">In this paper, we presented </w:t>
+        <w:t>In this paper, we presented a reproducible evaluation methodology and synthetic benchmarking suite for academic document intelligence systems (</w:t>
       </w:r>
       <w:r>
         <w:rPr>
@@ -9871,7 +10464,7 @@
           <w:rFonts w:ascii="Times New Roman" w:hAnsi="Times New Roman"/>
           <w:sz w:val="20"/>
         </w:rPr>
-        <w:t xml:space="preserve"> and the </w:t>
+        <w:t xml:space="preserve"> and </w:t>
       </w:r>
       <w:r>
         <w:rPr>
@@ -9879,14 +10472,26 @@
           <w:b/>
           <w:sz w:val="20"/>
         </w:rPr>
-        <w:t>AU DIC Benchmark Evaluation Framework v1.0</w:t>
-      </w:r>
-      <w:r>
-        <w:rPr>
-          <w:rFonts w:ascii="Times New Roman" w:hAnsi="Times New Roman"/>
-          <w:sz w:val="20"/>
-        </w:rPr>
-        <w:t xml:space="preserve"> for evaluating academic document intelligence systems. The framework incorporates a seed-deterministic synthetic data generator, a six-stage semantic canonical normalization layer, and a nine-class structured OCR error taxonomy. Live neural model inference over 360 specimens using Groq Cloud Llama 3.1 8B Instant demonstrated a 100.00% Field Extraction F1 score and uncovered a prompt-constraint failure mode in zero-shot category classification. This work establishes a privacy-safe, reproducible foundation for academic document analysis research.</w:t>
+        <w:t>AU DIC Framework v1.0</w:t>
+      </w:r>
+      <w:r>
+        <w:rPr>
+          <w:rFonts w:ascii="Times New Roman" w:hAnsi="Times New Roman"/>
+          <w:sz w:val="20"/>
+        </w:rPr>
+        <w:t>). The methodology integrates a seed-deterministic synthetic data generator, a six-stage semantic canonical normalization layer, a nine-class structured OCR error taxonomy, and a four-profile optical degradation matrix. Empirical evaluation over 360 benchmark specimens using Groq Cloud Llama 3.1 8B Instant demonstrated a 100.00% Field Extraction F1 score and uncovered a prompt-level schema constraint failure mode in zero-shot document category classification.</w:t>
+      </w:r>
+    </w:p>
+    <w:p>
+      <w:pPr>
+        <w:spacing w:before="40" w:after="80" w:line="276" w:lineRule="auto"/>
+      </w:pPr>
+      <w:r>
+        <w:rPr>
+          <w:rFonts w:ascii="Times New Roman" w:hAnsi="Times New Roman"/>
+          <w:sz w:val="20"/>
+        </w:rPr>
+        <w:t>Rather than presenting merely a software implementation, this work contributes a standardized, reproducible evaluation methodology for academic credential document analysis. Within the scope of academic document intelligence, this benchmark methodology enables rigorous comparative evaluation of classical OCR engines, proprietary LLMs, and open-weight Vision-Language Models under controlled, privacy-safe experimental conditions.</w:t>
       </w:r>
     </w:p>
     <w:p>

--- a/docs/reports/Paper_V3_IEEE_Final.docx
+++ b/docs/reports/Paper_V3_IEEE_Final.docx
@@ -9525,6 +9525,2182 @@
     </w:p>
     <w:p>
       <w:pPr>
+        <w:keepNext/>
+        <w:spacing w:before="200" w:after="80"/>
+      </w:pPr>
+      <w:r>
+        <w:rPr>
+          <w:rFonts w:ascii="Times New Roman" w:hAnsi="Times New Roman"/>
+          <w:b/>
+          <w:color w:val="333333"/>
+          <w:sz w:val="23"/>
+        </w:rPr>
+        <w:t>7.5 Empirical Ablation Study of Semantic Canonical Normalization</w:t>
+      </w:r>
+    </w:p>
+    <w:p>
+      <w:pPr>
+        <w:spacing w:before="40" w:after="80" w:line="276" w:lineRule="auto"/>
+      </w:pPr>
+      <w:r>
+        <w:rPr>
+          <w:rFonts w:ascii="Times New Roman" w:hAnsi="Times New Roman"/>
+          <w:sz w:val="20"/>
+        </w:rPr>
+        <w:t>To empirically measure the scientific contribution of the Six-Stage Semantic Canonical Normalization Layer (CanonicalNormalizer), we executed a two-pass benchmark evaluation across all 360 specimens (5,760 total field comparisons). To guarantee that metric variations originate solely from the normalization layer, inference predictions were executed exactly once and reused across both passes.</w:t>
+      </w:r>
+    </w:p>
+    <w:p>
+      <w:pPr>
+        <w:pStyle w:val="ListBullet"/>
+        <w:spacing w:before="20" w:after="40"/>
+      </w:pPr>
+      <w:r>
+        <w:rPr>
+          <w:rFonts w:ascii="Times New Roman" w:hAnsi="Times New Roman"/>
+          <w:b/>
+          <w:sz w:val="20"/>
+        </w:rPr>
+        <w:t>Pass A (Without Normalization)</w:t>
+      </w:r>
+      <w:r>
+        <w:rPr>
+          <w:rFonts w:ascii="Times New Roman" w:hAnsi="Times New Roman"/>
+          <w:sz w:val="20"/>
+        </w:rPr>
+        <w:t>: Prediction field values were evaluated against ground truth strings directly without applying formatting, alias, or syntax normalization rules.</w:t>
+      </w:r>
+    </w:p>
+    <w:p>
+      <w:pPr>
+        <w:pStyle w:val="ListBullet"/>
+        <w:spacing w:before="20" w:after="40"/>
+      </w:pPr>
+      <w:r>
+        <w:rPr>
+          <w:rFonts w:ascii="Times New Roman" w:hAnsi="Times New Roman"/>
+          <w:b/>
+          <w:sz w:val="20"/>
+        </w:rPr>
+        <w:t>Pass B (With Normalization)</w:t>
+      </w:r>
+      <w:r>
+        <w:rPr>
+          <w:rFonts w:ascii="Times New Roman" w:hAnsi="Times New Roman"/>
+          <w:sz w:val="20"/>
+        </w:rPr>
+        <w:t>: Prediction field values and ground truth strings were routed through the complete six-stage CanonicalNormalizer pipeline.</w:t>
+      </w:r>
+    </w:p>
+    <w:p>
+      <w:pPr>
+        <w:keepNext/>
+        <w:spacing w:before="160" w:after="40"/>
+      </w:pPr>
+      <w:r>
+        <w:rPr>
+          <w:rFonts w:ascii="Times New Roman" w:hAnsi="Times New Roman"/>
+          <w:b/>
+          <w:i/>
+          <w:sz w:val="21"/>
+        </w:rPr>
+        <w:t>7.5.1 Quantitative Ablation Metrics</w:t>
+      </w:r>
+    </w:p>
+    <w:p>
+      <w:pPr>
+        <w:spacing w:before="40" w:after="80" w:line="276" w:lineRule="auto"/>
+      </w:pPr>
+      <w:r>
+        <w:rPr>
+          <w:rFonts w:ascii="Times New Roman" w:hAnsi="Times New Roman"/>
+          <w:sz w:val="20"/>
+        </w:rPr>
+        <w:t>Table 3 summarizes the empirical metrics measured during the two-pass ablation study.</w:t>
+      </w:r>
+    </w:p>
+    <w:p>
+      <w:pPr>
+        <w:keepNext/>
+        <w:spacing w:before="160" w:after="80"/>
+        <w:jc w:val="center"/>
+      </w:pPr>
+      <w:r>
+        <w:rPr>
+          <w:rFonts w:ascii="Times New Roman" w:hAnsi="Times New Roman"/>
+          <w:b/>
+          <w:color w:val="003366"/>
+          <w:sz w:val="19"/>
+        </w:rPr>
+        <w:t>Table 3: Empirical Metric Impact of Semantic Canonical Normalization (360 Specimens / 5,760 Fields)</w:t>
+      </w:r>
+    </w:p>
+    <w:tbl>
+      <w:tblPr>
+        <w:tblW w:type="auto" w:w="0"/>
+        <w:jc w:val="center"/>
+        <w:tblLook w:firstColumn="1" w:firstRow="1" w:lastColumn="0" w:lastRow="0" w:noHBand="0" w:noVBand="1" w:val="04A0"/>
+        <w:tblBorders>
+          <w:top w:val="single" w:sz="12" w:space="0" w:color="003366"/>
+          <w:bottom w:val="single" w:sz="12" w:space="0" w:color="003366"/>
+          <w:insideH w:val="single" w:sz="4" w:space="0" w:color="E0E0E0"/>
+          <w:insideV w:val="none"/>
+          <w:left w:val="none"/>
+          <w:right w:val="none"/>
+        </w:tblBorders>
+      </w:tblPr>
+      <w:tblGrid>
+        <w:gridCol w:w="1560"/>
+        <w:gridCol w:w="1560"/>
+        <w:gridCol w:w="1560"/>
+        <w:gridCol w:w="1560"/>
+        <w:gridCol w:w="1560"/>
+        <w:gridCol w:w="1560"/>
+      </w:tblGrid>
+      <w:tr>
+        <w:tc>
+          <w:tcPr>
+            <w:tcW w:type="dxa" w:w="1560"/>
+            <w:tcMar>
+              <w:top w:w="100" w:type="dxa"/>
+              <w:bottom w:w="100" w:type="dxa"/>
+              <w:left w:w="130" w:type="dxa"/>
+              <w:right w:w="130" w:type="dxa"/>
+            </w:tcMar>
+            <w:shd w:fill="003366"/>
+          </w:tcPr>
+          <w:p>
+            <w:pPr>
+              <w:spacing w:before="40" w:after="40"/>
+              <w:jc w:val="center"/>
+            </w:pPr>
+            <w:r>
+              <w:rPr>
+                <w:rFonts w:ascii="Times New Roman" w:hAnsi="Times New Roman"/>
+                <w:b/>
+                <w:color w:val="FFFFFF"/>
+                <w:sz w:val="19"/>
+              </w:rPr>
+              <w:t>Evaluation Pipeline Pass</w:t>
+            </w:r>
+          </w:p>
+        </w:tc>
+        <w:tc>
+          <w:tcPr>
+            <w:tcW w:type="dxa" w:w="1560"/>
+            <w:tcMar>
+              <w:top w:w="100" w:type="dxa"/>
+              <w:bottom w:w="100" w:type="dxa"/>
+              <w:left w:w="130" w:type="dxa"/>
+              <w:right w:w="130" w:type="dxa"/>
+            </w:tcMar>
+            <w:shd w:fill="003366"/>
+          </w:tcPr>
+          <w:p>
+            <w:pPr>
+              <w:spacing w:before="40" w:after="40"/>
+              <w:jc w:val="center"/>
+            </w:pPr>
+            <w:r>
+              <w:rPr>
+                <w:rFonts w:ascii="Times New Roman" w:hAnsi="Times New Roman"/>
+                <w:b/>
+                <w:color w:val="FFFFFF"/>
+                <w:sz w:val="19"/>
+              </w:rPr>
+              <w:t>Precision</w:t>
+            </w:r>
+          </w:p>
+        </w:tc>
+        <w:tc>
+          <w:tcPr>
+            <w:tcW w:type="dxa" w:w="1560"/>
+            <w:tcMar>
+              <w:top w:w="100" w:type="dxa"/>
+              <w:bottom w:w="100" w:type="dxa"/>
+              <w:left w:w="130" w:type="dxa"/>
+              <w:right w:w="130" w:type="dxa"/>
+            </w:tcMar>
+            <w:shd w:fill="003366"/>
+          </w:tcPr>
+          <w:p>
+            <w:pPr>
+              <w:spacing w:before="40" w:after="40"/>
+              <w:jc w:val="center"/>
+            </w:pPr>
+            <w:r>
+              <w:rPr>
+                <w:rFonts w:ascii="Times New Roman" w:hAnsi="Times New Roman"/>
+                <w:b/>
+                <w:color w:val="FFFFFF"/>
+                <w:sz w:val="19"/>
+              </w:rPr>
+              <w:t>Recall</w:t>
+            </w:r>
+          </w:p>
+        </w:tc>
+        <w:tc>
+          <w:tcPr>
+            <w:tcW w:type="dxa" w:w="1560"/>
+            <w:tcMar>
+              <w:top w:w="100" w:type="dxa"/>
+              <w:bottom w:w="100" w:type="dxa"/>
+              <w:left w:w="130" w:type="dxa"/>
+              <w:right w:w="130" w:type="dxa"/>
+            </w:tcMar>
+            <w:shd w:fill="003366"/>
+          </w:tcPr>
+          <w:p>
+            <w:pPr>
+              <w:spacing w:before="40" w:after="40"/>
+              <w:jc w:val="center"/>
+            </w:pPr>
+            <w:r>
+              <w:rPr>
+                <w:rFonts w:ascii="Times New Roman" w:hAnsi="Times New Roman"/>
+                <w:b/>
+                <w:color w:val="FFFFFF"/>
+                <w:sz w:val="19"/>
+              </w:rPr>
+              <w:t>F1 Score</w:t>
+            </w:r>
+          </w:p>
+        </w:tc>
+        <w:tc>
+          <w:tcPr>
+            <w:tcW w:type="dxa" w:w="1560"/>
+            <w:tcMar>
+              <w:top w:w="100" w:type="dxa"/>
+              <w:bottom w:w="100" w:type="dxa"/>
+              <w:left w:w="130" w:type="dxa"/>
+              <w:right w:w="130" w:type="dxa"/>
+            </w:tcMar>
+            <w:shd w:fill="003366"/>
+          </w:tcPr>
+          <w:p>
+            <w:pPr>
+              <w:spacing w:before="40" w:after="40"/>
+              <w:jc w:val="center"/>
+            </w:pPr>
+            <w:r>
+              <w:rPr>
+                <w:rFonts w:ascii="Times New Roman" w:hAnsi="Times New Roman"/>
+                <w:b/>
+                <w:color w:val="FFFFFF"/>
+                <w:sz w:val="19"/>
+              </w:rPr>
+              <w:t>Mean CER</w:t>
+            </w:r>
+          </w:p>
+        </w:tc>
+        <w:tc>
+          <w:tcPr>
+            <w:tcW w:type="dxa" w:w="1560"/>
+            <w:tcMar>
+              <w:top w:w="100" w:type="dxa"/>
+              <w:bottom w:w="100" w:type="dxa"/>
+              <w:left w:w="130" w:type="dxa"/>
+              <w:right w:w="130" w:type="dxa"/>
+            </w:tcMar>
+            <w:shd w:fill="003366"/>
+          </w:tcPr>
+          <w:p>
+            <w:pPr>
+              <w:spacing w:before="40" w:after="40"/>
+              <w:jc w:val="center"/>
+            </w:pPr>
+            <w:r>
+              <w:rPr>
+                <w:rFonts w:ascii="Times New Roman" w:hAnsi="Times New Roman"/>
+                <w:b/>
+                <w:color w:val="FFFFFF"/>
+                <w:sz w:val="19"/>
+              </w:rPr>
+              <w:t>Mean WER</w:t>
+            </w:r>
+          </w:p>
+        </w:tc>
+      </w:tr>
+      <w:tr>
+        <w:tc>
+          <w:tcPr>
+            <w:tcW w:type="dxa" w:w="1560"/>
+            <w:tcMar>
+              <w:top w:w="100" w:type="dxa"/>
+              <w:bottom w:w="100" w:type="dxa"/>
+              <w:left w:w="130" w:type="dxa"/>
+              <w:right w:w="130" w:type="dxa"/>
+            </w:tcMar>
+            <w:shd w:fill="FFFFFF"/>
+          </w:tcPr>
+          <w:p>
+            <w:pPr>
+              <w:spacing w:before="40" w:after="40"/>
+              <w:jc w:val="left"/>
+            </w:pPr>
+            <w:r>
+              <w:rPr>
+                <w:rFonts w:ascii="Times New Roman" w:hAnsi="Times New Roman"/>
+                <w:b/>
+                <w:sz w:val="18"/>
+              </w:rPr>
+              <w:t>Pass A: Without Normalization</w:t>
+            </w:r>
+          </w:p>
+        </w:tc>
+        <w:tc>
+          <w:tcPr>
+            <w:tcW w:type="dxa" w:w="1560"/>
+            <w:tcMar>
+              <w:top w:w="100" w:type="dxa"/>
+              <w:bottom w:w="100" w:type="dxa"/>
+              <w:left w:w="130" w:type="dxa"/>
+              <w:right w:w="130" w:type="dxa"/>
+            </w:tcMar>
+            <w:shd w:fill="FFFFFF"/>
+          </w:tcPr>
+          <w:p>
+            <w:pPr>
+              <w:spacing w:before="40" w:after="40"/>
+              <w:jc w:val="center"/>
+            </w:pPr>
+            <w:r>
+              <w:rPr>
+                <w:rFonts w:ascii="Times New Roman" w:hAnsi="Times New Roman"/>
+                <w:sz w:val="18"/>
+              </w:rPr>
+              <w:t>50.00%</w:t>
+            </w:r>
+          </w:p>
+        </w:tc>
+        <w:tc>
+          <w:tcPr>
+            <w:tcW w:type="dxa" w:w="1560"/>
+            <w:tcMar>
+              <w:top w:w="100" w:type="dxa"/>
+              <w:bottom w:w="100" w:type="dxa"/>
+              <w:left w:w="130" w:type="dxa"/>
+              <w:right w:w="130" w:type="dxa"/>
+            </w:tcMar>
+            <w:shd w:fill="FFFFFF"/>
+          </w:tcPr>
+          <w:p>
+            <w:pPr>
+              <w:spacing w:before="40" w:after="40"/>
+              <w:jc w:val="center"/>
+            </w:pPr>
+            <w:r>
+              <w:rPr>
+                <w:rFonts w:ascii="Times New Roman" w:hAnsi="Times New Roman"/>
+                <w:sz w:val="18"/>
+              </w:rPr>
+              <w:t>50.00%</w:t>
+            </w:r>
+          </w:p>
+        </w:tc>
+        <w:tc>
+          <w:tcPr>
+            <w:tcW w:type="dxa" w:w="1560"/>
+            <w:tcMar>
+              <w:top w:w="100" w:type="dxa"/>
+              <w:bottom w:w="100" w:type="dxa"/>
+              <w:left w:w="130" w:type="dxa"/>
+              <w:right w:w="130" w:type="dxa"/>
+            </w:tcMar>
+            <w:shd w:fill="FFFFFF"/>
+          </w:tcPr>
+          <w:p>
+            <w:pPr>
+              <w:spacing w:before="40" w:after="40"/>
+              <w:jc w:val="center"/>
+            </w:pPr>
+            <w:r>
+              <w:rPr>
+                <w:rFonts w:ascii="Times New Roman" w:hAnsi="Times New Roman"/>
+                <w:sz w:val="18"/>
+              </w:rPr>
+              <w:t>50.00%</w:t>
+            </w:r>
+          </w:p>
+        </w:tc>
+        <w:tc>
+          <w:tcPr>
+            <w:tcW w:type="dxa" w:w="1560"/>
+            <w:tcMar>
+              <w:top w:w="100" w:type="dxa"/>
+              <w:bottom w:w="100" w:type="dxa"/>
+              <w:left w:w="130" w:type="dxa"/>
+              <w:right w:w="130" w:type="dxa"/>
+            </w:tcMar>
+            <w:shd w:fill="FFFFFF"/>
+          </w:tcPr>
+          <w:p>
+            <w:pPr>
+              <w:spacing w:before="40" w:after="40"/>
+              <w:jc w:val="center"/>
+            </w:pPr>
+            <w:r>
+              <w:rPr>
+                <w:rFonts w:ascii="Times New Roman" w:hAnsi="Times New Roman"/>
+                <w:sz w:val="18"/>
+              </w:rPr>
+              <w:t>38.13%</w:t>
+            </w:r>
+          </w:p>
+        </w:tc>
+        <w:tc>
+          <w:tcPr>
+            <w:tcW w:type="dxa" w:w="1560"/>
+            <w:tcMar>
+              <w:top w:w="100" w:type="dxa"/>
+              <w:bottom w:w="100" w:type="dxa"/>
+              <w:left w:w="130" w:type="dxa"/>
+              <w:right w:w="130" w:type="dxa"/>
+            </w:tcMar>
+            <w:shd w:fill="FFFFFF"/>
+          </w:tcPr>
+          <w:p>
+            <w:pPr>
+              <w:spacing w:before="40" w:after="40"/>
+              <w:jc w:val="center"/>
+            </w:pPr>
+            <w:r>
+              <w:rPr>
+                <w:rFonts w:ascii="Times New Roman" w:hAnsi="Times New Roman"/>
+                <w:sz w:val="18"/>
+              </w:rPr>
+              <w:t>285.31%</w:t>
+            </w:r>
+          </w:p>
+        </w:tc>
+      </w:tr>
+      <w:tr>
+        <w:tc>
+          <w:tcPr>
+            <w:tcW w:type="dxa" w:w="1560"/>
+            <w:tcMar>
+              <w:top w:w="100" w:type="dxa"/>
+              <w:bottom w:w="100" w:type="dxa"/>
+              <w:left w:w="130" w:type="dxa"/>
+              <w:right w:w="130" w:type="dxa"/>
+            </w:tcMar>
+            <w:shd w:fill="F8F9FA"/>
+          </w:tcPr>
+          <w:p>
+            <w:pPr>
+              <w:spacing w:before="40" w:after="40"/>
+              <w:jc w:val="left"/>
+            </w:pPr>
+            <w:r>
+              <w:rPr>
+                <w:rFonts w:ascii="Times New Roman" w:hAnsi="Times New Roman"/>
+                <w:b/>
+                <w:sz w:val="18"/>
+              </w:rPr>
+              <w:t>Pass B: With Normalization</w:t>
+            </w:r>
+          </w:p>
+        </w:tc>
+        <w:tc>
+          <w:tcPr>
+            <w:tcW w:type="dxa" w:w="1560"/>
+            <w:tcMar>
+              <w:top w:w="100" w:type="dxa"/>
+              <w:bottom w:w="100" w:type="dxa"/>
+              <w:left w:w="130" w:type="dxa"/>
+              <w:right w:w="130" w:type="dxa"/>
+            </w:tcMar>
+            <w:shd w:fill="F8F9FA"/>
+          </w:tcPr>
+          <w:p>
+            <w:pPr>
+              <w:spacing w:before="40" w:after="40"/>
+              <w:jc w:val="center"/>
+            </w:pPr>
+            <w:r>
+              <w:rPr>
+                <w:rFonts w:ascii="Times New Roman" w:hAnsi="Times New Roman"/>
+                <w:b/>
+                <w:sz w:val="18"/>
+              </w:rPr>
+              <w:t>95.49%</w:t>
+            </w:r>
+          </w:p>
+        </w:tc>
+        <w:tc>
+          <w:tcPr>
+            <w:tcW w:type="dxa" w:w="1560"/>
+            <w:tcMar>
+              <w:top w:w="100" w:type="dxa"/>
+              <w:bottom w:w="100" w:type="dxa"/>
+              <w:left w:w="130" w:type="dxa"/>
+              <w:right w:w="130" w:type="dxa"/>
+            </w:tcMar>
+            <w:shd w:fill="F8F9FA"/>
+          </w:tcPr>
+          <w:p>
+            <w:pPr>
+              <w:spacing w:before="40" w:after="40"/>
+              <w:jc w:val="center"/>
+            </w:pPr>
+            <w:r>
+              <w:rPr>
+                <w:rFonts w:ascii="Times New Roman" w:hAnsi="Times New Roman"/>
+                <w:b/>
+                <w:sz w:val="18"/>
+              </w:rPr>
+              <w:t>95.49%</w:t>
+            </w:r>
+          </w:p>
+        </w:tc>
+        <w:tc>
+          <w:tcPr>
+            <w:tcW w:type="dxa" w:w="1560"/>
+            <w:tcMar>
+              <w:top w:w="100" w:type="dxa"/>
+              <w:bottom w:w="100" w:type="dxa"/>
+              <w:left w:w="130" w:type="dxa"/>
+              <w:right w:w="130" w:type="dxa"/>
+            </w:tcMar>
+            <w:shd w:fill="F8F9FA"/>
+          </w:tcPr>
+          <w:p>
+            <w:pPr>
+              <w:spacing w:before="40" w:after="40"/>
+              <w:jc w:val="center"/>
+            </w:pPr>
+            <w:r>
+              <w:rPr>
+                <w:rFonts w:ascii="Times New Roman" w:hAnsi="Times New Roman"/>
+                <w:b/>
+                <w:sz w:val="18"/>
+              </w:rPr>
+              <w:t>95.49%</w:t>
+            </w:r>
+          </w:p>
+        </w:tc>
+        <w:tc>
+          <w:tcPr>
+            <w:tcW w:type="dxa" w:w="1560"/>
+            <w:tcMar>
+              <w:top w:w="100" w:type="dxa"/>
+              <w:bottom w:w="100" w:type="dxa"/>
+              <w:left w:w="130" w:type="dxa"/>
+              <w:right w:w="130" w:type="dxa"/>
+            </w:tcMar>
+            <w:shd w:fill="F8F9FA"/>
+          </w:tcPr>
+          <w:p>
+            <w:pPr>
+              <w:spacing w:before="40" w:after="40"/>
+              <w:jc w:val="center"/>
+            </w:pPr>
+            <w:r>
+              <w:rPr>
+                <w:rFonts w:ascii="Times New Roman" w:hAnsi="Times New Roman"/>
+                <w:b/>
+                <w:sz w:val="18"/>
+              </w:rPr>
+              <w:t>3.65%</w:t>
+            </w:r>
+          </w:p>
+        </w:tc>
+        <w:tc>
+          <w:tcPr>
+            <w:tcW w:type="dxa" w:w="1560"/>
+            <w:tcMar>
+              <w:top w:w="100" w:type="dxa"/>
+              <w:bottom w:w="100" w:type="dxa"/>
+              <w:left w:w="130" w:type="dxa"/>
+              <w:right w:w="130" w:type="dxa"/>
+            </w:tcMar>
+            <w:shd w:fill="F8F9FA"/>
+          </w:tcPr>
+          <w:p>
+            <w:pPr>
+              <w:spacing w:before="40" w:after="40"/>
+              <w:jc w:val="center"/>
+            </w:pPr>
+            <w:r>
+              <w:rPr>
+                <w:rFonts w:ascii="Times New Roman" w:hAnsi="Times New Roman"/>
+                <w:b/>
+                <w:sz w:val="18"/>
+              </w:rPr>
+              <w:t>27.01%</w:t>
+            </w:r>
+          </w:p>
+        </w:tc>
+      </w:tr>
+      <w:tr>
+        <w:tc>
+          <w:tcPr>
+            <w:tcW w:type="dxa" w:w="1560"/>
+            <w:tcMar>
+              <w:top w:w="100" w:type="dxa"/>
+              <w:bottom w:w="100" w:type="dxa"/>
+              <w:left w:w="130" w:type="dxa"/>
+              <w:right w:w="130" w:type="dxa"/>
+            </w:tcMar>
+            <w:shd w:fill="FFFFFF"/>
+          </w:tcPr>
+          <w:p>
+            <w:pPr>
+              <w:spacing w:before="40" w:after="40"/>
+              <w:jc w:val="left"/>
+            </w:pPr>
+            <w:r>
+              <w:rPr>
+                <w:rFonts w:ascii="Times New Roman" w:hAnsi="Times New Roman"/>
+                <w:b/>
+                <w:sz w:val="18"/>
+              </w:rPr>
+              <w:t>Net Absolute Improvement</w:t>
+            </w:r>
+          </w:p>
+        </w:tc>
+        <w:tc>
+          <w:tcPr>
+            <w:tcW w:type="dxa" w:w="1560"/>
+            <w:tcMar>
+              <w:top w:w="100" w:type="dxa"/>
+              <w:bottom w:w="100" w:type="dxa"/>
+              <w:left w:w="130" w:type="dxa"/>
+              <w:right w:w="130" w:type="dxa"/>
+            </w:tcMar>
+            <w:shd w:fill="FFFFFF"/>
+          </w:tcPr>
+          <w:p>
+            <w:pPr>
+              <w:spacing w:before="40" w:after="40"/>
+              <w:jc w:val="center"/>
+            </w:pPr>
+            <w:r>
+              <w:rPr>
+                <w:rFonts w:ascii="Times New Roman" w:hAnsi="Times New Roman"/>
+                <w:b/>
+                <w:sz w:val="18"/>
+              </w:rPr>
+              <w:t>+45.49%</w:t>
+            </w:r>
+          </w:p>
+        </w:tc>
+        <w:tc>
+          <w:tcPr>
+            <w:tcW w:type="dxa" w:w="1560"/>
+            <w:tcMar>
+              <w:top w:w="100" w:type="dxa"/>
+              <w:bottom w:w="100" w:type="dxa"/>
+              <w:left w:w="130" w:type="dxa"/>
+              <w:right w:w="130" w:type="dxa"/>
+            </w:tcMar>
+            <w:shd w:fill="FFFFFF"/>
+          </w:tcPr>
+          <w:p>
+            <w:pPr>
+              <w:spacing w:before="40" w:after="40"/>
+              <w:jc w:val="center"/>
+            </w:pPr>
+            <w:r>
+              <w:rPr>
+                <w:rFonts w:ascii="Times New Roman" w:hAnsi="Times New Roman"/>
+                <w:b/>
+                <w:sz w:val="18"/>
+              </w:rPr>
+              <w:t>+45.49%</w:t>
+            </w:r>
+          </w:p>
+        </w:tc>
+        <w:tc>
+          <w:tcPr>
+            <w:tcW w:type="dxa" w:w="1560"/>
+            <w:tcMar>
+              <w:top w:w="100" w:type="dxa"/>
+              <w:bottom w:w="100" w:type="dxa"/>
+              <w:left w:w="130" w:type="dxa"/>
+              <w:right w:w="130" w:type="dxa"/>
+            </w:tcMar>
+            <w:shd w:fill="FFFFFF"/>
+          </w:tcPr>
+          <w:p>
+            <w:pPr>
+              <w:spacing w:before="40" w:after="40"/>
+              <w:jc w:val="center"/>
+            </w:pPr>
+            <w:r>
+              <w:rPr>
+                <w:rFonts w:ascii="Times New Roman" w:hAnsi="Times New Roman"/>
+                <w:b/>
+                <w:sz w:val="18"/>
+              </w:rPr>
+              <w:t>+45.49%</w:t>
+            </w:r>
+          </w:p>
+        </w:tc>
+        <w:tc>
+          <w:tcPr>
+            <w:tcW w:type="dxa" w:w="1560"/>
+            <w:tcMar>
+              <w:top w:w="100" w:type="dxa"/>
+              <w:bottom w:w="100" w:type="dxa"/>
+              <w:left w:w="130" w:type="dxa"/>
+              <w:right w:w="130" w:type="dxa"/>
+            </w:tcMar>
+            <w:shd w:fill="FFFFFF"/>
+          </w:tcPr>
+          <w:p>
+            <w:pPr>
+              <w:spacing w:before="40" w:after="40"/>
+              <w:jc w:val="center"/>
+            </w:pPr>
+            <w:r>
+              <w:rPr>
+                <w:rFonts w:ascii="Times New Roman" w:hAnsi="Times New Roman"/>
+                <w:b/>
+                <w:sz w:val="18"/>
+              </w:rPr>
+              <w:t>-34.48%</w:t>
+            </w:r>
+          </w:p>
+        </w:tc>
+        <w:tc>
+          <w:tcPr>
+            <w:tcW w:type="dxa" w:w="1560"/>
+            <w:tcMar>
+              <w:top w:w="100" w:type="dxa"/>
+              <w:bottom w:w="100" w:type="dxa"/>
+              <w:left w:w="130" w:type="dxa"/>
+              <w:right w:w="130" w:type="dxa"/>
+            </w:tcMar>
+            <w:shd w:fill="FFFFFF"/>
+          </w:tcPr>
+          <w:p>
+            <w:pPr>
+              <w:spacing w:before="40" w:after="40"/>
+              <w:jc w:val="center"/>
+            </w:pPr>
+            <w:r>
+              <w:rPr>
+                <w:rFonts w:ascii="Times New Roman" w:hAnsi="Times New Roman"/>
+                <w:b/>
+                <w:sz w:val="18"/>
+              </w:rPr>
+              <w:t>-258.30%</w:t>
+            </w:r>
+          </w:p>
+        </w:tc>
+      </w:tr>
+      <w:tr>
+        <w:tc>
+          <w:tcPr>
+            <w:tcW w:type="dxa" w:w="1560"/>
+            <w:tcMar>
+              <w:top w:w="100" w:type="dxa"/>
+              <w:bottom w:w="100" w:type="dxa"/>
+              <w:left w:w="130" w:type="dxa"/>
+              <w:right w:w="130" w:type="dxa"/>
+            </w:tcMar>
+            <w:shd w:fill="F8F9FA"/>
+          </w:tcPr>
+          <w:p>
+            <w:pPr>
+              <w:spacing w:before="40" w:after="40"/>
+              <w:jc w:val="left"/>
+            </w:pPr>
+            <w:r>
+              <w:rPr>
+                <w:rFonts w:ascii="Times New Roman" w:hAnsi="Times New Roman"/>
+                <w:b/>
+                <w:sz w:val="18"/>
+              </w:rPr>
+              <w:t>Relative Metric Change</w:t>
+            </w:r>
+          </w:p>
+        </w:tc>
+        <w:tc>
+          <w:tcPr>
+            <w:tcW w:type="dxa" w:w="1560"/>
+            <w:tcMar>
+              <w:top w:w="100" w:type="dxa"/>
+              <w:bottom w:w="100" w:type="dxa"/>
+              <w:left w:w="130" w:type="dxa"/>
+              <w:right w:w="130" w:type="dxa"/>
+            </w:tcMar>
+            <w:shd w:fill="F8F9FA"/>
+          </w:tcPr>
+          <w:p>
+            <w:pPr>
+              <w:spacing w:before="40" w:after="40"/>
+              <w:jc w:val="center"/>
+            </w:pPr>
+            <w:r>
+              <w:rPr>
+                <w:rFonts w:ascii="Times New Roman" w:hAnsi="Times New Roman"/>
+                <w:b/>
+                <w:sz w:val="18"/>
+              </w:rPr>
+              <w:t>+90.97%</w:t>
+            </w:r>
+          </w:p>
+        </w:tc>
+        <w:tc>
+          <w:tcPr>
+            <w:tcW w:type="dxa" w:w="1560"/>
+            <w:tcMar>
+              <w:top w:w="100" w:type="dxa"/>
+              <w:bottom w:w="100" w:type="dxa"/>
+              <w:left w:w="130" w:type="dxa"/>
+              <w:right w:w="130" w:type="dxa"/>
+            </w:tcMar>
+            <w:shd w:fill="F8F9FA"/>
+          </w:tcPr>
+          <w:p>
+            <w:pPr>
+              <w:spacing w:before="40" w:after="40"/>
+              <w:jc w:val="center"/>
+            </w:pPr>
+            <w:r>
+              <w:rPr>
+                <w:rFonts w:ascii="Times New Roman" w:hAnsi="Times New Roman"/>
+                <w:b/>
+                <w:sz w:val="18"/>
+              </w:rPr>
+              <w:t>+90.97%</w:t>
+            </w:r>
+          </w:p>
+        </w:tc>
+        <w:tc>
+          <w:tcPr>
+            <w:tcW w:type="dxa" w:w="1560"/>
+            <w:tcMar>
+              <w:top w:w="100" w:type="dxa"/>
+              <w:bottom w:w="100" w:type="dxa"/>
+              <w:left w:w="130" w:type="dxa"/>
+              <w:right w:w="130" w:type="dxa"/>
+            </w:tcMar>
+            <w:shd w:fill="F8F9FA"/>
+          </w:tcPr>
+          <w:p>
+            <w:pPr>
+              <w:spacing w:before="40" w:after="40"/>
+              <w:jc w:val="center"/>
+            </w:pPr>
+            <w:r>
+              <w:rPr>
+                <w:rFonts w:ascii="Times New Roman" w:hAnsi="Times New Roman"/>
+                <w:b/>
+                <w:sz w:val="18"/>
+              </w:rPr>
+              <w:t>+90.97%</w:t>
+            </w:r>
+          </w:p>
+        </w:tc>
+        <w:tc>
+          <w:tcPr>
+            <w:tcW w:type="dxa" w:w="1560"/>
+            <w:tcMar>
+              <w:top w:w="100" w:type="dxa"/>
+              <w:bottom w:w="100" w:type="dxa"/>
+              <w:left w:w="130" w:type="dxa"/>
+              <w:right w:w="130" w:type="dxa"/>
+            </w:tcMar>
+            <w:shd w:fill="F8F9FA"/>
+          </w:tcPr>
+          <w:p>
+            <w:pPr>
+              <w:spacing w:before="40" w:after="40"/>
+              <w:jc w:val="center"/>
+            </w:pPr>
+            <w:r>
+              <w:rPr>
+                <w:rFonts w:ascii="Times New Roman" w:hAnsi="Times New Roman"/>
+                <w:b/>
+                <w:sz w:val="18"/>
+              </w:rPr>
+              <w:t>-90.42%</w:t>
+            </w:r>
+          </w:p>
+        </w:tc>
+        <w:tc>
+          <w:tcPr>
+            <w:tcW w:type="dxa" w:w="1560"/>
+            <w:tcMar>
+              <w:top w:w="100" w:type="dxa"/>
+              <w:bottom w:w="100" w:type="dxa"/>
+              <w:left w:w="130" w:type="dxa"/>
+              <w:right w:w="130" w:type="dxa"/>
+            </w:tcMar>
+            <w:shd w:fill="F8F9FA"/>
+          </w:tcPr>
+          <w:p>
+            <w:pPr>
+              <w:spacing w:before="40" w:after="40"/>
+              <w:jc w:val="center"/>
+            </w:pPr>
+            <w:r>
+              <w:rPr>
+                <w:rFonts w:ascii="Times New Roman" w:hAnsi="Times New Roman"/>
+                <w:b/>
+                <w:sz w:val="18"/>
+              </w:rPr>
+              <w:t>-90.53%</w:t>
+            </w:r>
+          </w:p>
+        </w:tc>
+      </w:tr>
+    </w:tbl>
+    <w:p>
+      <w:pPr>
+        <w:spacing w:after="120"/>
+      </w:pPr>
+    </w:p>
+    <w:p>
+      <w:pPr>
+        <w:keepNext/>
+        <w:spacing w:before="160" w:after="40"/>
+      </w:pPr>
+      <w:r>
+        <w:rPr>
+          <w:rFonts w:ascii="Times New Roman" w:hAnsi="Times New Roman"/>
+          <w:b/>
+          <w:i/>
+          <w:sz w:val="21"/>
+        </w:rPr>
+        <w:t>7.5.2 Rule-Wise Contribution &amp; Mismatch Correction Breakdown</w:t>
+      </w:r>
+    </w:p>
+    <w:p>
+      <w:pPr>
+        <w:spacing w:before="40" w:after="80" w:line="276" w:lineRule="auto"/>
+      </w:pPr>
+      <w:r>
+        <w:rPr>
+          <w:rFonts w:ascii="Times New Roman" w:hAnsi="Times New Roman"/>
+          <w:sz w:val="20"/>
+        </w:rPr>
+        <w:t>Without canonical normalization, 2,620 false-negative field mismatches occurred due to superficial representation differences. Table 4 quantifies the exact contribution of each domain normalizer rule in resolving these discrepancies.</w:t>
+      </w:r>
+    </w:p>
+    <w:p>
+      <w:pPr>
+        <w:keepNext/>
+        <w:spacing w:before="160" w:after="80"/>
+        <w:jc w:val="center"/>
+      </w:pPr>
+      <w:r>
+        <w:rPr>
+          <w:rFonts w:ascii="Times New Roman" w:hAnsi="Times New Roman"/>
+          <w:b/>
+          <w:color w:val="003366"/>
+          <w:sz w:val="19"/>
+        </w:rPr>
+        <w:t>Table 4: Mismatch Correction Contribution by Normalizer Rule</w:t>
+      </w:r>
+    </w:p>
+    <w:tbl>
+      <w:tblPr>
+        <w:tblW w:type="auto" w:w="0"/>
+        <w:jc w:val="center"/>
+        <w:tblLook w:firstColumn="1" w:firstRow="1" w:lastColumn="0" w:lastRow="0" w:noHBand="0" w:noVBand="1" w:val="04A0"/>
+        <w:tblBorders>
+          <w:top w:val="single" w:sz="12" w:space="0" w:color="003366"/>
+          <w:bottom w:val="single" w:sz="12" w:space="0" w:color="003366"/>
+          <w:insideH w:val="single" w:sz="4" w:space="0" w:color="E0E0E0"/>
+          <w:insideV w:val="none"/>
+          <w:left w:val="none"/>
+          <w:right w:val="none"/>
+        </w:tblBorders>
+      </w:tblPr>
+      <w:tblGrid>
+        <w:gridCol w:w="2340"/>
+        <w:gridCol w:w="2340"/>
+        <w:gridCol w:w="2340"/>
+        <w:gridCol w:w="2340"/>
+      </w:tblGrid>
+      <w:tr>
+        <w:tc>
+          <w:tcPr>
+            <w:tcW w:type="dxa" w:w="2340"/>
+            <w:tcMar>
+              <w:top w:w="100" w:type="dxa"/>
+              <w:bottom w:w="100" w:type="dxa"/>
+              <w:left w:w="130" w:type="dxa"/>
+              <w:right w:w="130" w:type="dxa"/>
+            </w:tcMar>
+            <w:shd w:fill="003366"/>
+          </w:tcPr>
+          <w:p>
+            <w:pPr>
+              <w:spacing w:before="40" w:after="40"/>
+              <w:jc w:val="center"/>
+            </w:pPr>
+            <w:r>
+              <w:rPr>
+                <w:rFonts w:ascii="Times New Roman" w:hAnsi="Times New Roman"/>
+                <w:b/>
+                <w:color w:val="FFFFFF"/>
+                <w:sz w:val="19"/>
+              </w:rPr>
+              <w:t>Domain Normalizer Rule</w:t>
+            </w:r>
+          </w:p>
+        </w:tc>
+        <w:tc>
+          <w:tcPr>
+            <w:tcW w:type="dxa" w:w="2340"/>
+            <w:tcMar>
+              <w:top w:w="100" w:type="dxa"/>
+              <w:bottom w:w="100" w:type="dxa"/>
+              <w:left w:w="130" w:type="dxa"/>
+              <w:right w:w="130" w:type="dxa"/>
+            </w:tcMar>
+            <w:shd w:fill="003366"/>
+          </w:tcPr>
+          <w:p>
+            <w:pPr>
+              <w:spacing w:before="40" w:after="40"/>
+              <w:jc w:val="center"/>
+            </w:pPr>
+            <w:r>
+              <w:rPr>
+                <w:rFonts w:ascii="Times New Roman" w:hAnsi="Times New Roman"/>
+                <w:b/>
+                <w:color w:val="FFFFFF"/>
+                <w:sz w:val="19"/>
+              </w:rPr>
+              <w:t>Addressed Syntax Discrepancy</w:t>
+            </w:r>
+          </w:p>
+        </w:tc>
+        <w:tc>
+          <w:tcPr>
+            <w:tcW w:type="dxa" w:w="2340"/>
+            <w:tcMar>
+              <w:top w:w="100" w:type="dxa"/>
+              <w:bottom w:w="100" w:type="dxa"/>
+              <w:left w:w="130" w:type="dxa"/>
+              <w:right w:w="130" w:type="dxa"/>
+            </w:tcMar>
+            <w:shd w:fill="003366"/>
+          </w:tcPr>
+          <w:p>
+            <w:pPr>
+              <w:spacing w:before="40" w:after="40"/>
+              <w:jc w:val="center"/>
+            </w:pPr>
+            <w:r>
+              <w:rPr>
+                <w:rFonts w:ascii="Times New Roman" w:hAnsi="Times New Roman"/>
+                <w:b/>
+                <w:color w:val="FFFFFF"/>
+                <w:sz w:val="19"/>
+              </w:rPr>
+              <w:t>Corrected Mismatches (Count)</w:t>
+            </w:r>
+          </w:p>
+        </w:tc>
+        <w:tc>
+          <w:tcPr>
+            <w:tcW w:type="dxa" w:w="2340"/>
+            <w:tcMar>
+              <w:top w:w="100" w:type="dxa"/>
+              <w:bottom w:w="100" w:type="dxa"/>
+              <w:left w:w="130" w:type="dxa"/>
+              <w:right w:w="130" w:type="dxa"/>
+            </w:tcMar>
+            <w:shd w:fill="003366"/>
+          </w:tcPr>
+          <w:p>
+            <w:pPr>
+              <w:spacing w:before="40" w:after="40"/>
+              <w:jc w:val="center"/>
+            </w:pPr>
+            <w:r>
+              <w:rPr>
+                <w:rFonts w:ascii="Times New Roman" w:hAnsi="Times New Roman"/>
+                <w:b/>
+                <w:color w:val="FFFFFF"/>
+                <w:sz w:val="19"/>
+              </w:rPr>
+              <w:t>Rule Contribution (%)</w:t>
+            </w:r>
+          </w:p>
+        </w:tc>
+      </w:tr>
+      <w:tr>
+        <w:tc>
+          <w:tcPr>
+            <w:tcW w:type="dxa" w:w="2340"/>
+            <w:tcMar>
+              <w:top w:w="100" w:type="dxa"/>
+              <w:bottom w:w="100" w:type="dxa"/>
+              <w:left w:w="130" w:type="dxa"/>
+              <w:right w:w="130" w:type="dxa"/>
+            </w:tcMar>
+            <w:shd w:fill="FFFFFF"/>
+          </w:tcPr>
+          <w:p>
+            <w:pPr>
+              <w:spacing w:before="40" w:after="40"/>
+              <w:jc w:val="left"/>
+            </w:pPr>
+            <w:r>
+              <w:rPr>
+                <w:rFonts w:ascii="Times New Roman" w:hAnsi="Times New Roman"/>
+                <w:b/>
+                <w:sz w:val="18"/>
+              </w:rPr>
+              <w:t>Date Normalizer</w:t>
+            </w:r>
+          </w:p>
+        </w:tc>
+        <w:tc>
+          <w:tcPr>
+            <w:tcW w:type="dxa" w:w="2340"/>
+            <w:tcMar>
+              <w:top w:w="100" w:type="dxa"/>
+              <w:bottom w:w="100" w:type="dxa"/>
+              <w:left w:w="130" w:type="dxa"/>
+              <w:right w:w="130" w:type="dxa"/>
+            </w:tcMar>
+            <w:shd w:fill="FFFFFF"/>
+          </w:tcPr>
+          <w:p>
+            <w:pPr>
+              <w:spacing w:before="40" w:after="40"/>
+              <w:jc w:val="center"/>
+            </w:pPr>
+            <w:r>
+              <w:rPr>
+                <w:rFonts w:ascii="Times New Roman" w:hAnsi="Times New Roman"/>
+                <w:sz w:val="18"/>
+              </w:rPr>
+              <w:t xml:space="preserve">Text/DMY date syntax </w:t>
+            </w:r>
+            <m:oMath>
+              <m:r>
+                <w:rPr>
+                  <w:rFonts w:ascii="Cambria Math" w:hAnsi="Cambria Math"/>
+                </w:rPr>
+                <m:t>→</m:t>
+              </m:r>
+            </m:oMath>
+            <w:r>
+              <w:rPr>
+                <w:rFonts w:ascii="Times New Roman" w:hAnsi="Times New Roman"/>
+                <w:sz w:val="18"/>
+              </w:rPr>
+              <w:t xml:space="preserve"> ISO 8601 (YYYY-MM-DD)</w:t>
+            </w:r>
+          </w:p>
+        </w:tc>
+        <w:tc>
+          <w:tcPr>
+            <w:tcW w:type="dxa" w:w="2340"/>
+            <w:tcMar>
+              <w:top w:w="100" w:type="dxa"/>
+              <w:bottom w:w="100" w:type="dxa"/>
+              <w:left w:w="130" w:type="dxa"/>
+              <w:right w:w="130" w:type="dxa"/>
+            </w:tcMar>
+            <w:shd w:fill="FFFFFF"/>
+          </w:tcPr>
+          <w:p>
+            <w:pPr>
+              <w:spacing w:before="40" w:after="40"/>
+              <w:jc w:val="center"/>
+            </w:pPr>
+            <w:r>
+              <w:rPr>
+                <w:rFonts w:ascii="Times New Roman" w:hAnsi="Times New Roman"/>
+                <w:sz w:val="18"/>
+              </w:rPr>
+              <w:t>720</w:t>
+            </w:r>
+          </w:p>
+        </w:tc>
+        <w:tc>
+          <w:tcPr>
+            <w:tcW w:type="dxa" w:w="2340"/>
+            <w:tcMar>
+              <w:top w:w="100" w:type="dxa"/>
+              <w:bottom w:w="100" w:type="dxa"/>
+              <w:left w:w="130" w:type="dxa"/>
+              <w:right w:w="130" w:type="dxa"/>
+            </w:tcMar>
+            <w:shd w:fill="FFFFFF"/>
+          </w:tcPr>
+          <w:p>
+            <w:pPr>
+              <w:spacing w:before="40" w:after="40"/>
+              <w:jc w:val="center"/>
+            </w:pPr>
+            <w:r>
+              <w:rPr>
+                <w:rFonts w:ascii="Times New Roman" w:hAnsi="Times New Roman"/>
+                <w:sz w:val="18"/>
+              </w:rPr>
+              <w:t>27.48%</w:t>
+            </w:r>
+          </w:p>
+        </w:tc>
+      </w:tr>
+      <w:tr>
+        <w:tc>
+          <w:tcPr>
+            <w:tcW w:type="dxa" w:w="2340"/>
+            <w:tcMar>
+              <w:top w:w="100" w:type="dxa"/>
+              <w:bottom w:w="100" w:type="dxa"/>
+              <w:left w:w="130" w:type="dxa"/>
+              <w:right w:w="130" w:type="dxa"/>
+            </w:tcMar>
+            <w:shd w:fill="F8F9FA"/>
+          </w:tcPr>
+          <w:p>
+            <w:pPr>
+              <w:spacing w:before="40" w:after="40"/>
+              <w:jc w:val="left"/>
+            </w:pPr>
+            <w:r>
+              <w:rPr>
+                <w:rFonts w:ascii="Times New Roman" w:hAnsi="Times New Roman"/>
+                <w:b/>
+                <w:sz w:val="18"/>
+              </w:rPr>
+              <w:t>Roll Number Normalizer</w:t>
+            </w:r>
+          </w:p>
+        </w:tc>
+        <w:tc>
+          <w:tcPr>
+            <w:tcW w:type="dxa" w:w="2340"/>
+            <w:tcMar>
+              <w:top w:w="100" w:type="dxa"/>
+              <w:bottom w:w="100" w:type="dxa"/>
+              <w:left w:w="130" w:type="dxa"/>
+              <w:right w:w="130" w:type="dxa"/>
+            </w:tcMar>
+            <w:shd w:fill="F8F9FA"/>
+          </w:tcPr>
+          <w:p>
+            <w:pPr>
+              <w:spacing w:before="40" w:after="40"/>
+              <w:jc w:val="center"/>
+            </w:pPr>
+            <w:r>
+              <w:rPr>
+                <w:rFonts w:ascii="Times New Roman" w:hAnsi="Times New Roman"/>
+                <w:sz w:val="18"/>
+              </w:rPr>
+              <w:t xml:space="preserve">Hyphen/slash separators </w:t>
+            </w:r>
+            <m:oMath>
+              <m:r>
+                <w:rPr>
+                  <w:rFonts w:ascii="Cambria Math" w:hAnsi="Cambria Math"/>
+                </w:rPr>
+                <m:t>→</m:t>
+              </m:r>
+            </m:oMath>
+            <w:r>
+              <w:rPr>
+                <w:rFonts w:ascii="Times New Roman" w:hAnsi="Times New Roman"/>
+                <w:sz w:val="18"/>
+              </w:rPr>
+              <w:t xml:space="preserve"> Canonical uppercase</w:t>
+            </w:r>
+          </w:p>
+        </w:tc>
+        <w:tc>
+          <w:tcPr>
+            <w:tcW w:type="dxa" w:w="2340"/>
+            <w:tcMar>
+              <w:top w:w="100" w:type="dxa"/>
+              <w:bottom w:w="100" w:type="dxa"/>
+              <w:left w:w="130" w:type="dxa"/>
+              <w:right w:w="130" w:type="dxa"/>
+            </w:tcMar>
+            <w:shd w:fill="F8F9FA"/>
+          </w:tcPr>
+          <w:p>
+            <w:pPr>
+              <w:spacing w:before="40" w:after="40"/>
+              <w:jc w:val="center"/>
+            </w:pPr>
+            <w:r>
+              <w:rPr>
+                <w:rFonts w:ascii="Times New Roman" w:hAnsi="Times New Roman"/>
+                <w:sz w:val="18"/>
+              </w:rPr>
+              <w:t>720</w:t>
+            </w:r>
+          </w:p>
+        </w:tc>
+        <w:tc>
+          <w:tcPr>
+            <w:tcW w:type="dxa" w:w="2340"/>
+            <w:tcMar>
+              <w:top w:w="100" w:type="dxa"/>
+              <w:bottom w:w="100" w:type="dxa"/>
+              <w:left w:w="130" w:type="dxa"/>
+              <w:right w:w="130" w:type="dxa"/>
+            </w:tcMar>
+            <w:shd w:fill="F8F9FA"/>
+          </w:tcPr>
+          <w:p>
+            <w:pPr>
+              <w:spacing w:before="40" w:after="40"/>
+              <w:jc w:val="center"/>
+            </w:pPr>
+            <w:r>
+              <w:rPr>
+                <w:rFonts w:ascii="Times New Roman" w:hAnsi="Times New Roman"/>
+                <w:sz w:val="18"/>
+              </w:rPr>
+              <w:t>27.48%</w:t>
+            </w:r>
+          </w:p>
+        </w:tc>
+      </w:tr>
+      <w:tr>
+        <w:tc>
+          <w:tcPr>
+            <w:tcW w:type="dxa" w:w="2340"/>
+            <w:tcMar>
+              <w:top w:w="100" w:type="dxa"/>
+              <w:bottom w:w="100" w:type="dxa"/>
+              <w:left w:w="130" w:type="dxa"/>
+              <w:right w:w="130" w:type="dxa"/>
+            </w:tcMar>
+            <w:shd w:fill="FFFFFF"/>
+          </w:tcPr>
+          <w:p>
+            <w:pPr>
+              <w:spacing w:before="40" w:after="40"/>
+              <w:jc w:val="left"/>
+            </w:pPr>
+            <w:r>
+              <w:rPr>
+                <w:rFonts w:ascii="Times New Roman" w:hAnsi="Times New Roman"/>
+                <w:b/>
+                <w:sz w:val="18"/>
+              </w:rPr>
+              <w:t>Degree Alias Normalizer</w:t>
+            </w:r>
+          </w:p>
+        </w:tc>
+        <w:tc>
+          <w:tcPr>
+            <w:tcW w:type="dxa" w:w="2340"/>
+            <w:tcMar>
+              <w:top w:w="100" w:type="dxa"/>
+              <w:bottom w:w="100" w:type="dxa"/>
+              <w:left w:w="130" w:type="dxa"/>
+              <w:right w:w="130" w:type="dxa"/>
+            </w:tcMar>
+            <w:shd w:fill="FFFFFF"/>
+          </w:tcPr>
+          <w:p>
+            <w:pPr>
+              <w:spacing w:before="40" w:after="40"/>
+              <w:jc w:val="center"/>
+            </w:pPr>
+            <w:r>
+              <w:rPr>
+                <w:rFonts w:ascii="Times New Roman" w:hAnsi="Times New Roman"/>
+                <w:sz w:val="18"/>
+              </w:rPr>
+              <w:t xml:space="preserve">Shorthand titles (B.Tech) </w:t>
+            </w:r>
+            <m:oMath>
+              <m:r>
+                <w:rPr>
+                  <w:rFonts w:ascii="Cambria Math" w:hAnsi="Cambria Math"/>
+                </w:rPr>
+                <m:t>→</m:t>
+              </m:r>
+            </m:oMath>
+            <w:r>
+              <w:rPr>
+                <w:rFonts w:ascii="Times New Roman" w:hAnsi="Times New Roman"/>
+                <w:sz w:val="18"/>
+              </w:rPr>
+              <w:t xml:space="preserve"> Full degree names</w:t>
+            </w:r>
+          </w:p>
+        </w:tc>
+        <w:tc>
+          <w:tcPr>
+            <w:tcW w:type="dxa" w:w="2340"/>
+            <w:tcMar>
+              <w:top w:w="100" w:type="dxa"/>
+              <w:bottom w:w="100" w:type="dxa"/>
+              <w:left w:w="130" w:type="dxa"/>
+              <w:right w:w="130" w:type="dxa"/>
+            </w:tcMar>
+            <w:shd w:fill="FFFFFF"/>
+          </w:tcPr>
+          <w:p>
+            <w:pPr>
+              <w:spacing w:before="40" w:after="40"/>
+              <w:jc w:val="center"/>
+            </w:pPr>
+            <w:r>
+              <w:rPr>
+                <w:rFonts w:ascii="Times New Roman" w:hAnsi="Times New Roman"/>
+                <w:sz w:val="18"/>
+              </w:rPr>
+              <w:t>360</w:t>
+            </w:r>
+          </w:p>
+        </w:tc>
+        <w:tc>
+          <w:tcPr>
+            <w:tcW w:type="dxa" w:w="2340"/>
+            <w:tcMar>
+              <w:top w:w="100" w:type="dxa"/>
+              <w:bottom w:w="100" w:type="dxa"/>
+              <w:left w:w="130" w:type="dxa"/>
+              <w:right w:w="130" w:type="dxa"/>
+            </w:tcMar>
+            <w:shd w:fill="FFFFFF"/>
+          </w:tcPr>
+          <w:p>
+            <w:pPr>
+              <w:spacing w:before="40" w:after="40"/>
+              <w:jc w:val="center"/>
+            </w:pPr>
+            <w:r>
+              <w:rPr>
+                <w:rFonts w:ascii="Times New Roman" w:hAnsi="Times New Roman"/>
+                <w:sz w:val="18"/>
+              </w:rPr>
+              <w:t>13.74%</w:t>
+            </w:r>
+          </w:p>
+        </w:tc>
+      </w:tr>
+      <w:tr>
+        <w:tc>
+          <w:tcPr>
+            <w:tcW w:type="dxa" w:w="2340"/>
+            <w:tcMar>
+              <w:top w:w="100" w:type="dxa"/>
+              <w:bottom w:w="100" w:type="dxa"/>
+              <w:left w:w="130" w:type="dxa"/>
+              <w:right w:w="130" w:type="dxa"/>
+            </w:tcMar>
+            <w:shd w:fill="F8F9FA"/>
+          </w:tcPr>
+          <w:p>
+            <w:pPr>
+              <w:spacing w:before="40" w:after="40"/>
+              <w:jc w:val="left"/>
+            </w:pPr>
+            <w:r>
+              <w:rPr>
+                <w:rFonts w:ascii="Times New Roman" w:hAnsi="Times New Roman"/>
+                <w:b/>
+                <w:sz w:val="18"/>
+              </w:rPr>
+              <w:t>Numeric Normalizer</w:t>
+            </w:r>
+          </w:p>
+        </w:tc>
+        <w:tc>
+          <w:tcPr>
+            <w:tcW w:type="dxa" w:w="2340"/>
+            <w:tcMar>
+              <w:top w:w="100" w:type="dxa"/>
+              <w:bottom w:w="100" w:type="dxa"/>
+              <w:left w:w="130" w:type="dxa"/>
+              <w:right w:w="130" w:type="dxa"/>
+            </w:tcMar>
+            <w:shd w:fill="F8F9FA"/>
+          </w:tcPr>
+          <w:p>
+            <w:pPr>
+              <w:spacing w:before="40" w:after="40"/>
+              <w:jc w:val="center"/>
+            </w:pPr>
+            <w:r>
+              <w:rPr>
+                <w:rFonts w:ascii="Times New Roman" w:hAnsi="Times New Roman"/>
+                <w:sz w:val="18"/>
+              </w:rPr>
+              <w:t xml:space="preserve">Trailing text/range tags </w:t>
+            </w:r>
+            <m:oMath>
+              <m:r>
+                <w:rPr>
+                  <w:rFonts w:ascii="Cambria Math" w:hAnsi="Cambria Math"/>
+                </w:rPr>
+                <m:t>→</m:t>
+              </m:r>
+            </m:oMath>
+            <w:r>
+              <w:rPr>
+                <w:rFonts w:ascii="Times New Roman" w:hAnsi="Times New Roman"/>
+                <w:sz w:val="18"/>
+              </w:rPr>
+              <w:t xml:space="preserve"> 2-decimal floats</w:t>
+            </w:r>
+          </w:p>
+        </w:tc>
+        <w:tc>
+          <w:tcPr>
+            <w:tcW w:type="dxa" w:w="2340"/>
+            <w:tcMar>
+              <w:top w:w="100" w:type="dxa"/>
+              <w:bottom w:w="100" w:type="dxa"/>
+              <w:left w:w="130" w:type="dxa"/>
+              <w:right w:w="130" w:type="dxa"/>
+            </w:tcMar>
+            <w:shd w:fill="F8F9FA"/>
+          </w:tcPr>
+          <w:p>
+            <w:pPr>
+              <w:spacing w:before="40" w:after="40"/>
+              <w:jc w:val="center"/>
+            </w:pPr>
+            <w:r>
+              <w:rPr>
+                <w:rFonts w:ascii="Times New Roman" w:hAnsi="Times New Roman"/>
+                <w:sz w:val="18"/>
+              </w:rPr>
+              <w:t>360</w:t>
+            </w:r>
+          </w:p>
+        </w:tc>
+        <w:tc>
+          <w:tcPr>
+            <w:tcW w:type="dxa" w:w="2340"/>
+            <w:tcMar>
+              <w:top w:w="100" w:type="dxa"/>
+              <w:bottom w:w="100" w:type="dxa"/>
+              <w:left w:w="130" w:type="dxa"/>
+              <w:right w:w="130" w:type="dxa"/>
+            </w:tcMar>
+            <w:shd w:fill="F8F9FA"/>
+          </w:tcPr>
+          <w:p>
+            <w:pPr>
+              <w:spacing w:before="40" w:after="40"/>
+              <w:jc w:val="center"/>
+            </w:pPr>
+            <w:r>
+              <w:rPr>
+                <w:rFonts w:ascii="Times New Roman" w:hAnsi="Times New Roman"/>
+                <w:sz w:val="18"/>
+              </w:rPr>
+              <w:t>13.74%</w:t>
+            </w:r>
+          </w:p>
+        </w:tc>
+      </w:tr>
+      <w:tr>
+        <w:tc>
+          <w:tcPr>
+            <w:tcW w:type="dxa" w:w="2340"/>
+            <w:tcMar>
+              <w:top w:w="100" w:type="dxa"/>
+              <w:bottom w:w="100" w:type="dxa"/>
+              <w:left w:w="130" w:type="dxa"/>
+              <w:right w:w="130" w:type="dxa"/>
+            </w:tcMar>
+            <w:shd w:fill="FFFFFF"/>
+          </w:tcPr>
+          <w:p>
+            <w:pPr>
+              <w:spacing w:before="40" w:after="40"/>
+              <w:jc w:val="left"/>
+            </w:pPr>
+            <w:r>
+              <w:rPr>
+                <w:rFonts w:ascii="Times New Roman" w:hAnsi="Times New Roman"/>
+                <w:b/>
+                <w:sz w:val="18"/>
+              </w:rPr>
+              <w:t>Honorific / Whitespace</w:t>
+            </w:r>
+          </w:p>
+        </w:tc>
+        <w:tc>
+          <w:tcPr>
+            <w:tcW w:type="dxa" w:w="2340"/>
+            <w:tcMar>
+              <w:top w:w="100" w:type="dxa"/>
+              <w:bottom w:w="100" w:type="dxa"/>
+              <w:left w:w="130" w:type="dxa"/>
+              <w:right w:w="130" w:type="dxa"/>
+            </w:tcMar>
+            <w:shd w:fill="FFFFFF"/>
+          </w:tcPr>
+          <w:p>
+            <w:pPr>
+              <w:spacing w:before="40" w:after="40"/>
+              <w:jc w:val="center"/>
+            </w:pPr>
+            <w:r>
+              <w:rPr>
+                <w:rFonts w:ascii="Times New Roman" w:hAnsi="Times New Roman"/>
+                <w:sz w:val="18"/>
+              </w:rPr>
+              <w:t>Whitespace padding &amp; honorific prefixes (Mr.)</w:t>
+            </w:r>
+          </w:p>
+        </w:tc>
+        <w:tc>
+          <w:tcPr>
+            <w:tcW w:type="dxa" w:w="2340"/>
+            <w:tcMar>
+              <w:top w:w="100" w:type="dxa"/>
+              <w:bottom w:w="100" w:type="dxa"/>
+              <w:left w:w="130" w:type="dxa"/>
+              <w:right w:w="130" w:type="dxa"/>
+            </w:tcMar>
+            <w:shd w:fill="FFFFFF"/>
+          </w:tcPr>
+          <w:p>
+            <w:pPr>
+              <w:spacing w:before="40" w:after="40"/>
+              <w:jc w:val="center"/>
+            </w:pPr>
+            <w:r>
+              <w:rPr>
+                <w:rFonts w:ascii="Times New Roman" w:hAnsi="Times New Roman"/>
+                <w:sz w:val="18"/>
+              </w:rPr>
+              <w:t>360</w:t>
+            </w:r>
+          </w:p>
+        </w:tc>
+        <w:tc>
+          <w:tcPr>
+            <w:tcW w:type="dxa" w:w="2340"/>
+            <w:tcMar>
+              <w:top w:w="100" w:type="dxa"/>
+              <w:bottom w:w="100" w:type="dxa"/>
+              <w:left w:w="130" w:type="dxa"/>
+              <w:right w:w="130" w:type="dxa"/>
+            </w:tcMar>
+            <w:shd w:fill="FFFFFF"/>
+          </w:tcPr>
+          <w:p>
+            <w:pPr>
+              <w:spacing w:before="40" w:after="40"/>
+              <w:jc w:val="center"/>
+            </w:pPr>
+            <w:r>
+              <w:rPr>
+                <w:rFonts w:ascii="Times New Roman" w:hAnsi="Times New Roman"/>
+                <w:sz w:val="18"/>
+              </w:rPr>
+              <w:t>13.74%</w:t>
+            </w:r>
+          </w:p>
+        </w:tc>
+      </w:tr>
+      <w:tr>
+        <w:tc>
+          <w:tcPr>
+            <w:tcW w:type="dxa" w:w="2340"/>
+            <w:tcMar>
+              <w:top w:w="100" w:type="dxa"/>
+              <w:bottom w:w="100" w:type="dxa"/>
+              <w:left w:w="130" w:type="dxa"/>
+              <w:right w:w="130" w:type="dxa"/>
+            </w:tcMar>
+            <w:shd w:fill="F8F9FA"/>
+          </w:tcPr>
+          <w:p>
+            <w:pPr>
+              <w:spacing w:before="40" w:after="40"/>
+              <w:jc w:val="left"/>
+            </w:pPr>
+            <w:r>
+              <w:rPr>
+                <w:rFonts w:ascii="Times New Roman" w:hAnsi="Times New Roman"/>
+                <w:b/>
+                <w:sz w:val="18"/>
+              </w:rPr>
+              <w:t>University Alias Normalizer</w:t>
+            </w:r>
+          </w:p>
+        </w:tc>
+        <w:tc>
+          <w:tcPr>
+            <w:tcW w:type="dxa" w:w="2340"/>
+            <w:tcMar>
+              <w:top w:w="100" w:type="dxa"/>
+              <w:bottom w:w="100" w:type="dxa"/>
+              <w:left w:w="130" w:type="dxa"/>
+              <w:right w:w="130" w:type="dxa"/>
+            </w:tcMar>
+            <w:shd w:fill="F8F9FA"/>
+          </w:tcPr>
+          <w:p>
+            <w:pPr>
+              <w:spacing w:before="40" w:after="40"/>
+              <w:jc w:val="center"/>
+            </w:pPr>
+            <w:r>
+              <w:rPr>
+                <w:rFonts w:ascii="Times New Roman" w:hAnsi="Times New Roman"/>
+                <w:sz w:val="18"/>
+              </w:rPr>
+              <w:t xml:space="preserve">Acronyms (VTU) </w:t>
+            </w:r>
+            <m:oMath>
+              <m:r>
+                <w:rPr>
+                  <w:rFonts w:ascii="Cambria Math" w:hAnsi="Cambria Math"/>
+                </w:rPr>
+                <m:t>→</m:t>
+              </m:r>
+            </m:oMath>
+            <w:r>
+              <w:rPr>
+                <w:rFonts w:ascii="Times New Roman" w:hAnsi="Times New Roman"/>
+                <w:sz w:val="18"/>
+              </w:rPr>
+              <w:t xml:space="preserve"> Canonical full university names</w:t>
+            </w:r>
+          </w:p>
+        </w:tc>
+        <w:tc>
+          <w:tcPr>
+            <w:tcW w:type="dxa" w:w="2340"/>
+            <w:tcMar>
+              <w:top w:w="100" w:type="dxa"/>
+              <w:bottom w:w="100" w:type="dxa"/>
+              <w:left w:w="130" w:type="dxa"/>
+              <w:right w:w="130" w:type="dxa"/>
+            </w:tcMar>
+            <w:shd w:fill="F8F9FA"/>
+          </w:tcPr>
+          <w:p>
+            <w:pPr>
+              <w:spacing w:before="40" w:after="40"/>
+              <w:jc w:val="center"/>
+            </w:pPr>
+            <w:r>
+              <w:rPr>
+                <w:rFonts w:ascii="Times New Roman" w:hAnsi="Times New Roman"/>
+                <w:sz w:val="18"/>
+              </w:rPr>
+              <w:t>100</w:t>
+            </w:r>
+          </w:p>
+        </w:tc>
+        <w:tc>
+          <w:tcPr>
+            <w:tcW w:type="dxa" w:w="2340"/>
+            <w:tcMar>
+              <w:top w:w="100" w:type="dxa"/>
+              <w:bottom w:w="100" w:type="dxa"/>
+              <w:left w:w="130" w:type="dxa"/>
+              <w:right w:w="130" w:type="dxa"/>
+            </w:tcMar>
+            <w:shd w:fill="F8F9FA"/>
+          </w:tcPr>
+          <w:p>
+            <w:pPr>
+              <w:spacing w:before="40" w:after="40"/>
+              <w:jc w:val="center"/>
+            </w:pPr>
+            <w:r>
+              <w:rPr>
+                <w:rFonts w:ascii="Times New Roman" w:hAnsi="Times New Roman"/>
+                <w:sz w:val="18"/>
+              </w:rPr>
+              <w:t>3.82%</w:t>
+            </w:r>
+          </w:p>
+        </w:tc>
+      </w:tr>
+      <w:tr>
+        <w:tc>
+          <w:tcPr>
+            <w:tcW w:type="dxa" w:w="2340"/>
+            <w:tcMar>
+              <w:top w:w="100" w:type="dxa"/>
+              <w:bottom w:w="100" w:type="dxa"/>
+              <w:left w:w="130" w:type="dxa"/>
+              <w:right w:w="130" w:type="dxa"/>
+            </w:tcMar>
+            <w:shd w:fill="FFFFFF"/>
+          </w:tcPr>
+          <w:p>
+            <w:pPr>
+              <w:spacing w:before="40" w:after="40"/>
+              <w:jc w:val="left"/>
+            </w:pPr>
+            <w:r>
+              <w:rPr>
+                <w:rFonts w:ascii="Times New Roman" w:hAnsi="Times New Roman"/>
+                <w:b/>
+                <w:sz w:val="18"/>
+              </w:rPr>
+              <w:t>Total Corrected Mismatches</w:t>
+            </w:r>
+          </w:p>
+        </w:tc>
+        <w:tc>
+          <w:tcPr>
+            <w:tcW w:type="dxa" w:w="2340"/>
+            <w:tcMar>
+              <w:top w:w="100" w:type="dxa"/>
+              <w:bottom w:w="100" w:type="dxa"/>
+              <w:left w:w="130" w:type="dxa"/>
+              <w:right w:w="130" w:type="dxa"/>
+            </w:tcMar>
+            <w:shd w:fill="FFFFFF"/>
+          </w:tcPr>
+          <w:p>
+            <w:pPr>
+              <w:spacing w:before="40" w:after="40"/>
+              <w:jc w:val="center"/>
+            </w:pPr>
+            <w:r>
+              <w:rPr>
+                <w:rFonts w:ascii="Times New Roman" w:hAnsi="Times New Roman"/>
+                <w:sz w:val="18"/>
+              </w:rPr>
+              <w:t>All Normalizer Rules Combined</w:t>
+            </w:r>
+          </w:p>
+        </w:tc>
+        <w:tc>
+          <w:tcPr>
+            <w:tcW w:type="dxa" w:w="2340"/>
+            <w:tcMar>
+              <w:top w:w="100" w:type="dxa"/>
+              <w:bottom w:w="100" w:type="dxa"/>
+              <w:left w:w="130" w:type="dxa"/>
+              <w:right w:w="130" w:type="dxa"/>
+            </w:tcMar>
+            <w:shd w:fill="FFFFFF"/>
+          </w:tcPr>
+          <w:p>
+            <w:pPr>
+              <w:spacing w:before="40" w:after="40"/>
+              <w:jc w:val="center"/>
+            </w:pPr>
+            <w:r>
+              <w:rPr>
+                <w:rFonts w:ascii="Times New Roman" w:hAnsi="Times New Roman"/>
+                <w:b/>
+                <w:sz w:val="18"/>
+              </w:rPr>
+              <w:t>2,620</w:t>
+            </w:r>
+          </w:p>
+        </w:tc>
+        <w:tc>
+          <w:tcPr>
+            <w:tcW w:type="dxa" w:w="2340"/>
+            <w:tcMar>
+              <w:top w:w="100" w:type="dxa"/>
+              <w:bottom w:w="100" w:type="dxa"/>
+              <w:left w:w="130" w:type="dxa"/>
+              <w:right w:w="130" w:type="dxa"/>
+            </w:tcMar>
+            <w:shd w:fill="FFFFFF"/>
+          </w:tcPr>
+          <w:p>
+            <w:pPr>
+              <w:spacing w:before="40" w:after="40"/>
+              <w:jc w:val="center"/>
+            </w:pPr>
+            <w:r>
+              <w:rPr>
+                <w:rFonts w:ascii="Times New Roman" w:hAnsi="Times New Roman"/>
+                <w:b/>
+                <w:sz w:val="18"/>
+              </w:rPr>
+              <w:t>100.00%</w:t>
+            </w:r>
+          </w:p>
+        </w:tc>
+      </w:tr>
+    </w:tbl>
+    <w:p>
+      <w:pPr>
+        <w:spacing w:after="120"/>
+      </w:pPr>
+    </w:p>
+    <w:p>
+      <w:pPr>
+        <w:keepNext/>
+        <w:spacing w:before="160" w:after="40"/>
+      </w:pPr>
+      <w:r>
+        <w:rPr>
+          <w:rFonts w:ascii="Times New Roman" w:hAnsi="Times New Roman"/>
+          <w:b/>
+          <w:i/>
+          <w:sz w:val="21"/>
+        </w:rPr>
+        <w:t>7.5.3 Publication Figures</w:t>
+      </w:r>
+    </w:p>
+    <w:p>
+      <w:pPr>
+        <w:spacing w:before="40" w:after="80" w:line="276" w:lineRule="auto"/>
+      </w:pPr>
+      <w:r>
+        <w:rPr>
+          <w:rFonts w:ascii="Times New Roman" w:hAnsi="Times New Roman"/>
+          <w:sz w:val="20"/>
+        </w:rPr>
+        <w:t>The empirical ablation metrics and rule-wise contributions are visualized in Figures 3, 4, 5, and 6.</w:t>
+      </w:r>
+    </w:p>
+    <w:p>
+      <w:pPr>
+        <w:spacing w:before="40" w:after="80" w:line="276" w:lineRule="auto"/>
+      </w:pPr>
+      <w:r>
+        <w:rPr>
+          <w:rFonts w:ascii="Times New Roman" w:hAnsi="Times New Roman"/>
+          <w:sz w:val="20"/>
+        </w:rPr>
+        <w:t>![Figure 3: Accuracy Improvement Across Normalization Layer](C:/Users/elitebook840g89319/.gemini/antigravity-ide/brain/bb9b3069-0e60-4209-b2b8-d0321ac491db/figure_normalization_ablation.png)</w:t>
+      </w:r>
+    </w:p>
+    <w:p>
+      <w:pPr>
+        <w:spacing w:before="40" w:after="80" w:line="276" w:lineRule="auto"/>
+      </w:pPr>
+      <w:r>
+        <w:rPr>
+          <w:rFonts w:ascii="Times New Roman" w:hAnsi="Times New Roman"/>
+          <w:i/>
+          <w:sz w:val="20"/>
+        </w:rPr>
+        <w:t>Fig. 3: Accuracy metric comparison (Precision, Recall, F1) with and without semantic canonical normalization.</w:t>
+      </w:r>
+    </w:p>
+    <w:p>
+      <w:pPr>
+        <w:spacing w:before="40" w:after="80" w:line="276" w:lineRule="auto"/>
+      </w:pPr>
+      <w:r>
+        <w:rPr>
+          <w:rFonts w:ascii="Times New Roman" w:hAnsi="Times New Roman"/>
+          <w:sz w:val="20"/>
+        </w:rPr>
+        <w:t>![Figure 4: Error Rate Reduction Across Normalization Layer](C:/Users/elitebook840g89319/.gemini/antigravity-ide/brain/bb9b3069-0e60-4209-b2b8-d0321ac491db/figure_metric_improvement.png)</w:t>
+      </w:r>
+    </w:p>
+    <w:p>
+      <w:pPr>
+        <w:spacing w:before="40" w:after="80" w:line="276" w:lineRule="auto"/>
+      </w:pPr>
+      <w:r>
+        <w:rPr>
+          <w:rFonts w:ascii="Times New Roman" w:hAnsi="Times New Roman"/>
+          <w:i/>
+          <w:sz w:val="20"/>
+        </w:rPr>
+        <w:t>Fig. 4: Character Error Rate (CER) and Word Error Rate (WER) reduction resulting from canonical normalization.</w:t>
+      </w:r>
+    </w:p>
+    <w:p>
+      <w:pPr>
+        <w:spacing w:before="40" w:after="80" w:line="276" w:lineRule="auto"/>
+      </w:pPr>
+      <w:r>
+        <w:rPr>
+          <w:rFonts w:ascii="Times New Roman" w:hAnsi="Times New Roman"/>
+          <w:sz w:val="20"/>
+        </w:rPr>
+        <w:t>![Figure 5: Normalization Rule Contribution Breakdown](C:/Users/elitebook840g89319/.gemini/antigravity-ide/brain/bb9b3069-0e60-4209-b2b8-d0321ac491db/figure_rule_contribution.png)</w:t>
+      </w:r>
+    </w:p>
+    <w:p>
+      <w:pPr>
+        <w:spacing w:before="40" w:after="80" w:line="276" w:lineRule="auto"/>
+      </w:pPr>
+      <w:r>
+        <w:rPr>
+          <w:rFonts w:ascii="Times New Roman" w:hAnsi="Times New Roman"/>
+          <w:i/>
+          <w:sz w:val="20"/>
+        </w:rPr>
+        <w:t>Fig. 5: Total false-negative field mismatches resolved by each individual domain normalizer rule.</w:t>
+      </w:r>
+    </w:p>
+    <w:p>
+      <w:pPr>
+        <w:spacing w:before="40" w:after="80" w:line="276" w:lineRule="auto"/>
+      </w:pPr>
+      <w:r>
+        <w:rPr>
+          <w:rFonts w:ascii="Times New Roman" w:hAnsi="Times New Roman"/>
+          <w:sz w:val="20"/>
+        </w:rPr>
+        <w:t>![Figure 6: Field-Wise Accuracy Improvement](C:/Users/elitebook840g89319/.gemini/antigravity-ide/brain/bb9b3069-0e60-4209-b2b8-d0321ac491db/figure_field_improvement.png)</w:t>
+      </w:r>
+    </w:p>
+    <w:p>
+      <w:pPr>
+        <w:spacing w:before="40" w:after="80" w:line="276" w:lineRule="auto"/>
+      </w:pPr>
+      <w:r>
+        <w:rPr>
+          <w:rFonts w:ascii="Times New Roman" w:hAnsi="Times New Roman"/>
+          <w:i/>
+          <w:sz w:val="20"/>
+        </w:rPr>
+        <w:t>Fig. 6: Field-by-field accuracy improvement comparing raw string matching against canonical normalization.</w:t>
+      </w:r>
+    </w:p>
+    <w:p>
+      <w:pPr>
+        <w:keepNext/>
+        <w:spacing w:before="160" w:after="40"/>
+      </w:pPr>
+      <w:r>
+        <w:rPr>
+          <w:rFonts w:ascii="Times New Roman" w:hAnsi="Times New Roman"/>
+          <w:b/>
+          <w:i/>
+          <w:sz w:val="21"/>
+        </w:rPr>
+        <w:t>7.5.4 Critical Discussion &amp; Scientific Validation</w:t>
+      </w:r>
+    </w:p>
+    <w:p>
+      <w:pPr>
+        <w:spacing w:before="40" w:after="80" w:line="276" w:lineRule="auto"/>
+      </w:pPr>
+      <w:r>
+        <w:rPr>
+          <w:rFonts w:ascii="Times New Roman" w:hAnsi="Times New Roman"/>
+          <w:sz w:val="20"/>
+        </w:rPr>
+        <w:t xml:space="preserve">The ablation results empirically validate the core hypothesis: </w:t>
+      </w:r>
+      <w:r>
+        <w:rPr>
+          <w:rFonts w:ascii="Times New Roman" w:hAnsi="Times New Roman"/>
+          <w:b/>
+          <w:sz w:val="20"/>
+        </w:rPr>
+        <w:t>evaluating raw text strings severely distorts extraction performance metrics</w:t>
+      </w:r>
+      <w:r>
+        <w:rPr>
+          <w:rFonts w:ascii="Times New Roman" w:hAnsi="Times New Roman"/>
+          <w:sz w:val="20"/>
+        </w:rPr>
+        <w:t>.</w:t>
+      </w:r>
+    </w:p>
+    <w:p>
+      <w:pPr>
+        <w:spacing w:before="40" w:after="80" w:line="276" w:lineRule="auto"/>
+      </w:pPr>
+      <w:r>
+        <w:rPr>
+          <w:rFonts w:ascii="Times New Roman" w:hAnsi="Times New Roman"/>
+          <w:sz w:val="20"/>
+        </w:rPr>
+        <w:t xml:space="preserve">Without normalization (Pass A), standard string comparison yields an artificial F1 score of </w:t>
+      </w:r>
+      <w:r>
+        <w:rPr>
+          <w:rFonts w:ascii="Times New Roman" w:hAnsi="Times New Roman"/>
+          <w:b/>
+          <w:sz w:val="20"/>
+        </w:rPr>
+        <w:t>50.00%</w:t>
+      </w:r>
+      <w:r>
+        <w:rPr>
+          <w:rFonts w:ascii="Times New Roman" w:hAnsi="Times New Roman"/>
+          <w:sz w:val="20"/>
+        </w:rPr>
+        <w:t xml:space="preserve"> and a Character Error Rate of </w:t>
+      </w:r>
+      <w:r>
+        <w:rPr>
+          <w:rFonts w:ascii="Times New Roman" w:hAnsi="Times New Roman"/>
+          <w:b/>
+          <w:sz w:val="20"/>
+        </w:rPr>
+        <w:t>38.13%</w:t>
+      </w:r>
+      <w:r>
+        <w:rPr>
+          <w:rFonts w:ascii="Times New Roman" w:hAnsi="Times New Roman"/>
+          <w:sz w:val="20"/>
+        </w:rPr>
+        <w:t>, incorrectly penalizing models for benign representation differences such as date styling (14 Jul 2025 vs 2025-07-14), identifier hyphens (2021-IT-000150 vs 2021IT000150), and institutional shorthand (VTU vs Vivekananda Technical University).</w:t>
+      </w:r>
+    </w:p>
+    <w:p>
+      <w:pPr>
+        <w:spacing w:before="40" w:after="80" w:line="276" w:lineRule="auto"/>
+      </w:pPr>
+      <w:r>
+        <w:rPr>
+          <w:rFonts w:ascii="Times New Roman" w:hAnsi="Times New Roman"/>
+          <w:sz w:val="20"/>
+        </w:rPr>
+        <w:t xml:space="preserve">Routing field extractions through the CanonicalNormalizer (Pass B) recovers true extraction performance, boosting the Field F1 score to </w:t>
+      </w:r>
+      <w:r>
+        <w:rPr>
+          <w:rFonts w:ascii="Times New Roman" w:hAnsi="Times New Roman"/>
+          <w:b/>
+          <w:sz w:val="20"/>
+        </w:rPr>
+        <w:t>95.49%</w:t>
+      </w:r>
+      <w:r>
+        <w:rPr>
+          <w:rFonts w:ascii="Times New Roman" w:hAnsi="Times New Roman"/>
+          <w:sz w:val="20"/>
+        </w:rPr>
+        <w:t xml:space="preserve"> (a </w:t>
+      </w:r>
+      <w:r>
+        <w:rPr>
+          <w:rFonts w:ascii="Times New Roman" w:hAnsi="Times New Roman"/>
+          <w:b/>
+          <w:sz w:val="20"/>
+        </w:rPr>
+        <w:t>+45.49% absolute improvement</w:t>
+      </w:r>
+      <w:r>
+        <w:rPr>
+          <w:rFonts w:ascii="Times New Roman" w:hAnsi="Times New Roman"/>
+          <w:sz w:val="20"/>
+        </w:rPr>
+        <w:t xml:space="preserve">) while reducing mean CER by </w:t>
+      </w:r>
+      <w:r>
+        <w:rPr>
+          <w:rFonts w:ascii="Times New Roman" w:hAnsi="Times New Roman"/>
+          <w:b/>
+          <w:sz w:val="20"/>
+        </w:rPr>
+        <w:t>90.42%</w:t>
+      </w:r>
+      <w:r>
+        <w:rPr>
+          <w:rFonts w:ascii="Times New Roman" w:hAnsi="Times New Roman"/>
+          <w:sz w:val="20"/>
+        </w:rPr>
+        <w:t xml:space="preserve"> (from 38.13% down to 3.65%). Date and Roll Number normalizers contributed the largest share of corrections (27.48% each), demonstrating that domain-specific normalization is essential for unbiased evaluation of academic credential document processing engines.</w:t>
+      </w:r>
+    </w:p>
+    <w:p>
+      <w:pPr>
         <w:spacing w:before="40" w:after="80" w:line="276" w:lineRule="auto"/>
       </w:pPr>
       <w:r>

--- a/docs/reports/Paper_V3_IEEE_Final.docx
+++ b/docs/reports/Paper_V3_IEEE_Final.docx
@@ -11701,6 +11701,5345 @@
     </w:p>
     <w:p>
       <w:pPr>
+        <w:keepNext/>
+        <w:spacing w:before="200" w:after="80"/>
+      </w:pPr>
+      <w:r>
+        <w:rPr>
+          <w:rFonts w:ascii="Times New Roman" w:hAnsi="Times New Roman"/>
+          <w:b/>
+          <w:color w:val="333333"/>
+          <w:sz w:val="23"/>
+        </w:rPr>
+        <w:t>7.6 Statistical Significance Analysis ($p &lt; 0.0001$)</w:t>
+      </w:r>
+    </w:p>
+    <w:p>
+      <w:pPr>
+        <w:spacing w:before="40" w:after="80" w:line="276" w:lineRule="auto"/>
+      </w:pPr>
+      <w:r>
+        <w:rPr>
+          <w:rFonts w:ascii="Times New Roman" w:hAnsi="Times New Roman"/>
+          <w:sz w:val="20"/>
+        </w:rPr>
+        <w:t>To verify whether the observed metric improvements resulting from canonical normalization are statistically significant, we evaluated hypothesis tests across all 5,760 paired field observations (</w:t>
+      </w:r>
+      <m:oMath>
+        <m:r>
+          <w:rPr>
+            <w:rFonts w:ascii="Cambria Math" w:hAnsi="Cambria Math"/>
+          </w:rPr>
+          <m:t>N</m:t>
+        </m:r>
+        <m:r>
+          <w:rPr>
+            <w:rFonts w:ascii="Cambria Math" w:hAnsi="Cambria Math"/>
+          </w:rPr>
+          <m:t>=</m:t>
+        </m:r>
+        <m:r>
+          <w:rPr>
+            <w:rFonts w:ascii="Cambria Math" w:hAnsi="Cambria Math"/>
+          </w:rPr>
+          <m:t>5</m:t>
+        </m:r>
+        <m:r>
+          <w:rPr>
+            <w:rFonts w:ascii="Cambria Math" w:hAnsi="Cambria Math"/>
+          </w:rPr>
+          <m:t>,</m:t>
+        </m:r>
+        <m:r>
+          <w:rPr>
+            <w:rFonts w:ascii="Cambria Math" w:hAnsi="Cambria Math"/>
+          </w:rPr>
+          <m:t>760</m:t>
+        </m:r>
+      </m:oMath>
+      <w:r>
+        <w:rPr>
+          <w:rFonts w:ascii="Times New Roman" w:hAnsi="Times New Roman"/>
+          <w:sz w:val="20"/>
+        </w:rPr>
+        <w:t>).</w:t>
+      </w:r>
+    </w:p>
+    <w:p>
+      <w:pPr>
+        <w:keepNext/>
+        <w:spacing w:before="160" w:after="80"/>
+        <w:jc w:val="center"/>
+      </w:pPr>
+      <w:r>
+        <w:rPr>
+          <w:rFonts w:ascii="Times New Roman" w:hAnsi="Times New Roman"/>
+          <w:b/>
+          <w:color w:val="003366"/>
+          <w:sz w:val="19"/>
+        </w:rPr>
+        <w:t>Table 5: Statistical Hypothesis Testing Summary (</w:t>
+      </w:r>
+      <m:oMath>
+        <m:r>
+          <w:rPr>
+            <w:rFonts w:ascii="Cambria Math" w:hAnsi="Cambria Math"/>
+          </w:rPr>
+          <m:t>α</m:t>
+        </m:r>
+        <m:r>
+          <w:rPr>
+            <w:rFonts w:ascii="Cambria Math" w:hAnsi="Cambria Math"/>
+          </w:rPr>
+          <m:t>=</m:t>
+        </m:r>
+        <m:r>
+          <w:rPr>
+            <w:rFonts w:ascii="Cambria Math" w:hAnsi="Cambria Math"/>
+          </w:rPr>
+          <m:t>0.001</m:t>
+        </m:r>
+      </m:oMath>
+      <w:r>
+        <w:rPr>
+          <w:rFonts w:ascii="Times New Roman" w:hAnsi="Times New Roman"/>
+          <w:b/>
+          <w:color w:val="003366"/>
+          <w:sz w:val="19"/>
+        </w:rPr>
+        <w:t>)</w:t>
+      </w:r>
+    </w:p>
+    <w:tbl>
+      <w:tblPr>
+        <w:tblW w:type="auto" w:w="0"/>
+        <w:jc w:val="center"/>
+        <w:tblLook w:firstColumn="1" w:firstRow="1" w:lastColumn="0" w:lastRow="0" w:noHBand="0" w:noVBand="1" w:val="04A0"/>
+        <w:tblBorders>
+          <w:top w:val="single" w:sz="12" w:space="0" w:color="003366"/>
+          <w:bottom w:val="single" w:sz="12" w:space="0" w:color="003366"/>
+          <w:insideH w:val="single" w:sz="4" w:space="0" w:color="E0E0E0"/>
+          <w:insideV w:val="none"/>
+          <w:left w:val="none"/>
+          <w:right w:val="none"/>
+        </w:tblBorders>
+      </w:tblPr>
+      <w:tblGrid>
+        <w:gridCol w:w="1337"/>
+        <w:gridCol w:w="1337"/>
+        <w:gridCol w:w="1337"/>
+        <w:gridCol w:w="1337"/>
+        <w:gridCol w:w="1337"/>
+        <w:gridCol w:w="1337"/>
+        <w:gridCol w:w="1337"/>
+      </w:tblGrid>
+      <w:tr>
+        <w:tc>
+          <w:tcPr>
+            <w:tcW w:type="dxa" w:w="1337"/>
+            <w:tcMar>
+              <w:top w:w="100" w:type="dxa"/>
+              <w:bottom w:w="100" w:type="dxa"/>
+              <w:left w:w="130" w:type="dxa"/>
+              <w:right w:w="130" w:type="dxa"/>
+            </w:tcMar>
+            <w:shd w:fill="003366"/>
+          </w:tcPr>
+          <w:p>
+            <w:pPr>
+              <w:spacing w:before="40" w:after="40"/>
+              <w:jc w:val="center"/>
+            </w:pPr>
+            <w:r>
+              <w:rPr>
+                <w:rFonts w:ascii="Times New Roman" w:hAnsi="Times New Roman"/>
+                <w:b/>
+                <w:color w:val="FFFFFF"/>
+                <w:sz w:val="19"/>
+              </w:rPr>
+              <w:t>Statistical Test</w:t>
+            </w:r>
+          </w:p>
+        </w:tc>
+        <w:tc>
+          <w:tcPr>
+            <w:tcW w:type="dxa" w:w="1337"/>
+            <w:tcMar>
+              <w:top w:w="100" w:type="dxa"/>
+              <w:bottom w:w="100" w:type="dxa"/>
+              <w:left w:w="130" w:type="dxa"/>
+              <w:right w:w="130" w:type="dxa"/>
+            </w:tcMar>
+            <w:shd w:fill="003366"/>
+          </w:tcPr>
+          <w:p>
+            <w:pPr>
+              <w:spacing w:before="40" w:after="40"/>
+              <w:jc w:val="center"/>
+            </w:pPr>
+            <w:r>
+              <w:rPr>
+                <w:rFonts w:ascii="Times New Roman" w:hAnsi="Times New Roman"/>
+                <w:b/>
+                <w:color w:val="FFFFFF"/>
+                <w:sz w:val="19"/>
+              </w:rPr>
+              <w:t>Tested Metric</w:t>
+            </w:r>
+          </w:p>
+        </w:tc>
+        <w:tc>
+          <w:tcPr>
+            <w:tcW w:type="dxa" w:w="1337"/>
+            <w:tcMar>
+              <w:top w:w="100" w:type="dxa"/>
+              <w:bottom w:w="100" w:type="dxa"/>
+              <w:left w:w="130" w:type="dxa"/>
+              <w:right w:w="130" w:type="dxa"/>
+            </w:tcMar>
+            <w:shd w:fill="003366"/>
+          </w:tcPr>
+          <w:p>
+            <w:pPr>
+              <w:spacing w:before="40" w:after="40"/>
+              <w:jc w:val="center"/>
+            </w:pPr>
+            <w:r>
+              <w:rPr>
+                <w:rFonts w:ascii="Times New Roman" w:hAnsi="Times New Roman"/>
+                <w:b/>
+                <w:color w:val="FFFFFF"/>
+                <w:sz w:val="19"/>
+              </w:rPr>
+              <w:t>Null Hypothesis (</w:t>
+            </w:r>
+            <m:oMath>
+              <m:sSub>
+                <m:e>
+                  <m:r>
+                    <w:rPr>
+                      <w:rFonts w:ascii="Cambria Math" w:hAnsi="Cambria Math"/>
+                    </w:rPr>
+                    <m:t>H</m:t>
+                  </m:r>
+                </m:e>
+                <m:sub>
+                  <m:r>
+                    <w:rPr>
+                      <w:rFonts w:ascii="Cambria Math" w:hAnsi="Cambria Math"/>
+                    </w:rPr>
+                    <m:t>0</m:t>
+                  </m:r>
+                </m:sub>
+              </m:sSub>
+            </m:oMath>
+            <w:r>
+              <w:rPr>
+                <w:rFonts w:ascii="Times New Roman" w:hAnsi="Times New Roman"/>
+                <w:b/>
+                <w:color w:val="FFFFFF"/>
+                <w:sz w:val="19"/>
+              </w:rPr>
+              <w:t>)</w:t>
+            </w:r>
+          </w:p>
+        </w:tc>
+        <w:tc>
+          <w:tcPr>
+            <w:tcW w:type="dxa" w:w="1337"/>
+            <w:tcMar>
+              <w:top w:w="100" w:type="dxa"/>
+              <w:bottom w:w="100" w:type="dxa"/>
+              <w:left w:w="130" w:type="dxa"/>
+              <w:right w:w="130" w:type="dxa"/>
+            </w:tcMar>
+            <w:shd w:fill="003366"/>
+          </w:tcPr>
+          <w:p>
+            <w:pPr>
+              <w:spacing w:before="40" w:after="40"/>
+              <w:jc w:val="center"/>
+            </w:pPr>
+            <w:r>
+              <w:rPr>
+                <w:rFonts w:ascii="Times New Roman" w:hAnsi="Times New Roman"/>
+                <w:b/>
+                <w:color w:val="FFFFFF"/>
+                <w:sz w:val="19"/>
+              </w:rPr>
+              <w:t>Test Statistic</w:t>
+            </w:r>
+          </w:p>
+        </w:tc>
+        <w:tc>
+          <w:tcPr>
+            <w:tcW w:type="dxa" w:w="1337"/>
+            <w:tcMar>
+              <w:top w:w="100" w:type="dxa"/>
+              <w:bottom w:w="100" w:type="dxa"/>
+              <w:left w:w="130" w:type="dxa"/>
+              <w:right w:w="130" w:type="dxa"/>
+            </w:tcMar>
+            <w:shd w:fill="003366"/>
+          </w:tcPr>
+          <w:p>
+            <w:pPr>
+              <w:spacing w:before="40" w:after="40"/>
+              <w:jc w:val="center"/>
+            </w:pPr>
+            <w:r>
+              <w:rPr>
+                <w:rFonts w:ascii="Times New Roman" w:hAnsi="Times New Roman"/>
+                <w:b/>
+                <w:color w:val="FFFFFF"/>
+                <w:sz w:val="19"/>
+              </w:rPr>
+              <w:t xml:space="preserve">Exact </w:t>
+            </w:r>
+            <m:oMath>
+              <m:r>
+                <w:rPr>
+                  <w:rFonts w:ascii="Cambria Math" w:hAnsi="Cambria Math"/>
+                </w:rPr>
+                <m:t>p</m:t>
+              </m:r>
+            </m:oMath>
+            <w:r>
+              <w:rPr>
+                <w:rFonts w:ascii="Times New Roman" w:hAnsi="Times New Roman"/>
+                <w:b/>
+                <w:color w:val="FFFFFF"/>
+                <w:sz w:val="19"/>
+              </w:rPr>
+              <w:t>-value</w:t>
+            </w:r>
+          </w:p>
+        </w:tc>
+        <w:tc>
+          <w:tcPr>
+            <w:tcW w:type="dxa" w:w="1337"/>
+            <w:tcMar>
+              <w:top w:w="100" w:type="dxa"/>
+              <w:bottom w:w="100" w:type="dxa"/>
+              <w:left w:w="130" w:type="dxa"/>
+              <w:right w:w="130" w:type="dxa"/>
+            </w:tcMar>
+            <w:shd w:fill="003366"/>
+          </w:tcPr>
+          <w:p>
+            <w:pPr>
+              <w:spacing w:before="40" w:after="40"/>
+              <w:jc w:val="center"/>
+            </w:pPr>
+            <w:r>
+              <w:rPr>
+                <w:rFonts w:ascii="Times New Roman" w:hAnsi="Times New Roman"/>
+                <w:b/>
+                <w:color w:val="FFFFFF"/>
+                <w:sz w:val="19"/>
+              </w:rPr>
+              <w:t>Decision</w:t>
+            </w:r>
+          </w:p>
+        </w:tc>
+        <w:tc>
+          <w:tcPr>
+            <w:tcW w:type="dxa" w:w="1337"/>
+            <w:tcMar>
+              <w:top w:w="100" w:type="dxa"/>
+              <w:bottom w:w="100" w:type="dxa"/>
+              <w:left w:w="130" w:type="dxa"/>
+              <w:right w:w="130" w:type="dxa"/>
+            </w:tcMar>
+            <w:shd w:fill="003366"/>
+          </w:tcPr>
+          <w:p>
+            <w:pPr>
+              <w:spacing w:before="40" w:after="40"/>
+              <w:jc w:val="center"/>
+            </w:pPr>
+            <w:r>
+              <w:rPr>
+                <w:rFonts w:ascii="Times New Roman" w:hAnsi="Times New Roman"/>
+                <w:b/>
+                <w:color w:val="FFFFFF"/>
+                <w:sz w:val="19"/>
+              </w:rPr>
+              <w:t>Significance Level</w:t>
+            </w:r>
+          </w:p>
+        </w:tc>
+      </w:tr>
+      <w:tr>
+        <w:tc>
+          <w:tcPr>
+            <w:tcW w:type="dxa" w:w="1337"/>
+            <w:tcMar>
+              <w:top w:w="100" w:type="dxa"/>
+              <w:bottom w:w="100" w:type="dxa"/>
+              <w:left w:w="130" w:type="dxa"/>
+              <w:right w:w="130" w:type="dxa"/>
+            </w:tcMar>
+            <w:shd w:fill="FFFFFF"/>
+          </w:tcPr>
+          <w:p>
+            <w:pPr>
+              <w:spacing w:before="40" w:after="40"/>
+              <w:jc w:val="left"/>
+            </w:pPr>
+            <w:r>
+              <w:rPr>
+                <w:rFonts w:ascii="Times New Roman" w:hAnsi="Times New Roman"/>
+                <w:b/>
+                <w:sz w:val="18"/>
+              </w:rPr>
+              <w:t>McNemar Test</w:t>
+            </w:r>
+          </w:p>
+        </w:tc>
+        <w:tc>
+          <w:tcPr>
+            <w:tcW w:type="dxa" w:w="1337"/>
+            <w:tcMar>
+              <w:top w:w="100" w:type="dxa"/>
+              <w:bottom w:w="100" w:type="dxa"/>
+              <w:left w:w="130" w:type="dxa"/>
+              <w:right w:w="130" w:type="dxa"/>
+            </w:tcMar>
+            <w:shd w:fill="FFFFFF"/>
+          </w:tcPr>
+          <w:p>
+            <w:pPr>
+              <w:spacing w:before="40" w:after="40"/>
+              <w:jc w:val="center"/>
+            </w:pPr>
+            <w:r>
+              <w:rPr>
+                <w:rFonts w:ascii="Times New Roman" w:hAnsi="Times New Roman"/>
+                <w:sz w:val="18"/>
+              </w:rPr>
+              <w:t>Binary Field Match Rate</w:t>
+            </w:r>
+          </w:p>
+        </w:tc>
+        <w:tc>
+          <w:tcPr>
+            <w:tcW w:type="dxa" w:w="1337"/>
+            <w:tcMar>
+              <w:top w:w="100" w:type="dxa"/>
+              <w:bottom w:w="100" w:type="dxa"/>
+              <w:left w:w="130" w:type="dxa"/>
+              <w:right w:w="130" w:type="dxa"/>
+            </w:tcMar>
+            <w:shd w:fill="FFFFFF"/>
+          </w:tcPr>
+          <w:p>
+            <w:pPr>
+              <w:spacing w:before="40" w:after="40"/>
+              <w:jc w:val="center"/>
+            </w:pPr>
+            <m:oMath>
+              <m:sSub>
+                <m:e>
+                  <m:r>
+                    <w:rPr>
+                      <w:rFonts w:ascii="Times New Roman" w:hAnsi="Times New Roman"/>
+                      <w:i w:val="0"/>
+                    </w:rPr>
+                    <m:t>Acc</m:t>
+                  </m:r>
+                </m:e>
+                <m:sub>
+                  <m:r>
+                    <w:rPr>
+                      <w:rFonts w:ascii="Times New Roman" w:hAnsi="Times New Roman"/>
+                      <w:i w:val="0"/>
+                    </w:rPr>
+                    <m:t>Pass A</m:t>
+                  </m:r>
+                </m:sub>
+              </m:sSub>
+              <m:r>
+                <w:rPr>
+                  <w:rFonts w:ascii="Cambria Math" w:hAnsi="Cambria Math"/>
+                </w:rPr>
+                <m:t>=</m:t>
+              </m:r>
+              <m:sSub>
+                <m:e>
+                  <m:r>
+                    <w:rPr>
+                      <w:rFonts w:ascii="Times New Roman" w:hAnsi="Times New Roman"/>
+                      <w:i w:val="0"/>
+                    </w:rPr>
+                    <m:t>Acc</m:t>
+                  </m:r>
+                </m:e>
+                <m:sub>
+                  <m:r>
+                    <w:rPr>
+                      <w:rFonts w:ascii="Times New Roman" w:hAnsi="Times New Roman"/>
+                      <w:i w:val="0"/>
+                    </w:rPr>
+                    <m:t>Pass B</m:t>
+                  </m:r>
+                </m:sub>
+              </m:sSub>
+            </m:oMath>
+          </w:p>
+        </w:tc>
+        <w:tc>
+          <w:tcPr>
+            <w:tcW w:type="dxa" w:w="1337"/>
+            <w:tcMar>
+              <w:top w:w="100" w:type="dxa"/>
+              <w:bottom w:w="100" w:type="dxa"/>
+              <w:left w:w="130" w:type="dxa"/>
+              <w:right w:w="130" w:type="dxa"/>
+            </w:tcMar>
+            <w:shd w:fill="FFFFFF"/>
+          </w:tcPr>
+          <w:p>
+            <w:pPr>
+              <w:spacing w:before="40" w:after="40"/>
+              <w:jc w:val="center"/>
+            </w:pPr>
+            <m:oMath>
+              <m:sSup>
+                <m:e>
+                  <m:r>
+                    <w:rPr>
+                      <w:rFonts w:ascii="Cambria Math" w:hAnsi="Cambria Math"/>
+                    </w:rPr>
+                    <m:t>χ</m:t>
+                  </m:r>
+                </m:e>
+                <m:sup>
+                  <m:r>
+                    <w:rPr>
+                      <w:rFonts w:ascii="Cambria Math" w:hAnsi="Cambria Math"/>
+                    </w:rPr>
+                    <m:t>2</m:t>
+                  </m:r>
+                </m:sup>
+              </m:sSup>
+              <m:r>
+                <w:rPr>
+                  <w:rFonts w:ascii="Cambria Math" w:hAnsi="Cambria Math"/>
+                </w:rPr>
+                <m:t>=</m:t>
+              </m:r>
+              <m:r>
+                <w:rPr>
+                  <w:rFonts w:ascii="Cambria Math" w:hAnsi="Cambria Math"/>
+                </w:rPr>
+                <m:t>2618.00</m:t>
+              </m:r>
+            </m:oMath>
+          </w:p>
+        </w:tc>
+        <w:tc>
+          <w:tcPr>
+            <w:tcW w:type="dxa" w:w="1337"/>
+            <w:tcMar>
+              <w:top w:w="100" w:type="dxa"/>
+              <w:bottom w:w="100" w:type="dxa"/>
+              <w:left w:w="130" w:type="dxa"/>
+              <w:right w:w="130" w:type="dxa"/>
+            </w:tcMar>
+            <w:shd w:fill="FFFFFF"/>
+          </w:tcPr>
+          <w:p>
+            <w:pPr>
+              <w:spacing w:before="40" w:after="40"/>
+              <w:jc w:val="center"/>
+            </w:pPr>
+            <m:oMath>
+              <m:r>
+                <w:rPr>
+                  <w:rFonts w:ascii="Cambria Math" w:hAnsi="Cambria Math"/>
+                </w:rPr>
+                <m:t>&lt;</m:t>
+              </m:r>
+              <m:r>
+                <w:rPr>
+                  <w:rFonts w:ascii="Cambria Math" w:hAnsi="Cambria Math"/>
+                </w:rPr>
+                <m:t>1.0</m:t>
+              </m:r>
+              <m:r>
+                <w:rPr>
+                  <w:rFonts w:ascii="Cambria Math" w:hAnsi="Cambria Math"/>
+                </w:rPr>
+                <m:t>×</m:t>
+              </m:r>
+              <m:sSup>
+                <m:e>
+                  <m:r>
+                    <w:rPr>
+                      <w:rFonts w:ascii="Cambria Math" w:hAnsi="Cambria Math"/>
+                    </w:rPr>
+                    <m:t>10</m:t>
+                  </m:r>
+                </m:e>
+                <m:sup>
+                  <m:r>
+                    <w:rPr>
+                      <w:rFonts w:ascii="Cambria Math" w:hAnsi="Cambria Math"/>
+                    </w:rPr>
+                    <m:t>−</m:t>
+                  </m:r>
+                  <m:r>
+                    <w:rPr>
+                      <w:rFonts w:ascii="Cambria Math" w:hAnsi="Cambria Math"/>
+                    </w:rPr>
+                    <m:t>15</m:t>
+                  </m:r>
+                </m:sup>
+              </m:sSup>
+            </m:oMath>
+          </w:p>
+        </w:tc>
+        <w:tc>
+          <w:tcPr>
+            <w:tcW w:type="dxa" w:w="1337"/>
+            <w:tcMar>
+              <w:top w:w="100" w:type="dxa"/>
+              <w:bottom w:w="100" w:type="dxa"/>
+              <w:left w:w="130" w:type="dxa"/>
+              <w:right w:w="130" w:type="dxa"/>
+            </w:tcMar>
+            <w:shd w:fill="FFFFFF"/>
+          </w:tcPr>
+          <w:p>
+            <w:pPr>
+              <w:spacing w:before="40" w:after="40"/>
+              <w:jc w:val="center"/>
+            </w:pPr>
+            <w:r>
+              <w:rPr>
+                <w:rFonts w:ascii="Times New Roman" w:hAnsi="Times New Roman"/>
+                <w:b/>
+                <w:sz w:val="18"/>
+              </w:rPr>
+              <w:t xml:space="preserve">Reject </w:t>
+            </w:r>
+            <m:oMath>
+              <m:sSub>
+                <m:e>
+                  <m:r>
+                    <w:rPr>
+                      <w:rFonts w:ascii="Cambria Math" w:hAnsi="Cambria Math"/>
+                    </w:rPr>
+                    <m:t>H</m:t>
+                  </m:r>
+                </m:e>
+                <m:sub>
+                  <m:r>
+                    <w:rPr>
+                      <w:rFonts w:ascii="Cambria Math" w:hAnsi="Cambria Math"/>
+                    </w:rPr>
+                    <m:t>0</m:t>
+                  </m:r>
+                </m:sub>
+              </m:sSub>
+            </m:oMath>
+          </w:p>
+        </w:tc>
+        <w:tc>
+          <w:tcPr>
+            <w:tcW w:type="dxa" w:w="1337"/>
+            <w:tcMar>
+              <w:top w:w="100" w:type="dxa"/>
+              <w:bottom w:w="100" w:type="dxa"/>
+              <w:left w:w="130" w:type="dxa"/>
+              <w:right w:w="130" w:type="dxa"/>
+            </w:tcMar>
+            <w:shd w:fill="FFFFFF"/>
+          </w:tcPr>
+          <w:p>
+            <w:pPr>
+              <w:spacing w:before="40" w:after="40"/>
+              <w:jc w:val="center"/>
+            </w:pPr>
+            <m:oMath>
+              <m:r>
+                <w:rPr>
+                  <w:rFonts w:ascii="Cambria Math" w:hAnsi="Cambria Math"/>
+                </w:rPr>
+                <m:t>p</m:t>
+              </m:r>
+              <m:r>
+                <w:rPr>
+                  <w:rFonts w:ascii="Cambria Math" w:hAnsi="Cambria Math"/>
+                </w:rPr>
+                <m:t>&lt;</m:t>
+              </m:r>
+              <m:r>
+                <w:rPr>
+                  <w:rFonts w:ascii="Cambria Math" w:hAnsi="Cambria Math"/>
+                </w:rPr>
+                <m:t>0.0001</m:t>
+              </m:r>
+            </m:oMath>
+            <w:r>
+              <w:rPr>
+                <w:rFonts w:ascii="Times New Roman" w:hAnsi="Times New Roman"/>
+                <w:b/>
+                <w:sz w:val="18"/>
+              </w:rPr>
+              <w:t xml:space="preserve"> (Statistically Significant)</w:t>
+            </w:r>
+          </w:p>
+        </w:tc>
+      </w:tr>
+      <w:tr>
+        <w:tc>
+          <w:tcPr>
+            <w:tcW w:type="dxa" w:w="1337"/>
+            <w:tcMar>
+              <w:top w:w="100" w:type="dxa"/>
+              <w:bottom w:w="100" w:type="dxa"/>
+              <w:left w:w="130" w:type="dxa"/>
+              <w:right w:w="130" w:type="dxa"/>
+            </w:tcMar>
+            <w:shd w:fill="F8F9FA"/>
+          </w:tcPr>
+          <w:p>
+            <w:pPr>
+              <w:spacing w:before="40" w:after="40"/>
+              <w:jc w:val="left"/>
+            </w:pPr>
+            <w:r>
+              <w:rPr>
+                <w:rFonts w:ascii="Times New Roman" w:hAnsi="Times New Roman"/>
+                <w:b/>
+                <w:sz w:val="18"/>
+              </w:rPr>
+              <w:t>Wilcoxon Signed-Rank</w:t>
+            </w:r>
+          </w:p>
+        </w:tc>
+        <w:tc>
+          <w:tcPr>
+            <w:tcW w:type="dxa" w:w="1337"/>
+            <w:tcMar>
+              <w:top w:w="100" w:type="dxa"/>
+              <w:bottom w:w="100" w:type="dxa"/>
+              <w:left w:w="130" w:type="dxa"/>
+              <w:right w:w="130" w:type="dxa"/>
+            </w:tcMar>
+            <w:shd w:fill="F8F9FA"/>
+          </w:tcPr>
+          <w:p>
+            <w:pPr>
+              <w:spacing w:before="40" w:after="40"/>
+              <w:jc w:val="center"/>
+            </w:pPr>
+            <w:r>
+              <w:rPr>
+                <w:rFonts w:ascii="Times New Roman" w:hAnsi="Times New Roman"/>
+                <w:sz w:val="18"/>
+              </w:rPr>
+              <w:t>Per-Sample F1 Score</w:t>
+            </w:r>
+          </w:p>
+        </w:tc>
+        <w:tc>
+          <w:tcPr>
+            <w:tcW w:type="dxa" w:w="1337"/>
+            <w:tcMar>
+              <w:top w:w="100" w:type="dxa"/>
+              <w:bottom w:w="100" w:type="dxa"/>
+              <w:left w:w="130" w:type="dxa"/>
+              <w:right w:w="130" w:type="dxa"/>
+            </w:tcMar>
+            <w:shd w:fill="F8F9FA"/>
+          </w:tcPr>
+          <w:p>
+            <w:pPr>
+              <w:spacing w:before="40" w:after="40"/>
+              <w:jc w:val="center"/>
+            </w:pPr>
+            <m:oMath>
+              <m:r>
+                <w:rPr>
+                  <w:rFonts w:ascii="Times New Roman" w:hAnsi="Times New Roman"/>
+                  <w:i w:val="0"/>
+                </w:rPr>
+                <m:t>Median</m:t>
+              </m:r>
+              <m:r>
+                <w:rPr>
+                  <w:rFonts w:ascii="Cambria Math" w:hAnsi="Cambria Math"/>
+                </w:rPr>
+                <m:t>(</m:t>
+              </m:r>
+              <m:r>
+                <w:rPr>
+                  <w:rFonts w:ascii="Cambria Math" w:hAnsi="Cambria Math"/>
+                </w:rPr>
+                <m:t>Δ</m:t>
+              </m:r>
+              <m:r>
+                <w:rPr>
+                  <w:rFonts w:ascii="Times New Roman" w:hAnsi="Times New Roman"/>
+                  <w:i w:val="0"/>
+                </w:rPr>
+                <m:t>F1</m:t>
+              </m:r>
+              <m:r>
+                <w:rPr>
+                  <w:rFonts w:ascii="Cambria Math" w:hAnsi="Cambria Math"/>
+                </w:rPr>
+                <m:t>)</m:t>
+              </m:r>
+              <m:r>
+                <w:rPr>
+                  <w:rFonts w:ascii="Cambria Math" w:hAnsi="Cambria Math"/>
+                </w:rPr>
+                <m:t>=</m:t>
+              </m:r>
+              <m:r>
+                <w:rPr>
+                  <w:rFonts w:ascii="Cambria Math" w:hAnsi="Cambria Math"/>
+                </w:rPr>
+                <m:t>0</m:t>
+              </m:r>
+            </m:oMath>
+          </w:p>
+        </w:tc>
+        <w:tc>
+          <w:tcPr>
+            <w:tcW w:type="dxa" w:w="1337"/>
+            <w:tcMar>
+              <w:top w:w="100" w:type="dxa"/>
+              <w:bottom w:w="100" w:type="dxa"/>
+              <w:left w:w="130" w:type="dxa"/>
+              <w:right w:w="130" w:type="dxa"/>
+            </w:tcMar>
+            <w:shd w:fill="F8F9FA"/>
+          </w:tcPr>
+          <w:p>
+            <w:pPr>
+              <w:spacing w:before="40" w:after="40"/>
+              <w:jc w:val="center"/>
+            </w:pPr>
+            <m:oMath>
+              <m:r>
+                <w:rPr>
+                  <w:rFonts w:ascii="Cambria Math" w:hAnsi="Cambria Math"/>
+                </w:rPr>
+                <m:t>W</m:t>
+              </m:r>
+              <m:r>
+                <w:rPr>
+                  <w:rFonts w:ascii="Cambria Math" w:hAnsi="Cambria Math"/>
+                </w:rPr>
+                <m:t>=</m:t>
+              </m:r>
+              <m:r>
+                <w:rPr>
+                  <w:rFonts w:ascii="Cambria Math" w:hAnsi="Cambria Math"/>
+                </w:rPr>
+                <m:t>64980.0</m:t>
+              </m:r>
+            </m:oMath>
+          </w:p>
+        </w:tc>
+        <w:tc>
+          <w:tcPr>
+            <w:tcW w:type="dxa" w:w="1337"/>
+            <w:tcMar>
+              <w:top w:w="100" w:type="dxa"/>
+              <w:bottom w:w="100" w:type="dxa"/>
+              <w:left w:w="130" w:type="dxa"/>
+              <w:right w:w="130" w:type="dxa"/>
+            </w:tcMar>
+            <w:shd w:fill="F8F9FA"/>
+          </w:tcPr>
+          <w:p>
+            <w:pPr>
+              <w:spacing w:before="40" w:after="40"/>
+              <w:jc w:val="center"/>
+            </w:pPr>
+            <m:oMath>
+              <m:r>
+                <w:rPr>
+                  <w:rFonts w:ascii="Cambria Math" w:hAnsi="Cambria Math"/>
+                </w:rPr>
+                <m:t>1.55</m:t>
+              </m:r>
+              <m:r>
+                <w:rPr>
+                  <w:rFonts w:ascii="Cambria Math" w:hAnsi="Cambria Math"/>
+                </w:rPr>
+                <m:t>×</m:t>
+              </m:r>
+              <m:sSup>
+                <m:e>
+                  <m:r>
+                    <w:rPr>
+                      <w:rFonts w:ascii="Cambria Math" w:hAnsi="Cambria Math"/>
+                    </w:rPr>
+                    <m:t>10</m:t>
+                  </m:r>
+                </m:e>
+                <m:sup>
+                  <m:r>
+                    <w:rPr>
+                      <w:rFonts w:ascii="Cambria Math" w:hAnsi="Cambria Math"/>
+                    </w:rPr>
+                    <m:t>−</m:t>
+                  </m:r>
+                  <m:r>
+                    <w:rPr>
+                      <w:rFonts w:ascii="Cambria Math" w:hAnsi="Cambria Math"/>
+                    </w:rPr>
+                    <m:t>67</m:t>
+                  </m:r>
+                </m:sup>
+              </m:sSup>
+            </m:oMath>
+          </w:p>
+        </w:tc>
+        <w:tc>
+          <w:tcPr>
+            <w:tcW w:type="dxa" w:w="1337"/>
+            <w:tcMar>
+              <w:top w:w="100" w:type="dxa"/>
+              <w:bottom w:w="100" w:type="dxa"/>
+              <w:left w:w="130" w:type="dxa"/>
+              <w:right w:w="130" w:type="dxa"/>
+            </w:tcMar>
+            <w:shd w:fill="F8F9FA"/>
+          </w:tcPr>
+          <w:p>
+            <w:pPr>
+              <w:spacing w:before="40" w:after="40"/>
+              <w:jc w:val="center"/>
+            </w:pPr>
+            <w:r>
+              <w:rPr>
+                <w:rFonts w:ascii="Times New Roman" w:hAnsi="Times New Roman"/>
+                <w:b/>
+                <w:sz w:val="18"/>
+              </w:rPr>
+              <w:t xml:space="preserve">Reject </w:t>
+            </w:r>
+            <m:oMath>
+              <m:sSub>
+                <m:e>
+                  <m:r>
+                    <w:rPr>
+                      <w:rFonts w:ascii="Cambria Math" w:hAnsi="Cambria Math"/>
+                    </w:rPr>
+                    <m:t>H</m:t>
+                  </m:r>
+                </m:e>
+                <m:sub>
+                  <m:r>
+                    <w:rPr>
+                      <w:rFonts w:ascii="Cambria Math" w:hAnsi="Cambria Math"/>
+                    </w:rPr>
+                    <m:t>0</m:t>
+                  </m:r>
+                </m:sub>
+              </m:sSub>
+            </m:oMath>
+          </w:p>
+        </w:tc>
+        <w:tc>
+          <w:tcPr>
+            <w:tcW w:type="dxa" w:w="1337"/>
+            <w:tcMar>
+              <w:top w:w="100" w:type="dxa"/>
+              <w:bottom w:w="100" w:type="dxa"/>
+              <w:left w:w="130" w:type="dxa"/>
+              <w:right w:w="130" w:type="dxa"/>
+            </w:tcMar>
+            <w:shd w:fill="F8F9FA"/>
+          </w:tcPr>
+          <w:p>
+            <w:pPr>
+              <w:spacing w:before="40" w:after="40"/>
+              <w:jc w:val="center"/>
+            </w:pPr>
+            <m:oMath>
+              <m:r>
+                <w:rPr>
+                  <w:rFonts w:ascii="Cambria Math" w:hAnsi="Cambria Math"/>
+                </w:rPr>
+                <m:t>p</m:t>
+              </m:r>
+              <m:r>
+                <w:rPr>
+                  <w:rFonts w:ascii="Cambria Math" w:hAnsi="Cambria Math"/>
+                </w:rPr>
+                <m:t>&lt;</m:t>
+              </m:r>
+              <m:r>
+                <w:rPr>
+                  <w:rFonts w:ascii="Cambria Math" w:hAnsi="Cambria Math"/>
+                </w:rPr>
+                <m:t>0.0001</m:t>
+              </m:r>
+            </m:oMath>
+            <w:r>
+              <w:rPr>
+                <w:rFonts w:ascii="Times New Roman" w:hAnsi="Times New Roman"/>
+                <w:b/>
+                <w:sz w:val="18"/>
+              </w:rPr>
+              <w:t xml:space="preserve"> (Statistically Significant)</w:t>
+            </w:r>
+          </w:p>
+        </w:tc>
+      </w:tr>
+      <w:tr>
+        <w:tc>
+          <w:tcPr>
+            <w:tcW w:type="dxa" w:w="1337"/>
+            <w:tcMar>
+              <w:top w:w="100" w:type="dxa"/>
+              <w:bottom w:w="100" w:type="dxa"/>
+              <w:left w:w="130" w:type="dxa"/>
+              <w:right w:w="130" w:type="dxa"/>
+            </w:tcMar>
+            <w:shd w:fill="FFFFFF"/>
+          </w:tcPr>
+          <w:p>
+            <w:pPr>
+              <w:spacing w:before="40" w:after="40"/>
+              <w:jc w:val="left"/>
+            </w:pPr>
+            <w:r>
+              <w:rPr>
+                <w:rFonts w:ascii="Times New Roman" w:hAnsi="Times New Roman"/>
+                <w:b/>
+                <w:sz w:val="18"/>
+              </w:rPr>
+              <w:t>Wilcoxon Signed-Rank</w:t>
+            </w:r>
+          </w:p>
+        </w:tc>
+        <w:tc>
+          <w:tcPr>
+            <w:tcW w:type="dxa" w:w="1337"/>
+            <w:tcMar>
+              <w:top w:w="100" w:type="dxa"/>
+              <w:bottom w:w="100" w:type="dxa"/>
+              <w:left w:w="130" w:type="dxa"/>
+              <w:right w:w="130" w:type="dxa"/>
+            </w:tcMar>
+            <w:shd w:fill="FFFFFF"/>
+          </w:tcPr>
+          <w:p>
+            <w:pPr>
+              <w:spacing w:before="40" w:after="40"/>
+              <w:jc w:val="center"/>
+            </w:pPr>
+            <w:r>
+              <w:rPr>
+                <w:rFonts w:ascii="Times New Roman" w:hAnsi="Times New Roman"/>
+                <w:sz w:val="18"/>
+              </w:rPr>
+              <w:t>Per-Sample CER Reduction</w:t>
+            </w:r>
+          </w:p>
+        </w:tc>
+        <w:tc>
+          <w:tcPr>
+            <w:tcW w:type="dxa" w:w="1337"/>
+            <w:tcMar>
+              <w:top w:w="100" w:type="dxa"/>
+              <w:bottom w:w="100" w:type="dxa"/>
+              <w:left w:w="130" w:type="dxa"/>
+              <w:right w:w="130" w:type="dxa"/>
+            </w:tcMar>
+            <w:shd w:fill="FFFFFF"/>
+          </w:tcPr>
+          <w:p>
+            <w:pPr>
+              <w:spacing w:before="40" w:after="40"/>
+              <w:jc w:val="center"/>
+            </w:pPr>
+            <m:oMath>
+              <m:r>
+                <w:rPr>
+                  <w:rFonts w:ascii="Times New Roman" w:hAnsi="Times New Roman"/>
+                  <w:i w:val="0"/>
+                </w:rPr>
+                <m:t>Median</m:t>
+              </m:r>
+              <m:r>
+                <w:rPr>
+                  <w:rFonts w:ascii="Cambria Math" w:hAnsi="Cambria Math"/>
+                </w:rPr>
+                <m:t>(</m:t>
+              </m:r>
+              <m:r>
+                <w:rPr>
+                  <w:rFonts w:ascii="Cambria Math" w:hAnsi="Cambria Math"/>
+                </w:rPr>
+                <m:t>Δ</m:t>
+              </m:r>
+              <m:r>
+                <w:rPr>
+                  <w:rFonts w:ascii="Times New Roman" w:hAnsi="Times New Roman"/>
+                  <w:i w:val="0"/>
+                </w:rPr>
+                <m:t>CER</m:t>
+              </m:r>
+              <m:r>
+                <w:rPr>
+                  <w:rFonts w:ascii="Cambria Math" w:hAnsi="Cambria Math"/>
+                </w:rPr>
+                <m:t>)</m:t>
+              </m:r>
+              <m:r>
+                <w:rPr>
+                  <w:rFonts w:ascii="Cambria Math" w:hAnsi="Cambria Math"/>
+                </w:rPr>
+                <m:t>=</m:t>
+              </m:r>
+              <m:r>
+                <w:rPr>
+                  <w:rFonts w:ascii="Cambria Math" w:hAnsi="Cambria Math"/>
+                </w:rPr>
+                <m:t>0</m:t>
+              </m:r>
+            </m:oMath>
+          </w:p>
+        </w:tc>
+        <w:tc>
+          <w:tcPr>
+            <w:tcW w:type="dxa" w:w="1337"/>
+            <w:tcMar>
+              <w:top w:w="100" w:type="dxa"/>
+              <w:bottom w:w="100" w:type="dxa"/>
+              <w:left w:w="130" w:type="dxa"/>
+              <w:right w:w="130" w:type="dxa"/>
+            </w:tcMar>
+            <w:shd w:fill="FFFFFF"/>
+          </w:tcPr>
+          <w:p>
+            <w:pPr>
+              <w:spacing w:before="40" w:after="40"/>
+              <w:jc w:val="center"/>
+            </w:pPr>
+            <m:oMath>
+              <m:r>
+                <w:rPr>
+                  <w:rFonts w:ascii="Cambria Math" w:hAnsi="Cambria Math"/>
+                </w:rPr>
+                <m:t>W</m:t>
+              </m:r>
+              <m:r>
+                <w:rPr>
+                  <w:rFonts w:ascii="Cambria Math" w:hAnsi="Cambria Math"/>
+                </w:rPr>
+                <m:t>=</m:t>
+              </m:r>
+              <m:r>
+                <w:rPr>
+                  <w:rFonts w:ascii="Cambria Math" w:hAnsi="Cambria Math"/>
+                </w:rPr>
+                <m:t>64980.0</m:t>
+              </m:r>
+            </m:oMath>
+          </w:p>
+        </w:tc>
+        <w:tc>
+          <w:tcPr>
+            <w:tcW w:type="dxa" w:w="1337"/>
+            <w:tcMar>
+              <w:top w:w="100" w:type="dxa"/>
+              <w:bottom w:w="100" w:type="dxa"/>
+              <w:left w:w="130" w:type="dxa"/>
+              <w:right w:w="130" w:type="dxa"/>
+            </w:tcMar>
+            <w:shd w:fill="FFFFFF"/>
+          </w:tcPr>
+          <w:p>
+            <w:pPr>
+              <w:spacing w:before="40" w:after="40"/>
+              <w:jc w:val="center"/>
+            </w:pPr>
+            <m:oMath>
+              <m:r>
+                <w:rPr>
+                  <w:rFonts w:ascii="Cambria Math" w:hAnsi="Cambria Math"/>
+                </w:rPr>
+                <m:t>4.68</m:t>
+              </m:r>
+              <m:r>
+                <w:rPr>
+                  <w:rFonts w:ascii="Cambria Math" w:hAnsi="Cambria Math"/>
+                </w:rPr>
+                <m:t>×</m:t>
+              </m:r>
+              <m:sSup>
+                <m:e>
+                  <m:r>
+                    <w:rPr>
+                      <w:rFonts w:ascii="Cambria Math" w:hAnsi="Cambria Math"/>
+                    </w:rPr>
+                    <m:t>10</m:t>
+                  </m:r>
+                </m:e>
+                <m:sup>
+                  <m:r>
+                    <w:rPr>
+                      <w:rFonts w:ascii="Cambria Math" w:hAnsi="Cambria Math"/>
+                    </w:rPr>
+                    <m:t>−</m:t>
+                  </m:r>
+                  <m:r>
+                    <w:rPr>
+                      <w:rFonts w:ascii="Cambria Math" w:hAnsi="Cambria Math"/>
+                    </w:rPr>
+                    <m:t>61</m:t>
+                  </m:r>
+                </m:sup>
+              </m:sSup>
+            </m:oMath>
+          </w:p>
+        </w:tc>
+        <w:tc>
+          <w:tcPr>
+            <w:tcW w:type="dxa" w:w="1337"/>
+            <w:tcMar>
+              <w:top w:w="100" w:type="dxa"/>
+              <w:bottom w:w="100" w:type="dxa"/>
+              <w:left w:w="130" w:type="dxa"/>
+              <w:right w:w="130" w:type="dxa"/>
+            </w:tcMar>
+            <w:shd w:fill="FFFFFF"/>
+          </w:tcPr>
+          <w:p>
+            <w:pPr>
+              <w:spacing w:before="40" w:after="40"/>
+              <w:jc w:val="center"/>
+            </w:pPr>
+            <w:r>
+              <w:rPr>
+                <w:rFonts w:ascii="Times New Roman" w:hAnsi="Times New Roman"/>
+                <w:b/>
+                <w:sz w:val="18"/>
+              </w:rPr>
+              <w:t xml:space="preserve">Reject </w:t>
+            </w:r>
+            <m:oMath>
+              <m:sSub>
+                <m:e>
+                  <m:r>
+                    <w:rPr>
+                      <w:rFonts w:ascii="Cambria Math" w:hAnsi="Cambria Math"/>
+                    </w:rPr>
+                    <m:t>H</m:t>
+                  </m:r>
+                </m:e>
+                <m:sub>
+                  <m:r>
+                    <w:rPr>
+                      <w:rFonts w:ascii="Cambria Math" w:hAnsi="Cambria Math"/>
+                    </w:rPr>
+                    <m:t>0</m:t>
+                  </m:r>
+                </m:sub>
+              </m:sSub>
+            </m:oMath>
+          </w:p>
+        </w:tc>
+        <w:tc>
+          <w:tcPr>
+            <w:tcW w:type="dxa" w:w="1337"/>
+            <w:tcMar>
+              <w:top w:w="100" w:type="dxa"/>
+              <w:bottom w:w="100" w:type="dxa"/>
+              <w:left w:w="130" w:type="dxa"/>
+              <w:right w:w="130" w:type="dxa"/>
+            </w:tcMar>
+            <w:shd w:fill="FFFFFF"/>
+          </w:tcPr>
+          <w:p>
+            <w:pPr>
+              <w:spacing w:before="40" w:after="40"/>
+              <w:jc w:val="center"/>
+            </w:pPr>
+            <m:oMath>
+              <m:r>
+                <w:rPr>
+                  <w:rFonts w:ascii="Cambria Math" w:hAnsi="Cambria Math"/>
+                </w:rPr>
+                <m:t>p</m:t>
+              </m:r>
+              <m:r>
+                <w:rPr>
+                  <w:rFonts w:ascii="Cambria Math" w:hAnsi="Cambria Math"/>
+                </w:rPr>
+                <m:t>&lt;</m:t>
+              </m:r>
+              <m:r>
+                <w:rPr>
+                  <w:rFonts w:ascii="Cambria Math" w:hAnsi="Cambria Math"/>
+                </w:rPr>
+                <m:t>0.0001</m:t>
+              </m:r>
+            </m:oMath>
+            <w:r>
+              <w:rPr>
+                <w:rFonts w:ascii="Times New Roman" w:hAnsi="Times New Roman"/>
+                <w:b/>
+                <w:sz w:val="18"/>
+              </w:rPr>
+              <w:t xml:space="preserve"> (Statistically Significant)</w:t>
+            </w:r>
+          </w:p>
+        </w:tc>
+      </w:tr>
+      <w:tr>
+        <w:tc>
+          <w:tcPr>
+            <w:tcW w:type="dxa" w:w="1337"/>
+            <w:tcMar>
+              <w:top w:w="100" w:type="dxa"/>
+              <w:bottom w:w="100" w:type="dxa"/>
+              <w:left w:w="130" w:type="dxa"/>
+              <w:right w:w="130" w:type="dxa"/>
+            </w:tcMar>
+            <w:shd w:fill="F8F9FA"/>
+          </w:tcPr>
+          <w:p>
+            <w:pPr>
+              <w:spacing w:before="40" w:after="40"/>
+              <w:jc w:val="left"/>
+            </w:pPr>
+            <w:r>
+              <w:rPr>
+                <w:rFonts w:ascii="Times New Roman" w:hAnsi="Times New Roman"/>
+                <w:b/>
+                <w:sz w:val="18"/>
+              </w:rPr>
+              <w:t>Paired Student's t-Test</w:t>
+            </w:r>
+          </w:p>
+        </w:tc>
+        <w:tc>
+          <w:tcPr>
+            <w:tcW w:type="dxa" w:w="1337"/>
+            <w:tcMar>
+              <w:top w:w="100" w:type="dxa"/>
+              <w:bottom w:w="100" w:type="dxa"/>
+              <w:left w:w="130" w:type="dxa"/>
+              <w:right w:w="130" w:type="dxa"/>
+            </w:tcMar>
+            <w:shd w:fill="F8F9FA"/>
+          </w:tcPr>
+          <w:p>
+            <w:pPr>
+              <w:spacing w:before="40" w:after="40"/>
+              <w:jc w:val="center"/>
+            </w:pPr>
+            <w:r>
+              <w:rPr>
+                <w:rFonts w:ascii="Times New Roman" w:hAnsi="Times New Roman"/>
+                <w:sz w:val="18"/>
+              </w:rPr>
+              <w:t>Sample Mean F1 Score</w:t>
+            </w:r>
+          </w:p>
+        </w:tc>
+        <w:tc>
+          <w:tcPr>
+            <w:tcW w:type="dxa" w:w="1337"/>
+            <w:tcMar>
+              <w:top w:w="100" w:type="dxa"/>
+              <w:bottom w:w="100" w:type="dxa"/>
+              <w:left w:w="130" w:type="dxa"/>
+              <w:right w:w="130" w:type="dxa"/>
+            </w:tcMar>
+            <w:shd w:fill="F8F9FA"/>
+          </w:tcPr>
+          <w:p>
+            <w:pPr>
+              <w:spacing w:before="40" w:after="40"/>
+              <w:jc w:val="center"/>
+            </w:pPr>
+            <m:oMath>
+              <m:sSub>
+                <m:e>
+                  <m:r>
+                    <w:rPr>
+                      <w:rFonts w:ascii="Cambria Math" w:hAnsi="Cambria Math"/>
+                    </w:rPr>
+                    <m:t>μ</m:t>
+                  </m:r>
+                </m:e>
+                <m:sub>
+                  <m:r>
+                    <w:rPr>
+                      <w:rFonts w:ascii="Times New Roman" w:hAnsi="Times New Roman"/>
+                      <w:i w:val="0"/>
+                    </w:rPr>
+                    <m:t>Pass A</m:t>
+                  </m:r>
+                </m:sub>
+              </m:sSub>
+              <m:r>
+                <w:rPr>
+                  <w:rFonts w:ascii="Cambria Math" w:hAnsi="Cambria Math"/>
+                </w:rPr>
+                <m:t>=</m:t>
+              </m:r>
+              <m:sSub>
+                <m:e>
+                  <m:r>
+                    <w:rPr>
+                      <w:rFonts w:ascii="Cambria Math" w:hAnsi="Cambria Math"/>
+                    </w:rPr>
+                    <m:t>μ</m:t>
+                  </m:r>
+                </m:e>
+                <m:sub>
+                  <m:r>
+                    <w:rPr>
+                      <w:rFonts w:ascii="Times New Roman" w:hAnsi="Times New Roman"/>
+                      <w:i w:val="0"/>
+                    </w:rPr>
+                    <m:t>Pass B</m:t>
+                  </m:r>
+                </m:sub>
+              </m:sSub>
+            </m:oMath>
+          </w:p>
+        </w:tc>
+        <w:tc>
+          <w:tcPr>
+            <w:tcW w:type="dxa" w:w="1337"/>
+            <w:tcMar>
+              <w:top w:w="100" w:type="dxa"/>
+              <w:bottom w:w="100" w:type="dxa"/>
+              <w:left w:w="130" w:type="dxa"/>
+              <w:right w:w="130" w:type="dxa"/>
+            </w:tcMar>
+            <w:shd w:fill="F8F9FA"/>
+          </w:tcPr>
+          <w:p>
+            <w:pPr>
+              <w:spacing w:before="40" w:after="40"/>
+              <w:jc w:val="center"/>
+            </w:pPr>
+            <m:oMath>
+              <m:r>
+                <w:rPr>
+                  <w:rFonts w:ascii="Cambria Math" w:hAnsi="Cambria Math"/>
+                </w:rPr>
+                <m:t>t</m:t>
+              </m:r>
+              <m:r>
+                <w:rPr>
+                  <w:rFonts w:ascii="Cambria Math" w:hAnsi="Cambria Math"/>
+                </w:rPr>
+                <m:t>=</m:t>
+              </m:r>
+              <m:r>
+                <w:rPr>
+                  <w:rFonts w:ascii="Cambria Math" w:hAnsi="Cambria Math"/>
+                </w:rPr>
+                <m:t>307.87</m:t>
+              </m:r>
+            </m:oMath>
+          </w:p>
+        </w:tc>
+        <w:tc>
+          <w:tcPr>
+            <w:tcW w:type="dxa" w:w="1337"/>
+            <w:tcMar>
+              <w:top w:w="100" w:type="dxa"/>
+              <w:bottom w:w="100" w:type="dxa"/>
+              <w:left w:w="130" w:type="dxa"/>
+              <w:right w:w="130" w:type="dxa"/>
+            </w:tcMar>
+            <w:shd w:fill="F8F9FA"/>
+          </w:tcPr>
+          <w:p>
+            <w:pPr>
+              <w:spacing w:before="40" w:after="40"/>
+              <w:jc w:val="center"/>
+            </w:pPr>
+            <m:oMath>
+              <m:r>
+                <w:rPr>
+                  <w:rFonts w:ascii="Cambria Math" w:hAnsi="Cambria Math"/>
+                </w:rPr>
+                <m:t>&lt;</m:t>
+              </m:r>
+              <m:r>
+                <w:rPr>
+                  <w:rFonts w:ascii="Cambria Math" w:hAnsi="Cambria Math"/>
+                </w:rPr>
+                <m:t>1.0</m:t>
+              </m:r>
+              <m:r>
+                <w:rPr>
+                  <w:rFonts w:ascii="Cambria Math" w:hAnsi="Cambria Math"/>
+                </w:rPr>
+                <m:t>×</m:t>
+              </m:r>
+              <m:sSup>
+                <m:e>
+                  <m:r>
+                    <w:rPr>
+                      <w:rFonts w:ascii="Cambria Math" w:hAnsi="Cambria Math"/>
+                    </w:rPr>
+                    <m:t>10</m:t>
+                  </m:r>
+                </m:e>
+                <m:sup>
+                  <m:r>
+                    <w:rPr>
+                      <w:rFonts w:ascii="Cambria Math" w:hAnsi="Cambria Math"/>
+                    </w:rPr>
+                    <m:t>−</m:t>
+                  </m:r>
+                  <m:r>
+                    <w:rPr>
+                      <w:rFonts w:ascii="Cambria Math" w:hAnsi="Cambria Math"/>
+                    </w:rPr>
+                    <m:t>15</m:t>
+                  </m:r>
+                </m:sup>
+              </m:sSup>
+            </m:oMath>
+          </w:p>
+        </w:tc>
+        <w:tc>
+          <w:tcPr>
+            <w:tcW w:type="dxa" w:w="1337"/>
+            <w:tcMar>
+              <w:top w:w="100" w:type="dxa"/>
+              <w:bottom w:w="100" w:type="dxa"/>
+              <w:left w:w="130" w:type="dxa"/>
+              <w:right w:w="130" w:type="dxa"/>
+            </w:tcMar>
+            <w:shd w:fill="F8F9FA"/>
+          </w:tcPr>
+          <w:p>
+            <w:pPr>
+              <w:spacing w:before="40" w:after="40"/>
+              <w:jc w:val="center"/>
+            </w:pPr>
+            <w:r>
+              <w:rPr>
+                <w:rFonts w:ascii="Times New Roman" w:hAnsi="Times New Roman"/>
+                <w:b/>
+                <w:sz w:val="18"/>
+              </w:rPr>
+              <w:t xml:space="preserve">Reject </w:t>
+            </w:r>
+            <m:oMath>
+              <m:sSub>
+                <m:e>
+                  <m:r>
+                    <w:rPr>
+                      <w:rFonts w:ascii="Cambria Math" w:hAnsi="Cambria Math"/>
+                    </w:rPr>
+                    <m:t>H</m:t>
+                  </m:r>
+                </m:e>
+                <m:sub>
+                  <m:r>
+                    <w:rPr>
+                      <w:rFonts w:ascii="Cambria Math" w:hAnsi="Cambria Math"/>
+                    </w:rPr>
+                    <m:t>0</m:t>
+                  </m:r>
+                </m:sub>
+              </m:sSub>
+            </m:oMath>
+          </w:p>
+        </w:tc>
+        <w:tc>
+          <w:tcPr>
+            <w:tcW w:type="dxa" w:w="1337"/>
+            <w:tcMar>
+              <w:top w:w="100" w:type="dxa"/>
+              <w:bottom w:w="100" w:type="dxa"/>
+              <w:left w:w="130" w:type="dxa"/>
+              <w:right w:w="130" w:type="dxa"/>
+            </w:tcMar>
+            <w:shd w:fill="F8F9FA"/>
+          </w:tcPr>
+          <w:p>
+            <w:pPr>
+              <w:spacing w:before="40" w:after="40"/>
+              <w:jc w:val="center"/>
+            </w:pPr>
+            <m:oMath>
+              <m:r>
+                <w:rPr>
+                  <w:rFonts w:ascii="Cambria Math" w:hAnsi="Cambria Math"/>
+                </w:rPr>
+                <m:t>p</m:t>
+              </m:r>
+              <m:r>
+                <w:rPr>
+                  <w:rFonts w:ascii="Cambria Math" w:hAnsi="Cambria Math"/>
+                </w:rPr>
+                <m:t>&lt;</m:t>
+              </m:r>
+              <m:r>
+                <w:rPr>
+                  <w:rFonts w:ascii="Cambria Math" w:hAnsi="Cambria Math"/>
+                </w:rPr>
+                <m:t>0.0001</m:t>
+              </m:r>
+            </m:oMath>
+            <w:r>
+              <w:rPr>
+                <w:rFonts w:ascii="Times New Roman" w:hAnsi="Times New Roman"/>
+                <w:b/>
+                <w:sz w:val="18"/>
+              </w:rPr>
+              <w:t xml:space="preserve"> (Statistically Significant)</w:t>
+            </w:r>
+          </w:p>
+        </w:tc>
+      </w:tr>
+      <w:tr>
+        <w:tc>
+          <w:tcPr>
+            <w:tcW w:type="dxa" w:w="1337"/>
+            <w:tcMar>
+              <w:top w:w="100" w:type="dxa"/>
+              <w:bottom w:w="100" w:type="dxa"/>
+              <w:left w:w="130" w:type="dxa"/>
+              <w:right w:w="130" w:type="dxa"/>
+            </w:tcMar>
+            <w:shd w:fill="FFFFFF"/>
+          </w:tcPr>
+          <w:p>
+            <w:pPr>
+              <w:spacing w:before="40" w:after="40"/>
+              <w:jc w:val="left"/>
+            </w:pPr>
+            <w:r>
+              <w:rPr>
+                <w:rFonts w:ascii="Times New Roman" w:hAnsi="Times New Roman"/>
+                <w:b/>
+                <w:sz w:val="18"/>
+              </w:rPr>
+              <w:t>Paired Student's t-Test</w:t>
+            </w:r>
+          </w:p>
+        </w:tc>
+        <w:tc>
+          <w:tcPr>
+            <w:tcW w:type="dxa" w:w="1337"/>
+            <w:tcMar>
+              <w:top w:w="100" w:type="dxa"/>
+              <w:bottom w:w="100" w:type="dxa"/>
+              <w:left w:w="130" w:type="dxa"/>
+              <w:right w:w="130" w:type="dxa"/>
+            </w:tcMar>
+            <w:shd w:fill="FFFFFF"/>
+          </w:tcPr>
+          <w:p>
+            <w:pPr>
+              <w:spacing w:before="40" w:after="40"/>
+              <w:jc w:val="center"/>
+            </w:pPr>
+            <w:r>
+              <w:rPr>
+                <w:rFonts w:ascii="Times New Roman" w:hAnsi="Times New Roman"/>
+                <w:sz w:val="18"/>
+              </w:rPr>
+              <w:t>Sample Mean CER</w:t>
+            </w:r>
+          </w:p>
+        </w:tc>
+        <w:tc>
+          <w:tcPr>
+            <w:tcW w:type="dxa" w:w="1337"/>
+            <w:tcMar>
+              <w:top w:w="100" w:type="dxa"/>
+              <w:bottom w:w="100" w:type="dxa"/>
+              <w:left w:w="130" w:type="dxa"/>
+              <w:right w:w="130" w:type="dxa"/>
+            </w:tcMar>
+            <w:shd w:fill="FFFFFF"/>
+          </w:tcPr>
+          <w:p>
+            <w:pPr>
+              <w:spacing w:before="40" w:after="40"/>
+              <w:jc w:val="center"/>
+            </w:pPr>
+            <m:oMath>
+              <m:sSub>
+                <m:e>
+                  <m:r>
+                    <w:rPr>
+                      <w:rFonts w:ascii="Cambria Math" w:hAnsi="Cambria Math"/>
+                    </w:rPr>
+                    <m:t>μ</m:t>
+                  </m:r>
+                </m:e>
+                <m:sub>
+                  <m:r>
+                    <w:rPr>
+                      <w:rFonts w:ascii="Times New Roman" w:hAnsi="Times New Roman"/>
+                      <w:i w:val="0"/>
+                    </w:rPr>
+                    <m:t>Pass A</m:t>
+                  </m:r>
+                </m:sub>
+              </m:sSub>
+              <m:r>
+                <w:rPr>
+                  <w:rFonts w:ascii="Cambria Math" w:hAnsi="Cambria Math"/>
+                </w:rPr>
+                <m:t>=</m:t>
+              </m:r>
+              <m:sSub>
+                <m:e>
+                  <m:r>
+                    <w:rPr>
+                      <w:rFonts w:ascii="Cambria Math" w:hAnsi="Cambria Math"/>
+                    </w:rPr>
+                    <m:t>μ</m:t>
+                  </m:r>
+                </m:e>
+                <m:sub>
+                  <m:r>
+                    <w:rPr>
+                      <w:rFonts w:ascii="Times New Roman" w:hAnsi="Times New Roman"/>
+                      <w:i w:val="0"/>
+                    </w:rPr>
+                    <m:t>Pass B</m:t>
+                  </m:r>
+                </m:sub>
+              </m:sSub>
+            </m:oMath>
+          </w:p>
+        </w:tc>
+        <w:tc>
+          <w:tcPr>
+            <w:tcW w:type="dxa" w:w="1337"/>
+            <w:tcMar>
+              <w:top w:w="100" w:type="dxa"/>
+              <w:bottom w:w="100" w:type="dxa"/>
+              <w:left w:w="130" w:type="dxa"/>
+              <w:right w:w="130" w:type="dxa"/>
+            </w:tcMar>
+            <w:shd w:fill="FFFFFF"/>
+          </w:tcPr>
+          <w:p>
+            <w:pPr>
+              <w:spacing w:before="40" w:after="40"/>
+              <w:jc w:val="center"/>
+            </w:pPr>
+            <m:oMath>
+              <m:r>
+                <w:rPr>
+                  <w:rFonts w:ascii="Cambria Math" w:hAnsi="Cambria Math"/>
+                </w:rPr>
+                <m:t>t</m:t>
+              </m:r>
+              <m:r>
+                <w:rPr>
+                  <w:rFonts w:ascii="Cambria Math" w:hAnsi="Cambria Math"/>
+                </w:rPr>
+                <m:t>=</m:t>
+              </m:r>
+              <m:r>
+                <w:rPr>
+                  <w:rFonts w:ascii="Cambria Math" w:hAnsi="Cambria Math"/>
+                </w:rPr>
+                <m:t>262.36</m:t>
+              </m:r>
+            </m:oMath>
+          </w:p>
+        </w:tc>
+        <w:tc>
+          <w:tcPr>
+            <w:tcW w:type="dxa" w:w="1337"/>
+            <w:tcMar>
+              <w:top w:w="100" w:type="dxa"/>
+              <w:bottom w:w="100" w:type="dxa"/>
+              <w:left w:w="130" w:type="dxa"/>
+              <w:right w:w="130" w:type="dxa"/>
+            </w:tcMar>
+            <w:shd w:fill="FFFFFF"/>
+          </w:tcPr>
+          <w:p>
+            <w:pPr>
+              <w:spacing w:before="40" w:after="40"/>
+              <w:jc w:val="center"/>
+            </w:pPr>
+            <m:oMath>
+              <m:r>
+                <w:rPr>
+                  <w:rFonts w:ascii="Cambria Math" w:hAnsi="Cambria Math"/>
+                </w:rPr>
+                <m:t>&lt;</m:t>
+              </m:r>
+              <m:r>
+                <w:rPr>
+                  <w:rFonts w:ascii="Cambria Math" w:hAnsi="Cambria Math"/>
+                </w:rPr>
+                <m:t>1.0</m:t>
+              </m:r>
+              <m:r>
+                <w:rPr>
+                  <w:rFonts w:ascii="Cambria Math" w:hAnsi="Cambria Math"/>
+                </w:rPr>
+                <m:t>×</m:t>
+              </m:r>
+              <m:sSup>
+                <m:e>
+                  <m:r>
+                    <w:rPr>
+                      <w:rFonts w:ascii="Cambria Math" w:hAnsi="Cambria Math"/>
+                    </w:rPr>
+                    <m:t>10</m:t>
+                  </m:r>
+                </m:e>
+                <m:sup>
+                  <m:r>
+                    <w:rPr>
+                      <w:rFonts w:ascii="Cambria Math" w:hAnsi="Cambria Math"/>
+                    </w:rPr>
+                    <m:t>−</m:t>
+                  </m:r>
+                  <m:r>
+                    <w:rPr>
+                      <w:rFonts w:ascii="Cambria Math" w:hAnsi="Cambria Math"/>
+                    </w:rPr>
+                    <m:t>15</m:t>
+                  </m:r>
+                </m:sup>
+              </m:sSup>
+            </m:oMath>
+          </w:p>
+        </w:tc>
+        <w:tc>
+          <w:tcPr>
+            <w:tcW w:type="dxa" w:w="1337"/>
+            <w:tcMar>
+              <w:top w:w="100" w:type="dxa"/>
+              <w:bottom w:w="100" w:type="dxa"/>
+              <w:left w:w="130" w:type="dxa"/>
+              <w:right w:w="130" w:type="dxa"/>
+            </w:tcMar>
+            <w:shd w:fill="FFFFFF"/>
+          </w:tcPr>
+          <w:p>
+            <w:pPr>
+              <w:spacing w:before="40" w:after="40"/>
+              <w:jc w:val="center"/>
+            </w:pPr>
+            <w:r>
+              <w:rPr>
+                <w:rFonts w:ascii="Times New Roman" w:hAnsi="Times New Roman"/>
+                <w:b/>
+                <w:sz w:val="18"/>
+              </w:rPr>
+              <w:t xml:space="preserve">Reject </w:t>
+            </w:r>
+            <m:oMath>
+              <m:sSub>
+                <m:e>
+                  <m:r>
+                    <w:rPr>
+                      <w:rFonts w:ascii="Cambria Math" w:hAnsi="Cambria Math"/>
+                    </w:rPr>
+                    <m:t>H</m:t>
+                  </m:r>
+                </m:e>
+                <m:sub>
+                  <m:r>
+                    <w:rPr>
+                      <w:rFonts w:ascii="Cambria Math" w:hAnsi="Cambria Math"/>
+                    </w:rPr>
+                    <m:t>0</m:t>
+                  </m:r>
+                </m:sub>
+              </m:sSub>
+            </m:oMath>
+          </w:p>
+        </w:tc>
+        <w:tc>
+          <w:tcPr>
+            <w:tcW w:type="dxa" w:w="1337"/>
+            <w:tcMar>
+              <w:top w:w="100" w:type="dxa"/>
+              <w:bottom w:w="100" w:type="dxa"/>
+              <w:left w:w="130" w:type="dxa"/>
+              <w:right w:w="130" w:type="dxa"/>
+            </w:tcMar>
+            <w:shd w:fill="FFFFFF"/>
+          </w:tcPr>
+          <w:p>
+            <w:pPr>
+              <w:spacing w:before="40" w:after="40"/>
+              <w:jc w:val="center"/>
+            </w:pPr>
+            <m:oMath>
+              <m:r>
+                <w:rPr>
+                  <w:rFonts w:ascii="Cambria Math" w:hAnsi="Cambria Math"/>
+                </w:rPr>
+                <m:t>p</m:t>
+              </m:r>
+              <m:r>
+                <w:rPr>
+                  <w:rFonts w:ascii="Cambria Math" w:hAnsi="Cambria Math"/>
+                </w:rPr>
+                <m:t>&lt;</m:t>
+              </m:r>
+              <m:r>
+                <w:rPr>
+                  <w:rFonts w:ascii="Cambria Math" w:hAnsi="Cambria Math"/>
+                </w:rPr>
+                <m:t>0.0001</m:t>
+              </m:r>
+            </m:oMath>
+            <w:r>
+              <w:rPr>
+                <w:rFonts w:ascii="Times New Roman" w:hAnsi="Times New Roman"/>
+                <w:b/>
+                <w:sz w:val="18"/>
+              </w:rPr>
+              <w:t xml:space="preserve"> (Statistically Significant)</w:t>
+            </w:r>
+          </w:p>
+        </w:tc>
+      </w:tr>
+    </w:tbl>
+    <w:p>
+      <w:pPr>
+        <w:spacing w:after="120"/>
+      </w:pPr>
+    </w:p>
+    <w:p>
+      <w:pPr>
+        <w:spacing w:before="40" w:after="80" w:line="276" w:lineRule="auto"/>
+      </w:pPr>
+      <w:r>
+        <w:rPr>
+          <w:rFonts w:ascii="Times New Roman" w:hAnsi="Times New Roman"/>
+          <w:sz w:val="20"/>
+        </w:rPr>
+        <w:t xml:space="preserve">McNemar's test over the </w:t>
+      </w:r>
+      <m:oMath>
+        <m:r>
+          <w:rPr>
+            <w:rFonts w:ascii="Cambria Math" w:hAnsi="Cambria Math"/>
+          </w:rPr>
+          <m:t>2</m:t>
+        </m:r>
+        <m:r>
+          <w:rPr>
+            <w:rFonts w:ascii="Cambria Math" w:hAnsi="Cambria Math"/>
+          </w:rPr>
+          <m:t>×</m:t>
+        </m:r>
+        <m:r>
+          <w:rPr>
+            <w:rFonts w:ascii="Cambria Math" w:hAnsi="Cambria Math"/>
+          </w:rPr>
+          <m:t>2</m:t>
+        </m:r>
+      </m:oMath>
+      <w:r>
+        <w:rPr>
+          <w:rFonts w:ascii="Times New Roman" w:hAnsi="Times New Roman"/>
+          <w:sz w:val="20"/>
+        </w:rPr>
+        <w:t xml:space="preserve"> contingency matrix (</w:t>
+      </w:r>
+      <m:oMath>
+        <m:r>
+          <w:rPr>
+            <w:rFonts w:ascii="Cambria Math" w:hAnsi="Cambria Math"/>
+          </w:rPr>
+          <m:t>a</m:t>
+        </m:r>
+        <m:r>
+          <w:rPr>
+            <w:rFonts w:ascii="Cambria Math" w:hAnsi="Cambria Math"/>
+          </w:rPr>
+          <m:t>=</m:t>
+        </m:r>
+        <m:r>
+          <w:rPr>
+            <w:rFonts w:ascii="Cambria Math" w:hAnsi="Cambria Math"/>
+          </w:rPr>
+          <m:t>2</m:t>
+        </m:r>
+        <m:r>
+          <w:rPr>
+            <w:rFonts w:ascii="Cambria Math" w:hAnsi="Cambria Math"/>
+          </w:rPr>
+          <m:t>,</m:t>
+        </m:r>
+        <m:r>
+          <w:rPr>
+            <w:rFonts w:ascii="Cambria Math" w:hAnsi="Cambria Math"/>
+          </w:rPr>
+          <m:t>880</m:t>
+        </m:r>
+        <m:r>
+          <w:rPr>
+            <w:rFonts w:ascii="Cambria Math" w:hAnsi="Cambria Math"/>
+          </w:rPr>
+          <m:t>,</m:t>
+        </m:r>
+        <m:r>
+          <w:rPr>
+            <w:rFonts w:ascii="Cambria Math" w:hAnsi="Cambria Math"/>
+          </w:rPr>
+          <m:t>b</m:t>
+        </m:r>
+        <m:r>
+          <w:rPr>
+            <w:rFonts w:ascii="Cambria Math" w:hAnsi="Cambria Math"/>
+          </w:rPr>
+          <m:t>=</m:t>
+        </m:r>
+        <m:r>
+          <w:rPr>
+            <w:rFonts w:ascii="Cambria Math" w:hAnsi="Cambria Math"/>
+          </w:rPr>
+          <m:t>0</m:t>
+        </m:r>
+        <m:r>
+          <w:rPr>
+            <w:rFonts w:ascii="Cambria Math" w:hAnsi="Cambria Math"/>
+          </w:rPr>
+          <m:t>,</m:t>
+        </m:r>
+        <m:r>
+          <w:rPr>
+            <w:rFonts w:ascii="Cambria Math" w:hAnsi="Cambria Math"/>
+          </w:rPr>
+          <m:t>c</m:t>
+        </m:r>
+        <m:r>
+          <w:rPr>
+            <w:rFonts w:ascii="Cambria Math" w:hAnsi="Cambria Math"/>
+          </w:rPr>
+          <m:t>=</m:t>
+        </m:r>
+        <m:r>
+          <w:rPr>
+            <w:rFonts w:ascii="Cambria Math" w:hAnsi="Cambria Math"/>
+          </w:rPr>
+          <m:t>2</m:t>
+        </m:r>
+        <m:r>
+          <w:rPr>
+            <w:rFonts w:ascii="Cambria Math" w:hAnsi="Cambria Math"/>
+          </w:rPr>
+          <m:t>,</m:t>
+        </m:r>
+        <m:r>
+          <w:rPr>
+            <w:rFonts w:ascii="Cambria Math" w:hAnsi="Cambria Math"/>
+          </w:rPr>
+          <m:t>620</m:t>
+        </m:r>
+        <m:r>
+          <w:rPr>
+            <w:rFonts w:ascii="Cambria Math" w:hAnsi="Cambria Math"/>
+          </w:rPr>
+          <m:t>,</m:t>
+        </m:r>
+        <m:r>
+          <w:rPr>
+            <w:rFonts w:ascii="Cambria Math" w:hAnsi="Cambria Math"/>
+          </w:rPr>
+          <m:t>d</m:t>
+        </m:r>
+        <m:r>
+          <w:rPr>
+            <w:rFonts w:ascii="Cambria Math" w:hAnsi="Cambria Math"/>
+          </w:rPr>
+          <m:t>=</m:t>
+        </m:r>
+        <m:r>
+          <w:rPr>
+            <w:rFonts w:ascii="Cambria Math" w:hAnsi="Cambria Math"/>
+          </w:rPr>
+          <m:t>260</m:t>
+        </m:r>
+      </m:oMath>
+      <w:r>
+        <w:rPr>
+          <w:rFonts w:ascii="Times New Roman" w:hAnsi="Times New Roman"/>
+          <w:sz w:val="20"/>
+        </w:rPr>
+        <w:t xml:space="preserve">) yielded </w:t>
+      </w:r>
+      <m:oMath>
+        <m:sSup>
+          <m:e>
+            <m:r>
+              <w:rPr>
+                <w:rFonts w:ascii="Cambria Math" w:hAnsi="Cambria Math"/>
+              </w:rPr>
+              <m:t>χ</m:t>
+            </m:r>
+          </m:e>
+          <m:sup>
+            <m:r>
+              <w:rPr>
+                <w:rFonts w:ascii="Cambria Math" w:hAnsi="Cambria Math"/>
+              </w:rPr>
+              <m:t>2</m:t>
+            </m:r>
+          </m:sup>
+        </m:sSup>
+        <m:r>
+          <w:rPr>
+            <w:rFonts w:ascii="Cambria Math" w:hAnsi="Cambria Math"/>
+          </w:rPr>
+          <m:t>=</m:t>
+        </m:r>
+        <m:r>
+          <w:rPr>
+            <w:rFonts w:ascii="Cambria Math" w:hAnsi="Cambria Math"/>
+          </w:rPr>
+          <m:t>2618.00</m:t>
+        </m:r>
+      </m:oMath>
+      <w:r>
+        <w:rPr>
+          <w:rFonts w:ascii="Times New Roman" w:hAnsi="Times New Roman"/>
+          <w:sz w:val="20"/>
+        </w:rPr>
+        <w:t xml:space="preserve"> (</w:t>
+      </w:r>
+      <m:oMath>
+        <m:r>
+          <w:rPr>
+            <w:rFonts w:ascii="Cambria Math" w:hAnsi="Cambria Math"/>
+          </w:rPr>
+          <m:t>p</m:t>
+        </m:r>
+        <m:r>
+          <w:rPr>
+            <w:rFonts w:ascii="Cambria Math" w:hAnsi="Cambria Math"/>
+          </w:rPr>
+          <m:t>&lt;</m:t>
+        </m:r>
+        <m:r>
+          <w:rPr>
+            <w:rFonts w:ascii="Cambria Math" w:hAnsi="Cambria Math"/>
+          </w:rPr>
+          <m:t>0.0001</m:t>
+        </m:r>
+      </m:oMath>
+      <w:r>
+        <w:rPr>
+          <w:rFonts w:ascii="Times New Roman" w:hAnsi="Times New Roman"/>
+          <w:sz w:val="20"/>
+        </w:rPr>
+        <w:t>), confirming that canonical normalization provides an overwhelmingly statistically significant improvement in field match accuracy.</w:t>
+      </w:r>
+    </w:p>
+    <w:p>
+      <w:pPr>
+        <w:keepNext/>
+        <w:spacing w:before="200" w:after="80"/>
+      </w:pPr>
+      <w:r>
+        <w:rPr>
+          <w:rFonts w:ascii="Times New Roman" w:hAnsi="Times New Roman"/>
+          <w:b/>
+          <w:color w:val="333333"/>
+          <w:sz w:val="23"/>
+        </w:rPr>
+        <w:t>7.7 Non-Parametric 95% Bootstrap Confidence Intervals</w:t>
+      </w:r>
+    </w:p>
+    <w:p>
+      <w:pPr>
+        <w:spacing w:before="40" w:after="80" w:line="276" w:lineRule="auto"/>
+      </w:pPr>
+      <w:r>
+        <w:rPr>
+          <w:rFonts w:ascii="Times New Roman" w:hAnsi="Times New Roman"/>
+          <w:sz w:val="20"/>
+        </w:rPr>
+        <w:t>To establish rigorous confidence bounds, non-parametric empirical bootstrap resampling (</w:t>
+      </w:r>
+      <m:oMath>
+        <m:r>
+          <w:rPr>
+            <w:rFonts w:ascii="Cambria Math" w:hAnsi="Cambria Math"/>
+          </w:rPr>
+          <m:t>B</m:t>
+        </m:r>
+        <m:r>
+          <w:rPr>
+            <w:rFonts w:ascii="Cambria Math" w:hAnsi="Cambria Math"/>
+          </w:rPr>
+          <m:t>=</m:t>
+        </m:r>
+        <m:r>
+          <w:rPr>
+            <w:rFonts w:ascii="Cambria Math" w:hAnsi="Cambria Math"/>
+          </w:rPr>
+          <m:t>1</m:t>
+        </m:r>
+        <m:r>
+          <w:rPr>
+            <w:rFonts w:ascii="Cambria Math" w:hAnsi="Cambria Math"/>
+          </w:rPr>
+          <m:t>,</m:t>
+        </m:r>
+        <m:r>
+          <w:rPr>
+            <w:rFonts w:ascii="Cambria Math" w:hAnsi="Cambria Math"/>
+          </w:rPr>
+          <m:t>000</m:t>
+        </m:r>
+      </m:oMath>
+      <w:r>
+        <w:rPr>
+          <w:rFonts w:ascii="Times New Roman" w:hAnsi="Times New Roman"/>
+          <w:sz w:val="20"/>
+        </w:rPr>
+        <w:t xml:space="preserve"> iterations) was performed over the 5,760 field observations.</w:t>
+      </w:r>
+    </w:p>
+    <w:p>
+      <w:pPr>
+        <w:keepNext/>
+        <w:spacing w:before="160" w:after="80"/>
+        <w:jc w:val="center"/>
+      </w:pPr>
+      <w:r>
+        <w:rPr>
+          <w:rFonts w:ascii="Times New Roman" w:hAnsi="Times New Roman"/>
+          <w:b/>
+          <w:color w:val="003366"/>
+          <w:sz w:val="19"/>
+        </w:rPr>
+        <w:t>Table 6: Empirical Benchmark Metrics with 95% Bootstrap Confidence Intervals</w:t>
+      </w:r>
+    </w:p>
+    <w:tbl>
+      <w:tblPr>
+        <w:tblW w:type="auto" w:w="0"/>
+        <w:jc w:val="center"/>
+        <w:tblLook w:firstColumn="1" w:firstRow="1" w:lastColumn="0" w:lastRow="0" w:noHBand="0" w:noVBand="1" w:val="04A0"/>
+        <w:tblBorders>
+          <w:top w:val="single" w:sz="12" w:space="0" w:color="003366"/>
+          <w:bottom w:val="single" w:sz="12" w:space="0" w:color="003366"/>
+          <w:insideH w:val="single" w:sz="4" w:space="0" w:color="E0E0E0"/>
+          <w:insideV w:val="none"/>
+          <w:left w:val="none"/>
+          <w:right w:val="none"/>
+        </w:tblBorders>
+      </w:tblPr>
+      <w:tblGrid>
+        <w:gridCol w:w="1872"/>
+        <w:gridCol w:w="1872"/>
+        <w:gridCol w:w="1872"/>
+        <w:gridCol w:w="1872"/>
+        <w:gridCol w:w="1872"/>
+      </w:tblGrid>
+      <w:tr>
+        <w:tc>
+          <w:tcPr>
+            <w:tcW w:type="dxa" w:w="1872"/>
+            <w:tcMar>
+              <w:top w:w="100" w:type="dxa"/>
+              <w:bottom w:w="100" w:type="dxa"/>
+              <w:left w:w="130" w:type="dxa"/>
+              <w:right w:w="130" w:type="dxa"/>
+            </w:tcMar>
+            <w:shd w:fill="003366"/>
+          </w:tcPr>
+          <w:p>
+            <w:pPr>
+              <w:spacing w:before="40" w:after="40"/>
+              <w:jc w:val="center"/>
+            </w:pPr>
+            <w:r>
+              <w:rPr>
+                <w:rFonts w:ascii="Times New Roman" w:hAnsi="Times New Roman"/>
+                <w:b/>
+                <w:color w:val="FFFFFF"/>
+                <w:sz w:val="19"/>
+              </w:rPr>
+              <w:t>Evaluation Pass</w:t>
+            </w:r>
+          </w:p>
+        </w:tc>
+        <w:tc>
+          <w:tcPr>
+            <w:tcW w:type="dxa" w:w="1872"/>
+            <w:tcMar>
+              <w:top w:w="100" w:type="dxa"/>
+              <w:bottom w:w="100" w:type="dxa"/>
+              <w:left w:w="130" w:type="dxa"/>
+              <w:right w:w="130" w:type="dxa"/>
+            </w:tcMar>
+            <w:shd w:fill="003366"/>
+          </w:tcPr>
+          <w:p>
+            <w:pPr>
+              <w:spacing w:before="40" w:after="40"/>
+              <w:jc w:val="center"/>
+            </w:pPr>
+            <w:r>
+              <w:rPr>
+                <w:rFonts w:ascii="Times New Roman" w:hAnsi="Times New Roman"/>
+                <w:b/>
+                <w:color w:val="FFFFFF"/>
+                <w:sz w:val="19"/>
+              </w:rPr>
+              <w:t>Benchmark Metric</w:t>
+            </w:r>
+          </w:p>
+        </w:tc>
+        <w:tc>
+          <w:tcPr>
+            <w:tcW w:type="dxa" w:w="1872"/>
+            <w:tcMar>
+              <w:top w:w="100" w:type="dxa"/>
+              <w:bottom w:w="100" w:type="dxa"/>
+              <w:left w:w="130" w:type="dxa"/>
+              <w:right w:w="130" w:type="dxa"/>
+            </w:tcMar>
+            <w:shd w:fill="003366"/>
+          </w:tcPr>
+          <w:p>
+            <w:pPr>
+              <w:spacing w:before="40" w:after="40"/>
+              <w:jc w:val="center"/>
+            </w:pPr>
+            <w:r>
+              <w:rPr>
+                <w:rFonts w:ascii="Times New Roman" w:hAnsi="Times New Roman"/>
+                <w:b/>
+                <w:color w:val="FFFFFF"/>
+                <w:sz w:val="19"/>
+              </w:rPr>
+              <w:t>Empirical Mean</w:t>
+            </w:r>
+          </w:p>
+        </w:tc>
+        <w:tc>
+          <w:tcPr>
+            <w:tcW w:type="dxa" w:w="1872"/>
+            <w:tcMar>
+              <w:top w:w="100" w:type="dxa"/>
+              <w:bottom w:w="100" w:type="dxa"/>
+              <w:left w:w="130" w:type="dxa"/>
+              <w:right w:w="130" w:type="dxa"/>
+            </w:tcMar>
+            <w:shd w:fill="003366"/>
+          </w:tcPr>
+          <w:p>
+            <w:pPr>
+              <w:spacing w:before="40" w:after="40"/>
+              <w:jc w:val="center"/>
+            </w:pPr>
+            <w:r>
+              <w:rPr>
+                <w:rFonts w:ascii="Times New Roman" w:hAnsi="Times New Roman"/>
+                <w:b/>
+                <w:color w:val="FFFFFF"/>
+                <w:sz w:val="19"/>
+              </w:rPr>
+              <w:t>95% Bootstrap CI [Lower, Upper]</w:t>
+            </w:r>
+          </w:p>
+        </w:tc>
+        <w:tc>
+          <w:tcPr>
+            <w:tcW w:type="dxa" w:w="1872"/>
+            <w:tcMar>
+              <w:top w:w="100" w:type="dxa"/>
+              <w:bottom w:w="100" w:type="dxa"/>
+              <w:left w:w="130" w:type="dxa"/>
+              <w:right w:w="130" w:type="dxa"/>
+            </w:tcMar>
+            <w:shd w:fill="003366"/>
+          </w:tcPr>
+          <w:p>
+            <w:pPr>
+              <w:spacing w:before="40" w:after="40"/>
+              <w:jc w:val="center"/>
+            </w:pPr>
+            <w:r>
+              <w:rPr>
+                <w:rFonts w:ascii="Times New Roman" w:hAnsi="Times New Roman"/>
+                <w:b/>
+                <w:color w:val="FFFFFF"/>
+                <w:sz w:val="19"/>
+              </w:rPr>
+              <w:t>CI Bound Range (</w:t>
+            </w:r>
+            <m:oMath>
+              <m:r>
+                <w:rPr>
+                  <w:rFonts w:ascii="Cambria Math" w:hAnsi="Cambria Math"/>
+                </w:rPr>
+                <m:t>Δ</m:t>
+              </m:r>
+            </m:oMath>
+            <w:r>
+              <w:rPr>
+                <w:rFonts w:ascii="Times New Roman" w:hAnsi="Times New Roman"/>
+                <w:b/>
+                <w:color w:val="FFFFFF"/>
+                <w:sz w:val="19"/>
+              </w:rPr>
+              <w:t>)</w:t>
+            </w:r>
+          </w:p>
+        </w:tc>
+      </w:tr>
+      <w:tr>
+        <w:tc>
+          <w:tcPr>
+            <w:tcW w:type="dxa" w:w="1872"/>
+            <w:tcMar>
+              <w:top w:w="100" w:type="dxa"/>
+              <w:bottom w:w="100" w:type="dxa"/>
+              <w:left w:w="130" w:type="dxa"/>
+              <w:right w:w="130" w:type="dxa"/>
+            </w:tcMar>
+            <w:shd w:fill="FFFFFF"/>
+          </w:tcPr>
+          <w:p>
+            <w:pPr>
+              <w:spacing w:before="40" w:after="40"/>
+              <w:jc w:val="left"/>
+            </w:pPr>
+            <w:r>
+              <w:rPr>
+                <w:rFonts w:ascii="Times New Roman" w:hAnsi="Times New Roman"/>
+                <w:b/>
+                <w:sz w:val="18"/>
+              </w:rPr>
+              <w:t>Pass A (Without Normalization)</w:t>
+            </w:r>
+          </w:p>
+        </w:tc>
+        <w:tc>
+          <w:tcPr>
+            <w:tcW w:type="dxa" w:w="1872"/>
+            <w:tcMar>
+              <w:top w:w="100" w:type="dxa"/>
+              <w:bottom w:w="100" w:type="dxa"/>
+              <w:left w:w="130" w:type="dxa"/>
+              <w:right w:w="130" w:type="dxa"/>
+            </w:tcMar>
+            <w:shd w:fill="FFFFFF"/>
+          </w:tcPr>
+          <w:p>
+            <w:pPr>
+              <w:spacing w:before="40" w:after="40"/>
+              <w:jc w:val="center"/>
+            </w:pPr>
+            <w:r>
+              <w:rPr>
+                <w:rFonts w:ascii="Times New Roman" w:hAnsi="Times New Roman"/>
+                <w:b/>
+                <w:sz w:val="18"/>
+              </w:rPr>
+              <w:t>Field F1 Score</w:t>
+            </w:r>
+          </w:p>
+        </w:tc>
+        <w:tc>
+          <w:tcPr>
+            <w:tcW w:type="dxa" w:w="1872"/>
+            <w:tcMar>
+              <w:top w:w="100" w:type="dxa"/>
+              <w:bottom w:w="100" w:type="dxa"/>
+              <w:left w:w="130" w:type="dxa"/>
+              <w:right w:w="130" w:type="dxa"/>
+            </w:tcMar>
+            <w:shd w:fill="FFFFFF"/>
+          </w:tcPr>
+          <w:p>
+            <w:pPr>
+              <w:spacing w:before="40" w:after="40"/>
+              <w:jc w:val="center"/>
+            </w:pPr>
+            <w:r>
+              <w:rPr>
+                <w:rFonts w:ascii="Times New Roman" w:hAnsi="Times New Roman"/>
+                <w:b/>
+                <w:sz w:val="18"/>
+              </w:rPr>
+              <w:t>50.00%</w:t>
+            </w:r>
+          </w:p>
+        </w:tc>
+        <w:tc>
+          <w:tcPr>
+            <w:tcW w:type="dxa" w:w="1872"/>
+            <w:tcMar>
+              <w:top w:w="100" w:type="dxa"/>
+              <w:bottom w:w="100" w:type="dxa"/>
+              <w:left w:w="130" w:type="dxa"/>
+              <w:right w:w="130" w:type="dxa"/>
+            </w:tcMar>
+            <w:shd w:fill="FFFFFF"/>
+          </w:tcPr>
+          <w:p>
+            <w:pPr>
+              <w:spacing w:before="40" w:after="40"/>
+              <w:jc w:val="center"/>
+            </w:pPr>
+            <w:r>
+              <w:rPr>
+                <w:rFonts w:ascii="Times New Roman" w:hAnsi="Times New Roman"/>
+                <w:sz w:val="18"/>
+              </w:rPr>
+              <w:t>[48.72%, 51.28%]</w:t>
+            </w:r>
+          </w:p>
+        </w:tc>
+        <w:tc>
+          <w:tcPr>
+            <w:tcW w:type="dxa" w:w="1872"/>
+            <w:tcMar>
+              <w:top w:w="100" w:type="dxa"/>
+              <w:bottom w:w="100" w:type="dxa"/>
+              <w:left w:w="130" w:type="dxa"/>
+              <w:right w:w="130" w:type="dxa"/>
+            </w:tcMar>
+            <w:shd w:fill="FFFFFF"/>
+          </w:tcPr>
+          <w:p>
+            <w:pPr>
+              <w:spacing w:before="40" w:after="40"/>
+              <w:jc w:val="center"/>
+            </w:pPr>
+            <w:r>
+              <w:rPr>
+                <w:rFonts w:ascii="Times New Roman" w:hAnsi="Times New Roman"/>
+                <w:sz w:val="18"/>
+              </w:rPr>
+              <w:t>2.57%</w:t>
+            </w:r>
+          </w:p>
+        </w:tc>
+      </w:tr>
+      <w:tr>
+        <w:tc>
+          <w:tcPr>
+            <w:tcW w:type="dxa" w:w="1872"/>
+            <w:tcMar>
+              <w:top w:w="100" w:type="dxa"/>
+              <w:bottom w:w="100" w:type="dxa"/>
+              <w:left w:w="130" w:type="dxa"/>
+              <w:right w:w="130" w:type="dxa"/>
+            </w:tcMar>
+            <w:shd w:fill="F8F9FA"/>
+          </w:tcPr>
+          <w:p>
+            <w:pPr>
+              <w:spacing w:before="40" w:after="40"/>
+              <w:jc w:val="left"/>
+            </w:pPr>
+          </w:p>
+        </w:tc>
+        <w:tc>
+          <w:tcPr>
+            <w:tcW w:type="dxa" w:w="1872"/>
+            <w:tcMar>
+              <w:top w:w="100" w:type="dxa"/>
+              <w:bottom w:w="100" w:type="dxa"/>
+              <w:left w:w="130" w:type="dxa"/>
+              <w:right w:w="130" w:type="dxa"/>
+            </w:tcMar>
+            <w:shd w:fill="F8F9FA"/>
+          </w:tcPr>
+          <w:p>
+            <w:pPr>
+              <w:spacing w:before="40" w:after="40"/>
+              <w:jc w:val="center"/>
+            </w:pPr>
+            <w:r>
+              <w:rPr>
+                <w:rFonts w:ascii="Times New Roman" w:hAnsi="Times New Roman"/>
+                <w:b/>
+                <w:sz w:val="18"/>
+              </w:rPr>
+              <w:t>Character Error Rate (CER)</w:t>
+            </w:r>
+          </w:p>
+        </w:tc>
+        <w:tc>
+          <w:tcPr>
+            <w:tcW w:type="dxa" w:w="1872"/>
+            <w:tcMar>
+              <w:top w:w="100" w:type="dxa"/>
+              <w:bottom w:w="100" w:type="dxa"/>
+              <w:left w:w="130" w:type="dxa"/>
+              <w:right w:w="130" w:type="dxa"/>
+            </w:tcMar>
+            <w:shd w:fill="F8F9FA"/>
+          </w:tcPr>
+          <w:p>
+            <w:pPr>
+              <w:spacing w:before="40" w:after="40"/>
+              <w:jc w:val="center"/>
+            </w:pPr>
+            <w:r>
+              <w:rPr>
+                <w:rFonts w:ascii="Times New Roman" w:hAnsi="Times New Roman"/>
+                <w:b/>
+                <w:sz w:val="18"/>
+              </w:rPr>
+              <w:t>38.13%</w:t>
+            </w:r>
+          </w:p>
+        </w:tc>
+        <w:tc>
+          <w:tcPr>
+            <w:tcW w:type="dxa" w:w="1872"/>
+            <w:tcMar>
+              <w:top w:w="100" w:type="dxa"/>
+              <w:bottom w:w="100" w:type="dxa"/>
+              <w:left w:w="130" w:type="dxa"/>
+              <w:right w:w="130" w:type="dxa"/>
+            </w:tcMar>
+            <w:shd w:fill="F8F9FA"/>
+          </w:tcPr>
+          <w:p>
+            <w:pPr>
+              <w:spacing w:before="40" w:after="40"/>
+              <w:jc w:val="center"/>
+            </w:pPr>
+            <w:r>
+              <w:rPr>
+                <w:rFonts w:ascii="Times New Roman" w:hAnsi="Times New Roman"/>
+                <w:sz w:val="18"/>
+              </w:rPr>
+              <w:t>[36.92%, 39.36%]</w:t>
+            </w:r>
+          </w:p>
+        </w:tc>
+        <w:tc>
+          <w:tcPr>
+            <w:tcW w:type="dxa" w:w="1872"/>
+            <w:tcMar>
+              <w:top w:w="100" w:type="dxa"/>
+              <w:bottom w:w="100" w:type="dxa"/>
+              <w:left w:w="130" w:type="dxa"/>
+              <w:right w:w="130" w:type="dxa"/>
+            </w:tcMar>
+            <w:shd w:fill="F8F9FA"/>
+          </w:tcPr>
+          <w:p>
+            <w:pPr>
+              <w:spacing w:before="40" w:after="40"/>
+              <w:jc w:val="center"/>
+            </w:pPr>
+            <w:r>
+              <w:rPr>
+                <w:rFonts w:ascii="Times New Roman" w:hAnsi="Times New Roman"/>
+                <w:sz w:val="18"/>
+              </w:rPr>
+              <w:t>2.44%</w:t>
+            </w:r>
+          </w:p>
+        </w:tc>
+      </w:tr>
+      <w:tr>
+        <w:tc>
+          <w:tcPr>
+            <w:tcW w:type="dxa" w:w="1872"/>
+            <w:tcMar>
+              <w:top w:w="100" w:type="dxa"/>
+              <w:bottom w:w="100" w:type="dxa"/>
+              <w:left w:w="130" w:type="dxa"/>
+              <w:right w:w="130" w:type="dxa"/>
+            </w:tcMar>
+            <w:shd w:fill="FFFFFF"/>
+          </w:tcPr>
+          <w:p>
+            <w:pPr>
+              <w:spacing w:before="40" w:after="40"/>
+              <w:jc w:val="left"/>
+            </w:pPr>
+          </w:p>
+        </w:tc>
+        <w:tc>
+          <w:tcPr>
+            <w:tcW w:type="dxa" w:w="1872"/>
+            <w:tcMar>
+              <w:top w:w="100" w:type="dxa"/>
+              <w:bottom w:w="100" w:type="dxa"/>
+              <w:left w:w="130" w:type="dxa"/>
+              <w:right w:w="130" w:type="dxa"/>
+            </w:tcMar>
+            <w:shd w:fill="FFFFFF"/>
+          </w:tcPr>
+          <w:p>
+            <w:pPr>
+              <w:spacing w:before="40" w:after="40"/>
+              <w:jc w:val="center"/>
+            </w:pPr>
+            <w:r>
+              <w:rPr>
+                <w:rFonts w:ascii="Times New Roman" w:hAnsi="Times New Roman"/>
+                <w:b/>
+                <w:sz w:val="18"/>
+              </w:rPr>
+              <w:t>Word Error Rate (WER)</w:t>
+            </w:r>
+          </w:p>
+        </w:tc>
+        <w:tc>
+          <w:tcPr>
+            <w:tcW w:type="dxa" w:w="1872"/>
+            <w:tcMar>
+              <w:top w:w="100" w:type="dxa"/>
+              <w:bottom w:w="100" w:type="dxa"/>
+              <w:left w:w="130" w:type="dxa"/>
+              <w:right w:w="130" w:type="dxa"/>
+            </w:tcMar>
+            <w:shd w:fill="FFFFFF"/>
+          </w:tcPr>
+          <w:p>
+            <w:pPr>
+              <w:spacing w:before="40" w:after="40"/>
+              <w:jc w:val="center"/>
+            </w:pPr>
+            <w:r>
+              <w:rPr>
+                <w:rFonts w:ascii="Times New Roman" w:hAnsi="Times New Roman"/>
+                <w:b/>
+                <w:sz w:val="18"/>
+              </w:rPr>
+              <w:t>285.31%</w:t>
+            </w:r>
+          </w:p>
+        </w:tc>
+        <w:tc>
+          <w:tcPr>
+            <w:tcW w:type="dxa" w:w="1872"/>
+            <w:tcMar>
+              <w:top w:w="100" w:type="dxa"/>
+              <w:bottom w:w="100" w:type="dxa"/>
+              <w:left w:w="130" w:type="dxa"/>
+              <w:right w:w="130" w:type="dxa"/>
+            </w:tcMar>
+            <w:shd w:fill="FFFFFF"/>
+          </w:tcPr>
+          <w:p>
+            <w:pPr>
+              <w:spacing w:before="40" w:after="40"/>
+              <w:jc w:val="center"/>
+            </w:pPr>
+            <w:r>
+              <w:rPr>
+                <w:rFonts w:ascii="Times New Roman" w:hAnsi="Times New Roman"/>
+                <w:sz w:val="18"/>
+              </w:rPr>
+              <w:t>[276.26%, 294.89%]</w:t>
+            </w:r>
+          </w:p>
+        </w:tc>
+        <w:tc>
+          <w:tcPr>
+            <w:tcW w:type="dxa" w:w="1872"/>
+            <w:tcMar>
+              <w:top w:w="100" w:type="dxa"/>
+              <w:bottom w:w="100" w:type="dxa"/>
+              <w:left w:w="130" w:type="dxa"/>
+              <w:right w:w="130" w:type="dxa"/>
+            </w:tcMar>
+            <w:shd w:fill="FFFFFF"/>
+          </w:tcPr>
+          <w:p>
+            <w:pPr>
+              <w:spacing w:before="40" w:after="40"/>
+              <w:jc w:val="center"/>
+            </w:pPr>
+            <w:r>
+              <w:rPr>
+                <w:rFonts w:ascii="Times New Roman" w:hAnsi="Times New Roman"/>
+                <w:sz w:val="18"/>
+              </w:rPr>
+              <w:t>18.62%</w:t>
+            </w:r>
+          </w:p>
+        </w:tc>
+      </w:tr>
+      <w:tr>
+        <w:tc>
+          <w:tcPr>
+            <w:tcW w:type="dxa" w:w="1872"/>
+            <w:tcMar>
+              <w:top w:w="100" w:type="dxa"/>
+              <w:bottom w:w="100" w:type="dxa"/>
+              <w:left w:w="130" w:type="dxa"/>
+              <w:right w:w="130" w:type="dxa"/>
+            </w:tcMar>
+            <w:shd w:fill="F8F9FA"/>
+          </w:tcPr>
+          <w:p>
+            <w:pPr>
+              <w:spacing w:before="40" w:after="40"/>
+              <w:jc w:val="left"/>
+            </w:pPr>
+            <w:r>
+              <w:rPr>
+                <w:rFonts w:ascii="Times New Roman" w:hAnsi="Times New Roman"/>
+                <w:b/>
+                <w:sz w:val="18"/>
+              </w:rPr>
+              <w:t>Pass B (With Normalization)</w:t>
+            </w:r>
+          </w:p>
+        </w:tc>
+        <w:tc>
+          <w:tcPr>
+            <w:tcW w:type="dxa" w:w="1872"/>
+            <w:tcMar>
+              <w:top w:w="100" w:type="dxa"/>
+              <w:bottom w:w="100" w:type="dxa"/>
+              <w:left w:w="130" w:type="dxa"/>
+              <w:right w:w="130" w:type="dxa"/>
+            </w:tcMar>
+            <w:shd w:fill="F8F9FA"/>
+          </w:tcPr>
+          <w:p>
+            <w:pPr>
+              <w:spacing w:before="40" w:after="40"/>
+              <w:jc w:val="center"/>
+            </w:pPr>
+            <w:r>
+              <w:rPr>
+                <w:rFonts w:ascii="Times New Roman" w:hAnsi="Times New Roman"/>
+                <w:b/>
+                <w:sz w:val="18"/>
+              </w:rPr>
+              <w:t>Field F1 Score</w:t>
+            </w:r>
+          </w:p>
+        </w:tc>
+        <w:tc>
+          <w:tcPr>
+            <w:tcW w:type="dxa" w:w="1872"/>
+            <w:tcMar>
+              <w:top w:w="100" w:type="dxa"/>
+              <w:bottom w:w="100" w:type="dxa"/>
+              <w:left w:w="130" w:type="dxa"/>
+              <w:right w:w="130" w:type="dxa"/>
+            </w:tcMar>
+            <w:shd w:fill="F8F9FA"/>
+          </w:tcPr>
+          <w:p>
+            <w:pPr>
+              <w:spacing w:before="40" w:after="40"/>
+              <w:jc w:val="center"/>
+            </w:pPr>
+            <w:r>
+              <w:rPr>
+                <w:rFonts w:ascii="Times New Roman" w:hAnsi="Times New Roman"/>
+                <w:b/>
+                <w:sz w:val="18"/>
+              </w:rPr>
+              <w:t>95.49%</w:t>
+            </w:r>
+          </w:p>
+        </w:tc>
+        <w:tc>
+          <w:tcPr>
+            <w:tcW w:type="dxa" w:w="1872"/>
+            <w:tcMar>
+              <w:top w:w="100" w:type="dxa"/>
+              <w:bottom w:w="100" w:type="dxa"/>
+              <w:left w:w="130" w:type="dxa"/>
+              <w:right w:w="130" w:type="dxa"/>
+            </w:tcMar>
+            <w:shd w:fill="F8F9FA"/>
+          </w:tcPr>
+          <w:p>
+            <w:pPr>
+              <w:spacing w:before="40" w:after="40"/>
+              <w:jc w:val="center"/>
+            </w:pPr>
+            <w:r>
+              <w:rPr>
+                <w:rFonts w:ascii="Times New Roman" w:hAnsi="Times New Roman"/>
+                <w:sz w:val="18"/>
+              </w:rPr>
+              <w:t>[94.93%, 96.01%]</w:t>
+            </w:r>
+          </w:p>
+        </w:tc>
+        <w:tc>
+          <w:tcPr>
+            <w:tcW w:type="dxa" w:w="1872"/>
+            <w:tcMar>
+              <w:top w:w="100" w:type="dxa"/>
+              <w:bottom w:w="100" w:type="dxa"/>
+              <w:left w:w="130" w:type="dxa"/>
+              <w:right w:w="130" w:type="dxa"/>
+            </w:tcMar>
+            <w:shd w:fill="F8F9FA"/>
+          </w:tcPr>
+          <w:p>
+            <w:pPr>
+              <w:spacing w:before="40" w:after="40"/>
+              <w:jc w:val="center"/>
+            </w:pPr>
+            <w:r>
+              <w:rPr>
+                <w:rFonts w:ascii="Times New Roman" w:hAnsi="Times New Roman"/>
+                <w:sz w:val="18"/>
+              </w:rPr>
+              <w:t>1.08%</w:t>
+            </w:r>
+          </w:p>
+        </w:tc>
+      </w:tr>
+      <w:tr>
+        <w:tc>
+          <w:tcPr>
+            <w:tcW w:type="dxa" w:w="1872"/>
+            <w:tcMar>
+              <w:top w:w="100" w:type="dxa"/>
+              <w:bottom w:w="100" w:type="dxa"/>
+              <w:left w:w="130" w:type="dxa"/>
+              <w:right w:w="130" w:type="dxa"/>
+            </w:tcMar>
+            <w:shd w:fill="FFFFFF"/>
+          </w:tcPr>
+          <w:p>
+            <w:pPr>
+              <w:spacing w:before="40" w:after="40"/>
+              <w:jc w:val="left"/>
+            </w:pPr>
+          </w:p>
+        </w:tc>
+        <w:tc>
+          <w:tcPr>
+            <w:tcW w:type="dxa" w:w="1872"/>
+            <w:tcMar>
+              <w:top w:w="100" w:type="dxa"/>
+              <w:bottom w:w="100" w:type="dxa"/>
+              <w:left w:w="130" w:type="dxa"/>
+              <w:right w:w="130" w:type="dxa"/>
+            </w:tcMar>
+            <w:shd w:fill="FFFFFF"/>
+          </w:tcPr>
+          <w:p>
+            <w:pPr>
+              <w:spacing w:before="40" w:after="40"/>
+              <w:jc w:val="center"/>
+            </w:pPr>
+            <w:r>
+              <w:rPr>
+                <w:rFonts w:ascii="Times New Roman" w:hAnsi="Times New Roman"/>
+                <w:b/>
+                <w:sz w:val="18"/>
+              </w:rPr>
+              <w:t>Character Error Rate (CER)</w:t>
+            </w:r>
+          </w:p>
+        </w:tc>
+        <w:tc>
+          <w:tcPr>
+            <w:tcW w:type="dxa" w:w="1872"/>
+            <w:tcMar>
+              <w:top w:w="100" w:type="dxa"/>
+              <w:bottom w:w="100" w:type="dxa"/>
+              <w:left w:w="130" w:type="dxa"/>
+              <w:right w:w="130" w:type="dxa"/>
+            </w:tcMar>
+            <w:shd w:fill="FFFFFF"/>
+          </w:tcPr>
+          <w:p>
+            <w:pPr>
+              <w:spacing w:before="40" w:after="40"/>
+              <w:jc w:val="center"/>
+            </w:pPr>
+            <w:r>
+              <w:rPr>
+                <w:rFonts w:ascii="Times New Roman" w:hAnsi="Times New Roman"/>
+                <w:b/>
+                <w:sz w:val="18"/>
+              </w:rPr>
+              <w:t>3.65%</w:t>
+            </w:r>
+          </w:p>
+        </w:tc>
+        <w:tc>
+          <w:tcPr>
+            <w:tcW w:type="dxa" w:w="1872"/>
+            <w:tcMar>
+              <w:top w:w="100" w:type="dxa"/>
+              <w:bottom w:w="100" w:type="dxa"/>
+              <w:left w:w="130" w:type="dxa"/>
+              <w:right w:w="130" w:type="dxa"/>
+            </w:tcMar>
+            <w:shd w:fill="FFFFFF"/>
+          </w:tcPr>
+          <w:p>
+            <w:pPr>
+              <w:spacing w:before="40" w:after="40"/>
+              <w:jc w:val="center"/>
+            </w:pPr>
+            <w:r>
+              <w:rPr>
+                <w:rFonts w:ascii="Times New Roman" w:hAnsi="Times New Roman"/>
+                <w:sz w:val="18"/>
+              </w:rPr>
+              <w:t>[3.23%, 4.10%]</w:t>
+            </w:r>
+          </w:p>
+        </w:tc>
+        <w:tc>
+          <w:tcPr>
+            <w:tcW w:type="dxa" w:w="1872"/>
+            <w:tcMar>
+              <w:top w:w="100" w:type="dxa"/>
+              <w:bottom w:w="100" w:type="dxa"/>
+              <w:left w:w="130" w:type="dxa"/>
+              <w:right w:w="130" w:type="dxa"/>
+            </w:tcMar>
+            <w:shd w:fill="FFFFFF"/>
+          </w:tcPr>
+          <w:p>
+            <w:pPr>
+              <w:spacing w:before="40" w:after="40"/>
+              <w:jc w:val="center"/>
+            </w:pPr>
+            <w:r>
+              <w:rPr>
+                <w:rFonts w:ascii="Times New Roman" w:hAnsi="Times New Roman"/>
+                <w:sz w:val="18"/>
+              </w:rPr>
+              <w:t>0.87%</w:t>
+            </w:r>
+          </w:p>
+        </w:tc>
+      </w:tr>
+      <w:tr>
+        <w:tc>
+          <w:tcPr>
+            <w:tcW w:type="dxa" w:w="1872"/>
+            <w:tcMar>
+              <w:top w:w="100" w:type="dxa"/>
+              <w:bottom w:w="100" w:type="dxa"/>
+              <w:left w:w="130" w:type="dxa"/>
+              <w:right w:w="130" w:type="dxa"/>
+            </w:tcMar>
+            <w:shd w:fill="F8F9FA"/>
+          </w:tcPr>
+          <w:p>
+            <w:pPr>
+              <w:spacing w:before="40" w:after="40"/>
+              <w:jc w:val="left"/>
+            </w:pPr>
+          </w:p>
+        </w:tc>
+        <w:tc>
+          <w:tcPr>
+            <w:tcW w:type="dxa" w:w="1872"/>
+            <w:tcMar>
+              <w:top w:w="100" w:type="dxa"/>
+              <w:bottom w:w="100" w:type="dxa"/>
+              <w:left w:w="130" w:type="dxa"/>
+              <w:right w:w="130" w:type="dxa"/>
+            </w:tcMar>
+            <w:shd w:fill="F8F9FA"/>
+          </w:tcPr>
+          <w:p>
+            <w:pPr>
+              <w:spacing w:before="40" w:after="40"/>
+              <w:jc w:val="center"/>
+            </w:pPr>
+            <w:r>
+              <w:rPr>
+                <w:rFonts w:ascii="Times New Roman" w:hAnsi="Times New Roman"/>
+                <w:b/>
+                <w:sz w:val="18"/>
+              </w:rPr>
+              <w:t>Word Error Rate (WER)</w:t>
+            </w:r>
+          </w:p>
+        </w:tc>
+        <w:tc>
+          <w:tcPr>
+            <w:tcW w:type="dxa" w:w="1872"/>
+            <w:tcMar>
+              <w:top w:w="100" w:type="dxa"/>
+              <w:bottom w:w="100" w:type="dxa"/>
+              <w:left w:w="130" w:type="dxa"/>
+              <w:right w:w="130" w:type="dxa"/>
+            </w:tcMar>
+            <w:shd w:fill="F8F9FA"/>
+          </w:tcPr>
+          <w:p>
+            <w:pPr>
+              <w:spacing w:before="40" w:after="40"/>
+              <w:jc w:val="center"/>
+            </w:pPr>
+            <w:r>
+              <w:rPr>
+                <w:rFonts w:ascii="Times New Roman" w:hAnsi="Times New Roman"/>
+                <w:b/>
+                <w:sz w:val="18"/>
+              </w:rPr>
+              <w:t>27.01%</w:t>
+            </w:r>
+          </w:p>
+        </w:tc>
+        <w:tc>
+          <w:tcPr>
+            <w:tcW w:type="dxa" w:w="1872"/>
+            <w:tcMar>
+              <w:top w:w="100" w:type="dxa"/>
+              <w:bottom w:w="100" w:type="dxa"/>
+              <w:left w:w="130" w:type="dxa"/>
+              <w:right w:w="130" w:type="dxa"/>
+            </w:tcMar>
+            <w:shd w:fill="F8F9FA"/>
+          </w:tcPr>
+          <w:p>
+            <w:pPr>
+              <w:spacing w:before="40" w:after="40"/>
+              <w:jc w:val="center"/>
+            </w:pPr>
+            <w:r>
+              <w:rPr>
+                <w:rFonts w:ascii="Times New Roman" w:hAnsi="Times New Roman"/>
+                <w:sz w:val="18"/>
+              </w:rPr>
+              <w:t>[23.86%, 30.26%]</w:t>
+            </w:r>
+          </w:p>
+        </w:tc>
+        <w:tc>
+          <w:tcPr>
+            <w:tcW w:type="dxa" w:w="1872"/>
+            <w:tcMar>
+              <w:top w:w="100" w:type="dxa"/>
+              <w:bottom w:w="100" w:type="dxa"/>
+              <w:left w:w="130" w:type="dxa"/>
+              <w:right w:w="130" w:type="dxa"/>
+            </w:tcMar>
+            <w:shd w:fill="F8F9FA"/>
+          </w:tcPr>
+          <w:p>
+            <w:pPr>
+              <w:spacing w:before="40" w:after="40"/>
+              <w:jc w:val="center"/>
+            </w:pPr>
+            <w:r>
+              <w:rPr>
+                <w:rFonts w:ascii="Times New Roman" w:hAnsi="Times New Roman"/>
+                <w:sz w:val="18"/>
+              </w:rPr>
+              <w:t>6.40%</w:t>
+            </w:r>
+          </w:p>
+        </w:tc>
+      </w:tr>
+      <w:tr>
+        <w:tc>
+          <w:tcPr>
+            <w:tcW w:type="dxa" w:w="1872"/>
+            <w:tcMar>
+              <w:top w:w="100" w:type="dxa"/>
+              <w:bottom w:w="100" w:type="dxa"/>
+              <w:left w:w="130" w:type="dxa"/>
+              <w:right w:w="130" w:type="dxa"/>
+            </w:tcMar>
+            <w:shd w:fill="FFFFFF"/>
+          </w:tcPr>
+          <w:p>
+            <w:pPr>
+              <w:spacing w:before="40" w:after="40"/>
+              <w:jc w:val="left"/>
+            </w:pPr>
+            <w:r>
+              <w:rPr>
+                <w:rFonts w:ascii="Times New Roman" w:hAnsi="Times New Roman"/>
+                <w:b/>
+                <w:sz w:val="18"/>
+              </w:rPr>
+              <w:t>Net Empirical Change</w:t>
+            </w:r>
+          </w:p>
+        </w:tc>
+        <w:tc>
+          <w:tcPr>
+            <w:tcW w:type="dxa" w:w="1872"/>
+            <w:tcMar>
+              <w:top w:w="100" w:type="dxa"/>
+              <w:bottom w:w="100" w:type="dxa"/>
+              <w:left w:w="130" w:type="dxa"/>
+              <w:right w:w="130" w:type="dxa"/>
+            </w:tcMar>
+            <w:shd w:fill="FFFFFF"/>
+          </w:tcPr>
+          <w:p>
+            <w:pPr>
+              <w:spacing w:before="40" w:after="40"/>
+              <w:jc w:val="center"/>
+            </w:pPr>
+            <w:r>
+              <w:rPr>
+                <w:rFonts w:ascii="Times New Roman" w:hAnsi="Times New Roman"/>
+                <w:b/>
+                <w:sz w:val="18"/>
+              </w:rPr>
+              <w:t>F1 Score Boost</w:t>
+            </w:r>
+          </w:p>
+        </w:tc>
+        <w:tc>
+          <w:tcPr>
+            <w:tcW w:type="dxa" w:w="1872"/>
+            <w:tcMar>
+              <w:top w:w="100" w:type="dxa"/>
+              <w:bottom w:w="100" w:type="dxa"/>
+              <w:left w:w="130" w:type="dxa"/>
+              <w:right w:w="130" w:type="dxa"/>
+            </w:tcMar>
+            <w:shd w:fill="FFFFFF"/>
+          </w:tcPr>
+          <w:p>
+            <w:pPr>
+              <w:spacing w:before="40" w:after="40"/>
+              <w:jc w:val="center"/>
+            </w:pPr>
+            <w:r>
+              <w:rPr>
+                <w:rFonts w:ascii="Times New Roman" w:hAnsi="Times New Roman"/>
+                <w:b/>
+                <w:sz w:val="18"/>
+              </w:rPr>
+              <w:t>+45.49%</w:t>
+            </w:r>
+          </w:p>
+        </w:tc>
+        <w:tc>
+          <w:tcPr>
+            <w:tcW w:type="dxa" w:w="1872"/>
+            <w:tcMar>
+              <w:top w:w="100" w:type="dxa"/>
+              <w:bottom w:w="100" w:type="dxa"/>
+              <w:left w:w="130" w:type="dxa"/>
+              <w:right w:w="130" w:type="dxa"/>
+            </w:tcMar>
+            <w:shd w:fill="FFFFFF"/>
+          </w:tcPr>
+          <w:p>
+            <w:pPr>
+              <w:spacing w:before="40" w:after="40"/>
+              <w:jc w:val="center"/>
+            </w:pPr>
+            <w:r>
+              <w:rPr>
+                <w:rFonts w:ascii="Times New Roman" w:hAnsi="Times New Roman"/>
+                <w:sz w:val="18"/>
+              </w:rPr>
+              <w:t>[+44.29%, +46.82%]</w:t>
+            </w:r>
+          </w:p>
+        </w:tc>
+        <w:tc>
+          <w:tcPr>
+            <w:tcW w:type="dxa" w:w="1872"/>
+            <w:tcMar>
+              <w:top w:w="100" w:type="dxa"/>
+              <w:bottom w:w="100" w:type="dxa"/>
+              <w:left w:w="130" w:type="dxa"/>
+              <w:right w:w="130" w:type="dxa"/>
+            </w:tcMar>
+            <w:shd w:fill="FFFFFF"/>
+          </w:tcPr>
+          <w:p>
+            <w:pPr>
+              <w:spacing w:before="40" w:after="40"/>
+              <w:jc w:val="center"/>
+            </w:pPr>
+            <w:r>
+              <w:rPr>
+                <w:rFonts w:ascii="Times New Roman" w:hAnsi="Times New Roman"/>
+                <w:sz w:val="18"/>
+              </w:rPr>
+              <w:t>2.53%</w:t>
+            </w:r>
+          </w:p>
+        </w:tc>
+      </w:tr>
+      <w:tr>
+        <w:tc>
+          <w:tcPr>
+            <w:tcW w:type="dxa" w:w="1872"/>
+            <w:tcMar>
+              <w:top w:w="100" w:type="dxa"/>
+              <w:bottom w:w="100" w:type="dxa"/>
+              <w:left w:w="130" w:type="dxa"/>
+              <w:right w:w="130" w:type="dxa"/>
+            </w:tcMar>
+            <w:shd w:fill="F8F9FA"/>
+          </w:tcPr>
+          <w:p>
+            <w:pPr>
+              <w:spacing w:before="40" w:after="40"/>
+              <w:jc w:val="left"/>
+            </w:pPr>
+          </w:p>
+        </w:tc>
+        <w:tc>
+          <w:tcPr>
+            <w:tcW w:type="dxa" w:w="1872"/>
+            <w:tcMar>
+              <w:top w:w="100" w:type="dxa"/>
+              <w:bottom w:w="100" w:type="dxa"/>
+              <w:left w:w="130" w:type="dxa"/>
+              <w:right w:w="130" w:type="dxa"/>
+            </w:tcMar>
+            <w:shd w:fill="F8F9FA"/>
+          </w:tcPr>
+          <w:p>
+            <w:pPr>
+              <w:spacing w:before="40" w:after="40"/>
+              <w:jc w:val="center"/>
+            </w:pPr>
+            <w:r>
+              <w:rPr>
+                <w:rFonts w:ascii="Times New Roman" w:hAnsi="Times New Roman"/>
+                <w:b/>
+                <w:sz w:val="18"/>
+              </w:rPr>
+              <w:t>CER Reduction</w:t>
+            </w:r>
+          </w:p>
+        </w:tc>
+        <w:tc>
+          <w:tcPr>
+            <w:tcW w:type="dxa" w:w="1872"/>
+            <w:tcMar>
+              <w:top w:w="100" w:type="dxa"/>
+              <w:bottom w:w="100" w:type="dxa"/>
+              <w:left w:w="130" w:type="dxa"/>
+              <w:right w:w="130" w:type="dxa"/>
+            </w:tcMar>
+            <w:shd w:fill="F8F9FA"/>
+          </w:tcPr>
+          <w:p>
+            <w:pPr>
+              <w:spacing w:before="40" w:after="40"/>
+              <w:jc w:val="center"/>
+            </w:pPr>
+            <w:r>
+              <w:rPr>
+                <w:rFonts w:ascii="Times New Roman" w:hAnsi="Times New Roman"/>
+                <w:b/>
+                <w:sz w:val="18"/>
+              </w:rPr>
+              <w:t>-34.48%</w:t>
+            </w:r>
+          </w:p>
+        </w:tc>
+        <w:tc>
+          <w:tcPr>
+            <w:tcW w:type="dxa" w:w="1872"/>
+            <w:tcMar>
+              <w:top w:w="100" w:type="dxa"/>
+              <w:bottom w:w="100" w:type="dxa"/>
+              <w:left w:w="130" w:type="dxa"/>
+              <w:right w:w="130" w:type="dxa"/>
+            </w:tcMar>
+            <w:shd w:fill="F8F9FA"/>
+          </w:tcPr>
+          <w:p>
+            <w:pPr>
+              <w:spacing w:before="40" w:after="40"/>
+              <w:jc w:val="center"/>
+            </w:pPr>
+            <w:r>
+              <w:rPr>
+                <w:rFonts w:ascii="Times New Roman" w:hAnsi="Times New Roman"/>
+                <w:sz w:val="18"/>
+              </w:rPr>
+              <w:t>[-35.65%, -33.25%]</w:t>
+            </w:r>
+          </w:p>
+        </w:tc>
+        <w:tc>
+          <w:tcPr>
+            <w:tcW w:type="dxa" w:w="1872"/>
+            <w:tcMar>
+              <w:top w:w="100" w:type="dxa"/>
+              <w:bottom w:w="100" w:type="dxa"/>
+              <w:left w:w="130" w:type="dxa"/>
+              <w:right w:w="130" w:type="dxa"/>
+            </w:tcMar>
+            <w:shd w:fill="F8F9FA"/>
+          </w:tcPr>
+          <w:p>
+            <w:pPr>
+              <w:spacing w:before="40" w:after="40"/>
+              <w:jc w:val="center"/>
+            </w:pPr>
+            <w:r>
+              <w:rPr>
+                <w:rFonts w:ascii="Times New Roman" w:hAnsi="Times New Roman"/>
+                <w:sz w:val="18"/>
+              </w:rPr>
+              <w:t>2.40%</w:t>
+            </w:r>
+          </w:p>
+        </w:tc>
+      </w:tr>
+      <w:tr>
+        <w:tc>
+          <w:tcPr>
+            <w:tcW w:type="dxa" w:w="1872"/>
+            <w:tcMar>
+              <w:top w:w="100" w:type="dxa"/>
+              <w:bottom w:w="100" w:type="dxa"/>
+              <w:left w:w="130" w:type="dxa"/>
+              <w:right w:w="130" w:type="dxa"/>
+            </w:tcMar>
+            <w:shd w:fill="FFFFFF"/>
+          </w:tcPr>
+          <w:p>
+            <w:pPr>
+              <w:spacing w:before="40" w:after="40"/>
+              <w:jc w:val="left"/>
+            </w:pPr>
+          </w:p>
+        </w:tc>
+        <w:tc>
+          <w:tcPr>
+            <w:tcW w:type="dxa" w:w="1872"/>
+            <w:tcMar>
+              <w:top w:w="100" w:type="dxa"/>
+              <w:bottom w:w="100" w:type="dxa"/>
+              <w:left w:w="130" w:type="dxa"/>
+              <w:right w:w="130" w:type="dxa"/>
+            </w:tcMar>
+            <w:shd w:fill="FFFFFF"/>
+          </w:tcPr>
+          <w:p>
+            <w:pPr>
+              <w:spacing w:before="40" w:after="40"/>
+              <w:jc w:val="center"/>
+            </w:pPr>
+            <w:r>
+              <w:rPr>
+                <w:rFonts w:ascii="Times New Roman" w:hAnsi="Times New Roman"/>
+                <w:b/>
+                <w:sz w:val="18"/>
+              </w:rPr>
+              <w:t>WER Reduction</w:t>
+            </w:r>
+          </w:p>
+        </w:tc>
+        <w:tc>
+          <w:tcPr>
+            <w:tcW w:type="dxa" w:w="1872"/>
+            <w:tcMar>
+              <w:top w:w="100" w:type="dxa"/>
+              <w:bottom w:w="100" w:type="dxa"/>
+              <w:left w:w="130" w:type="dxa"/>
+              <w:right w:w="130" w:type="dxa"/>
+            </w:tcMar>
+            <w:shd w:fill="FFFFFF"/>
+          </w:tcPr>
+          <w:p>
+            <w:pPr>
+              <w:spacing w:before="40" w:after="40"/>
+              <w:jc w:val="center"/>
+            </w:pPr>
+            <w:r>
+              <w:rPr>
+                <w:rFonts w:ascii="Times New Roman" w:hAnsi="Times New Roman"/>
+                <w:b/>
+                <w:sz w:val="18"/>
+              </w:rPr>
+              <w:t>-258.30%</w:t>
+            </w:r>
+          </w:p>
+        </w:tc>
+        <w:tc>
+          <w:tcPr>
+            <w:tcW w:type="dxa" w:w="1872"/>
+            <w:tcMar>
+              <w:top w:w="100" w:type="dxa"/>
+              <w:bottom w:w="100" w:type="dxa"/>
+              <w:left w:w="130" w:type="dxa"/>
+              <w:right w:w="130" w:type="dxa"/>
+            </w:tcMar>
+            <w:shd w:fill="FFFFFF"/>
+          </w:tcPr>
+          <w:p>
+            <w:pPr>
+              <w:spacing w:before="40" w:after="40"/>
+              <w:jc w:val="center"/>
+            </w:pPr>
+            <w:r>
+              <w:rPr>
+                <w:rFonts w:ascii="Times New Roman" w:hAnsi="Times New Roman"/>
+                <w:sz w:val="18"/>
+              </w:rPr>
+              <w:t>[-267.73%, -249.11%]</w:t>
+            </w:r>
+          </w:p>
+        </w:tc>
+        <w:tc>
+          <w:tcPr>
+            <w:tcW w:type="dxa" w:w="1872"/>
+            <w:tcMar>
+              <w:top w:w="100" w:type="dxa"/>
+              <w:bottom w:w="100" w:type="dxa"/>
+              <w:left w:w="130" w:type="dxa"/>
+              <w:right w:w="130" w:type="dxa"/>
+            </w:tcMar>
+            <w:shd w:fill="FFFFFF"/>
+          </w:tcPr>
+          <w:p>
+            <w:pPr>
+              <w:spacing w:before="40" w:after="40"/>
+              <w:jc w:val="center"/>
+            </w:pPr>
+            <w:r>
+              <w:rPr>
+                <w:rFonts w:ascii="Times New Roman" w:hAnsi="Times New Roman"/>
+                <w:sz w:val="18"/>
+              </w:rPr>
+              <w:t>18.62%</w:t>
+            </w:r>
+          </w:p>
+        </w:tc>
+      </w:tr>
+    </w:tbl>
+    <w:p>
+      <w:pPr>
+        <w:spacing w:after="120"/>
+      </w:pPr>
+    </w:p>
+    <w:p>
+      <w:pPr>
+        <w:spacing w:before="40" w:after="80" w:line="276" w:lineRule="auto"/>
+      </w:pPr>
+      <w:r>
+        <w:rPr>
+          <w:rFonts w:ascii="Times New Roman" w:hAnsi="Times New Roman"/>
+          <w:sz w:val="20"/>
+        </w:rPr>
+        <w:t>The 95% confidence intervals for Pass A ([48.72%, 51.28%]) and Pass B ([94.93%, 96.01%]) are completely non-overlapping, providing strong statistical evidence of distinct performance distributions.</w:t>
+      </w:r>
+    </w:p>
+    <w:p>
+      <w:pPr>
+        <w:keepNext/>
+        <w:spacing w:before="200" w:after="80"/>
+      </w:pPr>
+      <w:r>
+        <w:rPr>
+          <w:rFonts w:ascii="Times New Roman" w:hAnsi="Times New Roman"/>
+          <w:b/>
+          <w:color w:val="333333"/>
+          <w:sz w:val="23"/>
+        </w:rPr>
+        <w:t>7.8 Error Taxonomy Distribution Shift Analysis</w:t>
+      </w:r>
+    </w:p>
+    <w:p>
+      <w:pPr>
+        <w:spacing w:before="40" w:after="80" w:line="276" w:lineRule="auto"/>
+      </w:pPr>
+      <w:r>
+        <w:rPr>
+          <w:rFonts w:ascii="Times New Roman" w:hAnsi="Times New Roman"/>
+          <w:sz w:val="20"/>
+        </w:rPr>
+        <w:t>Evaluating the error taxonomy across 5,760 paired field extractions before and after canonical normalization demonstrates how error categories shift between passes.</w:t>
+      </w:r>
+    </w:p>
+    <w:p>
+      <w:pPr>
+        <w:keepNext/>
+        <w:spacing w:before="160" w:after="80"/>
+        <w:jc w:val="center"/>
+      </w:pPr>
+      <w:r>
+        <w:rPr>
+          <w:rFonts w:ascii="Times New Roman" w:hAnsi="Times New Roman"/>
+          <w:b/>
+          <w:color w:val="003366"/>
+          <w:sz w:val="19"/>
+        </w:rPr>
+        <w:t>Table 7: Nine-Class OCR Error Taxonomy Distribution Before and After Normalization</w:t>
+      </w:r>
+    </w:p>
+    <w:tbl>
+      <w:tblPr>
+        <w:tblW w:type="auto" w:w="0"/>
+        <w:jc w:val="center"/>
+        <w:tblLook w:firstColumn="1" w:firstRow="1" w:lastColumn="0" w:lastRow="0" w:noHBand="0" w:noVBand="1" w:val="04A0"/>
+        <w:tblBorders>
+          <w:top w:val="single" w:sz="12" w:space="0" w:color="003366"/>
+          <w:bottom w:val="single" w:sz="12" w:space="0" w:color="003366"/>
+          <w:insideH w:val="single" w:sz="4" w:space="0" w:color="E0E0E0"/>
+          <w:insideV w:val="none"/>
+          <w:left w:val="none"/>
+          <w:right w:val="none"/>
+        </w:tblBorders>
+      </w:tblPr>
+      <w:tblGrid>
+        <w:gridCol w:w="1560"/>
+        <w:gridCol w:w="1560"/>
+        <w:gridCol w:w="1560"/>
+        <w:gridCol w:w="1560"/>
+        <w:gridCol w:w="1560"/>
+        <w:gridCol w:w="1560"/>
+      </w:tblGrid>
+      <w:tr>
+        <w:tc>
+          <w:tcPr>
+            <w:tcW w:type="dxa" w:w="1560"/>
+            <w:tcMar>
+              <w:top w:w="100" w:type="dxa"/>
+              <w:bottom w:w="100" w:type="dxa"/>
+              <w:left w:w="130" w:type="dxa"/>
+              <w:right w:w="130" w:type="dxa"/>
+            </w:tcMar>
+            <w:shd w:fill="003366"/>
+          </w:tcPr>
+          <w:p>
+            <w:pPr>
+              <w:spacing w:before="40" w:after="40"/>
+              <w:jc w:val="center"/>
+            </w:pPr>
+            <w:r>
+              <w:rPr>
+                <w:rFonts w:ascii="Times New Roman" w:hAnsi="Times New Roman"/>
+                <w:b/>
+                <w:color w:val="FFFFFF"/>
+                <w:sz w:val="19"/>
+              </w:rPr>
+              <w:t>Error Category Class</w:t>
+            </w:r>
+          </w:p>
+        </w:tc>
+        <w:tc>
+          <w:tcPr>
+            <w:tcW w:type="dxa" w:w="1560"/>
+            <w:tcMar>
+              <w:top w:w="100" w:type="dxa"/>
+              <w:bottom w:w="100" w:type="dxa"/>
+              <w:left w:w="130" w:type="dxa"/>
+              <w:right w:w="130" w:type="dxa"/>
+            </w:tcMar>
+            <w:shd w:fill="003366"/>
+          </w:tcPr>
+          <w:p>
+            <w:pPr>
+              <w:spacing w:before="40" w:after="40"/>
+              <w:jc w:val="center"/>
+            </w:pPr>
+            <w:r>
+              <w:rPr>
+                <w:rFonts w:ascii="Times New Roman" w:hAnsi="Times New Roman"/>
+                <w:b/>
+                <w:color w:val="FFFFFF"/>
+                <w:sz w:val="19"/>
+              </w:rPr>
+              <w:t>Diagnostic Failure Description</w:t>
+            </w:r>
+          </w:p>
+        </w:tc>
+        <w:tc>
+          <w:tcPr>
+            <w:tcW w:type="dxa" w:w="1560"/>
+            <w:tcMar>
+              <w:top w:w="100" w:type="dxa"/>
+              <w:bottom w:w="100" w:type="dxa"/>
+              <w:left w:w="130" w:type="dxa"/>
+              <w:right w:w="130" w:type="dxa"/>
+            </w:tcMar>
+            <w:shd w:fill="003366"/>
+          </w:tcPr>
+          <w:p>
+            <w:pPr>
+              <w:spacing w:before="40" w:after="40"/>
+              <w:jc w:val="center"/>
+            </w:pPr>
+            <w:r>
+              <w:rPr>
+                <w:rFonts w:ascii="Times New Roman" w:hAnsi="Times New Roman"/>
+                <w:b/>
+                <w:color w:val="FFFFFF"/>
+                <w:sz w:val="19"/>
+              </w:rPr>
+              <w:t>Pass A (Without Normalization)</w:t>
+            </w:r>
+          </w:p>
+        </w:tc>
+        <w:tc>
+          <w:tcPr>
+            <w:tcW w:type="dxa" w:w="1560"/>
+            <w:tcMar>
+              <w:top w:w="100" w:type="dxa"/>
+              <w:bottom w:w="100" w:type="dxa"/>
+              <w:left w:w="130" w:type="dxa"/>
+              <w:right w:w="130" w:type="dxa"/>
+            </w:tcMar>
+            <w:shd w:fill="003366"/>
+          </w:tcPr>
+          <w:p>
+            <w:pPr>
+              <w:spacing w:before="40" w:after="40"/>
+              <w:jc w:val="center"/>
+            </w:pPr>
+            <w:r>
+              <w:rPr>
+                <w:rFonts w:ascii="Times New Roman" w:hAnsi="Times New Roman"/>
+                <w:b/>
+                <w:color w:val="FFFFFF"/>
+                <w:sz w:val="19"/>
+              </w:rPr>
+              <w:t>Pass B (With Normalization)</w:t>
+            </w:r>
+          </w:p>
+        </w:tc>
+        <w:tc>
+          <w:tcPr>
+            <w:tcW w:type="dxa" w:w="1560"/>
+            <w:tcMar>
+              <w:top w:w="100" w:type="dxa"/>
+              <w:bottom w:w="100" w:type="dxa"/>
+              <w:left w:w="130" w:type="dxa"/>
+              <w:right w:w="130" w:type="dxa"/>
+            </w:tcMar>
+            <w:shd w:fill="003366"/>
+          </w:tcPr>
+          <w:p>
+            <w:pPr>
+              <w:spacing w:before="40" w:after="40"/>
+              <w:jc w:val="center"/>
+            </w:pPr>
+            <w:r>
+              <w:rPr>
+                <w:rFonts w:ascii="Times New Roman" w:hAnsi="Times New Roman"/>
+                <w:b/>
+                <w:color w:val="FFFFFF"/>
+                <w:sz w:val="19"/>
+              </w:rPr>
+              <w:t>Absolute Shift</w:t>
+            </w:r>
+          </w:p>
+        </w:tc>
+        <w:tc>
+          <w:tcPr>
+            <w:tcW w:type="dxa" w:w="1560"/>
+            <w:tcMar>
+              <w:top w:w="100" w:type="dxa"/>
+              <w:bottom w:w="100" w:type="dxa"/>
+              <w:left w:w="130" w:type="dxa"/>
+              <w:right w:w="130" w:type="dxa"/>
+            </w:tcMar>
+            <w:shd w:fill="003366"/>
+          </w:tcPr>
+          <w:p>
+            <w:pPr>
+              <w:spacing w:before="40" w:after="40"/>
+              <w:jc w:val="center"/>
+            </w:pPr>
+            <w:r>
+              <w:rPr>
+                <w:rFonts w:ascii="Times New Roman" w:hAnsi="Times New Roman"/>
+                <w:b/>
+                <w:color w:val="FFFFFF"/>
+                <w:sz w:val="19"/>
+              </w:rPr>
+              <w:t>Category Shift (%)</w:t>
+            </w:r>
+          </w:p>
+        </w:tc>
+      </w:tr>
+      <w:tr>
+        <w:tc>
+          <w:tcPr>
+            <w:tcW w:type="dxa" w:w="1560"/>
+            <w:tcMar>
+              <w:top w:w="100" w:type="dxa"/>
+              <w:bottom w:w="100" w:type="dxa"/>
+              <w:left w:w="130" w:type="dxa"/>
+              <w:right w:w="130" w:type="dxa"/>
+            </w:tcMar>
+            <w:shd w:fill="FFFFFF"/>
+          </w:tcPr>
+          <w:p>
+            <w:pPr>
+              <w:spacing w:before="40" w:after="40"/>
+              <w:jc w:val="left"/>
+            </w:pPr>
+            <w:r>
+              <w:rPr>
+                <w:rFonts w:ascii="Times New Roman" w:hAnsi="Times New Roman"/>
+                <w:b/>
+                <w:sz w:val="18"/>
+              </w:rPr>
+              <w:t>EXACT_MATCH</w:t>
+            </w:r>
+          </w:p>
+        </w:tc>
+        <w:tc>
+          <w:tcPr>
+            <w:tcW w:type="dxa" w:w="1560"/>
+            <w:tcMar>
+              <w:top w:w="100" w:type="dxa"/>
+              <w:bottom w:w="100" w:type="dxa"/>
+              <w:left w:w="130" w:type="dxa"/>
+              <w:right w:w="130" w:type="dxa"/>
+            </w:tcMar>
+            <w:shd w:fill="FFFFFF"/>
+          </w:tcPr>
+          <w:p>
+            <w:pPr>
+              <w:spacing w:before="40" w:after="40"/>
+              <w:jc w:val="center"/>
+            </w:pPr>
+            <w:r>
+              <w:rPr>
+                <w:rFonts w:ascii="Times New Roman" w:hAnsi="Times New Roman"/>
+                <w:sz w:val="18"/>
+              </w:rPr>
+              <w:t>Character-perfect field match</w:t>
+            </w:r>
+          </w:p>
+        </w:tc>
+        <w:tc>
+          <w:tcPr>
+            <w:tcW w:type="dxa" w:w="1560"/>
+            <w:tcMar>
+              <w:top w:w="100" w:type="dxa"/>
+              <w:bottom w:w="100" w:type="dxa"/>
+              <w:left w:w="130" w:type="dxa"/>
+              <w:right w:w="130" w:type="dxa"/>
+            </w:tcMar>
+            <w:shd w:fill="FFFFFF"/>
+          </w:tcPr>
+          <w:p>
+            <w:pPr>
+              <w:spacing w:before="40" w:after="40"/>
+              <w:jc w:val="center"/>
+            </w:pPr>
+            <w:r>
+              <w:rPr>
+                <w:rFonts w:ascii="Times New Roman" w:hAnsi="Times New Roman"/>
+                <w:sz w:val="18"/>
+              </w:rPr>
+              <w:t>2,880 (50.00%)</w:t>
+            </w:r>
+          </w:p>
+        </w:tc>
+        <w:tc>
+          <w:tcPr>
+            <w:tcW w:type="dxa" w:w="1560"/>
+            <w:tcMar>
+              <w:top w:w="100" w:type="dxa"/>
+              <w:bottom w:w="100" w:type="dxa"/>
+              <w:left w:w="130" w:type="dxa"/>
+              <w:right w:w="130" w:type="dxa"/>
+            </w:tcMar>
+            <w:shd w:fill="FFFFFF"/>
+          </w:tcPr>
+          <w:p>
+            <w:pPr>
+              <w:spacing w:before="40" w:after="40"/>
+              <w:jc w:val="center"/>
+            </w:pPr>
+            <w:r>
+              <w:rPr>
+                <w:rFonts w:ascii="Times New Roman" w:hAnsi="Times New Roman"/>
+                <w:b/>
+                <w:sz w:val="18"/>
+              </w:rPr>
+              <w:t>5,500 (95.49%)</w:t>
+            </w:r>
+          </w:p>
+        </w:tc>
+        <w:tc>
+          <w:tcPr>
+            <w:tcW w:type="dxa" w:w="1560"/>
+            <w:tcMar>
+              <w:top w:w="100" w:type="dxa"/>
+              <w:bottom w:w="100" w:type="dxa"/>
+              <w:left w:w="130" w:type="dxa"/>
+              <w:right w:w="130" w:type="dxa"/>
+            </w:tcMar>
+            <w:shd w:fill="FFFFFF"/>
+          </w:tcPr>
+          <w:p>
+            <w:pPr>
+              <w:spacing w:before="40" w:after="40"/>
+              <w:jc w:val="center"/>
+            </w:pPr>
+            <w:r>
+              <w:rPr>
+                <w:rFonts w:ascii="Times New Roman" w:hAnsi="Times New Roman"/>
+                <w:b/>
+                <w:sz w:val="18"/>
+              </w:rPr>
+              <w:t>+2,620</w:t>
+            </w:r>
+          </w:p>
+        </w:tc>
+        <w:tc>
+          <w:tcPr>
+            <w:tcW w:type="dxa" w:w="1560"/>
+            <w:tcMar>
+              <w:top w:w="100" w:type="dxa"/>
+              <w:bottom w:w="100" w:type="dxa"/>
+              <w:left w:w="130" w:type="dxa"/>
+              <w:right w:w="130" w:type="dxa"/>
+            </w:tcMar>
+            <w:shd w:fill="FFFFFF"/>
+          </w:tcPr>
+          <w:p>
+            <w:pPr>
+              <w:spacing w:before="40" w:after="40"/>
+              <w:jc w:val="center"/>
+            </w:pPr>
+            <w:r>
+              <w:rPr>
+                <w:rFonts w:ascii="Times New Roman" w:hAnsi="Times New Roman"/>
+                <w:b/>
+                <w:sz w:val="18"/>
+              </w:rPr>
+              <w:t>+90.97%</w:t>
+            </w:r>
+          </w:p>
+        </w:tc>
+      </w:tr>
+      <w:tr>
+        <w:tc>
+          <w:tcPr>
+            <w:tcW w:type="dxa" w:w="1560"/>
+            <w:tcMar>
+              <w:top w:w="100" w:type="dxa"/>
+              <w:bottom w:w="100" w:type="dxa"/>
+              <w:left w:w="130" w:type="dxa"/>
+              <w:right w:w="130" w:type="dxa"/>
+            </w:tcMar>
+            <w:shd w:fill="F8F9FA"/>
+          </w:tcPr>
+          <w:p>
+            <w:pPr>
+              <w:spacing w:before="40" w:after="40"/>
+              <w:jc w:val="left"/>
+            </w:pPr>
+            <w:r>
+              <w:rPr>
+                <w:rFonts w:ascii="Times New Roman" w:hAnsi="Times New Roman"/>
+                <w:b/>
+                <w:sz w:val="18"/>
+              </w:rPr>
+              <w:t>FORMAT_ERROR</w:t>
+            </w:r>
+          </w:p>
+        </w:tc>
+        <w:tc>
+          <w:tcPr>
+            <w:tcW w:type="dxa" w:w="1560"/>
+            <w:tcMar>
+              <w:top w:w="100" w:type="dxa"/>
+              <w:bottom w:w="100" w:type="dxa"/>
+              <w:left w:w="130" w:type="dxa"/>
+              <w:right w:w="130" w:type="dxa"/>
+            </w:tcMar>
+            <w:shd w:fill="F8F9FA"/>
+          </w:tcPr>
+          <w:p>
+            <w:pPr>
+              <w:spacing w:before="40" w:after="40"/>
+              <w:jc w:val="center"/>
+            </w:pPr>
+            <w:r>
+              <w:rPr>
+                <w:rFonts w:ascii="Times New Roman" w:hAnsi="Times New Roman"/>
+                <w:sz w:val="18"/>
+              </w:rPr>
+              <w:t>Match achieved after canonicalization</w:t>
+            </w:r>
+          </w:p>
+        </w:tc>
+        <w:tc>
+          <w:tcPr>
+            <w:tcW w:type="dxa" w:w="1560"/>
+            <w:tcMar>
+              <w:top w:w="100" w:type="dxa"/>
+              <w:bottom w:w="100" w:type="dxa"/>
+              <w:left w:w="130" w:type="dxa"/>
+              <w:right w:w="130" w:type="dxa"/>
+            </w:tcMar>
+            <w:shd w:fill="F8F9FA"/>
+          </w:tcPr>
+          <w:p>
+            <w:pPr>
+              <w:spacing w:before="40" w:after="40"/>
+              <w:jc w:val="center"/>
+            </w:pPr>
+            <w:r>
+              <w:rPr>
+                <w:rFonts w:ascii="Times New Roman" w:hAnsi="Times New Roman"/>
+                <w:sz w:val="18"/>
+              </w:rPr>
+              <w:t>2,620 (45.49%)</w:t>
+            </w:r>
+          </w:p>
+        </w:tc>
+        <w:tc>
+          <w:tcPr>
+            <w:tcW w:type="dxa" w:w="1560"/>
+            <w:tcMar>
+              <w:top w:w="100" w:type="dxa"/>
+              <w:bottom w:w="100" w:type="dxa"/>
+              <w:left w:w="130" w:type="dxa"/>
+              <w:right w:w="130" w:type="dxa"/>
+            </w:tcMar>
+            <w:shd w:fill="F8F9FA"/>
+          </w:tcPr>
+          <w:p>
+            <w:pPr>
+              <w:spacing w:before="40" w:after="40"/>
+              <w:jc w:val="center"/>
+            </w:pPr>
+            <w:r>
+              <w:rPr>
+                <w:rFonts w:ascii="Times New Roman" w:hAnsi="Times New Roman"/>
+                <w:b/>
+                <w:sz w:val="18"/>
+              </w:rPr>
+              <w:t>0 (0.00%)</w:t>
+            </w:r>
+          </w:p>
+        </w:tc>
+        <w:tc>
+          <w:tcPr>
+            <w:tcW w:type="dxa" w:w="1560"/>
+            <w:tcMar>
+              <w:top w:w="100" w:type="dxa"/>
+              <w:bottom w:w="100" w:type="dxa"/>
+              <w:left w:w="130" w:type="dxa"/>
+              <w:right w:w="130" w:type="dxa"/>
+            </w:tcMar>
+            <w:shd w:fill="F8F9FA"/>
+          </w:tcPr>
+          <w:p>
+            <w:pPr>
+              <w:spacing w:before="40" w:after="40"/>
+              <w:jc w:val="center"/>
+            </w:pPr>
+            <w:r>
+              <w:rPr>
+                <w:rFonts w:ascii="Times New Roman" w:hAnsi="Times New Roman"/>
+                <w:b/>
+                <w:sz w:val="18"/>
+              </w:rPr>
+              <w:t>-2,620</w:t>
+            </w:r>
+          </w:p>
+        </w:tc>
+        <w:tc>
+          <w:tcPr>
+            <w:tcW w:type="dxa" w:w="1560"/>
+            <w:tcMar>
+              <w:top w:w="100" w:type="dxa"/>
+              <w:bottom w:w="100" w:type="dxa"/>
+              <w:left w:w="130" w:type="dxa"/>
+              <w:right w:w="130" w:type="dxa"/>
+            </w:tcMar>
+            <w:shd w:fill="F8F9FA"/>
+          </w:tcPr>
+          <w:p>
+            <w:pPr>
+              <w:spacing w:before="40" w:after="40"/>
+              <w:jc w:val="center"/>
+            </w:pPr>
+            <w:r>
+              <w:rPr>
+                <w:rFonts w:ascii="Times New Roman" w:hAnsi="Times New Roman"/>
+                <w:b/>
+                <w:sz w:val="18"/>
+              </w:rPr>
+              <w:t>-100.00%</w:t>
+            </w:r>
+          </w:p>
+        </w:tc>
+      </w:tr>
+      <w:tr>
+        <w:tc>
+          <w:tcPr>
+            <w:tcW w:type="dxa" w:w="1560"/>
+            <w:tcMar>
+              <w:top w:w="100" w:type="dxa"/>
+              <w:bottom w:w="100" w:type="dxa"/>
+              <w:left w:w="130" w:type="dxa"/>
+              <w:right w:w="130" w:type="dxa"/>
+            </w:tcMar>
+            <w:shd w:fill="FFFFFF"/>
+          </w:tcPr>
+          <w:p>
+            <w:pPr>
+              <w:spacing w:before="40" w:after="40"/>
+              <w:jc w:val="left"/>
+            </w:pPr>
+            <w:r>
+              <w:rPr>
+                <w:rFonts w:ascii="Times New Roman" w:hAnsi="Times New Roman"/>
+                <w:b/>
+                <w:sz w:val="18"/>
+              </w:rPr>
+              <w:t>NORMALIZATION_ERROR</w:t>
+            </w:r>
+          </w:p>
+        </w:tc>
+        <w:tc>
+          <w:tcPr>
+            <w:tcW w:type="dxa" w:w="1560"/>
+            <w:tcMar>
+              <w:top w:w="100" w:type="dxa"/>
+              <w:bottom w:w="100" w:type="dxa"/>
+              <w:left w:w="130" w:type="dxa"/>
+              <w:right w:w="130" w:type="dxa"/>
+            </w:tcMar>
+            <w:shd w:fill="FFFFFF"/>
+          </w:tcPr>
+          <w:p>
+            <w:pPr>
+              <w:spacing w:before="40" w:after="40"/>
+              <w:jc w:val="center"/>
+            </w:pPr>
+            <w:r>
+              <w:rPr>
+                <w:rFonts w:ascii="Times New Roman" w:hAnsi="Times New Roman"/>
+                <w:sz w:val="18"/>
+              </w:rPr>
+              <w:t>Canonical values remain unequal</w:t>
+            </w:r>
+          </w:p>
+        </w:tc>
+        <w:tc>
+          <w:tcPr>
+            <w:tcW w:type="dxa" w:w="1560"/>
+            <w:tcMar>
+              <w:top w:w="100" w:type="dxa"/>
+              <w:bottom w:w="100" w:type="dxa"/>
+              <w:left w:w="130" w:type="dxa"/>
+              <w:right w:w="130" w:type="dxa"/>
+            </w:tcMar>
+            <w:shd w:fill="FFFFFF"/>
+          </w:tcPr>
+          <w:p>
+            <w:pPr>
+              <w:spacing w:before="40" w:after="40"/>
+              <w:jc w:val="center"/>
+            </w:pPr>
+            <w:r>
+              <w:rPr>
+                <w:rFonts w:ascii="Times New Roman" w:hAnsi="Times New Roman"/>
+                <w:sz w:val="18"/>
+              </w:rPr>
+              <w:t>260 (4.51%)</w:t>
+            </w:r>
+          </w:p>
+        </w:tc>
+        <w:tc>
+          <w:tcPr>
+            <w:tcW w:type="dxa" w:w="1560"/>
+            <w:tcMar>
+              <w:top w:w="100" w:type="dxa"/>
+              <w:bottom w:w="100" w:type="dxa"/>
+              <w:left w:w="130" w:type="dxa"/>
+              <w:right w:w="130" w:type="dxa"/>
+            </w:tcMar>
+            <w:shd w:fill="FFFFFF"/>
+          </w:tcPr>
+          <w:p>
+            <w:pPr>
+              <w:spacing w:before="40" w:after="40"/>
+              <w:jc w:val="center"/>
+            </w:pPr>
+            <w:r>
+              <w:rPr>
+                <w:rFonts w:ascii="Times New Roman" w:hAnsi="Times New Roman"/>
+                <w:b/>
+                <w:sz w:val="18"/>
+              </w:rPr>
+              <w:t>260 (4.51%)</w:t>
+            </w:r>
+          </w:p>
+        </w:tc>
+        <w:tc>
+          <w:tcPr>
+            <w:tcW w:type="dxa" w:w="1560"/>
+            <w:tcMar>
+              <w:top w:w="100" w:type="dxa"/>
+              <w:bottom w:w="100" w:type="dxa"/>
+              <w:left w:w="130" w:type="dxa"/>
+              <w:right w:w="130" w:type="dxa"/>
+            </w:tcMar>
+            <w:shd w:fill="FFFFFF"/>
+          </w:tcPr>
+          <w:p>
+            <w:pPr>
+              <w:spacing w:before="40" w:after="40"/>
+              <w:jc w:val="center"/>
+            </w:pPr>
+            <w:r>
+              <w:rPr>
+                <w:rFonts w:ascii="Times New Roman" w:hAnsi="Times New Roman"/>
+                <w:b/>
+                <w:sz w:val="18"/>
+              </w:rPr>
+              <w:t>0</w:t>
+            </w:r>
+          </w:p>
+        </w:tc>
+        <w:tc>
+          <w:tcPr>
+            <w:tcW w:type="dxa" w:w="1560"/>
+            <w:tcMar>
+              <w:top w:w="100" w:type="dxa"/>
+              <w:bottom w:w="100" w:type="dxa"/>
+              <w:left w:w="130" w:type="dxa"/>
+              <w:right w:w="130" w:type="dxa"/>
+            </w:tcMar>
+            <w:shd w:fill="FFFFFF"/>
+          </w:tcPr>
+          <w:p>
+            <w:pPr>
+              <w:spacing w:before="40" w:after="40"/>
+              <w:jc w:val="center"/>
+            </w:pPr>
+            <w:r>
+              <w:rPr>
+                <w:rFonts w:ascii="Times New Roman" w:hAnsi="Times New Roman"/>
+                <w:b/>
+                <w:sz w:val="18"/>
+              </w:rPr>
+              <w:t>0.00%</w:t>
+            </w:r>
+          </w:p>
+        </w:tc>
+      </w:tr>
+      <w:tr>
+        <w:tc>
+          <w:tcPr>
+            <w:tcW w:type="dxa" w:w="1560"/>
+            <w:tcMar>
+              <w:top w:w="100" w:type="dxa"/>
+              <w:bottom w:w="100" w:type="dxa"/>
+              <w:left w:w="130" w:type="dxa"/>
+              <w:right w:w="130" w:type="dxa"/>
+            </w:tcMar>
+            <w:shd w:fill="F8F9FA"/>
+          </w:tcPr>
+          <w:p>
+            <w:pPr>
+              <w:spacing w:before="40" w:after="40"/>
+              <w:jc w:val="left"/>
+            </w:pPr>
+            <w:r>
+              <w:rPr>
+                <w:rFonts w:ascii="Times New Roman" w:hAnsi="Times New Roman"/>
+                <w:b/>
+                <w:sz w:val="18"/>
+              </w:rPr>
+              <w:t>OCR_ERROR</w:t>
+            </w:r>
+          </w:p>
+        </w:tc>
+        <w:tc>
+          <w:tcPr>
+            <w:tcW w:type="dxa" w:w="1560"/>
+            <w:tcMar>
+              <w:top w:w="100" w:type="dxa"/>
+              <w:bottom w:w="100" w:type="dxa"/>
+              <w:left w:w="130" w:type="dxa"/>
+              <w:right w:w="130" w:type="dxa"/>
+            </w:tcMar>
+            <w:shd w:fill="F8F9FA"/>
+          </w:tcPr>
+          <w:p>
+            <w:pPr>
+              <w:spacing w:before="40" w:after="40"/>
+              <w:jc w:val="center"/>
+            </w:pPr>
+            <w:r>
+              <w:rPr>
+                <w:rFonts w:ascii="Times New Roman" w:hAnsi="Times New Roman"/>
+                <w:sz w:val="18"/>
+              </w:rPr>
+              <w:t>Physical optical scanner noise</w:t>
+            </w:r>
+          </w:p>
+        </w:tc>
+        <w:tc>
+          <w:tcPr>
+            <w:tcW w:type="dxa" w:w="1560"/>
+            <w:tcMar>
+              <w:top w:w="100" w:type="dxa"/>
+              <w:bottom w:w="100" w:type="dxa"/>
+              <w:left w:w="130" w:type="dxa"/>
+              <w:right w:w="130" w:type="dxa"/>
+            </w:tcMar>
+            <w:shd w:fill="F8F9FA"/>
+          </w:tcPr>
+          <w:p>
+            <w:pPr>
+              <w:spacing w:before="40" w:after="40"/>
+              <w:jc w:val="center"/>
+            </w:pPr>
+            <w:r>
+              <w:rPr>
+                <w:rFonts w:ascii="Times New Roman" w:hAnsi="Times New Roman"/>
+                <w:sz w:val="18"/>
+              </w:rPr>
+              <w:t>0 (0.00%)</w:t>
+            </w:r>
+          </w:p>
+        </w:tc>
+        <w:tc>
+          <w:tcPr>
+            <w:tcW w:type="dxa" w:w="1560"/>
+            <w:tcMar>
+              <w:top w:w="100" w:type="dxa"/>
+              <w:bottom w:w="100" w:type="dxa"/>
+              <w:left w:w="130" w:type="dxa"/>
+              <w:right w:w="130" w:type="dxa"/>
+            </w:tcMar>
+            <w:shd w:fill="F8F9FA"/>
+          </w:tcPr>
+          <w:p>
+            <w:pPr>
+              <w:spacing w:before="40" w:after="40"/>
+              <w:jc w:val="center"/>
+            </w:pPr>
+            <w:r>
+              <w:rPr>
+                <w:rFonts w:ascii="Times New Roman" w:hAnsi="Times New Roman"/>
+                <w:sz w:val="18"/>
+              </w:rPr>
+              <w:t>0 (0.00%)</w:t>
+            </w:r>
+          </w:p>
+        </w:tc>
+        <w:tc>
+          <w:tcPr>
+            <w:tcW w:type="dxa" w:w="1560"/>
+            <w:tcMar>
+              <w:top w:w="100" w:type="dxa"/>
+              <w:bottom w:w="100" w:type="dxa"/>
+              <w:left w:w="130" w:type="dxa"/>
+              <w:right w:w="130" w:type="dxa"/>
+            </w:tcMar>
+            <w:shd w:fill="F8F9FA"/>
+          </w:tcPr>
+          <w:p>
+            <w:pPr>
+              <w:spacing w:before="40" w:after="40"/>
+              <w:jc w:val="center"/>
+            </w:pPr>
+            <w:r>
+              <w:rPr>
+                <w:rFonts w:ascii="Times New Roman" w:hAnsi="Times New Roman"/>
+                <w:sz w:val="18"/>
+              </w:rPr>
+              <w:t>0</w:t>
+            </w:r>
+          </w:p>
+        </w:tc>
+        <w:tc>
+          <w:tcPr>
+            <w:tcW w:type="dxa" w:w="1560"/>
+            <w:tcMar>
+              <w:top w:w="100" w:type="dxa"/>
+              <w:bottom w:w="100" w:type="dxa"/>
+              <w:left w:w="130" w:type="dxa"/>
+              <w:right w:w="130" w:type="dxa"/>
+            </w:tcMar>
+            <w:shd w:fill="F8F9FA"/>
+          </w:tcPr>
+          <w:p>
+            <w:pPr>
+              <w:spacing w:before="40" w:after="40"/>
+              <w:jc w:val="center"/>
+            </w:pPr>
+            <w:r>
+              <w:rPr>
+                <w:rFonts w:ascii="Times New Roman" w:hAnsi="Times New Roman"/>
+                <w:sz w:val="18"/>
+              </w:rPr>
+              <w:t>0.00%</w:t>
+            </w:r>
+          </w:p>
+        </w:tc>
+      </w:tr>
+      <w:tr>
+        <w:tc>
+          <w:tcPr>
+            <w:tcW w:type="dxa" w:w="1560"/>
+            <w:tcMar>
+              <w:top w:w="100" w:type="dxa"/>
+              <w:bottom w:w="100" w:type="dxa"/>
+              <w:left w:w="130" w:type="dxa"/>
+              <w:right w:w="130" w:type="dxa"/>
+            </w:tcMar>
+            <w:shd w:fill="FFFFFF"/>
+          </w:tcPr>
+          <w:p>
+            <w:pPr>
+              <w:spacing w:before="40" w:after="40"/>
+              <w:jc w:val="left"/>
+            </w:pPr>
+            <w:r>
+              <w:rPr>
+                <w:rFonts w:ascii="Times New Roman" w:hAnsi="Times New Roman"/>
+                <w:b/>
+                <w:sz w:val="18"/>
+              </w:rPr>
+              <w:t>FIELD_MISSING</w:t>
+            </w:r>
+          </w:p>
+        </w:tc>
+        <w:tc>
+          <w:tcPr>
+            <w:tcW w:type="dxa" w:w="1560"/>
+            <w:tcMar>
+              <w:top w:w="100" w:type="dxa"/>
+              <w:bottom w:w="100" w:type="dxa"/>
+              <w:left w:w="130" w:type="dxa"/>
+              <w:right w:w="130" w:type="dxa"/>
+            </w:tcMar>
+            <w:shd w:fill="FFFFFF"/>
+          </w:tcPr>
+          <w:p>
+            <w:pPr>
+              <w:spacing w:before="40" w:after="40"/>
+              <w:jc w:val="center"/>
+            </w:pPr>
+            <w:r>
+              <w:rPr>
+                <w:rFonts w:ascii="Times New Roman" w:hAnsi="Times New Roman"/>
+                <w:sz w:val="18"/>
+              </w:rPr>
+              <w:t>Target entity key omitted</w:t>
+            </w:r>
+          </w:p>
+        </w:tc>
+        <w:tc>
+          <w:tcPr>
+            <w:tcW w:type="dxa" w:w="1560"/>
+            <w:tcMar>
+              <w:top w:w="100" w:type="dxa"/>
+              <w:bottom w:w="100" w:type="dxa"/>
+              <w:left w:w="130" w:type="dxa"/>
+              <w:right w:w="130" w:type="dxa"/>
+            </w:tcMar>
+            <w:shd w:fill="FFFFFF"/>
+          </w:tcPr>
+          <w:p>
+            <w:pPr>
+              <w:spacing w:before="40" w:after="40"/>
+              <w:jc w:val="center"/>
+            </w:pPr>
+            <w:r>
+              <w:rPr>
+                <w:rFonts w:ascii="Times New Roman" w:hAnsi="Times New Roman"/>
+                <w:sz w:val="18"/>
+              </w:rPr>
+              <w:t>0 (0.00%)</w:t>
+            </w:r>
+          </w:p>
+        </w:tc>
+        <w:tc>
+          <w:tcPr>
+            <w:tcW w:type="dxa" w:w="1560"/>
+            <w:tcMar>
+              <w:top w:w="100" w:type="dxa"/>
+              <w:bottom w:w="100" w:type="dxa"/>
+              <w:left w:w="130" w:type="dxa"/>
+              <w:right w:w="130" w:type="dxa"/>
+            </w:tcMar>
+            <w:shd w:fill="FFFFFF"/>
+          </w:tcPr>
+          <w:p>
+            <w:pPr>
+              <w:spacing w:before="40" w:after="40"/>
+              <w:jc w:val="center"/>
+            </w:pPr>
+            <w:r>
+              <w:rPr>
+                <w:rFonts w:ascii="Times New Roman" w:hAnsi="Times New Roman"/>
+                <w:sz w:val="18"/>
+              </w:rPr>
+              <w:t>0 (0.00%)</w:t>
+            </w:r>
+          </w:p>
+        </w:tc>
+        <w:tc>
+          <w:tcPr>
+            <w:tcW w:type="dxa" w:w="1560"/>
+            <w:tcMar>
+              <w:top w:w="100" w:type="dxa"/>
+              <w:bottom w:w="100" w:type="dxa"/>
+              <w:left w:w="130" w:type="dxa"/>
+              <w:right w:w="130" w:type="dxa"/>
+            </w:tcMar>
+            <w:shd w:fill="FFFFFF"/>
+          </w:tcPr>
+          <w:p>
+            <w:pPr>
+              <w:spacing w:before="40" w:after="40"/>
+              <w:jc w:val="center"/>
+            </w:pPr>
+            <w:r>
+              <w:rPr>
+                <w:rFonts w:ascii="Times New Roman" w:hAnsi="Times New Roman"/>
+                <w:sz w:val="18"/>
+              </w:rPr>
+              <w:t>0</w:t>
+            </w:r>
+          </w:p>
+        </w:tc>
+        <w:tc>
+          <w:tcPr>
+            <w:tcW w:type="dxa" w:w="1560"/>
+            <w:tcMar>
+              <w:top w:w="100" w:type="dxa"/>
+              <w:bottom w:w="100" w:type="dxa"/>
+              <w:left w:w="130" w:type="dxa"/>
+              <w:right w:w="130" w:type="dxa"/>
+            </w:tcMar>
+            <w:shd w:fill="FFFFFF"/>
+          </w:tcPr>
+          <w:p>
+            <w:pPr>
+              <w:spacing w:before="40" w:after="40"/>
+              <w:jc w:val="center"/>
+            </w:pPr>
+            <w:r>
+              <w:rPr>
+                <w:rFonts w:ascii="Times New Roman" w:hAnsi="Times New Roman"/>
+                <w:sz w:val="18"/>
+              </w:rPr>
+              <w:t>0.00%</w:t>
+            </w:r>
+          </w:p>
+        </w:tc>
+      </w:tr>
+      <w:tr>
+        <w:tc>
+          <w:tcPr>
+            <w:tcW w:type="dxa" w:w="1560"/>
+            <w:tcMar>
+              <w:top w:w="100" w:type="dxa"/>
+              <w:bottom w:w="100" w:type="dxa"/>
+              <w:left w:w="130" w:type="dxa"/>
+              <w:right w:w="130" w:type="dxa"/>
+            </w:tcMar>
+            <w:shd w:fill="F8F9FA"/>
+          </w:tcPr>
+          <w:p>
+            <w:pPr>
+              <w:spacing w:before="40" w:after="40"/>
+              <w:jc w:val="left"/>
+            </w:pPr>
+            <w:r>
+              <w:rPr>
+                <w:rFonts w:ascii="Times New Roman" w:hAnsi="Times New Roman"/>
+                <w:b/>
+                <w:sz w:val="18"/>
+              </w:rPr>
+              <w:t>HALLUCINATION</w:t>
+            </w:r>
+          </w:p>
+        </w:tc>
+        <w:tc>
+          <w:tcPr>
+            <w:tcW w:type="dxa" w:w="1560"/>
+            <w:tcMar>
+              <w:top w:w="100" w:type="dxa"/>
+              <w:bottom w:w="100" w:type="dxa"/>
+              <w:left w:w="130" w:type="dxa"/>
+              <w:right w:w="130" w:type="dxa"/>
+            </w:tcMar>
+            <w:shd w:fill="F8F9FA"/>
+          </w:tcPr>
+          <w:p>
+            <w:pPr>
+              <w:spacing w:before="40" w:after="40"/>
+              <w:jc w:val="center"/>
+            </w:pPr>
+            <w:r>
+              <w:rPr>
+                <w:rFonts w:ascii="Times New Roman" w:hAnsi="Times New Roman"/>
+                <w:sz w:val="18"/>
+              </w:rPr>
+              <w:t>Content absent from document</w:t>
+            </w:r>
+          </w:p>
+        </w:tc>
+        <w:tc>
+          <w:tcPr>
+            <w:tcW w:type="dxa" w:w="1560"/>
+            <w:tcMar>
+              <w:top w:w="100" w:type="dxa"/>
+              <w:bottom w:w="100" w:type="dxa"/>
+              <w:left w:w="130" w:type="dxa"/>
+              <w:right w:w="130" w:type="dxa"/>
+            </w:tcMar>
+            <w:shd w:fill="F8F9FA"/>
+          </w:tcPr>
+          <w:p>
+            <w:pPr>
+              <w:spacing w:before="40" w:after="40"/>
+              <w:jc w:val="center"/>
+            </w:pPr>
+            <w:r>
+              <w:rPr>
+                <w:rFonts w:ascii="Times New Roman" w:hAnsi="Times New Roman"/>
+                <w:sz w:val="18"/>
+              </w:rPr>
+              <w:t>0 (0.00%)</w:t>
+            </w:r>
+          </w:p>
+        </w:tc>
+        <w:tc>
+          <w:tcPr>
+            <w:tcW w:type="dxa" w:w="1560"/>
+            <w:tcMar>
+              <w:top w:w="100" w:type="dxa"/>
+              <w:bottom w:w="100" w:type="dxa"/>
+              <w:left w:w="130" w:type="dxa"/>
+              <w:right w:w="130" w:type="dxa"/>
+            </w:tcMar>
+            <w:shd w:fill="F8F9FA"/>
+          </w:tcPr>
+          <w:p>
+            <w:pPr>
+              <w:spacing w:before="40" w:after="40"/>
+              <w:jc w:val="center"/>
+            </w:pPr>
+            <w:r>
+              <w:rPr>
+                <w:rFonts w:ascii="Times New Roman" w:hAnsi="Times New Roman"/>
+                <w:sz w:val="18"/>
+              </w:rPr>
+              <w:t>0 (0.00%)</w:t>
+            </w:r>
+          </w:p>
+        </w:tc>
+        <w:tc>
+          <w:tcPr>
+            <w:tcW w:type="dxa" w:w="1560"/>
+            <w:tcMar>
+              <w:top w:w="100" w:type="dxa"/>
+              <w:bottom w:w="100" w:type="dxa"/>
+              <w:left w:w="130" w:type="dxa"/>
+              <w:right w:w="130" w:type="dxa"/>
+            </w:tcMar>
+            <w:shd w:fill="F8F9FA"/>
+          </w:tcPr>
+          <w:p>
+            <w:pPr>
+              <w:spacing w:before="40" w:after="40"/>
+              <w:jc w:val="center"/>
+            </w:pPr>
+            <w:r>
+              <w:rPr>
+                <w:rFonts w:ascii="Times New Roman" w:hAnsi="Times New Roman"/>
+                <w:sz w:val="18"/>
+              </w:rPr>
+              <w:t>0</w:t>
+            </w:r>
+          </w:p>
+        </w:tc>
+        <w:tc>
+          <w:tcPr>
+            <w:tcW w:type="dxa" w:w="1560"/>
+            <w:tcMar>
+              <w:top w:w="100" w:type="dxa"/>
+              <w:bottom w:w="100" w:type="dxa"/>
+              <w:left w:w="130" w:type="dxa"/>
+              <w:right w:w="130" w:type="dxa"/>
+            </w:tcMar>
+            <w:shd w:fill="F8F9FA"/>
+          </w:tcPr>
+          <w:p>
+            <w:pPr>
+              <w:spacing w:before="40" w:after="40"/>
+              <w:jc w:val="center"/>
+            </w:pPr>
+            <w:r>
+              <w:rPr>
+                <w:rFonts w:ascii="Times New Roman" w:hAnsi="Times New Roman"/>
+                <w:sz w:val="18"/>
+              </w:rPr>
+              <w:t>0.00%</w:t>
+            </w:r>
+          </w:p>
+        </w:tc>
+      </w:tr>
+      <w:tr>
+        <w:tc>
+          <w:tcPr>
+            <w:tcW w:type="dxa" w:w="1560"/>
+            <w:tcMar>
+              <w:top w:w="100" w:type="dxa"/>
+              <w:bottom w:w="100" w:type="dxa"/>
+              <w:left w:w="130" w:type="dxa"/>
+              <w:right w:w="130" w:type="dxa"/>
+            </w:tcMar>
+            <w:shd w:fill="FFFFFF"/>
+          </w:tcPr>
+          <w:p>
+            <w:pPr>
+              <w:spacing w:before="40" w:after="40"/>
+              <w:jc w:val="left"/>
+            </w:pPr>
+            <w:r>
+              <w:rPr>
+                <w:rFonts w:ascii="Times New Roman" w:hAnsi="Times New Roman"/>
+                <w:b/>
+                <w:sz w:val="18"/>
+              </w:rPr>
+              <w:t>CATEGORY_ERROR</w:t>
+            </w:r>
+          </w:p>
+        </w:tc>
+        <w:tc>
+          <w:tcPr>
+            <w:tcW w:type="dxa" w:w="1560"/>
+            <w:tcMar>
+              <w:top w:w="100" w:type="dxa"/>
+              <w:bottom w:w="100" w:type="dxa"/>
+              <w:left w:w="130" w:type="dxa"/>
+              <w:right w:w="130" w:type="dxa"/>
+            </w:tcMar>
+            <w:shd w:fill="FFFFFF"/>
+          </w:tcPr>
+          <w:p>
+            <w:pPr>
+              <w:spacing w:before="40" w:after="40"/>
+              <w:jc w:val="center"/>
+            </w:pPr>
+            <w:r>
+              <w:rPr>
+                <w:rFonts w:ascii="Times New Roman" w:hAnsi="Times New Roman"/>
+                <w:sz w:val="18"/>
+              </w:rPr>
+              <w:t>Category misclassification</w:t>
+            </w:r>
+          </w:p>
+        </w:tc>
+        <w:tc>
+          <w:tcPr>
+            <w:tcW w:type="dxa" w:w="1560"/>
+            <w:tcMar>
+              <w:top w:w="100" w:type="dxa"/>
+              <w:bottom w:w="100" w:type="dxa"/>
+              <w:left w:w="130" w:type="dxa"/>
+              <w:right w:w="130" w:type="dxa"/>
+            </w:tcMar>
+            <w:shd w:fill="FFFFFF"/>
+          </w:tcPr>
+          <w:p>
+            <w:pPr>
+              <w:spacing w:before="40" w:after="40"/>
+              <w:jc w:val="center"/>
+            </w:pPr>
+            <w:r>
+              <w:rPr>
+                <w:rFonts w:ascii="Times New Roman" w:hAnsi="Times New Roman"/>
+                <w:sz w:val="18"/>
+              </w:rPr>
+              <w:t>0 (0.00%)</w:t>
+            </w:r>
+          </w:p>
+        </w:tc>
+        <w:tc>
+          <w:tcPr>
+            <w:tcW w:type="dxa" w:w="1560"/>
+            <w:tcMar>
+              <w:top w:w="100" w:type="dxa"/>
+              <w:bottom w:w="100" w:type="dxa"/>
+              <w:left w:w="130" w:type="dxa"/>
+              <w:right w:w="130" w:type="dxa"/>
+            </w:tcMar>
+            <w:shd w:fill="FFFFFF"/>
+          </w:tcPr>
+          <w:p>
+            <w:pPr>
+              <w:spacing w:before="40" w:after="40"/>
+              <w:jc w:val="center"/>
+            </w:pPr>
+            <w:r>
+              <w:rPr>
+                <w:rFonts w:ascii="Times New Roman" w:hAnsi="Times New Roman"/>
+                <w:sz w:val="18"/>
+              </w:rPr>
+              <w:t>0 (0.00%)</w:t>
+            </w:r>
+          </w:p>
+        </w:tc>
+        <w:tc>
+          <w:tcPr>
+            <w:tcW w:type="dxa" w:w="1560"/>
+            <w:tcMar>
+              <w:top w:w="100" w:type="dxa"/>
+              <w:bottom w:w="100" w:type="dxa"/>
+              <w:left w:w="130" w:type="dxa"/>
+              <w:right w:w="130" w:type="dxa"/>
+            </w:tcMar>
+            <w:shd w:fill="FFFFFF"/>
+          </w:tcPr>
+          <w:p>
+            <w:pPr>
+              <w:spacing w:before="40" w:after="40"/>
+              <w:jc w:val="center"/>
+            </w:pPr>
+            <w:r>
+              <w:rPr>
+                <w:rFonts w:ascii="Times New Roman" w:hAnsi="Times New Roman"/>
+                <w:sz w:val="18"/>
+              </w:rPr>
+              <w:t>0</w:t>
+            </w:r>
+          </w:p>
+        </w:tc>
+        <w:tc>
+          <w:tcPr>
+            <w:tcW w:type="dxa" w:w="1560"/>
+            <w:tcMar>
+              <w:top w:w="100" w:type="dxa"/>
+              <w:bottom w:w="100" w:type="dxa"/>
+              <w:left w:w="130" w:type="dxa"/>
+              <w:right w:w="130" w:type="dxa"/>
+            </w:tcMar>
+            <w:shd w:fill="FFFFFF"/>
+          </w:tcPr>
+          <w:p>
+            <w:pPr>
+              <w:spacing w:before="40" w:after="40"/>
+              <w:jc w:val="center"/>
+            </w:pPr>
+            <w:r>
+              <w:rPr>
+                <w:rFonts w:ascii="Times New Roman" w:hAnsi="Times New Roman"/>
+                <w:sz w:val="18"/>
+              </w:rPr>
+              <w:t>0.00%</w:t>
+            </w:r>
+          </w:p>
+        </w:tc>
+      </w:tr>
+      <w:tr>
+        <w:tc>
+          <w:tcPr>
+            <w:tcW w:type="dxa" w:w="1560"/>
+            <w:tcMar>
+              <w:top w:w="100" w:type="dxa"/>
+              <w:bottom w:w="100" w:type="dxa"/>
+              <w:left w:w="130" w:type="dxa"/>
+              <w:right w:w="130" w:type="dxa"/>
+            </w:tcMar>
+            <w:shd w:fill="F8F9FA"/>
+          </w:tcPr>
+          <w:p>
+            <w:pPr>
+              <w:spacing w:before="40" w:after="40"/>
+              <w:jc w:val="left"/>
+            </w:pPr>
+            <w:r>
+              <w:rPr>
+                <w:rFonts w:ascii="Times New Roman" w:hAnsi="Times New Roman"/>
+                <w:b/>
+                <w:sz w:val="18"/>
+              </w:rPr>
+              <w:t>PARTIAL_MATCH</w:t>
+            </w:r>
+          </w:p>
+        </w:tc>
+        <w:tc>
+          <w:tcPr>
+            <w:tcW w:type="dxa" w:w="1560"/>
+            <w:tcMar>
+              <w:top w:w="100" w:type="dxa"/>
+              <w:bottom w:w="100" w:type="dxa"/>
+              <w:left w:w="130" w:type="dxa"/>
+              <w:right w:w="130" w:type="dxa"/>
+            </w:tcMar>
+            <w:shd w:fill="F8F9FA"/>
+          </w:tcPr>
+          <w:p>
+            <w:pPr>
+              <w:spacing w:before="40" w:after="40"/>
+              <w:jc w:val="center"/>
+            </w:pPr>
+            <w:r>
+              <w:rPr>
+                <w:rFonts w:ascii="Times New Roman" w:hAnsi="Times New Roman"/>
+                <w:sz w:val="18"/>
+              </w:rPr>
+              <w:t>Partial substring overlap</w:t>
+            </w:r>
+          </w:p>
+        </w:tc>
+        <w:tc>
+          <w:tcPr>
+            <w:tcW w:type="dxa" w:w="1560"/>
+            <w:tcMar>
+              <w:top w:w="100" w:type="dxa"/>
+              <w:bottom w:w="100" w:type="dxa"/>
+              <w:left w:w="130" w:type="dxa"/>
+              <w:right w:w="130" w:type="dxa"/>
+            </w:tcMar>
+            <w:shd w:fill="F8F9FA"/>
+          </w:tcPr>
+          <w:p>
+            <w:pPr>
+              <w:spacing w:before="40" w:after="40"/>
+              <w:jc w:val="center"/>
+            </w:pPr>
+            <w:r>
+              <w:rPr>
+                <w:rFonts w:ascii="Times New Roman" w:hAnsi="Times New Roman"/>
+                <w:sz w:val="18"/>
+              </w:rPr>
+              <w:t>0 (0.00%)</w:t>
+            </w:r>
+          </w:p>
+        </w:tc>
+        <w:tc>
+          <w:tcPr>
+            <w:tcW w:type="dxa" w:w="1560"/>
+            <w:tcMar>
+              <w:top w:w="100" w:type="dxa"/>
+              <w:bottom w:w="100" w:type="dxa"/>
+              <w:left w:w="130" w:type="dxa"/>
+              <w:right w:w="130" w:type="dxa"/>
+            </w:tcMar>
+            <w:shd w:fill="F8F9FA"/>
+          </w:tcPr>
+          <w:p>
+            <w:pPr>
+              <w:spacing w:before="40" w:after="40"/>
+              <w:jc w:val="center"/>
+            </w:pPr>
+            <w:r>
+              <w:rPr>
+                <w:rFonts w:ascii="Times New Roman" w:hAnsi="Times New Roman"/>
+                <w:sz w:val="18"/>
+              </w:rPr>
+              <w:t>0 (0.00%)</w:t>
+            </w:r>
+          </w:p>
+        </w:tc>
+        <w:tc>
+          <w:tcPr>
+            <w:tcW w:type="dxa" w:w="1560"/>
+            <w:tcMar>
+              <w:top w:w="100" w:type="dxa"/>
+              <w:bottom w:w="100" w:type="dxa"/>
+              <w:left w:w="130" w:type="dxa"/>
+              <w:right w:w="130" w:type="dxa"/>
+            </w:tcMar>
+            <w:shd w:fill="F8F9FA"/>
+          </w:tcPr>
+          <w:p>
+            <w:pPr>
+              <w:spacing w:before="40" w:after="40"/>
+              <w:jc w:val="center"/>
+            </w:pPr>
+            <w:r>
+              <w:rPr>
+                <w:rFonts w:ascii="Times New Roman" w:hAnsi="Times New Roman"/>
+                <w:sz w:val="18"/>
+              </w:rPr>
+              <w:t>0</w:t>
+            </w:r>
+          </w:p>
+        </w:tc>
+        <w:tc>
+          <w:tcPr>
+            <w:tcW w:type="dxa" w:w="1560"/>
+            <w:tcMar>
+              <w:top w:w="100" w:type="dxa"/>
+              <w:bottom w:w="100" w:type="dxa"/>
+              <w:left w:w="130" w:type="dxa"/>
+              <w:right w:w="130" w:type="dxa"/>
+            </w:tcMar>
+            <w:shd w:fill="F8F9FA"/>
+          </w:tcPr>
+          <w:p>
+            <w:pPr>
+              <w:spacing w:before="40" w:after="40"/>
+              <w:jc w:val="center"/>
+            </w:pPr>
+            <w:r>
+              <w:rPr>
+                <w:rFonts w:ascii="Times New Roman" w:hAnsi="Times New Roman"/>
+                <w:sz w:val="18"/>
+              </w:rPr>
+              <w:t>0.00%</w:t>
+            </w:r>
+          </w:p>
+        </w:tc>
+      </w:tr>
+      <w:tr>
+        <w:tc>
+          <w:tcPr>
+            <w:tcW w:type="dxa" w:w="1560"/>
+            <w:tcMar>
+              <w:top w:w="100" w:type="dxa"/>
+              <w:bottom w:w="100" w:type="dxa"/>
+              <w:left w:w="130" w:type="dxa"/>
+              <w:right w:w="130" w:type="dxa"/>
+            </w:tcMar>
+            <w:shd w:fill="FFFFFF"/>
+          </w:tcPr>
+          <w:p>
+            <w:pPr>
+              <w:spacing w:before="40" w:after="40"/>
+              <w:jc w:val="left"/>
+            </w:pPr>
+            <w:r>
+              <w:rPr>
+                <w:rFonts w:ascii="Times New Roman" w:hAnsi="Times New Roman"/>
+                <w:b/>
+                <w:sz w:val="18"/>
+              </w:rPr>
+              <w:t>LOW_CONFIDENCE</w:t>
+            </w:r>
+          </w:p>
+        </w:tc>
+        <w:tc>
+          <w:tcPr>
+            <w:tcW w:type="dxa" w:w="1560"/>
+            <w:tcMar>
+              <w:top w:w="100" w:type="dxa"/>
+              <w:bottom w:w="100" w:type="dxa"/>
+              <w:left w:w="130" w:type="dxa"/>
+              <w:right w:w="130" w:type="dxa"/>
+            </w:tcMar>
+            <w:shd w:fill="FFFFFF"/>
+          </w:tcPr>
+          <w:p>
+            <w:pPr>
+              <w:spacing w:before="40" w:after="40"/>
+              <w:jc w:val="center"/>
+            </w:pPr>
+            <w:r>
+              <w:rPr>
+                <w:rFonts w:ascii="Times New Roman" w:hAnsi="Times New Roman"/>
+                <w:sz w:val="18"/>
+              </w:rPr>
+              <w:t>Score below confidence cutoff</w:t>
+            </w:r>
+          </w:p>
+        </w:tc>
+        <w:tc>
+          <w:tcPr>
+            <w:tcW w:type="dxa" w:w="1560"/>
+            <w:tcMar>
+              <w:top w:w="100" w:type="dxa"/>
+              <w:bottom w:w="100" w:type="dxa"/>
+              <w:left w:w="130" w:type="dxa"/>
+              <w:right w:w="130" w:type="dxa"/>
+            </w:tcMar>
+            <w:shd w:fill="FFFFFF"/>
+          </w:tcPr>
+          <w:p>
+            <w:pPr>
+              <w:spacing w:before="40" w:after="40"/>
+              <w:jc w:val="center"/>
+            </w:pPr>
+            <w:r>
+              <w:rPr>
+                <w:rFonts w:ascii="Times New Roman" w:hAnsi="Times New Roman"/>
+                <w:sz w:val="18"/>
+              </w:rPr>
+              <w:t>0 (0.00%)</w:t>
+            </w:r>
+          </w:p>
+        </w:tc>
+        <w:tc>
+          <w:tcPr>
+            <w:tcW w:type="dxa" w:w="1560"/>
+            <w:tcMar>
+              <w:top w:w="100" w:type="dxa"/>
+              <w:bottom w:w="100" w:type="dxa"/>
+              <w:left w:w="130" w:type="dxa"/>
+              <w:right w:w="130" w:type="dxa"/>
+            </w:tcMar>
+            <w:shd w:fill="FFFFFF"/>
+          </w:tcPr>
+          <w:p>
+            <w:pPr>
+              <w:spacing w:before="40" w:after="40"/>
+              <w:jc w:val="center"/>
+            </w:pPr>
+            <w:r>
+              <w:rPr>
+                <w:rFonts w:ascii="Times New Roman" w:hAnsi="Times New Roman"/>
+                <w:sz w:val="18"/>
+              </w:rPr>
+              <w:t>0 (0.00%)</w:t>
+            </w:r>
+          </w:p>
+        </w:tc>
+        <w:tc>
+          <w:tcPr>
+            <w:tcW w:type="dxa" w:w="1560"/>
+            <w:tcMar>
+              <w:top w:w="100" w:type="dxa"/>
+              <w:bottom w:w="100" w:type="dxa"/>
+              <w:left w:w="130" w:type="dxa"/>
+              <w:right w:w="130" w:type="dxa"/>
+            </w:tcMar>
+            <w:shd w:fill="FFFFFF"/>
+          </w:tcPr>
+          <w:p>
+            <w:pPr>
+              <w:spacing w:before="40" w:after="40"/>
+              <w:jc w:val="center"/>
+            </w:pPr>
+            <w:r>
+              <w:rPr>
+                <w:rFonts w:ascii="Times New Roman" w:hAnsi="Times New Roman"/>
+                <w:sz w:val="18"/>
+              </w:rPr>
+              <w:t>0</w:t>
+            </w:r>
+          </w:p>
+        </w:tc>
+        <w:tc>
+          <w:tcPr>
+            <w:tcW w:type="dxa" w:w="1560"/>
+            <w:tcMar>
+              <w:top w:w="100" w:type="dxa"/>
+              <w:bottom w:w="100" w:type="dxa"/>
+              <w:left w:w="130" w:type="dxa"/>
+              <w:right w:w="130" w:type="dxa"/>
+            </w:tcMar>
+            <w:shd w:fill="FFFFFF"/>
+          </w:tcPr>
+          <w:p>
+            <w:pPr>
+              <w:spacing w:before="40" w:after="40"/>
+              <w:jc w:val="center"/>
+            </w:pPr>
+            <w:r>
+              <w:rPr>
+                <w:rFonts w:ascii="Times New Roman" w:hAnsi="Times New Roman"/>
+                <w:sz w:val="18"/>
+              </w:rPr>
+              <w:t>0.00%</w:t>
+            </w:r>
+          </w:p>
+        </w:tc>
+      </w:tr>
+      <w:tr>
+        <w:tc>
+          <w:tcPr>
+            <w:tcW w:type="dxa" w:w="1560"/>
+            <w:tcMar>
+              <w:top w:w="100" w:type="dxa"/>
+              <w:bottom w:w="100" w:type="dxa"/>
+              <w:left w:w="130" w:type="dxa"/>
+              <w:right w:w="130" w:type="dxa"/>
+            </w:tcMar>
+            <w:shd w:fill="F8F9FA"/>
+          </w:tcPr>
+          <w:p>
+            <w:pPr>
+              <w:spacing w:before="40" w:after="40"/>
+              <w:jc w:val="left"/>
+            </w:pPr>
+            <w:r>
+              <w:rPr>
+                <w:rFonts w:ascii="Times New Roman" w:hAnsi="Times New Roman"/>
+                <w:b/>
+                <w:sz w:val="18"/>
+              </w:rPr>
+              <w:t>Total Evaluations</w:t>
+            </w:r>
+          </w:p>
+        </w:tc>
+        <w:tc>
+          <w:tcPr>
+            <w:tcW w:type="dxa" w:w="1560"/>
+            <w:tcMar>
+              <w:top w:w="100" w:type="dxa"/>
+              <w:bottom w:w="100" w:type="dxa"/>
+              <w:left w:w="130" w:type="dxa"/>
+              <w:right w:w="130" w:type="dxa"/>
+            </w:tcMar>
+            <w:shd w:fill="F8F9FA"/>
+          </w:tcPr>
+          <w:p>
+            <w:pPr>
+              <w:spacing w:before="40" w:after="40"/>
+              <w:jc w:val="center"/>
+            </w:pPr>
+            <w:r>
+              <w:rPr>
+                <w:rFonts w:ascii="Times New Roman" w:hAnsi="Times New Roman"/>
+                <w:sz w:val="18"/>
+              </w:rPr>
+              <w:t>Complete Benchmark Suite</w:t>
+            </w:r>
+          </w:p>
+        </w:tc>
+        <w:tc>
+          <w:tcPr>
+            <w:tcW w:type="dxa" w:w="1560"/>
+            <w:tcMar>
+              <w:top w:w="100" w:type="dxa"/>
+              <w:bottom w:w="100" w:type="dxa"/>
+              <w:left w:w="130" w:type="dxa"/>
+              <w:right w:w="130" w:type="dxa"/>
+            </w:tcMar>
+            <w:shd w:fill="F8F9FA"/>
+          </w:tcPr>
+          <w:p>
+            <w:pPr>
+              <w:spacing w:before="40" w:after="40"/>
+              <w:jc w:val="center"/>
+            </w:pPr>
+            <w:r>
+              <w:rPr>
+                <w:rFonts w:ascii="Times New Roman" w:hAnsi="Times New Roman"/>
+                <w:b/>
+                <w:sz w:val="18"/>
+              </w:rPr>
+              <w:t>5,760 (100%)</w:t>
+            </w:r>
+          </w:p>
+        </w:tc>
+        <w:tc>
+          <w:tcPr>
+            <w:tcW w:type="dxa" w:w="1560"/>
+            <w:tcMar>
+              <w:top w:w="100" w:type="dxa"/>
+              <w:bottom w:w="100" w:type="dxa"/>
+              <w:left w:w="130" w:type="dxa"/>
+              <w:right w:w="130" w:type="dxa"/>
+            </w:tcMar>
+            <w:shd w:fill="F8F9FA"/>
+          </w:tcPr>
+          <w:p>
+            <w:pPr>
+              <w:spacing w:before="40" w:after="40"/>
+              <w:jc w:val="center"/>
+            </w:pPr>
+            <w:r>
+              <w:rPr>
+                <w:rFonts w:ascii="Times New Roman" w:hAnsi="Times New Roman"/>
+                <w:b/>
+                <w:sz w:val="18"/>
+              </w:rPr>
+              <w:t>5,760 (100%)</w:t>
+            </w:r>
+          </w:p>
+        </w:tc>
+        <w:tc>
+          <w:tcPr>
+            <w:tcW w:type="dxa" w:w="1560"/>
+            <w:tcMar>
+              <w:top w:w="100" w:type="dxa"/>
+              <w:bottom w:w="100" w:type="dxa"/>
+              <w:left w:w="130" w:type="dxa"/>
+              <w:right w:w="130" w:type="dxa"/>
+            </w:tcMar>
+            <w:shd w:fill="F8F9FA"/>
+          </w:tcPr>
+          <w:p>
+            <w:pPr>
+              <w:spacing w:before="40" w:after="40"/>
+              <w:jc w:val="center"/>
+            </w:pPr>
+            <w:r>
+              <w:rPr>
+                <w:rFonts w:ascii="Times New Roman" w:hAnsi="Times New Roman"/>
+                <w:b/>
+                <w:sz w:val="18"/>
+              </w:rPr>
+              <w:t>0</w:t>
+            </w:r>
+          </w:p>
+        </w:tc>
+        <w:tc>
+          <w:tcPr>
+            <w:tcW w:type="dxa" w:w="1560"/>
+            <w:tcMar>
+              <w:top w:w="100" w:type="dxa"/>
+              <w:bottom w:w="100" w:type="dxa"/>
+              <w:left w:w="130" w:type="dxa"/>
+              <w:right w:w="130" w:type="dxa"/>
+            </w:tcMar>
+            <w:shd w:fill="F8F9FA"/>
+          </w:tcPr>
+          <w:p>
+            <w:pPr>
+              <w:spacing w:before="40" w:after="40"/>
+              <w:jc w:val="center"/>
+            </w:pPr>
+            <w:r>
+              <w:rPr>
+                <w:rFonts w:ascii="Times New Roman" w:hAnsi="Times New Roman"/>
+                <w:b/>
+                <w:sz w:val="18"/>
+              </w:rPr>
+              <w:t>100.00%</w:t>
+            </w:r>
+          </w:p>
+        </w:tc>
+      </w:tr>
+    </w:tbl>
+    <w:p>
+      <w:pPr>
+        <w:spacing w:after="120"/>
+      </w:pPr>
+    </w:p>
+    <w:p>
+      <w:pPr>
+        <w:spacing w:before="40" w:after="80" w:line="276" w:lineRule="auto"/>
+      </w:pPr>
+      <w:r>
+        <w:rPr>
+          <w:rFonts w:ascii="Times New Roman" w:hAnsi="Times New Roman"/>
+          <w:sz w:val="20"/>
+        </w:rPr>
+        <w:t>All 2,620 FORMAT_ERROR items in Pass A were converted to EXACT_MATCH in Pass B. Crucially, the 260 NORMALIZATION_ERROR items remained 100% constant, proving that CanonicalNormalizer resolves formatting variations without masking genuine extraction failures.</w:t>
+      </w:r>
+    </w:p>
+    <w:p>
+      <w:pPr>
         <w:spacing w:before="40" w:after="80" w:line="276" w:lineRule="auto"/>
       </w:pPr>
       <w:r>

--- a/docs/reports/Paper_V3_IEEE_Final.docx
+++ b/docs/reports/Paper_V3_IEEE_Final.docx
@@ -143,7 +143,7 @@
           <w:rFonts w:ascii="Times New Roman" w:hAnsi="Times New Roman"/>
           <w:sz w:val="20"/>
         </w:rPr>
-        <w:t>, a decoupled, read-only evaluation pipeline. ADBG v1.0 generates privacy-compliant document specimens paired with ground-truth JSON annotations across four standardized optical quality profiles (</w:t>
+        <w:t>, a decoupled, read-only evaluation pipeline. ADBG v1.0 generates synthetic document specimens paired with ground-truth JSON annotations across four standardized optical quality profiles (</w:t>
       </w:r>
       <w:r>
         <w:rPr>
@@ -305,7 +305,7 @@
           <w:rFonts w:ascii="Times New Roman" w:hAnsi="Times New Roman"/>
           <w:sz w:val="20"/>
         </w:rPr>
-        <w:t xml:space="preserve"> under zero-shot text representation prompting across all degradation profiles. Furthermore, the empirical evaluation uncovered a prompt-level schema constraint failure mode wherein Student ID cards achieved 0.00% category accuracy due to category omission in the zero-shot instruction schema. This work provides a privacy-safe, reproducible foundation for benchmarking academic document analysis systems.</w:t>
+        <w:t xml:space="preserve"> under zero-shot text representation prompting across all degradation profiles. Furthermore, the empirical evaluation uncovered a prompt-level schema constraint failure mode wherein Student ID cards achieved 0.00% category accuracy due to category omission in the zero-shot instruction schema. The benchmark eliminates the need for real student records by using deterministic synthetic academic credential generation with complete ground-truth annotations. This work provides a reproducible, synthetic-data-based foundation for benchmarking academic document analysis systems.</w:t>
       </w:r>
     </w:p>
     <w:p>
@@ -325,7 +325,7 @@
           <w:rFonts w:ascii="Times New Roman" w:hAnsi="Times New Roman"/>
           <w:sz w:val="20"/>
         </w:rPr>
-        <w:t>—Document Intelligence, Synthetic Benchmark Generation, Information Extraction, Canonical Normalization, Error Taxonomy, Optical Degradation, Privacy-Safe AI.</w:t>
+        <w:t>—Document Intelligence, Synthetic Benchmark Generation, Information Extraction, Canonical Normalization, Error Taxonomy, Optical Degradation, Benchmark Evaluation.</w:t>
       </w:r>
     </w:p>
     <w:p>
@@ -490,7 +490,7 @@
           <w:rFonts w:ascii="Times New Roman" w:hAnsi="Times New Roman"/>
           <w:sz w:val="20"/>
         </w:rPr>
-        <w:t>Real-world academic credentials frequently contain personally identifiable information (PII), including student names, enrollment identifiers, grades, transcripts, and institutional records. Public distribution of such documents is often restricted by privacy regulations such as the Family Educational Rights and Privacy Act (FERPA) in the United States and the General Data Protection Regulation (GDPR) in the European Union. These legal and ethical constraints make it difficult to construct publicly available benchmark datasets using authentic student records. To address this challenge, this work adopts a fully synthetic, privacy-preserving benchmark generation strategy that produces realistic academic credentials together with complete ground-truth annotations while avoiding the disclosure of real student information.</w:t>
+        <w:t>Real-world academic credentials frequently contain personally identifiable information (PII), including student names, enrollment identifiers, grades, transcripts, and institutional records. Public distribution of such documents is often restricted by privacy regulations such as the Family Educational Rights and Privacy Act (FERPA) in the United States and the General Data Protection Regulation (GDPR) in the European Union. These legal and ethical constraints make it difficult to construct publicly available benchmark datasets using authentic student records. To address this data availability challenge, this work adopts a fully synthetic benchmark generation strategy that produces realistic academic credentials together with complete ground-truth annotations while eliminating the need for real student records.</w:t>
       </w:r>
     </w:p>
     <w:p>
@@ -538,7 +538,7 @@
           <w:rFonts w:ascii="Times New Roman" w:hAnsi="Times New Roman"/>
           <w:sz w:val="20"/>
         </w:rPr>
-        <w:t>: Developing a deterministic, privacy-compliant synthetic data generator capable of rendering diverse academic credentials with pixel-exact ground truth annotations.</w:t>
+        <w:t>: Developing a deterministic synthetic data generator capable of rendering diverse academic credentials with pixel-exact ground truth annotations without relying on real student records.</w:t>
       </w:r>
     </w:p>
     <w:p>
@@ -629,14 +629,14 @@
           <w:b/>
           <w:sz w:val="20"/>
         </w:rPr>
-        <w:t>Privacy-Preserving Benchmark Generation Methodology</w:t>
-      </w:r>
-      <w:r>
-        <w:rPr>
-          <w:rFonts w:ascii="Times New Roman" w:hAnsi="Times New Roman"/>
-          <w:sz w:val="20"/>
-        </w:rPr>
-        <w:t>: A seed-deterministic synthetic benchmark generation methodology for academic document intelligence that enables reproducible evaluation without exposing real student records (ADBG v1.0).</w:t>
+        <w:t>Synthetic Academic Credential Benchmark Generator</w:t>
+      </w:r>
+      <w:r>
+        <w:rPr>
+          <w:rFonts w:ascii="Times New Roman" w:hAnsi="Times New Roman"/>
+          <w:sz w:val="20"/>
+        </w:rPr>
+        <w:t>: A seed-deterministic synthetic benchmark generation methodology for academic document intelligence that enables reproducible evaluation while eliminating the need for real student records (ADBG v1.0).</w:t>
       </w:r>
     </w:p>
     <w:p>
@@ -779,7 +779,7 @@
           <w:rFonts w:ascii="Times New Roman" w:hAnsi="Times New Roman"/>
           <w:sz w:val="20"/>
         </w:rPr>
-        <w:t>To the best of our knowledge, within the scope of academic credential benchmarking, we propose the first privacy-preserving, reproducible benchmarking methodology for academic credential document intelligence that combines deterministic synthetic data generation, semantic canonical normalization, a structured OCR error taxonomy, and a controlled quality-profile evaluation matrix.</w:t>
+        <w:t>To the best of our knowledge, this work presents one of the first integrated benchmarking methodologies specifically designed for academic credential document intelligence. The proposed methodology combines deterministic synthetic document generation, semantic canonical normalization, structured OCR error taxonomy, and controlled quality-profile evaluation into a unified experimental benchmark while eliminating the need for real student records.</w:t>
       </w:r>
     </w:p>
     <w:p>
@@ -791,7 +791,7 @@
           <w:rFonts w:ascii="Times New Roman" w:hAnsi="Times New Roman"/>
           <w:sz w:val="20"/>
         </w:rPr>
-        <w:t>The primary scientific contribution of this work lies not merely in software implementation or tool engineering, but in establishing a unified evaluation methodology for Document Intelligence Systems (DIS) operating on privacy-restricted administrative records. Previous benchmark contributions in document analysis (e.g., SROIE, CORD, FUNSD, DocVQA) evaluate neural models on static, authentic document collections. However, in the academic credential domain, regulatory constraints (FERPA, GDPR) prohibit public distribution of real student records, while superficial string representation variations distort extraction evaluation.</w:t>
+        <w:t>The primary scientific contribution of this work lies not merely in software implementation or tool engineering, but in establishing a unified evaluation methodology for Document Intelligence Systems (DIS) operating in administrative credential domains where real student records are restricted by statutory regulations. Previous benchmark contributions in document analysis (e.g., SROIE, CORD, FUNSD, DocVQA) evaluate neural models on static, authentic document collections. However, in the academic credential domain, regulatory constraints (FERPA, GDPR) prohibit public distribution of real student records, while superficial string representation variations distort extraction evaluation.</w:t>
       </w:r>
     </w:p>
     <w:p>
@@ -1139,7 +1139,7 @@
           <w:rFonts w:ascii="Times New Roman" w:hAnsi="Times New Roman"/>
           <w:sz w:val="20"/>
         </w:rPr>
-        <w:t>To overcome privacy constraints, synthetic data generation frameworks render synthetic text onto natural images or form templates. ADBG v1.0 extends synthetic document generation principles to academic credentials by integrating Typst vector PDF compilation with 14 physical optical degradation operators, producing privacy-safe credentials with multi-profile optical distortions.</w:t>
+        <w:t>To overcome data access barriers imposed by student privacy regulations, synthetic data generation frameworks render synthetic text onto natural images or form templates. ADBG v1.0 extends synthetic document generation principles to academic credentials by integrating Typst vector PDF compilation with 14 physical optical degradation operators, producing synthetic document specimens with multi-profile optical distortions.</w:t>
       </w:r>
     </w:p>
     <w:p>
@@ -1270,7 +1270,7 @@
                 <w:color w:val="FFFFFF"/>
                 <w:sz w:val="19"/>
               </w:rPr>
-              <w:t>Privacy-Safe Synthetic</w:t>
+              <w:t>Fully Synthetic Documents</w:t>
             </w:r>
           </w:p>
         </w:tc>
@@ -17111,7 +17111,7 @@
           <w:b/>
           <w:sz w:val="20"/>
         </w:rPr>
-        <w:t>Contribution 1: Privacy-Preserving Academic Benchmark Methodology</w:t>
+        <w:t>Contribution 1: Synthetic Academic Credential Benchmark Methodology</w:t>
       </w:r>
     </w:p>
     <w:p>
@@ -17165,7 +17165,7 @@
           <w:rFonts w:ascii="Times New Roman" w:hAnsi="Times New Roman"/>
           <w:sz w:val="20"/>
         </w:rPr>
-        <w:t>: Provides a privacy-safe, reproducible evaluation methodology capable of generating credential specimens paired with complete ground-truth JSON trees without exposing authentic student personally identifiable information (PII).</w:t>
+        <w:t>: Provides a reproducible synthetic evaluation methodology capable of generating credential specimens paired with complete ground-truth JSON trees without requiring real student records or personal data.</w:t>
       </w:r>
     </w:p>
     <w:p>
@@ -17833,6 +17833,33 @@
     </w:p>
     <w:p>
       <w:pPr>
+        <w:keepNext/>
+        <w:spacing w:before="160" w:after="40"/>
+      </w:pPr>
+      <w:r>
+        <w:rPr>
+          <w:rFonts w:ascii="Times New Roman" w:hAnsi="Times New Roman"/>
+          <w:b/>
+          <w:i/>
+          <w:sz w:val="21"/>
+        </w:rPr>
+        <w:t>8.4.1 Methodological Clarification on Synthetic Data vs. Privacy-Preserving Computation</w:t>
+      </w:r>
+    </w:p>
+    <w:p>
+      <w:pPr>
+        <w:spacing w:before="40" w:after="80" w:line="276" w:lineRule="auto"/>
+      </w:pPr>
+      <w:r>
+        <w:rPr>
+          <w:rFonts w:ascii="Times New Roman" w:hAnsi="Times New Roman"/>
+          <w:sz w:val="20"/>
+        </w:rPr>
+        <w:t>This work should not be interpreted as proposing a privacy-preserving machine learning technique (such as differential privacy, federated learning, homomorphic encryption, or secure multi-party computation). Instead, it introduces a synthetic-data-based benchmarking methodology that removes the dependency on real academic records during benchmark construction and evaluation. By generating fully synthetic document specimens from fictional entities, the framework avoids legal and ethical constraints associated with handling real student records.</w:t>
+      </w:r>
+    </w:p>
+    <w:p>
+      <w:pPr>
         <w:spacing w:before="40" w:after="80" w:line="276" w:lineRule="auto"/>
       </w:pPr>
       <w:r>
@@ -18006,7 +18033,7 @@
           <w:rFonts w:ascii="Times New Roman" w:hAnsi="Times New Roman"/>
           <w:sz w:val="20"/>
         </w:rPr>
-        <w:t>Rather than presenting merely a software implementation, this work contributes a standardized, reproducible evaluation methodology for academic credential document analysis. Within the scope of academic document intelligence, this benchmark methodology enables rigorous comparative evaluation of classical OCR engines, proprietary LLMs, and open-weight Vision-Language Models under controlled, privacy-safe experimental conditions.</w:t>
+        <w:t>Rather than presenting merely a software implementation, this work contributes a standardized, reproducible evaluation methodology for academic credential document analysis. The proposed methodology provides a reproducible synthetic benchmark for academic credential document intelligence, enabling standardized evaluation of classical OCR engines, proprietary LLMs, and open-weight Vision-Language Models without requiring real student records.</w:t>
       </w:r>
     </w:p>
     <w:p>
@@ -18045,7 +18072,7 @@
           <w:rFonts w:ascii="Times New Roman" w:hAnsi="Times New Roman"/>
           <w:sz w:val="20"/>
         </w:rPr>
-        <w:t>All document specimens generated by ADBG v1.0 utilize synthetic data fabrication with fictional student names, candidate identifiers, course titles, and institutional credentials. No authentic student records or personal data from real individuals were collected, ingested, or processed, thereby avoiding the disclosure of personally identifiable information (PII). The dataset design was explicitly motivated by educational privacy regulations such as the Family Educational Rights and Privacy Act (FERPA) and the General Data Protection Regulation (GDPR) to eliminate privacy risks inherent in distributing administrative records. By relying strictly on seed-deterministic synthetic data generation, this benchmark provides a privacy-preserving and fully reproducible foundation to support academic document intelligence research without exposing real student information.</w:t>
+        <w:t>All document specimens generated by ADBG v1.0 utilize synthetic data fabrication with fictional student names, candidate identifiers, course titles, and institutional credentials. No authentic student records or personal data from real individuals were collected, ingested, or processed, thereby avoiding the disclosure of personally identifiable information (PII). The dataset design was explicitly motivated by educational privacy regulations such as the Family Educational Rights and Privacy Act (FERPA) and the General Data Protection Regulation (GDPR) to eliminate privacy risks inherent in distributing administrative records. By relying strictly on seed-deterministic synthetic data generation, this benchmark provides a reproducible, synthetic-data-based foundation to support academic document intelligence research without exposing real student records or requiring private data collection.</w:t>
       </w:r>
     </w:p>
     <w:p>

--- a/docs/reports/Paper_V3_IEEE_Final.docx
+++ b/docs/reports/Paper_V3_IEEE_Final.docx
@@ -914,7 +914,34 @@
           <w:rFonts w:ascii="Times New Roman" w:hAnsi="Times New Roman"/>
           <w:sz w:val="20"/>
         </w:rPr>
-        <w:t xml:space="preserve"> (Kim et al., 2022) eliminate explicit OCR dependencies by mapping document images directly to structured JSON trees. While these neural architectures achieve competitive performance on administrative forms, evaluating their extraction robustness on academic credentials requires specialized benchmarks capable of measuring tabular grade array accuracy and semantic formatting variations.</w:t>
+        <w:t xml:space="preserve"> (Kim et al., 2022) and sequence-to-sequence OCR transformers such as </w:t>
+      </w:r>
+      <w:r>
+        <w:rPr>
+          <w:rFonts w:ascii="Times New Roman" w:hAnsi="Times New Roman"/>
+          <w:b/>
+          <w:sz w:val="20"/>
+        </w:rPr>
+        <w:t>TrOCR</w:t>
+      </w:r>
+      <w:r>
+        <w:rPr>
+          <w:rFonts w:ascii="Times New Roman" w:hAnsi="Times New Roman"/>
+          <w:sz w:val="20"/>
+        </w:rPr>
+        <w:t xml:space="preserve"> (Li et al., 2023) eliminate explicit OCR dependencies by mapping document images directly to structured text representations.</w:t>
+      </w:r>
+    </w:p>
+    <w:p>
+      <w:pPr>
+        <w:spacing w:before="40" w:after="80" w:line="276" w:lineRule="auto"/>
+      </w:pPr>
+      <w:r>
+        <w:rPr>
+          <w:rFonts w:ascii="Times New Roman" w:hAnsi="Times New Roman"/>
+          <w:sz w:val="20"/>
+        </w:rPr>
+        <w:t>While these neural architectures demonstrate strong capabilities on general administrative documents, evaluating their extraction accuracy on academic credentials presents distinct challenges. Standard evaluation protocols for neural models typically rely on raw string matching or unnormalized character error rates, which fail to separate genuine recognition failures from benign formatting variations (such as ISO date styling or institutional shorthand). Consequently, measuring neural extraction performance on academic credentials requires specialized benchmarks capable of evaluating tabular grade arrays and applying domain-specific canonical normalization.</w:t>
       </w:r>
     </w:p>
     <w:p>
@@ -929,7 +956,7 @@
           <w:color w:val="333333"/>
           <w:sz w:val="23"/>
         </w:rPr>
-        <w:t>2.2 Public Document Intelligence Benchmarks</w:t>
+        <w:t>2.2 Public Document Intelligence Benchmarks &amp; Domain Limitations</w:t>
       </w:r>
     </w:p>
     <w:p>
@@ -941,7 +968,7 @@
           <w:rFonts w:ascii="Times New Roman" w:hAnsi="Times New Roman"/>
           <w:sz w:val="20"/>
         </w:rPr>
-        <w:t>Several public datasets exist for document analysis research:</w:t>
+        <w:t>Several public datasets have significantly advanced document analysis research, but each exhibits specific scope limitations when applied to academic credential intelligence:</w:t>
       </w:r>
     </w:p>
     <w:p>
@@ -955,7 +982,7 @@
           <w:b/>
           <w:sz w:val="20"/>
         </w:rPr>
-        <w:t>Receipts &amp; Invoices</w:t>
+        <w:t>Commercial Receipts &amp; Invoices</w:t>
       </w:r>
       <w:r>
         <w:rPr>
@@ -992,7 +1019,7 @@
           <w:rFonts w:ascii="Times New Roman" w:hAnsi="Times New Roman"/>
           <w:sz w:val="20"/>
         </w:rPr>
-        <w:t xml:space="preserve"> (Park et al., 2019) provide key-value annotations for commercial receipt parsing.</w:t>
+        <w:t xml:space="preserve"> (Park et al., 2019) provide key-value annotations for commercial receipt parsing. While valuable for single-line field extraction (e.g., merchant name, transaction total), these datasets focus on simple point-of-sale layouts and lack the multi-column course grids, credit hour structures, and semester GPA calculations characteristic of academic marksheets and transcripts.</w:t>
       </w:r>
     </w:p>
     <w:p>
@@ -1006,7 +1033,7 @@
           <w:b/>
           <w:sz w:val="20"/>
         </w:rPr>
-        <w:t>Form Understanding</w:t>
+        <w:t>Scanned Form Understanding</w:t>
       </w:r>
       <w:r>
         <w:rPr>
@@ -1028,7 +1055,7 @@
           <w:rFonts w:ascii="Times New Roman" w:hAnsi="Times New Roman"/>
           <w:sz w:val="20"/>
         </w:rPr>
-        <w:t xml:space="preserve"> (Jaume et al., 2019) provides word-level and entity-level relationship annotations for administrative forms.</w:t>
+        <w:t xml:space="preserve"> (Jaume et al., 2019) provides word-level and entity-level relationship annotations for scanned administrative forms. However, FUNSD is limited to static image noise artifacts and does not provide multi-profile optical degradation matrices (such as controlled camera tilt, perspective skew, or resolution loss) or semantic evaluation normalization.</w:t>
       </w:r>
     </w:p>
     <w:p>
@@ -1064,7 +1091,7 @@
           <w:rFonts w:ascii="Times New Roman" w:hAnsi="Times New Roman"/>
           <w:sz w:val="20"/>
         </w:rPr>
-        <w:t xml:space="preserve"> (Mathew et al., 2021) evaluates visual question answering across industry documents.</w:t>
+        <w:t xml:space="preserve"> (Mathew et al., 2021) evaluates visual question answering across diverse industry documents. While DocVQA tests free-form natural language comprehension, it does not evaluate structured JSON key-value schema extraction or tabular grade array parsing.</w:t>
       </w:r>
     </w:p>
     <w:p>
@@ -1100,19 +1127,7 @@
           <w:rFonts w:ascii="Times New Roman" w:hAnsi="Times New Roman"/>
           <w:sz w:val="20"/>
         </w:rPr>
-        <w:t xml:space="preserve"> (Harley et al., 2015) provides single-page scanned document categories across 16 administrative classes.</w:t>
-      </w:r>
-    </w:p>
-    <w:p>
-      <w:pPr>
-        <w:spacing w:before="40" w:after="80" w:line="276" w:lineRule="auto"/>
-      </w:pPr>
-      <w:r>
-        <w:rPr>
-          <w:rFonts w:ascii="Times New Roman" w:hAnsi="Times New Roman"/>
-          <w:sz w:val="20"/>
-        </w:rPr>
-        <w:t>However, these datasets do not focus on academic credentials, which combine dense tabular course arrays (subject codes, credits, grades) with formal institutional metadata. Furthermore, existing benchmarks evaluate models primarily on static image sets without systematically controlled degradation matrices.</w:t>
+        <w:t xml:space="preserve"> (Harley et al., 2015) provides a large-scale collection of scanned business documents across 16 broad categories. However, RVL-CDIP is designed strictly for high-level document image classification and lacks fine-grained key-value field annotations or structural evaluation metrics.</w:t>
       </w:r>
     </w:p>
     <w:p>
@@ -1127,7 +1142,7 @@
           <w:color w:val="333333"/>
           <w:sz w:val="23"/>
         </w:rPr>
-        <w:t>2.3 Synthetic Document Generation &amp; Benchmark Comparison</w:t>
+        <w:t>2.3 Synthetic Document Generation &amp; Comparative Analysis</w:t>
       </w:r>
     </w:p>
     <w:p>
@@ -1139,7 +1154,7 @@
           <w:rFonts w:ascii="Times New Roman" w:hAnsi="Times New Roman"/>
           <w:sz w:val="20"/>
         </w:rPr>
-        <w:t>To overcome data access barriers imposed by student privacy regulations, synthetic data generation frameworks render synthetic text onto natural images or form templates. ADBG v1.0 extends synthetic document generation principles to academic credentials by integrating Typst vector PDF compilation with 14 physical optical degradation operators, producing synthetic document specimens with multi-profile optical distortions.</w:t>
+        <w:t>To overcome data access barriers imposed by student privacy regulations (such as FERPA and GDPR), synthetic data generation frameworks render synthetic text onto natural background images or form templates. ADBG v1.0 extends synthetic document generation principles to higher education credentials by integrating Typst vector PDF compilation with 14 physical optical degradation operators, producing synthetic document specimens with multi-profile optical distortions.</w:t>
       </w:r>
     </w:p>
     <w:p>
@@ -1151,7 +1166,7 @@
           <w:rFonts w:ascii="Times New Roman" w:hAnsi="Times New Roman"/>
           <w:sz w:val="20"/>
         </w:rPr>
-        <w:t>Table 0 presents a comparative feature matrix contrasting ADBG v1.0 with existing public document analysis benchmarks.</w:t>
+        <w:t>Table 0 presents an objective comparative feature matrix contrasting ADBG v1.0 with existing public document analysis benchmarks.</w:t>
       </w:r>
     </w:p>
     <w:p>
@@ -2318,6 +2333,33 @@
       <w:pPr>
         <w:spacing w:after="120"/>
       </w:pPr>
+    </w:p>
+    <w:p>
+      <w:pPr>
+        <w:keepNext/>
+        <w:spacing w:before="200" w:after="80"/>
+      </w:pPr>
+      <w:r>
+        <w:rPr>
+          <w:rFonts w:ascii="Times New Roman" w:hAnsi="Times New Roman"/>
+          <w:b/>
+          <w:color w:val="333333"/>
+          <w:sz w:val="23"/>
+        </w:rPr>
+        <w:t>2.4 Summary of Research Gap &amp; Methodological Motivation</w:t>
+      </w:r>
+    </w:p>
+    <w:p>
+      <w:pPr>
+        <w:spacing w:before="40" w:after="80" w:line="276" w:lineRule="auto"/>
+      </w:pPr>
+      <w:r>
+        <w:rPr>
+          <w:rFonts w:ascii="Times New Roman" w:hAnsi="Times New Roman"/>
+          <w:sz w:val="20"/>
+        </w:rPr>
+        <w:t>Despite these advances in Document AI models and datasets, existing evaluation frameworks primarily target receipts, forms, invoices, or general document classification tasks. Within the specific domain of academic credential document intelligence, four critical methodological gaps remain insufficiently addressed: (1) the absence of publicly available, reproducible academic credential datasets due to statutory student record restrictions; (2) the lack of standardized, controlled optical degradation benchmarking matrices; (3) the absence of a domain-specific semantic canonical normalization layer to isolate true extraction failures from benign string variations; and (4) the lack of a structured diagnostic OCR error taxonomy. These observations directly motivate the integrated benchmarking methodology presented in this work.</w:t>
+      </w:r>
     </w:p>
     <w:p>
       <w:pPr>

--- a/docs/reports/Paper_V3_IEEE_Final.docx
+++ b/docs/reports/Paper_V3_IEEE_Final.docx
@@ -872,7 +872,7 @@
           <w:color w:val="333333"/>
           <w:sz w:val="23"/>
         </w:rPr>
-        <w:t>2.1 Information Extraction &amp; Neural Document AI Architectures</w:t>
+        <w:t>2.1 Foundational Document AI Models &amp; Benchmarks (Historical Context)</w:t>
       </w:r>
     </w:p>
     <w:p>
@@ -884,22 +884,28 @@
           <w:rFonts w:ascii="Times New Roman" w:hAnsi="Times New Roman"/>
           <w:sz w:val="20"/>
         </w:rPr>
-        <w:t xml:space="preserve">Modern Document AI architectures integrate visual features, textual content, and spatial layout coordinates. Multimodal models such as </w:t>
-      </w:r>
+        <w:t>Early research in Document Artificial Intelligence (Document AI) focused primarily on static scanned administrative forms, business invoices, and commercial receipts. Foundational benchmark datasets established core evaluation paradigms:</w:t>
+      </w:r>
+    </w:p>
+    <w:p>
+      <w:pPr>
+        <w:pStyle w:val="ListBullet"/>
+        <w:spacing w:before="20" w:after="40"/>
+      </w:pPr>
       <w:r>
         <w:rPr>
           <w:rFonts w:ascii="Times New Roman" w:hAnsi="Times New Roman"/>
           <w:b/>
           <w:sz w:val="20"/>
         </w:rPr>
-        <w:t>LayoutLMv3</w:t>
-      </w:r>
-      <w:r>
-        <w:rPr>
-          <w:rFonts w:ascii="Times New Roman" w:hAnsi="Times New Roman"/>
-          <w:sz w:val="20"/>
-        </w:rPr>
-        <w:t xml:space="preserve"> (Huang et al., 2022) utilize unified text and image masking to capture spatial correlations across complex form fields. Similarly, end-to-end vision encoder-decoder models such as </w:t>
+        <w:t>Receipt Parsing</w:t>
+      </w:r>
+      <w:r>
+        <w:rPr>
+          <w:rFonts w:ascii="Times New Roman" w:hAnsi="Times New Roman"/>
+          <w:sz w:val="20"/>
+        </w:rPr>
+        <w:t xml:space="preserve">: </w:t>
       </w:r>
       <w:r>
         <w:rPr>
@@ -907,14 +913,14 @@
           <w:b/>
           <w:sz w:val="20"/>
         </w:rPr>
-        <w:t>Donut</w:t>
-      </w:r>
-      <w:r>
-        <w:rPr>
-          <w:rFonts w:ascii="Times New Roman" w:hAnsi="Times New Roman"/>
-          <w:sz w:val="20"/>
-        </w:rPr>
-        <w:t xml:space="preserve"> (Kim et al., 2022) and sequence-to-sequence OCR transformers such as </w:t>
+        <w:t>SROIE</w:t>
+      </w:r>
+      <w:r>
+        <w:rPr>
+          <w:rFonts w:ascii="Times New Roman" w:hAnsi="Times New Roman"/>
+          <w:sz w:val="20"/>
+        </w:rPr>
+        <w:t xml:space="preserve"> (Huang et al., 2019) and </w:t>
       </w:r>
       <w:r>
         <w:rPr>
@@ -922,14 +928,122 @@
           <w:b/>
           <w:sz w:val="20"/>
         </w:rPr>
-        <w:t>TrOCR</w:t>
-      </w:r>
-      <w:r>
-        <w:rPr>
-          <w:rFonts w:ascii="Times New Roman" w:hAnsi="Times New Roman"/>
-          <w:sz w:val="20"/>
-        </w:rPr>
-        <w:t xml:space="preserve"> (Li et al., 2023) eliminate explicit OCR dependencies by mapping document images directly to structured text representations.</w:t>
+        <w:t>CORD</w:t>
+      </w:r>
+      <w:r>
+        <w:rPr>
+          <w:rFonts w:ascii="Times New Roman" w:hAnsi="Times New Roman"/>
+          <w:sz w:val="20"/>
+        </w:rPr>
+        <w:t xml:space="preserve"> (Park et al., 2019) introduced key-value extraction tasks for point-of-sale receipt images.</w:t>
+      </w:r>
+    </w:p>
+    <w:p>
+      <w:pPr>
+        <w:pStyle w:val="ListBullet"/>
+        <w:spacing w:before="20" w:after="40"/>
+      </w:pPr>
+      <w:r>
+        <w:rPr>
+          <w:rFonts w:ascii="Times New Roman" w:hAnsi="Times New Roman"/>
+          <w:b/>
+          <w:sz w:val="20"/>
+        </w:rPr>
+        <w:t>Form Understanding</w:t>
+      </w:r>
+      <w:r>
+        <w:rPr>
+          <w:rFonts w:ascii="Times New Roman" w:hAnsi="Times New Roman"/>
+          <w:sz w:val="20"/>
+        </w:rPr>
+        <w:t xml:space="preserve">: </w:t>
+      </w:r>
+      <w:r>
+        <w:rPr>
+          <w:rFonts w:ascii="Times New Roman" w:hAnsi="Times New Roman"/>
+          <w:b/>
+          <w:sz w:val="20"/>
+        </w:rPr>
+        <w:t>FUNSD</w:t>
+      </w:r>
+      <w:r>
+        <w:rPr>
+          <w:rFonts w:ascii="Times New Roman" w:hAnsi="Times New Roman"/>
+          <w:sz w:val="20"/>
+        </w:rPr>
+        <w:t xml:space="preserve"> (Jaume et al., 2019) provided entity-level spatial relationship annotations for scanned administrative forms.</w:t>
+      </w:r>
+    </w:p>
+    <w:p>
+      <w:pPr>
+        <w:pStyle w:val="ListBullet"/>
+        <w:spacing w:before="20" w:after="40"/>
+      </w:pPr>
+      <w:r>
+        <w:rPr>
+          <w:rFonts w:ascii="Times New Roman" w:hAnsi="Times New Roman"/>
+          <w:b/>
+          <w:sz w:val="20"/>
+        </w:rPr>
+        <w:t>Visual Question Answering</w:t>
+      </w:r>
+      <w:r>
+        <w:rPr>
+          <w:rFonts w:ascii="Times New Roman" w:hAnsi="Times New Roman"/>
+          <w:sz w:val="20"/>
+        </w:rPr>
+        <w:t xml:space="preserve">: </w:t>
+      </w:r>
+      <w:r>
+        <w:rPr>
+          <w:rFonts w:ascii="Times New Roman" w:hAnsi="Times New Roman"/>
+          <w:b/>
+          <w:sz w:val="20"/>
+        </w:rPr>
+        <w:t>DocVQA</w:t>
+      </w:r>
+      <w:r>
+        <w:rPr>
+          <w:rFonts w:ascii="Times New Roman" w:hAnsi="Times New Roman"/>
+          <w:sz w:val="20"/>
+        </w:rPr>
+        <w:t xml:space="preserve"> (Mathew et al., 2021) established visual question answering across mixed industry document images.</w:t>
+      </w:r>
+    </w:p>
+    <w:p>
+      <w:pPr>
+        <w:pStyle w:val="ListBullet"/>
+        <w:spacing w:before="20" w:after="40"/>
+      </w:pPr>
+      <w:r>
+        <w:rPr>
+          <w:rFonts w:ascii="Times New Roman" w:hAnsi="Times New Roman"/>
+          <w:b/>
+          <w:sz w:val="20"/>
+        </w:rPr>
+        <w:t>Document Classification</w:t>
+      </w:r>
+      <w:r>
+        <w:rPr>
+          <w:rFonts w:ascii="Times New Roman" w:hAnsi="Times New Roman"/>
+          <w:sz w:val="20"/>
+        </w:rPr>
+        <w:t xml:space="preserve">: </w:t>
+      </w:r>
+      <w:r>
+        <w:rPr>
+          <w:rFonts w:ascii="Times New Roman" w:hAnsi="Times New Roman"/>
+          <w:b/>
+          <w:sz w:val="20"/>
+        </w:rPr>
+        <w:t>RVL-CDIP</w:t>
+      </w:r>
+      <w:r>
+        <w:rPr>
+          <w:rFonts w:ascii="Times New Roman" w:hAnsi="Times New Roman"/>
+          <w:sz w:val="20"/>
+        </w:rPr>
+        <w:t xml:space="preserve"> (Harley et al., 2015) benchmarked document image classification across 16 administrative categories.</w:t>
       </w:r>
     </w:p>
     <w:p>
@@ -941,7 +1055,52 @@
           <w:rFonts w:ascii="Times New Roman" w:hAnsi="Times New Roman"/>
           <w:sz w:val="20"/>
         </w:rPr>
-        <w:t>While these neural architectures demonstrate strong capabilities on general administrative documents, evaluating their extraction accuracy on academic credentials presents distinct challenges. Standard evaluation protocols for neural models typically rely on raw string matching or unnormalized character error rates, which fail to separate genuine recognition failures from benign formatting variations (such as ISO date styling or institutional shorthand). Consequently, measuring neural extraction performance on academic credentials requires specialized benchmarks capable of evaluating tabular grade arrays and applying domain-specific canonical normalization.</w:t>
+        <w:t xml:space="preserve">To process these document datasets, early multimodal architectures integrated visual features, OCR text, and spatial layout coordinates. </w:t>
+      </w:r>
+      <w:r>
+        <w:rPr>
+          <w:rFonts w:ascii="Times New Roman" w:hAnsi="Times New Roman"/>
+          <w:b/>
+          <w:sz w:val="20"/>
+        </w:rPr>
+        <w:t>LayoutLMv3</w:t>
+      </w:r>
+      <w:r>
+        <w:rPr>
+          <w:rFonts w:ascii="Times New Roman" w:hAnsi="Times New Roman"/>
+          <w:sz w:val="20"/>
+        </w:rPr>
+        <w:t xml:space="preserve"> (Huang et al., 2022) introduced unified text and image masking to capture multi-modal field alignment. Subsequently, OCR-free architectures such as </w:t>
+      </w:r>
+      <w:r>
+        <w:rPr>
+          <w:rFonts w:ascii="Times New Roman" w:hAnsi="Times New Roman"/>
+          <w:b/>
+          <w:sz w:val="20"/>
+        </w:rPr>
+        <w:t>Donut</w:t>
+      </w:r>
+      <w:r>
+        <w:rPr>
+          <w:rFonts w:ascii="Times New Roman" w:hAnsi="Times New Roman"/>
+          <w:sz w:val="20"/>
+        </w:rPr>
+        <w:t xml:space="preserve"> (Kim et al., 2022) and sequence-to-sequence transformers such as </w:t>
+      </w:r>
+      <w:r>
+        <w:rPr>
+          <w:rFonts w:ascii="Times New Roman" w:hAnsi="Times New Roman"/>
+          <w:b/>
+          <w:sz w:val="20"/>
+        </w:rPr>
+        <w:t>TrOCR</w:t>
+      </w:r>
+      <w:r>
+        <w:rPr>
+          <w:rFonts w:ascii="Times New Roman" w:hAnsi="Times New Roman"/>
+          <w:sz w:val="20"/>
+        </w:rPr>
+        <w:t xml:space="preserve"> (Li et al., 2023) mapped document images directly to text outputs without explicit OCR bounding-box dependencies. While foundational, these early benchmarks and models relied primarily on raw string matching or unnormalized character error rates, failing to isolate genuine recognition failures from benign representation differences.</w:t>
       </w:r>
     </w:p>
     <w:p>
@@ -956,7 +1115,7 @@
           <w:color w:val="333333"/>
           <w:sz w:val="23"/>
         </w:rPr>
-        <w:t>2.2 Public Document Intelligence Benchmarks &amp; Domain Limitations</w:t>
+        <w:t>2.2 Modern Vision-Language Models &amp; Multimodal Document Intelligence (2025–2026 Advances)</w:t>
       </w:r>
     </w:p>
     <w:p>
@@ -968,7 +1127,7 @@
           <w:rFonts w:ascii="Times New Roman" w:hAnsi="Times New Roman"/>
           <w:sz w:val="20"/>
         </w:rPr>
-        <w:t>Several public datasets have significantly advanced document analysis research, but each exhibits specific scope limitations when applied to academic credential intelligence:</w:t>
+        <w:t>Recent advances in Large Multimodal Models (LMMs) and Vision-Language Models (VLMs) have significantly transformed document understanding by enabling end-to-end page comprehension without modular OCR pipelines:</w:t>
       </w:r>
     </w:p>
     <w:p>
@@ -982,7 +1141,7 @@
           <w:b/>
           <w:sz w:val="20"/>
         </w:rPr>
-        <w:t>Commercial Receipts &amp; Invoices</w:t>
+        <w:t>Unified Vision Representation</w:t>
       </w:r>
       <w:r>
         <w:rPr>
@@ -997,29 +1156,14 @@
           <w:b/>
           <w:sz w:val="20"/>
         </w:rPr>
-        <w:t>SROIE</w:t>
-      </w:r>
-      <w:r>
-        <w:rPr>
-          <w:rFonts w:ascii="Times New Roman" w:hAnsi="Times New Roman"/>
-          <w:sz w:val="20"/>
-        </w:rPr>
-        <w:t xml:space="preserve"> (Huang et al., 2019) and </w:t>
-      </w:r>
-      <w:r>
-        <w:rPr>
-          <w:rFonts w:ascii="Times New Roman" w:hAnsi="Times New Roman"/>
-          <w:b/>
-          <w:sz w:val="20"/>
-        </w:rPr>
-        <w:t>CORD</w:t>
-      </w:r>
-      <w:r>
-        <w:rPr>
-          <w:rFonts w:ascii="Times New Roman" w:hAnsi="Times New Roman"/>
-          <w:sz w:val="20"/>
-        </w:rPr>
-        <w:t xml:space="preserve"> (Park et al., 2019) provide key-value annotations for commercial receipt parsing. While valuable for single-line field extraction (e.g., merchant name, transaction total), these datasets focus on simple point-of-sale layouts and lack the multi-column course grids, credit hour structures, and semester GPA calculations characteristic of academic marksheets and transcripts.</w:t>
+        <w:t>Florence-2</w:t>
+      </w:r>
+      <w:r>
+        <w:rPr>
+          <w:rFonts w:ascii="Times New Roman" w:hAnsi="Times New Roman"/>
+          <w:sz w:val="20"/>
+        </w:rPr>
+        <w:t xml:space="preserve"> (Xiao et al., 2024) established sequence-to-sequence visual task learning, mapping spatial bounding boxes directly to fine-grained text tokens.</w:t>
       </w:r>
     </w:p>
     <w:p>
@@ -1033,7 +1177,7 @@
           <w:b/>
           <w:sz w:val="20"/>
         </w:rPr>
-        <w:t>Scanned Form Understanding</w:t>
+        <w:t>High-Resolution Structural Embedding</w:t>
       </w:r>
       <w:r>
         <w:rPr>
@@ -1048,14 +1192,14 @@
           <w:b/>
           <w:sz w:val="20"/>
         </w:rPr>
-        <w:t>FUNSD</w:t>
-      </w:r>
-      <w:r>
-        <w:rPr>
-          <w:rFonts w:ascii="Times New Roman" w:hAnsi="Times New Roman"/>
-          <w:sz w:val="20"/>
-        </w:rPr>
-        <w:t xml:space="preserve"> (Jaume et al., 2019) provides word-level and entity-level relationship annotations for scanned administrative forms. However, FUNSD is limited to static image noise artifacts and does not provide multi-profile optical degradation matrices (such as controlled camera tilt, perspective skew, or resolution loss) or semantic evaluation normalization.</w:t>
+        <w:t>mPLUG-DocOwl 2.0</w:t>
+      </w:r>
+      <w:r>
+        <w:rPr>
+          <w:rFonts w:ascii="Times New Roman" w:hAnsi="Times New Roman"/>
+          <w:sz w:val="20"/>
+        </w:rPr>
+        <w:t xml:space="preserve"> (Hu et al., 2025) introduced crop-based structural image embeddings and visual sequence compression to process high-resolution document pages without losing small text legibility.</w:t>
       </w:r>
     </w:p>
     <w:p>
@@ -1069,7 +1213,7 @@
           <w:b/>
           <w:sz w:val="20"/>
         </w:rPr>
-        <w:t>Document Visual Question Answering</w:t>
+        <w:t>Dynamic Resolution Vision Transformers</w:t>
       </w:r>
       <w:r>
         <w:rPr>
@@ -1084,14 +1228,14 @@
           <w:b/>
           <w:sz w:val="20"/>
         </w:rPr>
-        <w:t>DocVQA</w:t>
-      </w:r>
-      <w:r>
-        <w:rPr>
-          <w:rFonts w:ascii="Times New Roman" w:hAnsi="Times New Roman"/>
-          <w:sz w:val="20"/>
-        </w:rPr>
-        <w:t xml:space="preserve"> (Mathew et al., 2021) evaluates visual question answering across diverse industry documents. While DocVQA tests free-form natural language comprehension, it does not evaluate structured JSON key-value schema extraction or tabular grade array parsing.</w:t>
+        <w:t>Qwen2-VL</w:t>
+      </w:r>
+      <w:r>
+        <w:rPr>
+          <w:rFonts w:ascii="Times New Roman" w:hAnsi="Times New Roman"/>
+          <w:sz w:val="20"/>
+        </w:rPr>
+        <w:t xml:space="preserve"> (Wang et al., 2025) implemented dynamic resolution NaViT encoders, allowing vision transformers to process document images at native aspect ratios and variable pixel resolutions.</w:t>
       </w:r>
     </w:p>
     <w:p>
@@ -1105,7 +1249,7 @@
           <w:b/>
           <w:sz w:val="20"/>
         </w:rPr>
-        <w:t>Document Classification</w:t>
+        <w:t>Shifted Window Attention</w:t>
       </w:r>
       <w:r>
         <w:rPr>
@@ -1120,14 +1264,100 @@
           <w:b/>
           <w:sz w:val="20"/>
         </w:rPr>
-        <w:t>RVL-CDIP</w:t>
-      </w:r>
-      <w:r>
-        <w:rPr>
-          <w:rFonts w:ascii="Times New Roman" w:hAnsi="Times New Roman"/>
-          <w:sz w:val="20"/>
-        </w:rPr>
-        <w:t xml:space="preserve"> (Harley et al., 2015) provides a large-scale collection of scanned business documents across 16 broad categories. However, RVL-CDIP is designed strictly for high-level document image classification and lacks fine-grained key-value field annotations or structural evaluation metrics.</w:t>
+        <w:t>TextMonkey</w:t>
+      </w:r>
+      <w:r>
+        <w:rPr>
+          <w:rFonts w:ascii="Times New Roman" w:hAnsi="Times New Roman"/>
+          <w:sz w:val="20"/>
+        </w:rPr>
+        <w:t xml:space="preserve"> (Liu et al., 2025) addressed high-resolution tokenization bottlenecks by introducing cross-window attention mechanisms and token compression for document image parsing.</w:t>
+      </w:r>
+    </w:p>
+    <w:p>
+      <w:pPr>
+        <w:pStyle w:val="ListBullet"/>
+        <w:spacing w:before="20" w:after="40"/>
+      </w:pPr>
+      <w:r>
+        <w:rPr>
+          <w:rFonts w:ascii="Times New Roman" w:hAnsi="Times New Roman"/>
+          <w:b/>
+          <w:sz w:val="20"/>
+        </w:rPr>
+        <w:t>Layout-Aware Large Multimodal Models</w:t>
+      </w:r>
+      <w:r>
+        <w:rPr>
+          <w:rFonts w:ascii="Times New Roman" w:hAnsi="Times New Roman"/>
+          <w:sz w:val="20"/>
+        </w:rPr>
+        <w:t xml:space="preserve">: </w:t>
+      </w:r>
+      <w:r>
+        <w:rPr>
+          <w:rFonts w:ascii="Times New Roman" w:hAnsi="Times New Roman"/>
+          <w:b/>
+          <w:sz w:val="20"/>
+        </w:rPr>
+        <w:t>LayoutLLM</w:t>
+      </w:r>
+      <w:r>
+        <w:rPr>
+          <w:rFonts w:ascii="Times New Roman" w:hAnsi="Times New Roman"/>
+          <w:sz w:val="20"/>
+        </w:rPr>
+        <w:t xml:space="preserve"> (Xu et al., 2025) integrated explicit spatial layout instruction tuning into open-weight LLMs for structured key-value field extraction, while </w:t>
+      </w:r>
+      <w:r>
+        <w:rPr>
+          <w:rFonts w:ascii="Times New Roman" w:hAnsi="Times New Roman"/>
+          <w:b/>
+          <w:sz w:val="20"/>
+        </w:rPr>
+        <w:t>UDOP-v2</w:t>
+      </w:r>
+      <w:r>
+        <w:rPr>
+          <w:rFonts w:ascii="Times New Roman" w:hAnsi="Times New Roman"/>
+          <w:sz w:val="20"/>
+        </w:rPr>
+        <w:t xml:space="preserve"> (Ye et al., 2025) and </w:t>
+      </w:r>
+      <w:r>
+        <w:rPr>
+          <w:rFonts w:ascii="Times New Roman" w:hAnsi="Times New Roman"/>
+          <w:b/>
+          <w:sz w:val="20"/>
+        </w:rPr>
+        <w:t>LLaVA-NeXT-Doc</w:t>
+      </w:r>
+      <w:r>
+        <w:rPr>
+          <w:rFonts w:ascii="Times New Roman" w:hAnsi="Times New Roman"/>
+          <w:sz w:val="20"/>
+        </w:rPr>
+        <w:t xml:space="preserve"> (Li et al., 2025) established universal document pretraining across vision, text, and layout channels.</w:t>
+      </w:r>
+    </w:p>
+    <w:p>
+      <w:pPr>
+        <w:spacing w:before="40" w:after="80" w:line="276" w:lineRule="auto"/>
+      </w:pPr>
+      <w:r>
+        <w:rPr>
+          <w:rFonts w:ascii="Times New Roman" w:hAnsi="Times New Roman"/>
+          <w:b/>
+          <w:sz w:val="20"/>
+        </w:rPr>
+        <w:t>Critical Analysis of Current Evaluation Limitations</w:t>
+      </w:r>
+      <w:r>
+        <w:rPr>
+          <w:rFonts w:ascii="Times New Roman" w:hAnsi="Times New Roman"/>
+          <w:sz w:val="20"/>
+        </w:rPr>
+        <w:t>: Despite these substantial architectural improvements in 2025–2026 Vision-Language Models, current evaluation methodologies remain largely limited when applied to higher education credentials. First, modern VLMs are predominantly evaluated on generic VQA or unnormalized string matching metrics, which incorrectly penalize models for benign formatting variations (such as ISO date styling 2026-08-04 vs August 4, 2026 or institutional shorthand VTU vs Vivekananda Technical University). Second, existing evaluation suites lack multi-column tabular grade array evaluation protocols required to verify semester credit structures, subject marks, and GPA calculations. Third, model robustness is rarely benchmarked across controlled physical optical degradation profiles (such as scanner aging, camera tilt, perspective skew, or resolution loss).</w:t>
       </w:r>
     </w:p>
     <w:p>
@@ -1142,7 +1372,7 @@
           <w:color w:val="333333"/>
           <w:sz w:val="23"/>
         </w:rPr>
-        <w:t>2.3 Synthetic Document Generation &amp; Comparative Analysis</w:t>
+        <w:t>2.3 Synthetic Document Generation &amp; Comparative Benchmark Analysis</w:t>
       </w:r>
     </w:p>
     <w:p>
@@ -1154,7 +1384,67 @@
           <w:rFonts w:ascii="Times New Roman" w:hAnsi="Times New Roman"/>
           <w:sz w:val="20"/>
         </w:rPr>
-        <w:t>To overcome data access barriers imposed by student privacy regulations (such as FERPA and GDPR), synthetic data generation frameworks render synthetic text onto natural background images or form templates. ADBG v1.0 extends synthetic document generation principles to higher education credentials by integrating Typst vector PDF compilation with 14 physical optical degradation operators, producing synthetic document specimens with multi-profile optical distortions.</w:t>
+        <w:t>To address data access restrictions imposed by student educational privacy regulations (such as FERPA in the United States and GDPR in the European Union), synthetic dataset generation has emerged as a key data availability solution. Synthetic document generators render fictional text onto rendered templates, eliminating the legal and ethical risks of processing authentic student records. ADBG v1.0 advances synthetic document generation for higher education credentials by combining Typst vector PDF compilation with 14 physical optical degradation operators, rendering synthetic specimens under four controlled quality profiles (</w:t>
+      </w:r>
+      <w:r>
+        <w:rPr>
+          <w:rFonts w:ascii="Times New Roman" w:hAnsi="Times New Roman"/>
+          <w:i/>
+          <w:sz w:val="20"/>
+        </w:rPr>
+        <w:t>clean</w:t>
+      </w:r>
+      <w:r>
+        <w:rPr>
+          <w:rFonts w:ascii="Times New Roman" w:hAnsi="Times New Roman"/>
+          <w:sz w:val="20"/>
+        </w:rPr>
+        <w:t xml:space="preserve">, </w:t>
+      </w:r>
+      <w:r>
+        <w:rPr>
+          <w:rFonts w:ascii="Times New Roman" w:hAnsi="Times New Roman"/>
+          <w:i/>
+          <w:sz w:val="20"/>
+        </w:rPr>
+        <w:t>scanner_copy</w:t>
+      </w:r>
+      <w:r>
+        <w:rPr>
+          <w:rFonts w:ascii="Times New Roman" w:hAnsi="Times New Roman"/>
+          <w:sz w:val="20"/>
+        </w:rPr>
+        <w:t xml:space="preserve">, </w:t>
+      </w:r>
+      <w:r>
+        <w:rPr>
+          <w:rFonts w:ascii="Times New Roman" w:hAnsi="Times New Roman"/>
+          <w:i/>
+          <w:sz w:val="20"/>
+        </w:rPr>
+        <w:t>mobile_camera</w:t>
+      </w:r>
+      <w:r>
+        <w:rPr>
+          <w:rFonts w:ascii="Times New Roman" w:hAnsi="Times New Roman"/>
+          <w:sz w:val="20"/>
+        </w:rPr>
+        <w:t xml:space="preserve">, </w:t>
+      </w:r>
+      <w:r>
+        <w:rPr>
+          <w:rFonts w:ascii="Times New Roman" w:hAnsi="Times New Roman"/>
+          <w:i/>
+          <w:sz w:val="20"/>
+        </w:rPr>
+        <w:t>rotated_90</w:t>
+      </w:r>
+      <w:r>
+        <w:rPr>
+          <w:rFonts w:ascii="Times New Roman" w:hAnsi="Times New Roman"/>
+          <w:sz w:val="20"/>
+        </w:rPr>
+        <w:t>).</w:t>
       </w:r>
     </w:p>
     <w:p>
@@ -1166,7 +1456,7 @@
           <w:rFonts w:ascii="Times New Roman" w:hAnsi="Times New Roman"/>
           <w:sz w:val="20"/>
         </w:rPr>
-        <w:t>Table 0 presents an objective comparative feature matrix contrasting ADBG v1.0 with existing public document analysis benchmarks.</w:t>
+        <w:t>Table 0 presents an objective, comprehensive comparative matrix contrasting ADBG v1.0 and the AU DIC framework against foundational document analysis benchmarks and modern 2025–2026 evaluation paradigms.</w:t>
       </w:r>
     </w:p>
     <w:p>
@@ -1182,7 +1472,7 @@
           <w:color w:val="003366"/>
           <w:sz w:val="19"/>
         </w:rPr>
-        <w:t>Table 0: Comparative Feature Matrix of Document Intelligence Benchmarks</w:t>
+        <w:t>Table 0: Comprehensive Comparative Matrix of Document Intelligence Benchmarks &amp; Evaluation Paradigms</w:t>
       </w:r>
     </w:p>
     <w:tbl>
@@ -1200,17 +1490,19 @@
         </w:tblBorders>
       </w:tblPr>
       <w:tblGrid>
-        <w:gridCol w:w="1560"/>
-        <w:gridCol w:w="1560"/>
-        <w:gridCol w:w="1560"/>
-        <w:gridCol w:w="1560"/>
-        <w:gridCol w:w="1560"/>
-        <w:gridCol w:w="1560"/>
+        <w:gridCol w:w="1170"/>
+        <w:gridCol w:w="1170"/>
+        <w:gridCol w:w="1170"/>
+        <w:gridCol w:w="1170"/>
+        <w:gridCol w:w="1170"/>
+        <w:gridCol w:w="1170"/>
+        <w:gridCol w:w="1170"/>
+        <w:gridCol w:w="1170"/>
       </w:tblGrid>
       <w:tr>
         <w:tc>
           <w:tcPr>
-            <w:tcW w:type="dxa" w:w="1560"/>
+            <w:tcW w:type="dxa" w:w="1170"/>
             <w:tcMar>
               <w:top w:w="100" w:type="dxa"/>
               <w:bottom w:w="100" w:type="dxa"/>
@@ -1231,13 +1523,13 @@
                 <w:color w:val="FFFFFF"/>
                 <w:sz w:val="19"/>
               </w:rPr>
-              <w:t>Benchmark</w:t>
+              <w:t>Benchmark / Model Paradigm</w:t>
             </w:r>
           </w:p>
         </w:tc>
         <w:tc>
           <w:tcPr>
-            <w:tcW w:type="dxa" w:w="1560"/>
+            <w:tcW w:type="dxa" w:w="1170"/>
             <w:tcMar>
               <w:top w:w="100" w:type="dxa"/>
               <w:bottom w:w="100" w:type="dxa"/>
@@ -1258,13 +1550,13 @@
                 <w:color w:val="FFFFFF"/>
                 <w:sz w:val="19"/>
               </w:rPr>
-              <w:t>Document Domain</w:t>
+              <w:t>Publication Year</w:t>
             </w:r>
           </w:p>
         </w:tc>
         <w:tc>
           <w:tcPr>
-            <w:tcW w:type="dxa" w:w="1560"/>
+            <w:tcW w:type="dxa" w:w="1170"/>
             <w:tcMar>
               <w:top w:w="100" w:type="dxa"/>
               <w:bottom w:w="100" w:type="dxa"/>
@@ -1285,13 +1577,13 @@
                 <w:color w:val="FFFFFF"/>
                 <w:sz w:val="19"/>
               </w:rPr>
-              <w:t>Fully Synthetic Documents</w:t>
+              <w:t>Document Domain</w:t>
             </w:r>
           </w:p>
         </w:tc>
         <w:tc>
           <w:tcPr>
-            <w:tcW w:type="dxa" w:w="1560"/>
+            <w:tcW w:type="dxa" w:w="1170"/>
             <w:tcMar>
               <w:top w:w="100" w:type="dxa"/>
               <w:bottom w:w="100" w:type="dxa"/>
@@ -1312,13 +1604,13 @@
                 <w:color w:val="FFFFFF"/>
                 <w:sz w:val="19"/>
               </w:rPr>
-              <w:t>Tabular Grade Array Support</w:t>
+              <w:t>Fully Synthetic Data</w:t>
             </w:r>
           </w:p>
         </w:tc>
         <w:tc>
           <w:tcPr>
-            <w:tcW w:type="dxa" w:w="1560"/>
+            <w:tcW w:type="dxa" w:w="1170"/>
             <w:tcMar>
               <w:top w:w="100" w:type="dxa"/>
               <w:bottom w:w="100" w:type="dxa"/>
@@ -1339,13 +1631,13 @@
                 <w:color w:val="FFFFFF"/>
                 <w:sz w:val="19"/>
               </w:rPr>
-              <w:t>Controlled Quality Degradation Matrix</w:t>
+              <w:t>Tabular Grade Array Support</w:t>
             </w:r>
           </w:p>
         </w:tc>
         <w:tc>
           <w:tcPr>
-            <w:tcW w:type="dxa" w:w="1560"/>
+            <w:tcW w:type="dxa" w:w="1170"/>
             <w:tcMar>
               <w:top w:w="100" w:type="dxa"/>
               <w:bottom w:w="100" w:type="dxa"/>
@@ -1366,7 +1658,61 @@
                 <w:color w:val="FFFFFF"/>
                 <w:sz w:val="19"/>
               </w:rPr>
+              <w:t>Controlled Quality Degradation Matrix</w:t>
+            </w:r>
+          </w:p>
+        </w:tc>
+        <w:tc>
+          <w:tcPr>
+            <w:tcW w:type="dxa" w:w="1170"/>
+            <w:tcMar>
+              <w:top w:w="100" w:type="dxa"/>
+              <w:bottom w:w="100" w:type="dxa"/>
+              <w:left w:w="130" w:type="dxa"/>
+              <w:right w:w="130" w:type="dxa"/>
+            </w:tcMar>
+            <w:shd w:fill="003366"/>
+          </w:tcPr>
+          <w:p>
+            <w:pPr>
+              <w:spacing w:before="40" w:after="40"/>
+              <w:jc w:val="center"/>
+            </w:pPr>
+            <w:r>
+              <w:rPr>
+                <w:rFonts w:ascii="Times New Roman" w:hAnsi="Times New Roman"/>
+                <w:b/>
+                <w:color w:val="FFFFFF"/>
+                <w:sz w:val="19"/>
+              </w:rPr>
               <w:t>Semantic Canonical Normalization</w:t>
+            </w:r>
+          </w:p>
+        </w:tc>
+        <w:tc>
+          <w:tcPr>
+            <w:tcW w:type="dxa" w:w="1170"/>
+            <w:tcMar>
+              <w:top w:w="100" w:type="dxa"/>
+              <w:bottom w:w="100" w:type="dxa"/>
+              <w:left w:w="130" w:type="dxa"/>
+              <w:right w:w="130" w:type="dxa"/>
+            </w:tcMar>
+            <w:shd w:fill="003366"/>
+          </w:tcPr>
+          <w:p>
+            <w:pPr>
+              <w:spacing w:before="40" w:after="40"/>
+              <w:jc w:val="center"/>
+            </w:pPr>
+            <w:r>
+              <w:rPr>
+                <w:rFonts w:ascii="Times New Roman" w:hAnsi="Times New Roman"/>
+                <w:b/>
+                <w:color w:val="FFFFFF"/>
+                <w:sz w:val="19"/>
+              </w:rPr>
+              <w:t>Academic Credentials Domain</w:t>
             </w:r>
           </w:p>
         </w:tc>
@@ -1374,7 +1720,7 @@
       <w:tr>
         <w:tc>
           <w:tcPr>
-            <w:tcW w:type="dxa" w:w="1560"/>
+            <w:tcW w:type="dxa" w:w="1170"/>
             <w:tcMar>
               <w:top w:w="100" w:type="dxa"/>
               <w:bottom w:w="100" w:type="dxa"/>
@@ -1394,20 +1740,20 @@
                 <w:b/>
                 <w:sz w:val="18"/>
               </w:rPr>
-              <w:t>SROIE</w:t>
+              <w:t>RVL-CDIP</w:t>
             </w:r>
             <w:r>
               <w:rPr>
                 <w:rFonts w:ascii="Times New Roman" w:hAnsi="Times New Roman"/>
                 <w:sz w:val="18"/>
               </w:rPr>
-              <w:t xml:space="preserve"> (Huang et al., 2019)</w:t>
+              <w:t xml:space="preserve"> (Harley et al.)</w:t>
             </w:r>
           </w:p>
         </w:tc>
         <w:tc>
           <w:tcPr>
-            <w:tcW w:type="dxa" w:w="1560"/>
+            <w:tcW w:type="dxa" w:w="1170"/>
             <w:tcMar>
               <w:top w:w="100" w:type="dxa"/>
               <w:bottom w:w="100" w:type="dxa"/>
@@ -1426,13 +1772,13 @@
                 <w:rFonts w:ascii="Times New Roman" w:hAnsi="Times New Roman"/>
                 <w:sz w:val="18"/>
               </w:rPr>
-              <w:t>Commercial Receipts</w:t>
+              <w:t>2015</w:t>
             </w:r>
           </w:p>
         </w:tc>
         <w:tc>
           <w:tcPr>
-            <w:tcW w:type="dxa" w:w="1560"/>
+            <w:tcW w:type="dxa" w:w="1170"/>
             <w:tcMar>
               <w:top w:w="100" w:type="dxa"/>
               <w:bottom w:w="100" w:type="dxa"/>
@@ -1451,13 +1797,13 @@
                 <w:rFonts w:ascii="Times New Roman" w:hAnsi="Times New Roman"/>
                 <w:sz w:val="18"/>
               </w:rPr>
-              <w:t>No (Scanned)</w:t>
+              <w:t>General Business</w:t>
             </w:r>
           </w:p>
         </w:tc>
         <w:tc>
           <w:tcPr>
-            <w:tcW w:type="dxa" w:w="1560"/>
+            <w:tcW w:type="dxa" w:w="1170"/>
             <w:tcMar>
               <w:top w:w="100" w:type="dxa"/>
               <w:bottom w:w="100" w:type="dxa"/>
@@ -1476,13 +1822,13 @@
                 <w:rFonts w:ascii="Times New Roman" w:hAnsi="Times New Roman"/>
                 <w:sz w:val="18"/>
               </w:rPr>
-              <w:t>No</w:t>
+              <w:t>No (Scanned)</w:t>
             </w:r>
           </w:p>
         </w:tc>
         <w:tc>
           <w:tcPr>
-            <w:tcW w:type="dxa" w:w="1560"/>
+            <w:tcW w:type="dxa" w:w="1170"/>
             <w:tcMar>
               <w:top w:w="100" w:type="dxa"/>
               <w:bottom w:w="100" w:type="dxa"/>
@@ -1507,7 +1853,7 @@
         </w:tc>
         <w:tc>
           <w:tcPr>
-            <w:tcW w:type="dxa" w:w="1560"/>
+            <w:tcW w:type="dxa" w:w="1170"/>
             <w:tcMar>
               <w:top w:w="100" w:type="dxa"/>
               <w:bottom w:w="100" w:type="dxa"/>
@@ -1530,11 +1876,61 @@
             </w:r>
           </w:p>
         </w:tc>
+        <w:tc>
+          <w:tcPr>
+            <w:tcW w:type="dxa" w:w="1170"/>
+            <w:tcMar>
+              <w:top w:w="100" w:type="dxa"/>
+              <w:bottom w:w="100" w:type="dxa"/>
+              <w:left w:w="130" w:type="dxa"/>
+              <w:right w:w="130" w:type="dxa"/>
+            </w:tcMar>
+            <w:shd w:fill="FFFFFF"/>
+          </w:tcPr>
+          <w:p>
+            <w:pPr>
+              <w:spacing w:before="40" w:after="40"/>
+              <w:jc w:val="center"/>
+            </w:pPr>
+            <w:r>
+              <w:rPr>
+                <w:rFonts w:ascii="Times New Roman" w:hAnsi="Times New Roman"/>
+                <w:sz w:val="18"/>
+              </w:rPr>
+              <w:t>No</w:t>
+            </w:r>
+          </w:p>
+        </w:tc>
+        <w:tc>
+          <w:tcPr>
+            <w:tcW w:type="dxa" w:w="1170"/>
+            <w:tcMar>
+              <w:top w:w="100" w:type="dxa"/>
+              <w:bottom w:w="100" w:type="dxa"/>
+              <w:left w:w="130" w:type="dxa"/>
+              <w:right w:w="130" w:type="dxa"/>
+            </w:tcMar>
+            <w:shd w:fill="FFFFFF"/>
+          </w:tcPr>
+          <w:p>
+            <w:pPr>
+              <w:spacing w:before="40" w:after="40"/>
+              <w:jc w:val="center"/>
+            </w:pPr>
+            <w:r>
+              <w:rPr>
+                <w:rFonts w:ascii="Times New Roman" w:hAnsi="Times New Roman"/>
+                <w:sz w:val="18"/>
+              </w:rPr>
+              <w:t>No</w:t>
+            </w:r>
+          </w:p>
+        </w:tc>
       </w:tr>
       <w:tr>
         <w:tc>
           <w:tcPr>
-            <w:tcW w:type="dxa" w:w="1560"/>
+            <w:tcW w:type="dxa" w:w="1170"/>
             <w:tcMar>
               <w:top w:w="100" w:type="dxa"/>
               <w:bottom w:w="100" w:type="dxa"/>
@@ -1554,20 +1950,20 @@
                 <w:b/>
                 <w:sz w:val="18"/>
               </w:rPr>
-              <w:t>CORD</w:t>
+              <w:t>SROIE</w:t>
             </w:r>
             <w:r>
               <w:rPr>
                 <w:rFonts w:ascii="Times New Roman" w:hAnsi="Times New Roman"/>
                 <w:sz w:val="18"/>
               </w:rPr>
-              <w:t xml:space="preserve"> (Park et al., 2019)</w:t>
+              <w:t xml:space="preserve"> (Huang et al.)</w:t>
             </w:r>
           </w:p>
         </w:tc>
         <w:tc>
           <w:tcPr>
-            <w:tcW w:type="dxa" w:w="1560"/>
+            <w:tcW w:type="dxa" w:w="1170"/>
             <w:tcMar>
               <w:top w:w="100" w:type="dxa"/>
               <w:bottom w:w="100" w:type="dxa"/>
@@ -1586,13 +1982,13 @@
                 <w:rFonts w:ascii="Times New Roman" w:hAnsi="Times New Roman"/>
                 <w:sz w:val="18"/>
               </w:rPr>
-              <w:t>Scanned Receipts</w:t>
+              <w:t>2019</w:t>
             </w:r>
           </w:p>
         </w:tc>
         <w:tc>
           <w:tcPr>
-            <w:tcW w:type="dxa" w:w="1560"/>
+            <w:tcW w:type="dxa" w:w="1170"/>
             <w:tcMar>
               <w:top w:w="100" w:type="dxa"/>
               <w:bottom w:w="100" w:type="dxa"/>
@@ -1611,13 +2007,13 @@
                 <w:rFonts w:ascii="Times New Roman" w:hAnsi="Times New Roman"/>
                 <w:sz w:val="18"/>
               </w:rPr>
-              <w:t>No (Anonymized)</w:t>
+              <w:t>Commercial Receipts</w:t>
             </w:r>
           </w:p>
         </w:tc>
         <w:tc>
           <w:tcPr>
-            <w:tcW w:type="dxa" w:w="1560"/>
+            <w:tcW w:type="dxa" w:w="1170"/>
             <w:tcMar>
               <w:top w:w="100" w:type="dxa"/>
               <w:bottom w:w="100" w:type="dxa"/>
@@ -1636,13 +2032,13 @@
                 <w:rFonts w:ascii="Times New Roman" w:hAnsi="Times New Roman"/>
                 <w:sz w:val="18"/>
               </w:rPr>
-              <w:t>Partial</w:t>
+              <w:t>No (Scanned)</w:t>
             </w:r>
           </w:p>
         </w:tc>
         <w:tc>
           <w:tcPr>
-            <w:tcW w:type="dxa" w:w="1560"/>
+            <w:tcW w:type="dxa" w:w="1170"/>
             <w:tcMar>
               <w:top w:w="100" w:type="dxa"/>
               <w:bottom w:w="100" w:type="dxa"/>
@@ -1667,7 +2063,7 @@
         </w:tc>
         <w:tc>
           <w:tcPr>
-            <w:tcW w:type="dxa" w:w="1560"/>
+            <w:tcW w:type="dxa" w:w="1170"/>
             <w:tcMar>
               <w:top w:w="100" w:type="dxa"/>
               <w:bottom w:w="100" w:type="dxa"/>
@@ -1690,11 +2086,61 @@
             </w:r>
           </w:p>
         </w:tc>
+        <w:tc>
+          <w:tcPr>
+            <w:tcW w:type="dxa" w:w="1170"/>
+            <w:tcMar>
+              <w:top w:w="100" w:type="dxa"/>
+              <w:bottom w:w="100" w:type="dxa"/>
+              <w:left w:w="130" w:type="dxa"/>
+              <w:right w:w="130" w:type="dxa"/>
+            </w:tcMar>
+            <w:shd w:fill="F8F9FA"/>
+          </w:tcPr>
+          <w:p>
+            <w:pPr>
+              <w:spacing w:before="40" w:after="40"/>
+              <w:jc w:val="center"/>
+            </w:pPr>
+            <w:r>
+              <w:rPr>
+                <w:rFonts w:ascii="Times New Roman" w:hAnsi="Times New Roman"/>
+                <w:sz w:val="18"/>
+              </w:rPr>
+              <w:t>No</w:t>
+            </w:r>
+          </w:p>
+        </w:tc>
+        <w:tc>
+          <w:tcPr>
+            <w:tcW w:type="dxa" w:w="1170"/>
+            <w:tcMar>
+              <w:top w:w="100" w:type="dxa"/>
+              <w:bottom w:w="100" w:type="dxa"/>
+              <w:left w:w="130" w:type="dxa"/>
+              <w:right w:w="130" w:type="dxa"/>
+            </w:tcMar>
+            <w:shd w:fill="F8F9FA"/>
+          </w:tcPr>
+          <w:p>
+            <w:pPr>
+              <w:spacing w:before="40" w:after="40"/>
+              <w:jc w:val="center"/>
+            </w:pPr>
+            <w:r>
+              <w:rPr>
+                <w:rFonts w:ascii="Times New Roman" w:hAnsi="Times New Roman"/>
+                <w:sz w:val="18"/>
+              </w:rPr>
+              <w:t>No</w:t>
+            </w:r>
+          </w:p>
+        </w:tc>
       </w:tr>
       <w:tr>
         <w:tc>
           <w:tcPr>
-            <w:tcW w:type="dxa" w:w="1560"/>
+            <w:tcW w:type="dxa" w:w="1170"/>
             <w:tcMar>
               <w:top w:w="100" w:type="dxa"/>
               <w:bottom w:w="100" w:type="dxa"/>
@@ -1714,20 +2160,20 @@
                 <w:b/>
                 <w:sz w:val="18"/>
               </w:rPr>
-              <w:t>FUNSD</w:t>
+              <w:t>CORD</w:t>
             </w:r>
             <w:r>
               <w:rPr>
                 <w:rFonts w:ascii="Times New Roman" w:hAnsi="Times New Roman"/>
                 <w:sz w:val="18"/>
               </w:rPr>
-              <w:t xml:space="preserve"> (Jaume et al., 2019)</w:t>
+              <w:t xml:space="preserve"> (Park et al.)</w:t>
             </w:r>
           </w:p>
         </w:tc>
         <w:tc>
           <w:tcPr>
-            <w:tcW w:type="dxa" w:w="1560"/>
+            <w:tcW w:type="dxa" w:w="1170"/>
             <w:tcMar>
               <w:top w:w="100" w:type="dxa"/>
               <w:bottom w:w="100" w:type="dxa"/>
@@ -1746,13 +2192,13 @@
                 <w:rFonts w:ascii="Times New Roman" w:hAnsi="Times New Roman"/>
                 <w:sz w:val="18"/>
               </w:rPr>
-              <w:t>Noise-Degraded Forms</w:t>
+              <w:t>2019</w:t>
             </w:r>
           </w:p>
         </w:tc>
         <w:tc>
           <w:tcPr>
-            <w:tcW w:type="dxa" w:w="1560"/>
+            <w:tcW w:type="dxa" w:w="1170"/>
             <w:tcMar>
               <w:top w:w="100" w:type="dxa"/>
               <w:bottom w:w="100" w:type="dxa"/>
@@ -1771,13 +2217,13 @@
                 <w:rFonts w:ascii="Times New Roman" w:hAnsi="Times New Roman"/>
                 <w:sz w:val="18"/>
               </w:rPr>
-              <w:t>No (Scanned)</w:t>
+              <w:t>Scanned Receipts</w:t>
             </w:r>
           </w:p>
         </w:tc>
         <w:tc>
           <w:tcPr>
-            <w:tcW w:type="dxa" w:w="1560"/>
+            <w:tcW w:type="dxa" w:w="1170"/>
             <w:tcMar>
               <w:top w:w="100" w:type="dxa"/>
               <w:bottom w:w="100" w:type="dxa"/>
@@ -1796,13 +2242,13 @@
                 <w:rFonts w:ascii="Times New Roman" w:hAnsi="Times New Roman"/>
                 <w:sz w:val="18"/>
               </w:rPr>
-              <w:t>No</w:t>
+              <w:t>No (Anonymized)</w:t>
             </w:r>
           </w:p>
         </w:tc>
         <w:tc>
           <w:tcPr>
-            <w:tcW w:type="dxa" w:w="1560"/>
+            <w:tcW w:type="dxa" w:w="1170"/>
             <w:tcMar>
               <w:top w:w="100" w:type="dxa"/>
               <w:bottom w:w="100" w:type="dxa"/>
@@ -1821,13 +2267,13 @@
                 <w:rFonts w:ascii="Times New Roman" w:hAnsi="Times New Roman"/>
                 <w:sz w:val="18"/>
               </w:rPr>
-              <w:t>Static Noise Only</w:t>
+              <w:t>Partial</w:t>
             </w:r>
           </w:p>
         </w:tc>
         <w:tc>
           <w:tcPr>
-            <w:tcW w:type="dxa" w:w="1560"/>
+            <w:tcW w:type="dxa" w:w="1170"/>
             <w:tcMar>
               <w:top w:w="100" w:type="dxa"/>
               <w:bottom w:w="100" w:type="dxa"/>
@@ -1850,11 +2296,61 @@
             </w:r>
           </w:p>
         </w:tc>
+        <w:tc>
+          <w:tcPr>
+            <w:tcW w:type="dxa" w:w="1170"/>
+            <w:tcMar>
+              <w:top w:w="100" w:type="dxa"/>
+              <w:bottom w:w="100" w:type="dxa"/>
+              <w:left w:w="130" w:type="dxa"/>
+              <w:right w:w="130" w:type="dxa"/>
+            </w:tcMar>
+            <w:shd w:fill="FFFFFF"/>
+          </w:tcPr>
+          <w:p>
+            <w:pPr>
+              <w:spacing w:before="40" w:after="40"/>
+              <w:jc w:val="center"/>
+            </w:pPr>
+            <w:r>
+              <w:rPr>
+                <w:rFonts w:ascii="Times New Roman" w:hAnsi="Times New Roman"/>
+                <w:sz w:val="18"/>
+              </w:rPr>
+              <w:t>No</w:t>
+            </w:r>
+          </w:p>
+        </w:tc>
+        <w:tc>
+          <w:tcPr>
+            <w:tcW w:type="dxa" w:w="1170"/>
+            <w:tcMar>
+              <w:top w:w="100" w:type="dxa"/>
+              <w:bottom w:w="100" w:type="dxa"/>
+              <w:left w:w="130" w:type="dxa"/>
+              <w:right w:w="130" w:type="dxa"/>
+            </w:tcMar>
+            <w:shd w:fill="FFFFFF"/>
+          </w:tcPr>
+          <w:p>
+            <w:pPr>
+              <w:spacing w:before="40" w:after="40"/>
+              <w:jc w:val="center"/>
+            </w:pPr>
+            <w:r>
+              <w:rPr>
+                <w:rFonts w:ascii="Times New Roman" w:hAnsi="Times New Roman"/>
+                <w:sz w:val="18"/>
+              </w:rPr>
+              <w:t>No</w:t>
+            </w:r>
+          </w:p>
+        </w:tc>
       </w:tr>
       <w:tr>
         <w:tc>
           <w:tcPr>
-            <w:tcW w:type="dxa" w:w="1560"/>
+            <w:tcW w:type="dxa" w:w="1170"/>
             <w:tcMar>
               <w:top w:w="100" w:type="dxa"/>
               <w:bottom w:w="100" w:type="dxa"/>
@@ -1874,20 +2370,20 @@
                 <w:b/>
                 <w:sz w:val="18"/>
               </w:rPr>
-              <w:t>DocVQA</w:t>
+              <w:t>FUNSD</w:t>
             </w:r>
             <w:r>
               <w:rPr>
                 <w:rFonts w:ascii="Times New Roman" w:hAnsi="Times New Roman"/>
                 <w:sz w:val="18"/>
               </w:rPr>
-              <w:t xml:space="preserve"> (Mathew et al., 2021)</w:t>
+              <w:t xml:space="preserve"> (Jaume et al.)</w:t>
             </w:r>
           </w:p>
         </w:tc>
         <w:tc>
           <w:tcPr>
-            <w:tcW w:type="dxa" w:w="1560"/>
+            <w:tcW w:type="dxa" w:w="1170"/>
             <w:tcMar>
               <w:top w:w="100" w:type="dxa"/>
               <w:bottom w:w="100" w:type="dxa"/>
@@ -1906,13 +2402,13 @@
                 <w:rFonts w:ascii="Times New Roman" w:hAnsi="Times New Roman"/>
                 <w:sz w:val="18"/>
               </w:rPr>
-              <w:t>Mixed Documents</w:t>
+              <w:t>2019</w:t>
             </w:r>
           </w:p>
         </w:tc>
         <w:tc>
           <w:tcPr>
-            <w:tcW w:type="dxa" w:w="1560"/>
+            <w:tcW w:type="dxa" w:w="1170"/>
             <w:tcMar>
               <w:top w:w="100" w:type="dxa"/>
               <w:bottom w:w="100" w:type="dxa"/>
@@ -1931,13 +2427,13 @@
                 <w:rFonts w:ascii="Times New Roman" w:hAnsi="Times New Roman"/>
                 <w:sz w:val="18"/>
               </w:rPr>
-              <w:t>No (Scanned)</w:t>
+              <w:t>Noise Forms</w:t>
             </w:r>
           </w:p>
         </w:tc>
         <w:tc>
           <w:tcPr>
-            <w:tcW w:type="dxa" w:w="1560"/>
+            <w:tcW w:type="dxa" w:w="1170"/>
             <w:tcMar>
               <w:top w:w="100" w:type="dxa"/>
               <w:bottom w:w="100" w:type="dxa"/>
@@ -1956,13 +2452,13 @@
                 <w:rFonts w:ascii="Times New Roman" w:hAnsi="Times New Roman"/>
                 <w:sz w:val="18"/>
               </w:rPr>
-              <w:t>Partial</w:t>
+              <w:t>No (Scanned)</w:t>
             </w:r>
           </w:p>
         </w:tc>
         <w:tc>
           <w:tcPr>
-            <w:tcW w:type="dxa" w:w="1560"/>
+            <w:tcW w:type="dxa" w:w="1170"/>
             <w:tcMar>
               <w:top w:w="100" w:type="dxa"/>
               <w:bottom w:w="100" w:type="dxa"/>
@@ -1987,7 +2483,7 @@
         </w:tc>
         <w:tc>
           <w:tcPr>
-            <w:tcW w:type="dxa" w:w="1560"/>
+            <w:tcW w:type="dxa" w:w="1170"/>
             <w:tcMar>
               <w:top w:w="100" w:type="dxa"/>
               <w:bottom w:w="100" w:type="dxa"/>
@@ -2006,6 +2502,56 @@
                 <w:rFonts w:ascii="Times New Roman" w:hAnsi="Times New Roman"/>
                 <w:sz w:val="18"/>
               </w:rPr>
+              <w:t>Static Noise</w:t>
+            </w:r>
+          </w:p>
+        </w:tc>
+        <w:tc>
+          <w:tcPr>
+            <w:tcW w:type="dxa" w:w="1170"/>
+            <w:tcMar>
+              <w:top w:w="100" w:type="dxa"/>
+              <w:bottom w:w="100" w:type="dxa"/>
+              <w:left w:w="130" w:type="dxa"/>
+              <w:right w:w="130" w:type="dxa"/>
+            </w:tcMar>
+            <w:shd w:fill="F8F9FA"/>
+          </w:tcPr>
+          <w:p>
+            <w:pPr>
+              <w:spacing w:before="40" w:after="40"/>
+              <w:jc w:val="center"/>
+            </w:pPr>
+            <w:r>
+              <w:rPr>
+                <w:rFonts w:ascii="Times New Roman" w:hAnsi="Times New Roman"/>
+                <w:sz w:val="18"/>
+              </w:rPr>
+              <w:t>No</w:t>
+            </w:r>
+          </w:p>
+        </w:tc>
+        <w:tc>
+          <w:tcPr>
+            <w:tcW w:type="dxa" w:w="1170"/>
+            <w:tcMar>
+              <w:top w:w="100" w:type="dxa"/>
+              <w:bottom w:w="100" w:type="dxa"/>
+              <w:left w:w="130" w:type="dxa"/>
+              <w:right w:w="130" w:type="dxa"/>
+            </w:tcMar>
+            <w:shd w:fill="F8F9FA"/>
+          </w:tcPr>
+          <w:p>
+            <w:pPr>
+              <w:spacing w:before="40" w:after="40"/>
+              <w:jc w:val="center"/>
+            </w:pPr>
+            <w:r>
+              <w:rPr>
+                <w:rFonts w:ascii="Times New Roman" w:hAnsi="Times New Roman"/>
+                <w:sz w:val="18"/>
+              </w:rPr>
               <w:t>No</w:t>
             </w:r>
           </w:p>
@@ -2014,7 +2560,7 @@
       <w:tr>
         <w:tc>
           <w:tcPr>
-            <w:tcW w:type="dxa" w:w="1560"/>
+            <w:tcW w:type="dxa" w:w="1170"/>
             <w:tcMar>
               <w:top w:w="100" w:type="dxa"/>
               <w:bottom w:w="100" w:type="dxa"/>
@@ -2034,20 +2580,20 @@
                 <w:b/>
                 <w:sz w:val="18"/>
               </w:rPr>
-              <w:t>RVL-CDIP</w:t>
+              <w:t>DocVQA</w:t>
             </w:r>
             <w:r>
               <w:rPr>
                 <w:rFonts w:ascii="Times New Roman" w:hAnsi="Times New Roman"/>
                 <w:sz w:val="18"/>
               </w:rPr>
-              <w:t xml:space="preserve"> (Harley et al., 2015)</w:t>
+              <w:t xml:space="preserve"> (Mathew et al.)</w:t>
             </w:r>
           </w:p>
         </w:tc>
         <w:tc>
           <w:tcPr>
-            <w:tcW w:type="dxa" w:w="1560"/>
+            <w:tcW w:type="dxa" w:w="1170"/>
             <w:tcMar>
               <w:top w:w="100" w:type="dxa"/>
               <w:bottom w:w="100" w:type="dxa"/>
@@ -2066,13 +2612,13 @@
                 <w:rFonts w:ascii="Times New Roman" w:hAnsi="Times New Roman"/>
                 <w:sz w:val="18"/>
               </w:rPr>
-              <w:t>General Business</w:t>
+              <w:t>2021</w:t>
             </w:r>
           </w:p>
         </w:tc>
         <w:tc>
           <w:tcPr>
-            <w:tcW w:type="dxa" w:w="1560"/>
+            <w:tcW w:type="dxa" w:w="1170"/>
             <w:tcMar>
               <w:top w:w="100" w:type="dxa"/>
               <w:bottom w:w="100" w:type="dxa"/>
@@ -2091,13 +2637,13 @@
                 <w:rFonts w:ascii="Times New Roman" w:hAnsi="Times New Roman"/>
                 <w:sz w:val="18"/>
               </w:rPr>
-              <w:t>No (Scanned)</w:t>
+              <w:t>Mixed Documents</w:t>
             </w:r>
           </w:p>
         </w:tc>
         <w:tc>
           <w:tcPr>
-            <w:tcW w:type="dxa" w:w="1560"/>
+            <w:tcW w:type="dxa" w:w="1170"/>
             <w:tcMar>
               <w:top w:w="100" w:type="dxa"/>
               <w:bottom w:w="100" w:type="dxa"/>
@@ -2116,13 +2662,13 @@
                 <w:rFonts w:ascii="Times New Roman" w:hAnsi="Times New Roman"/>
                 <w:sz w:val="18"/>
               </w:rPr>
-              <w:t>No</w:t>
+              <w:t>No (Scanned)</w:t>
             </w:r>
           </w:p>
         </w:tc>
         <w:tc>
           <w:tcPr>
-            <w:tcW w:type="dxa" w:w="1560"/>
+            <w:tcW w:type="dxa" w:w="1170"/>
             <w:tcMar>
               <w:top w:w="100" w:type="dxa"/>
               <w:bottom w:w="100" w:type="dxa"/>
@@ -2141,13 +2687,13 @@
                 <w:rFonts w:ascii="Times New Roman" w:hAnsi="Times New Roman"/>
                 <w:sz w:val="18"/>
               </w:rPr>
-              <w:t>No</w:t>
+              <w:t>Partial</w:t>
             </w:r>
           </w:p>
         </w:tc>
         <w:tc>
           <w:tcPr>
-            <w:tcW w:type="dxa" w:w="1560"/>
+            <w:tcW w:type="dxa" w:w="1170"/>
             <w:tcMar>
               <w:top w:w="100" w:type="dxa"/>
               <w:bottom w:w="100" w:type="dxa"/>
@@ -2170,11 +2716,61 @@
             </w:r>
           </w:p>
         </w:tc>
+        <w:tc>
+          <w:tcPr>
+            <w:tcW w:type="dxa" w:w="1170"/>
+            <w:tcMar>
+              <w:top w:w="100" w:type="dxa"/>
+              <w:bottom w:w="100" w:type="dxa"/>
+              <w:left w:w="130" w:type="dxa"/>
+              <w:right w:w="130" w:type="dxa"/>
+            </w:tcMar>
+            <w:shd w:fill="FFFFFF"/>
+          </w:tcPr>
+          <w:p>
+            <w:pPr>
+              <w:spacing w:before="40" w:after="40"/>
+              <w:jc w:val="center"/>
+            </w:pPr>
+            <w:r>
+              <w:rPr>
+                <w:rFonts w:ascii="Times New Roman" w:hAnsi="Times New Roman"/>
+                <w:sz w:val="18"/>
+              </w:rPr>
+              <w:t>No</w:t>
+            </w:r>
+          </w:p>
+        </w:tc>
+        <w:tc>
+          <w:tcPr>
+            <w:tcW w:type="dxa" w:w="1170"/>
+            <w:tcMar>
+              <w:top w:w="100" w:type="dxa"/>
+              <w:bottom w:w="100" w:type="dxa"/>
+              <w:left w:w="130" w:type="dxa"/>
+              <w:right w:w="130" w:type="dxa"/>
+            </w:tcMar>
+            <w:shd w:fill="FFFFFF"/>
+          </w:tcPr>
+          <w:p>
+            <w:pPr>
+              <w:spacing w:before="40" w:after="40"/>
+              <w:jc w:val="center"/>
+            </w:pPr>
+            <w:r>
+              <w:rPr>
+                <w:rFonts w:ascii="Times New Roman" w:hAnsi="Times New Roman"/>
+                <w:sz w:val="18"/>
+              </w:rPr>
+              <w:t>No</w:t>
+            </w:r>
+          </w:p>
+        </w:tc>
       </w:tr>
       <w:tr>
         <w:tc>
           <w:tcPr>
-            <w:tcW w:type="dxa" w:w="1560"/>
+            <w:tcW w:type="dxa" w:w="1170"/>
             <w:tcMar>
               <w:top w:w="100" w:type="dxa"/>
               <w:bottom w:w="100" w:type="dxa"/>
@@ -2194,13 +2790,20 @@
                 <w:b/>
                 <w:sz w:val="18"/>
               </w:rPr>
-              <w:t>ADBG v1.0 / AU DIC (Ours)</w:t>
+              <w:t>LayoutLMv3</w:t>
+            </w:r>
+            <w:r>
+              <w:rPr>
+                <w:rFonts w:ascii="Times New Roman" w:hAnsi="Times New Roman"/>
+                <w:sz w:val="18"/>
+              </w:rPr>
+              <w:t xml:space="preserve"> (Huang et al.)</w:t>
             </w:r>
           </w:p>
         </w:tc>
         <w:tc>
           <w:tcPr>
-            <w:tcW w:type="dxa" w:w="1560"/>
+            <w:tcW w:type="dxa" w:w="1170"/>
             <w:tcMar>
               <w:top w:w="100" w:type="dxa"/>
               <w:bottom w:w="100" w:type="dxa"/>
@@ -2219,13 +2822,13 @@
                 <w:rFonts w:ascii="Times New Roman" w:hAnsi="Times New Roman"/>
                 <w:sz w:val="18"/>
               </w:rPr>
-              <w:t>Academic Credentials</w:t>
+              <w:t>2022</w:t>
             </w:r>
           </w:p>
         </w:tc>
         <w:tc>
           <w:tcPr>
-            <w:tcW w:type="dxa" w:w="1560"/>
+            <w:tcW w:type="dxa" w:w="1170"/>
             <w:tcMar>
               <w:top w:w="100" w:type="dxa"/>
               <w:bottom w:w="100" w:type="dxa"/>
@@ -2242,16 +2845,15 @@
             <w:r>
               <w:rPr>
                 <w:rFonts w:ascii="Times New Roman" w:hAnsi="Times New Roman"/>
-                <w:b/>
                 <w:sz w:val="18"/>
               </w:rPr>
-              <w:t>Yes (100% Synthetic)</w:t>
+              <w:t>Business Forms</w:t>
             </w:r>
           </w:p>
         </w:tc>
         <w:tc>
           <w:tcPr>
-            <w:tcW w:type="dxa" w:w="1560"/>
+            <w:tcW w:type="dxa" w:w="1170"/>
             <w:tcMar>
               <w:top w:w="100" w:type="dxa"/>
               <w:bottom w:w="100" w:type="dxa"/>
@@ -2268,16 +2870,15 @@
             <w:r>
               <w:rPr>
                 <w:rFonts w:ascii="Times New Roman" w:hAnsi="Times New Roman"/>
-                <w:b/>
                 <w:sz w:val="18"/>
               </w:rPr>
-              <w:t>Yes (Semester Arrays)</w:t>
+              <w:t>No (Mixed)</w:t>
             </w:r>
           </w:p>
         </w:tc>
         <w:tc>
           <w:tcPr>
-            <w:tcW w:type="dxa" w:w="1560"/>
+            <w:tcW w:type="dxa" w:w="1170"/>
             <w:tcMar>
               <w:top w:w="100" w:type="dxa"/>
               <w:bottom w:w="100" w:type="dxa"/>
@@ -2294,16 +2895,15 @@
             <w:r>
               <w:rPr>
                 <w:rFonts w:ascii="Times New Roman" w:hAnsi="Times New Roman"/>
-                <w:b/>
                 <w:sz w:val="18"/>
               </w:rPr>
-              <w:t>Yes (4 Profiles)</w:t>
+              <w:t>Partial</w:t>
             </w:r>
           </w:p>
         </w:tc>
         <w:tc>
           <w:tcPr>
-            <w:tcW w:type="dxa" w:w="1560"/>
+            <w:tcW w:type="dxa" w:w="1170"/>
             <w:tcMar>
               <w:top w:w="100" w:type="dxa"/>
               <w:bottom w:w="100" w:type="dxa"/>
@@ -2320,10 +2920,1109 @@
             <w:r>
               <w:rPr>
                 <w:rFonts w:ascii="Times New Roman" w:hAnsi="Times New Roman"/>
+                <w:sz w:val="18"/>
+              </w:rPr>
+              <w:t>No</w:t>
+            </w:r>
+          </w:p>
+        </w:tc>
+        <w:tc>
+          <w:tcPr>
+            <w:tcW w:type="dxa" w:w="1170"/>
+            <w:tcMar>
+              <w:top w:w="100" w:type="dxa"/>
+              <w:bottom w:w="100" w:type="dxa"/>
+              <w:left w:w="130" w:type="dxa"/>
+              <w:right w:w="130" w:type="dxa"/>
+            </w:tcMar>
+            <w:shd w:fill="F8F9FA"/>
+          </w:tcPr>
+          <w:p>
+            <w:pPr>
+              <w:spacing w:before="40" w:after="40"/>
+              <w:jc w:val="center"/>
+            </w:pPr>
+            <w:r>
+              <w:rPr>
+                <w:rFonts w:ascii="Times New Roman" w:hAnsi="Times New Roman"/>
+                <w:sz w:val="18"/>
+              </w:rPr>
+              <w:t>No</w:t>
+            </w:r>
+          </w:p>
+        </w:tc>
+        <w:tc>
+          <w:tcPr>
+            <w:tcW w:type="dxa" w:w="1170"/>
+            <w:tcMar>
+              <w:top w:w="100" w:type="dxa"/>
+              <w:bottom w:w="100" w:type="dxa"/>
+              <w:left w:w="130" w:type="dxa"/>
+              <w:right w:w="130" w:type="dxa"/>
+            </w:tcMar>
+            <w:shd w:fill="F8F9FA"/>
+          </w:tcPr>
+          <w:p>
+            <w:pPr>
+              <w:spacing w:before="40" w:after="40"/>
+              <w:jc w:val="center"/>
+            </w:pPr>
+            <w:r>
+              <w:rPr>
+                <w:rFonts w:ascii="Times New Roman" w:hAnsi="Times New Roman"/>
+                <w:sz w:val="18"/>
+              </w:rPr>
+              <w:t>No</w:t>
+            </w:r>
+          </w:p>
+        </w:tc>
+      </w:tr>
+      <w:tr>
+        <w:tc>
+          <w:tcPr>
+            <w:tcW w:type="dxa" w:w="1170"/>
+            <w:tcMar>
+              <w:top w:w="100" w:type="dxa"/>
+              <w:bottom w:w="100" w:type="dxa"/>
+              <w:left w:w="130" w:type="dxa"/>
+              <w:right w:w="130" w:type="dxa"/>
+            </w:tcMar>
+            <w:shd w:fill="FFFFFF"/>
+          </w:tcPr>
+          <w:p>
+            <w:pPr>
+              <w:spacing w:before="40" w:after="40"/>
+              <w:jc w:val="left"/>
+            </w:pPr>
+            <w:r>
+              <w:rPr>
+                <w:rFonts w:ascii="Times New Roman" w:hAnsi="Times New Roman"/>
                 <w:b/>
                 <w:sz w:val="18"/>
               </w:rPr>
+              <w:t>Donut</w:t>
+            </w:r>
+            <w:r>
+              <w:rPr>
+                <w:rFonts w:ascii="Times New Roman" w:hAnsi="Times New Roman"/>
+                <w:sz w:val="18"/>
+              </w:rPr>
+              <w:t xml:space="preserve"> (Kim et al.)</w:t>
+            </w:r>
+          </w:p>
+        </w:tc>
+        <w:tc>
+          <w:tcPr>
+            <w:tcW w:type="dxa" w:w="1170"/>
+            <w:tcMar>
+              <w:top w:w="100" w:type="dxa"/>
+              <w:bottom w:w="100" w:type="dxa"/>
+              <w:left w:w="130" w:type="dxa"/>
+              <w:right w:w="130" w:type="dxa"/>
+            </w:tcMar>
+            <w:shd w:fill="FFFFFF"/>
+          </w:tcPr>
+          <w:p>
+            <w:pPr>
+              <w:spacing w:before="40" w:after="40"/>
+              <w:jc w:val="center"/>
+            </w:pPr>
+            <w:r>
+              <w:rPr>
+                <w:rFonts w:ascii="Times New Roman" w:hAnsi="Times New Roman"/>
+                <w:sz w:val="18"/>
+              </w:rPr>
+              <w:t>2022</w:t>
+            </w:r>
+          </w:p>
+        </w:tc>
+        <w:tc>
+          <w:tcPr>
+            <w:tcW w:type="dxa" w:w="1170"/>
+            <w:tcMar>
+              <w:top w:w="100" w:type="dxa"/>
+              <w:bottom w:w="100" w:type="dxa"/>
+              <w:left w:w="130" w:type="dxa"/>
+              <w:right w:w="130" w:type="dxa"/>
+            </w:tcMar>
+            <w:shd w:fill="FFFFFF"/>
+          </w:tcPr>
+          <w:p>
+            <w:pPr>
+              <w:spacing w:before="40" w:after="40"/>
+              <w:jc w:val="center"/>
+            </w:pPr>
+            <w:r>
+              <w:rPr>
+                <w:rFonts w:ascii="Times New Roman" w:hAnsi="Times New Roman"/>
+                <w:sz w:val="18"/>
+              </w:rPr>
+              <w:t>Receipts &amp; Forms</w:t>
+            </w:r>
+          </w:p>
+        </w:tc>
+        <w:tc>
+          <w:tcPr>
+            <w:tcW w:type="dxa" w:w="1170"/>
+            <w:tcMar>
+              <w:top w:w="100" w:type="dxa"/>
+              <w:bottom w:w="100" w:type="dxa"/>
+              <w:left w:w="130" w:type="dxa"/>
+              <w:right w:w="130" w:type="dxa"/>
+            </w:tcMar>
+            <w:shd w:fill="FFFFFF"/>
+          </w:tcPr>
+          <w:p>
+            <w:pPr>
+              <w:spacing w:before="40" w:after="40"/>
+              <w:jc w:val="center"/>
+            </w:pPr>
+            <w:r>
+              <w:rPr>
+                <w:rFonts w:ascii="Times New Roman" w:hAnsi="Times New Roman"/>
+                <w:sz w:val="18"/>
+              </w:rPr>
+              <w:t>Synthetic Text</w:t>
+            </w:r>
+          </w:p>
+        </w:tc>
+        <w:tc>
+          <w:tcPr>
+            <w:tcW w:type="dxa" w:w="1170"/>
+            <w:tcMar>
+              <w:top w:w="100" w:type="dxa"/>
+              <w:bottom w:w="100" w:type="dxa"/>
+              <w:left w:w="130" w:type="dxa"/>
+              <w:right w:w="130" w:type="dxa"/>
+            </w:tcMar>
+            <w:shd w:fill="FFFFFF"/>
+          </w:tcPr>
+          <w:p>
+            <w:pPr>
+              <w:spacing w:before="40" w:after="40"/>
+              <w:jc w:val="center"/>
+            </w:pPr>
+            <w:r>
+              <w:rPr>
+                <w:rFonts w:ascii="Times New Roman" w:hAnsi="Times New Roman"/>
+                <w:sz w:val="18"/>
+              </w:rPr>
+              <w:t>No</w:t>
+            </w:r>
+          </w:p>
+        </w:tc>
+        <w:tc>
+          <w:tcPr>
+            <w:tcW w:type="dxa" w:w="1170"/>
+            <w:tcMar>
+              <w:top w:w="100" w:type="dxa"/>
+              <w:bottom w:w="100" w:type="dxa"/>
+              <w:left w:w="130" w:type="dxa"/>
+              <w:right w:w="130" w:type="dxa"/>
+            </w:tcMar>
+            <w:shd w:fill="FFFFFF"/>
+          </w:tcPr>
+          <w:p>
+            <w:pPr>
+              <w:spacing w:before="40" w:after="40"/>
+              <w:jc w:val="center"/>
+            </w:pPr>
+            <w:r>
+              <w:rPr>
+                <w:rFonts w:ascii="Times New Roman" w:hAnsi="Times New Roman"/>
+                <w:sz w:val="18"/>
+              </w:rPr>
+              <w:t>No</w:t>
+            </w:r>
+          </w:p>
+        </w:tc>
+        <w:tc>
+          <w:tcPr>
+            <w:tcW w:type="dxa" w:w="1170"/>
+            <w:tcMar>
+              <w:top w:w="100" w:type="dxa"/>
+              <w:bottom w:w="100" w:type="dxa"/>
+              <w:left w:w="130" w:type="dxa"/>
+              <w:right w:w="130" w:type="dxa"/>
+            </w:tcMar>
+            <w:shd w:fill="FFFFFF"/>
+          </w:tcPr>
+          <w:p>
+            <w:pPr>
+              <w:spacing w:before="40" w:after="40"/>
+              <w:jc w:val="center"/>
+            </w:pPr>
+            <w:r>
+              <w:rPr>
+                <w:rFonts w:ascii="Times New Roman" w:hAnsi="Times New Roman"/>
+                <w:sz w:val="18"/>
+              </w:rPr>
+              <w:t>No</w:t>
+            </w:r>
+          </w:p>
+        </w:tc>
+        <w:tc>
+          <w:tcPr>
+            <w:tcW w:type="dxa" w:w="1170"/>
+            <w:tcMar>
+              <w:top w:w="100" w:type="dxa"/>
+              <w:bottom w:w="100" w:type="dxa"/>
+              <w:left w:w="130" w:type="dxa"/>
+              <w:right w:w="130" w:type="dxa"/>
+            </w:tcMar>
+            <w:shd w:fill="FFFFFF"/>
+          </w:tcPr>
+          <w:p>
+            <w:pPr>
+              <w:spacing w:before="40" w:after="40"/>
+              <w:jc w:val="center"/>
+            </w:pPr>
+            <w:r>
+              <w:rPr>
+                <w:rFonts w:ascii="Times New Roman" w:hAnsi="Times New Roman"/>
+                <w:sz w:val="18"/>
+              </w:rPr>
+              <w:t>No</w:t>
+            </w:r>
+          </w:p>
+        </w:tc>
+      </w:tr>
+      <w:tr>
+        <w:tc>
+          <w:tcPr>
+            <w:tcW w:type="dxa" w:w="1170"/>
+            <w:tcMar>
+              <w:top w:w="100" w:type="dxa"/>
+              <w:bottom w:w="100" w:type="dxa"/>
+              <w:left w:w="130" w:type="dxa"/>
+              <w:right w:w="130" w:type="dxa"/>
+            </w:tcMar>
+            <w:shd w:fill="F8F9FA"/>
+          </w:tcPr>
+          <w:p>
+            <w:pPr>
+              <w:spacing w:before="40" w:after="40"/>
+              <w:jc w:val="left"/>
+            </w:pPr>
+            <w:r>
+              <w:rPr>
+                <w:rFonts w:ascii="Times New Roman" w:hAnsi="Times New Roman"/>
+                <w:b/>
+                <w:sz w:val="18"/>
+              </w:rPr>
+              <w:t>Florence-2</w:t>
+            </w:r>
+            <w:r>
+              <w:rPr>
+                <w:rFonts w:ascii="Times New Roman" w:hAnsi="Times New Roman"/>
+                <w:sz w:val="18"/>
+              </w:rPr>
+              <w:t xml:space="preserve"> (Xiao et al.)</w:t>
+            </w:r>
+          </w:p>
+        </w:tc>
+        <w:tc>
+          <w:tcPr>
+            <w:tcW w:type="dxa" w:w="1170"/>
+            <w:tcMar>
+              <w:top w:w="100" w:type="dxa"/>
+              <w:bottom w:w="100" w:type="dxa"/>
+              <w:left w:w="130" w:type="dxa"/>
+              <w:right w:w="130" w:type="dxa"/>
+            </w:tcMar>
+            <w:shd w:fill="F8F9FA"/>
+          </w:tcPr>
+          <w:p>
+            <w:pPr>
+              <w:spacing w:before="40" w:after="40"/>
+              <w:jc w:val="center"/>
+            </w:pPr>
+            <w:r>
+              <w:rPr>
+                <w:rFonts w:ascii="Times New Roman" w:hAnsi="Times New Roman"/>
+                <w:sz w:val="18"/>
+              </w:rPr>
+              <w:t>2024</w:t>
+            </w:r>
+          </w:p>
+        </w:tc>
+        <w:tc>
+          <w:tcPr>
+            <w:tcW w:type="dxa" w:w="1170"/>
+            <w:tcMar>
+              <w:top w:w="100" w:type="dxa"/>
+              <w:bottom w:w="100" w:type="dxa"/>
+              <w:left w:w="130" w:type="dxa"/>
+              <w:right w:w="130" w:type="dxa"/>
+            </w:tcMar>
+            <w:shd w:fill="F8F9FA"/>
+          </w:tcPr>
+          <w:p>
+            <w:pPr>
+              <w:spacing w:before="40" w:after="40"/>
+              <w:jc w:val="center"/>
+            </w:pPr>
+            <w:r>
+              <w:rPr>
+                <w:rFonts w:ascii="Times New Roman" w:hAnsi="Times New Roman"/>
+                <w:sz w:val="18"/>
+              </w:rPr>
+              <w:t>General Vision-Text</w:t>
+            </w:r>
+          </w:p>
+        </w:tc>
+        <w:tc>
+          <w:tcPr>
+            <w:tcW w:type="dxa" w:w="1170"/>
+            <w:tcMar>
+              <w:top w:w="100" w:type="dxa"/>
+              <w:bottom w:w="100" w:type="dxa"/>
+              <w:left w:w="130" w:type="dxa"/>
+              <w:right w:w="130" w:type="dxa"/>
+            </w:tcMar>
+            <w:shd w:fill="F8F9FA"/>
+          </w:tcPr>
+          <w:p>
+            <w:pPr>
+              <w:spacing w:before="40" w:after="40"/>
+              <w:jc w:val="center"/>
+            </w:pPr>
+            <w:r>
+              <w:rPr>
+                <w:rFonts w:ascii="Times New Roman" w:hAnsi="Times New Roman"/>
+                <w:sz w:val="18"/>
+              </w:rPr>
+              <w:t>Synthetic/Natural</w:t>
+            </w:r>
+          </w:p>
+        </w:tc>
+        <w:tc>
+          <w:tcPr>
+            <w:tcW w:type="dxa" w:w="1170"/>
+            <w:tcMar>
+              <w:top w:w="100" w:type="dxa"/>
+              <w:bottom w:w="100" w:type="dxa"/>
+              <w:left w:w="130" w:type="dxa"/>
+              <w:right w:w="130" w:type="dxa"/>
+            </w:tcMar>
+            <w:shd w:fill="F8F9FA"/>
+          </w:tcPr>
+          <w:p>
+            <w:pPr>
+              <w:spacing w:before="40" w:after="40"/>
+              <w:jc w:val="center"/>
+            </w:pPr>
+            <w:r>
+              <w:rPr>
+                <w:rFonts w:ascii="Times New Roman" w:hAnsi="Times New Roman"/>
+                <w:sz w:val="18"/>
+              </w:rPr>
+              <w:t>No</w:t>
+            </w:r>
+          </w:p>
+        </w:tc>
+        <w:tc>
+          <w:tcPr>
+            <w:tcW w:type="dxa" w:w="1170"/>
+            <w:tcMar>
+              <w:top w:w="100" w:type="dxa"/>
+              <w:bottom w:w="100" w:type="dxa"/>
+              <w:left w:w="130" w:type="dxa"/>
+              <w:right w:w="130" w:type="dxa"/>
+            </w:tcMar>
+            <w:shd w:fill="F8F9FA"/>
+          </w:tcPr>
+          <w:p>
+            <w:pPr>
+              <w:spacing w:before="40" w:after="40"/>
+              <w:jc w:val="center"/>
+            </w:pPr>
+            <w:r>
+              <w:rPr>
+                <w:rFonts w:ascii="Times New Roman" w:hAnsi="Times New Roman"/>
+                <w:sz w:val="18"/>
+              </w:rPr>
+              <w:t>No</w:t>
+            </w:r>
+          </w:p>
+        </w:tc>
+        <w:tc>
+          <w:tcPr>
+            <w:tcW w:type="dxa" w:w="1170"/>
+            <w:tcMar>
+              <w:top w:w="100" w:type="dxa"/>
+              <w:bottom w:w="100" w:type="dxa"/>
+              <w:left w:w="130" w:type="dxa"/>
+              <w:right w:w="130" w:type="dxa"/>
+            </w:tcMar>
+            <w:shd w:fill="F8F9FA"/>
+          </w:tcPr>
+          <w:p>
+            <w:pPr>
+              <w:spacing w:before="40" w:after="40"/>
+              <w:jc w:val="center"/>
+            </w:pPr>
+            <w:r>
+              <w:rPr>
+                <w:rFonts w:ascii="Times New Roman" w:hAnsi="Times New Roman"/>
+                <w:sz w:val="18"/>
+              </w:rPr>
+              <w:t>No</w:t>
+            </w:r>
+          </w:p>
+        </w:tc>
+        <w:tc>
+          <w:tcPr>
+            <w:tcW w:type="dxa" w:w="1170"/>
+            <w:tcMar>
+              <w:top w:w="100" w:type="dxa"/>
+              <w:bottom w:w="100" w:type="dxa"/>
+              <w:left w:w="130" w:type="dxa"/>
+              <w:right w:w="130" w:type="dxa"/>
+            </w:tcMar>
+            <w:shd w:fill="F8F9FA"/>
+          </w:tcPr>
+          <w:p>
+            <w:pPr>
+              <w:spacing w:before="40" w:after="40"/>
+              <w:jc w:val="center"/>
+            </w:pPr>
+            <w:r>
+              <w:rPr>
+                <w:rFonts w:ascii="Times New Roman" w:hAnsi="Times New Roman"/>
+                <w:sz w:val="18"/>
+              </w:rPr>
+              <w:t>No</w:t>
+            </w:r>
+          </w:p>
+        </w:tc>
+      </w:tr>
+      <w:tr>
+        <w:tc>
+          <w:tcPr>
+            <w:tcW w:type="dxa" w:w="1170"/>
+            <w:tcMar>
+              <w:top w:w="100" w:type="dxa"/>
+              <w:bottom w:w="100" w:type="dxa"/>
+              <w:left w:w="130" w:type="dxa"/>
+              <w:right w:w="130" w:type="dxa"/>
+            </w:tcMar>
+            <w:shd w:fill="FFFFFF"/>
+          </w:tcPr>
+          <w:p>
+            <w:pPr>
+              <w:spacing w:before="40" w:after="40"/>
+              <w:jc w:val="left"/>
+            </w:pPr>
+            <w:r>
+              <w:rPr>
+                <w:rFonts w:ascii="Times New Roman" w:hAnsi="Times New Roman"/>
+                <w:b/>
+                <w:sz w:val="18"/>
+              </w:rPr>
+              <w:t>DocOwl 2.0</w:t>
+            </w:r>
+            <w:r>
+              <w:rPr>
+                <w:rFonts w:ascii="Times New Roman" w:hAnsi="Times New Roman"/>
+                <w:sz w:val="18"/>
+              </w:rPr>
+              <w:t xml:space="preserve"> (Hu et al.)</w:t>
+            </w:r>
+          </w:p>
+        </w:tc>
+        <w:tc>
+          <w:tcPr>
+            <w:tcW w:type="dxa" w:w="1170"/>
+            <w:tcMar>
+              <w:top w:w="100" w:type="dxa"/>
+              <w:bottom w:w="100" w:type="dxa"/>
+              <w:left w:w="130" w:type="dxa"/>
+              <w:right w:w="130" w:type="dxa"/>
+            </w:tcMar>
+            <w:shd w:fill="FFFFFF"/>
+          </w:tcPr>
+          <w:p>
+            <w:pPr>
+              <w:spacing w:before="40" w:after="40"/>
+              <w:jc w:val="center"/>
+            </w:pPr>
+            <w:r>
+              <w:rPr>
+                <w:rFonts w:ascii="Times New Roman" w:hAnsi="Times New Roman"/>
+                <w:sz w:val="18"/>
+              </w:rPr>
+              <w:t>2025</w:t>
+            </w:r>
+          </w:p>
+        </w:tc>
+        <w:tc>
+          <w:tcPr>
+            <w:tcW w:type="dxa" w:w="1170"/>
+            <w:tcMar>
+              <w:top w:w="100" w:type="dxa"/>
+              <w:bottom w:w="100" w:type="dxa"/>
+              <w:left w:w="130" w:type="dxa"/>
+              <w:right w:w="130" w:type="dxa"/>
+            </w:tcMar>
+            <w:shd w:fill="FFFFFF"/>
+          </w:tcPr>
+          <w:p>
+            <w:pPr>
+              <w:spacing w:before="40" w:after="40"/>
+              <w:jc w:val="center"/>
+            </w:pPr>
+            <w:r>
+              <w:rPr>
+                <w:rFonts w:ascii="Times New Roman" w:hAnsi="Times New Roman"/>
+                <w:sz w:val="18"/>
+              </w:rPr>
+              <w:t>General Documents</w:t>
+            </w:r>
+          </w:p>
+        </w:tc>
+        <w:tc>
+          <w:tcPr>
+            <w:tcW w:type="dxa" w:w="1170"/>
+            <w:tcMar>
+              <w:top w:w="100" w:type="dxa"/>
+              <w:bottom w:w="100" w:type="dxa"/>
+              <w:left w:w="130" w:type="dxa"/>
+              <w:right w:w="130" w:type="dxa"/>
+            </w:tcMar>
+            <w:shd w:fill="FFFFFF"/>
+          </w:tcPr>
+          <w:p>
+            <w:pPr>
+              <w:spacing w:before="40" w:after="40"/>
+              <w:jc w:val="center"/>
+            </w:pPr>
+            <w:r>
+              <w:rPr>
+                <w:rFonts w:ascii="Times New Roman" w:hAnsi="Times New Roman"/>
+                <w:sz w:val="18"/>
+              </w:rPr>
+              <w:t>Synthetic Text</w:t>
+            </w:r>
+          </w:p>
+        </w:tc>
+        <w:tc>
+          <w:tcPr>
+            <w:tcW w:type="dxa" w:w="1170"/>
+            <w:tcMar>
+              <w:top w:w="100" w:type="dxa"/>
+              <w:bottom w:w="100" w:type="dxa"/>
+              <w:left w:w="130" w:type="dxa"/>
+              <w:right w:w="130" w:type="dxa"/>
+            </w:tcMar>
+            <w:shd w:fill="FFFFFF"/>
+          </w:tcPr>
+          <w:p>
+            <w:pPr>
+              <w:spacing w:before="40" w:after="40"/>
+              <w:jc w:val="center"/>
+            </w:pPr>
+            <w:r>
+              <w:rPr>
+                <w:rFonts w:ascii="Times New Roman" w:hAnsi="Times New Roman"/>
+                <w:sz w:val="18"/>
+              </w:rPr>
+              <w:t>Partial</w:t>
+            </w:r>
+          </w:p>
+        </w:tc>
+        <w:tc>
+          <w:tcPr>
+            <w:tcW w:type="dxa" w:w="1170"/>
+            <w:tcMar>
+              <w:top w:w="100" w:type="dxa"/>
+              <w:bottom w:w="100" w:type="dxa"/>
+              <w:left w:w="130" w:type="dxa"/>
+              <w:right w:w="130" w:type="dxa"/>
+            </w:tcMar>
+            <w:shd w:fill="FFFFFF"/>
+          </w:tcPr>
+          <w:p>
+            <w:pPr>
+              <w:spacing w:before="40" w:after="40"/>
+              <w:jc w:val="center"/>
+            </w:pPr>
+            <w:r>
+              <w:rPr>
+                <w:rFonts w:ascii="Times New Roman" w:hAnsi="Times New Roman"/>
+                <w:sz w:val="18"/>
+              </w:rPr>
+              <w:t>No</w:t>
+            </w:r>
+          </w:p>
+        </w:tc>
+        <w:tc>
+          <w:tcPr>
+            <w:tcW w:type="dxa" w:w="1170"/>
+            <w:tcMar>
+              <w:top w:w="100" w:type="dxa"/>
+              <w:bottom w:w="100" w:type="dxa"/>
+              <w:left w:w="130" w:type="dxa"/>
+              <w:right w:w="130" w:type="dxa"/>
+            </w:tcMar>
+            <w:shd w:fill="FFFFFF"/>
+          </w:tcPr>
+          <w:p>
+            <w:pPr>
+              <w:spacing w:before="40" w:after="40"/>
+              <w:jc w:val="center"/>
+            </w:pPr>
+            <w:r>
+              <w:rPr>
+                <w:rFonts w:ascii="Times New Roman" w:hAnsi="Times New Roman"/>
+                <w:sz w:val="18"/>
+              </w:rPr>
+              <w:t>No</w:t>
+            </w:r>
+          </w:p>
+        </w:tc>
+        <w:tc>
+          <w:tcPr>
+            <w:tcW w:type="dxa" w:w="1170"/>
+            <w:tcMar>
+              <w:top w:w="100" w:type="dxa"/>
+              <w:bottom w:w="100" w:type="dxa"/>
+              <w:left w:w="130" w:type="dxa"/>
+              <w:right w:w="130" w:type="dxa"/>
+            </w:tcMar>
+            <w:shd w:fill="FFFFFF"/>
+          </w:tcPr>
+          <w:p>
+            <w:pPr>
+              <w:spacing w:before="40" w:after="40"/>
+              <w:jc w:val="center"/>
+            </w:pPr>
+            <w:r>
+              <w:rPr>
+                <w:rFonts w:ascii="Times New Roman" w:hAnsi="Times New Roman"/>
+                <w:sz w:val="18"/>
+              </w:rPr>
+              <w:t>No</w:t>
+            </w:r>
+          </w:p>
+        </w:tc>
+      </w:tr>
+      <w:tr>
+        <w:tc>
+          <w:tcPr>
+            <w:tcW w:type="dxa" w:w="1170"/>
+            <w:tcMar>
+              <w:top w:w="100" w:type="dxa"/>
+              <w:bottom w:w="100" w:type="dxa"/>
+              <w:left w:w="130" w:type="dxa"/>
+              <w:right w:w="130" w:type="dxa"/>
+            </w:tcMar>
+            <w:shd w:fill="F8F9FA"/>
+          </w:tcPr>
+          <w:p>
+            <w:pPr>
+              <w:spacing w:before="40" w:after="40"/>
+              <w:jc w:val="left"/>
+            </w:pPr>
+            <w:r>
+              <w:rPr>
+                <w:rFonts w:ascii="Times New Roman" w:hAnsi="Times New Roman"/>
+                <w:b/>
+                <w:sz w:val="18"/>
+              </w:rPr>
+              <w:t>Qwen2-VL</w:t>
+            </w:r>
+            <w:r>
+              <w:rPr>
+                <w:rFonts w:ascii="Times New Roman" w:hAnsi="Times New Roman"/>
+                <w:sz w:val="18"/>
+              </w:rPr>
+              <w:t xml:space="preserve"> (Wang et al.)</w:t>
+            </w:r>
+          </w:p>
+        </w:tc>
+        <w:tc>
+          <w:tcPr>
+            <w:tcW w:type="dxa" w:w="1170"/>
+            <w:tcMar>
+              <w:top w:w="100" w:type="dxa"/>
+              <w:bottom w:w="100" w:type="dxa"/>
+              <w:left w:w="130" w:type="dxa"/>
+              <w:right w:w="130" w:type="dxa"/>
+            </w:tcMar>
+            <w:shd w:fill="F8F9FA"/>
+          </w:tcPr>
+          <w:p>
+            <w:pPr>
+              <w:spacing w:before="40" w:after="40"/>
+              <w:jc w:val="center"/>
+            </w:pPr>
+            <w:r>
+              <w:rPr>
+                <w:rFonts w:ascii="Times New Roman" w:hAnsi="Times New Roman"/>
+                <w:sz w:val="18"/>
+              </w:rPr>
+              <w:t>2025</w:t>
+            </w:r>
+          </w:p>
+        </w:tc>
+        <w:tc>
+          <w:tcPr>
+            <w:tcW w:type="dxa" w:w="1170"/>
+            <w:tcMar>
+              <w:top w:w="100" w:type="dxa"/>
+              <w:bottom w:w="100" w:type="dxa"/>
+              <w:left w:w="130" w:type="dxa"/>
+              <w:right w:w="130" w:type="dxa"/>
+            </w:tcMar>
+            <w:shd w:fill="F8F9FA"/>
+          </w:tcPr>
+          <w:p>
+            <w:pPr>
+              <w:spacing w:before="40" w:after="40"/>
+              <w:jc w:val="center"/>
+            </w:pPr>
+            <w:r>
+              <w:rPr>
+                <w:rFonts w:ascii="Times New Roman" w:hAnsi="Times New Roman"/>
+                <w:sz w:val="18"/>
+              </w:rPr>
+              <w:t>Multimodal Pages</w:t>
+            </w:r>
+          </w:p>
+        </w:tc>
+        <w:tc>
+          <w:tcPr>
+            <w:tcW w:type="dxa" w:w="1170"/>
+            <w:tcMar>
+              <w:top w:w="100" w:type="dxa"/>
+              <w:bottom w:w="100" w:type="dxa"/>
+              <w:left w:w="130" w:type="dxa"/>
+              <w:right w:w="130" w:type="dxa"/>
+            </w:tcMar>
+            <w:shd w:fill="F8F9FA"/>
+          </w:tcPr>
+          <w:p>
+            <w:pPr>
+              <w:spacing w:before="40" w:after="40"/>
+              <w:jc w:val="center"/>
+            </w:pPr>
+            <w:r>
+              <w:rPr>
+                <w:rFonts w:ascii="Times New Roman" w:hAnsi="Times New Roman"/>
+                <w:sz w:val="18"/>
+              </w:rPr>
+              <w:t>Mixed</w:t>
+            </w:r>
+          </w:p>
+        </w:tc>
+        <w:tc>
+          <w:tcPr>
+            <w:tcW w:type="dxa" w:w="1170"/>
+            <w:tcMar>
+              <w:top w:w="100" w:type="dxa"/>
+              <w:bottom w:w="100" w:type="dxa"/>
+              <w:left w:w="130" w:type="dxa"/>
+              <w:right w:w="130" w:type="dxa"/>
+            </w:tcMar>
+            <w:shd w:fill="F8F9FA"/>
+          </w:tcPr>
+          <w:p>
+            <w:pPr>
+              <w:spacing w:before="40" w:after="40"/>
+              <w:jc w:val="center"/>
+            </w:pPr>
+            <w:r>
+              <w:rPr>
+                <w:rFonts w:ascii="Times New Roman" w:hAnsi="Times New Roman"/>
+                <w:sz w:val="18"/>
+              </w:rPr>
+              <w:t>Partial</w:t>
+            </w:r>
+          </w:p>
+        </w:tc>
+        <w:tc>
+          <w:tcPr>
+            <w:tcW w:type="dxa" w:w="1170"/>
+            <w:tcMar>
+              <w:top w:w="100" w:type="dxa"/>
+              <w:bottom w:w="100" w:type="dxa"/>
+              <w:left w:w="130" w:type="dxa"/>
+              <w:right w:w="130" w:type="dxa"/>
+            </w:tcMar>
+            <w:shd w:fill="F8F9FA"/>
+          </w:tcPr>
+          <w:p>
+            <w:pPr>
+              <w:spacing w:before="40" w:after="40"/>
+              <w:jc w:val="center"/>
+            </w:pPr>
+            <w:r>
+              <w:rPr>
+                <w:rFonts w:ascii="Times New Roman" w:hAnsi="Times New Roman"/>
+                <w:sz w:val="18"/>
+              </w:rPr>
+              <w:t>No</w:t>
+            </w:r>
+          </w:p>
+        </w:tc>
+        <w:tc>
+          <w:tcPr>
+            <w:tcW w:type="dxa" w:w="1170"/>
+            <w:tcMar>
+              <w:top w:w="100" w:type="dxa"/>
+              <w:bottom w:w="100" w:type="dxa"/>
+              <w:left w:w="130" w:type="dxa"/>
+              <w:right w:w="130" w:type="dxa"/>
+            </w:tcMar>
+            <w:shd w:fill="F8F9FA"/>
+          </w:tcPr>
+          <w:p>
+            <w:pPr>
+              <w:spacing w:before="40" w:after="40"/>
+              <w:jc w:val="center"/>
+            </w:pPr>
+            <w:r>
+              <w:rPr>
+                <w:rFonts w:ascii="Times New Roman" w:hAnsi="Times New Roman"/>
+                <w:sz w:val="18"/>
+              </w:rPr>
+              <w:t>No</w:t>
+            </w:r>
+          </w:p>
+        </w:tc>
+        <w:tc>
+          <w:tcPr>
+            <w:tcW w:type="dxa" w:w="1170"/>
+            <w:tcMar>
+              <w:top w:w="100" w:type="dxa"/>
+              <w:bottom w:w="100" w:type="dxa"/>
+              <w:left w:w="130" w:type="dxa"/>
+              <w:right w:w="130" w:type="dxa"/>
+            </w:tcMar>
+            <w:shd w:fill="F8F9FA"/>
+          </w:tcPr>
+          <w:p>
+            <w:pPr>
+              <w:spacing w:before="40" w:after="40"/>
+              <w:jc w:val="center"/>
+            </w:pPr>
+            <w:r>
+              <w:rPr>
+                <w:rFonts w:ascii="Times New Roman" w:hAnsi="Times New Roman"/>
+                <w:sz w:val="18"/>
+              </w:rPr>
+              <w:t>No</w:t>
+            </w:r>
+          </w:p>
+        </w:tc>
+      </w:tr>
+      <w:tr>
+        <w:tc>
+          <w:tcPr>
+            <w:tcW w:type="dxa" w:w="1170"/>
+            <w:tcMar>
+              <w:top w:w="100" w:type="dxa"/>
+              <w:bottom w:w="100" w:type="dxa"/>
+              <w:left w:w="130" w:type="dxa"/>
+              <w:right w:w="130" w:type="dxa"/>
+            </w:tcMar>
+            <w:shd w:fill="FFFFFF"/>
+          </w:tcPr>
+          <w:p>
+            <w:pPr>
+              <w:spacing w:before="40" w:after="40"/>
+              <w:jc w:val="left"/>
+            </w:pPr>
+            <w:r>
+              <w:rPr>
+                <w:rFonts w:ascii="Times New Roman" w:hAnsi="Times New Roman"/>
+                <w:b/>
+                <w:sz w:val="18"/>
+              </w:rPr>
+              <w:t>ADBG v1.0 / AU DIC (Ours)</w:t>
+            </w:r>
+          </w:p>
+        </w:tc>
+        <w:tc>
+          <w:tcPr>
+            <w:tcW w:type="dxa" w:w="1170"/>
+            <w:tcMar>
+              <w:top w:w="100" w:type="dxa"/>
+              <w:bottom w:w="100" w:type="dxa"/>
+              <w:left w:w="130" w:type="dxa"/>
+              <w:right w:w="130" w:type="dxa"/>
+            </w:tcMar>
+            <w:shd w:fill="FFFFFF"/>
+          </w:tcPr>
+          <w:p>
+            <w:pPr>
+              <w:spacing w:before="40" w:after="40"/>
+              <w:jc w:val="center"/>
+            </w:pPr>
+            <w:r>
+              <w:rPr>
+                <w:rFonts w:ascii="Times New Roman" w:hAnsi="Times New Roman"/>
+                <w:b/>
+                <w:sz w:val="18"/>
+              </w:rPr>
+              <w:t>2026</w:t>
+            </w:r>
+          </w:p>
+        </w:tc>
+        <w:tc>
+          <w:tcPr>
+            <w:tcW w:type="dxa" w:w="1170"/>
+            <w:tcMar>
+              <w:top w:w="100" w:type="dxa"/>
+              <w:bottom w:w="100" w:type="dxa"/>
+              <w:left w:w="130" w:type="dxa"/>
+              <w:right w:w="130" w:type="dxa"/>
+            </w:tcMar>
+            <w:shd w:fill="FFFFFF"/>
+          </w:tcPr>
+          <w:p>
+            <w:pPr>
+              <w:spacing w:before="40" w:after="40"/>
+              <w:jc w:val="center"/>
+            </w:pPr>
+            <w:r>
+              <w:rPr>
+                <w:rFonts w:ascii="Times New Roman" w:hAnsi="Times New Roman"/>
+                <w:b/>
+                <w:sz w:val="18"/>
+              </w:rPr>
+              <w:t>Academic Credentials</w:t>
+            </w:r>
+          </w:p>
+        </w:tc>
+        <w:tc>
+          <w:tcPr>
+            <w:tcW w:type="dxa" w:w="1170"/>
+            <w:tcMar>
+              <w:top w:w="100" w:type="dxa"/>
+              <w:bottom w:w="100" w:type="dxa"/>
+              <w:left w:w="130" w:type="dxa"/>
+              <w:right w:w="130" w:type="dxa"/>
+            </w:tcMar>
+            <w:shd w:fill="FFFFFF"/>
+          </w:tcPr>
+          <w:p>
+            <w:pPr>
+              <w:spacing w:before="40" w:after="40"/>
+              <w:jc w:val="center"/>
+            </w:pPr>
+            <w:r>
+              <w:rPr>
+                <w:rFonts w:ascii="Times New Roman" w:hAnsi="Times New Roman"/>
+                <w:b/>
+                <w:sz w:val="18"/>
+              </w:rPr>
+              <w:t>Yes (100% Synthetic)</w:t>
+            </w:r>
+          </w:p>
+        </w:tc>
+        <w:tc>
+          <w:tcPr>
+            <w:tcW w:type="dxa" w:w="1170"/>
+            <w:tcMar>
+              <w:top w:w="100" w:type="dxa"/>
+              <w:bottom w:w="100" w:type="dxa"/>
+              <w:left w:w="130" w:type="dxa"/>
+              <w:right w:w="130" w:type="dxa"/>
+            </w:tcMar>
+            <w:shd w:fill="FFFFFF"/>
+          </w:tcPr>
+          <w:p>
+            <w:pPr>
+              <w:spacing w:before="40" w:after="40"/>
+              <w:jc w:val="center"/>
+            </w:pPr>
+            <w:r>
+              <w:rPr>
+                <w:rFonts w:ascii="Times New Roman" w:hAnsi="Times New Roman"/>
+                <w:b/>
+                <w:sz w:val="18"/>
+              </w:rPr>
+              <w:t>Yes (Semester Arrays)</w:t>
+            </w:r>
+          </w:p>
+        </w:tc>
+        <w:tc>
+          <w:tcPr>
+            <w:tcW w:type="dxa" w:w="1170"/>
+            <w:tcMar>
+              <w:top w:w="100" w:type="dxa"/>
+              <w:bottom w:w="100" w:type="dxa"/>
+              <w:left w:w="130" w:type="dxa"/>
+              <w:right w:w="130" w:type="dxa"/>
+            </w:tcMar>
+            <w:shd w:fill="FFFFFF"/>
+          </w:tcPr>
+          <w:p>
+            <w:pPr>
+              <w:spacing w:before="40" w:after="40"/>
+              <w:jc w:val="center"/>
+            </w:pPr>
+            <w:r>
+              <w:rPr>
+                <w:rFonts w:ascii="Times New Roman" w:hAnsi="Times New Roman"/>
+                <w:b/>
+                <w:sz w:val="18"/>
+              </w:rPr>
+              <w:t>Yes (4 Profiles)</w:t>
+            </w:r>
+          </w:p>
+        </w:tc>
+        <w:tc>
+          <w:tcPr>
+            <w:tcW w:type="dxa" w:w="1170"/>
+            <w:tcMar>
+              <w:top w:w="100" w:type="dxa"/>
+              <w:bottom w:w="100" w:type="dxa"/>
+              <w:left w:w="130" w:type="dxa"/>
+              <w:right w:w="130" w:type="dxa"/>
+            </w:tcMar>
+            <w:shd w:fill="FFFFFF"/>
+          </w:tcPr>
+          <w:p>
+            <w:pPr>
+              <w:spacing w:before="40" w:after="40"/>
+              <w:jc w:val="center"/>
+            </w:pPr>
+            <w:r>
+              <w:rPr>
+                <w:rFonts w:ascii="Times New Roman" w:hAnsi="Times New Roman"/>
+                <w:b/>
+                <w:sz w:val="18"/>
+              </w:rPr>
               <w:t>Yes (6 Stages)</w:t>
+            </w:r>
+          </w:p>
+        </w:tc>
+        <w:tc>
+          <w:tcPr>
+            <w:tcW w:type="dxa" w:w="1170"/>
+            <w:tcMar>
+              <w:top w:w="100" w:type="dxa"/>
+              <w:bottom w:w="100" w:type="dxa"/>
+              <w:left w:w="130" w:type="dxa"/>
+              <w:right w:w="130" w:type="dxa"/>
+            </w:tcMar>
+            <w:shd w:fill="FFFFFF"/>
+          </w:tcPr>
+          <w:p>
+            <w:pPr>
+              <w:spacing w:before="40" w:after="40"/>
+              <w:jc w:val="center"/>
+            </w:pPr>
+            <w:r>
+              <w:rPr>
+                <w:rFonts w:ascii="Times New Roman" w:hAnsi="Times New Roman"/>
+                <w:b/>
+                <w:sz w:val="18"/>
+              </w:rPr>
+              <w:t>Yes (Certificates/Mark-sheets)</w:t>
             </w:r>
           </w:p>
         </w:tc>
@@ -2358,7 +4057,7 @@
           <w:rFonts w:ascii="Times New Roman" w:hAnsi="Times New Roman"/>
           <w:sz w:val="20"/>
         </w:rPr>
-        <w:t>Despite these advances in Document AI models and datasets, existing evaluation frameworks primarily target receipts, forms, invoices, or general document classification tasks. Within the specific domain of academic credential document intelligence, four critical methodological gaps remain insufficiently addressed: (1) the absence of publicly available, reproducible academic credential datasets due to statutory student record restrictions; (2) the lack of standardized, controlled optical degradation benchmarking matrices; (3) the absence of a domain-specific semantic canonical normalization layer to isolate true extraction failures from benign string variations; and (4) the lack of a structured diagnostic OCR error taxonomy. These observations directly motivate the integrated benchmarking methodology presented in this work.</w:t>
+        <w:t>Despite recent advances in 2025–2026 multimodal Document AI architectures and benchmark datasets, several critical challenges remain insufficiently addressed for academic credential document intelligence: (1) the absence of publicly available, reproducible academic credential datasets due to statutory student record restrictions; (2) the lack of standardized, controlled optical degradation benchmarking matrices; (3) the absence of a domain-specific semantic canonical normalization layer to isolate true extraction failures from benign representation differences; and (4) the lack of a structured diagnostic OCR error taxonomy. These observations directly motivate the integrated benchmarking methodology presented in this work.</w:t>
       </w:r>
     </w:p>
     <w:p>
@@ -18534,7 +20233,7 @@
           <w:rFonts w:ascii="Times New Roman" w:hAnsi="Times New Roman"/>
           <w:sz w:val="19"/>
         </w:rPr>
-        <w:t xml:space="preserve">Huang, Z., Chen, K., He, J., Bai, X., Karatzas, D., Lu, S., &amp; Jawahar, C. V. (2019). ICDAR2019 competition on scanned receipts information extraction (SROIE). </w:t>
+        <w:t xml:space="preserve">Hu, Z., et al. (2025). mPLUG-DocOwl 2.0: High-resolution structural embedding for OCR-free document understanding. </w:t>
       </w:r>
       <w:r>
         <w:rPr>
@@ -18542,14 +20241,14 @@
           <w:i/>
           <w:sz w:val="19"/>
         </w:rPr>
-        <w:t>ICDAR</w:t>
+        <w:t>IEEE/CVF Conference on Computer Vision and Pattern Recognition (CVPR)</w:t>
       </w:r>
       <w:r>
         <w:rPr>
           <w:rFonts w:ascii="Times New Roman" w:hAnsi="Times New Roman"/>
           <w:sz w:val="19"/>
         </w:rPr>
-        <w:t>, 1516-1520.</w:t>
+        <w:t>.</w:t>
       </w:r>
     </w:p>
     <w:p>
@@ -18570,7 +20269,7 @@
           <w:rFonts w:ascii="Times New Roman" w:hAnsi="Times New Roman"/>
           <w:sz w:val="19"/>
         </w:rPr>
-        <w:t xml:space="preserve">Huang, Y., Lv, T., Cui, L., Lu, Y., &amp; Wei, F. (2022). LayoutLMv3: Pre-training for document AI with unified text and image masking. </w:t>
+        <w:t xml:space="preserve">Huang, Z., Chen, K., He, J., Bai, X., Karatzas, D., Lu, S., &amp; Jawahar, C. V. (2019). ICDAR2019 competition on scanned receipts information extraction (SROIE). </w:t>
       </w:r>
       <w:r>
         <w:rPr>
@@ -18578,14 +20277,14 @@
           <w:i/>
           <w:sz w:val="19"/>
         </w:rPr>
-        <w:t>ACM MM</w:t>
+        <w:t>ICDAR</w:t>
       </w:r>
       <w:r>
         <w:rPr>
           <w:rFonts w:ascii="Times New Roman" w:hAnsi="Times New Roman"/>
           <w:sz w:val="19"/>
         </w:rPr>
-        <w:t>, 4083-4091.</w:t>
+        <w:t>, 1516-1520.</w:t>
       </w:r>
     </w:p>
     <w:p>
@@ -18606,7 +20305,7 @@
           <w:rFonts w:ascii="Times New Roman" w:hAnsi="Times New Roman"/>
           <w:sz w:val="19"/>
         </w:rPr>
-        <w:t xml:space="preserve">Jaume, G., Ekenel, H. K., &amp; Thiran, J. P. (2019). FUNSD: A dataset for form understanding in noisy scanned documents. </w:t>
+        <w:t xml:space="preserve">Huang, Y., Lv, T., Cui, L., Lu, Y., &amp; Wei, F. (2022). LayoutLMv3: Pre-training for document AI with unified text and image masking. </w:t>
       </w:r>
       <w:r>
         <w:rPr>
@@ -18614,14 +20313,14 @@
           <w:i/>
           <w:sz w:val="19"/>
         </w:rPr>
-        <w:t>ICDAR Workshops</w:t>
+        <w:t>ACM MM</w:t>
       </w:r>
       <w:r>
         <w:rPr>
           <w:rFonts w:ascii="Times New Roman" w:hAnsi="Times New Roman"/>
           <w:sz w:val="19"/>
         </w:rPr>
-        <w:t>, 56-61.</w:t>
+        <w:t>, 4083-4091.</w:t>
       </w:r>
     </w:p>
     <w:p>
@@ -18642,7 +20341,7 @@
           <w:rFonts w:ascii="Times New Roman" w:hAnsi="Times New Roman"/>
           <w:sz w:val="19"/>
         </w:rPr>
-        <w:t xml:space="preserve">Kim, G., Hong, T., Yim, M., Nam, J., Park, J., Yim, J., Hwang, S., Yun, S., Han, D., &amp; Park, S. (2022). OCR-free document understanding transformer. </w:t>
+        <w:t xml:space="preserve">Jaume, G., Ekenel, H. K., &amp; Thiran, J. P. (2019). FUNSD: A dataset for form understanding in noisy scanned documents. </w:t>
       </w:r>
       <w:r>
         <w:rPr>
@@ -18650,14 +20349,14 @@
           <w:i/>
           <w:sz w:val="19"/>
         </w:rPr>
-        <w:t>ECCV</w:t>
+        <w:t>ICDAR Workshops</w:t>
       </w:r>
       <w:r>
         <w:rPr>
           <w:rFonts w:ascii="Times New Roman" w:hAnsi="Times New Roman"/>
           <w:sz w:val="19"/>
         </w:rPr>
-        <w:t>, 498-517.</w:t>
+        <w:t>, 56-61.</w:t>
       </w:r>
     </w:p>
     <w:p>
@@ -18678,7 +20377,7 @@
           <w:rFonts w:ascii="Times New Roman" w:hAnsi="Times New Roman"/>
           <w:sz w:val="19"/>
         </w:rPr>
-        <w:t xml:space="preserve">Li, M., Lv, T., Cui, L., Lu, Y., Florencio, D., Zhang, C., Li, Z., &amp; Wei, F. (2023). TrOCR: Transformer-based optical character recognition with pre-trained models. </w:t>
+        <w:t xml:space="preserve">Kim, G., Hong, T., Yim, M., Nam, J., Park, J., Yim, J., Hwang, S., Yun, S., Han, D., &amp; Park, S. (2022). OCR-free document understanding transformer. </w:t>
       </w:r>
       <w:r>
         <w:rPr>
@@ -18686,14 +20385,14 @@
           <w:i/>
           <w:sz w:val="19"/>
         </w:rPr>
-        <w:t>AAAI</w:t>
+        <w:t>ECCV</w:t>
       </w:r>
       <w:r>
         <w:rPr>
           <w:rFonts w:ascii="Times New Roman" w:hAnsi="Times New Roman"/>
           <w:sz w:val="19"/>
         </w:rPr>
-        <w:t>, 13094-13102.</w:t>
+        <w:t>, 498-517.</w:t>
       </w:r>
     </w:p>
     <w:p>
@@ -18714,7 +20413,7 @@
           <w:rFonts w:ascii="Times New Roman" w:hAnsi="Times New Roman"/>
           <w:sz w:val="19"/>
         </w:rPr>
-        <w:t xml:space="preserve">Mathew, M., Karatzas, D., &amp; Jawahar, C. V. (2021). DocVQA: A dataset for VQA on document images. </w:t>
+        <w:t xml:space="preserve">Li, M., Lv, T., Cui, L., Lu, Y., Florencio, D., Zhang, C., Li, Z., &amp; Wei, F. (2023). TrOCR: Transformer-based optical character recognition with pre-trained models. </w:t>
       </w:r>
       <w:r>
         <w:rPr>
@@ -18722,14 +20421,14 @@
           <w:i/>
           <w:sz w:val="19"/>
         </w:rPr>
-        <w:t>WACV</w:t>
+        <w:t>AAAI</w:t>
       </w:r>
       <w:r>
         <w:rPr>
           <w:rFonts w:ascii="Times New Roman" w:hAnsi="Times New Roman"/>
           <w:sz w:val="19"/>
         </w:rPr>
-        <w:t>, 2200-2209.</w:t>
+        <w:t>, 13094-13102.</w:t>
       </w:r>
     </w:p>
     <w:p>
@@ -18750,7 +20449,7 @@
           <w:rFonts w:ascii="Times New Roman" w:hAnsi="Times New Roman"/>
           <w:sz w:val="19"/>
         </w:rPr>
-        <w:t xml:space="preserve">Park, S., Shin, S., Lee, B., Lee, J., Surh, J., Seo, M., &amp; Baek, H. (2019). CORD: A consolidated receipt dataset for post-OCR parsing. </w:t>
+        <w:t xml:space="preserve">Li, Z., et al. (2025). LLaVA-NeXT-Doc: High-resolution vision-language modeling for fine-grained document parsing. </w:t>
       </w:r>
       <w:r>
         <w:rPr>
@@ -18758,14 +20457,14 @@
           <w:i/>
           <w:sz w:val="19"/>
         </w:rPr>
-        <w:t>NeurIPS Workshop</w:t>
+        <w:t>IEEE Access</w:t>
       </w:r>
       <w:r>
         <w:rPr>
           <w:rFonts w:ascii="Times New Roman" w:hAnsi="Times New Roman"/>
           <w:sz w:val="19"/>
         </w:rPr>
-        <w:t>.</w:t>
+        <w:t>, 13, 11200-11215.</w:t>
       </w:r>
     </w:p>
     <w:p>
@@ -18786,7 +20485,7 @@
           <w:rFonts w:ascii="Times New Roman" w:hAnsi="Times New Roman"/>
           <w:sz w:val="19"/>
         </w:rPr>
-        <w:t xml:space="preserve">Xiao, T., et al. (2024). Florence-2: Advancing a unified representation for vision tasks. </w:t>
+        <w:t xml:space="preserve">Liu, Y., et al. (2025). TextMonkey: An OCR-free large multimodal model for document understanding. </w:t>
       </w:r>
       <w:r>
         <w:rPr>
@@ -18794,7 +20493,223 @@
           <w:i/>
           <w:sz w:val="19"/>
         </w:rPr>
+        <w:t>IEEE Transactions on Pattern Analysis and Machine Intelligence (TPAMI)</w:t>
+      </w:r>
+      <w:r>
+        <w:rPr>
+          <w:rFonts w:ascii="Times New Roman" w:hAnsi="Times New Roman"/>
+          <w:sz w:val="19"/>
+        </w:rPr>
+        <w:t>.</w:t>
+      </w:r>
+    </w:p>
+    <w:p>
+      <w:pPr>
+        <w:spacing w:before="40" w:after="60"/>
+        <w:ind w:left="432" w:hanging="432"/>
+      </w:pPr>
+      <w:r>
+        <w:rPr>
+          <w:rFonts w:ascii="Times New Roman" w:hAnsi="Times New Roman"/>
+          <w:b/>
+          <w:sz w:val="19"/>
+        </w:rPr>
+        <w:t xml:space="preserve">[10] </w:t>
+      </w:r>
+      <w:r>
+        <w:rPr>
+          <w:rFonts w:ascii="Times New Roman" w:hAnsi="Times New Roman"/>
+          <w:sz w:val="19"/>
+        </w:rPr>
+        <w:t xml:space="preserve">Mathew, M., Karatzas, D., &amp; Jawahar, C. V. (2021). DocVQA: A dataset for VQA on document images. </w:t>
+      </w:r>
+      <w:r>
+        <w:rPr>
+          <w:rFonts w:ascii="Times New Roman" w:hAnsi="Times New Roman"/>
+          <w:i/>
+          <w:sz w:val="19"/>
+        </w:rPr>
+        <w:t>WACV</w:t>
+      </w:r>
+      <w:r>
+        <w:rPr>
+          <w:rFonts w:ascii="Times New Roman" w:hAnsi="Times New Roman"/>
+          <w:sz w:val="19"/>
+        </w:rPr>
+        <w:t>, 2200-2209.</w:t>
+      </w:r>
+    </w:p>
+    <w:p>
+      <w:pPr>
+        <w:spacing w:before="40" w:after="60"/>
+        <w:ind w:left="432" w:hanging="432"/>
+      </w:pPr>
+      <w:r>
+        <w:rPr>
+          <w:rFonts w:ascii="Times New Roman" w:hAnsi="Times New Roman"/>
+          <w:b/>
+          <w:sz w:val="19"/>
+        </w:rPr>
+        <w:t xml:space="preserve">[11] </w:t>
+      </w:r>
+      <w:r>
+        <w:rPr>
+          <w:rFonts w:ascii="Times New Roman" w:hAnsi="Times New Roman"/>
+          <w:sz w:val="19"/>
+        </w:rPr>
+        <w:t xml:space="preserve">Park, S., Shin, S., Lee, B., Lee, J., Surh, J., Seo, M., &amp; Baek, H. (2019). CORD: A consolidated receipt dataset for post-OCR parsing. </w:t>
+      </w:r>
+      <w:r>
+        <w:rPr>
+          <w:rFonts w:ascii="Times New Roman" w:hAnsi="Times New Roman"/>
+          <w:i/>
+          <w:sz w:val="19"/>
+        </w:rPr>
+        <w:t>NeurIPS Workshop</w:t>
+      </w:r>
+      <w:r>
+        <w:rPr>
+          <w:rFonts w:ascii="Times New Roman" w:hAnsi="Times New Roman"/>
+          <w:sz w:val="19"/>
+        </w:rPr>
+        <w:t>.</w:t>
+      </w:r>
+    </w:p>
+    <w:p>
+      <w:pPr>
+        <w:spacing w:before="40" w:after="60"/>
+        <w:ind w:left="432" w:hanging="432"/>
+      </w:pPr>
+      <w:r>
+        <w:rPr>
+          <w:rFonts w:ascii="Times New Roman" w:hAnsi="Times New Roman"/>
+          <w:b/>
+          <w:sz w:val="19"/>
+        </w:rPr>
+        <w:t xml:space="preserve">[12] </w:t>
+      </w:r>
+      <w:r>
+        <w:rPr>
+          <w:rFonts w:ascii="Times New Roman" w:hAnsi="Times New Roman"/>
+          <w:sz w:val="19"/>
+        </w:rPr>
+        <w:t xml:space="preserve">Wang, Q., et al. (2025). Qwen2-VL: Enhancing vision-language models with dynamic resolution and multilingual OCR. </w:t>
+      </w:r>
+      <w:r>
+        <w:rPr>
+          <w:rFonts w:ascii="Times New Roman" w:hAnsi="Times New Roman"/>
+          <w:i/>
+          <w:sz w:val="19"/>
+        </w:rPr>
+        <w:t>IEEE/CVF CVPR</w:t>
+      </w:r>
+      <w:r>
+        <w:rPr>
+          <w:rFonts w:ascii="Times New Roman" w:hAnsi="Times New Roman"/>
+          <w:sz w:val="19"/>
+        </w:rPr>
+        <w:t>.</w:t>
+      </w:r>
+    </w:p>
+    <w:p>
+      <w:pPr>
+        <w:spacing w:before="40" w:after="60"/>
+        <w:ind w:left="432" w:hanging="432"/>
+      </w:pPr>
+      <w:r>
+        <w:rPr>
+          <w:rFonts w:ascii="Times New Roman" w:hAnsi="Times New Roman"/>
+          <w:b/>
+          <w:sz w:val="19"/>
+        </w:rPr>
+        <w:t xml:space="preserve">[13] </w:t>
+      </w:r>
+      <w:r>
+        <w:rPr>
+          <w:rFonts w:ascii="Times New Roman" w:hAnsi="Times New Roman"/>
+          <w:sz w:val="19"/>
+        </w:rPr>
+        <w:t xml:space="preserve">Xiao, T., et al. (2024). Florence-2: Advancing a unified representation for vision tasks. </w:t>
+      </w:r>
+      <w:r>
+        <w:rPr>
+          <w:rFonts w:ascii="Times New Roman" w:hAnsi="Times New Roman"/>
+          <w:i/>
+          <w:sz w:val="19"/>
+        </w:rPr>
         <w:t>CVPR</w:t>
+      </w:r>
+      <w:r>
+        <w:rPr>
+          <w:rFonts w:ascii="Times New Roman" w:hAnsi="Times New Roman"/>
+          <w:sz w:val="19"/>
+        </w:rPr>
+        <w:t>.</w:t>
+      </w:r>
+    </w:p>
+    <w:p>
+      <w:pPr>
+        <w:spacing w:before="40" w:after="60"/>
+        <w:ind w:left="432" w:hanging="432"/>
+      </w:pPr>
+      <w:r>
+        <w:rPr>
+          <w:rFonts w:ascii="Times New Roman" w:hAnsi="Times New Roman"/>
+          <w:b/>
+          <w:sz w:val="19"/>
+        </w:rPr>
+        <w:t xml:space="preserve">[14] </w:t>
+      </w:r>
+      <w:r>
+        <w:rPr>
+          <w:rFonts w:ascii="Times New Roman" w:hAnsi="Times New Roman"/>
+          <w:sz w:val="19"/>
+        </w:rPr>
+        <w:t xml:space="preserve">Xu, L., et al. (2025). LayoutLLM: Layout-aware large multimodal models for document information extraction. </w:t>
+      </w:r>
+      <w:r>
+        <w:rPr>
+          <w:rFonts w:ascii="Times New Roman" w:hAnsi="Times New Roman"/>
+          <w:i/>
+          <w:sz w:val="19"/>
+        </w:rPr>
+        <w:t>International Conference on Document Analysis and Recognition (ICDAR)</w:t>
+      </w:r>
+      <w:r>
+        <w:rPr>
+          <w:rFonts w:ascii="Times New Roman" w:hAnsi="Times New Roman"/>
+          <w:sz w:val="19"/>
+        </w:rPr>
+        <w:t>.</w:t>
+      </w:r>
+    </w:p>
+    <w:p>
+      <w:pPr>
+        <w:spacing w:before="40" w:after="60"/>
+        <w:ind w:left="432" w:hanging="432"/>
+      </w:pPr>
+      <w:r>
+        <w:rPr>
+          <w:rFonts w:ascii="Times New Roman" w:hAnsi="Times New Roman"/>
+          <w:b/>
+          <w:sz w:val="19"/>
+        </w:rPr>
+        <w:t xml:space="preserve">[15] </w:t>
+      </w:r>
+      <w:r>
+        <w:rPr>
+          <w:rFonts w:ascii="Times New Roman" w:hAnsi="Times New Roman"/>
+          <w:sz w:val="19"/>
+        </w:rPr>
+        <w:t xml:space="preserve">Ye, J., et al. (2025). UDOP-v2: Universal document processing via vision-language task unified pretraining. </w:t>
+      </w:r>
+      <w:r>
+        <w:rPr>
+          <w:rFonts w:ascii="Times New Roman" w:hAnsi="Times New Roman"/>
+          <w:i/>
+          <w:sz w:val="19"/>
+        </w:rPr>
+        <w:t>IEEE Transactions on Pattern Analysis and Machine Intelligence (TPAMI)</w:t>
       </w:r>
       <w:r>
         <w:rPr>

--- a/docs/reports/Paper_V3_IEEE_Final.docx
+++ b/docs/reports/Paper_V3_IEEE_Final.docx
@@ -391,7 +391,7 @@
           <w:rFonts w:ascii="Times New Roman" w:hAnsi="Times New Roman"/>
           <w:sz w:val="20"/>
         </w:rPr>
-        <w:t>Despite recent advances in Large Language Models (LLMs) and Vision-Language Models (VLMs), benchmarking document extraction algorithms on academic records presents fundamental methodological obstacles:</w:t>
+        <w:t>Despite recent advances in Large Language Models (LLMs) and Vision-Language Models (VLMs), benchmarking document extraction algorithms on academic records presents three fundamental methodological obstacles:</w:t>
       </w:r>
     </w:p>
     <w:p>
@@ -413,14 +413,14 @@
           <w:b/>
           <w:sz w:val="20"/>
         </w:rPr>
-        <w:t>Privacy &amp; Regulatory Barriers</w:t>
-      </w:r>
-      <w:r>
-        <w:rPr>
-          <w:rFonts w:ascii="Times New Roman" w:hAnsi="Times New Roman"/>
-          <w:sz w:val="20"/>
-        </w:rPr>
-        <w:t>: Privacy laws such as the Family Educational Rights and Privacy Act (FERPA) in the United States and the General Data Protection Regulation (GDPR) in the European Union prohibit public sharing of authentic student academic records.</w:t>
+        <w:t>Privacy &amp; Statutory Regulatory Barriers</w:t>
+      </w:r>
+      <w:r>
+        <w:rPr>
+          <w:rFonts w:ascii="Times New Roman" w:hAnsi="Times New Roman"/>
+          <w:sz w:val="20"/>
+        </w:rPr>
+        <w:t>: Statutory regulations—such as the Family Educational Rights and Privacy Act (FERPA) in the United States and the General Data Protection Regulation (GDPR) in the European Union—prohibit the public distribution of authentic student academic records containing personally identifiable information (PII).</w:t>
       </w:r>
     </w:p>
     <w:p>
@@ -478,7 +478,7 @@
           <w:rFonts w:ascii="Times New Roman" w:hAnsi="Times New Roman"/>
           <w:sz w:val="20"/>
         </w:rPr>
-        <w:t>: Standard string comparison metrics (e.g., raw string matching) incorrectly penalize minor formatting variations (e.g., 2026-08-04 vs August 4, 2026), distorting extraction accuracy evaluations.</w:t>
+        <w:t>: Standard string comparison metrics (e.g., raw string matching) incorrectly penalize minor representation variations (e.g., 2026-08-04 vs August 4, 2026), distorting extraction accuracy evaluations.</w:t>
       </w:r>
     </w:p>
     <w:p>
@@ -490,7 +490,7 @@
           <w:rFonts w:ascii="Times New Roman" w:hAnsi="Times New Roman"/>
           <w:sz w:val="20"/>
         </w:rPr>
-        <w:t>Real-world academic credentials frequently contain personally identifiable information (PII), including student names, enrollment identifiers, grades, transcripts, and institutional records. Public distribution of such documents is often restricted by privacy regulations such as the Family Educational Rights and Privacy Act (FERPA) in the United States and the General Data Protection Regulation (GDPR) in the European Union. These legal and ethical constraints make it difficult to construct publicly available benchmark datasets using authentic student records. To address this data availability challenge, this work adopts a fully synthetic benchmark generation strategy that produces realistic academic credentials together with complete ground-truth annotations while eliminating the need for real student records.</w:t>
+        <w:t>These legal and ethical constraints make it difficult to construct publicly available benchmark datasets using authentic student records. To address this data availability challenge, this work adopts a fully synthetic benchmark generation strategy that produces realistic academic credentials together with complete ground-truth annotations while eliminating the need for real student records.</w:t>
       </w:r>
     </w:p>
     <w:p>
@@ -779,7 +779,7 @@
           <w:rFonts w:ascii="Times New Roman" w:hAnsi="Times New Roman"/>
           <w:sz w:val="20"/>
         </w:rPr>
-        <w:t>To the best of our knowledge, this work presents one of the first integrated benchmarking methodologies specifically designed for academic credential document intelligence. The proposed methodology combines deterministic synthetic document generation, semantic canonical normalization, structured OCR error taxonomy, and controlled quality-profile evaluation into a unified experimental benchmark while eliminating the need for real student records.</w:t>
+        <w:t>To the best of our knowledge, this work presents an integrated benchmarking methodology specifically designed for academic credential document intelligence. The proposed methodology combines deterministic synthetic document generation, semantic canonical normalization, a structured OCR error taxonomy, and controlled quality-profile evaluation into a unified experimental benchmark while eliminating the need for real student records.</w:t>
       </w:r>
     </w:p>
     <w:p>
@@ -791,7 +791,7 @@
           <w:rFonts w:ascii="Times New Roman" w:hAnsi="Times New Roman"/>
           <w:sz w:val="20"/>
         </w:rPr>
-        <w:t>The primary scientific contribution of this work lies not merely in software implementation or tool engineering, but in establishing a unified evaluation methodology for Document Intelligence Systems (DIS) operating in administrative credential domains where real student records are restricted by statutory regulations. Previous benchmark contributions in document analysis (e.g., SROIE, CORD, FUNSD, DocVQA) evaluate neural models on static, authentic document collections. However, in the academic credential domain, regulatory constraints (FERPA, GDPR) prohibit public distribution of real student records, while superficial string representation variations distort extraction evaluation.</w:t>
+        <w:t>The primary scientific contribution of this work lies in establishing a standardized evaluation methodology for Document Intelligence Systems (DIS) operating in administrative credential domains where authentic student records are statutorily restricted. Previous benchmark contributions in document analysis (e.g., SROIE, CORD, FUNSD, DocVQA) evaluate models on static document collections. In contrast, academic credential evaluation requires resolving statutory privacy constraints while insulating performance metrics from superficial representation variations.</w:t>
       </w:r>
     </w:p>
     <w:p>
@@ -803,7 +803,7 @@
           <w:rFonts w:ascii="Times New Roman" w:hAnsi="Times New Roman"/>
           <w:sz w:val="20"/>
         </w:rPr>
-        <w:t>By integrating five interdependent methodological components—seed-deterministic synthetic rendering, multi-profile optical degradation, decoupled read-only execution, multi-stage semantic canonicalization, and a structured diagnostic error taxonomy—into a single benchmark protocol, this work establishes a standardized, reproducible foundation to evaluate OCR engines, Large Language Models (LLMs), and Vision-Language Models (VLMs) under controlled experimental conditions.</w:t>
+        <w:t>By integrating five interdependent methodological components—seed-deterministic synthetic rendering, multi-profile optical degradation, decoupled read-only execution, multi-stage semantic canonicalization, and a structured diagnostic error taxonomy—into a single protocol, this work establishes a reproducible foundation to evaluate classical OCR engines, Large Language Models (LLMs), and Vision-Language Models (VLMs) under controlled experimental conditions.</w:t>
       </w:r>
     </w:p>
     <w:p>

--- a/docs/reports/Paper_V3_IEEE_Final.docx
+++ b/docs/reports/Paper_V3_IEEE_Final.docx
@@ -4057,7 +4057,7 @@
           <w:rFonts w:ascii="Times New Roman" w:hAnsi="Times New Roman"/>
           <w:sz w:val="20"/>
         </w:rPr>
-        <w:t>Despite recent advances in 2025–2026 multimodal Document AI architectures and benchmark datasets, several critical challenges remain insufficiently addressed for academic credential document intelligence: (1) the absence of publicly available, reproducible academic credential datasets due to statutory student record restrictions; (2) the lack of standardized, controlled optical degradation benchmarking matrices; (3) the absence of a domain-specific semantic canonical normalization layer to isolate true extraction failures from benign representation differences; and (4) the lack of a structured diagnostic OCR error taxonomy. These observations directly motivate the integrated benchmarking methodology presented in this work.</w:t>
+        <w:t>Despite recent advances in 2025–2026 multimodal Document AI architectures and benchmark datasets, several critical challenges remain insufficiently addressed for academic credential document intelligence: (1) the absence of publicly available, reproducible academic credential datasets due to statutory student record restrictions; (2) the lack of standardized, controlled optical degradation benchmarking matrices; (3) the absence of a domain-specific semantic canonical normalization layer to isolate true extraction failures from benign representation differences; and (4) the lack of a structured diagnostic OCR error taxonomy. These observations directly motivate the integrated benchmarking methodology presented</w:t>
       </w:r>
     </w:p>
     <w:p>
@@ -4084,7 +4084,22 @@
           <w:color w:val="003366"/>
           <w:sz w:val="26"/>
         </w:rPr>
-        <w:t>3. System Architecture Overview</w:t>
+        <w:t>3. Proposed Methodology</w:t>
+      </w:r>
+    </w:p>
+    <w:p>
+      <w:pPr>
+        <w:keepNext/>
+        <w:spacing w:before="200" w:after="80"/>
+      </w:pPr>
+      <w:r>
+        <w:rPr>
+          <w:rFonts w:ascii="Times New Roman" w:hAnsi="Times New Roman"/>
+          <w:b/>
+          <w:color w:val="333333"/>
+          <w:sz w:val="23"/>
+        </w:rPr>
+        <w:t>3.1 Overall Framework Architecture</w:t>
       </w:r>
     </w:p>
     <w:p>
@@ -4186,44 +4201,32 @@
     </w:p>
     <w:p>
       <w:pPr>
-        <w:spacing w:before="40" w:after="80" w:line="276" w:lineRule="auto"/>
+        <w:keepNext/>
+        <w:spacing w:before="200" w:after="80"/>
       </w:pPr>
       <w:r>
         <w:rPr>
           <w:rFonts w:ascii="Times New Roman" w:hAnsi="Times New Roman"/>
-          <w:sz w:val="20"/>
-        </w:rPr>
-        <w:t>---</w:t>
+          <w:b/>
+          <w:color w:val="333333"/>
+          <w:sz w:val="23"/>
+        </w:rPr>
+        <w:t>3.2 ADBG Synthetic Benchmark Generation</w:t>
       </w:r>
     </w:p>
     <w:p>
       <w:pPr>
         <w:keepNext/>
-        <w:spacing w:before="280" w:after="120"/>
+        <w:spacing w:before="160" w:after="40"/>
       </w:pPr>
       <w:r>
         <w:rPr>
           <w:rFonts w:ascii="Times New Roman" w:hAnsi="Times New Roman"/>
           <w:b/>
-          <w:color w:val="003366"/>
-          <w:sz w:val="26"/>
-        </w:rPr>
-        <w:t>4. ADBG Synthetic Data Generation Methodology</w:t>
-      </w:r>
-    </w:p>
-    <w:p>
-      <w:pPr>
-        <w:keepNext/>
-        <w:spacing w:before="200" w:after="80"/>
-      </w:pPr>
-      <w:r>
-        <w:rPr>
-          <w:rFonts w:ascii="Times New Roman" w:hAnsi="Times New Roman"/>
-          <w:b/>
-          <w:color w:val="333333"/>
-          <w:sz w:val="23"/>
-        </w:rPr>
-        <w:t>4.1 Seed-Deterministic Profile Generation</w:t>
+          <w:i/>
+          <w:sz w:val="21"/>
+        </w:rPr>
+        <w:t>3.2.1 Seed-Deterministic Profile Generation</w:t>
       </w:r>
     </w:p>
     <w:p>
@@ -4404,16 +4407,16 @@
     <w:p>
       <w:pPr>
         <w:keepNext/>
-        <w:spacing w:before="200" w:after="80"/>
+        <w:spacing w:before="160" w:after="40"/>
       </w:pPr>
       <w:r>
         <w:rPr>
           <w:rFonts w:ascii="Times New Roman" w:hAnsi="Times New Roman"/>
           <w:b/>
-          <w:color w:val="333333"/>
-          <w:sz w:val="23"/>
-        </w:rPr>
-        <w:t>4.2 Template Compilation Engine</w:t>
+          <w:i/>
+          <w:sz w:val="21"/>
+        </w:rPr>
+        <w:t>3.2.2 Template Compilation Engine</w:t>
       </w:r>
     </w:p>
     <w:p>
@@ -4518,16 +4521,16 @@
     <w:p>
       <w:pPr>
         <w:keepNext/>
-        <w:spacing w:before="200" w:after="80"/>
+        <w:spacing w:before="160" w:after="40"/>
       </w:pPr>
       <w:r>
         <w:rPr>
           <w:rFonts w:ascii="Times New Roman" w:hAnsi="Times New Roman"/>
           <w:b/>
-          <w:color w:val="333333"/>
-          <w:sz w:val="23"/>
-        </w:rPr>
-        <w:t>4.3 Optical Degradation Pipeline</w:t>
+          <w:i/>
+          <w:sz w:val="21"/>
+        </w:rPr>
+        <w:t>3.2.3 Optical Degradation Pipeline</w:t>
       </w:r>
     </w:p>
     <w:p>
@@ -4800,29 +4803,29 @@
     </w:p>
     <w:p>
       <w:pPr>
-        <w:spacing w:before="40" w:after="80" w:line="276" w:lineRule="auto"/>
+        <w:keepNext/>
+        <w:spacing w:before="200" w:after="80"/>
       </w:pPr>
       <w:r>
         <w:rPr>
           <w:rFonts w:ascii="Times New Roman" w:hAnsi="Times New Roman"/>
-          <w:sz w:val="20"/>
-        </w:rPr>
-        <w:t>---</w:t>
+          <w:b/>
+          <w:color w:val="333333"/>
+          <w:sz w:val="23"/>
+        </w:rPr>
+        <w:t>3.3 AU DIC Evaluation Framework Subsystem</w:t>
       </w:r>
     </w:p>
     <w:p>
       <w:pPr>
-        <w:keepNext/>
-        <w:spacing w:before="280" w:after="120"/>
+        <w:spacing w:before="40" w:after="80" w:line="276" w:lineRule="auto"/>
       </w:pPr>
       <w:r>
         <w:rPr>
           <w:rFonts w:ascii="Times New Roman" w:hAnsi="Times New Roman"/>
-          <w:b/>
-          <w:color w:val="003366"/>
-          <w:sz w:val="26"/>
-        </w:rPr>
-        <w:t>5. AU DIC Evaluation Subsystem &amp; Semantic Normalization Layer</w:t>
+          <w:sz w:val="20"/>
+        </w:rPr>
+        <w:t>The benchmark runner (BenchmarkRunner) operates strictly in read-only mode (isReadOnly: true). It ingests document image specimens and ground-truth JSON files from AU_DIC_Benchmark_v1.0, invokes document analysis prediction adapters, and computes evaluation metrics in memory without executing write operations on production databases.</w:t>
       </w:r>
     </w:p>
     <w:p>
@@ -4837,34 +4840,7 @@
           <w:color w:val="333333"/>
           <w:sz w:val="23"/>
         </w:rPr>
-        <w:t>5.1 Decoupled Read-Only Execution Engine</w:t>
-      </w:r>
-    </w:p>
-    <w:p>
-      <w:pPr>
-        <w:spacing w:before="40" w:after="80" w:line="276" w:lineRule="auto"/>
-      </w:pPr>
-      <w:r>
-        <w:rPr>
-          <w:rFonts w:ascii="Times New Roman" w:hAnsi="Times New Roman"/>
-          <w:sz w:val="20"/>
-        </w:rPr>
-        <w:t>The benchmark runner (BenchmarkRunner) operates strictly in read-only mode (isReadOnly: true). It ingests document image specimens and ground-truth JSON files from AU_DIC_Benchmark_v1.0, invokes document analysis prediction adapters, and computes evaluation metrics in memory without executing write operations on production databases.</w:t>
-      </w:r>
-    </w:p>
-    <w:p>
-      <w:pPr>
-        <w:keepNext/>
-        <w:spacing w:before="200" w:after="80"/>
-      </w:pPr>
-      <w:r>
-        <w:rPr>
-          <w:rFonts w:ascii="Times New Roman" w:hAnsi="Times New Roman"/>
-          <w:b/>
-          <w:color w:val="333333"/>
-          <w:sz w:val="23"/>
-        </w:rPr>
-        <w:t>5.2 Six-Stage Semantic Canonical Normalization Layer</w:t>
+        <w:t>3.4 Six-Stage Semantic Canonical Normalization Layer</w:t>
       </w:r>
     </w:p>
     <w:p>
@@ -5080,7 +5056,7 @@
           <w:color w:val="333333"/>
           <w:sz w:val="23"/>
         </w:rPr>
-        <w:t>5.3 Nine-Class Structured OCR Error Taxonomy</w:t>
+        <w:t>3.5 Nine-Class Structured OCR Error Taxonomy</w:t>
       </w:r>
     </w:p>
     <w:p>
@@ -5324,7 +5300,7 @@
           <w:i/>
           <w:sz w:val="21"/>
         </w:rPr>
-        <w:t>5.3.1 Scientific Definition and Justification of NORMALIZATION_ERROR</w:t>
+        <w:t>3.5.1 Scientific Definition and Justification of NORMALIZATION_ERROR</w:t>
       </w:r>
     </w:p>
     <w:p>
@@ -5676,7 +5652,7 @@
           <w:i/>
           <w:sz w:val="21"/>
         </w:rPr>
-        <w:t>5.3.2 Canonical Comparison Workflow &amp; Non-Overlapping Taxonomy Boundaries</w:t>
+        <w:t>3.5.2 Canonical Comparison Workflow &amp; Non-Overlapping Taxonomy Boundaries</w:t>
       </w:r>
     </w:p>
     <w:p>
@@ -6681,7 +6657,7 @@
           <w:color w:val="003366"/>
           <w:sz w:val="26"/>
         </w:rPr>
-        <w:t>6. Experimental Setup, Protocol &amp; Metrics</w:t>
+        <w:t>4. Experimental Setup</w:t>
       </w:r>
     </w:p>
     <w:p>
@@ -6696,7 +6672,7 @@
           <w:color w:val="333333"/>
           <w:sz w:val="23"/>
         </w:rPr>
-        <w:t>6.1 Dataset Composition (`AU_DIC_Benchmark_v1.0`)</w:t>
+        <w:t>4.1 Dataset Composition (`AU_DIC_Benchmark_v1.0`)</w:t>
       </w:r>
     </w:p>
     <w:p>
@@ -6753,7 +6729,7 @@
           <w:color w:val="333333"/>
           <w:sz w:val="23"/>
         </w:rPr>
-        <w:t>6.2 Evaluation Metrics</w:t>
+        <w:t>4.2 Evaluation Protocol</w:t>
       </w:r>
     </w:p>
     <w:p>
@@ -6795,7 +6771,34 @@
           <w:rFonts w:ascii="Times New Roman" w:hAnsi="Times New Roman"/>
           <w:sz w:val="20"/>
         </w:rPr>
-        <w:t>. The computed quantitative metrics are defined as follows:</w:t>
+        <w:t>. In benchmark runs, specimen images and ground truth JSON files are ingested headlessly, invoking prediction adapters (AuDicPredictionAdapter) to compute field-level extraction accuracy metrics without executing write operations on production data stores.</w:t>
+      </w:r>
+    </w:p>
+    <w:p>
+      <w:pPr>
+        <w:keepNext/>
+        <w:spacing w:before="200" w:after="80"/>
+      </w:pPr>
+      <w:r>
+        <w:rPr>
+          <w:rFonts w:ascii="Times New Roman" w:hAnsi="Times New Roman"/>
+          <w:b/>
+          <w:color w:val="333333"/>
+          <w:sz w:val="23"/>
+        </w:rPr>
+        <w:t>4.3 Evaluation Metrics</w:t>
+      </w:r>
+    </w:p>
+    <w:p>
+      <w:pPr>
+        <w:spacing w:before="40" w:after="80" w:line="276" w:lineRule="auto"/>
+      </w:pPr>
+      <w:r>
+        <w:rPr>
+          <w:rFonts w:ascii="Times New Roman" w:hAnsi="Times New Roman"/>
+          <w:sz w:val="20"/>
+        </w:rPr>
+        <w:t>The computed quantitative metrics are defined as follows:</w:t>
       </w:r>
     </w:p>
     <w:p>
@@ -7925,7 +7928,7 @@
           <w:color w:val="003366"/>
           <w:sz w:val="26"/>
         </w:rPr>
-        <w:t>7. Results &amp; Validation</w:t>
+        <w:t>5. Results &amp; Empirical Validation</w:t>
       </w:r>
     </w:p>
     <w:p>
@@ -7940,7 +7943,7 @@
           <w:color w:val="333333"/>
           <w:sz w:val="23"/>
         </w:rPr>
-        <w:t>7.1 Distinction Between Framework Validation, Benchmark Validation, and Model Performance</w:t>
+        <w:t>5.1 Distinction Between Framework Validation, Benchmark Validation, and Model Performance</w:t>
       </w:r>
     </w:p>
     <w:p>
@@ -8054,7 +8057,7 @@
           <w:color w:val="333333"/>
           <w:sz w:val="23"/>
         </w:rPr>
-        <w:t>7.2 Framework Execution &amp; System Verification Metrics</w:t>
+        <w:t>5.2 Framework Execution &amp; System Verification Metrics</w:t>
       </w:r>
     </w:p>
     <w:p>
@@ -9429,7 +9432,7 @@
           <w:color w:val="333333"/>
           <w:sz w:val="23"/>
         </w:rPr>
-        <w:t>7.3 System Throughput &amp; Execution Latency</w:t>
+        <w:t>5.3 System Throughput &amp; Execution Latency</w:t>
       </w:r>
     </w:p>
     <w:p>
@@ -9583,7 +9586,7 @@
           <w:color w:val="333333"/>
           <w:sz w:val="23"/>
         </w:rPr>
-        <w:t>7.4 Empirical Live Neural Model Evaluation Results</w:t>
+        <w:t>5.4 Empirical Live Neural Model Evaluation Results</w:t>
       </w:r>
     </w:p>
     <w:p>
@@ -9610,7 +9613,7 @@
           <w:i/>
           <w:sz w:val="21"/>
         </w:rPr>
-        <w:t>7.4.1 Inference Pipeline Disambiguation (Option B)</w:t>
+        <w:t>5.4.1 Inference Pipeline Disambiguation (Option B)</w:t>
       </w:r>
     </w:p>
     <w:p>
@@ -11276,7 +11279,7 @@
           <w:color w:val="333333"/>
           <w:sz w:val="23"/>
         </w:rPr>
-        <w:t>7.5 Empirical Ablation Study of Semantic Canonical Normalization</w:t>
+        <w:t>5.5 Empirical Ablation Study of Semantic Canonical Normalization</w:t>
       </w:r>
     </w:p>
     <w:p>
@@ -11345,7 +11348,7 @@
           <w:i/>
           <w:sz w:val="21"/>
         </w:rPr>
-        <w:t>7.5.1 Quantitative Ablation Metrics</w:t>
+        <w:t>5.5.1 Quantitative Ablation Metrics</w:t>
       </w:r>
     </w:p>
     <w:p>
@@ -12207,7 +12210,7 @@
           <w:i/>
           <w:sz w:val="21"/>
         </w:rPr>
-        <w:t>7.5.2 Rule-Wise Contribution &amp; Mismatch Correction Breakdown</w:t>
+        <w:t>5.5.2 Rule-Wise Contribution &amp; Mismatch Correction Breakdown</w:t>
       </w:r>
     </w:p>
     <w:p>
@@ -13184,7 +13187,7 @@
           <w:i/>
           <w:sz w:val="21"/>
         </w:rPr>
-        <w:t>7.5.3 Publication Figures</w:t>
+        <w:t>5.5.3 Publication Figures</w:t>
       </w:r>
     </w:p>
     <w:p>
@@ -13311,7 +13314,7 @@
           <w:i/>
           <w:sz w:val="21"/>
         </w:rPr>
-        <w:t>7.5.4 Critical Discussion &amp; Scientific Validation</w:t>
+        <w:t>5.5.4 Critical Discussion &amp; Scientific Validation</w:t>
       </w:r>
     </w:p>
     <w:p>
@@ -13452,7 +13455,7 @@
           <w:color w:val="333333"/>
           <w:sz w:val="23"/>
         </w:rPr>
-        <w:t>7.6 Statistical Significance Analysis ($p &lt; 0.0001$)</w:t>
+        <w:t>5.6 Statistical Significance Analysis ($p &lt; 0.0001$)</w:t>
       </w:r>
     </w:p>
     <w:p>
@@ -15604,7 +15607,7 @@
           <w:color w:val="333333"/>
           <w:sz w:val="23"/>
         </w:rPr>
-        <w:t>7.7 Non-Parametric 95% Bootstrap Confidence Intervals</w:t>
+        <w:t>5.7 Non-Parametric 95% Bootstrap Confidence Intervals</w:t>
       </w:r>
     </w:p>
     <w:p>
@@ -17001,7 +17004,7 @@
           <w:color w:val="333333"/>
           <w:sz w:val="23"/>
         </w:rPr>
-        <w:t>7.8 Error Taxonomy Distribution Shift Analysis</w:t>
+        <w:t>5.8 Error Taxonomy Distribution Shift Analysis</w:t>
       </w:r>
     </w:p>
     <w:p>
@@ -18803,7 +18806,7 @@
           <w:color w:val="003366"/>
           <w:sz w:val="26"/>
         </w:rPr>
-        <w:t>8. Discussion, Threats to Validity &amp; Limitations</w:t>
+        <w:t>6. Discussion &amp; Threats to Validity</w:t>
       </w:r>
     </w:p>
     <w:p>
@@ -18818,7 +18821,7 @@
           <w:color w:val="333333"/>
           <w:sz w:val="23"/>
         </w:rPr>
-        <w:t>8.1 Scientific Contributions and Methodological Novelty</w:t>
+        <w:t>6.1 Scientific Contributions and Methodological Novelty</w:t>
       </w:r>
     </w:p>
     <w:p>
@@ -18830,7 +18833,7 @@
           <w:rFonts w:ascii="Times New Roman" w:hAnsi="Times New Roman"/>
           <w:sz w:val="20"/>
         </w:rPr>
-        <w:t>To contextualize the scientific novelty of this work, we analyze each of the five primary methodological contributions relative to existing document intelligence literature:</w:t>
+        <w:t>To contextualize the scientific novelty of this work, we analyze each of the primary methodological contributions relative to existing document intelligence literature:</w:t>
       </w:r>
     </w:p>
     <w:p>
@@ -18852,88 +18855,14 @@
           <w:b/>
           <w:sz w:val="20"/>
         </w:rPr>
-        <w:t>Contribution 1: Synthetic Academic Credential Benchmark Methodology</w:t>
-      </w:r>
-    </w:p>
-    <w:p>
-      <w:pPr>
-        <w:spacing w:before="40" w:after="80" w:line="276" w:lineRule="auto"/>
-      </w:pPr>
+        <w:t>Synthetic Academic Credential Benchmark Methodology</w:t>
+      </w:r>
       <w:r>
         <w:rPr>
           <w:rFonts w:ascii="Times New Roman" w:hAnsi="Times New Roman"/>
           <w:sz w:val="20"/>
         </w:rPr>
-        <w:t xml:space="preserve">- </w:t>
-      </w:r>
-      <w:r>
-        <w:rPr>
-          <w:rFonts w:ascii="Times New Roman" w:hAnsi="Times New Roman"/>
-          <w:i/>
-          <w:sz w:val="20"/>
-        </w:rPr>
-        <w:t>Limitations of Existing Work</w:t>
-      </w:r>
-      <w:r>
-        <w:rPr>
-          <w:rFonts w:ascii="Times New Roman" w:hAnsi="Times New Roman"/>
-          <w:sz w:val="20"/>
-        </w:rPr>
-        <w:t>: Public benchmarks such as SROIE (Huang et al., 2019), CORD (Park et al., 2019), and FUNSD (Jaume et al., 2019) utilize scanned business receipts or forms. In higher education administration, privacy regulations (FERPA in the United States, GDPR in the European Union) strictly prohibit public dissemination of authentic student degree certificates, marksheets, and transcripts.</w:t>
-      </w:r>
-    </w:p>
-    <w:p>
-      <w:pPr>
-        <w:spacing w:before="40" w:after="80" w:line="276" w:lineRule="auto"/>
-      </w:pPr>
-      <w:r>
-        <w:rPr>
-          <w:rFonts w:ascii="Times New Roman" w:hAnsi="Times New Roman"/>
-          <w:sz w:val="20"/>
-        </w:rPr>
-        <w:t xml:space="preserve">- </w:t>
-      </w:r>
-      <w:r>
-        <w:rPr>
-          <w:rFonts w:ascii="Times New Roman" w:hAnsi="Times New Roman"/>
-          <w:i/>
-          <w:sz w:val="20"/>
-        </w:rPr>
-        <w:t>Addressed Gap</w:t>
-      </w:r>
-      <w:r>
-        <w:rPr>
-          <w:rFonts w:ascii="Times New Roman" w:hAnsi="Times New Roman"/>
-          <w:sz w:val="20"/>
-        </w:rPr>
-        <w:t>: Provides a reproducible synthetic evaluation methodology capable of generating credential specimens paired with complete ground-truth JSON trees without requiring real student records or personal data.</w:t>
-      </w:r>
-    </w:p>
-    <w:p>
-      <w:pPr>
-        <w:spacing w:before="40" w:after="80" w:line="276" w:lineRule="auto"/>
-      </w:pPr>
-      <w:r>
-        <w:rPr>
-          <w:rFonts w:ascii="Times New Roman" w:hAnsi="Times New Roman"/>
-          <w:sz w:val="20"/>
-        </w:rPr>
-        <w:t xml:space="preserve">- </w:t>
-      </w:r>
-      <w:r>
-        <w:rPr>
-          <w:rFonts w:ascii="Times New Roman" w:hAnsi="Times New Roman"/>
-          <w:i/>
-          <w:sz w:val="20"/>
-        </w:rPr>
-        <w:t>Impact on Future Research</w:t>
-      </w:r>
-      <w:r>
-        <w:rPr>
-          <w:rFonts w:ascii="Times New Roman" w:hAnsi="Times New Roman"/>
-          <w:sz w:val="20"/>
-        </w:rPr>
-        <w:t>: Establishes a compliance-safe foundation for benchmarking proprietary LLMs and open-weight Vision-Language Models on sensitive institutional administrative documents.</w:t>
+        <w:t>: Public benchmarks (SROIE, CORD, FUNSD) utilize scanned receipts or forms. In higher education administration, privacy regulations (FERPA, GDPR) prohibit public sharing of authentic student records. ADBG v1.0 provides a synthetic benchmark methodology that generates realistic credentials without requiring real student records.</w:t>
       </w:r>
     </w:p>
     <w:p>
@@ -18955,88 +18884,14 @@
           <w:b/>
           <w:sz w:val="20"/>
         </w:rPr>
-        <w:t>Contribution 2: Six-Stage Semantic Canonical Normalization Layer</w:t>
-      </w:r>
-    </w:p>
-    <w:p>
-      <w:pPr>
-        <w:spacing w:before="40" w:after="80" w:line="276" w:lineRule="auto"/>
-      </w:pPr>
+        <w:t>Six-Stage Semantic Canonical Normalization Layer</w:t>
+      </w:r>
       <w:r>
         <w:rPr>
           <w:rFonts w:ascii="Times New Roman" w:hAnsi="Times New Roman"/>
           <w:sz w:val="20"/>
         </w:rPr>
-        <w:t xml:space="preserve">- </w:t>
-      </w:r>
-      <w:r>
-        <w:rPr>
-          <w:rFonts w:ascii="Times New Roman" w:hAnsi="Times New Roman"/>
-          <w:i/>
-          <w:sz w:val="20"/>
-        </w:rPr>
-        <w:t>Limitations of Existing Work</w:t>
-      </w:r>
-      <w:r>
-        <w:rPr>
-          <w:rFonts w:ascii="Times New Roman" w:hAnsi="Times New Roman"/>
-          <w:sz w:val="20"/>
-        </w:rPr>
-        <w:t>: Standard string comparison metrics (Levenshtein Edit Distance, Exact Match) evaluate raw text strings, causing benign formatting variations (e.g., 04/08/2026 vs August 4, 2026 or MIT vs Massachusetts Institute of Technology) to register as recognition failures.</w:t>
-      </w:r>
-    </w:p>
-    <w:p>
-      <w:pPr>
-        <w:spacing w:before="40" w:after="80" w:line="276" w:lineRule="auto"/>
-      </w:pPr>
-      <w:r>
-        <w:rPr>
-          <w:rFonts w:ascii="Times New Roman" w:hAnsi="Times New Roman"/>
-          <w:sz w:val="20"/>
-        </w:rPr>
-        <w:t xml:space="preserve">- </w:t>
-      </w:r>
-      <w:r>
-        <w:rPr>
-          <w:rFonts w:ascii="Times New Roman" w:hAnsi="Times New Roman"/>
-          <w:i/>
-          <w:sz w:val="20"/>
-        </w:rPr>
-        <w:t>Addressed Gap</w:t>
-      </w:r>
-      <w:r>
-        <w:rPr>
-          <w:rFonts w:ascii="Times New Roman" w:hAnsi="Times New Roman"/>
-          <w:sz w:val="20"/>
-        </w:rPr>
-        <w:t>: Isolates genuine character recognition errors from benign formatting discrepancies by routing ground-truth and predicted values through a deterministic, six-stage canonical normalizer (CanonicalNormalizer).</w:t>
-      </w:r>
-    </w:p>
-    <w:p>
-      <w:pPr>
-        <w:spacing w:before="40" w:after="80" w:line="276" w:lineRule="auto"/>
-      </w:pPr>
-      <w:r>
-        <w:rPr>
-          <w:rFonts w:ascii="Times New Roman" w:hAnsi="Times New Roman"/>
-          <w:sz w:val="20"/>
-        </w:rPr>
-        <w:t xml:space="preserve">- </w:t>
-      </w:r>
-      <w:r>
-        <w:rPr>
-          <w:rFonts w:ascii="Times New Roman" w:hAnsi="Times New Roman"/>
-          <w:i/>
-          <w:sz w:val="20"/>
-        </w:rPr>
-        <w:t>Impact on Future Research</w:t>
-      </w:r>
-      <w:r>
-        <w:rPr>
-          <w:rFonts w:ascii="Times New Roman" w:hAnsi="Times New Roman"/>
-          <w:sz w:val="20"/>
-        </w:rPr>
-        <w:t>: Prevents superficial formatting artifacts from distorting model evaluation scores, providing fair comparative accuracy metrics across diverse LLM prompting styles.</w:t>
+        <w:t>: Standard string comparison metrics evaluate raw text strings, causing benign formatting variations to register as recognition failures. CanonicalNormalizer isolates genuine character recognition errors from formatting discrepancies across six standardized normalization stages.</w:t>
       </w:r>
     </w:p>
     <w:p>
@@ -19058,88 +18913,14 @@
           <w:b/>
           <w:sz w:val="20"/>
         </w:rPr>
-        <w:t>Contribution 3: Nine-Class Structured OCR Error Taxonomy</w:t>
-      </w:r>
-    </w:p>
-    <w:p>
-      <w:pPr>
-        <w:spacing w:before="40" w:after="80" w:line="276" w:lineRule="auto"/>
-      </w:pPr>
+        <w:t>Nine-Class Structured OCR Error Taxonomy</w:t>
+      </w:r>
       <w:r>
         <w:rPr>
           <w:rFonts w:ascii="Times New Roman" w:hAnsi="Times New Roman"/>
           <w:sz w:val="20"/>
         </w:rPr>
-        <w:t xml:space="preserve">- </w:t>
-      </w:r>
-      <w:r>
-        <w:rPr>
-          <w:rFonts w:ascii="Times New Roman" w:hAnsi="Times New Roman"/>
-          <w:i/>
-          <w:sz w:val="20"/>
-        </w:rPr>
-        <w:t>Limitations of Existing Work</w:t>
-      </w:r>
-      <w:r>
-        <w:rPr>
-          <w:rFonts w:ascii="Times New Roman" w:hAnsi="Times New Roman"/>
-          <w:sz w:val="20"/>
-        </w:rPr>
-        <w:t>: Traditional document analysis benchmarks summarize system performance using scalar error rates (CER, WER), which aggregate disparate failure modes into single scalar values without providing diagnostic insight.</w:t>
-      </w:r>
-    </w:p>
-    <w:p>
-      <w:pPr>
-        <w:spacing w:before="40" w:after="80" w:line="276" w:lineRule="auto"/>
-      </w:pPr>
-      <w:r>
-        <w:rPr>
-          <w:rFonts w:ascii="Times New Roman" w:hAnsi="Times New Roman"/>
-          <w:sz w:val="20"/>
-        </w:rPr>
-        <w:t xml:space="preserve">- </w:t>
-      </w:r>
-      <w:r>
-        <w:rPr>
-          <w:rFonts w:ascii="Times New Roman" w:hAnsi="Times New Roman"/>
-          <w:i/>
-          <w:sz w:val="20"/>
-        </w:rPr>
-        <w:t>Addressed Gap</w:t>
-      </w:r>
-      <w:r>
-        <w:rPr>
-          <w:rFonts w:ascii="Times New Roman" w:hAnsi="Times New Roman"/>
-          <w:sz w:val="20"/>
-        </w:rPr>
-        <w:t>: Classifies extraction discrepancies into nine mutually exclusive diagnostic categories (OCR_ERROR, FIELD_MISSING, HALLUCINATION, FORMAT_ERROR, NORMALIZATION_ERROR, PARTIAL_MATCH, LOW_CONFIDENCE, CATEGORY_ERROR, EXACT_MATCH).</w:t>
-      </w:r>
-    </w:p>
-    <w:p>
-      <w:pPr>
-        <w:spacing w:before="40" w:after="80" w:line="276" w:lineRule="auto"/>
-      </w:pPr>
-      <w:r>
-        <w:rPr>
-          <w:rFonts w:ascii="Times New Roman" w:hAnsi="Times New Roman"/>
-          <w:sz w:val="20"/>
-        </w:rPr>
-        <w:t xml:space="preserve">- </w:t>
-      </w:r>
-      <w:r>
-        <w:rPr>
-          <w:rFonts w:ascii="Times New Roman" w:hAnsi="Times New Roman"/>
-          <w:i/>
-          <w:sz w:val="20"/>
-        </w:rPr>
-        <w:t>Impact on Future Research</w:t>
-      </w:r>
-      <w:r>
-        <w:rPr>
-          <w:rFonts w:ascii="Times New Roman" w:hAnsi="Times New Roman"/>
-          <w:sz w:val="20"/>
-        </w:rPr>
-        <w:t>: Enables neural model architects to pinpoint specific failure mechanisms (e.g., prompt instruction omissions vs optical degradation failures), facilitating targeted model fine-tuning.</w:t>
+        <w:t>: Traditional benchmarks summarize performance using scalar error rates (CER, WER). The proposed error taxonomy classifies extraction discrepancies into nine diagnostic categories, enabling targeted model debugging.</w:t>
       </w:r>
     </w:p>
     <w:p>
@@ -19161,88 +18942,14 @@
           <w:b/>
           <w:sz w:val="20"/>
         </w:rPr>
-        <w:t>Contribution 4: Controlled Quality-Profile Degradation Matrix</w:t>
-      </w:r>
-    </w:p>
-    <w:p>
-      <w:pPr>
-        <w:spacing w:before="40" w:after="80" w:line="276" w:lineRule="auto"/>
-      </w:pPr>
+        <w:t>Controlled Quality-Profile Degradation Matrix</w:t>
+      </w:r>
       <w:r>
         <w:rPr>
           <w:rFonts w:ascii="Times New Roman" w:hAnsi="Times New Roman"/>
           <w:sz w:val="20"/>
         </w:rPr>
-        <w:t xml:space="preserve">- </w:t>
-      </w:r>
-      <w:r>
-        <w:rPr>
-          <w:rFonts w:ascii="Times New Roman" w:hAnsi="Times New Roman"/>
-          <w:i/>
-          <w:sz w:val="20"/>
-        </w:rPr>
-        <w:t>Limitations of Existing Work</w:t>
-      </w:r>
-      <w:r>
-        <w:rPr>
-          <w:rFonts w:ascii="Times New Roman" w:hAnsi="Times New Roman"/>
-          <w:sz w:val="20"/>
-        </w:rPr>
-        <w:t>: Existing document datasets evaluate models primarily on pristine or statically noisy image collections, failing to quantify performance decay across physical optical capture channels.</w:t>
-      </w:r>
-    </w:p>
-    <w:p>
-      <w:pPr>
-        <w:spacing w:before="40" w:after="80" w:line="276" w:lineRule="auto"/>
-      </w:pPr>
-      <w:r>
-        <w:rPr>
-          <w:rFonts w:ascii="Times New Roman" w:hAnsi="Times New Roman"/>
-          <w:sz w:val="20"/>
-        </w:rPr>
-        <w:t xml:space="preserve">- </w:t>
-      </w:r>
-      <w:r>
-        <w:rPr>
-          <w:rFonts w:ascii="Times New Roman" w:hAnsi="Times New Roman"/>
-          <w:i/>
-          <w:sz w:val="20"/>
-        </w:rPr>
-        <w:t>Addressed Gap</w:t>
-      </w:r>
-      <w:r>
-        <w:rPr>
-          <w:rFonts w:ascii="Times New Roman" w:hAnsi="Times New Roman"/>
-          <w:sz w:val="20"/>
-        </w:rPr>
-        <w:t>: Establishes a systematic evaluation matrix measuring extraction decay across four standardized physical optical profiles (clean, scanner_copy, mobile_camera, rotated_90).</w:t>
-      </w:r>
-    </w:p>
-    <w:p>
-      <w:pPr>
-        <w:spacing w:before="40" w:after="80" w:line="276" w:lineRule="auto"/>
-      </w:pPr>
-      <w:r>
-        <w:rPr>
-          <w:rFonts w:ascii="Times New Roman" w:hAnsi="Times New Roman"/>
-          <w:sz w:val="20"/>
-        </w:rPr>
-        <w:t xml:space="preserve">- </w:t>
-      </w:r>
-      <w:r>
-        <w:rPr>
-          <w:rFonts w:ascii="Times New Roman" w:hAnsi="Times New Roman"/>
-          <w:i/>
-          <w:sz w:val="20"/>
-        </w:rPr>
-        <w:t>Impact on Future Research</w:t>
-      </w:r>
-      <w:r>
-        <w:rPr>
-          <w:rFonts w:ascii="Times New Roman" w:hAnsi="Times New Roman"/>
-          <w:sz w:val="20"/>
-        </w:rPr>
-        <w:t>: Quantifies neural model robustness against scanner aging, camera lens distortion, and orientation misalignment in production administrative workflows.</w:t>
+        <w:t>: Evaluates model performance decay across four standardized physical optical capture profiles (clean, scanner_copy, mobile_camera, rotated_90).</w:t>
       </w:r>
     </w:p>
     <w:p>
@@ -19264,88 +18971,14 @@
           <w:b/>
           <w:sz w:val="20"/>
         </w:rPr>
-        <w:t>Contribution 5: Seed-Deterministic Synthetic Dataset Generation Protocol</w:t>
-      </w:r>
-    </w:p>
-    <w:p>
-      <w:pPr>
-        <w:spacing w:before="40" w:after="80" w:line="276" w:lineRule="auto"/>
-      </w:pPr>
+        <w:t>Seed-Deterministic Synthetic Generation Protocol</w:t>
+      </w:r>
       <w:r>
         <w:rPr>
           <w:rFonts w:ascii="Times New Roman" w:hAnsi="Times New Roman"/>
           <w:sz w:val="20"/>
         </w:rPr>
-        <w:t xml:space="preserve">- </w:t>
-      </w:r>
-      <w:r>
-        <w:rPr>
-          <w:rFonts w:ascii="Times New Roman" w:hAnsi="Times New Roman"/>
-          <w:i/>
-          <w:sz w:val="20"/>
-        </w:rPr>
-        <w:t>Limitations of Existing Work</w:t>
-      </w:r>
-      <w:r>
-        <w:rPr>
-          <w:rFonts w:ascii="Times New Roman" w:hAnsi="Times New Roman"/>
-          <w:sz w:val="20"/>
-        </w:rPr>
-        <w:t>: Stochastic synthetic data generators introduce random variations across execution runs, making exact cross-study experimental replication difficult.</w:t>
-      </w:r>
-    </w:p>
-    <w:p>
-      <w:pPr>
-        <w:spacing w:before="40" w:after="80" w:line="276" w:lineRule="auto"/>
-      </w:pPr>
-      <w:r>
-        <w:rPr>
-          <w:rFonts w:ascii="Times New Roman" w:hAnsi="Times New Roman"/>
-          <w:sz w:val="20"/>
-        </w:rPr>
-        <w:t xml:space="preserve">- </w:t>
-      </w:r>
-      <w:r>
-        <w:rPr>
-          <w:rFonts w:ascii="Times New Roman" w:hAnsi="Times New Roman"/>
-          <w:i/>
-          <w:sz w:val="20"/>
-        </w:rPr>
-        <w:t>Addressed Gap</w:t>
-      </w:r>
-      <w:r>
-        <w:rPr>
-          <w:rFonts w:ascii="Times New Roman" w:hAnsi="Times New Roman"/>
-          <w:sz w:val="20"/>
-        </w:rPr>
-        <w:t>: Employs a seed-deterministic rendering pipeline (PrngSeedGenerator + TypstCompilerAdapter) ensuring pixel-exact specimen fabrication and reproducible ground-truth JSON annotations across independent research groups.</w:t>
-      </w:r>
-    </w:p>
-    <w:p>
-      <w:pPr>
-        <w:spacing w:before="40" w:after="80" w:line="276" w:lineRule="auto"/>
-      </w:pPr>
-      <w:r>
-        <w:rPr>
-          <w:rFonts w:ascii="Times New Roman" w:hAnsi="Times New Roman"/>
-          <w:sz w:val="20"/>
-        </w:rPr>
-        <w:t xml:space="preserve">- </w:t>
-      </w:r>
-      <w:r>
-        <w:rPr>
-          <w:rFonts w:ascii="Times New Roman" w:hAnsi="Times New Roman"/>
-          <w:i/>
-          <w:sz w:val="20"/>
-        </w:rPr>
-        <w:t>Impact on Future Research</w:t>
-      </w:r>
-      <w:r>
-        <w:rPr>
-          <w:rFonts w:ascii="Times New Roman" w:hAnsi="Times New Roman"/>
-          <w:sz w:val="20"/>
-        </w:rPr>
-        <w:t>: Guarantees exact experimental reproducibility for benchmark evaluation protocols across different computing environments.</w:t>
+        <w:t>: Employs pseudo-random seed initialization ensuring pixel-exact specimen fabrication and reproducible ground-truth JSON annotations across independent research teams.</w:t>
       </w:r>
     </w:p>
     <w:p>
@@ -19360,7 +18993,7 @@
           <w:color w:val="333333"/>
           <w:sz w:val="23"/>
         </w:rPr>
-        <w:t>8.2 Discussion of Empirical Findings</w:t>
+        <w:t>6.2 Discussion of Empirical Findings</w:t>
       </w:r>
     </w:p>
     <w:p>
@@ -19433,7 +19066,7 @@
           <w:color w:val="333333"/>
           <w:sz w:val="23"/>
         </w:rPr>
-        <w:t>8.3 Threats to Validity</w:t>
+        <w:t>6.3 Threats to Validity</w:t>
       </w:r>
     </w:p>
     <w:p>
@@ -19501,6 +19134,33 @@
     </w:p>
     <w:p>
       <w:pPr>
+        <w:spacing w:before="40" w:after="80" w:line="276" w:lineRule="auto"/>
+      </w:pPr>
+      <w:r>
+        <w:rPr>
+          <w:rFonts w:ascii="Times New Roman" w:hAnsi="Times New Roman"/>
+          <w:sz w:val="20"/>
+        </w:rPr>
+        <w:t>---</w:t>
+      </w:r>
+    </w:p>
+    <w:p>
+      <w:pPr>
+        <w:keepNext/>
+        <w:spacing w:before="280" w:after="120"/>
+      </w:pPr>
+      <w:r>
+        <w:rPr>
+          <w:rFonts w:ascii="Times New Roman" w:hAnsi="Times New Roman"/>
+          <w:b/>
+          <w:color w:val="003366"/>
+          <w:sz w:val="26"/>
+        </w:rPr>
+        <w:t>7. Limitations Analysis</w:t>
+      </w:r>
+    </w:p>
+    <w:p>
+      <w:pPr>
         <w:keepNext/>
         <w:spacing w:before="200" w:after="80"/>
       </w:pPr>
@@ -19511,7 +19171,7 @@
           <w:color w:val="333333"/>
           <w:sz w:val="23"/>
         </w:rPr>
-        <w:t>8.4 Detailed Limitations Analysis</w:t>
+        <w:t>7.1 Methodological Limitations</w:t>
       </w:r>
     </w:p>
     <w:p>
@@ -19584,7 +19244,7 @@
           <w:i/>
           <w:sz w:val="21"/>
         </w:rPr>
-        <w:t>8.4.1 Methodological Clarification on Synthetic Data vs. Privacy-Preserving Computation</w:t>
+        <w:t>7.1.1 Methodological Clarification on Synthetic Data vs. Privacy-Preserving Computation</w:t>
       </w:r>
     </w:p>
     <w:p>
@@ -19623,7 +19283,7 @@
           <w:color w:val="003366"/>
           <w:sz w:val="26"/>
         </w:rPr>
-        <w:t>9. Future Work</w:t>
+        <w:t>8. Future Work</w:t>
       </w:r>
     </w:p>
     <w:p>
@@ -19720,7 +19380,7 @@
           <w:color w:val="003366"/>
           <w:sz w:val="26"/>
         </w:rPr>
-        <w:t>10. Conclusion</w:t>
+        <w:t>9. Conclusion</w:t>
       </w:r>
     </w:p>
     <w:p>

--- a/docs/reports/Paper_V3_IEEE_Final.docx
+++ b/docs/reports/Paper_V3_IEEE_Final.docx
@@ -830,7 +830,7 @@
           <w:rFonts w:ascii="Times New Roman" w:hAnsi="Times New Roman"/>
           <w:sz w:val="20"/>
         </w:rPr>
-        <w:t>The remainder of this paper is organized as follows. Section 2 surveys related work. Section 3 details the system architecture. Section 4 presents the ADBG synthetic data generation methodology. Section 5 describes the AU DIC evaluation framework and normalizers. Section 6 specifies the experimental protocol and metrics. Section 7 presents empirical validation results. Section 8 discusses scientific contributions, methodological novelty, threats to validity, and limitations. Section 9 outlines future research directions, Section 10 concludes the paper, and Appendices A and B provide reproducibility specifications and technical answers to reviewer inquiries.</w:t>
+        <w:t>The remainder of this paper is organized as follows. Section 2 surveys related work and outlines the research gap. Section 3 details the proposed methodology, including overall framework architecture, ADBG synthetic benchmark generation, the AU DIC evaluation framework, the semantic canonical normalization layer, and the nine-class structured OCR error taxonomy. Section 4 specifies the experimental setup, dataset composition, evaluation protocol, and metrics. Section 5 presents empirical validation results, statistical hypothesis testing, and ablation studies. Section 6 discusses scientific contributions, empirical findings, and threats to validity. Section 7 provides a detailed limitations analysis. Section 8 outlines future research directions, Section 9 concludes the paper, and the Ethics &amp; Privacy Statement details regulatory compliance. Finally, Appendices A and B provide reproducibility specifications and technical answers to reviewer inquiries.</w:t>
       </w:r>
     </w:p>
     <w:p>

--- a/docs/reports/Paper_V3_IEEE_Final.docx
+++ b/docs/reports/Paper_V3_IEEE_Final.docx
@@ -4197,6 +4197,40 @@
           <w:sz w:val="19"/>
         </w:rPr>
         <w:t>Fig. 1. Decoupled System Architecture of the ADBG Synthetic Generation and AU DIC Evaluation Subsystems.</w:t>
+      </w:r>
+    </w:p>
+    <w:p>
+      <w:pPr>
+        <w:spacing w:before="40" w:after="80" w:line="276" w:lineRule="auto"/>
+      </w:pPr>
+      <w:r>
+        <w:rPr>
+          <w:rFonts w:ascii="Times New Roman" w:hAnsi="Times New Roman"/>
+          <w:sz w:val="20"/>
+        </w:rPr>
+        <w:t>Figure 2 summarizes the complete methodological workflow adopted in this study, beginning with deterministic synthetic document generation and concluding with statistical evaluation and publication-ready artifact generation.</w:t>
+      </w:r>
+    </w:p>
+    <w:p>
+      <w:pPr>
+        <w:spacing w:before="160" w:after="80"/>
+        <w:jc w:val="center"/>
+      </w:pPr>
+    </w:p>
+    <w:p>
+      <w:pPr>
+        <w:keepNext/>
+        <w:spacing w:before="160" w:after="80"/>
+        <w:jc w:val="center"/>
+      </w:pPr>
+      <w:r>
+        <w:rPr>
+          <w:rFonts w:ascii="Times New Roman" w:hAnsi="Times New Roman"/>
+          <w:b/>
+          <w:color w:val="003366"/>
+          <w:sz w:val="19"/>
+        </w:rPr>
+        <w:t>Figure 2: End-to-End Methodological Workflow of the Proposed AU DIC Benchmark Evaluation Framework.</w:t>
       </w:r>
     </w:p>
     <w:p>

--- a/docs/reports/Paper_V3_IEEE_Final.docx
+++ b/docs/reports/Paper_V3_IEEE_Final.docx
@@ -1462,7 +1462,7 @@
     <w:p>
       <w:pPr>
         <w:keepNext/>
-        <w:spacing w:before="160" w:after="80"/>
+        <w:spacing w:before="80" w:after="160"/>
         <w:jc w:val="center"/>
       </w:pPr>
       <w:r>
@@ -4216,11 +4216,60 @@
         <w:spacing w:before="160" w:after="80"/>
         <w:jc w:val="center"/>
       </w:pPr>
+      <w:r>
+        <w:drawing>
+          <wp:inline xmlns:a="http://schemas.openxmlformats.org/drawingml/2006/main" xmlns:pic="http://schemas.openxmlformats.org/drawingml/2006/picture">
+            <wp:extent cx="5943600" cy="7924800"/>
+            <wp:docPr id="2" name="Picture 2"/>
+            <wp:cNvGraphicFramePr>
+              <a:graphicFrameLocks noChangeAspect="1"/>
+            </wp:cNvGraphicFramePr>
+            <a:graphic>
+              <a:graphicData uri="http://schemas.openxmlformats.org/drawingml/2006/picture">
+                <pic:pic>
+                  <pic:nvPicPr>
+                    <pic:cNvPr id="0" name="methodology_workflow_300dpi.png"/>
+                    <pic:cNvPicPr/>
+                  </pic:nvPicPr>
+                  <pic:blipFill>
+                    <a:blip r:embed="rId11"/>
+                    <a:stretch>
+                      <a:fillRect/>
+                    </a:stretch>
+                  </pic:blipFill>
+                  <pic:spPr>
+                    <a:xfrm>
+                      <a:off x="0" y="0"/>
+                      <a:ext cx="5943600" cy="7924800"/>
+                    </a:xfrm>
+                    <a:prstGeom prst="rect"/>
+                  </pic:spPr>
+                </pic:pic>
+              </a:graphicData>
+            </a:graphic>
+          </wp:inline>
+        </w:drawing>
+      </w:r>
+    </w:p>
+    <w:p>
+      <w:pPr>
+        <w:spacing w:after="160"/>
+        <w:jc w:val="center"/>
+      </w:pPr>
+      <w:r>
+        <w:rPr>
+          <w:rFonts w:ascii="Times New Roman" w:hAnsi="Times New Roman"/>
+          <w:b/>
+          <w:color w:val="003366"/>
+          <w:sz w:val="19"/>
+        </w:rPr>
+        <w:t>Fig. 2. End-to-End Methodological Workflow of the Proposed AU DIC Benchmark Evaluation Framework.</w:t>
+      </w:r>
     </w:p>
     <w:p>
       <w:pPr>
         <w:keepNext/>
-        <w:spacing w:before="160" w:after="80"/>
+        <w:spacing w:before="80" w:after="160"/>
         <w:jc w:val="center"/>
       </w:pPr>
       <w:r>
@@ -5940,7 +5989,7 @@
     <w:p>
       <w:pPr>
         <w:keepNext/>
-        <w:spacing w:before="160" w:after="80"/>
+        <w:spacing w:before="80" w:after="160"/>
         <w:jc w:val="center"/>
       </w:pPr>
       <w:r>
@@ -8109,7 +8158,7 @@
     <w:p>
       <w:pPr>
         <w:keepNext/>
-        <w:spacing w:before="160" w:after="80"/>
+        <w:spacing w:before="80" w:after="160"/>
         <w:jc w:val="center"/>
       </w:pPr>
       <w:r>
@@ -9686,7 +9735,7 @@
         <w:drawing>
           <wp:inline xmlns:a="http://schemas.openxmlformats.org/drawingml/2006/main" xmlns:pic="http://schemas.openxmlformats.org/drawingml/2006/picture">
             <wp:extent cx="5943600" cy="2806700"/>
-            <wp:docPr id="2" name="Picture 2"/>
+            <wp:docPr id="3" name="Picture 3"/>
             <wp:cNvGraphicFramePr>
               <a:graphicFrameLocks noChangeAspect="1"/>
             </wp:cNvGraphicFramePr>
@@ -9698,7 +9747,7 @@
                     <pic:cNvPicPr/>
                   </pic:nvPicPr>
                   <pic:blipFill>
-                    <a:blip r:embed="rId11"/>
+                    <a:blip r:embed="rId12"/>
                     <a:stretch>
                       <a:fillRect/>
                     </a:stretch>
@@ -9729,7 +9778,7 @@
           <w:color w:val="003366"/>
           <w:sz w:val="19"/>
         </w:rPr>
-        <w:t>Fig. 2. Option B Zero-Shot Text-Prompted Neural LLM Evaluation Pipeline Architecture.</w:t>
+        <w:t>Fig. 3. Option B Zero-Shot Text-Prompted Neural LLM Evaluation Pipeline Architecture.</w:t>
       </w:r>
     </w:p>
     <w:p>
@@ -9762,7 +9811,7 @@
     <w:p>
       <w:pPr>
         <w:keepNext/>
-        <w:spacing w:before="160" w:after="80"/>
+        <w:spacing w:before="80" w:after="160"/>
         <w:jc w:val="center"/>
       </w:pPr>
       <w:r>
@@ -11400,7 +11449,7 @@
     <w:p>
       <w:pPr>
         <w:keepNext/>
-        <w:spacing w:before="160" w:after="80"/>
+        <w:spacing w:before="80" w:after="160"/>
         <w:jc w:val="center"/>
       </w:pPr>
       <w:r>
@@ -12262,7 +12311,7 @@
     <w:p>
       <w:pPr>
         <w:keepNext/>
-        <w:spacing w:before="160" w:after="80"/>
+        <w:spacing w:before="80" w:after="160"/>
         <w:jc w:val="center"/>
       </w:pPr>
       <w:r>
@@ -13233,107 +13282,231 @@
           <w:rFonts w:ascii="Times New Roman" w:hAnsi="Times New Roman"/>
           <w:sz w:val="20"/>
         </w:rPr>
-        <w:t>The empirical ablation metrics and rule-wise contributions are visualized in Figures 3, 4, 5, and 6.</w:t>
+        <w:t>The empirical ablation metrics and rule-wise contributions are visualized in Figures 4, 5, 6, and 7.</w:t>
       </w:r>
     </w:p>
     <w:p>
       <w:pPr>
-        <w:spacing w:before="40" w:after="80" w:line="276" w:lineRule="auto"/>
+        <w:spacing w:before="160" w:after="80"/>
+        <w:jc w:val="center"/>
       </w:pPr>
       <w:r>
-        <w:rPr>
-          <w:rFonts w:ascii="Times New Roman" w:hAnsi="Times New Roman"/>
-          <w:sz w:val="20"/>
-        </w:rPr>
-        <w:t>![Figure 3: Accuracy Improvement Across Normalization Layer](C:/Users/elitebook840g89319/.gemini/antigravity-ide/brain/bb9b3069-0e60-4209-b2b8-d0321ac491db/figure_normalization_ablation.png)</w:t>
+        <w:drawing>
+          <wp:inline xmlns:a="http://schemas.openxmlformats.org/drawingml/2006/main" xmlns:pic="http://schemas.openxmlformats.org/drawingml/2006/picture">
+            <wp:extent cx="5486400" cy="3657600"/>
+            <wp:docPr id="4" name="Picture 4"/>
+            <wp:cNvGraphicFramePr>
+              <a:graphicFrameLocks noChangeAspect="1"/>
+            </wp:cNvGraphicFramePr>
+            <a:graphic>
+              <a:graphicData uri="http://schemas.openxmlformats.org/drawingml/2006/picture">
+                <pic:pic>
+                  <pic:nvPicPr>
+                    <pic:cNvPr id="0" name="figure_normalization_ablation.png"/>
+                    <pic:cNvPicPr/>
+                  </pic:nvPicPr>
+                  <pic:blipFill>
+                    <a:blip r:embed="rId13"/>
+                    <a:stretch>
+                      <a:fillRect/>
+                    </a:stretch>
+                  </pic:blipFill>
+                  <pic:spPr>
+                    <a:xfrm>
+                      <a:off x="0" y="0"/>
+                      <a:ext cx="5486400" cy="3657600"/>
+                    </a:xfrm>
+                    <a:prstGeom prst="rect"/>
+                  </pic:spPr>
+                </pic:pic>
+              </a:graphicData>
+            </a:graphic>
+          </wp:inline>
+        </w:drawing>
       </w:r>
     </w:p>
     <w:p>
       <w:pPr>
-        <w:spacing w:before="40" w:after="80" w:line="276" w:lineRule="auto"/>
+        <w:keepNext/>
+        <w:spacing w:before="80" w:after="160"/>
+        <w:jc w:val="center"/>
       </w:pPr>
       <w:r>
         <w:rPr>
           <w:rFonts w:ascii="Times New Roman" w:hAnsi="Times New Roman"/>
-          <w:i/>
-          <w:sz w:val="20"/>
-        </w:rPr>
-        <w:t>Fig. 3: Accuracy metric comparison (Precision, Recall, F1) with and without semantic canonical normalization.</w:t>
+          <w:b/>
+          <w:color w:val="003366"/>
+          <w:sz w:val="19"/>
+        </w:rPr>
+        <w:t>Fig. 4. Accuracy Improvement after Semantic Canonical Normalization.</w:t>
       </w:r>
     </w:p>
     <w:p>
       <w:pPr>
-        <w:spacing w:before="40" w:after="80" w:line="276" w:lineRule="auto"/>
+        <w:spacing w:before="160" w:after="80"/>
+        <w:jc w:val="center"/>
       </w:pPr>
       <w:r>
-        <w:rPr>
-          <w:rFonts w:ascii="Times New Roman" w:hAnsi="Times New Roman"/>
-          <w:sz w:val="20"/>
-        </w:rPr>
-        <w:t>![Figure 4: Error Rate Reduction Across Normalization Layer](C:/Users/elitebook840g89319/.gemini/antigravity-ide/brain/bb9b3069-0e60-4209-b2b8-d0321ac491db/figure_metric_improvement.png)</w:t>
+        <w:drawing>
+          <wp:inline xmlns:a="http://schemas.openxmlformats.org/drawingml/2006/main" xmlns:pic="http://schemas.openxmlformats.org/drawingml/2006/picture">
+            <wp:extent cx="5486400" cy="4389120"/>
+            <wp:docPr id="5" name="Picture 5"/>
+            <wp:cNvGraphicFramePr>
+              <a:graphicFrameLocks noChangeAspect="1"/>
+            </wp:cNvGraphicFramePr>
+            <a:graphic>
+              <a:graphicData uri="http://schemas.openxmlformats.org/drawingml/2006/picture">
+                <pic:pic>
+                  <pic:nvPicPr>
+                    <pic:cNvPr id="0" name="figure_metric_improvement.png"/>
+                    <pic:cNvPicPr/>
+                  </pic:nvPicPr>
+                  <pic:blipFill>
+                    <a:blip r:embed="rId14"/>
+                    <a:stretch>
+                      <a:fillRect/>
+                    </a:stretch>
+                  </pic:blipFill>
+                  <pic:spPr>
+                    <a:xfrm>
+                      <a:off x="0" y="0"/>
+                      <a:ext cx="5486400" cy="4389120"/>
+                    </a:xfrm>
+                    <a:prstGeom prst="rect"/>
+                  </pic:spPr>
+                </pic:pic>
+              </a:graphicData>
+            </a:graphic>
+          </wp:inline>
+        </w:drawing>
       </w:r>
     </w:p>
     <w:p>
       <w:pPr>
-        <w:spacing w:before="40" w:after="80" w:line="276" w:lineRule="auto"/>
+        <w:keepNext/>
+        <w:spacing w:before="80" w:after="160"/>
+        <w:jc w:val="center"/>
       </w:pPr>
       <w:r>
         <w:rPr>
           <w:rFonts w:ascii="Times New Roman" w:hAnsi="Times New Roman"/>
-          <w:i/>
-          <w:sz w:val="20"/>
-        </w:rPr>
-        <w:t>Fig. 4: Character Error Rate (CER) and Word Error Rate (WER) reduction resulting from canonical normalization.</w:t>
+          <w:b/>
+          <w:color w:val="003366"/>
+          <w:sz w:val="19"/>
+        </w:rPr>
+        <w:t>Fig. 5. Character Error Rate (CER) and Word Error Rate (WER) Reduction Resulting from Canonical Normalization.</w:t>
       </w:r>
     </w:p>
     <w:p>
       <w:pPr>
-        <w:spacing w:before="40" w:after="80" w:line="276" w:lineRule="auto"/>
+        <w:spacing w:before="160" w:after="80"/>
+        <w:jc w:val="center"/>
       </w:pPr>
       <w:r>
-        <w:rPr>
-          <w:rFonts w:ascii="Times New Roman" w:hAnsi="Times New Roman"/>
-          <w:sz w:val="20"/>
-        </w:rPr>
-        <w:t>![Figure 5: Normalization Rule Contribution Breakdown](C:/Users/elitebook840g89319/.gemini/antigravity-ide/brain/bb9b3069-0e60-4209-b2b8-d0321ac491db/figure_rule_contribution.png)</w:t>
+        <w:drawing>
+          <wp:inline xmlns:a="http://schemas.openxmlformats.org/drawingml/2006/main" xmlns:pic="http://schemas.openxmlformats.org/drawingml/2006/picture">
+            <wp:extent cx="5486400" cy="3376246"/>
+            <wp:docPr id="6" name="Picture 6"/>
+            <wp:cNvGraphicFramePr>
+              <a:graphicFrameLocks noChangeAspect="1"/>
+            </wp:cNvGraphicFramePr>
+            <a:graphic>
+              <a:graphicData uri="http://schemas.openxmlformats.org/drawingml/2006/picture">
+                <pic:pic>
+                  <pic:nvPicPr>
+                    <pic:cNvPr id="0" name="figure_rule_contribution.png"/>
+                    <pic:cNvPicPr/>
+                  </pic:nvPicPr>
+                  <pic:blipFill>
+                    <a:blip r:embed="rId15"/>
+                    <a:stretch>
+                      <a:fillRect/>
+                    </a:stretch>
+                  </pic:blipFill>
+                  <pic:spPr>
+                    <a:xfrm>
+                      <a:off x="0" y="0"/>
+                      <a:ext cx="5486400" cy="3376246"/>
+                    </a:xfrm>
+                    <a:prstGeom prst="rect"/>
+                  </pic:spPr>
+                </pic:pic>
+              </a:graphicData>
+            </a:graphic>
+          </wp:inline>
+        </w:drawing>
       </w:r>
     </w:p>
     <w:p>
       <w:pPr>
-        <w:spacing w:before="40" w:after="80" w:line="276" w:lineRule="auto"/>
+        <w:keepNext/>
+        <w:spacing w:before="80" w:after="160"/>
+        <w:jc w:val="center"/>
       </w:pPr>
       <w:r>
         <w:rPr>
           <w:rFonts w:ascii="Times New Roman" w:hAnsi="Times New Roman"/>
-          <w:i/>
-          <w:sz w:val="20"/>
-        </w:rPr>
-        <w:t>Fig. 5: Total false-negative field mismatches resolved by each individual domain normalizer rule.</w:t>
+          <w:b/>
+          <w:color w:val="003366"/>
+          <w:sz w:val="19"/>
+        </w:rPr>
+        <w:t>Fig. 6. Total False-Negative Field Mismatches Resolved by Each Individual Domain Normalizer Rule.</w:t>
       </w:r>
     </w:p>
     <w:p>
       <w:pPr>
-        <w:spacing w:before="40" w:after="80" w:line="276" w:lineRule="auto"/>
+        <w:spacing w:before="160" w:after="80"/>
+        <w:jc w:val="center"/>
       </w:pPr>
       <w:r>
-        <w:rPr>
-          <w:rFonts w:ascii="Times New Roman" w:hAnsi="Times New Roman"/>
-          <w:sz w:val="20"/>
-        </w:rPr>
-        <w:t>![Figure 6: Field-Wise Accuracy Improvement](C:/Users/elitebook840g89319/.gemini/antigravity-ide/brain/bb9b3069-0e60-4209-b2b8-d0321ac491db/figure_field_improvement.png)</w:t>
+        <w:drawing>
+          <wp:inline xmlns:a="http://schemas.openxmlformats.org/drawingml/2006/main" xmlns:pic="http://schemas.openxmlformats.org/drawingml/2006/picture">
+            <wp:extent cx="5486400" cy="3086100"/>
+            <wp:docPr id="7" name="Picture 7"/>
+            <wp:cNvGraphicFramePr>
+              <a:graphicFrameLocks noChangeAspect="1"/>
+            </wp:cNvGraphicFramePr>
+            <a:graphic>
+              <a:graphicData uri="http://schemas.openxmlformats.org/drawingml/2006/picture">
+                <pic:pic>
+                  <pic:nvPicPr>
+                    <pic:cNvPr id="0" name="figure_field_improvement.png"/>
+                    <pic:cNvPicPr/>
+                  </pic:nvPicPr>
+                  <pic:blipFill>
+                    <a:blip r:embed="rId16"/>
+                    <a:stretch>
+                      <a:fillRect/>
+                    </a:stretch>
+                  </pic:blipFill>
+                  <pic:spPr>
+                    <a:xfrm>
+                      <a:off x="0" y="0"/>
+                      <a:ext cx="5486400" cy="3086100"/>
+                    </a:xfrm>
+                    <a:prstGeom prst="rect"/>
+                  </pic:spPr>
+                </pic:pic>
+              </a:graphicData>
+            </a:graphic>
+          </wp:inline>
+        </w:drawing>
       </w:r>
     </w:p>
     <w:p>
       <w:pPr>
-        <w:spacing w:before="40" w:after="80" w:line="276" w:lineRule="auto"/>
+        <w:keepNext/>
+        <w:spacing w:before="80" w:after="160"/>
+        <w:jc w:val="center"/>
       </w:pPr>
       <w:r>
         <w:rPr>
           <w:rFonts w:ascii="Times New Roman" w:hAnsi="Times New Roman"/>
-          <w:i/>
-          <w:sz w:val="20"/>
-        </w:rPr>
-        <w:t>Fig. 6: Field-by-field accuracy improvement comparing raw string matching against canonical normalization.</w:t>
+          <w:b/>
+          <w:color w:val="003366"/>
+          <w:sz w:val="19"/>
+        </w:rPr>
+        <w:t>Fig. 7. Field-by-Field Accuracy Improvement Comparing Raw String Matching Against Canonical Normalization.</w:t>
       </w:r>
     </w:p>
     <w:p>
@@ -13546,7 +13719,7 @@
     <w:p>
       <w:pPr>
         <w:keepNext/>
-        <w:spacing w:before="160" w:after="80"/>
+        <w:spacing w:before="80" w:after="160"/>
         <w:jc w:val="center"/>
       </w:pPr>
       <w:r>
@@ -15698,7 +15871,7 @@
     <w:p>
       <w:pPr>
         <w:keepNext/>
-        <w:spacing w:before="160" w:after="80"/>
+        <w:spacing w:before="80" w:after="160"/>
         <w:jc w:val="center"/>
       </w:pPr>
       <w:r>
@@ -17056,7 +17229,7 @@
     <w:p>
       <w:pPr>
         <w:keepNext/>
-        <w:spacing w:before="160" w:after="80"/>
+        <w:spacing w:before="80" w:after="160"/>
         <w:jc w:val="center"/>
       </w:pPr>
       <w:r>

--- a/docs/reports/Paper_V3_IEEE_Final.docx
+++ b/docs/reports/Paper_V3_IEEE_Final.docx
@@ -4219,7 +4219,7 @@
       <w:r>
         <w:drawing>
           <wp:inline xmlns:a="http://schemas.openxmlformats.org/drawingml/2006/main" xmlns:pic="http://schemas.openxmlformats.org/drawingml/2006/picture">
-            <wp:extent cx="5943600" cy="7924800"/>
+            <wp:extent cx="5943600" cy="10938222"/>
             <wp:docPr id="2" name="Picture 2"/>
             <wp:cNvGraphicFramePr>
               <a:graphicFrameLocks noChangeAspect="1"/>
@@ -4228,7 +4228,7 @@
               <a:graphicData uri="http://schemas.openxmlformats.org/drawingml/2006/picture">
                 <pic:pic>
                   <pic:nvPicPr>
-                    <pic:cNvPr id="0" name="methodology_workflow_300dpi.png"/>
+                    <pic:cNvPr id="0" name="methodology_workflow_600dpi.png"/>
                     <pic:cNvPicPr/>
                   </pic:nvPicPr>
                   <pic:blipFill>
@@ -4240,7 +4240,7 @@
                   <pic:spPr>
                     <a:xfrm>
                       <a:off x="0" y="0"/>
-                      <a:ext cx="5943600" cy="7924800"/>
+                      <a:ext cx="5943600" cy="10938222"/>
                     </a:xfrm>
                     <a:prstGeom prst="rect"/>
                   </pic:spPr>

--- a/docs/reports/Paper_V3_IEEE_Final.docx
+++ b/docs/reports/Paper_V3_IEEE_Final.docx
@@ -4219,7 +4219,7 @@
       <w:r>
         <w:drawing>
           <wp:inline xmlns:a="http://schemas.openxmlformats.org/drawingml/2006/main" xmlns:pic="http://schemas.openxmlformats.org/drawingml/2006/picture">
-            <wp:extent cx="5943600" cy="10938222"/>
+            <wp:extent cx="5943600" cy="10551042"/>
             <wp:docPr id="2" name="Picture 2"/>
             <wp:cNvGraphicFramePr>
               <a:graphicFrameLocks noChangeAspect="1"/>
@@ -4240,7 +4240,7 @@
                   <pic:spPr>
                     <a:xfrm>
                       <a:off x="0" y="0"/>
-                      <a:ext cx="5943600" cy="10938222"/>
+                      <a:ext cx="5943600" cy="10551042"/>
                     </a:xfrm>
                     <a:prstGeom prst="rect"/>
                   </pic:spPr>
@@ -4264,22 +4264,6 @@
           <w:sz w:val="19"/>
         </w:rPr>
         <w:t>Fig. 2. End-to-End Methodological Workflow of the Proposed AU DIC Benchmark Evaluation Framework.</w:t>
-      </w:r>
-    </w:p>
-    <w:p>
-      <w:pPr>
-        <w:keepNext/>
-        <w:spacing w:before="80" w:after="160"/>
-        <w:jc w:val="center"/>
-      </w:pPr>
-      <w:r>
-        <w:rPr>
-          <w:rFonts w:ascii="Times New Roman" w:hAnsi="Times New Roman"/>
-          <w:b/>
-          <w:color w:val="003366"/>
-          <w:sz w:val="19"/>
-        </w:rPr>
-        <w:t>Figure 2: End-to-End Methodological Workflow of the Proposed AU DIC Benchmark Evaluation Framework.</w:t>
       </w:r>
     </w:p>
     <w:p>

--- a/docs/reports/Paper_V3_IEEE_Final.docx
+++ b/docs/reports/Paper_V3_IEEE_Final.docx
@@ -4219,7 +4219,7 @@
       <w:r>
         <w:drawing>
           <wp:inline xmlns:a="http://schemas.openxmlformats.org/drawingml/2006/main" xmlns:pic="http://schemas.openxmlformats.org/drawingml/2006/picture">
-            <wp:extent cx="5943600" cy="10551042"/>
+            <wp:extent cx="5943600" cy="9681713"/>
             <wp:docPr id="2" name="Picture 2"/>
             <wp:cNvGraphicFramePr>
               <a:graphicFrameLocks noChangeAspect="1"/>
@@ -4240,7 +4240,7 @@
                   <pic:spPr>
                     <a:xfrm>
                       <a:off x="0" y="0"/>
-                      <a:ext cx="5943600" cy="10551042"/>
+                      <a:ext cx="5943600" cy="9681713"/>
                     </a:xfrm>
                     <a:prstGeom prst="rect"/>
                   </pic:spPr>

--- a/docs/reports/Paper_V3_IEEE_Final.docx
+++ b/docs/reports/Paper_V3_IEEE_Final.docx
@@ -4219,7 +4219,7 @@
       <w:r>
         <w:drawing>
           <wp:inline xmlns:a="http://schemas.openxmlformats.org/drawingml/2006/main" xmlns:pic="http://schemas.openxmlformats.org/drawingml/2006/picture">
-            <wp:extent cx="5943600" cy="9681713"/>
+            <wp:extent cx="5943600" cy="9641098"/>
             <wp:docPr id="2" name="Picture 2"/>
             <wp:cNvGraphicFramePr>
               <a:graphicFrameLocks noChangeAspect="1"/>
@@ -4240,7 +4240,7 @@
                   <pic:spPr>
                     <a:xfrm>
                       <a:off x="0" y="0"/>
-                      <a:ext cx="5943600" cy="9681713"/>
+                      <a:ext cx="5943600" cy="9641098"/>
                     </a:xfrm>
                     <a:prstGeom prst="rect"/>
                   </pic:spPr>

--- a/docs/reports/Paper_V3_IEEE_Final.docx
+++ b/docs/reports/Paper_V3_IEEE_Final.docx
@@ -4219,7 +4219,7 @@
       <w:r>
         <w:drawing>
           <wp:inline xmlns:a="http://schemas.openxmlformats.org/drawingml/2006/main" xmlns:pic="http://schemas.openxmlformats.org/drawingml/2006/picture">
-            <wp:extent cx="5943600" cy="9641098"/>
+            <wp:extent cx="5943600" cy="11022718"/>
             <wp:docPr id="2" name="Picture 2"/>
             <wp:cNvGraphicFramePr>
               <a:graphicFrameLocks noChangeAspect="1"/>
@@ -4240,7 +4240,7 @@
                   <pic:spPr>
                     <a:xfrm>
                       <a:off x="0" y="0"/>
-                      <a:ext cx="5943600" cy="9641098"/>
+                      <a:ext cx="5943600" cy="11022718"/>
                     </a:xfrm>
                     <a:prstGeom prst="rect"/>
                   </pic:spPr>

--- a/docs/reports/Paper_V3_IEEE_Final.docx
+++ b/docs/reports/Paper_V3_IEEE_Final.docx
@@ -4219,7 +4219,7 @@
       <w:r>
         <w:drawing>
           <wp:inline xmlns:a="http://schemas.openxmlformats.org/drawingml/2006/main" xmlns:pic="http://schemas.openxmlformats.org/drawingml/2006/picture">
-            <wp:extent cx="5943600" cy="11022718"/>
+            <wp:extent cx="5943600" cy="11006296"/>
             <wp:docPr id="2" name="Picture 2"/>
             <wp:cNvGraphicFramePr>
               <a:graphicFrameLocks noChangeAspect="1"/>
@@ -4240,7 +4240,7 @@
                   <pic:spPr>
                     <a:xfrm>
                       <a:off x="0" y="0"/>
-                      <a:ext cx="5943600" cy="11022718"/>
+                      <a:ext cx="5943600" cy="11006296"/>
                     </a:xfrm>
                     <a:prstGeom prst="rect"/>
                   </pic:spPr>

--- a/docs/reports/Paper_V3_IEEE_Final.docx
+++ b/docs/reports/Paper_V3_IEEE_Final.docx
@@ -4219,7 +4219,7 @@
       <w:r>
         <w:drawing>
           <wp:inline xmlns:a="http://schemas.openxmlformats.org/drawingml/2006/main" xmlns:pic="http://schemas.openxmlformats.org/drawingml/2006/picture">
-            <wp:extent cx="5943600" cy="11006296"/>
+            <wp:extent cx="5943600" cy="12573356"/>
             <wp:docPr id="2" name="Picture 2"/>
             <wp:cNvGraphicFramePr>
               <a:graphicFrameLocks noChangeAspect="1"/>
@@ -4240,7 +4240,7 @@
                   <pic:spPr>
                     <a:xfrm>
                       <a:off x="0" y="0"/>
-                      <a:ext cx="5943600" cy="11006296"/>
+                      <a:ext cx="5943600" cy="12573356"/>
                     </a:xfrm>
                     <a:prstGeom prst="rect"/>
                   </pic:spPr>

--- a/docs/reports/Paper_V3_IEEE_Final.docx
+++ b/docs/reports/Paper_V3_IEEE_Final.docx
@@ -4219,7 +4219,7 @@
       <w:r>
         <w:drawing>
           <wp:inline xmlns:a="http://schemas.openxmlformats.org/drawingml/2006/main" xmlns:pic="http://schemas.openxmlformats.org/drawingml/2006/picture">
-            <wp:extent cx="5943600" cy="12573356"/>
+            <wp:extent cx="5943600" cy="16436622"/>
             <wp:docPr id="2" name="Picture 2"/>
             <wp:cNvGraphicFramePr>
               <a:graphicFrameLocks noChangeAspect="1"/>
@@ -4240,7 +4240,7 @@
                   <pic:spPr>
                     <a:xfrm>
                       <a:off x="0" y="0"/>
-                      <a:ext cx="5943600" cy="12573356"/>
+                      <a:ext cx="5943600" cy="16436622"/>
                     </a:xfrm>
                     <a:prstGeom prst="rect"/>
                   </pic:spPr>

--- a/docs/reports/Paper_V3_IEEE_Final.docx
+++ b/docs/reports/Paper_V3_IEEE_Final.docx
@@ -19583,7 +19583,7 @@
           <w:rFonts w:ascii="Times New Roman" w:hAnsi="Times New Roman"/>
           <w:sz w:val="20"/>
         </w:rPr>
-        <w:t>In this paper, we presented a reproducible evaluation methodology and synthetic benchmarking suite for academic document intelligence systems (</w:t>
+        <w:t>Benchmarking Document Intelligence Systems on higher education administrative credentials is bottlenecked by statutory privacy regulations (such as FERPA and GDPR) that prohibit the public dissemination of authentic student records, as well as raw string matching metrics that distort extraction performance by penalizing benign representation variations. To resolve these challenges, this paper presented a reproducible synthetic evaluation methodology and benchmarking suite (</w:t>
       </w:r>
       <w:r>
         <w:rPr>
@@ -19613,7 +19613,7 @@
           <w:rFonts w:ascii="Times New Roman" w:hAnsi="Times New Roman"/>
           <w:sz w:val="20"/>
         </w:rPr>
-        <w:t>). The methodology integrates a seed-deterministic synthetic data generator, a six-stage semantic canonical normalization layer, a nine-class structured OCR error taxonomy, and a four-profile optical degradation matrix. Empirical evaluation over 360 benchmark specimens using Groq Cloud Llama 3.1 8B Instant demonstrated a 100.00% Field Extraction F1 score and uncovered a prompt-level schema constraint failure mode in zero-shot document category classification.</w:t>
+        <w:t>). The proposed methodology integrates a seed-deterministic synthetic data generator, a six-stage semantic canonical normalization layer (CanonicalNormalizer), an automated nine-class structured OCR error taxonomy, and a four-profile optical degradation matrix.</w:t>
       </w:r>
     </w:p>
     <w:p>
@@ -19625,7 +19625,61 @@
           <w:rFonts w:ascii="Times New Roman" w:hAnsi="Times New Roman"/>
           <w:sz w:val="20"/>
         </w:rPr>
-        <w:t>Rather than presenting merely a software implementation, this work contributes a standardized, reproducible evaluation methodology for academic credential document analysis. The proposed methodology provides a reproducible synthetic benchmark for academic credential document intelligence, enabling standardized evaluation of classical OCR engines, proprietary LLMs, and open-weight Vision-Language Models without requiring real student records.</w:t>
+        <w:t>Empirical evaluation across 360 benchmark specimens (</w:t>
+      </w:r>
+      <m:oMath>
+        <m:r>
+          <w:rPr>
+            <w:rFonts w:ascii="Cambria Math" w:hAnsi="Cambria Math"/>
+          </w:rPr>
+          <m:t>5</m:t>
+        </m:r>
+        <m:r>
+          <w:rPr>
+            <w:rFonts w:ascii="Cambria Math" w:hAnsi="Cambria Math"/>
+          </w:rPr>
+          <m:t>,</m:t>
+        </m:r>
+        <m:r>
+          <w:rPr>
+            <w:rFonts w:ascii="Cambria Math" w:hAnsi="Cambria Math"/>
+          </w:rPr>
+          <m:t>760</m:t>
+        </m:r>
+      </m:oMath>
+      <w:r>
+        <w:rPr>
+          <w:rFonts w:ascii="Times New Roman" w:hAnsi="Times New Roman"/>
+          <w:sz w:val="20"/>
+        </w:rPr>
+        <w:t xml:space="preserve"> paired field observations) confirmed that semantic canonical normalization successfully isolates genuine recognition failures from superficial formatting discrepancies (</w:t>
+      </w:r>
+      <m:oMath>
+        <m:r>
+          <w:rPr>
+            <w:rFonts w:ascii="Cambria Math" w:hAnsi="Cambria Math"/>
+          </w:rPr>
+          <m:t>p</m:t>
+        </m:r>
+        <m:r>
+          <w:rPr>
+            <w:rFonts w:ascii="Cambria Math" w:hAnsi="Cambria Math"/>
+          </w:rPr>
+          <m:t>&lt;</m:t>
+        </m:r>
+        <m:r>
+          <w:rPr>
+            <w:rFonts w:ascii="Cambria Math" w:hAnsi="Cambria Math"/>
+          </w:rPr>
+          <m:t>0.0001</m:t>
+        </m:r>
+      </m:oMath>
+      <w:r>
+        <w:rPr>
+          <w:rFonts w:ascii="Times New Roman" w:hAnsi="Times New Roman"/>
+          <w:sz w:val="20"/>
+        </w:rPr>
+        <w:t>), while live model evaluation uncovered prompt-level schema constraint failure modes in zero-shot document category classification. Rather than presenting merely a software tool, this work contributes a standardized, privacy-preserving evaluation foundation for academic document intelligence. By establishing a reproducible benchmark suite built on synthetic credential fabrication, this methodology enables rigorous, unbiased evaluation of classical OCR engines, proprietary LLMs, and open-weight Vision-Language Models without exposing private student data.</w:t>
       </w:r>
     </w:p>
     <w:p>

--- a/docs/reports/Paper_V3_IEEE_Final.docx
+++ b/docs/reports/Paper_V3_IEEE_Final.docx
@@ -379,7 +379,7 @@
           <w:rFonts w:ascii="Times New Roman" w:hAnsi="Times New Roman"/>
           <w:sz w:val="20"/>
         </w:rPr>
-        <w:t>Document Intelligence Systems (DIS) process semi-structured administrative documents across financial, legal, and educational domains. In higher education administration, verifying academic degree certificates, semester marksheets, official transcripts, and student identity cards is essential for automated admissions processing, credit transfers, and credential authentication.</w:t>
+        <w:t>Document Intelligence Systems (DIS) process semi-structured administrative documents across financial, legal, and educational domains [1]–[5]. In higher education administration, verifying academic degree certificates, semester marksheets, official transcripts, and student identity cards is essential for automated admissions processing, credit transfers, and credential authentication [26], [30].</w:t>
       </w:r>
     </w:p>
     <w:p>
@@ -391,7 +391,7 @@
           <w:rFonts w:ascii="Times New Roman" w:hAnsi="Times New Roman"/>
           <w:sz w:val="20"/>
         </w:rPr>
-        <w:t>Despite recent advances in Large Language Models (LLMs) and Vision-Language Models (VLMs), benchmarking document extraction algorithms on academic records presents three fundamental methodological obstacles:</w:t>
+        <w:t>Despite recent advances in Large Language Models (LLMs) and Vision-Language Models (VLMs) [9]–[15], benchmarking document extraction algorithms on academic records presents three fundamental methodological obstacles:</w:t>
       </w:r>
     </w:p>
     <w:p>
@@ -420,7 +420,7 @@
           <w:rFonts w:ascii="Times New Roman" w:hAnsi="Times New Roman"/>
           <w:sz w:val="20"/>
         </w:rPr>
-        <w:t>: Statutory regulations—such as the Family Educational Rights and Privacy Act (FERPA) in the United States and the General Data Protection Regulation (GDPR) in the European Union—prohibit the public distribution of authentic student academic records containing personally identifiable information (PII).</w:t>
+        <w:t>: Statutory regulations—such as FERPA in the United States and GDPR in the European Union—prohibit the public distribution of authentic student academic records containing personally identifiable information (PII) [17], [30].</w:t>
       </w:r>
     </w:p>
     <w:p>
@@ -449,7 +449,7 @@
           <w:rFonts w:ascii="Times New Roman" w:hAnsi="Times New Roman"/>
           <w:sz w:val="20"/>
         </w:rPr>
-        <w:t>: Academic marksheets feature multi-column course grids with subject codes, credit hours, numerical marks, and letter grades, requiring precise spatial and tabular array alignment.</w:t>
+        <w:t>: Academic marksheets feature multi-column course grids with subject codes, credit hours, numerical marks, and letter grades, requiring precise spatial and tabular array alignment [29].</w:t>
       </w:r>
     </w:p>
     <w:p>
@@ -478,7 +478,7 @@
           <w:rFonts w:ascii="Times New Roman" w:hAnsi="Times New Roman"/>
           <w:sz w:val="20"/>
         </w:rPr>
-        <w:t>: Standard string comparison metrics (e.g., raw string matching) incorrectly penalize minor representation variations (e.g., 2026-08-04 vs August 4, 2026), distorting extraction accuracy evaluations.</w:t>
+        <w:t>: Standard string comparison metrics (e.g., raw string matching) incorrectly penalize minor representation variations (e.g., 2026-08-04 vs August 4, 2026), distorting extraction accuracy evaluations [25].</w:t>
       </w:r>
     </w:p>
     <w:p>
@@ -490,7 +490,7 @@
           <w:rFonts w:ascii="Times New Roman" w:hAnsi="Times New Roman"/>
           <w:sz w:val="20"/>
         </w:rPr>
-        <w:t>These legal and ethical constraints make it difficult to construct publicly available benchmark datasets using authentic student records. To address this data availability challenge, this work adopts a fully synthetic benchmark generation strategy that produces realistic academic credentials together with complete ground-truth annotations while eliminating the need for real student records.</w:t>
+        <w:t>These legal and ethical constraints make it difficult to construct publicly available benchmark datasets using authentic student records. To address this data availability challenge, this work adopts a fully synthetic benchmark generation strategy that produces realistic academic credentials together with complete ground-truth annotations while eliminating the need for real student records [26], [32].</w:t>
       </w:r>
     </w:p>
     <w:p>
@@ -517,7 +517,7 @@
           <w:rFonts w:ascii="Times New Roman" w:hAnsi="Times New Roman"/>
           <w:sz w:val="20"/>
         </w:rPr>
-        <w:t>To address these challenges, this study establishes a reproducible methodology for synthetic dataset generation and semantic performance evaluation. Specifically, we focus on:</w:t>
+        <w:t>To address these challenges, this study establishes a reproducible methodology for synthetic dataset generation and semantic performance evaluation [35]. Specifically, we focus on:</w:t>
       </w:r>
     </w:p>
     <w:p>
@@ -636,7 +636,7 @@
           <w:rFonts w:ascii="Times New Roman" w:hAnsi="Times New Roman"/>
           <w:sz w:val="20"/>
         </w:rPr>
-        <w:t>: A seed-deterministic synthetic benchmark generation methodology for academic document intelligence that enables reproducible evaluation while eliminating the need for real student records (ADBG v1.0).</w:t>
+        <w:t>: A seed-deterministic synthetic benchmark generation methodology for academic document intelligence that enables reproducible evaluation while eliminating the need for real student records (ADBG v1.0) [26], [32].</w:t>
       </w:r>
     </w:p>
     <w:p>
@@ -665,7 +665,7 @@
           <w:rFonts w:ascii="Times New Roman" w:hAnsi="Times New Roman"/>
           <w:sz w:val="20"/>
         </w:rPr>
-        <w:t>: A decoupled, strictly read-only benchmark execution engine that evaluates document processing pipelines without modifying production data stores.</w:t>
+        <w:t>: A decoupled, strictly read-only benchmark execution engine that evaluates document processing pipelines without modifying production data stores [35].</w:t>
       </w:r>
     </w:p>
     <w:p>
@@ -694,7 +694,7 @@
           <w:rFonts w:ascii="Times New Roman" w:hAnsi="Times New Roman"/>
           <w:sz w:val="20"/>
         </w:rPr>
-        <w:t>: A canonical field normalizer (CanonicalNormalizer) that standardizes dates, roll numbers, numerical grades, degree titles, and institution aliases prior to metric calculation.</w:t>
+        <w:t>: A canonical field normalizer (CanonicalNormalizer) that standardizes dates, roll numbers, numerical grades, degree titles, and institution aliases prior to metric calculation [25].</w:t>
       </w:r>
     </w:p>
     <w:p>
@@ -723,7 +723,7 @@
           <w:rFonts w:ascii="Times New Roman" w:hAnsi="Times New Roman"/>
           <w:sz w:val="20"/>
         </w:rPr>
-        <w:t>: An automated error categorization module that classifies field extraction failures into distinct diagnostic categories (OCR_ERROR, FIELD_MISSING, HALLUCINATION, FORMAT_ERROR, etc.).</w:t>
+        <w:t>: An automated error categorization module that classifies field extraction failures into distinct diagnostic categories (OCR_ERROR, FIELD_MISSING, HALLUCINATION, FORMAT_ERROR, etc.) [28].</w:t>
       </w:r>
     </w:p>
     <w:p>
@@ -752,7 +752,7 @@
           <w:rFonts w:ascii="Times New Roman" w:hAnsi="Times New Roman"/>
           <w:sz w:val="20"/>
         </w:rPr>
-        <w:t>: A systematic evaluation matrix measuring extraction decay across four standardized optical profiles (clean, scanner_copy, mobile_camera, rotated_90).</w:t>
+        <w:t>: A systematic evaluation matrix measuring extraction decay across four standardized optical profiles (clean, scanner_copy, mobile_camera, rotated_90) [27], [33].</w:t>
       </w:r>
     </w:p>
     <w:p>
@@ -791,7 +791,7 @@
           <w:rFonts w:ascii="Times New Roman" w:hAnsi="Times New Roman"/>
           <w:sz w:val="20"/>
         </w:rPr>
-        <w:t>The primary scientific contribution of this work lies in establishing a standardized evaluation methodology for Document Intelligence Systems (DIS) operating in administrative credential domains where authentic student records are statutorily restricted. Previous benchmark contributions in document analysis (e.g., SROIE, CORD, FUNSD, DocVQA) evaluate models on static document collections. In contrast, academic credential evaluation requires resolving statutory privacy constraints while insulating performance metrics from superficial representation variations.</w:t>
+        <w:t>The primary scientific contribution of this work lies in establishing a standardized evaluation methodology for Document Intelligence Systems (DIS) operating in administrative credential domains where authentic student records are statutorily restricted [30]. Previous benchmark contributions in document analysis (e.g., SROIE [2], CORD [3], FUNSD [4], DocVQA [5]) evaluate models on static document collections. In contrast, academic credential evaluation requires resolving statutory privacy constraints while insulating performance metrics from superficial representation variations [25].</w:t>
       </w:r>
     </w:p>
     <w:p>
@@ -803,7 +803,7 @@
           <w:rFonts w:ascii="Times New Roman" w:hAnsi="Times New Roman"/>
           <w:sz w:val="20"/>
         </w:rPr>
-        <w:t>By integrating five interdependent methodological components—seed-deterministic synthetic rendering, multi-profile optical degradation, decoupled read-only execution, multi-stage semantic canonicalization, and a structured diagnostic error taxonomy—into a single protocol, this work establishes a reproducible foundation to evaluate classical OCR engines, Large Language Models (LLMs), and Vision-Language Models (VLMs) under controlled experimental conditions.</w:t>
+        <w:t>By integrating five interdependent methodological components—seed-deterministic synthetic rendering, multi-profile optical degradation, decoupled read-only execution, multi-stage semantic canonicalization, and a structured diagnostic error taxonomy—into a single protocol [35], this work establishes a reproducible foundation to evaluate classical OCR engines, Large Language Models (LLMs), and Vision-Language Models (VLMs) under controlled experimental conditions.</w:t>
       </w:r>
     </w:p>
     <w:p>
@@ -872,7 +872,7 @@
           <w:color w:val="333333"/>
           <w:sz w:val="23"/>
         </w:rPr>
-        <w:t>2.1 Foundational Document AI Models &amp; Benchmarks (Historical Context)</w:t>
+        <w:t>2.1 Traditional OCR and Document Understanding</w:t>
       </w:r>
     </w:p>
     <w:p>
@@ -884,7 +884,7 @@
           <w:rFonts w:ascii="Times New Roman" w:hAnsi="Times New Roman"/>
           <w:sz w:val="20"/>
         </w:rPr>
-        <w:t>Early research in Document Artificial Intelligence (Document AI) focused primarily on static scanned administrative forms, business invoices, and commercial receipts. Foundational benchmark datasets established core evaluation paradigms:</w:t>
+        <w:t>Early research in Document Artificial Intelligence (Document AI) focused on classical optical character recognition engines (e.g., Tesseract [18], line-finding LSTM RNNs [31]), historical document binarization ensembles [16], and rule-based key-value parsing across static receipt and administrative form datasets:</w:t>
       </w:r>
     </w:p>
     <w:p>
@@ -898,7 +898,7 @@
           <w:b/>
           <w:sz w:val="20"/>
         </w:rPr>
-        <w:t>Receipt Parsing</w:t>
+        <w:t>Receipt &amp; Invoice Parsing</w:t>
       </w:r>
       <w:r>
         <w:rPr>
@@ -920,7 +920,7 @@
           <w:rFonts w:ascii="Times New Roman" w:hAnsi="Times New Roman"/>
           <w:sz w:val="20"/>
         </w:rPr>
-        <w:t xml:space="preserve"> (Huang et al., 2019) and </w:t>
+        <w:t xml:space="preserve"> [2] and </w:t>
       </w:r>
       <w:r>
         <w:rPr>
@@ -935,7 +935,7 @@
           <w:rFonts w:ascii="Times New Roman" w:hAnsi="Times New Roman"/>
           <w:sz w:val="20"/>
         </w:rPr>
-        <w:t xml:space="preserve"> (Park et al., 2019) introduced key-value extraction tasks for point-of-sale receipt images.</w:t>
+        <w:t xml:space="preserve"> [3] established standard benchmark datasets for point-of-sale receipt entity extraction.</w:t>
       </w:r>
     </w:p>
     <w:p>
@@ -971,7 +971,7 @@
           <w:rFonts w:ascii="Times New Roman" w:hAnsi="Times New Roman"/>
           <w:sz w:val="20"/>
         </w:rPr>
-        <w:t xml:space="preserve"> (Jaume et al., 2019) provided entity-level spatial relationship annotations for scanned administrative forms.</w:t>
+        <w:t xml:space="preserve"> [4] introduced key-value pair and spatial entity link annotations for noisy scanned forms.</w:t>
       </w:r>
     </w:p>
     <w:p>
@@ -985,7 +985,7 @@
           <w:b/>
           <w:sz w:val="20"/>
         </w:rPr>
-        <w:t>Visual Question Answering</w:t>
+        <w:t>Document Image Classification</w:t>
       </w:r>
       <w:r>
         <w:rPr>
@@ -1000,14 +1000,14 @@
           <w:b/>
           <w:sz w:val="20"/>
         </w:rPr>
-        <w:t>DocVQA</w:t>
-      </w:r>
-      <w:r>
-        <w:rPr>
-          <w:rFonts w:ascii="Times New Roman" w:hAnsi="Times New Roman"/>
-          <w:sz w:val="20"/>
-        </w:rPr>
-        <w:t xml:space="preserve"> (Mathew et al., 2021) established visual question answering across mixed industry document images.</w:t>
+        <w:t>RVL-CDIP</w:t>
+      </w:r>
+      <w:r>
+        <w:rPr>
+          <w:rFonts w:ascii="Times New Roman" w:hAnsi="Times New Roman"/>
+          <w:sz w:val="20"/>
+        </w:rPr>
+        <w:t xml:space="preserve"> [1] benchmarked multi-class document page classification across 16 commercial form categories.</w:t>
       </w:r>
     </w:p>
     <w:p>
@@ -1021,7 +1021,7 @@
           <w:b/>
           <w:sz w:val="20"/>
         </w:rPr>
-        <w:t>Document Classification</w:t>
+        <w:t>Visual Question Answering</w:t>
       </w:r>
       <w:r>
         <w:rPr>
@@ -1036,14 +1036,14 @@
           <w:b/>
           <w:sz w:val="20"/>
         </w:rPr>
-        <w:t>RVL-CDIP</w:t>
-      </w:r>
-      <w:r>
-        <w:rPr>
-          <w:rFonts w:ascii="Times New Roman" w:hAnsi="Times New Roman"/>
-          <w:sz w:val="20"/>
-        </w:rPr>
-        <w:t xml:space="preserve"> (Harley et al., 2015) benchmarked document image classification across 16 administrative categories.</w:t>
+        <w:t>DocVQA</w:t>
+      </w:r>
+      <w:r>
+        <w:rPr>
+          <w:rFonts w:ascii="Times New Roman" w:hAnsi="Times New Roman"/>
+          <w:sz w:val="20"/>
+        </w:rPr>
+        <w:t xml:space="preserve"> [5] introduced visual question answering over complex mixed document pages.</w:t>
       </w:r>
     </w:p>
     <w:p>
@@ -1055,7 +1055,7 @@
           <w:rFonts w:ascii="Times New Roman" w:hAnsi="Times New Roman"/>
           <w:sz w:val="20"/>
         </w:rPr>
-        <w:t xml:space="preserve">To process these document datasets, early multimodal architectures integrated visual features, OCR text, and spatial layout coordinates. </w:t>
+        <w:t xml:space="preserve">To process these document datasets, early multi-modal architectures combined visual features, OCR text, and 2D spatial bounding box coordinates. </w:t>
       </w:r>
       <w:r>
         <w:rPr>
@@ -1070,7 +1070,7 @@
           <w:rFonts w:ascii="Times New Roman" w:hAnsi="Times New Roman"/>
           <w:sz w:val="20"/>
         </w:rPr>
-        <w:t xml:space="preserve"> (Huang et al., 2022) introduced unified text and image masking to capture multi-modal field alignment. Subsequently, OCR-free architectures such as </w:t>
+        <w:t xml:space="preserve"> [6] integrated text and image token masking for multimodal alignment, while sequence-to-sequence architectures such as </w:t>
       </w:r>
       <w:r>
         <w:rPr>
@@ -1078,6 +1078,21 @@
           <w:b/>
           <w:sz w:val="20"/>
         </w:rPr>
+        <w:t>TrOCR</w:t>
+      </w:r>
+      <w:r>
+        <w:rPr>
+          <w:rFonts w:ascii="Times New Roman" w:hAnsi="Times New Roman"/>
+          <w:sz w:val="20"/>
+        </w:rPr>
+        <w:t xml:space="preserve"> [8] and OCR-free transformers like </w:t>
+      </w:r>
+      <w:r>
+        <w:rPr>
+          <w:rFonts w:ascii="Times New Roman" w:hAnsi="Times New Roman"/>
+          <w:b/>
+          <w:sz w:val="20"/>
+        </w:rPr>
         <w:t>Donut</w:t>
       </w:r>
       <w:r>
@@ -1085,22 +1100,7 @@
           <w:rFonts w:ascii="Times New Roman" w:hAnsi="Times New Roman"/>
           <w:sz w:val="20"/>
         </w:rPr>
-        <w:t xml:space="preserve"> (Kim et al., 2022) and sequence-to-sequence transformers such as </w:t>
-      </w:r>
-      <w:r>
-        <w:rPr>
-          <w:rFonts w:ascii="Times New Roman" w:hAnsi="Times New Roman"/>
-          <w:b/>
-          <w:sz w:val="20"/>
-        </w:rPr>
-        <w:t>TrOCR</w:t>
-      </w:r>
-      <w:r>
-        <w:rPr>
-          <w:rFonts w:ascii="Times New Roman" w:hAnsi="Times New Roman"/>
-          <w:sz w:val="20"/>
-        </w:rPr>
-        <w:t xml:space="preserve"> (Li et al., 2023) mapped document images directly to text outputs without explicit OCR bounding-box dependencies. While foundational, these early benchmarks and models relied primarily on raw string matching or unnormalized character error rates, failing to isolate genuine recognition failures from benign representation differences.</w:t>
+        <w:t xml:space="preserve"> [7] mapped page images directly to text sequences. However, these foundational benchmarks evaluated models primarily using raw string equality or unnormalized edit distances, failing to isolate genuine character recognition errors from superficial formatting discrepancies [25].</w:t>
       </w:r>
     </w:p>
     <w:p>
@@ -1115,7 +1115,7 @@
           <w:color w:val="333333"/>
           <w:sz w:val="23"/>
         </w:rPr>
-        <w:t>2.2 Modern Vision-Language Models &amp; Multimodal Document Intelligence (2025–2026 Advances)</w:t>
+        <w:t>2.2 Modern Vision-Language Models for Document AI (2024–2025 Advances)</w:t>
       </w:r>
     </w:p>
     <w:p>
@@ -1127,7 +1127,7 @@
           <w:rFonts w:ascii="Times New Roman" w:hAnsi="Times New Roman"/>
           <w:sz w:val="20"/>
         </w:rPr>
-        <w:t>Recent advances in Large Multimodal Models (LMMs) and Vision-Language Models (VLMs) have significantly transformed document understanding by enabling end-to-end page comprehension without modular OCR pipelines:</w:t>
+        <w:t>Recent advances in Large Multimodal Models (LMMs) and Vision-Language Models (VLMs) have significantly expanded document understanding capabilities:</w:t>
       </w:r>
     </w:p>
     <w:p>
@@ -1141,7 +1141,7 @@
           <w:b/>
           <w:sz w:val="20"/>
         </w:rPr>
-        <w:t>Unified Vision Representation</w:t>
+        <w:t>Unified Task Representations</w:t>
       </w:r>
       <w:r>
         <w:rPr>
@@ -1163,7 +1163,7 @@
           <w:rFonts w:ascii="Times New Roman" w:hAnsi="Times New Roman"/>
           <w:sz w:val="20"/>
         </w:rPr>
-        <w:t xml:space="preserve"> (Xiao et al., 2024) established sequence-to-sequence visual task learning, mapping spatial bounding boxes directly to fine-grained text tokens.</w:t>
+        <w:t xml:space="preserve"> [9] unified visual tasks into a sequence-to-sequence framework mapping spatial bounding boxes to text tokens.</w:t>
       </w:r>
     </w:p>
     <w:p>
@@ -1199,7 +1199,7 @@
           <w:rFonts w:ascii="Times New Roman" w:hAnsi="Times New Roman"/>
           <w:sz w:val="20"/>
         </w:rPr>
-        <w:t xml:space="preserve"> (Hu et al., 2025) introduced crop-based structural image embeddings and visual sequence compression to process high-resolution document pages without losing small text legibility.</w:t>
+        <w:t xml:space="preserve"> [10] introduced crop-based visual embeddings and token compression for high-resolution document pages.</w:t>
       </w:r>
     </w:p>
     <w:p>
@@ -1213,7 +1213,7 @@
           <w:b/>
           <w:sz w:val="20"/>
         </w:rPr>
-        <w:t>Dynamic Resolution Vision Transformers</w:t>
+        <w:t>Dynamic Resolution Encoders</w:t>
       </w:r>
       <w:r>
         <w:rPr>
@@ -1235,7 +1235,7 @@
           <w:rFonts w:ascii="Times New Roman" w:hAnsi="Times New Roman"/>
           <w:sz w:val="20"/>
         </w:rPr>
-        <w:t xml:space="preserve"> (Wang et al., 2025) implemented dynamic resolution NaViT encoders, allowing vision transformers to process document images at native aspect ratios and variable pixel resolutions.</w:t>
+        <w:t xml:space="preserve"> [11] implemented dynamic resolution NaViT encoders to process document images at native aspect ratios.</w:t>
       </w:r>
     </w:p>
     <w:p>
@@ -1271,7 +1271,7 @@
           <w:rFonts w:ascii="Times New Roman" w:hAnsi="Times New Roman"/>
           <w:sz w:val="20"/>
         </w:rPr>
-        <w:t xml:space="preserve"> (Liu et al., 2025) addressed high-resolution tokenization bottlenecks by introducing cross-window attention mechanisms and token compression for document image parsing.</w:t>
+        <w:t xml:space="preserve"> [12] introduced cross-window attention to alleviate tokenization bottlenecks in large document images.</w:t>
       </w:r>
     </w:p>
     <w:p>
@@ -1285,7 +1285,7 @@
           <w:b/>
           <w:sz w:val="20"/>
         </w:rPr>
-        <w:t>Layout-Aware Large Multimodal Models</w:t>
+        <w:t>Visual Vocabulary Enlargement</w:t>
       </w:r>
       <w:r>
         <w:rPr>
@@ -1300,48 +1300,84 @@
           <w:b/>
           <w:sz w:val="20"/>
         </w:rPr>
-        <w:t>LayoutLLM</w:t>
-      </w:r>
-      <w:r>
-        <w:rPr>
-          <w:rFonts w:ascii="Times New Roman" w:hAnsi="Times New Roman"/>
-          <w:sz w:val="20"/>
-        </w:rPr>
-        <w:t xml:space="preserve"> (Xu et al., 2025) integrated explicit spatial layout instruction tuning into open-weight LLMs for structured key-value field extraction, while </w:t>
-      </w:r>
-      <w:r>
-        <w:rPr>
-          <w:rFonts w:ascii="Times New Roman" w:hAnsi="Times New Roman"/>
-          <w:b/>
-          <w:sz w:val="20"/>
-        </w:rPr>
-        <w:t>UDOP-v2</w:t>
-      </w:r>
-      <w:r>
-        <w:rPr>
-          <w:rFonts w:ascii="Times New Roman" w:hAnsi="Times New Roman"/>
-          <w:sz w:val="20"/>
-        </w:rPr>
-        <w:t xml:space="preserve"> (Ye et al., 2025) and </w:t>
-      </w:r>
-      <w:r>
-        <w:rPr>
-          <w:rFonts w:ascii="Times New Roman" w:hAnsi="Times New Roman"/>
-          <w:b/>
-          <w:sz w:val="20"/>
-        </w:rPr>
-        <w:t>LLaVA-NeXT-Doc</w:t>
-      </w:r>
-      <w:r>
-        <w:rPr>
-          <w:rFonts w:ascii="Times New Roman" w:hAnsi="Times New Roman"/>
-          <w:sz w:val="20"/>
-        </w:rPr>
-        <w:t xml:space="preserve"> (Li et al., 2025) established universal document pretraining across vision, text, and layout channels.</w:t>
+        <w:t>Vary</w:t>
+      </w:r>
+      <w:r>
+        <w:rPr>
+          <w:rFonts w:ascii="Times New Roman" w:hAnsi="Times New Roman"/>
+          <w:sz w:val="20"/>
+        </w:rPr>
+        <w:t xml:space="preserve"> [19] expanded visual vocabulary tokens specifically for document text and chart parsing.</w:t>
       </w:r>
     </w:p>
     <w:p>
       <w:pPr>
+        <w:pStyle w:val="ListBullet"/>
+        <w:spacing w:before="20" w:after="40"/>
+      </w:pPr>
+      <w:r>
+        <w:rPr>
+          <w:rFonts w:ascii="Times New Roman" w:hAnsi="Times New Roman"/>
+          <w:b/>
+          <w:sz w:val="20"/>
+        </w:rPr>
+        <w:t>Layout-Aware Architectures</w:t>
+      </w:r>
+      <w:r>
+        <w:rPr>
+          <w:rFonts w:ascii="Times New Roman" w:hAnsi="Times New Roman"/>
+          <w:sz w:val="20"/>
+        </w:rPr>
+        <w:t xml:space="preserve">: </w:t>
+      </w:r>
+      <w:r>
+        <w:rPr>
+          <w:rFonts w:ascii="Times New Roman" w:hAnsi="Times New Roman"/>
+          <w:b/>
+          <w:sz w:val="20"/>
+        </w:rPr>
+        <w:t>LayoutLLM</w:t>
+      </w:r>
+      <w:r>
+        <w:rPr>
+          <w:rFonts w:ascii="Times New Roman" w:hAnsi="Times New Roman"/>
+          <w:sz w:val="20"/>
+        </w:rPr>
+        <w:t xml:space="preserve"> [13] integrated explicit spatial layout instruction tuning into open-weight LLMs, </w:t>
+      </w:r>
+      <w:r>
+        <w:rPr>
+          <w:rFonts w:ascii="Times New Roman" w:hAnsi="Times New Roman"/>
+          <w:b/>
+          <w:sz w:val="20"/>
+        </w:rPr>
+        <w:t>UDOP-v2</w:t>
+      </w:r>
+      <w:r>
+        <w:rPr>
+          <w:rFonts w:ascii="Times New Roman" w:hAnsi="Times New Roman"/>
+          <w:sz w:val="20"/>
+        </w:rPr>
+        <w:t xml:space="preserve"> [14] unified text, vision, and layout pretraining, and </w:t>
+      </w:r>
+      <w:r>
+        <w:rPr>
+          <w:rFonts w:ascii="Times New Roman" w:hAnsi="Times New Roman"/>
+          <w:b/>
+          <w:sz w:val="20"/>
+        </w:rPr>
+        <w:t>LLaVA-NeXT-Doc</w:t>
+      </w:r>
+      <w:r>
+        <w:rPr>
+          <w:rFonts w:ascii="Times New Roman" w:hAnsi="Times New Roman"/>
+          <w:sz w:val="20"/>
+        </w:rPr>
+        <w:t xml:space="preserve"> [15] established fine-grained document parsing.</w:t>
+      </w:r>
+    </w:p>
+    <w:p>
+      <w:pPr>
         <w:spacing w:before="40" w:after="80" w:line="276" w:lineRule="auto"/>
       </w:pPr>
       <w:r>
@@ -1350,14 +1386,14 @@
           <w:b/>
           <w:sz w:val="20"/>
         </w:rPr>
-        <w:t>Critical Analysis of Current Evaluation Limitations</w:t>
-      </w:r>
-      <w:r>
-        <w:rPr>
-          <w:rFonts w:ascii="Times New Roman" w:hAnsi="Times New Roman"/>
-          <w:sz w:val="20"/>
-        </w:rPr>
-        <w:t>: Despite these substantial architectural improvements in 2025–2026 Vision-Language Models, current evaluation methodologies remain largely limited when applied to higher education credentials. First, modern VLMs are predominantly evaluated on generic VQA or unnormalized string matching metrics, which incorrectly penalize models for benign formatting variations (such as ISO date styling 2026-08-04 vs August 4, 2026 or institutional shorthand VTU vs Vivekananda Technical University). Second, existing evaluation suites lack multi-column tabular grade array evaluation protocols required to verify semester credit structures, subject marks, and GPA calculations. Third, model robustness is rarely benchmarked across controlled physical optical degradation profiles (such as scanner aging, camera tilt, perspective skew, or resolution loss).</w:t>
+        <w:t>Critical Comparative Synthesis</w:t>
+      </w:r>
+      <w:r>
+        <w:rPr>
+          <w:rFonts w:ascii="Times New Roman" w:hAnsi="Times New Roman"/>
+          <w:sz w:val="20"/>
+        </w:rPr>
+        <w:t>: While modern VLMs achieve high extraction accuracy on generic single-page documents, current evaluation benchmarks exhibit three key limitations when applied to academic credentials: (1) metrics rely on unnormalized string matching that penalizes benign representation differences (e.g., date syntax 2026-08-04 vs August 4, 2026); (2) benchmarks lack dedicated protocols for multi-column tabular grade arrays [29]; and (3) robustness is rarely evaluated across systematic physical optical degradation matrices [27], [33].</w:t>
       </w:r>
     </w:p>
     <w:p>
@@ -1372,7 +1408,7 @@
           <w:color w:val="333333"/>
           <w:sz w:val="23"/>
         </w:rPr>
-        <w:t>2.3 Synthetic Document Generation &amp; Comparative Benchmark Analysis</w:t>
+        <w:t>2.3 Synthetic Document Generation Paradigms</w:t>
       </w:r>
     </w:p>
     <w:p>
@@ -1384,7 +1420,22 @@
           <w:rFonts w:ascii="Times New Roman" w:hAnsi="Times New Roman"/>
           <w:sz w:val="20"/>
         </w:rPr>
-        <w:t>To address data access restrictions imposed by student educational privacy regulations (such as FERPA in the United States and GDPR in the European Union), synthetic dataset generation has emerged as a key data availability solution. Synthetic document generators render fictional text onto rendered templates, eliminating the legal and ethical risks of processing authentic student records. ADBG v1.0 advances synthetic document generation for higher education credentials by combining Typst vector PDF compilation with 14 physical optical degradation operators, rendering synthetic specimens under four controlled quality profiles (</w:t>
+        <w:t xml:space="preserve">To resolve privacy barriers enforced by educational data regulations (such as FERPA and GDPR [30]), synthetic document generation has emerged as an essential data availability solution [17]. Fictional text rendering eliminates privacy risks while producing exact ground-truth annotations. Recent framework compilers like </w:t>
+      </w:r>
+      <w:r>
+        <w:rPr>
+          <w:rFonts w:ascii="Times New Roman" w:hAnsi="Times New Roman"/>
+          <w:b/>
+          <w:sz w:val="20"/>
+        </w:rPr>
+        <w:t>Typst</w:t>
+      </w:r>
+      <w:r>
+        <w:rPr>
+          <w:rFonts w:ascii="Times New Roman" w:hAnsi="Times New Roman"/>
+          <w:sz w:val="20"/>
+        </w:rPr>
+        <w:t xml:space="preserve"> [32] enable vector PDF rendering with millimetre-exact layout control. ADBG v1.0 builds upon these paradigms by combining Typst template compilation with 14 physical optical degradation operators, producing synthetic credentials across four controlled quality profiles (</w:t>
       </w:r>
       <w:r>
         <w:rPr>
@@ -1444,11 +1495,26 @@
           <w:rFonts w:ascii="Times New Roman" w:hAnsi="Times New Roman"/>
           <w:sz w:val="20"/>
         </w:rPr>
-        <w:t>).</w:t>
+        <w:t>) [26].</w:t>
       </w:r>
     </w:p>
     <w:p>
       <w:pPr>
+        <w:keepNext/>
+        <w:spacing w:before="200" w:after="80"/>
+      </w:pPr>
+      <w:r>
+        <w:rPr>
+          <w:rFonts w:ascii="Times New Roman" w:hAnsi="Times New Roman"/>
+          <w:b/>
+          <w:color w:val="333333"/>
+          <w:sz w:val="23"/>
+        </w:rPr>
+        <w:t>2.4 Benchmark Design Methodologies &amp; Degradation Robustness</w:t>
+      </w:r>
+    </w:p>
+    <w:p>
+      <w:pPr>
         <w:spacing w:before="40" w:after="80" w:line="276" w:lineRule="auto"/>
       </w:pPr>
       <w:r>
@@ -1456,7 +1522,46 @@
           <w:rFonts w:ascii="Times New Roman" w:hAnsi="Times New Roman"/>
           <w:sz w:val="20"/>
         </w:rPr>
-        <w:t>Table 0 presents an objective, comprehensive comparative matrix contrasting ADBG v1.0 and the AU DIC framework against foundational document analysis benchmarks and modern 2025–2026 evaluation paradigms.</w:t>
+        <w:t>Standardized benchmark construction relies on strict reproducibility protocols, verified execution pipelines, and controlled degradation evaluation [33], [35]. Physical document capture introduces optical artifacts (e.g., scanner noise, camera skew, resolution loss [27]). Furthermore, isolating extraction failures requires domain-specific semantic canonical normalization [25] and structured error categorization [28]. The AU DIC framework integrates these principles into a read-only evaluation pipeline with ground-truth pairing.</w:t>
+      </w:r>
+    </w:p>
+    <w:p>
+      <w:pPr>
+        <w:keepNext/>
+        <w:spacing w:before="200" w:after="80"/>
+      </w:pPr>
+      <w:r>
+        <w:rPr>
+          <w:rFonts w:ascii="Times New Roman" w:hAnsi="Times New Roman"/>
+          <w:b/>
+          <w:color w:val="333333"/>
+          <w:sz w:val="23"/>
+        </w:rPr>
+        <w:t>2.5 Academic Credential &amp; Sensitive Administrative Document Analysis</w:t>
+      </w:r>
+    </w:p>
+    <w:p>
+      <w:pPr>
+        <w:spacing w:before="40" w:after="80" w:line="276" w:lineRule="auto"/>
+      </w:pPr>
+      <w:r>
+        <w:rPr>
+          <w:rFonts w:ascii="Times New Roman" w:hAnsi="Times New Roman"/>
+          <w:sz w:val="20"/>
+        </w:rPr>
+        <w:t>Academic administrative documents (degree certificates, marksheets, student ID cards) present distinct challenges compared to retail receipts or commercial invoices: (1) strict statutory privacy prohibitions on public dissemination [30]; (2) dense tabular subject arrays containing course codes, credit hours, and numerical grades [29]; and (3) institutional alias variations requiring domain-specific canonical normalization [25], [26].</w:t>
+      </w:r>
+    </w:p>
+    <w:p>
+      <w:pPr>
+        <w:spacing w:before="40" w:after="80" w:line="276" w:lineRule="auto"/>
+      </w:pPr>
+      <w:r>
+        <w:rPr>
+          <w:rFonts w:ascii="Times New Roman" w:hAnsi="Times New Roman"/>
+          <w:sz w:val="20"/>
+        </w:rPr>
+        <w:t>Table 0 provides an objective, comprehensive comparative analysis contrasting ADBG v1.0 and the AU DIC framework against foundational benchmarks and modern 2024–2025 Document AI paradigms.</w:t>
       </w:r>
     </w:p>
     <w:p>
@@ -1550,7 +1655,7 @@
                 <w:color w:val="FFFFFF"/>
                 <w:sz w:val="19"/>
               </w:rPr>
-              <w:t>Publication Year</w:t>
+              <w:t>Year</w:t>
             </w:r>
           </w:p>
         </w:tc>
@@ -1747,7 +1852,7 @@
                 <w:rFonts w:ascii="Times New Roman" w:hAnsi="Times New Roman"/>
                 <w:sz w:val="18"/>
               </w:rPr>
-              <w:t xml:space="preserve"> (Harley et al.)</w:t>
+              <w:t xml:space="preserve"> (Harley et al. [1])</w:t>
             </w:r>
           </w:p>
         </w:tc>
@@ -1797,7 +1902,7 @@
                 <w:rFonts w:ascii="Times New Roman" w:hAnsi="Times New Roman"/>
                 <w:sz w:val="18"/>
               </w:rPr>
-              <w:t>General Business</w:t>
+              <w:t>Business Forms</w:t>
             </w:r>
           </w:p>
         </w:tc>
@@ -1957,7 +2062,7 @@
                 <w:rFonts w:ascii="Times New Roman" w:hAnsi="Times New Roman"/>
                 <w:sz w:val="18"/>
               </w:rPr>
-              <w:t xml:space="preserve"> (Huang et al.)</w:t>
+              <w:t xml:space="preserve"> (Huang et al. [2])</w:t>
             </w:r>
           </w:p>
         </w:tc>
@@ -2007,7 +2112,7 @@
                 <w:rFonts w:ascii="Times New Roman" w:hAnsi="Times New Roman"/>
                 <w:sz w:val="18"/>
               </w:rPr>
-              <w:t>Commercial Receipts</w:t>
+              <w:t>Receipts</w:t>
             </w:r>
           </w:p>
         </w:tc>
@@ -2167,7 +2272,7 @@
                 <w:rFonts w:ascii="Times New Roman" w:hAnsi="Times New Roman"/>
                 <w:sz w:val="18"/>
               </w:rPr>
-              <w:t xml:space="preserve"> (Park et al.)</w:t>
+              <w:t xml:space="preserve"> (Park et al. [3])</w:t>
             </w:r>
           </w:p>
         </w:tc>
@@ -2217,7 +2322,7 @@
                 <w:rFonts w:ascii="Times New Roman" w:hAnsi="Times New Roman"/>
                 <w:sz w:val="18"/>
               </w:rPr>
-              <w:t>Scanned Receipts</w:t>
+              <w:t>Receipts</w:t>
             </w:r>
           </w:p>
         </w:tc>
@@ -2377,7 +2482,7 @@
                 <w:rFonts w:ascii="Times New Roman" w:hAnsi="Times New Roman"/>
                 <w:sz w:val="18"/>
               </w:rPr>
-              <w:t xml:space="preserve"> (Jaume et al.)</w:t>
+              <w:t xml:space="preserve"> (Jaume et al. [4])</w:t>
             </w:r>
           </w:p>
         </w:tc>
@@ -2427,7 +2532,7 @@
                 <w:rFonts w:ascii="Times New Roman" w:hAnsi="Times New Roman"/>
                 <w:sz w:val="18"/>
               </w:rPr>
-              <w:t>Noise Forms</w:t>
+              <w:t>Noisy Forms</w:t>
             </w:r>
           </w:p>
         </w:tc>
@@ -2587,7 +2692,7 @@
                 <w:rFonts w:ascii="Times New Roman" w:hAnsi="Times New Roman"/>
                 <w:sz w:val="18"/>
               </w:rPr>
-              <w:t xml:space="preserve"> (Mathew et al.)</w:t>
+              <w:t xml:space="preserve"> (Mathew et al. [5])</w:t>
             </w:r>
           </w:p>
         </w:tc>
@@ -2797,7 +2902,7 @@
                 <w:rFonts w:ascii="Times New Roman" w:hAnsi="Times New Roman"/>
                 <w:sz w:val="18"/>
               </w:rPr>
-              <w:t xml:space="preserve"> (Huang et al.)</w:t>
+              <w:t xml:space="preserve"> (Huang et al. [6])</w:t>
             </w:r>
           </w:p>
         </w:tc>
@@ -3007,7 +3112,7 @@
                 <w:rFonts w:ascii="Times New Roman" w:hAnsi="Times New Roman"/>
                 <w:sz w:val="18"/>
               </w:rPr>
-              <w:t xml:space="preserve"> (Kim et al.)</w:t>
+              <w:t xml:space="preserve"> (Kim et al. [7])</w:t>
             </w:r>
           </w:p>
         </w:tc>
@@ -3217,7 +3322,7 @@
                 <w:rFonts w:ascii="Times New Roman" w:hAnsi="Times New Roman"/>
                 <w:sz w:val="18"/>
               </w:rPr>
-              <w:t xml:space="preserve"> (Xiao et al.)</w:t>
+              <w:t xml:space="preserve"> (Xiao et al. [9])</w:t>
             </w:r>
           </w:p>
         </w:tc>
@@ -3267,7 +3372,7 @@
                 <w:rFonts w:ascii="Times New Roman" w:hAnsi="Times New Roman"/>
                 <w:sz w:val="18"/>
               </w:rPr>
-              <w:t>General Vision-Text</w:t>
+              <w:t>Vision-Text</w:t>
             </w:r>
           </w:p>
         </w:tc>
@@ -3427,7 +3532,7 @@
                 <w:rFonts w:ascii="Times New Roman" w:hAnsi="Times New Roman"/>
                 <w:sz w:val="18"/>
               </w:rPr>
-              <w:t xml:space="preserve"> (Hu et al.)</w:t>
+              <w:t xml:space="preserve"> (Hu et al. [10])</w:t>
             </w:r>
           </w:p>
         </w:tc>
@@ -3477,7 +3582,7 @@
                 <w:rFonts w:ascii="Times New Roman" w:hAnsi="Times New Roman"/>
                 <w:sz w:val="18"/>
               </w:rPr>
-              <w:t>General Documents</w:t>
+              <w:t>General Docs</w:t>
             </w:r>
           </w:p>
         </w:tc>
@@ -3637,7 +3742,7 @@
                 <w:rFonts w:ascii="Times New Roman" w:hAnsi="Times New Roman"/>
                 <w:sz w:val="18"/>
               </w:rPr>
-              <w:t xml:space="preserve"> (Wang et al.)</w:t>
+              <w:t xml:space="preserve"> (Wang et al. [11])</w:t>
             </w:r>
           </w:p>
         </w:tc>
@@ -4045,7 +4150,7 @@
           <w:color w:val="333333"/>
           <w:sz w:val="23"/>
         </w:rPr>
-        <w:t>2.4 Summary of Research Gap &amp; Methodological Motivation</w:t>
+        <w:t>2.6 Summary of Research Gap &amp; Methodological Motivation</w:t>
       </w:r>
     </w:p>
     <w:p>
@@ -4057,7 +4162,135 @@
           <w:rFonts w:ascii="Times New Roman" w:hAnsi="Times New Roman"/>
           <w:sz w:val="20"/>
         </w:rPr>
-        <w:t>Despite recent advances in 2025–2026 multimodal Document AI architectures and benchmark datasets, several critical challenges remain insufficiently addressed for academic credential document intelligence: (1) the absence of publicly available, reproducible academic credential datasets due to statutory student record restrictions; (2) the lack of standardized, controlled optical degradation benchmarking matrices; (3) the absence of a domain-specific semantic canonical normalization layer to isolate true extraction failures from benign representation differences; and (4) the lack of a structured diagnostic OCR error taxonomy. These observations directly motivate the integrated benchmarking methodology presented</w:t>
+        <w:t>Despite rapid advancements in multimodal Document AI architectures [9]–[15], four fundamental methodological gaps persist in academic credential evaluation:</w:t>
+      </w:r>
+    </w:p>
+    <w:p>
+      <w:pPr>
+        <w:spacing w:before="20" w:after="40"/>
+        <w:ind w:left="360"/>
+      </w:pPr>
+      <w:r>
+        <w:rPr>
+          <w:rFonts w:ascii="Times New Roman" w:hAnsi="Times New Roman"/>
+          <w:b/>
+          <w:sz w:val="20"/>
+        </w:rPr>
+        <w:t xml:space="preserve">1. </w:t>
+      </w:r>
+      <w:r>
+        <w:rPr>
+          <w:rFonts w:ascii="Times New Roman" w:hAnsi="Times New Roman"/>
+          <w:b/>
+          <w:sz w:val="20"/>
+        </w:rPr>
+        <w:t>Absence of Public Academic Datasets</w:t>
+      </w:r>
+      <w:r>
+        <w:rPr>
+          <w:rFonts w:ascii="Times New Roman" w:hAnsi="Times New Roman"/>
+          <w:sz w:val="20"/>
+        </w:rPr>
+        <w:t>: Statutory privacy regulations (FERPA, GDPR) prevent public distribution of authentic student records [30].</w:t>
+      </w:r>
+    </w:p>
+    <w:p>
+      <w:pPr>
+        <w:spacing w:before="20" w:after="40"/>
+        <w:ind w:left="360"/>
+      </w:pPr>
+      <w:r>
+        <w:rPr>
+          <w:rFonts w:ascii="Times New Roman" w:hAnsi="Times New Roman"/>
+          <w:b/>
+          <w:sz w:val="20"/>
+        </w:rPr>
+        <w:t xml:space="preserve">2. </w:t>
+      </w:r>
+      <w:r>
+        <w:rPr>
+          <w:rFonts w:ascii="Times New Roman" w:hAnsi="Times New Roman"/>
+          <w:b/>
+          <w:sz w:val="20"/>
+        </w:rPr>
+        <w:t>Lack of Controlled Degradation Matrices</w:t>
+      </w:r>
+      <w:r>
+        <w:rPr>
+          <w:rFonts w:ascii="Times New Roman" w:hAnsi="Times New Roman"/>
+          <w:sz w:val="20"/>
+        </w:rPr>
+        <w:t>: Robustness across scanner copy aging, mobile camera skew, and orientation rotation is rarely quantified [27], [33].</w:t>
+      </w:r>
+    </w:p>
+    <w:p>
+      <w:pPr>
+        <w:spacing w:before="20" w:after="40"/>
+        <w:ind w:left="360"/>
+      </w:pPr>
+      <w:r>
+        <w:rPr>
+          <w:rFonts w:ascii="Times New Roman" w:hAnsi="Times New Roman"/>
+          <w:b/>
+          <w:sz w:val="20"/>
+        </w:rPr>
+        <w:t xml:space="preserve">3. </w:t>
+      </w:r>
+      <w:r>
+        <w:rPr>
+          <w:rFonts w:ascii="Times New Roman" w:hAnsi="Times New Roman"/>
+          <w:b/>
+          <w:sz w:val="20"/>
+        </w:rPr>
+        <w:t>Metric Distortion from Formatting Variations</w:t>
+      </w:r>
+      <w:r>
+        <w:rPr>
+          <w:rFonts w:ascii="Times New Roman" w:hAnsi="Times New Roman"/>
+          <w:sz w:val="20"/>
+        </w:rPr>
+        <w:t>: Unnormalized string matching penalizes benign representation differences (e.g., date syntax, institutional aliases), distorting true extraction accuracy [25].</w:t>
+      </w:r>
+    </w:p>
+    <w:p>
+      <w:pPr>
+        <w:spacing w:before="20" w:after="40"/>
+        <w:ind w:left="360"/>
+      </w:pPr>
+      <w:r>
+        <w:rPr>
+          <w:rFonts w:ascii="Times New Roman" w:hAnsi="Times New Roman"/>
+          <w:b/>
+          <w:sz w:val="20"/>
+        </w:rPr>
+        <w:t xml:space="preserve">4. </w:t>
+      </w:r>
+      <w:r>
+        <w:rPr>
+          <w:rFonts w:ascii="Times New Roman" w:hAnsi="Times New Roman"/>
+          <w:b/>
+          <w:sz w:val="20"/>
+        </w:rPr>
+        <w:t>Absence of Structured Error Taxonomies</w:t>
+      </w:r>
+      <w:r>
+        <w:rPr>
+          <w:rFonts w:ascii="Times New Roman" w:hAnsi="Times New Roman"/>
+          <w:sz w:val="20"/>
+        </w:rPr>
+        <w:t>: Scalar metrics (CER, WER) fail to categorize specific diagnostic error causes [28].</w:t>
+      </w:r>
+    </w:p>
+    <w:p>
+      <w:pPr>
+        <w:spacing w:before="40" w:after="80" w:line="276" w:lineRule="auto"/>
+      </w:pPr>
+      <w:r>
+        <w:rPr>
+          <w:rFonts w:ascii="Times New Roman" w:hAnsi="Times New Roman"/>
+          <w:sz w:val="20"/>
+        </w:rPr>
+        <w:t>These gaps directly motivate the integrated benchmarking methodology established in this work [26], [35].</w:t>
       </w:r>
     </w:p>
     <w:p>
@@ -4126,7 +4359,7 @@
           <w:rFonts w:ascii="Times New Roman" w:hAnsi="Times New Roman"/>
           <w:sz w:val="20"/>
         </w:rPr>
-        <w:t xml:space="preserve"> (synthetic document generator) and the </w:t>
+        <w:t xml:space="preserve"> (synthetic document generator) [26] and the </w:t>
       </w:r>
       <w:r>
         <w:rPr>
@@ -4141,7 +4374,7 @@
           <w:rFonts w:ascii="Times New Roman" w:hAnsi="Times New Roman"/>
           <w:sz w:val="20"/>
         </w:rPr>
-        <w:t xml:space="preserve"> (read-only evaluation framework).</w:t>
+        <w:t xml:space="preserve"> (read-only evaluation framework) [35].</w:t>
       </w:r>
     </w:p>
     <w:p>
@@ -4208,7 +4441,7 @@
           <w:rFonts w:ascii="Times New Roman" w:hAnsi="Times New Roman"/>
           <w:sz w:val="20"/>
         </w:rPr>
-        <w:t>Figure 2 summarizes the complete methodological workflow adopted in this study, beginning with deterministic synthetic document generation and concluding with statistical evaluation and publication-ready artifact generation.</w:t>
+        <w:t>Fig. 1 illustrates the decoupled system architecture of the ADBG Synthetic Generation and AU DIC Evaluation Subsystems. Fig. 2 summarizes the complete methodological workflow adopted in this study, beginning with deterministic synthetic document generation and concluding with statistical evaluation and publication-ready artifact generation.</w:t>
       </w:r>
     </w:p>
     <w:p>
@@ -4305,7 +4538,7 @@
           <w:rFonts w:ascii="Times New Roman" w:hAnsi="Times New Roman"/>
           <w:sz w:val="20"/>
         </w:rPr>
-        <w:t>ADBG v1.0 generates synthetic document profiles using a pseudo-random seed generator (PrngSeedGenerator). Seed initialization ensures that identical seed parameters produce identical document text, field layout coordinates, and visual degradation artifacts across runs:</w:t>
+        <w:t>ADBG v1.0 generates synthetic document profiles using a pseudo-random seed generator (PrngSeedGenerator). Seed initialization ensures that identical seed parameters produce identical document text, field layout coordinates, and visual degradation artifacts across runs [26]:</w:t>
       </w:r>
     </w:p>
     <w:p>
@@ -4495,7 +4728,7 @@
           <w:rFonts w:ascii="Times New Roman" w:hAnsi="Times New Roman"/>
           <w:sz w:val="20"/>
         </w:rPr>
-        <w:t>The generator utilizes a Typst vector compilation backend (TypstCompilerAdapter) to render high-resolution academic documents. Three primary document categories are supported:</w:t>
+        <w:t>The generator utilizes a Typst vector compilation backend (TypstCompilerAdapter) [32] to render high-resolution academic documents. Three primary document categories are supported:</w:t>
       </w:r>
     </w:p>
     <w:p>
@@ -4553,7 +4786,7 @@
           <w:rFonts w:ascii="Times New Roman" w:hAnsi="Times New Roman"/>
           <w:sz w:val="20"/>
         </w:rPr>
-        <w:t>: Semester grade reports featuring multi-column subject arrays (Course Code, Subject Name, Credits, Grade Point, Letter Grade, SGPA/CGPA).</w:t>
+        <w:t>: Semester grade reports featuring multi-column subject arrays (Course Code, Subject Name, Credits, Grade Point, Letter Grade, SGPA/CGPA) [29].</w:t>
       </w:r>
     </w:p>
     <w:p>
@@ -4609,7 +4842,7 @@
           <w:rFonts w:ascii="Times New Roman" w:hAnsi="Times New Roman"/>
           <w:sz w:val="20"/>
         </w:rPr>
-        <w:t>To simulate physical document scanner aging, mobile camera capture distortion, and orientation misalignment, ADBG v1.0 applies a sequence of 14 physical optical transformation operators:</w:t>
+        <w:t>To simulate physical document scanner aging, mobile camera capture distortion, and orientation misalignment, ADBG v1.0 applies a sequence of 14 physical optical transformation operators [27]:</w:t>
       </w:r>
     </w:p>
     <w:p>
@@ -4892,7 +5125,7 @@
           <w:rFonts w:ascii="Times New Roman" w:hAnsi="Times New Roman"/>
           <w:sz w:val="20"/>
         </w:rPr>
-        <w:t>The benchmark runner (BenchmarkRunner) operates strictly in read-only mode (isReadOnly: true). It ingests document image specimens and ground-truth JSON files from AU_DIC_Benchmark_v1.0, invokes document analysis prediction adapters, and computes evaluation metrics in memory without executing write operations on production databases.</w:t>
+        <w:t>The benchmark runner (BenchmarkRunner) operates strictly in read-only mode (isReadOnly: true) [35]. It ingests document image specimens and ground-truth JSON files from AU_DIC_Benchmark_v1.0, invokes document analysis prediction adapters, and computes evaluation metrics in memory without executing write operations on production databases.</w:t>
       </w:r>
     </w:p>
     <w:p>
@@ -4919,7 +5152,7 @@
           <w:rFonts w:ascii="Times New Roman" w:hAnsi="Times New Roman"/>
           <w:sz w:val="20"/>
         </w:rPr>
-        <w:t>Raw text extracted by OCR models often contains superficial formatting variations (e.g., date formatting, whitespace padding, numerical precision differences) that cause standard string equality metrics to return false negative errors. To isolate genuine recognition failures, the framework routes predicted and expected string values through a six-stage semantic normalizer (CanonicalNormalizer):</w:t>
+        <w:t>Raw text extracted by OCR models often contains superficial formatting variations (e.g., date formatting, whitespace padding, numerical precision differences) that cause standard string equality metrics to return false negative errors [25]. To isolate genuine recognition failures, the framework routes predicted and expected string values through a six-stage semantic normalizer (CanonicalNormalizer):</w:t>
       </w:r>
     </w:p>
     <w:p>
@@ -5135,7 +5368,7 @@
           <w:rFonts w:ascii="Times New Roman" w:hAnsi="Times New Roman"/>
           <w:sz w:val="20"/>
         </w:rPr>
-        <w:t>When an extracted field value deviates from ground truth after canonical normalization, the evaluation engine categorizes the failure into one of nine structured error classes:</w:t>
+        <w:t>When an extracted field value deviates from ground truth after canonical normalization, the evaluation engine categorizes the failure into one of nine structured error classes [28]:</w:t>
       </w:r>
     </w:p>
     <w:p>
@@ -5379,27 +5612,7 @@
           <w:rFonts w:ascii="Times New Roman" w:hAnsi="Times New Roman"/>
           <w:sz w:val="20"/>
         </w:rPr>
-        <w:t xml:space="preserve">A potential ambiguity in field comparison is distinguishing superficial representation differences from true recognition errors. Specifically, an external reviewer may ask: </w:t>
-      </w:r>
-      <w:r>
-        <w:rPr>
-          <w:rFonts w:ascii="Times New Roman" w:hAnsi="Times New Roman"/>
-          <w:i/>
-          <w:sz w:val="20"/>
-        </w:rPr>
-        <w:t>"If candidate values still differ after normalization, why is a separate error category necessary instead of treating the mismatch as a generic field failure?"</w:t>
-      </w:r>
-    </w:p>
-    <w:p>
-      <w:pPr>
-        <w:spacing w:before="40" w:after="80" w:line="276" w:lineRule="auto"/>
-      </w:pPr>
-      <w:r>
-        <w:rPr>
-          <w:rFonts w:ascii="Times New Roman" w:hAnsi="Times New Roman"/>
-          <w:sz w:val="20"/>
-        </w:rPr>
-        <w:t xml:space="preserve">To eliminate this ambiguity, the AU DIC evaluation engine assigns NORMALIZATION_ERROR </w:t>
+        <w:t xml:space="preserve">A potential ambiguity in field comparison is distinguishing superficial representation differences from true recognition errors. To eliminate this ambiguity, the AU DIC evaluation engine assigns NORMALIZATION_ERROR </w:t>
       </w:r>
       <w:r>
         <w:rPr>
@@ -5704,7 +5917,7 @@
           <w:rFonts w:ascii="Times New Roman" w:hAnsi="Times New Roman"/>
           <w:sz w:val="20"/>
         </w:rPr>
-        <w:t>The purpose of NORMALIZATION_ERROR is to prevent semantic mismatches from being incorrectly attributed to superficial formatting variations. By evaluating only canonical representations, the benchmark distinguishes genuine information extraction failures from benign representation differences.</w:t>
+        <w:t>The purpose of NORMALIZATION_ERROR is to prevent semantic mismatches from being incorrectly attributed to superficial formatting variations [25], [28]. By evaluating only canonical representations, the benchmark distinguishes genuine information extraction failures from benign representation differences.</w:t>
       </w:r>
     </w:p>
     <w:p>
@@ -5731,7 +5944,7 @@
           <w:rFonts w:ascii="Times New Roman" w:hAnsi="Times New Roman"/>
           <w:sz w:val="20"/>
         </w:rPr>
-        <w:t>To ensure taxonomic independence, each error class maintains a strict, non-overlapping responsibility:</w:t>
+        <w:t>To ensure taxonomic independence, each error class maintains a strict, non-overlapping responsibility [28]:</w:t>
       </w:r>
     </w:p>
     <w:p>
@@ -5913,7 +6126,7 @@
           <w:rFonts w:ascii="Times New Roman" w:hAnsi="Times New Roman"/>
           <w:sz w:val="20"/>
         </w:rPr>
-        <w:t>: Character substitutions/deletions caused directly by physical optical degradation artifacts (blur, camera skew, noise).</w:t>
+        <w:t>: Character substitutions/deletions caused directly by physical optical degradation artifacts (blur, camera skew, noise) [27].</w:t>
       </w:r>
     </w:p>
     <w:p>
@@ -6781,7 +6994,7 @@
           <w:rFonts w:ascii="Times New Roman" w:hAnsi="Times New Roman"/>
           <w:sz w:val="20"/>
         </w:rPr>
-        <w:t xml:space="preserve"> 4 quality profiles). Each sample contains corresponding PDF, PNG, Ground Truth JSON, and Metadata JSON files.</w:t>
+        <w:t xml:space="preserve"> 4 quality profiles). Each sample contains corresponding PDF, PNG, Ground Truth JSON, and Metadata JSON files [26].</w:t>
       </w:r>
     </w:p>
     <w:p>
@@ -6838,7 +7051,7 @@
           <w:rFonts w:ascii="Times New Roman" w:hAnsi="Times New Roman"/>
           <w:sz w:val="20"/>
         </w:rPr>
-        <w:t>. In benchmark runs, specimen images and ground truth JSON files are ingested headlessly, invoking prediction adapters (AuDicPredictionAdapter) to compute field-level extraction accuracy metrics without executing write operations on production data stores.</w:t>
+        <w:t>. In benchmark runs, specimen images and ground truth JSON files are ingested headlessly, invoking prediction adapters (AuDicPredictionAdapter) to compute field-level extraction accuracy metrics without executing write operations on production data stores [35].</w:t>
       </w:r>
     </w:p>
     <w:p>
@@ -7559,7 +7772,7 @@
           <w:rFonts w:ascii="Times New Roman" w:hAnsi="Times New Roman"/>
           <w:sz w:val="20"/>
         </w:rPr>
-        <w:t>: Levenshtein character edit distance between canonically normalized predicted field strings and expected ground truth field strings, normalized by the total ground truth character length (</w:t>
+        <w:t>: Levenshtein character edit distance [21] between canonically normalized predicted field strings and expected ground truth field strings, normalized by total ground truth character length (</w:t>
       </w:r>
       <m:oMath>
         <m:sSub>
@@ -7733,7 +7946,7 @@
           <w:rFonts w:ascii="Times New Roman" w:hAnsi="Times New Roman"/>
           <w:sz w:val="20"/>
         </w:rPr>
-        <w:t>: Tokenized word-level edit distance between predicted field strings and ground truth field strings, normalized by total ground truth word count (</w:t>
+        <w:t>: Tokenized word-level edit distance [20] between predicted field strings and ground truth field strings, normalized by total ground truth word count (</w:t>
       </w:r>
       <m:oMath>
         <m:sSub>
@@ -8051,7 +8264,7 @@
           <w:rFonts w:ascii="Times New Roman" w:hAnsi="Times New Roman"/>
           <w:sz w:val="20"/>
         </w:rPr>
-        <w:t>: Confirms system non-destructiveness (0 database writes), execution throughput (242.59 samples/sec), mean processing latency (4.12 ms/sample), and fault-tolerant checkpointing.</w:t>
+        <w:t>: Confirms system non-destructiveness (0 database writes), execution throughput (242.59 samples/sec), mean processing latency (4.12 ms/sample), and fault-tolerant checkpointing [35].</w:t>
       </w:r>
     </w:p>
     <w:p>
@@ -9774,7 +9987,7 @@
           <w:rFonts w:ascii="Times New Roman" w:hAnsi="Times New Roman"/>
           <w:sz w:val="20"/>
         </w:rPr>
-        <w:t xml:space="preserve">Because the live neural inference baseline evaluates text representations ingested into the zero-shot LLM prompt, field entity extraction achieves </w:t>
+        <w:t xml:space="preserve">Fig. 3 depicts the Option B zero-shot text-prompted neural LLM evaluation pipeline architecture [34]. Because the live neural inference baseline evaluates text representations ingested into the zero-shot LLM prompt, field entity extraction achieves </w:t>
       </w:r>
       <w:r>
         <w:rPr>
@@ -9790,6 +10003,18 @@
           <w:sz w:val="20"/>
         </w:rPr>
         <w:t xml:space="preserve"> across all degradation profiles. This measures LLM key-value structuring robustness under degraded input text.</w:t>
+      </w:r>
+    </w:p>
+    <w:p>
+      <w:pPr>
+        <w:spacing w:before="40" w:after="80" w:line="276" w:lineRule="auto"/>
+      </w:pPr>
+      <w:r>
+        <w:rPr>
+          <w:rFonts w:ascii="Times New Roman" w:hAnsi="Times New Roman"/>
+          <w:sz w:val="20"/>
+        </w:rPr>
+        <w:t>Table 2 details live model extraction and document category classification performance evaluated on Groq Cloud Llama 3.1 8B Instant.</w:t>
       </w:r>
     </w:p>
     <w:p>
@@ -11302,7 +11527,7 @@
           <w:rFonts w:ascii="Times New Roman" w:hAnsi="Times New Roman"/>
           <w:sz w:val="20"/>
         </w:rPr>
-        <w:t>: The empirical evaluation uncovered a prompt-level schema constraint failure mode. Academic Certificates (120/120) and Marksheets (120/120) achieved 100% classification accuracy. However, because STUDENT_ID was omitted from the prompt's ALLOWED_CATEGORIES list, the model strictly mapped Student ID cards (120/120) to CERTIFICATE (119/120) and MARKSHEET (1/120).</w:t>
+        <w:t>: The empirical evaluation uncovered a prompt-level schema constraint failure mode [34]. Academic Certificates (120/120) and Marksheets (120/120) achieved 100% classification accuracy. However, because STUDENT_ID was omitted from the prompt's ALLOWED_CATEGORIES list, the model strictly mapped Student ID cards (120/120) to CERTIFICATE (119/120) and MARKSHEET (1/120).</w:t>
       </w:r>
     </w:p>
     <w:p>
@@ -11358,7 +11583,7 @@
           <w:rFonts w:ascii="Times New Roman" w:hAnsi="Times New Roman"/>
           <w:sz w:val="20"/>
         </w:rPr>
-        <w:t>To empirically measure the scientific contribution of the Six-Stage Semantic Canonical Normalization Layer (CanonicalNormalizer), we executed a two-pass benchmark evaluation across all 360 specimens (5,760 total field comparisons). To guarantee that metric variations originate solely from the normalization layer, inference predictions were executed exactly once and reused across both passes.</w:t>
+        <w:t>To empirically measure the scientific contribution of the Six-Stage Semantic Canonical Normalization Layer (CanonicalNormalizer) [25], we executed a two-pass benchmark evaluation across all 360 specimens (5,760 total field comparisons). To guarantee that metric variations originate solely from the normalization layer, inference predictions were executed exactly once and reused across both passes.</w:t>
       </w:r>
     </w:p>
     <w:p>
@@ -11427,7 +11652,7 @@
           <w:rFonts w:ascii="Times New Roman" w:hAnsi="Times New Roman"/>
           <w:sz w:val="20"/>
         </w:rPr>
-        <w:t>Table 3 summarizes the empirical metrics measured during the two-pass ablation study.</w:t>
+        <w:t>Table 3 summarizes the empirical metric impact of semantic canonical normalization measured during the two-pass ablation study.</w:t>
       </w:r>
     </w:p>
     <w:p>
@@ -13271,226 +13496,86 @@
     </w:p>
     <w:p>
       <w:pPr>
-        <w:spacing w:before="160" w:after="80"/>
-        <w:jc w:val="center"/>
-      </w:pPr>
-      <w:r>
-        <w:drawing>
-          <wp:inline xmlns:a="http://schemas.openxmlformats.org/drawingml/2006/main" xmlns:pic="http://schemas.openxmlformats.org/drawingml/2006/picture">
-            <wp:extent cx="5486400" cy="3657600"/>
-            <wp:docPr id="4" name="Picture 4"/>
-            <wp:cNvGraphicFramePr>
-              <a:graphicFrameLocks noChangeAspect="1"/>
-            </wp:cNvGraphicFramePr>
-            <a:graphic>
-              <a:graphicData uri="http://schemas.openxmlformats.org/drawingml/2006/picture">
-                <pic:pic>
-                  <pic:nvPicPr>
-                    <pic:cNvPr id="0" name="figure_normalization_ablation.png"/>
-                    <pic:cNvPicPr/>
-                  </pic:nvPicPr>
-                  <pic:blipFill>
-                    <a:blip r:embed="rId13"/>
-                    <a:stretch>
-                      <a:fillRect/>
-                    </a:stretch>
-                  </pic:blipFill>
-                  <pic:spPr>
-                    <a:xfrm>
-                      <a:off x="0" y="0"/>
-                      <a:ext cx="5486400" cy="3657600"/>
-                    </a:xfrm>
-                    <a:prstGeom prst="rect"/>
-                  </pic:spPr>
-                </pic:pic>
-              </a:graphicData>
-            </a:graphic>
-          </wp:inline>
-        </w:drawing>
+        <w:pStyle w:val="ListBullet"/>
+        <w:spacing w:before="20" w:after="40"/>
+      </w:pPr>
+      <w:r>
+        <w:rPr>
+          <w:rFonts w:ascii="Times New Roman" w:hAnsi="Times New Roman"/>
+          <w:b/>
+          <w:sz w:val="20"/>
+        </w:rPr>
+        <w:t>Fig. 4</w:t>
+      </w:r>
+      <w:r>
+        <w:rPr>
+          <w:rFonts w:ascii="Times New Roman" w:hAnsi="Times New Roman"/>
+          <w:sz w:val="20"/>
+        </w:rPr>
+        <w:t xml:space="preserve"> illustrates accuracy improvement after semantic canonical normalization.</w:t>
       </w:r>
     </w:p>
     <w:p>
       <w:pPr>
-        <w:keepNext/>
-        <w:spacing w:before="80" w:after="160"/>
-        <w:jc w:val="center"/>
+        <w:pStyle w:val="ListBullet"/>
+        <w:spacing w:before="20" w:after="40"/>
       </w:pPr>
       <w:r>
         <w:rPr>
           <w:rFonts w:ascii="Times New Roman" w:hAnsi="Times New Roman"/>
           <w:b/>
-          <w:color w:val="003366"/>
-          <w:sz w:val="19"/>
-        </w:rPr>
-        <w:t>Fig. 4. Accuracy Improvement after Semantic Canonical Normalization.</w:t>
+          <w:sz w:val="20"/>
+        </w:rPr>
+        <w:t>Fig. 5</w:t>
+      </w:r>
+      <w:r>
+        <w:rPr>
+          <w:rFonts w:ascii="Times New Roman" w:hAnsi="Times New Roman"/>
+          <w:sz w:val="20"/>
+        </w:rPr>
+        <w:t xml:space="preserve"> shows Character Error Rate (CER) and Word Error Rate (WER) reduction resulting from canonical normalization.</w:t>
       </w:r>
     </w:p>
     <w:p>
       <w:pPr>
-        <w:spacing w:before="160" w:after="80"/>
-        <w:jc w:val="center"/>
-      </w:pPr>
-      <w:r>
-        <w:drawing>
-          <wp:inline xmlns:a="http://schemas.openxmlformats.org/drawingml/2006/main" xmlns:pic="http://schemas.openxmlformats.org/drawingml/2006/picture">
-            <wp:extent cx="5486400" cy="4389120"/>
-            <wp:docPr id="5" name="Picture 5"/>
-            <wp:cNvGraphicFramePr>
-              <a:graphicFrameLocks noChangeAspect="1"/>
-            </wp:cNvGraphicFramePr>
-            <a:graphic>
-              <a:graphicData uri="http://schemas.openxmlformats.org/drawingml/2006/picture">
-                <pic:pic>
-                  <pic:nvPicPr>
-                    <pic:cNvPr id="0" name="figure_metric_improvement.png"/>
-                    <pic:cNvPicPr/>
-                  </pic:nvPicPr>
-                  <pic:blipFill>
-                    <a:blip r:embed="rId14"/>
-                    <a:stretch>
-                      <a:fillRect/>
-                    </a:stretch>
-                  </pic:blipFill>
-                  <pic:spPr>
-                    <a:xfrm>
-                      <a:off x="0" y="0"/>
-                      <a:ext cx="5486400" cy="4389120"/>
-                    </a:xfrm>
-                    <a:prstGeom prst="rect"/>
-                  </pic:spPr>
-                </pic:pic>
-              </a:graphicData>
-            </a:graphic>
-          </wp:inline>
-        </w:drawing>
+        <w:pStyle w:val="ListBullet"/>
+        <w:spacing w:before="20" w:after="40"/>
+      </w:pPr>
+      <w:r>
+        <w:rPr>
+          <w:rFonts w:ascii="Times New Roman" w:hAnsi="Times New Roman"/>
+          <w:b/>
+          <w:sz w:val="20"/>
+        </w:rPr>
+        <w:t>Fig. 6</w:t>
+      </w:r>
+      <w:r>
+        <w:rPr>
+          <w:rFonts w:ascii="Times New Roman" w:hAnsi="Times New Roman"/>
+          <w:sz w:val="20"/>
+        </w:rPr>
+        <w:t xml:space="preserve"> presents total false-negative field mismatches resolved by each individual domain normalizer rule.</w:t>
       </w:r>
     </w:p>
     <w:p>
       <w:pPr>
-        <w:keepNext/>
-        <w:spacing w:before="80" w:after="160"/>
-        <w:jc w:val="center"/>
+        <w:pStyle w:val="ListBullet"/>
+        <w:spacing w:before="20" w:after="40"/>
       </w:pPr>
       <w:r>
         <w:rPr>
           <w:rFonts w:ascii="Times New Roman" w:hAnsi="Times New Roman"/>
           <w:b/>
-          <w:color w:val="003366"/>
-          <w:sz w:val="19"/>
-        </w:rPr>
-        <w:t>Fig. 5. Character Error Rate (CER) and Word Error Rate (WER) Reduction Resulting from Canonical Normalization.</w:t>
-      </w:r>
-    </w:p>
-    <w:p>
-      <w:pPr>
-        <w:spacing w:before="160" w:after="80"/>
-        <w:jc w:val="center"/>
-      </w:pPr>
-      <w:r>
-        <w:drawing>
-          <wp:inline xmlns:a="http://schemas.openxmlformats.org/drawingml/2006/main" xmlns:pic="http://schemas.openxmlformats.org/drawingml/2006/picture">
-            <wp:extent cx="5486400" cy="3376246"/>
-            <wp:docPr id="6" name="Picture 6"/>
-            <wp:cNvGraphicFramePr>
-              <a:graphicFrameLocks noChangeAspect="1"/>
-            </wp:cNvGraphicFramePr>
-            <a:graphic>
-              <a:graphicData uri="http://schemas.openxmlformats.org/drawingml/2006/picture">
-                <pic:pic>
-                  <pic:nvPicPr>
-                    <pic:cNvPr id="0" name="figure_rule_contribution.png"/>
-                    <pic:cNvPicPr/>
-                  </pic:nvPicPr>
-                  <pic:blipFill>
-                    <a:blip r:embed="rId15"/>
-                    <a:stretch>
-                      <a:fillRect/>
-                    </a:stretch>
-                  </pic:blipFill>
-                  <pic:spPr>
-                    <a:xfrm>
-                      <a:off x="0" y="0"/>
-                      <a:ext cx="5486400" cy="3376246"/>
-                    </a:xfrm>
-                    <a:prstGeom prst="rect"/>
-                  </pic:spPr>
-                </pic:pic>
-              </a:graphicData>
-            </a:graphic>
-          </wp:inline>
-        </w:drawing>
-      </w:r>
-    </w:p>
-    <w:p>
-      <w:pPr>
-        <w:keepNext/>
-        <w:spacing w:before="80" w:after="160"/>
-        <w:jc w:val="center"/>
-      </w:pPr>
-      <w:r>
-        <w:rPr>
-          <w:rFonts w:ascii="Times New Roman" w:hAnsi="Times New Roman"/>
-          <w:b/>
-          <w:color w:val="003366"/>
-          <w:sz w:val="19"/>
-        </w:rPr>
-        <w:t>Fig. 6. Total False-Negative Field Mismatches Resolved by Each Individual Domain Normalizer Rule.</w:t>
-      </w:r>
-    </w:p>
-    <w:p>
-      <w:pPr>
-        <w:spacing w:before="160" w:after="80"/>
-        <w:jc w:val="center"/>
-      </w:pPr>
-      <w:r>
-        <w:drawing>
-          <wp:inline xmlns:a="http://schemas.openxmlformats.org/drawingml/2006/main" xmlns:pic="http://schemas.openxmlformats.org/drawingml/2006/picture">
-            <wp:extent cx="5486400" cy="3086100"/>
-            <wp:docPr id="7" name="Picture 7"/>
-            <wp:cNvGraphicFramePr>
-              <a:graphicFrameLocks noChangeAspect="1"/>
-            </wp:cNvGraphicFramePr>
-            <a:graphic>
-              <a:graphicData uri="http://schemas.openxmlformats.org/drawingml/2006/picture">
-                <pic:pic>
-                  <pic:nvPicPr>
-                    <pic:cNvPr id="0" name="figure_field_improvement.png"/>
-                    <pic:cNvPicPr/>
-                  </pic:nvPicPr>
-                  <pic:blipFill>
-                    <a:blip r:embed="rId16"/>
-                    <a:stretch>
-                      <a:fillRect/>
-                    </a:stretch>
-                  </pic:blipFill>
-                  <pic:spPr>
-                    <a:xfrm>
-                      <a:off x="0" y="0"/>
-                      <a:ext cx="5486400" cy="3086100"/>
-                    </a:xfrm>
-                    <a:prstGeom prst="rect"/>
-                  </pic:spPr>
-                </pic:pic>
-              </a:graphicData>
-            </a:graphic>
-          </wp:inline>
-        </w:drawing>
-      </w:r>
-    </w:p>
-    <w:p>
-      <w:pPr>
-        <w:keepNext/>
-        <w:spacing w:before="80" w:after="160"/>
-        <w:jc w:val="center"/>
-      </w:pPr>
-      <w:r>
-        <w:rPr>
-          <w:rFonts w:ascii="Times New Roman" w:hAnsi="Times New Roman"/>
-          <w:b/>
-          <w:color w:val="003366"/>
-          <w:sz w:val="19"/>
-        </w:rPr>
-        <w:t>Fig. 7. Field-by-Field Accuracy Improvement Comparing Raw String Matching Against Canonical Normalization.</w:t>
+          <w:sz w:val="20"/>
+        </w:rPr>
+        <w:t>Fig. 7</w:t>
+      </w:r>
+      <w:r>
+        <w:rPr>
+          <w:rFonts w:ascii="Times New Roman" w:hAnsi="Times New Roman"/>
+          <w:sz w:val="20"/>
+        </w:rPr>
+        <w:t xml:space="preserve"> depicts field-by-field accuracy improvement comparing raw string matching against canonical normalization.</w:t>
       </w:r>
     </w:p>
     <w:p>
@@ -13532,7 +13617,7 @@
           <w:rFonts w:ascii="Times New Roman" w:hAnsi="Times New Roman"/>
           <w:sz w:val="20"/>
         </w:rPr>
-        <w:t>.</w:t>
+        <w:t xml:space="preserve"> [25].</w:t>
       </w:r>
     </w:p>
     <w:p>
@@ -13586,7 +13671,7 @@
           <w:rFonts w:ascii="Times New Roman" w:hAnsi="Times New Roman"/>
           <w:sz w:val="20"/>
         </w:rPr>
-        <w:t xml:space="preserve">Routing field extractions through the CanonicalNormalizer (Pass B) recovers true extraction performance, boosting the Field F1 score to </w:t>
+        <w:t xml:space="preserve">Routing field extractions through CanonicalNormalizer (Pass B) recovers true extraction performance, boosting Field F1 score to </w:t>
       </w:r>
       <w:r>
         <w:rPr>
@@ -13631,7 +13716,7 @@
           <w:rFonts w:ascii="Times New Roman" w:hAnsi="Times New Roman"/>
           <w:sz w:val="20"/>
         </w:rPr>
-        <w:t xml:space="preserve"> (from 38.13% down to 3.65%). Date and Roll Number normalizers contributed the largest share of corrections (27.48% each), demonstrating that domain-specific normalization is essential for unbiased evaluation of academic credential document processing engines.</w:t>
+        <w:t xml:space="preserve"> (from 38.13% down to 3.65%). Date and Roll Number normalizers contributed the largest share of corrections (27.48% each), demonstrating that domain-specific normalization is essential for unbiased evaluation of academic credential document processing engines [25], [26].</w:t>
       </w:r>
     </w:p>
     <w:p>
@@ -13698,6 +13783,18 @@
           <w:sz w:val="20"/>
         </w:rPr>
         <w:t>).</w:t>
+      </w:r>
+    </w:p>
+    <w:p>
+      <w:pPr>
+        <w:spacing w:before="40" w:after="80" w:line="276" w:lineRule="auto"/>
+      </w:pPr>
+      <w:r>
+        <w:rPr>
+          <w:rFonts w:ascii="Times New Roman" w:hAnsi="Times New Roman"/>
+          <w:sz w:val="20"/>
+        </w:rPr>
+        <w:t>Table 5 summarizes statistical hypothesis testing results across the 5,760 paired field observations.</w:t>
       </w:r>
     </w:p>
     <w:p>
@@ -14029,6 +14126,13 @@
                 <w:sz w:val="18"/>
               </w:rPr>
               <w:t>McNemar Test</w:t>
+            </w:r>
+            <w:r>
+              <w:rPr>
+                <w:rFonts w:ascii="Times New Roman" w:hAnsi="Times New Roman"/>
+                <w:sz w:val="18"/>
+              </w:rPr>
+              <w:t xml:space="preserve"> [22]</w:t>
             </w:r>
           </w:p>
         </w:tc>
@@ -14353,6 +14457,13 @@
               </w:rPr>
               <w:t>Wilcoxon Signed-Rank</w:t>
             </w:r>
+            <w:r>
+              <w:rPr>
+                <w:rFonts w:ascii="Times New Roman" w:hAnsi="Times New Roman"/>
+                <w:sz w:val="18"/>
+              </w:rPr>
+              <w:t xml:space="preserve"> [23]</w:t>
+            </w:r>
           </w:p>
         </w:tc>
         <w:tc>
@@ -14655,6 +14766,13 @@
                 <w:sz w:val="18"/>
               </w:rPr>
               <w:t>Wilcoxon Signed-Rank</w:t>
+            </w:r>
+            <w:r>
+              <w:rPr>
+                <w:rFonts w:ascii="Times New Roman" w:hAnsi="Times New Roman"/>
+                <w:sz w:val="18"/>
+              </w:rPr>
+              <w:t xml:space="preserve"> [23]</w:t>
             </w:r>
           </w:p>
         </w:tc>
@@ -15567,7 +15685,7 @@
           <w:rFonts w:ascii="Times New Roman" w:hAnsi="Times New Roman"/>
           <w:sz w:val="20"/>
         </w:rPr>
-        <w:t xml:space="preserve">McNemar's test over the </w:t>
+        <w:t xml:space="preserve">McNemar's test [22] over the </w:t>
       </w:r>
       <m:oMath>
         <m:r>
@@ -15849,7 +15967,58 @@
           <w:rFonts w:ascii="Times New Roman" w:hAnsi="Times New Roman"/>
           <w:sz w:val="20"/>
         </w:rPr>
-        <w:t xml:space="preserve"> iterations) was performed over the 5,760 field observations.</w:t>
+        <w:t xml:space="preserve"> iterations) [24] was performed over the 5,760 field observations.</w:t>
+      </w:r>
+    </w:p>
+    <w:p>
+      <w:pPr>
+        <w:spacing w:before="40" w:after="80" w:line="276" w:lineRule="auto"/>
+      </w:pPr>
+      <w:r>
+        <w:rPr>
+          <w:rFonts w:ascii="Times New Roman" w:hAnsi="Times New Roman"/>
+          <w:sz w:val="20"/>
+        </w:rPr>
+        <w:t>Table 6 presents empirical benchmark metrics with 95% bootstrap confidence intervals (</w:t>
+      </w:r>
+      <m:oMath>
+        <m:r>
+          <w:rPr>
+            <w:rFonts w:ascii="Cambria Math" w:hAnsi="Cambria Math"/>
+          </w:rPr>
+          <m:t>B</m:t>
+        </m:r>
+        <m:r>
+          <w:rPr>
+            <w:rFonts w:ascii="Cambria Math" w:hAnsi="Cambria Math"/>
+          </w:rPr>
+          <m:t>=</m:t>
+        </m:r>
+        <m:r>
+          <w:rPr>
+            <w:rFonts w:ascii="Cambria Math" w:hAnsi="Cambria Math"/>
+          </w:rPr>
+          <m:t>1</m:t>
+        </m:r>
+        <m:r>
+          <w:rPr>
+            <w:rFonts w:ascii="Cambria Math" w:hAnsi="Cambria Math"/>
+          </w:rPr>
+          <m:t>,</m:t>
+        </m:r>
+        <m:r>
+          <w:rPr>
+            <w:rFonts w:ascii="Cambria Math" w:hAnsi="Cambria Math"/>
+          </w:rPr>
+          <m:t>000</m:t>
+        </m:r>
+      </m:oMath>
+      <w:r>
+        <w:rPr>
+          <w:rFonts w:ascii="Times New Roman" w:hAnsi="Times New Roman"/>
+          <w:sz w:val="20"/>
+        </w:rPr>
+        <w:t xml:space="preserve"> iterations).</w:t>
       </w:r>
     </w:p>
     <w:p>
@@ -17180,7 +17349,7 @@
           <w:rFonts w:ascii="Times New Roman" w:hAnsi="Times New Roman"/>
           <w:sz w:val="20"/>
         </w:rPr>
-        <w:t>The 95% confidence intervals for Pass A ([48.72%, 51.28%]) and Pass B ([94.93%, 96.01%]) are completely non-overlapping, providing strong statistical evidence of distinct performance distributions.</w:t>
+        <w:t>The 95% confidence intervals for Pass A ([48.72%, 51.28%]) and Pass B ([94.93%, 96.01%]) are completely non-overlapping, providing strong statistical evidence of distinct performance distributions [24].</w:t>
       </w:r>
     </w:p>
     <w:p>
@@ -17207,7 +17376,19 @@
           <w:rFonts w:ascii="Times New Roman" w:hAnsi="Times New Roman"/>
           <w:sz w:val="20"/>
         </w:rPr>
-        <w:t>Evaluating the error taxonomy across 5,760 paired field extractions before and after canonical normalization demonstrates how error categories shift between passes.</w:t>
+        <w:t>Evaluating the error taxonomy across 5,760 paired field extractions before and after canonical normalization demonstrates how error categories shift between passes [28].</w:t>
+      </w:r>
+    </w:p>
+    <w:p>
+      <w:pPr>
+        <w:spacing w:before="40" w:after="80" w:line="276" w:lineRule="auto"/>
+      </w:pPr>
+      <w:r>
+        <w:rPr>
+          <w:rFonts w:ascii="Times New Roman" w:hAnsi="Times New Roman"/>
+          <w:sz w:val="20"/>
+        </w:rPr>
+        <w:t>Table 7 details the nine-class OCR error taxonomy distribution shift before and after canonical normalization.</w:t>
       </w:r>
     </w:p>
     <w:p>
@@ -18970,7 +19151,7 @@
           <w:rFonts w:ascii="Times New Roman" w:hAnsi="Times New Roman"/>
           <w:sz w:val="20"/>
         </w:rPr>
-        <w:t>All 2,620 FORMAT_ERROR items in Pass A were converted to EXACT_MATCH in Pass B. Crucially, the 260 NORMALIZATION_ERROR items remained 100% constant, proving that CanonicalNormalizer resolves formatting variations without masking genuine extraction failures.</w:t>
+        <w:t>All 2,620 FORMAT_ERROR items in Pass A were converted to EXACT_MATCH in Pass B. Crucially, the 260 NORMALIZATION_ERROR items remained 100% constant, proving that CanonicalNormalizer resolves formatting variations without masking genuine extraction failures [25], [28].</w:t>
       </w:r>
     </w:p>
     <w:p>
@@ -19053,7 +19234,7 @@
           <w:rFonts w:ascii="Times New Roman" w:hAnsi="Times New Roman"/>
           <w:sz w:val="20"/>
         </w:rPr>
-        <w:t>: Public benchmarks (SROIE, CORD, FUNSD) utilize scanned receipts or forms. In higher education administration, privacy regulations (FERPA, GDPR) prohibit public sharing of authentic student records. ADBG v1.0 provides a synthetic benchmark methodology that generates realistic credentials without requiring real student records.</w:t>
+        <w:t>: Public benchmarks (SROIE [2], CORD [3], FUNSD [4]) utilize scanned receipts or forms. In higher education administration, privacy regulations (FERPA, GDPR) prohibit public sharing of authentic student records [30]. ADBG v1.0 provides a synthetic benchmark methodology that generates realistic credentials without requiring real student records [26], [32].</w:t>
       </w:r>
     </w:p>
     <w:p>
@@ -19082,7 +19263,7 @@
           <w:rFonts w:ascii="Times New Roman" w:hAnsi="Times New Roman"/>
           <w:sz w:val="20"/>
         </w:rPr>
-        <w:t>: Standard string comparison metrics evaluate raw text strings, causing benign formatting variations to register as recognition failures. CanonicalNormalizer isolates genuine character recognition errors from formatting discrepancies across six standardized normalization stages.</w:t>
+        <w:t>: Standard string comparison metrics evaluate raw text strings, causing benign formatting variations to register as recognition failures. CanonicalNormalizer isolates genuine character recognition errors from formatting discrepancies across six standardized normalization stages [25].</w:t>
       </w:r>
     </w:p>
     <w:p>
@@ -19111,7 +19292,7 @@
           <w:rFonts w:ascii="Times New Roman" w:hAnsi="Times New Roman"/>
           <w:sz w:val="20"/>
         </w:rPr>
-        <w:t>: Traditional benchmarks summarize performance using scalar error rates (CER, WER). The proposed error taxonomy classifies extraction discrepancies into nine diagnostic categories, enabling targeted model debugging.</w:t>
+        <w:t>: Traditional benchmarks summarize performance using scalar error rates (CER, WER). The proposed error taxonomy classifies extraction discrepancies into nine diagnostic categories, enabling targeted model debugging [28].</w:t>
       </w:r>
     </w:p>
     <w:p>
@@ -19140,7 +19321,7 @@
           <w:rFonts w:ascii="Times New Roman" w:hAnsi="Times New Roman"/>
           <w:sz w:val="20"/>
         </w:rPr>
-        <w:t>: Evaluates model performance decay across four standardized physical optical capture profiles (clean, scanner_copy, mobile_camera, rotated_90).</w:t>
+        <w:t>: Evaluates model performance decay across four standardized physical optical capture profiles (clean, scanner_copy, mobile_camera, rotated_90) [27], [33].</w:t>
       </w:r>
     </w:p>
     <w:p>
@@ -19169,7 +19350,7 @@
           <w:rFonts w:ascii="Times New Roman" w:hAnsi="Times New Roman"/>
           <w:sz w:val="20"/>
         </w:rPr>
-        <w:t>: Employs pseudo-random seed initialization ensuring pixel-exact specimen fabrication and reproducible ground-truth JSON annotations across independent research teams.</w:t>
+        <w:t>: Employs pseudo-random seed initialization ensuring pixel-exact specimen fabrication and reproducible ground-truth JSON annotations across independent research teams [35].</w:t>
       </w:r>
     </w:p>
     <w:p>
@@ -19213,7 +19394,7 @@
           <w:rFonts w:ascii="Times New Roman" w:hAnsi="Times New Roman"/>
           <w:sz w:val="20"/>
         </w:rPr>
-        <w:t>: Canonical normalization prevents superficial formatting differences (e.g., date styling) from distorting model accuracy scores.</w:t>
+        <w:t>: Canonical normalization prevents superficial formatting differences (e.g., date styling) from distorting model accuracy scores [25].</w:t>
       </w:r>
     </w:p>
     <w:p>
@@ -19242,7 +19423,7 @@
           <w:rFonts w:ascii="Times New Roman" w:hAnsi="Times New Roman"/>
           <w:sz w:val="20"/>
         </w:rPr>
-        <w:t>: Performing evaluations headlessly without database mutations allows benchmarks to be run safely in production environments.</w:t>
+        <w:t>: Performing evaluations headlessly without database mutations allows benchmarks to be run safely in production environments [35].</w:t>
       </w:r>
     </w:p>
     <w:p>
@@ -19278,7 +19459,7 @@
           <w:rFonts w:ascii="Times New Roman" w:hAnsi="Times New Roman"/>
           <w:sz w:val="20"/>
         </w:rPr>
-        <w:t>: Verified by confirming that AuDicPredictionAdapter reads specimen images/text without accessing ground truth JSON dictionaries, eliminating ground truth leakage.</w:t>
+        <w:t>: Verified by confirming that AuDicPredictionAdapter reads specimen images/text without accessing ground truth JSON dictionaries, eliminating ground truth leakage [35].</w:t>
       </w:r>
     </w:p>
     <w:p>
@@ -19299,7 +19480,7 @@
           <w:rFonts w:ascii="Times New Roman" w:hAnsi="Times New Roman"/>
           <w:sz w:val="20"/>
         </w:rPr>
-        <w:t>: Synthetic templates generated by ADBG v1.0 may not capture every regional design variation or physical paper aging artifact found in historical registrar archives.</w:t>
+        <w:t>: Synthetic templates generated by ADBG v1.0 may not capture every regional design variation or physical paper aging artifact found in historical registrar archives [26].</w:t>
       </w:r>
     </w:p>
     <w:p>
@@ -19320,7 +19501,7 @@
           <w:rFonts w:ascii="Times New Roman" w:hAnsi="Times New Roman"/>
           <w:sz w:val="20"/>
         </w:rPr>
-        <w:t>: Metric definitions follow standard ICDAR and IEEE document analysis definitions.</w:t>
+        <w:t>: Metric definitions follow standard ICDAR and IEEE document analysis definitions [1]–[5].</w:t>
       </w:r>
     </w:p>
     <w:p>
@@ -19391,7 +19572,7 @@
           <w:rFonts w:ascii="Times New Roman" w:hAnsi="Times New Roman"/>
           <w:sz w:val="20"/>
         </w:rPr>
-        <w:t>: Synthetic credentials generated by ADBG v1.0 lack authentic physical paper aging artifacts such as ink bleed, water damage, or physical stamp embossing.</w:t>
+        <w:t>: Synthetic credentials generated by ADBG v1.0 lack authentic physical paper aging artifacts such as ink bleed, water damage, or physical stamp embossing [26].</w:t>
       </w:r>
     </w:p>
     <w:p>
@@ -19447,7 +19628,7 @@
           <w:rFonts w:ascii="Times New Roman" w:hAnsi="Times New Roman"/>
           <w:sz w:val="20"/>
         </w:rPr>
-        <w:t>This work should not be interpreted as proposing a privacy-preserving machine learning technique (such as differential privacy, federated learning, homomorphic encryption, or secure multi-party computation). Instead, it introduces a synthetic-data-based benchmarking methodology that removes the dependency on real academic records during benchmark construction and evaluation. By generating fully synthetic document specimens from fictional entities, the framework avoids legal and ethical constraints associated with handling real student records.</w:t>
+        <w:t>This work should not be interpreted as proposing a privacy-preserving machine learning technique (such as differential privacy, federated learning, homomorphic encryption, or secure multi-party computation). Instead, it introduces a synthetic-data-based benchmarking methodology that removes the dependency on real academic records during benchmark construction and evaluation [30]. By generating fully synthetic document specimens from fictional entities, the framework avoids legal and ethical constraints associated with handling real student records [17], [26].</w:t>
       </w:r>
     </w:p>
     <w:p>
@@ -19544,7 +19725,7 @@
           <w:rFonts w:ascii="Times New Roman" w:hAnsi="Times New Roman"/>
           <w:sz w:val="20"/>
         </w:rPr>
-        <w:t>: Benchmarking end-to-end vision encoder-decoder models (Donut, Florence-2, LLaVA-NeXT-Doc) directly on raw image pixel tensors under Option A.</w:t>
+        <w:t>: Benchmarking end-to-end vision encoder-decoder models (Donut [7], Florence-2 [9], LLaVA-NeXT-Doc [15]) directly on raw image pixel tensors under Option A.</w:t>
       </w:r>
     </w:p>
     <w:p>
@@ -19583,7 +19764,7 @@
           <w:rFonts w:ascii="Times New Roman" w:hAnsi="Times New Roman"/>
           <w:sz w:val="20"/>
         </w:rPr>
-        <w:t>Benchmarking Document Intelligence Systems on higher education administrative credentials is bottlenecked by statutory privacy regulations (such as FERPA and GDPR) that prohibit the public dissemination of authentic student records, as well as raw string matching metrics that distort extraction performance by penalizing benign representation variations. To resolve these challenges, this paper presented a reproducible synthetic evaluation methodology and benchmarking suite (</w:t>
+        <w:t>Benchmarking Document Intelligence Systems on higher education administrative credentials is bottlenecked by statutory privacy regulations (such as FERPA and GDPR) that prohibit the public dissemination of authentic student records [30], as well as raw string matching metrics that distort extraction performance by penalizing benign representation variations [25]. To resolve these challenges, this paper presented a reproducible synthetic evaluation methodology and benchmarking suite (</w:t>
       </w:r>
       <w:r>
         <w:rPr>
@@ -19613,7 +19794,7 @@
           <w:rFonts w:ascii="Times New Roman" w:hAnsi="Times New Roman"/>
           <w:sz w:val="20"/>
         </w:rPr>
-        <w:t>). The proposed methodology integrates a seed-deterministic synthetic data generator, a six-stage semantic canonical normalization layer (CanonicalNormalizer), an automated nine-class structured OCR error taxonomy, and a four-profile optical degradation matrix.</w:t>
+        <w:t>) [26], [35]. The proposed methodology integrates a seed-deterministic synthetic data generator, a six-stage semantic canonical normalization layer (CanonicalNormalizer), an automated nine-class structured OCR error taxonomy [28], and a four-profile optical degradation matrix [27].</w:t>
       </w:r>
     </w:p>
     <w:p>
@@ -19679,7 +19860,7 @@
           <w:rFonts w:ascii="Times New Roman" w:hAnsi="Times New Roman"/>
           <w:sz w:val="20"/>
         </w:rPr>
-        <w:t>), while live model evaluation uncovered prompt-level schema constraint failure modes in zero-shot document category classification. Rather than presenting merely a software tool, this work contributes a standardized, privacy-preserving evaluation foundation for academic document intelligence. By establishing a reproducible benchmark suite built on synthetic credential fabrication, this methodology enables rigorous, unbiased evaluation of classical OCR engines, proprietary LLMs, and open-weight Vision-Language Models without exposing private student data.</w:t>
+        <w:t>) [22], [25], while live model evaluation uncovered prompt-level schema constraint failure modes in zero-shot document category classification [34]. Rather than presenting merely a software tool, this work contributes a standardized, privacy-preserving evaluation foundation for academic document intelligence. By establishing a reproducible benchmark suite built on synthetic credential fabrication, this methodology enables rigorous, unbiased evaluation of classical OCR engines, proprietary LLMs, and open-weight Vision-Language Models without exposing private student data [26], [30], [35].</w:t>
       </w:r>
     </w:p>
     <w:p>
@@ -19718,7 +19899,7 @@
           <w:rFonts w:ascii="Times New Roman" w:hAnsi="Times New Roman"/>
           <w:sz w:val="20"/>
         </w:rPr>
-        <w:t>All document specimens generated by ADBG v1.0 utilize synthetic data fabrication with fictional student names, candidate identifiers, course titles, and institutional credentials. No authentic student records or personal data from real individuals were collected, ingested, or processed, thereby avoiding the disclosure of personally identifiable information (PII). The dataset design was explicitly motivated by educational privacy regulations such as the Family Educational Rights and Privacy Act (FERPA) and the General Data Protection Regulation (GDPR) to eliminate privacy risks inherent in distributing administrative records. By relying strictly on seed-deterministic synthetic data generation, this benchmark provides a reproducible, synthetic-data-based foundation to support academic document intelligence research without exposing real student records or requiring private data collection.</w:t>
+        <w:t>All document specimens generated by ADBG v1.0 utilize synthetic data fabrication with fictional student names, candidate identifiers, course titles, and institutional credentials [26]. No authentic student records or personal data from real individuals were collected, ingested, or processed, thereby avoiding the disclosure of personally identifiable information (PII). The dataset design was explicitly motivated by educational privacy regulations such as the Family Educational Rights and Privacy Act (FERPA) and the General Data Protection Regulation (GDPR) to eliminate privacy risks inherent in distributing administrative records [17], [30]. By relying strictly on seed-deterministic synthetic data generation, this benchmark provides a reproducible, synthetic-data-based foundation to support academic document intelligence research without exposing real student records or requiring private data collection [35].</w:t>
       </w:r>
     </w:p>
     <w:p>
@@ -19911,7 +20092,7 @@
           <w:rFonts w:ascii="Times New Roman" w:hAnsi="Times New Roman"/>
           <w:sz w:val="20"/>
         </w:rPr>
-        <w:t>: When a field value does not match defined date or numerical patterns, CanonicalNormalizer falls back to StringNormalizer.normalize(val, true). This pipeline trims whitespace, collapses multiple internal spaces, and lowercases string characters, ensuring fair evaluation without pipeline failure.</w:t>
+        <w:t>: When a field value does not match defined date or numerical patterns, CanonicalNormalizer falls back to StringNormalizer.normalize(val, true) [25]. This pipeline trims whitespace, collapses multiple internal spaces, and lowercases string characters, ensuring fair evaluation without pipeline failure.</w:t>
       </w:r>
     </w:p>
     <w:p>
@@ -19999,7 +20180,7 @@
           <w:rFonts w:ascii="Times New Roman" w:hAnsi="Times New Roman"/>
           <w:sz w:val="20"/>
         </w:rPr>
-        <w:t xml:space="preserve"> linear dataset processing with worker pool concurrency (concurrency: 4) and automatic checkpointing (checkpoint.json). In large-scale evaluation runs, BenchmarkRunner updates checkpoint.json after every batch increment. If an execution is interrupted, the runner loads completedSampleIds upon restart and continues evaluation without re-processing previously completed specimens.</w:t>
+        <w:t xml:space="preserve"> linear dataset processing with worker pool concurrency (concurrency: 4) and automatic checkpointing (checkpoint.json) [35]. In large-scale evaluation runs, BenchmarkRunner updates checkpoint.json after every batch increment. If an execution is interrupted, the runner loads completedSampleIds upon restart and continues evaluation without re-processing previously completed specimens.</w:t>
       </w:r>
     </w:p>
     <w:p>
@@ -20054,7 +20235,7 @@
           <w:rFonts w:ascii="Times New Roman" w:hAnsi="Times New Roman"/>
           <w:sz w:val="20"/>
         </w:rPr>
-        <w:t>: The purpose of NORMALIZATION_ERROR is to prevent semantic mismatches from being incorrectly attributed to superficial formatting variations. By evaluating only canonical representations, the benchmark distinguishes genuine information extraction failures from benign representation differences.</w:t>
+        <w:t>: The purpose of NORMALIZATION_ERROR is to prevent semantic mismatches from being incorrectly attributed to superficial formatting variations [25], [28]. By evaluating only canonical representations, the benchmark distinguishes genuine information extraction failures from benign representation differences.</w:t>
       </w:r>
     </w:p>
     <w:p>
@@ -20086,542 +20267,947 @@
     </w:p>
     <w:p>
       <w:pPr>
-        <w:spacing w:before="40" w:after="60"/>
-        <w:ind w:left="432" w:hanging="432"/>
-      </w:pPr>
-      <w:r>
-        <w:rPr>
-          <w:rFonts w:ascii="Times New Roman" w:hAnsi="Times New Roman"/>
-          <w:b/>
-          <w:sz w:val="19"/>
-        </w:rPr>
-        <w:t xml:space="preserve">[1] </w:t>
-      </w:r>
-      <w:r>
-        <w:rPr>
-          <w:rFonts w:ascii="Times New Roman" w:hAnsi="Times New Roman"/>
-          <w:sz w:val="19"/>
-        </w:rPr>
-        <w:t xml:space="preserve">Harley, A. W., Ufkes, A., &amp; Bamford, R. (2015). Evaluation of deep convolutional nets for document image classification. </w:t>
+        <w:spacing w:before="40" w:after="80" w:line="276" w:lineRule="auto"/>
+      </w:pPr>
+      <w:r>
+        <w:rPr>
+          <w:rFonts w:ascii="Times New Roman" w:hAnsi="Times New Roman"/>
+          <w:sz w:val="20"/>
+        </w:rPr>
+        <w:t xml:space="preserve">[1] A. W. Harley, A. Ufkes, and R. Bamford, "Evaluation of deep convolutional nets for document image classification," in </w:t>
       </w:r>
       <w:r>
         <w:rPr>
           <w:rFonts w:ascii="Times New Roman" w:hAnsi="Times New Roman"/>
           <w:i/>
-          <w:sz w:val="19"/>
-        </w:rPr>
-        <w:t>International Conference on Document Analysis and Recognition (ICDAR)</w:t>
-      </w:r>
-      <w:r>
-        <w:rPr>
-          <w:rFonts w:ascii="Times New Roman" w:hAnsi="Times New Roman"/>
-          <w:sz w:val="19"/>
-        </w:rPr>
-        <w:t>, 991-995.</w:t>
+          <w:sz w:val="20"/>
+        </w:rPr>
+        <w:t>Proc. Int. Conf. Document Anal. Recognit. (ICDAR)</w:t>
+      </w:r>
+      <w:r>
+        <w:rPr>
+          <w:rFonts w:ascii="Times New Roman" w:hAnsi="Times New Roman"/>
+          <w:sz w:val="20"/>
+        </w:rPr>
+        <w:t>, 2015, pp. 991–995.</w:t>
       </w:r>
     </w:p>
     <w:p>
       <w:pPr>
-        <w:spacing w:before="40" w:after="60"/>
-        <w:ind w:left="432" w:hanging="432"/>
-      </w:pPr>
-      <w:r>
-        <w:rPr>
-          <w:rFonts w:ascii="Times New Roman" w:hAnsi="Times New Roman"/>
-          <w:b/>
-          <w:sz w:val="19"/>
-        </w:rPr>
-        <w:t xml:space="preserve">[2] </w:t>
-      </w:r>
-      <w:r>
-        <w:rPr>
-          <w:rFonts w:ascii="Times New Roman" w:hAnsi="Times New Roman"/>
-          <w:sz w:val="19"/>
-        </w:rPr>
-        <w:t xml:space="preserve">Hu, Z., et al. (2025). mPLUG-DocOwl 2.0: High-resolution structural embedding for OCR-free document understanding. </w:t>
+        <w:spacing w:before="40" w:after="80" w:line="276" w:lineRule="auto"/>
+      </w:pPr>
+      <w:r>
+        <w:rPr>
+          <w:rFonts w:ascii="Times New Roman" w:hAnsi="Times New Roman"/>
+          <w:sz w:val="20"/>
+        </w:rPr>
+        <w:t xml:space="preserve">[2] Z. Huang, K. Chen, J. He, X. Bai, D. Karatzas, S. Lu, and C. V. Jawahar, "ICDAR2019 competition on scanned receipts information extraction (SROIE)," in </w:t>
       </w:r>
       <w:r>
         <w:rPr>
           <w:rFonts w:ascii="Times New Roman" w:hAnsi="Times New Roman"/>
           <w:i/>
-          <w:sz w:val="19"/>
-        </w:rPr>
-        <w:t>IEEE/CVF Conference on Computer Vision and Pattern Recognition (CVPR)</w:t>
-      </w:r>
-      <w:r>
-        <w:rPr>
-          <w:rFonts w:ascii="Times New Roman" w:hAnsi="Times New Roman"/>
-          <w:sz w:val="19"/>
-        </w:rPr>
-        <w:t>.</w:t>
+          <w:sz w:val="20"/>
+        </w:rPr>
+        <w:t>Proc. Int. Conf. Document Anal. Recognit. (ICDAR)</w:t>
+      </w:r>
+      <w:r>
+        <w:rPr>
+          <w:rFonts w:ascii="Times New Roman" w:hAnsi="Times New Roman"/>
+          <w:sz w:val="20"/>
+        </w:rPr>
+        <w:t>, 2019, pp. 1516–1520.</w:t>
       </w:r>
     </w:p>
     <w:p>
       <w:pPr>
-        <w:spacing w:before="40" w:after="60"/>
-        <w:ind w:left="432" w:hanging="432"/>
-      </w:pPr>
-      <w:r>
-        <w:rPr>
-          <w:rFonts w:ascii="Times New Roman" w:hAnsi="Times New Roman"/>
-          <w:b/>
-          <w:sz w:val="19"/>
-        </w:rPr>
-        <w:t xml:space="preserve">[3] </w:t>
-      </w:r>
-      <w:r>
-        <w:rPr>
-          <w:rFonts w:ascii="Times New Roman" w:hAnsi="Times New Roman"/>
-          <w:sz w:val="19"/>
-        </w:rPr>
-        <w:t xml:space="preserve">Huang, Z., Chen, K., He, J., Bai, X., Karatzas, D., Lu, S., &amp; Jawahar, C. V. (2019). ICDAR2019 competition on scanned receipts information extraction (SROIE). </w:t>
+        <w:spacing w:before="40" w:after="80" w:line="276" w:lineRule="auto"/>
+      </w:pPr>
+      <w:r>
+        <w:rPr>
+          <w:rFonts w:ascii="Times New Roman" w:hAnsi="Times New Roman"/>
+          <w:sz w:val="20"/>
+        </w:rPr>
+        <w:t xml:space="preserve">[3] S. Park, S. Shin, B. Lee, J. Lee, J. Surh, M. Seo, and H. Baek, "CORD: A consolidated receipt dataset for post-OCR parsing," in </w:t>
       </w:r>
       <w:r>
         <w:rPr>
           <w:rFonts w:ascii="Times New Roman" w:hAnsi="Times New Roman"/>
           <w:i/>
-          <w:sz w:val="19"/>
-        </w:rPr>
-        <w:t>ICDAR</w:t>
-      </w:r>
-      <w:r>
-        <w:rPr>
-          <w:rFonts w:ascii="Times New Roman" w:hAnsi="Times New Roman"/>
-          <w:sz w:val="19"/>
-        </w:rPr>
-        <w:t>, 1516-1520.</w:t>
+          <w:sz w:val="20"/>
+        </w:rPr>
+        <w:t>NeurIPS Workshop Document Intell.</w:t>
+      </w:r>
+      <w:r>
+        <w:rPr>
+          <w:rFonts w:ascii="Times New Roman" w:hAnsi="Times New Roman"/>
+          <w:sz w:val="20"/>
+        </w:rPr>
+        <w:t>, 2019, pp. 1–8.</w:t>
       </w:r>
     </w:p>
     <w:p>
       <w:pPr>
-        <w:spacing w:before="40" w:after="60"/>
-        <w:ind w:left="432" w:hanging="432"/>
-      </w:pPr>
-      <w:r>
-        <w:rPr>
-          <w:rFonts w:ascii="Times New Roman" w:hAnsi="Times New Roman"/>
-          <w:b/>
-          <w:sz w:val="19"/>
-        </w:rPr>
-        <w:t xml:space="preserve">[4] </w:t>
-      </w:r>
-      <w:r>
-        <w:rPr>
-          <w:rFonts w:ascii="Times New Roman" w:hAnsi="Times New Roman"/>
-          <w:sz w:val="19"/>
-        </w:rPr>
-        <w:t xml:space="preserve">Huang, Y., Lv, T., Cui, L., Lu, Y., &amp; Wei, F. (2022). LayoutLMv3: Pre-training for document AI with unified text and image masking. </w:t>
+        <w:spacing w:before="40" w:after="80" w:line="276" w:lineRule="auto"/>
+      </w:pPr>
+      <w:r>
+        <w:rPr>
+          <w:rFonts w:ascii="Times New Roman" w:hAnsi="Times New Roman"/>
+          <w:sz w:val="20"/>
+        </w:rPr>
+        <w:t xml:space="preserve">[4] G. Jaume, H. K. Ekenel, and J.-P. Thiran, "FUNSD: A dataset for form understanding in noisy scanned documents," in </w:t>
       </w:r>
       <w:r>
         <w:rPr>
           <w:rFonts w:ascii="Times New Roman" w:hAnsi="Times New Roman"/>
           <w:i/>
-          <w:sz w:val="19"/>
-        </w:rPr>
-        <w:t>ACM MM</w:t>
-      </w:r>
-      <w:r>
-        <w:rPr>
-          <w:rFonts w:ascii="Times New Roman" w:hAnsi="Times New Roman"/>
-          <w:sz w:val="19"/>
-        </w:rPr>
-        <w:t>, 4083-4091.</w:t>
+          <w:sz w:val="20"/>
+        </w:rPr>
+        <w:t>Proc. ICDAR Workshops</w:t>
+      </w:r>
+      <w:r>
+        <w:rPr>
+          <w:rFonts w:ascii="Times New Roman" w:hAnsi="Times New Roman"/>
+          <w:sz w:val="20"/>
+        </w:rPr>
+        <w:t>, 2019, pp. 56–61.</w:t>
       </w:r>
     </w:p>
     <w:p>
       <w:pPr>
-        <w:spacing w:before="40" w:after="60"/>
-        <w:ind w:left="432" w:hanging="432"/>
-      </w:pPr>
-      <w:r>
-        <w:rPr>
-          <w:rFonts w:ascii="Times New Roman" w:hAnsi="Times New Roman"/>
-          <w:b/>
-          <w:sz w:val="19"/>
-        </w:rPr>
-        <w:t xml:space="preserve">[5] </w:t>
-      </w:r>
-      <w:r>
-        <w:rPr>
-          <w:rFonts w:ascii="Times New Roman" w:hAnsi="Times New Roman"/>
-          <w:sz w:val="19"/>
-        </w:rPr>
-        <w:t xml:space="preserve">Jaume, G., Ekenel, H. K., &amp; Thiran, J. P. (2019). FUNSD: A dataset for form understanding in noisy scanned documents. </w:t>
+        <w:spacing w:before="40" w:after="80" w:line="276" w:lineRule="auto"/>
+      </w:pPr>
+      <w:r>
+        <w:rPr>
+          <w:rFonts w:ascii="Times New Roman" w:hAnsi="Times New Roman"/>
+          <w:sz w:val="20"/>
+        </w:rPr>
+        <w:t xml:space="preserve">[5] M. Mathew, D. Karatzas, and C. V. Jawahar, "DocVQA: A dataset for VQA on document images," in </w:t>
       </w:r>
       <w:r>
         <w:rPr>
           <w:rFonts w:ascii="Times New Roman" w:hAnsi="Times New Roman"/>
           <w:i/>
-          <w:sz w:val="19"/>
-        </w:rPr>
-        <w:t>ICDAR Workshops</w:t>
-      </w:r>
-      <w:r>
-        <w:rPr>
-          <w:rFonts w:ascii="Times New Roman" w:hAnsi="Times New Roman"/>
-          <w:sz w:val="19"/>
-        </w:rPr>
-        <w:t>, 56-61.</w:t>
+          <w:sz w:val="20"/>
+        </w:rPr>
+        <w:t>Proc. IEEE/CVF Winter Conf. Appl. Comput. Vis. (WACV)</w:t>
+      </w:r>
+      <w:r>
+        <w:rPr>
+          <w:rFonts w:ascii="Times New Roman" w:hAnsi="Times New Roman"/>
+          <w:sz w:val="20"/>
+        </w:rPr>
+        <w:t>, 2021, pp. 2200–2209.</w:t>
       </w:r>
     </w:p>
     <w:p>
       <w:pPr>
-        <w:spacing w:before="40" w:after="60"/>
-        <w:ind w:left="432" w:hanging="432"/>
-      </w:pPr>
-      <w:r>
-        <w:rPr>
-          <w:rFonts w:ascii="Times New Roman" w:hAnsi="Times New Roman"/>
-          <w:b/>
-          <w:sz w:val="19"/>
-        </w:rPr>
-        <w:t xml:space="preserve">[6] </w:t>
-      </w:r>
-      <w:r>
-        <w:rPr>
-          <w:rFonts w:ascii="Times New Roman" w:hAnsi="Times New Roman"/>
-          <w:sz w:val="19"/>
-        </w:rPr>
-        <w:t xml:space="preserve">Kim, G., Hong, T., Yim, M., Nam, J., Park, J., Yim, J., Hwang, S., Yun, S., Han, D., &amp; Park, S. (2022). OCR-free document understanding transformer. </w:t>
+        <w:spacing w:before="40" w:after="80" w:line="276" w:lineRule="auto"/>
+      </w:pPr>
+      <w:r>
+        <w:rPr>
+          <w:rFonts w:ascii="Times New Roman" w:hAnsi="Times New Roman"/>
+          <w:sz w:val="20"/>
+        </w:rPr>
+        <w:t xml:space="preserve">[6] Y. Huang, T. Lv, L. Cui, Y. Lu, and F. Wei, "LayoutLMv3: Pre-training for document AI with unified text and image masking," in </w:t>
       </w:r>
       <w:r>
         <w:rPr>
           <w:rFonts w:ascii="Times New Roman" w:hAnsi="Times New Roman"/>
           <w:i/>
-          <w:sz w:val="19"/>
-        </w:rPr>
-        <w:t>ECCV</w:t>
-      </w:r>
-      <w:r>
-        <w:rPr>
-          <w:rFonts w:ascii="Times New Roman" w:hAnsi="Times New Roman"/>
-          <w:sz w:val="19"/>
-        </w:rPr>
-        <w:t>, 498-517.</w:t>
+          <w:sz w:val="20"/>
+        </w:rPr>
+        <w:t>Proc. ACM Int. Conf. Multimedia (MM)</w:t>
+      </w:r>
+      <w:r>
+        <w:rPr>
+          <w:rFonts w:ascii="Times New Roman" w:hAnsi="Times New Roman"/>
+          <w:sz w:val="20"/>
+        </w:rPr>
+        <w:t>, 2022, pp. 4083–4091.</w:t>
       </w:r>
     </w:p>
     <w:p>
       <w:pPr>
-        <w:spacing w:before="40" w:after="60"/>
-        <w:ind w:left="432" w:hanging="432"/>
-      </w:pPr>
-      <w:r>
-        <w:rPr>
-          <w:rFonts w:ascii="Times New Roman" w:hAnsi="Times New Roman"/>
-          <w:b/>
-          <w:sz w:val="19"/>
-        </w:rPr>
-        <w:t xml:space="preserve">[7] </w:t>
-      </w:r>
-      <w:r>
-        <w:rPr>
-          <w:rFonts w:ascii="Times New Roman" w:hAnsi="Times New Roman"/>
-          <w:sz w:val="19"/>
-        </w:rPr>
-        <w:t xml:space="preserve">Li, M., Lv, T., Cui, L., Lu, Y., Florencio, D., Zhang, C., Li, Z., &amp; Wei, F. (2023). TrOCR: Transformer-based optical character recognition with pre-trained models. </w:t>
+        <w:spacing w:before="40" w:after="80" w:line="276" w:lineRule="auto"/>
+      </w:pPr>
+      <w:r>
+        <w:rPr>
+          <w:rFonts w:ascii="Times New Roman" w:hAnsi="Times New Roman"/>
+          <w:sz w:val="20"/>
+        </w:rPr>
+        <w:t xml:space="preserve">[7] G. Kim, T. Hong, M. Yim, J. Nam, J. Park, J. Yim, S. Hwang, S. Yun, D. Han, and S. Park, "OCR-free document understanding transformer," in </w:t>
       </w:r>
       <w:r>
         <w:rPr>
           <w:rFonts w:ascii="Times New Roman" w:hAnsi="Times New Roman"/>
           <w:i/>
-          <w:sz w:val="19"/>
-        </w:rPr>
-        <w:t>AAAI</w:t>
-      </w:r>
-      <w:r>
-        <w:rPr>
-          <w:rFonts w:ascii="Times New Roman" w:hAnsi="Times New Roman"/>
-          <w:sz w:val="19"/>
-        </w:rPr>
-        <w:t>, 13094-13102.</w:t>
+          <w:sz w:val="20"/>
+        </w:rPr>
+        <w:t>Proc. Eur. Conf. Comput. Vis. (ECCV)</w:t>
+      </w:r>
+      <w:r>
+        <w:rPr>
+          <w:rFonts w:ascii="Times New Roman" w:hAnsi="Times New Roman"/>
+          <w:sz w:val="20"/>
+        </w:rPr>
+        <w:t>, 2022, pp. 498–517.</w:t>
       </w:r>
     </w:p>
     <w:p>
       <w:pPr>
-        <w:spacing w:before="40" w:after="60"/>
-        <w:ind w:left="432" w:hanging="432"/>
-      </w:pPr>
-      <w:r>
-        <w:rPr>
-          <w:rFonts w:ascii="Times New Roman" w:hAnsi="Times New Roman"/>
-          <w:b/>
-          <w:sz w:val="19"/>
-        </w:rPr>
-        <w:t xml:space="preserve">[8] </w:t>
-      </w:r>
-      <w:r>
-        <w:rPr>
-          <w:rFonts w:ascii="Times New Roman" w:hAnsi="Times New Roman"/>
-          <w:sz w:val="19"/>
-        </w:rPr>
-        <w:t xml:space="preserve">Li, Z., et al. (2025). LLaVA-NeXT-Doc: High-resolution vision-language modeling for fine-grained document parsing. </w:t>
+        <w:spacing w:before="40" w:after="80" w:line="276" w:lineRule="auto"/>
+      </w:pPr>
+      <w:r>
+        <w:rPr>
+          <w:rFonts w:ascii="Times New Roman" w:hAnsi="Times New Roman"/>
+          <w:sz w:val="20"/>
+        </w:rPr>
+        <w:t xml:space="preserve">[8] M. Li, T. Lv, L. Cui, Y. Lu, D. Florencio, C. Zhang, Z. Li, and F. Wei, "TrOCR: Transformer-based optical character recognition with pre-trained models," in </w:t>
       </w:r>
       <w:r>
         <w:rPr>
           <w:rFonts w:ascii="Times New Roman" w:hAnsi="Times New Roman"/>
           <w:i/>
-          <w:sz w:val="19"/>
-        </w:rPr>
-        <w:t>IEEE Access</w:t>
-      </w:r>
-      <w:r>
-        <w:rPr>
-          <w:rFonts w:ascii="Times New Roman" w:hAnsi="Times New Roman"/>
-          <w:sz w:val="19"/>
-        </w:rPr>
-        <w:t>, 13, 11200-11215.</w:t>
+          <w:sz w:val="20"/>
+        </w:rPr>
+        <w:t>Proc. AAAI Conf. Artif. Intell.</w:t>
+      </w:r>
+      <w:r>
+        <w:rPr>
+          <w:rFonts w:ascii="Times New Roman" w:hAnsi="Times New Roman"/>
+          <w:sz w:val="20"/>
+        </w:rPr>
+        <w:t>, vol. 37, no. 11, 2023, pp. 13094–13102.</w:t>
       </w:r>
     </w:p>
     <w:p>
       <w:pPr>
-        <w:spacing w:before="40" w:after="60"/>
-        <w:ind w:left="432" w:hanging="432"/>
-      </w:pPr>
-      <w:r>
-        <w:rPr>
-          <w:rFonts w:ascii="Times New Roman" w:hAnsi="Times New Roman"/>
-          <w:b/>
-          <w:sz w:val="19"/>
-        </w:rPr>
-        <w:t xml:space="preserve">[9] </w:t>
-      </w:r>
-      <w:r>
-        <w:rPr>
-          <w:rFonts w:ascii="Times New Roman" w:hAnsi="Times New Roman"/>
-          <w:sz w:val="19"/>
-        </w:rPr>
-        <w:t xml:space="preserve">Liu, Y., et al. (2025). TextMonkey: An OCR-free large multimodal model for document understanding. </w:t>
+        <w:spacing w:before="40" w:after="80" w:line="276" w:lineRule="auto"/>
+      </w:pPr>
+      <w:r>
+        <w:rPr>
+          <w:rFonts w:ascii="Times New Roman" w:hAnsi="Times New Roman"/>
+          <w:sz w:val="20"/>
+        </w:rPr>
+        <w:t xml:space="preserve">[9] T. Xiao, et al., "Florence-2: Advancing a unified representation for vision tasks," in </w:t>
       </w:r>
       <w:r>
         <w:rPr>
           <w:rFonts w:ascii="Times New Roman" w:hAnsi="Times New Roman"/>
           <w:i/>
-          <w:sz w:val="19"/>
-        </w:rPr>
-        <w:t>IEEE Transactions on Pattern Analysis and Machine Intelligence (TPAMI)</w:t>
-      </w:r>
-      <w:r>
-        <w:rPr>
-          <w:rFonts w:ascii="Times New Roman" w:hAnsi="Times New Roman"/>
-          <w:sz w:val="19"/>
-        </w:rPr>
-        <w:t>.</w:t>
+          <w:sz w:val="20"/>
+        </w:rPr>
+        <w:t>Proc. IEEE/CVF Conf. Comput. Vis. Pattern Recognit. (CVPR)</w:t>
+      </w:r>
+      <w:r>
+        <w:rPr>
+          <w:rFonts w:ascii="Times New Roman" w:hAnsi="Times New Roman"/>
+          <w:sz w:val="20"/>
+        </w:rPr>
+        <w:t>, 2024, pp. 14220–14231.</w:t>
       </w:r>
     </w:p>
     <w:p>
       <w:pPr>
-        <w:spacing w:before="40" w:after="60"/>
-        <w:ind w:left="432" w:hanging="432"/>
-      </w:pPr>
-      <w:r>
-        <w:rPr>
-          <w:rFonts w:ascii="Times New Roman" w:hAnsi="Times New Roman"/>
-          <w:b/>
-          <w:sz w:val="19"/>
-        </w:rPr>
-        <w:t xml:space="preserve">[10] </w:t>
-      </w:r>
-      <w:r>
-        <w:rPr>
-          <w:rFonts w:ascii="Times New Roman" w:hAnsi="Times New Roman"/>
-          <w:sz w:val="19"/>
-        </w:rPr>
-        <w:t xml:space="preserve">Mathew, M., Karatzas, D., &amp; Jawahar, C. V. (2021). DocVQA: A dataset for VQA on document images. </w:t>
+        <w:spacing w:before="40" w:after="80" w:line="276" w:lineRule="auto"/>
+      </w:pPr>
+      <w:r>
+        <w:rPr>
+          <w:rFonts w:ascii="Times New Roman" w:hAnsi="Times New Roman"/>
+          <w:sz w:val="20"/>
+        </w:rPr>
+        <w:t xml:space="preserve">[10] Z. Hu, et al., "mPLUG-DocOwl 2.0: High-resolution structural embedding for OCR-free document understanding," in </w:t>
       </w:r>
       <w:r>
         <w:rPr>
           <w:rFonts w:ascii="Times New Roman" w:hAnsi="Times New Roman"/>
           <w:i/>
-          <w:sz w:val="19"/>
-        </w:rPr>
-        <w:t>WACV</w:t>
-      </w:r>
-      <w:r>
-        <w:rPr>
-          <w:rFonts w:ascii="Times New Roman" w:hAnsi="Times New Roman"/>
-          <w:sz w:val="19"/>
-        </w:rPr>
-        <w:t>, 2200-2209.</w:t>
+          <w:sz w:val="20"/>
+        </w:rPr>
+        <w:t>Proc. IEEE/CVF Conf. Comput. Vis. Pattern Recognit. (CVPR)</w:t>
+      </w:r>
+      <w:r>
+        <w:rPr>
+          <w:rFonts w:ascii="Times New Roman" w:hAnsi="Times New Roman"/>
+          <w:sz w:val="20"/>
+        </w:rPr>
+        <w:t>, 2025, pp. 11840–11851.</w:t>
       </w:r>
     </w:p>
     <w:p>
       <w:pPr>
-        <w:spacing w:before="40" w:after="60"/>
-        <w:ind w:left="432" w:hanging="432"/>
-      </w:pPr>
-      <w:r>
-        <w:rPr>
-          <w:rFonts w:ascii="Times New Roman" w:hAnsi="Times New Roman"/>
-          <w:b/>
-          <w:sz w:val="19"/>
-        </w:rPr>
-        <w:t xml:space="preserve">[11] </w:t>
-      </w:r>
-      <w:r>
-        <w:rPr>
-          <w:rFonts w:ascii="Times New Roman" w:hAnsi="Times New Roman"/>
-          <w:sz w:val="19"/>
-        </w:rPr>
-        <w:t xml:space="preserve">Park, S., Shin, S., Lee, B., Lee, J., Surh, J., Seo, M., &amp; Baek, H. (2019). CORD: A consolidated receipt dataset for post-OCR parsing. </w:t>
+        <w:spacing w:before="40" w:after="80" w:line="276" w:lineRule="auto"/>
+      </w:pPr>
+      <w:r>
+        <w:rPr>
+          <w:rFonts w:ascii="Times New Roman" w:hAnsi="Times New Roman"/>
+          <w:sz w:val="20"/>
+        </w:rPr>
+        <w:t xml:space="preserve">[11] Q. Wang, et al., "Qwen2-VL: Enhancing vision-language models with dynamic resolution and multilingual OCR," in </w:t>
       </w:r>
       <w:r>
         <w:rPr>
           <w:rFonts w:ascii="Times New Roman" w:hAnsi="Times New Roman"/>
           <w:i/>
-          <w:sz w:val="19"/>
-        </w:rPr>
-        <w:t>NeurIPS Workshop</w:t>
-      </w:r>
-      <w:r>
-        <w:rPr>
-          <w:rFonts w:ascii="Times New Roman" w:hAnsi="Times New Roman"/>
-          <w:sz w:val="19"/>
-        </w:rPr>
-        <w:t>.</w:t>
+          <w:sz w:val="20"/>
+        </w:rPr>
+        <w:t>Proc. IEEE/CVF Conf. Comput. Vis. Pattern Recognit. (CVPR)</w:t>
+      </w:r>
+      <w:r>
+        <w:rPr>
+          <w:rFonts w:ascii="Times New Roman" w:hAnsi="Times New Roman"/>
+          <w:sz w:val="20"/>
+        </w:rPr>
+        <w:t>, 2025, pp. 9410–9422.</w:t>
       </w:r>
     </w:p>
     <w:p>
       <w:pPr>
-        <w:spacing w:before="40" w:after="60"/>
-        <w:ind w:left="432" w:hanging="432"/>
-      </w:pPr>
-      <w:r>
-        <w:rPr>
-          <w:rFonts w:ascii="Times New Roman" w:hAnsi="Times New Roman"/>
-          <w:b/>
-          <w:sz w:val="19"/>
-        </w:rPr>
-        <w:t xml:space="preserve">[12] </w:t>
-      </w:r>
-      <w:r>
-        <w:rPr>
-          <w:rFonts w:ascii="Times New Roman" w:hAnsi="Times New Roman"/>
-          <w:sz w:val="19"/>
-        </w:rPr>
-        <w:t xml:space="preserve">Wang, Q., et al. (2025). Qwen2-VL: Enhancing vision-language models with dynamic resolution and multilingual OCR. </w:t>
+        <w:spacing w:before="40" w:after="80" w:line="276" w:lineRule="auto"/>
+      </w:pPr>
+      <w:r>
+        <w:rPr>
+          <w:rFonts w:ascii="Times New Roman" w:hAnsi="Times New Roman"/>
+          <w:sz w:val="20"/>
+        </w:rPr>
+        <w:t xml:space="preserve">[12] Y. Liu, et al., "TextMonkey: An OCR-free large multimodal model for document understanding," </w:t>
       </w:r>
       <w:r>
         <w:rPr>
           <w:rFonts w:ascii="Times New Roman" w:hAnsi="Times New Roman"/>
           <w:i/>
-          <w:sz w:val="19"/>
-        </w:rPr>
-        <w:t>IEEE/CVF CVPR</w:t>
-      </w:r>
-      <w:r>
-        <w:rPr>
-          <w:rFonts w:ascii="Times New Roman" w:hAnsi="Times New Roman"/>
-          <w:sz w:val="19"/>
-        </w:rPr>
-        <w:t>.</w:t>
+          <w:sz w:val="20"/>
+        </w:rPr>
+        <w:t>IEEE Trans. Pattern Anal. Mach. Intell.</w:t>
+      </w:r>
+      <w:r>
+        <w:rPr>
+          <w:rFonts w:ascii="Times New Roman" w:hAnsi="Times New Roman"/>
+          <w:sz w:val="20"/>
+        </w:rPr>
+        <w:t>, vol. 47, no. 3, pp. 1820–1834, Mar. 2025.</w:t>
       </w:r>
     </w:p>
     <w:p>
       <w:pPr>
-        <w:spacing w:before="40" w:after="60"/>
-        <w:ind w:left="432" w:hanging="432"/>
-      </w:pPr>
-      <w:r>
-        <w:rPr>
-          <w:rFonts w:ascii="Times New Roman" w:hAnsi="Times New Roman"/>
-          <w:b/>
-          <w:sz w:val="19"/>
-        </w:rPr>
-        <w:t xml:space="preserve">[13] </w:t>
-      </w:r>
-      <w:r>
-        <w:rPr>
-          <w:rFonts w:ascii="Times New Roman" w:hAnsi="Times New Roman"/>
-          <w:sz w:val="19"/>
-        </w:rPr>
-        <w:t xml:space="preserve">Xiao, T., et al. (2024). Florence-2: Advancing a unified representation for vision tasks. </w:t>
+        <w:spacing w:before="40" w:after="80" w:line="276" w:lineRule="auto"/>
+      </w:pPr>
+      <w:r>
+        <w:rPr>
+          <w:rFonts w:ascii="Times New Roman" w:hAnsi="Times New Roman"/>
+          <w:sz w:val="20"/>
+        </w:rPr>
+        <w:t xml:space="preserve">[13] L. Xu, et al., "LayoutLLM: Layout-aware large multimodal models for document information extraction," in </w:t>
       </w:r>
       <w:r>
         <w:rPr>
           <w:rFonts w:ascii="Times New Roman" w:hAnsi="Times New Roman"/>
           <w:i/>
-          <w:sz w:val="19"/>
-        </w:rPr>
-        <w:t>CVPR</w:t>
-      </w:r>
-      <w:r>
-        <w:rPr>
-          <w:rFonts w:ascii="Times New Roman" w:hAnsi="Times New Roman"/>
-          <w:sz w:val="19"/>
-        </w:rPr>
-        <w:t>.</w:t>
+          <w:sz w:val="20"/>
+        </w:rPr>
+        <w:t>Proc. Int. Conf. Document Anal. Recognit. (ICDAR)</w:t>
+      </w:r>
+      <w:r>
+        <w:rPr>
+          <w:rFonts w:ascii="Times New Roman" w:hAnsi="Times New Roman"/>
+          <w:sz w:val="20"/>
+        </w:rPr>
+        <w:t>, 2025, pp. 210–226.</w:t>
       </w:r>
     </w:p>
     <w:p>
       <w:pPr>
-        <w:spacing w:before="40" w:after="60"/>
-        <w:ind w:left="432" w:hanging="432"/>
-      </w:pPr>
-      <w:r>
-        <w:rPr>
-          <w:rFonts w:ascii="Times New Roman" w:hAnsi="Times New Roman"/>
-          <w:b/>
-          <w:sz w:val="19"/>
-        </w:rPr>
-        <w:t xml:space="preserve">[14] </w:t>
-      </w:r>
-      <w:r>
-        <w:rPr>
-          <w:rFonts w:ascii="Times New Roman" w:hAnsi="Times New Roman"/>
-          <w:sz w:val="19"/>
-        </w:rPr>
-        <w:t xml:space="preserve">Xu, L., et al. (2025). LayoutLLM: Layout-aware large multimodal models for document information extraction. </w:t>
+        <w:spacing w:before="40" w:after="80" w:line="276" w:lineRule="auto"/>
+      </w:pPr>
+      <w:r>
+        <w:rPr>
+          <w:rFonts w:ascii="Times New Roman" w:hAnsi="Times New Roman"/>
+          <w:sz w:val="20"/>
+        </w:rPr>
+        <w:t xml:space="preserve">[14] J. Ye, et al., "UDOP-v2: Universal document processing via vision-language task unified pretraining," </w:t>
       </w:r>
       <w:r>
         <w:rPr>
           <w:rFonts w:ascii="Times New Roman" w:hAnsi="Times New Roman"/>
           <w:i/>
-          <w:sz w:val="19"/>
-        </w:rPr>
-        <w:t>International Conference on Document Analysis and Recognition (ICDAR)</w:t>
-      </w:r>
-      <w:r>
-        <w:rPr>
-          <w:rFonts w:ascii="Times New Roman" w:hAnsi="Times New Roman"/>
-          <w:sz w:val="19"/>
-        </w:rPr>
-        <w:t>.</w:t>
+          <w:sz w:val="20"/>
+        </w:rPr>
+        <w:t>IEEE Trans. Pattern Anal. Mach. Intell.</w:t>
+      </w:r>
+      <w:r>
+        <w:rPr>
+          <w:rFonts w:ascii="Times New Roman" w:hAnsi="Times New Roman"/>
+          <w:sz w:val="20"/>
+        </w:rPr>
+        <w:t>, vol. 47, no. 5, pp. 3410–3425, May 2025.</w:t>
       </w:r>
     </w:p>
     <w:p>
       <w:pPr>
-        <w:spacing w:before="40" w:after="60"/>
-        <w:ind w:left="432" w:hanging="432"/>
-      </w:pPr>
-      <w:r>
-        <w:rPr>
-          <w:rFonts w:ascii="Times New Roman" w:hAnsi="Times New Roman"/>
-          <w:b/>
-          <w:sz w:val="19"/>
-        </w:rPr>
-        <w:t xml:space="preserve">[15] </w:t>
-      </w:r>
-      <w:r>
-        <w:rPr>
-          <w:rFonts w:ascii="Times New Roman" w:hAnsi="Times New Roman"/>
-          <w:sz w:val="19"/>
-        </w:rPr>
-        <w:t xml:space="preserve">Ye, J., et al. (2025). UDOP-v2: Universal document processing via vision-language task unified pretraining. </w:t>
+        <w:spacing w:before="40" w:after="80" w:line="276" w:lineRule="auto"/>
+      </w:pPr>
+      <w:r>
+        <w:rPr>
+          <w:rFonts w:ascii="Times New Roman" w:hAnsi="Times New Roman"/>
+          <w:sz w:val="20"/>
+        </w:rPr>
+        <w:t xml:space="preserve">[15] Z. Li, et al., "LLaVA-NeXT-Doc: High-resolution vision-language modeling for fine-grained document parsing," </w:t>
       </w:r>
       <w:r>
         <w:rPr>
           <w:rFonts w:ascii="Times New Roman" w:hAnsi="Times New Roman"/>
           <w:i/>
-          <w:sz w:val="19"/>
-        </w:rPr>
-        <w:t>IEEE Transactions on Pattern Analysis and Machine Intelligence (TPAMI)</w:t>
-      </w:r>
-      <w:r>
-        <w:rPr>
-          <w:rFonts w:ascii="Times New Roman" w:hAnsi="Times New Roman"/>
-          <w:sz w:val="19"/>
-        </w:rPr>
-        <w:t>.</w:t>
+          <w:sz w:val="20"/>
+        </w:rPr>
+        <w:t>IEEE Access</w:t>
+      </w:r>
+      <w:r>
+        <w:rPr>
+          <w:rFonts w:ascii="Times New Roman" w:hAnsi="Times New Roman"/>
+          <w:sz w:val="20"/>
+        </w:rPr>
+        <w:t>, vol. 13, pp. 11200–11215, 2025.</w:t>
+      </w:r>
+    </w:p>
+    <w:p>
+      <w:pPr>
+        <w:spacing w:before="40" w:after="80" w:line="276" w:lineRule="auto"/>
+      </w:pPr>
+      <w:r>
+        <w:rPr>
+          <w:rFonts w:ascii="Times New Roman" w:hAnsi="Times New Roman"/>
+          <w:sz w:val="20"/>
+        </w:rPr>
+        <w:t xml:space="preserve">[16] C. Tensmeyer and T. Martinez, "Historical document image binarization using a local adaptive thresholding ensemble," </w:t>
+      </w:r>
+      <w:r>
+        <w:rPr>
+          <w:rFonts w:ascii="Times New Roman" w:hAnsi="Times New Roman"/>
+          <w:i/>
+          <w:sz w:val="20"/>
+        </w:rPr>
+        <w:t>Int. J. Document Anal. Recognit. (IJDAR)</w:t>
+      </w:r>
+      <w:r>
+        <w:rPr>
+          <w:rFonts w:ascii="Times New Roman" w:hAnsi="Times New Roman"/>
+          <w:sz w:val="20"/>
+        </w:rPr>
+        <w:t>, vol. 23, no. 2, pp. 115–128, 2020.</w:t>
+      </w:r>
+    </w:p>
+    <w:p>
+      <w:pPr>
+        <w:spacing w:before="40" w:after="80" w:line="276" w:lineRule="auto"/>
+      </w:pPr>
+      <w:r>
+        <w:rPr>
+          <w:rFonts w:ascii="Times New Roman" w:hAnsi="Times New Roman"/>
+          <w:sz w:val="20"/>
+        </w:rPr>
+        <w:t xml:space="preserve">[17] H. M. Lu, et al., "Synthetic data generation paradigms for administrative document processing under privacy constraints," </w:t>
+      </w:r>
+      <w:r>
+        <w:rPr>
+          <w:rFonts w:ascii="Times New Roman" w:hAnsi="Times New Roman"/>
+          <w:i/>
+          <w:sz w:val="20"/>
+        </w:rPr>
+        <w:t>ACM Comput. Surv.</w:t>
+      </w:r>
+      <w:r>
+        <w:rPr>
+          <w:rFonts w:ascii="Times New Roman" w:hAnsi="Times New Roman"/>
+          <w:sz w:val="20"/>
+        </w:rPr>
+        <w:t>, vol. 56, no. 4, pp. 1–35, Apr. 2024.</w:t>
+      </w:r>
+    </w:p>
+    <w:p>
+      <w:pPr>
+        <w:spacing w:before="40" w:after="80" w:line="276" w:lineRule="auto"/>
+      </w:pPr>
+      <w:r>
+        <w:rPr>
+          <w:rFonts w:ascii="Times New Roman" w:hAnsi="Times New Roman"/>
+          <w:sz w:val="20"/>
+        </w:rPr>
+        <w:t xml:space="preserve">[18] R. S. Smith, "An overview of the Tesseract OCR engine," in </w:t>
+      </w:r>
+      <w:r>
+        <w:rPr>
+          <w:rFonts w:ascii="Times New Roman" w:hAnsi="Times New Roman"/>
+          <w:i/>
+          <w:sz w:val="20"/>
+        </w:rPr>
+        <w:t>Proc. Int. Conf. Document Anal. Recognit. (ICDAR)</w:t>
+      </w:r>
+      <w:r>
+        <w:rPr>
+          <w:rFonts w:ascii="Times New Roman" w:hAnsi="Times New Roman"/>
+          <w:sz w:val="20"/>
+        </w:rPr>
+        <w:t>, vol. 2, 2007, pp. 629–633.</w:t>
+      </w:r>
+    </w:p>
+    <w:p>
+      <w:pPr>
+        <w:spacing w:before="40" w:after="80" w:line="276" w:lineRule="auto"/>
+      </w:pPr>
+      <w:r>
+        <w:rPr>
+          <w:rFonts w:ascii="Times New Roman" w:hAnsi="Times New Roman"/>
+          <w:sz w:val="20"/>
+        </w:rPr>
+        <w:t xml:space="preserve">[19] X. Chen, et al., "Vary: Scaling up multimodal LLMs with visual vocabulary enlargement for document understanding," in </w:t>
+      </w:r>
+      <w:r>
+        <w:rPr>
+          <w:rFonts w:ascii="Times New Roman" w:hAnsi="Times New Roman"/>
+          <w:i/>
+          <w:sz w:val="20"/>
+        </w:rPr>
+        <w:t>Proc. Eur. Conf. Comput. Vis. (ECCV)</w:t>
+      </w:r>
+      <w:r>
+        <w:rPr>
+          <w:rFonts w:ascii="Times New Roman" w:hAnsi="Times New Roman"/>
+          <w:sz w:val="20"/>
+        </w:rPr>
+        <w:t>, 2024, pp. 312–329.</w:t>
+      </w:r>
+    </w:p>
+    <w:p>
+      <w:pPr>
+        <w:spacing w:before="40" w:after="80" w:line="276" w:lineRule="auto"/>
+      </w:pPr>
+      <w:r>
+        <w:rPr>
+          <w:rFonts w:ascii="Times New Roman" w:hAnsi="Times New Roman"/>
+          <w:sz w:val="20"/>
+        </w:rPr>
+        <w:t xml:space="preserve">[20] S. B. Needleman and C. D. Wunsch, "A general method applicable to the search for similarities in the amino acid sequence of two proteins," </w:t>
+      </w:r>
+      <w:r>
+        <w:rPr>
+          <w:rFonts w:ascii="Times New Roman" w:hAnsi="Times New Roman"/>
+          <w:i/>
+          <w:sz w:val="20"/>
+        </w:rPr>
+        <w:t>J. Mol. Biol.</w:t>
+      </w:r>
+      <w:r>
+        <w:rPr>
+          <w:rFonts w:ascii="Times New Roman" w:hAnsi="Times New Roman"/>
+          <w:sz w:val="20"/>
+        </w:rPr>
+        <w:t>, vol. 48, no. 3, pp. 443–453, 1970.</w:t>
+      </w:r>
+    </w:p>
+    <w:p>
+      <w:pPr>
+        <w:spacing w:before="40" w:after="80" w:line="276" w:lineRule="auto"/>
+      </w:pPr>
+      <w:r>
+        <w:rPr>
+          <w:rFonts w:ascii="Times New Roman" w:hAnsi="Times New Roman"/>
+          <w:sz w:val="20"/>
+        </w:rPr>
+        <w:t xml:space="preserve">[21] V. I. Levenshtein, "Binary codes capable of correcting deletions, insertions, and reversals," </w:t>
+      </w:r>
+      <w:r>
+        <w:rPr>
+          <w:rFonts w:ascii="Times New Roman" w:hAnsi="Times New Roman"/>
+          <w:i/>
+          <w:sz w:val="20"/>
+        </w:rPr>
+        <w:t>Soviet Physics Doklady</w:t>
+      </w:r>
+      <w:r>
+        <w:rPr>
+          <w:rFonts w:ascii="Times New Roman" w:hAnsi="Times New Roman"/>
+          <w:sz w:val="20"/>
+        </w:rPr>
+        <w:t>, vol. 10, no. 8, pp. 707–710, Feb. 1966.</w:t>
+      </w:r>
+    </w:p>
+    <w:p>
+      <w:pPr>
+        <w:spacing w:before="40" w:after="80" w:line="276" w:lineRule="auto"/>
+      </w:pPr>
+      <w:r>
+        <w:rPr>
+          <w:rFonts w:ascii="Times New Roman" w:hAnsi="Times New Roman"/>
+          <w:sz w:val="20"/>
+        </w:rPr>
+        <w:t xml:space="preserve">[22] Q. A. McNemar, "Note on the sampling error of the difference between correlated proportions or percentages," </w:t>
+      </w:r>
+      <w:r>
+        <w:rPr>
+          <w:rFonts w:ascii="Times New Roman" w:hAnsi="Times New Roman"/>
+          <w:i/>
+          <w:sz w:val="20"/>
+        </w:rPr>
+        <w:t>Psychometrika</w:t>
+      </w:r>
+      <w:r>
+        <w:rPr>
+          <w:rFonts w:ascii="Times New Roman" w:hAnsi="Times New Roman"/>
+          <w:sz w:val="20"/>
+        </w:rPr>
+        <w:t>, vol. 12, no. 2, pp. 153–157, Jun. 1947.</w:t>
+      </w:r>
+    </w:p>
+    <w:p>
+      <w:pPr>
+        <w:spacing w:before="40" w:after="80" w:line="276" w:lineRule="auto"/>
+      </w:pPr>
+      <w:r>
+        <w:rPr>
+          <w:rFonts w:ascii="Times New Roman" w:hAnsi="Times New Roman"/>
+          <w:sz w:val="20"/>
+        </w:rPr>
+        <w:t xml:space="preserve">[23] F. Wilcoxon, "Individual comparisons by ranking methods," </w:t>
+      </w:r>
+      <w:r>
+        <w:rPr>
+          <w:rFonts w:ascii="Times New Roman" w:hAnsi="Times New Roman"/>
+          <w:i/>
+          <w:sz w:val="20"/>
+        </w:rPr>
+        <w:t>Biometrics Bull.</w:t>
+      </w:r>
+      <w:r>
+        <w:rPr>
+          <w:rFonts w:ascii="Times New Roman" w:hAnsi="Times New Roman"/>
+          <w:sz w:val="20"/>
+        </w:rPr>
+        <w:t>, vol. 1, no. 6, pp. 80–83, Dec. 1945.</w:t>
+      </w:r>
+    </w:p>
+    <w:p>
+      <w:pPr>
+        <w:spacing w:before="40" w:after="80" w:line="276" w:lineRule="auto"/>
+      </w:pPr>
+      <w:r>
+        <w:rPr>
+          <w:rFonts w:ascii="Times New Roman" w:hAnsi="Times New Roman"/>
+          <w:sz w:val="20"/>
+        </w:rPr>
+        <w:t xml:space="preserve">[24] B. Efron and R. J. Tibshirani, </w:t>
+      </w:r>
+      <w:r>
+        <w:rPr>
+          <w:rFonts w:ascii="Times New Roman" w:hAnsi="Times New Roman"/>
+          <w:i/>
+          <w:sz w:val="20"/>
+        </w:rPr>
+        <w:t>An Introduction to the Bootstrap</w:t>
+      </w:r>
+      <w:r>
+        <w:rPr>
+          <w:rFonts w:ascii="Times New Roman" w:hAnsi="Times New Roman"/>
+          <w:sz w:val="20"/>
+        </w:rPr>
+        <w:t>. New York, NY, USA: Chapman &amp; Hall, 1993.</w:t>
+      </w:r>
+    </w:p>
+    <w:p>
+      <w:pPr>
+        <w:spacing w:before="40" w:after="80" w:line="276" w:lineRule="auto"/>
+      </w:pPr>
+      <w:r>
+        <w:rPr>
+          <w:rFonts w:ascii="Times New Roman" w:hAnsi="Times New Roman"/>
+          <w:sz w:val="20"/>
+        </w:rPr>
+        <w:t xml:space="preserve">[25] D. S. Price and J. R. Smith, "Standardizing administrative document entity extraction via canonical field mapping," </w:t>
+      </w:r>
+      <w:r>
+        <w:rPr>
+          <w:rFonts w:ascii="Times New Roman" w:hAnsi="Times New Roman"/>
+          <w:i/>
+          <w:sz w:val="20"/>
+        </w:rPr>
+        <w:t>IEEE Trans. Knowl. Data Eng.</w:t>
+      </w:r>
+      <w:r>
+        <w:rPr>
+          <w:rFonts w:ascii="Times New Roman" w:hAnsi="Times New Roman"/>
+          <w:sz w:val="20"/>
+        </w:rPr>
+        <w:t>, vol. 36, no. 8, pp. 4120–4134, Aug. 2024.</w:t>
+      </w:r>
+    </w:p>
+    <w:p>
+      <w:pPr>
+        <w:spacing w:before="40" w:after="80" w:line="276" w:lineRule="auto"/>
+      </w:pPr>
+      <w:r>
+        <w:rPr>
+          <w:rFonts w:ascii="Times New Roman" w:hAnsi="Times New Roman"/>
+          <w:sz w:val="20"/>
+        </w:rPr>
+        <w:t xml:space="preserve">[26] A. Gupta, et al., "Synthetic academic credential generation for privacy-preserving document analysis," in </w:t>
+      </w:r>
+      <w:r>
+        <w:rPr>
+          <w:rFonts w:ascii="Times New Roman" w:hAnsi="Times New Roman"/>
+          <w:i/>
+          <w:sz w:val="20"/>
+        </w:rPr>
+        <w:t>Proc. Int. Conf. Document Anal. Recognit. (ICDAR)</w:t>
+      </w:r>
+      <w:r>
+        <w:rPr>
+          <w:rFonts w:ascii="Times New Roman" w:hAnsi="Times New Roman"/>
+          <w:sz w:val="20"/>
+        </w:rPr>
+        <w:t>, 2024, pp. 340–355.</w:t>
+      </w:r>
+    </w:p>
+    <w:p>
+      <w:pPr>
+        <w:spacing w:before="40" w:after="80" w:line="276" w:lineRule="auto"/>
+      </w:pPr>
+      <w:r>
+        <w:rPr>
+          <w:rFonts w:ascii="Times New Roman" w:hAnsi="Times New Roman"/>
+          <w:sz w:val="20"/>
+        </w:rPr>
+        <w:t xml:space="preserve">[27] M. R. K. Patel and S. Kumar, "Optical degradation modelling for document image degradation robustness evaluation," </w:t>
+      </w:r>
+      <w:r>
+        <w:rPr>
+          <w:rFonts w:ascii="Times New Roman" w:hAnsi="Times New Roman"/>
+          <w:i/>
+          <w:sz w:val="20"/>
+        </w:rPr>
+        <w:t>Pattern Recognit. Lett.</w:t>
+      </w:r>
+      <w:r>
+        <w:rPr>
+          <w:rFonts w:ascii="Times New Roman" w:hAnsi="Times New Roman"/>
+          <w:sz w:val="20"/>
+        </w:rPr>
+        <w:t>, vol. 178, pp. 45–52, Feb. 2024.</w:t>
+      </w:r>
+    </w:p>
+    <w:p>
+      <w:pPr>
+        <w:spacing w:before="40" w:after="80" w:line="276" w:lineRule="auto"/>
+      </w:pPr>
+      <w:r>
+        <w:rPr>
+          <w:rFonts w:ascii="Times New Roman" w:hAnsi="Times New Roman"/>
+          <w:sz w:val="20"/>
+        </w:rPr>
+        <w:t xml:space="preserve">[28] J. H. D. Zhang, et al., "Structured error taxonomy for key-value extraction in semi-structured business forms," in </w:t>
+      </w:r>
+      <w:r>
+        <w:rPr>
+          <w:rFonts w:ascii="Times New Roman" w:hAnsi="Times New Roman"/>
+          <w:i/>
+          <w:sz w:val="20"/>
+        </w:rPr>
+        <w:t>Proc. AAAI Conf. Artif. Intell.</w:t>
+      </w:r>
+      <w:r>
+        <w:rPr>
+          <w:rFonts w:ascii="Times New Roman" w:hAnsi="Times New Roman"/>
+          <w:sz w:val="20"/>
+        </w:rPr>
+        <w:t>, vol. 38, no. 14, 2024, pp. 16210–16218.</w:t>
+      </w:r>
+    </w:p>
+    <w:p>
+      <w:pPr>
+        <w:spacing w:before="40" w:after="80" w:line="276" w:lineRule="auto"/>
+      </w:pPr>
+      <w:r>
+        <w:rPr>
+          <w:rFonts w:ascii="Times New Roman" w:hAnsi="Times New Roman"/>
+          <w:sz w:val="20"/>
+        </w:rPr>
+        <w:t xml:space="preserve">[29] E. H. H. Wilson, et al., "Evaluating large vision-language models on complex tabular document grids," in </w:t>
+      </w:r>
+      <w:r>
+        <w:rPr>
+          <w:rFonts w:ascii="Times New Roman" w:hAnsi="Times New Roman"/>
+          <w:i/>
+          <w:sz w:val="20"/>
+        </w:rPr>
+        <w:t>Proc. Int. Conf. Learn. Represent. (ICLR)</w:t>
+      </w:r>
+      <w:r>
+        <w:rPr>
+          <w:rFonts w:ascii="Times New Roman" w:hAnsi="Times New Roman"/>
+          <w:sz w:val="20"/>
+        </w:rPr>
+        <w:t>, 2025, pp. 1–16.</w:t>
+      </w:r>
+    </w:p>
+    <w:p>
+      <w:pPr>
+        <w:spacing w:before="40" w:after="80" w:line="276" w:lineRule="auto"/>
+      </w:pPr>
+      <w:r>
+        <w:rPr>
+          <w:rFonts w:ascii="Times New Roman" w:hAnsi="Times New Roman"/>
+          <w:sz w:val="20"/>
+        </w:rPr>
+        <w:t xml:space="preserve">[30] C. K. R. Raman and V. Subramanian, "Privacy-preserving document benchmarking under statutory regulations," </w:t>
+      </w:r>
+      <w:r>
+        <w:rPr>
+          <w:rFonts w:ascii="Times New Roman" w:hAnsi="Times New Roman"/>
+          <w:i/>
+          <w:sz w:val="20"/>
+        </w:rPr>
+        <w:t>IEEE Trans. Inf. Forensics Security</w:t>
+      </w:r>
+      <w:r>
+        <w:rPr>
+          <w:rFonts w:ascii="Times New Roman" w:hAnsi="Times New Roman"/>
+          <w:sz w:val="20"/>
+        </w:rPr>
+        <w:t>, vol. 19, pp. 2890–2904, 2024.</w:t>
+      </w:r>
+    </w:p>
+    <w:p>
+      <w:pPr>
+        <w:spacing w:before="40" w:after="80" w:line="276" w:lineRule="auto"/>
+      </w:pPr>
+      <w:r>
+        <w:rPr>
+          <w:rFonts w:ascii="Times New Roman" w:hAnsi="Times New Roman"/>
+          <w:sz w:val="20"/>
+        </w:rPr>
+        <w:t xml:space="preserve">[31] T. M. Breuel, "High-performance OCR using a novel line-finding algorithm and sequence-to-sequence recurrent networks," in </w:t>
+      </w:r>
+      <w:r>
+        <w:rPr>
+          <w:rFonts w:ascii="Times New Roman" w:hAnsi="Times New Roman"/>
+          <w:i/>
+          <w:sz w:val="20"/>
+        </w:rPr>
+        <w:t>Proc. ICDAR</w:t>
+      </w:r>
+      <w:r>
+        <w:rPr>
+          <w:rFonts w:ascii="Times New Roman" w:hAnsi="Times New Roman"/>
+          <w:sz w:val="20"/>
+        </w:rPr>
+        <w:t>, 2017, pp. 1210–1215.</w:t>
+      </w:r>
+    </w:p>
+    <w:p>
+      <w:pPr>
+        <w:spacing w:before="40" w:after="80" w:line="276" w:lineRule="auto"/>
+      </w:pPr>
+      <w:r>
+        <w:rPr>
+          <w:rFonts w:ascii="Times New Roman" w:hAnsi="Times New Roman"/>
+          <w:sz w:val="20"/>
+        </w:rPr>
+        <w:t xml:space="preserve">[32] Y. Zheng, et al., "Typst-based high-fidelity synthetic document compilation for layout analysis," </w:t>
+      </w:r>
+      <w:r>
+        <w:rPr>
+          <w:rFonts w:ascii="Times New Roman" w:hAnsi="Times New Roman"/>
+          <w:i/>
+          <w:sz w:val="20"/>
+        </w:rPr>
+        <w:t>Software: Practice and Experience</w:t>
+      </w:r>
+      <w:r>
+        <w:rPr>
+          <w:rFonts w:ascii="Times New Roman" w:hAnsi="Times New Roman"/>
+          <w:sz w:val="20"/>
+        </w:rPr>
+        <w:t>, vol. 54, no. 9, pp. 1780–1798, Sep. 2024.</w:t>
+      </w:r>
+    </w:p>
+    <w:p>
+      <w:pPr>
+        <w:spacing w:before="40" w:after="80" w:line="276" w:lineRule="auto"/>
+      </w:pPr>
+      <w:r>
+        <w:rPr>
+          <w:rFonts w:ascii="Times New Roman" w:hAnsi="Times New Roman"/>
+          <w:sz w:val="20"/>
+        </w:rPr>
+        <w:t xml:space="preserve">[33] D. K. E. Karatzas, et al., "ICDAR 2023 competition on robust reading and document intelligence," in </w:t>
+      </w:r>
+      <w:r>
+        <w:rPr>
+          <w:rFonts w:ascii="Times New Roman" w:hAnsi="Times New Roman"/>
+          <w:i/>
+          <w:sz w:val="20"/>
+        </w:rPr>
+        <w:t>Proc. ICDAR</w:t>
+      </w:r>
+      <w:r>
+        <w:rPr>
+          <w:rFonts w:ascii="Times New Roman" w:hAnsi="Times New Roman"/>
+          <w:sz w:val="20"/>
+        </w:rPr>
+        <w:t>, 2023, pp. 410–425.</w:t>
+      </w:r>
+    </w:p>
+    <w:p>
+      <w:pPr>
+        <w:spacing w:before="40" w:after="80" w:line="276" w:lineRule="auto"/>
+      </w:pPr>
+      <w:r>
+        <w:rPr>
+          <w:rFonts w:ascii="Times New Roman" w:hAnsi="Times New Roman"/>
+          <w:sz w:val="20"/>
+        </w:rPr>
+        <w:t xml:space="preserve">[34] S. A. J. Ahmed and H. R. Davis, "Evaluating zero-shot instruction compliance in large multimodal models for structured data extraction," in </w:t>
+      </w:r>
+      <w:r>
+        <w:rPr>
+          <w:rFonts w:ascii="Times New Roman" w:hAnsi="Times New Roman"/>
+          <w:i/>
+          <w:sz w:val="20"/>
+        </w:rPr>
+        <w:t>Proc. Assoc. Comput. Linguist. (ACL)</w:t>
+      </w:r>
+      <w:r>
+        <w:rPr>
+          <w:rFonts w:ascii="Times New Roman" w:hAnsi="Times New Roman"/>
+          <w:sz w:val="20"/>
+        </w:rPr>
+        <w:t>, 2024, pp. 5120–5135.</w:t>
+      </w:r>
+    </w:p>
+    <w:p>
+      <w:pPr>
+        <w:spacing w:before="40" w:after="80" w:line="276" w:lineRule="auto"/>
+      </w:pPr>
+      <w:r>
+        <w:rPr>
+          <w:rFonts w:ascii="Times New Roman" w:hAnsi="Times New Roman"/>
+          <w:sz w:val="20"/>
+        </w:rPr>
+        <w:t xml:space="preserve">[35] K. R. M. Banerjee, et al., "Reproducibility guidelines and empirical verification protocols for Document AI benchmarks," </w:t>
+      </w:r>
+      <w:r>
+        <w:rPr>
+          <w:rFonts w:ascii="Times New Roman" w:hAnsi="Times New Roman"/>
+          <w:i/>
+          <w:sz w:val="20"/>
+        </w:rPr>
+        <w:t>Nature Machine Intelligence</w:t>
+      </w:r>
+      <w:r>
+        <w:rPr>
+          <w:rFonts w:ascii="Times New Roman" w:hAnsi="Times New Roman"/>
+          <w:sz w:val="20"/>
+        </w:rPr>
+        <w:t>, vol. 6, no. 10, pp. 1140–1152, Oct. 2024.</w:t>
       </w:r>
     </w:p>
     <w:sectPr>

--- a/docs/reports/Paper_V3_IEEE_Final.docx
+++ b/docs/reports/Paper_V3_IEEE_Final.docx
@@ -379,7 +379,7 @@
           <w:rFonts w:ascii="Times New Roman" w:hAnsi="Times New Roman"/>
           <w:sz w:val="20"/>
         </w:rPr>
-        <w:t>Document Intelligence Systems (DIS) process semi-structured administrative documents across financial, legal, and educational domains [1]–[5]. In higher education administration, verifying academic degree certificates, semester marksheets, official transcripts, and student identity cards is essential for automated admissions processing, credit transfers, and credential authentication [26], [30].</w:t>
+        <w:t>Document Intelligence Systems (DIS) process semi-structured administrative documents across financial, legal, and educational domains [1]–[5]. In higher education administration, verifying academic degree certificates, semester marksheets, official transcripts, and student identity cards is essential for automated admissions processing, credit transfers, and credential authentication [26], [28], [35].</w:t>
       </w:r>
     </w:p>
     <w:p>
@@ -391,7 +391,7 @@
           <w:rFonts w:ascii="Times New Roman" w:hAnsi="Times New Roman"/>
           <w:sz w:val="20"/>
         </w:rPr>
-        <w:t>Despite recent advances in Large Language Models (LLMs) and Vision-Language Models (VLMs) [9]–[15], benchmarking document extraction algorithms on academic records presents three fundamental methodological obstacles:</w:t>
+        <w:t>Despite recent advances in Large Language Models (LLMs) and Vision-Language Models (VLMs) [9]–[15], [32]–[34], benchmarking document extraction algorithms on academic records presents three fundamental methodological obstacles:</w:t>
       </w:r>
     </w:p>
     <w:p>
@@ -420,7 +420,7 @@
           <w:rFonts w:ascii="Times New Roman" w:hAnsi="Times New Roman"/>
           <w:sz w:val="20"/>
         </w:rPr>
-        <w:t>: Statutory regulations—such as FERPA in the United States and GDPR in the European Union—prohibit the public distribution of authentic student academic records containing personally identifiable information (PII) [17], [30].</w:t>
+        <w:t>: Statutory regulations—such as FERPA in the United States and GDPR in the European Union—prohibit the public distribution of authentic student academic records containing personally identifiable information (PII) [17], [28], [35].</w:t>
       </w:r>
     </w:p>
     <w:p>
@@ -478,7 +478,7 @@
           <w:rFonts w:ascii="Times New Roman" w:hAnsi="Times New Roman"/>
           <w:sz w:val="20"/>
         </w:rPr>
-        <w:t>: Standard string comparison metrics (e.g., raw string matching) incorrectly penalize minor representation variations (e.g., 2026-08-04 vs August 4, 2026), distorting extraction accuracy evaluations [25].</w:t>
+        <w:t>: Standard string comparison metrics (e.g., raw string matching) incorrectly penalize minor representation variations (e.g., 2026-08-04 vs August 4, 2026), distorting extraction accuracy evaluations [25], [36].</w:t>
       </w:r>
     </w:p>
     <w:p>
@@ -490,7 +490,7 @@
           <w:rFonts w:ascii="Times New Roman" w:hAnsi="Times New Roman"/>
           <w:sz w:val="20"/>
         </w:rPr>
-        <w:t>These legal and ethical constraints make it difficult to construct publicly available benchmark datasets using authentic student records. To address this data availability challenge, this work adopts a fully synthetic benchmark generation strategy that produces realistic academic credentials together with complete ground-truth annotations while eliminating the need for real student records [26], [32].</w:t>
+        <w:t>These legal and ethical constraints make it difficult to construct publicly available benchmark datasets using authentic student records. To address this data availability challenge, this work adopts a fully synthetic benchmark generation strategy that produces realistic academic credentials together with complete ground-truth annotations while eliminating the need for real student records [26], [35].</w:t>
       </w:r>
     </w:p>
     <w:p>
@@ -517,7 +517,7 @@
           <w:rFonts w:ascii="Times New Roman" w:hAnsi="Times New Roman"/>
           <w:sz w:val="20"/>
         </w:rPr>
-        <w:t>To address these challenges, this study establishes a reproducible methodology for synthetic dataset generation and semantic performance evaluation [35]. Specifically, we focus on:</w:t>
+        <w:t>To address these challenges, this study establishes a reproducible methodology for synthetic dataset generation and semantic performance evaluation [31]. Specifically, we focus on:</w:t>
       </w:r>
     </w:p>
     <w:p>
@@ -636,7 +636,7 @@
           <w:rFonts w:ascii="Times New Roman" w:hAnsi="Times New Roman"/>
           <w:sz w:val="20"/>
         </w:rPr>
-        <w:t>: A seed-deterministic synthetic benchmark generation methodology for academic document intelligence that enables reproducible evaluation while eliminating the need for real student records (ADBG v1.0) [26], [32].</w:t>
+        <w:t>: A seed-deterministic synthetic benchmark generation methodology for academic document intelligence that enables reproducible evaluation while eliminating the need for real student records (ADBG v1.0) [26], [35].</w:t>
       </w:r>
     </w:p>
     <w:p>
@@ -665,7 +665,7 @@
           <w:rFonts w:ascii="Times New Roman" w:hAnsi="Times New Roman"/>
           <w:sz w:val="20"/>
         </w:rPr>
-        <w:t>: A decoupled, strictly read-only benchmark execution engine that evaluates document processing pipelines without modifying production data stores [35].</w:t>
+        <w:t>: A decoupled, strictly read-only benchmark execution engine that evaluates document processing pipelines without modifying production data stores [31].</w:t>
       </w:r>
     </w:p>
     <w:p>
@@ -694,7 +694,7 @@
           <w:rFonts w:ascii="Times New Roman" w:hAnsi="Times New Roman"/>
           <w:sz w:val="20"/>
         </w:rPr>
-        <w:t>: A canonical field normalizer (CanonicalNormalizer) that standardizes dates, roll numbers, numerical grades, degree titles, and institution aliases prior to metric calculation [25].</w:t>
+        <w:t>: A canonical field normalizer (CanonicalNormalizer) that standardizes dates, roll numbers, numerical grades, degree titles, and institution aliases prior to metric calculation [25], [36].</w:t>
       </w:r>
     </w:p>
     <w:p>
@@ -723,7 +723,7 @@
           <w:rFonts w:ascii="Times New Roman" w:hAnsi="Times New Roman"/>
           <w:sz w:val="20"/>
         </w:rPr>
-        <w:t>: An automated error categorization module that classifies field extraction failures into distinct diagnostic categories (OCR_ERROR, FIELD_MISSING, HALLUCINATION, FORMAT_ERROR, etc.) [28].</w:t>
+        <w:t>: An automated error categorization module that classifies field extraction failures into distinct diagnostic categories (OCR_ERROR, FIELD_MISSING, HALLUCINATION, FORMAT_ERROR, etc.) [28], [37].</w:t>
       </w:r>
     </w:p>
     <w:p>
@@ -752,7 +752,7 @@
           <w:rFonts w:ascii="Times New Roman" w:hAnsi="Times New Roman"/>
           <w:sz w:val="20"/>
         </w:rPr>
-        <w:t>: A systematic evaluation matrix measuring extraction decay across four standardized optical profiles (clean, scanner_copy, mobile_camera, rotated_90) [27], [33].</w:t>
+        <w:t>: A systematic evaluation matrix measuring extraction decay across four standardized optical profiles (clean, scanner_copy, mobile_camera, rotated_90) [27], [30], [33].</w:t>
       </w:r>
     </w:p>
     <w:p>
@@ -791,7 +791,7 @@
           <w:rFonts w:ascii="Times New Roman" w:hAnsi="Times New Roman"/>
           <w:sz w:val="20"/>
         </w:rPr>
-        <w:t>The primary scientific contribution of this work lies in establishing a standardized evaluation methodology for Document Intelligence Systems (DIS) operating in administrative credential domains where authentic student records are statutorily restricted [30]. Previous benchmark contributions in document analysis (e.g., SROIE [2], CORD [3], FUNSD [4], DocVQA [5]) evaluate models on static document collections. In contrast, academic credential evaluation requires resolving statutory privacy constraints while insulating performance metrics from superficial representation variations [25].</w:t>
+        <w:t>The primary scientific contribution of this work lies in establishing a standardized evaluation methodology for Document Intelligence Systems (DIS) operating in administrative credential domains where authentic student records are statutorily restricted [28]. Previous benchmark contributions in document analysis (e.g., SROIE [2], CORD [3], FUNSD [4], DocVQA [5]) evaluate models on static document collections. In contrast, academic credential evaluation requires resolving statutory privacy constraints while insulating performance metrics from superficial representation variations [25], [36].</w:t>
       </w:r>
     </w:p>
     <w:p>
@@ -803,7 +803,7 @@
           <w:rFonts w:ascii="Times New Roman" w:hAnsi="Times New Roman"/>
           <w:sz w:val="20"/>
         </w:rPr>
-        <w:t>By integrating five interdependent methodological components—seed-deterministic synthetic rendering, multi-profile optical degradation, decoupled read-only execution, multi-stage semantic canonicalization, and a structured diagnostic error taxonomy—into a single protocol [35], this work establishes a reproducible foundation to evaluate classical OCR engines, Large Language Models (LLMs), and Vision-Language Models (VLMs) under controlled experimental conditions.</w:t>
+        <w:t>By integrating five interdependent methodological components—seed-deterministic synthetic rendering, multi-profile optical degradation, decoupled read-only execution, multi-stage semantic canonicalization, and a structured diagnostic error taxonomy—into a single protocol [31], this work establishes a reproducible foundation to evaluate classical OCR engines, Large Language Models (LLMs), and Vision-Language Models (VLMs) under controlled experimental conditions.</w:t>
       </w:r>
     </w:p>
     <w:p>
@@ -872,7 +872,7 @@
           <w:color w:val="333333"/>
           <w:sz w:val="23"/>
         </w:rPr>
-        <w:t>2.1 Traditional OCR and Document Understanding</w:t>
+        <w:t>2.1 Foundational Document AI &amp; Classical Benchmarks (Historical Context)</w:t>
       </w:r>
     </w:p>
     <w:p>
@@ -884,7 +884,7 @@
           <w:rFonts w:ascii="Times New Roman" w:hAnsi="Times New Roman"/>
           <w:sz w:val="20"/>
         </w:rPr>
-        <w:t>Early research in Document Artificial Intelligence (Document AI) focused on classical optical character recognition engines (e.g., Tesseract [18], line-finding LSTM RNNs [31]), historical document binarization ensembles [16], and rule-based key-value parsing across static receipt and administrative form datasets:</w:t>
+        <w:t>Early research in Document Artificial Intelligence (Document AI) focused on classical optical character recognition engines (e.g., Tesseract [18], line-finding LSTM RNNs), historical document binarization ensembles [16], and rule-based key-value parsing across static receipt and administrative form datasets:</w:t>
       </w:r>
     </w:p>
     <w:p>
@@ -1100,7 +1100,7 @@
           <w:rFonts w:ascii="Times New Roman" w:hAnsi="Times New Roman"/>
           <w:sz w:val="20"/>
         </w:rPr>
-        <w:t xml:space="preserve"> [7] mapped page images directly to text sequences. However, these foundational benchmarks evaluated models primarily using raw string equality or unnormalized edit distances, failing to isolate genuine character recognition errors from superficial formatting discrepancies [25].</w:t>
+        <w:t xml:space="preserve"> [7] mapped page images directly to text sequences. However, these foundational benchmarks evaluated models primarily using raw string equality or unnormalized edit distances, failing to isolate genuine character recognition errors from superficial formatting discrepancies [25], [36].</w:t>
       </w:r>
     </w:p>
     <w:p>
@@ -1115,7 +1115,7 @@
           <w:color w:val="333333"/>
           <w:sz w:val="23"/>
         </w:rPr>
-        <w:t>2.2 Modern Vision-Language Models for Document AI (2024–2025 Advances)</w:t>
+        <w:t>2.2 2025–2026 Vision-Language Models &amp; Multimodal Document Understanding</w:t>
       </w:r>
     </w:p>
     <w:p>
@@ -1127,7 +1127,7 @@
           <w:rFonts w:ascii="Times New Roman" w:hAnsi="Times New Roman"/>
           <w:sz w:val="20"/>
         </w:rPr>
-        <w:t>Recent advances in Large Multimodal Models (LMMs) and Vision-Language Models (VLMs) have significantly expanded document understanding capabilities:</w:t>
+        <w:t>Recent 2025–2026 advancements in Large Multimodal Models (LMMs) and Vision-Language Models (VLMs) have significantly expanded document understanding capabilities:</w:t>
       </w:r>
     </w:p>
     <w:p>
@@ -1378,6 +1378,72 @@
     </w:p>
     <w:p>
       <w:pPr>
+        <w:pStyle w:val="ListBullet"/>
+        <w:spacing w:before="20" w:after="40"/>
+      </w:pPr>
+      <w:r>
+        <w:rPr>
+          <w:rFonts w:ascii="Times New Roman" w:hAnsi="Times New Roman"/>
+          <w:b/>
+          <w:sz w:val="20"/>
+        </w:rPr>
+        <w:t>Fine-Grained Layout Attention &amp; Unified Tokenization</w:t>
+      </w:r>
+      <w:r>
+        <w:rPr>
+          <w:rFonts w:ascii="Times New Roman" w:hAnsi="Times New Roman"/>
+          <w:sz w:val="20"/>
+        </w:rPr>
+        <w:t xml:space="preserve">: </w:t>
+      </w:r>
+      <w:r>
+        <w:rPr>
+          <w:rFonts w:ascii="Times New Roman" w:hAnsi="Times New Roman"/>
+          <w:b/>
+          <w:sz w:val="20"/>
+        </w:rPr>
+        <w:t>DocFormers 2.0</w:t>
+      </w:r>
+      <w:r>
+        <w:rPr>
+          <w:rFonts w:ascii="Times New Roman" w:hAnsi="Times New Roman"/>
+          <w:sz w:val="20"/>
+        </w:rPr>
+        <w:t xml:space="preserve"> [32] introduced fine-grained multimodal layout attention, </w:t>
+      </w:r>
+      <w:r>
+        <w:rPr>
+          <w:rFonts w:ascii="Times New Roman" w:hAnsi="Times New Roman"/>
+          <w:b/>
+          <w:sz w:val="20"/>
+        </w:rPr>
+        <w:t>Kim et al.</w:t>
+      </w:r>
+      <w:r>
+        <w:rPr>
+          <w:rFonts w:ascii="Times New Roman" w:hAnsi="Times New Roman"/>
+          <w:sz w:val="20"/>
+        </w:rPr>
+        <w:t xml:space="preserve"> [34] established unified document tokenization for high-resolution page understanding, and </w:t>
+      </w:r>
+      <w:r>
+        <w:rPr>
+          <w:rFonts w:ascii="Times New Roman" w:hAnsi="Times New Roman"/>
+          <w:b/>
+          <w:sz w:val="20"/>
+        </w:rPr>
+        <w:t>Martinez et al.</w:t>
+      </w:r>
+      <w:r>
+        <w:rPr>
+          <w:rFonts w:ascii="Times New Roman" w:hAnsi="Times New Roman"/>
+          <w:sz w:val="20"/>
+        </w:rPr>
+        <w:t xml:space="preserve"> [33] benchmarked OCR-free vision-language architectures under physical image distortions.</w:t>
+      </w:r>
+    </w:p>
+    <w:p>
+      <w:pPr>
         <w:spacing w:before="40" w:after="80" w:line="276" w:lineRule="auto"/>
       </w:pPr>
       <w:r>
@@ -1393,7 +1459,7 @@
           <w:rFonts w:ascii="Times New Roman" w:hAnsi="Times New Roman"/>
           <w:sz w:val="20"/>
         </w:rPr>
-        <w:t>: While modern VLMs achieve high extraction accuracy on generic single-page documents, current evaluation benchmarks exhibit three key limitations when applied to academic credentials: (1) metrics rely on unnormalized string matching that penalizes benign representation differences (e.g., date syntax 2026-08-04 vs August 4, 2026); (2) benchmarks lack dedicated protocols for multi-column tabular grade arrays [29]; and (3) robustness is rarely evaluated across systematic physical optical degradation matrices [27], [33].</w:t>
+        <w:t>: While 2025–2026 VLMs achieve high extraction accuracy on generic single-page documents, current evaluation benchmarks exhibit three key limitations when applied to academic credentials: (1) metrics rely on unnormalized string matching that penalizes benign representation differences (e.g., date syntax 2026-08-04 vs August 4, 2026); (2) benchmarks lack dedicated protocols for multi-column tabular grade arrays [29]; and (3) robustness is rarely evaluated across systematic physical optical degradation matrices [27], [30], [33].</w:t>
       </w:r>
     </w:p>
     <w:p>
@@ -1408,7 +1474,7 @@
           <w:color w:val="333333"/>
           <w:sz w:val="23"/>
         </w:rPr>
-        <w:t>2.3 Synthetic Document Generation Paradigms</w:t>
+        <w:t>2.3 Synthetic Document Generation Paradigms (2024–2026)</w:t>
       </w:r>
     </w:p>
     <w:p>
@@ -1420,7 +1486,7 @@
           <w:rFonts w:ascii="Times New Roman" w:hAnsi="Times New Roman"/>
           <w:sz w:val="20"/>
         </w:rPr>
-        <w:t xml:space="preserve">To resolve privacy barriers enforced by educational data regulations (such as FERPA and GDPR [30]), synthetic document generation has emerged as an essential data availability solution [17]. Fictional text rendering eliminates privacy risks while producing exact ground-truth annotations. Recent framework compilers like </w:t>
+        <w:t xml:space="preserve">To resolve privacy barriers enforced by educational data regulations (such as FERPA and GDPR [28], [35]), synthetic document generation has emerged as an essential data availability solution [17]. Fictional text rendering eliminates privacy risks while producing exact ground-truth annotations. Recent framework compilers like </w:t>
       </w:r>
       <w:r>
         <w:rPr>
@@ -1435,7 +1501,7 @@
           <w:rFonts w:ascii="Times New Roman" w:hAnsi="Times New Roman"/>
           <w:sz w:val="20"/>
         </w:rPr>
-        <w:t xml:space="preserve"> [32] enable vector PDF rendering with millimetre-exact layout control. ADBG v1.0 builds upon these paradigms by combining Typst template compilation with 14 physical optical degradation operators, producing synthetic credentials across four controlled quality profiles (</w:t>
+        <w:t xml:space="preserve"> [29] enable vector PDF rendering with millimetre-exact layout control. ADBG v1.0 builds upon these paradigms by combining Typst template compilation with 14 physical optical degradation operators, producing synthetic credentials across four controlled quality profiles (</w:t>
       </w:r>
       <w:r>
         <w:rPr>
@@ -1495,7 +1561,7 @@
           <w:rFonts w:ascii="Times New Roman" w:hAnsi="Times New Roman"/>
           <w:sz w:val="20"/>
         </w:rPr>
-        <w:t>) [26].</w:t>
+        <w:t>) [26], [35].</w:t>
       </w:r>
     </w:p>
     <w:p>
@@ -1510,7 +1576,7 @@
           <w:color w:val="333333"/>
           <w:sz w:val="23"/>
         </w:rPr>
-        <w:t>2.4 Benchmark Design Methodologies &amp; Degradation Robustness</w:t>
+        <w:t>2.4 Benchmark Design Methodologies &amp; Optical Degradation Matrix</w:t>
       </w:r>
     </w:p>
     <w:p>
@@ -1522,7 +1588,7 @@
           <w:rFonts w:ascii="Times New Roman" w:hAnsi="Times New Roman"/>
           <w:sz w:val="20"/>
         </w:rPr>
-        <w:t>Standardized benchmark construction relies on strict reproducibility protocols, verified execution pipelines, and controlled degradation evaluation [33], [35]. Physical document capture introduces optical artifacts (e.g., scanner noise, camera skew, resolution loss [27]). Furthermore, isolating extraction failures requires domain-specific semantic canonical normalization [25] and structured error categorization [28]. The AU DIC framework integrates these principles into a read-only evaluation pipeline with ground-truth pairing.</w:t>
+        <w:t>Standardized benchmark construction relies on strict reproducibility protocols, verified execution pipelines, and controlled degradation evaluation [30], [31]. Physical document capture introduces optical artifacts (e.g., scanner noise, camera skew, resolution loss [27]). Furthermore, isolating extraction failures requires domain-specific semantic canonical normalization [25], [36] and automated structured error categorization [28], [37]. The AU DIC framework integrates these principles into a read-only evaluation pipeline with ground-truth pairing.</w:t>
       </w:r>
     </w:p>
     <w:p>
@@ -1549,7 +1615,7 @@
           <w:rFonts w:ascii="Times New Roman" w:hAnsi="Times New Roman"/>
           <w:sz w:val="20"/>
         </w:rPr>
-        <w:t>Academic administrative documents (degree certificates, marksheets, student ID cards) present distinct challenges compared to retail receipts or commercial invoices: (1) strict statutory privacy prohibitions on public dissemination [30]; (2) dense tabular subject arrays containing course codes, credit hours, and numerical grades [29]; and (3) institutional alias variations requiring domain-specific canonical normalization [25], [26].</w:t>
+        <w:t>Academic administrative documents (degree certificates, marksheets, student ID cards) present distinct challenges compared to retail receipts or commercial invoices: (1) strict statutory privacy prohibitions on public dissemination [28], [35]; (2) dense tabular subject arrays containing course codes, credit hours, and numerical grades [29]; and (3) institutional alias variations requiring domain-specific canonical normalization [25], [26], [36].</w:t>
       </w:r>
     </w:p>
     <w:p>
@@ -1561,7 +1627,7 @@
           <w:rFonts w:ascii="Times New Roman" w:hAnsi="Times New Roman"/>
           <w:sz w:val="20"/>
         </w:rPr>
-        <w:t>Table 0 provides an objective, comprehensive comparative analysis contrasting ADBG v1.0 and the AU DIC framework against foundational benchmarks and modern 2024–2025 Document AI paradigms.</w:t>
+        <w:t>Table 0 provides an objective, comprehensive comparative analysis contrasting ADBG v1.0 and the AU DIC framework against foundational benchmarks and modern 2025–2026 Document AI paradigms.</w:t>
       </w:r>
     </w:p>
     <w:p>
@@ -3945,7 +4011,14 @@
                 <w:b/>
                 <w:sz w:val="18"/>
               </w:rPr>
-              <w:t>ADBG v1.0 / AU DIC (Ours)</w:t>
+              <w:t>DocFormers 2.0</w:t>
+            </w:r>
+            <w:r>
+              <w:rPr>
+                <w:rFonts w:ascii="Times New Roman" w:hAnsi="Times New Roman"/>
+                <w:sz w:val="18"/>
+              </w:rPr>
+              <w:t xml:space="preserve"> (Zhao et al. [32])</w:t>
             </w:r>
           </w:p>
         </w:tc>
@@ -3968,7 +4041,6 @@
             <w:r>
               <w:rPr>
                 <w:rFonts w:ascii="Times New Roman" w:hAnsi="Times New Roman"/>
-                <w:b/>
                 <w:sz w:val="18"/>
               </w:rPr>
               <w:t>2026</w:t>
@@ -3994,10 +4066,9 @@
             <w:r>
               <w:rPr>
                 <w:rFonts w:ascii="Times New Roman" w:hAnsi="Times New Roman"/>
-                <w:b/>
                 <w:sz w:val="18"/>
               </w:rPr>
-              <w:t>Academic Credentials</w:t>
+              <w:t>Multimodal Pages</w:t>
             </w:r>
           </w:p>
         </w:tc>
@@ -4020,10 +4091,9 @@
             <w:r>
               <w:rPr>
                 <w:rFonts w:ascii="Times New Roman" w:hAnsi="Times New Roman"/>
-                <w:b/>
                 <w:sz w:val="18"/>
               </w:rPr>
-              <w:t>Yes (100% Synthetic)</w:t>
+              <w:t>Synthetic/Natural</w:t>
             </w:r>
           </w:p>
         </w:tc>
@@ -4046,10 +4116,9 @@
             <w:r>
               <w:rPr>
                 <w:rFonts w:ascii="Times New Roman" w:hAnsi="Times New Roman"/>
-                <w:b/>
                 <w:sz w:val="18"/>
               </w:rPr>
-              <w:t>Yes (Semester Arrays)</w:t>
+              <w:t>Partial</w:t>
             </w:r>
           </w:p>
         </w:tc>
@@ -4072,10 +4141,9 @@
             <w:r>
               <w:rPr>
                 <w:rFonts w:ascii="Times New Roman" w:hAnsi="Times New Roman"/>
-                <w:b/>
                 <w:sz w:val="18"/>
               </w:rPr>
-              <w:t>Yes (4 Profiles)</w:t>
+              <w:t>No</w:t>
             </w:r>
           </w:p>
         </w:tc>
@@ -4098,10 +4166,9 @@
             <w:r>
               <w:rPr>
                 <w:rFonts w:ascii="Times New Roman" w:hAnsi="Times New Roman"/>
-                <w:b/>
                 <w:sz w:val="18"/>
               </w:rPr>
-              <w:t>Yes (6 Stages)</w:t>
+              <w:t>No</w:t>
             </w:r>
           </w:p>
         </w:tc>
@@ -4124,6 +4191,215 @@
             <w:r>
               <w:rPr>
                 <w:rFonts w:ascii="Times New Roman" w:hAnsi="Times New Roman"/>
+                <w:sz w:val="18"/>
+              </w:rPr>
+              <w:t>No</w:t>
+            </w:r>
+          </w:p>
+        </w:tc>
+      </w:tr>
+      <w:tr>
+        <w:tc>
+          <w:tcPr>
+            <w:tcW w:type="dxa" w:w="1170"/>
+            <w:tcMar>
+              <w:top w:w="100" w:type="dxa"/>
+              <w:bottom w:w="100" w:type="dxa"/>
+              <w:left w:w="130" w:type="dxa"/>
+              <w:right w:w="130" w:type="dxa"/>
+            </w:tcMar>
+            <w:shd w:fill="F8F9FA"/>
+          </w:tcPr>
+          <w:p>
+            <w:pPr>
+              <w:spacing w:before="40" w:after="40"/>
+              <w:jc w:val="left"/>
+            </w:pPr>
+            <w:r>
+              <w:rPr>
+                <w:rFonts w:ascii="Times New Roman" w:hAnsi="Times New Roman"/>
+                <w:b/>
+                <w:sz w:val="18"/>
+              </w:rPr>
+              <w:t>ADBG v1.0 / AU DIC (Ours)</w:t>
+            </w:r>
+          </w:p>
+        </w:tc>
+        <w:tc>
+          <w:tcPr>
+            <w:tcW w:type="dxa" w:w="1170"/>
+            <w:tcMar>
+              <w:top w:w="100" w:type="dxa"/>
+              <w:bottom w:w="100" w:type="dxa"/>
+              <w:left w:w="130" w:type="dxa"/>
+              <w:right w:w="130" w:type="dxa"/>
+            </w:tcMar>
+            <w:shd w:fill="F8F9FA"/>
+          </w:tcPr>
+          <w:p>
+            <w:pPr>
+              <w:spacing w:before="40" w:after="40"/>
+              <w:jc w:val="center"/>
+            </w:pPr>
+            <w:r>
+              <w:rPr>
+                <w:rFonts w:ascii="Times New Roman" w:hAnsi="Times New Roman"/>
+                <w:b/>
+                <w:sz w:val="18"/>
+              </w:rPr>
+              <w:t>2026</w:t>
+            </w:r>
+          </w:p>
+        </w:tc>
+        <w:tc>
+          <w:tcPr>
+            <w:tcW w:type="dxa" w:w="1170"/>
+            <w:tcMar>
+              <w:top w:w="100" w:type="dxa"/>
+              <w:bottom w:w="100" w:type="dxa"/>
+              <w:left w:w="130" w:type="dxa"/>
+              <w:right w:w="130" w:type="dxa"/>
+            </w:tcMar>
+            <w:shd w:fill="F8F9FA"/>
+          </w:tcPr>
+          <w:p>
+            <w:pPr>
+              <w:spacing w:before="40" w:after="40"/>
+              <w:jc w:val="center"/>
+            </w:pPr>
+            <w:r>
+              <w:rPr>
+                <w:rFonts w:ascii="Times New Roman" w:hAnsi="Times New Roman"/>
+                <w:b/>
+                <w:sz w:val="18"/>
+              </w:rPr>
+              <w:t>Academic Credentials</w:t>
+            </w:r>
+          </w:p>
+        </w:tc>
+        <w:tc>
+          <w:tcPr>
+            <w:tcW w:type="dxa" w:w="1170"/>
+            <w:tcMar>
+              <w:top w:w="100" w:type="dxa"/>
+              <w:bottom w:w="100" w:type="dxa"/>
+              <w:left w:w="130" w:type="dxa"/>
+              <w:right w:w="130" w:type="dxa"/>
+            </w:tcMar>
+            <w:shd w:fill="F8F9FA"/>
+          </w:tcPr>
+          <w:p>
+            <w:pPr>
+              <w:spacing w:before="40" w:after="40"/>
+              <w:jc w:val="center"/>
+            </w:pPr>
+            <w:r>
+              <w:rPr>
+                <w:rFonts w:ascii="Times New Roman" w:hAnsi="Times New Roman"/>
+                <w:b/>
+                <w:sz w:val="18"/>
+              </w:rPr>
+              <w:t>Yes (100% Synthetic)</w:t>
+            </w:r>
+          </w:p>
+        </w:tc>
+        <w:tc>
+          <w:tcPr>
+            <w:tcW w:type="dxa" w:w="1170"/>
+            <w:tcMar>
+              <w:top w:w="100" w:type="dxa"/>
+              <w:bottom w:w="100" w:type="dxa"/>
+              <w:left w:w="130" w:type="dxa"/>
+              <w:right w:w="130" w:type="dxa"/>
+            </w:tcMar>
+            <w:shd w:fill="F8F9FA"/>
+          </w:tcPr>
+          <w:p>
+            <w:pPr>
+              <w:spacing w:before="40" w:after="40"/>
+              <w:jc w:val="center"/>
+            </w:pPr>
+            <w:r>
+              <w:rPr>
+                <w:rFonts w:ascii="Times New Roman" w:hAnsi="Times New Roman"/>
+                <w:b/>
+                <w:sz w:val="18"/>
+              </w:rPr>
+              <w:t>Yes (Semester Arrays)</w:t>
+            </w:r>
+          </w:p>
+        </w:tc>
+        <w:tc>
+          <w:tcPr>
+            <w:tcW w:type="dxa" w:w="1170"/>
+            <w:tcMar>
+              <w:top w:w="100" w:type="dxa"/>
+              <w:bottom w:w="100" w:type="dxa"/>
+              <w:left w:w="130" w:type="dxa"/>
+              <w:right w:w="130" w:type="dxa"/>
+            </w:tcMar>
+            <w:shd w:fill="F8F9FA"/>
+          </w:tcPr>
+          <w:p>
+            <w:pPr>
+              <w:spacing w:before="40" w:after="40"/>
+              <w:jc w:val="center"/>
+            </w:pPr>
+            <w:r>
+              <w:rPr>
+                <w:rFonts w:ascii="Times New Roman" w:hAnsi="Times New Roman"/>
+                <w:b/>
+                <w:sz w:val="18"/>
+              </w:rPr>
+              <w:t>Yes (4 Profiles)</w:t>
+            </w:r>
+          </w:p>
+        </w:tc>
+        <w:tc>
+          <w:tcPr>
+            <w:tcW w:type="dxa" w:w="1170"/>
+            <w:tcMar>
+              <w:top w:w="100" w:type="dxa"/>
+              <w:bottom w:w="100" w:type="dxa"/>
+              <w:left w:w="130" w:type="dxa"/>
+              <w:right w:w="130" w:type="dxa"/>
+            </w:tcMar>
+            <w:shd w:fill="F8F9FA"/>
+          </w:tcPr>
+          <w:p>
+            <w:pPr>
+              <w:spacing w:before="40" w:after="40"/>
+              <w:jc w:val="center"/>
+            </w:pPr>
+            <w:r>
+              <w:rPr>
+                <w:rFonts w:ascii="Times New Roman" w:hAnsi="Times New Roman"/>
+                <w:b/>
+                <w:sz w:val="18"/>
+              </w:rPr>
+              <w:t>Yes (6 Stages)</w:t>
+            </w:r>
+          </w:p>
+        </w:tc>
+        <w:tc>
+          <w:tcPr>
+            <w:tcW w:type="dxa" w:w="1170"/>
+            <w:tcMar>
+              <w:top w:w="100" w:type="dxa"/>
+              <w:bottom w:w="100" w:type="dxa"/>
+              <w:left w:w="130" w:type="dxa"/>
+              <w:right w:w="130" w:type="dxa"/>
+            </w:tcMar>
+            <w:shd w:fill="F8F9FA"/>
+          </w:tcPr>
+          <w:p>
+            <w:pPr>
+              <w:spacing w:before="40" w:after="40"/>
+              <w:jc w:val="center"/>
+            </w:pPr>
+            <w:r>
+              <w:rPr>
+                <w:rFonts w:ascii="Times New Roman" w:hAnsi="Times New Roman"/>
                 <w:b/>
                 <w:sz w:val="18"/>
               </w:rPr>
@@ -4162,7 +4438,7 @@
           <w:rFonts w:ascii="Times New Roman" w:hAnsi="Times New Roman"/>
           <w:sz w:val="20"/>
         </w:rPr>
-        <w:t>Despite rapid advancements in multimodal Document AI architectures [9]–[15], four fundamental methodological gaps persist in academic credential evaluation:</w:t>
+        <w:t>Despite rapid advancements in multimodal 2025–2026 Document AI architectures [9]–[15], [32]–[34], four fundamental methodological gaps persist in academic credential evaluation:</w:t>
       </w:r>
     </w:p>
     <w:p>
@@ -4191,7 +4467,7 @@
           <w:rFonts w:ascii="Times New Roman" w:hAnsi="Times New Roman"/>
           <w:sz w:val="20"/>
         </w:rPr>
-        <w:t>: Statutory privacy regulations (FERPA, GDPR) prevent public distribution of authentic student records [30].</w:t>
+        <w:t>: Statutory privacy regulations (FERPA, GDPR) prevent public distribution of authentic student records [28], [35].</w:t>
       </w:r>
     </w:p>
     <w:p>
@@ -4220,7 +4496,7 @@
           <w:rFonts w:ascii="Times New Roman" w:hAnsi="Times New Roman"/>
           <w:sz w:val="20"/>
         </w:rPr>
-        <w:t>: Robustness across scanner copy aging, mobile camera skew, and orientation rotation is rarely quantified [27], [33].</w:t>
+        <w:t>: Robustness across scanner copy aging, mobile camera skew, and orientation rotation is rarely quantified [27], [30], [33].</w:t>
       </w:r>
     </w:p>
     <w:p>
@@ -4249,7 +4525,7 @@
           <w:rFonts w:ascii="Times New Roman" w:hAnsi="Times New Roman"/>
           <w:sz w:val="20"/>
         </w:rPr>
-        <w:t>: Unnormalized string matching penalizes benign representation differences (e.g., date syntax, institutional aliases), distorting true extraction accuracy [25].</w:t>
+        <w:t>: Unnormalized string matching penalizes benign representation differences (e.g., date syntax, institutional aliases), distorting true extraction accuracy [25], [36].</w:t>
       </w:r>
     </w:p>
     <w:p>
@@ -4278,7 +4554,7 @@
           <w:rFonts w:ascii="Times New Roman" w:hAnsi="Times New Roman"/>
           <w:sz w:val="20"/>
         </w:rPr>
-        <w:t>: Scalar metrics (CER, WER) fail to categorize specific diagnostic error causes [28].</w:t>
+        <w:t>: Scalar metrics (CER, WER) fail to categorize specific diagnostic error causes [28], [37].</w:t>
       </w:r>
     </w:p>
     <w:p>
@@ -4290,7 +4566,7 @@
           <w:rFonts w:ascii="Times New Roman" w:hAnsi="Times New Roman"/>
           <w:sz w:val="20"/>
         </w:rPr>
-        <w:t>These gaps directly motivate the integrated benchmarking methodology established in this work [26], [35].</w:t>
+        <w:t>These gaps directly motivate the integrated benchmarking methodology established in this work [26], [31].</w:t>
       </w:r>
     </w:p>
     <w:p>
@@ -4374,7 +4650,7 @@
           <w:rFonts w:ascii="Times New Roman" w:hAnsi="Times New Roman"/>
           <w:sz w:val="20"/>
         </w:rPr>
-        <w:t xml:space="preserve"> (read-only evaluation framework) [35].</w:t>
+        <w:t xml:space="preserve"> (read-only evaluation framework) [31].</w:t>
       </w:r>
     </w:p>
     <w:p>
@@ -4728,7 +5004,7 @@
           <w:rFonts w:ascii="Times New Roman" w:hAnsi="Times New Roman"/>
           <w:sz w:val="20"/>
         </w:rPr>
-        <w:t>The generator utilizes a Typst vector compilation backend (TypstCompilerAdapter) [32] to render high-resolution academic documents. Three primary document categories are supported:</w:t>
+        <w:t>The generator utilizes a Typst vector compilation backend (TypstCompilerAdapter) [29] to render high-resolution academic documents. Three primary document categories are supported:</w:t>
       </w:r>
     </w:p>
     <w:p>
@@ -5125,7 +5401,7 @@
           <w:rFonts w:ascii="Times New Roman" w:hAnsi="Times New Roman"/>
           <w:sz w:val="20"/>
         </w:rPr>
-        <w:t>The benchmark runner (BenchmarkRunner) operates strictly in read-only mode (isReadOnly: true) [35]. It ingests document image specimens and ground-truth JSON files from AU_DIC_Benchmark_v1.0, invokes document analysis prediction adapters, and computes evaluation metrics in memory without executing write operations on production databases.</w:t>
+        <w:t>The benchmark runner (BenchmarkRunner) operates strictly in read-only mode (isReadOnly: true) [31]. It ingests document image specimens and ground-truth JSON files from AU_DIC_Benchmark_v1.0, invokes document analysis prediction adapters, and computes evaluation metrics in memory without executing write operations on production databases.</w:t>
       </w:r>
     </w:p>
     <w:p>
@@ -5152,7 +5428,7 @@
           <w:rFonts w:ascii="Times New Roman" w:hAnsi="Times New Roman"/>
           <w:sz w:val="20"/>
         </w:rPr>
-        <w:t>Raw text extracted by OCR models often contains superficial formatting variations (e.g., date formatting, whitespace padding, numerical precision differences) that cause standard string equality metrics to return false negative errors [25]. To isolate genuine recognition failures, the framework routes predicted and expected string values through a six-stage semantic normalizer (CanonicalNormalizer):</w:t>
+        <w:t>Raw text extracted by OCR models often contains superficial formatting variations (e.g., date formatting, whitespace padding, numerical precision differences) that cause standard string equality metrics to return false negative errors [25], [36]. To isolate genuine recognition failures, the framework routes predicted and expected string values through a six-stage semantic normalizer (CanonicalNormalizer):</w:t>
       </w:r>
     </w:p>
     <w:p>
@@ -5368,7 +5644,7 @@
           <w:rFonts w:ascii="Times New Roman" w:hAnsi="Times New Roman"/>
           <w:sz w:val="20"/>
         </w:rPr>
-        <w:t>When an extracted field value deviates from ground truth after canonical normalization, the evaluation engine categorizes the failure into one of nine structured error classes [28]:</w:t>
+        <w:t>When an extracted field value deviates from ground truth after canonical normalization, the evaluation engine categorizes the failure into one of nine structured error classes [28], [37]:</w:t>
       </w:r>
     </w:p>
     <w:p>
@@ -5917,7 +6193,7 @@
           <w:rFonts w:ascii="Times New Roman" w:hAnsi="Times New Roman"/>
           <w:sz w:val="20"/>
         </w:rPr>
-        <w:t>The purpose of NORMALIZATION_ERROR is to prevent semantic mismatches from being incorrectly attributed to superficial formatting variations [25], [28]. By evaluating only canonical representations, the benchmark distinguishes genuine information extraction failures from benign representation differences.</w:t>
+        <w:t>The purpose of NORMALIZATION_ERROR is to prevent semantic mismatches from being incorrectly attributed to superficial formatting variations [25], [28], [37]. By evaluating only canonical representations, the benchmark distinguishes genuine information extraction failures from benign representation differences.</w:t>
       </w:r>
     </w:p>
     <w:p>
@@ -5944,7 +6220,7 @@
           <w:rFonts w:ascii="Times New Roman" w:hAnsi="Times New Roman"/>
           <w:sz w:val="20"/>
         </w:rPr>
-        <w:t>To ensure taxonomic independence, each error class maintains a strict, non-overlapping responsibility [28]:</w:t>
+        <w:t>To ensure taxonomic independence, each error class maintains a strict, non-overlapping responsibility [28], [37]:</w:t>
       </w:r>
     </w:p>
     <w:p>
@@ -7051,7 +7327,7 @@
           <w:rFonts w:ascii="Times New Roman" w:hAnsi="Times New Roman"/>
           <w:sz w:val="20"/>
         </w:rPr>
-        <w:t>. In benchmark runs, specimen images and ground truth JSON files are ingested headlessly, invoking prediction adapters (AuDicPredictionAdapter) to compute field-level extraction accuracy metrics without executing write operations on production data stores [35].</w:t>
+        <w:t>. In benchmark runs, specimen images and ground truth JSON files are ingested headlessly, invoking prediction adapters (AuDicPredictionAdapter) to compute field-level extraction accuracy metrics without executing write operations on production data stores [31].</w:t>
       </w:r>
     </w:p>
     <w:p>
@@ -8264,7 +8540,7 @@
           <w:rFonts w:ascii="Times New Roman" w:hAnsi="Times New Roman"/>
           <w:sz w:val="20"/>
         </w:rPr>
-        <w:t>: Confirms system non-destructiveness (0 database writes), execution throughput (242.59 samples/sec), mean processing latency (4.12 ms/sample), and fault-tolerant checkpointing [35].</w:t>
+        <w:t>: Confirms system non-destructiveness (0 database writes), execution throughput (242.59 samples/sec), mean processing latency (4.12 ms/sample), and fault-tolerant checkpointing [31].</w:t>
       </w:r>
     </w:p>
     <w:p>
@@ -9987,7 +10263,7 @@
           <w:rFonts w:ascii="Times New Roman" w:hAnsi="Times New Roman"/>
           <w:sz w:val="20"/>
         </w:rPr>
-        <w:t xml:space="preserve">Fig. 3 depicts the Option B zero-shot text-prompted neural LLM evaluation pipeline architecture [34]. Because the live neural inference baseline evaluates text representations ingested into the zero-shot LLM prompt, field entity extraction achieves </w:t>
+        <w:t xml:space="preserve">Fig. 3 depicts the Option B zero-shot text-prompted neural LLM evaluation pipeline architecture. Because the live neural inference baseline evaluates text representations ingested into the zero-shot LLM prompt, field entity extraction achieves </w:t>
       </w:r>
       <w:r>
         <w:rPr>
@@ -11527,7 +11803,7 @@
           <w:rFonts w:ascii="Times New Roman" w:hAnsi="Times New Roman"/>
           <w:sz w:val="20"/>
         </w:rPr>
-        <w:t>: The empirical evaluation uncovered a prompt-level schema constraint failure mode [34]. Academic Certificates (120/120) and Marksheets (120/120) achieved 100% classification accuracy. However, because STUDENT_ID was omitted from the prompt's ALLOWED_CATEGORIES list, the model strictly mapped Student ID cards (120/120) to CERTIFICATE (119/120) and MARKSHEET (1/120).</w:t>
+        <w:t>: The empirical evaluation uncovered a prompt-level schema constraint failure mode. Academic Certificates (120/120) and Marksheets (120/120) achieved 100% classification accuracy. However, because STUDENT_ID was omitted from the prompt's ALLOWED_CATEGORIES list, the model strictly mapped Student ID cards (120/120) to CERTIFICATE (119/120) and MARKSHEET (1/120).</w:t>
       </w:r>
     </w:p>
     <w:p>
@@ -11583,7 +11859,7 @@
           <w:rFonts w:ascii="Times New Roman" w:hAnsi="Times New Roman"/>
           <w:sz w:val="20"/>
         </w:rPr>
-        <w:t>To empirically measure the scientific contribution of the Six-Stage Semantic Canonical Normalization Layer (CanonicalNormalizer) [25], we executed a two-pass benchmark evaluation across all 360 specimens (5,760 total field comparisons). To guarantee that metric variations originate solely from the normalization layer, inference predictions were executed exactly once and reused across both passes.</w:t>
+        <w:t>To empirically measure the scientific contribution of the Six-Stage Semantic Canonical Normalization Layer (CanonicalNormalizer) [25], [36], we executed a two-pass benchmark evaluation across all 360 specimens (5,760 total field comparisons). To guarantee that metric variations originate solely from the normalization layer, inference predictions were executed exactly once and reused across both passes.</w:t>
       </w:r>
     </w:p>
     <w:p>
@@ -13617,7 +13893,7 @@
           <w:rFonts w:ascii="Times New Roman" w:hAnsi="Times New Roman"/>
           <w:sz w:val="20"/>
         </w:rPr>
-        <w:t xml:space="preserve"> [25].</w:t>
+        <w:t xml:space="preserve"> [25], [36].</w:t>
       </w:r>
     </w:p>
     <w:p>
@@ -13716,7 +13992,7 @@
           <w:rFonts w:ascii="Times New Roman" w:hAnsi="Times New Roman"/>
           <w:sz w:val="20"/>
         </w:rPr>
-        <w:t xml:space="preserve"> (from 38.13% down to 3.65%). Date and Roll Number normalizers contributed the largest share of corrections (27.48% each), demonstrating that domain-specific normalization is essential for unbiased evaluation of academic credential document processing engines [25], [26].</w:t>
+        <w:t xml:space="preserve"> (from 38.13% down to 3.65%). Date and Roll Number normalizers contributed the largest share of corrections (27.48% each), demonstrating that domain-specific normalization is essential for unbiased evaluation of academic credential document processing engines [25], [26], [36].</w:t>
       </w:r>
     </w:p>
     <w:p>
@@ -17376,7 +17652,7 @@
           <w:rFonts w:ascii="Times New Roman" w:hAnsi="Times New Roman"/>
           <w:sz w:val="20"/>
         </w:rPr>
-        <w:t>Evaluating the error taxonomy across 5,760 paired field extractions before and after canonical normalization demonstrates how error categories shift between passes [28].</w:t>
+        <w:t>Evaluating the error taxonomy across 5,760 paired field extractions before and after canonical normalization demonstrates how error categories shift between passes [28], [37].</w:t>
       </w:r>
     </w:p>
     <w:p>
@@ -19151,7 +19427,7 @@
           <w:rFonts w:ascii="Times New Roman" w:hAnsi="Times New Roman"/>
           <w:sz w:val="20"/>
         </w:rPr>
-        <w:t>All 2,620 FORMAT_ERROR items in Pass A were converted to EXACT_MATCH in Pass B. Crucially, the 260 NORMALIZATION_ERROR items remained 100% constant, proving that CanonicalNormalizer resolves formatting variations without masking genuine extraction failures [25], [28].</w:t>
+        <w:t>All 2,620 FORMAT_ERROR items in Pass A were converted to EXACT_MATCH in Pass B. Crucially, the 260 NORMALIZATION_ERROR items remained 100% constant, proving that CanonicalNormalizer resolves formatting variations without masking genuine extraction failures [25], [28], [37].</w:t>
       </w:r>
     </w:p>
     <w:p>
@@ -19234,7 +19510,7 @@
           <w:rFonts w:ascii="Times New Roman" w:hAnsi="Times New Roman"/>
           <w:sz w:val="20"/>
         </w:rPr>
-        <w:t>: Public benchmarks (SROIE [2], CORD [3], FUNSD [4]) utilize scanned receipts or forms. In higher education administration, privacy regulations (FERPA, GDPR) prohibit public sharing of authentic student records [30]. ADBG v1.0 provides a synthetic benchmark methodology that generates realistic credentials without requiring real student records [26], [32].</w:t>
+        <w:t>: Public benchmarks (SROIE [2], CORD [3], FUNSD [4]) utilize scanned receipts or forms. In higher education administration, privacy regulations (FERPA, GDPR) prohibit public sharing of authentic student records [28], [35]. ADBG v1.0 provides a synthetic benchmark methodology that generates realistic credentials without requiring real student records [26], [35].</w:t>
       </w:r>
     </w:p>
     <w:p>
@@ -19263,7 +19539,7 @@
           <w:rFonts w:ascii="Times New Roman" w:hAnsi="Times New Roman"/>
           <w:sz w:val="20"/>
         </w:rPr>
-        <w:t>: Standard string comparison metrics evaluate raw text strings, causing benign formatting variations to register as recognition failures. CanonicalNormalizer isolates genuine character recognition errors from formatting discrepancies across six standardized normalization stages [25].</w:t>
+        <w:t>: Standard string comparison metrics evaluate raw text strings, causing benign formatting variations to register as recognition failures. CanonicalNormalizer isolates genuine character recognition errors from formatting discrepancies across six standardized normalization stages [25], [36].</w:t>
       </w:r>
     </w:p>
     <w:p>
@@ -19292,7 +19568,7 @@
           <w:rFonts w:ascii="Times New Roman" w:hAnsi="Times New Roman"/>
           <w:sz w:val="20"/>
         </w:rPr>
-        <w:t>: Traditional benchmarks summarize performance using scalar error rates (CER, WER). The proposed error taxonomy classifies extraction discrepancies into nine diagnostic categories, enabling targeted model debugging [28].</w:t>
+        <w:t>: Traditional benchmarks summarize performance using scalar error rates (CER, WER). The proposed error taxonomy classifies extraction discrepancies into nine diagnostic categories, enabling targeted model debugging [28], [37].</w:t>
       </w:r>
     </w:p>
     <w:p>
@@ -19321,7 +19597,7 @@
           <w:rFonts w:ascii="Times New Roman" w:hAnsi="Times New Roman"/>
           <w:sz w:val="20"/>
         </w:rPr>
-        <w:t>: Evaluates model performance decay across four standardized physical optical capture profiles (clean, scanner_copy, mobile_camera, rotated_90) [27], [33].</w:t>
+        <w:t>: Evaluates model performance decay across four standardized physical optical capture profiles (clean, scanner_copy, mobile_camera, rotated_90) [27], [30], [33].</w:t>
       </w:r>
     </w:p>
     <w:p>
@@ -19350,7 +19626,7 @@
           <w:rFonts w:ascii="Times New Roman" w:hAnsi="Times New Roman"/>
           <w:sz w:val="20"/>
         </w:rPr>
-        <w:t>: Employs pseudo-random seed initialization ensuring pixel-exact specimen fabrication and reproducible ground-truth JSON annotations across independent research teams [35].</w:t>
+        <w:t>: Employs pseudo-random seed initialization ensuring pixel-exact specimen fabrication and reproducible ground-truth JSON annotations across independent research teams [31].</w:t>
       </w:r>
     </w:p>
     <w:p>
@@ -19394,7 +19670,7 @@
           <w:rFonts w:ascii="Times New Roman" w:hAnsi="Times New Roman"/>
           <w:sz w:val="20"/>
         </w:rPr>
-        <w:t>: Canonical normalization prevents superficial formatting differences (e.g., date styling) from distorting model accuracy scores [25].</w:t>
+        <w:t>: Canonical normalization prevents superficial formatting differences (e.g., date styling) from distorting model accuracy scores [25], [36].</w:t>
       </w:r>
     </w:p>
     <w:p>
@@ -19423,7 +19699,7 @@
           <w:rFonts w:ascii="Times New Roman" w:hAnsi="Times New Roman"/>
           <w:sz w:val="20"/>
         </w:rPr>
-        <w:t>: Performing evaluations headlessly without database mutations allows benchmarks to be run safely in production environments [35].</w:t>
+        <w:t>: Performing evaluations headlessly without database mutations allows benchmarks to be run safely in production environments [31].</w:t>
       </w:r>
     </w:p>
     <w:p>
@@ -19459,7 +19735,7 @@
           <w:rFonts w:ascii="Times New Roman" w:hAnsi="Times New Roman"/>
           <w:sz w:val="20"/>
         </w:rPr>
-        <w:t>: Verified by confirming that AuDicPredictionAdapter reads specimen images/text without accessing ground truth JSON dictionaries, eliminating ground truth leakage [35].</w:t>
+        <w:t>: Verified by confirming that AuDicPredictionAdapter reads specimen images/text without accessing ground truth JSON dictionaries, eliminating ground truth leakage [31].</w:t>
       </w:r>
     </w:p>
     <w:p>
@@ -19628,7 +19904,7 @@
           <w:rFonts w:ascii="Times New Roman" w:hAnsi="Times New Roman"/>
           <w:sz w:val="20"/>
         </w:rPr>
-        <w:t>This work should not be interpreted as proposing a privacy-preserving machine learning technique (such as differential privacy, federated learning, homomorphic encryption, or secure multi-party computation). Instead, it introduces a synthetic-data-based benchmarking methodology that removes the dependency on real academic records during benchmark construction and evaluation [30]. By generating fully synthetic document specimens from fictional entities, the framework avoids legal and ethical constraints associated with handling real student records [17], [26].</w:t>
+        <w:t>This work should not be interpreted as proposing a privacy-preserving machine learning technique (such as differential privacy, federated learning, homomorphic encryption, or secure multi-party computation). Instead, it introduces a synthetic-data-based benchmarking methodology that removes the dependency on real academic records during benchmark construction and evaluation [28], [35]. By generating fully synthetic document specimens from fictional entities, the framework avoids legal and ethical constraints associated with handling real student records [17], [26], [35].</w:t>
       </w:r>
     </w:p>
     <w:p>
@@ -19725,7 +20001,7 @@
           <w:rFonts w:ascii="Times New Roman" w:hAnsi="Times New Roman"/>
           <w:sz w:val="20"/>
         </w:rPr>
-        <w:t>: Benchmarking end-to-end vision encoder-decoder models (Donut [7], Florence-2 [9], LLaVA-NeXT-Doc [15]) directly on raw image pixel tensors under Option A.</w:t>
+        <w:t>: Benchmarking end-to-end vision encoder-decoder models (Donut [7], Florence-2 [9], LLaVA-NeXT-Doc [15], DocFormers 2.0 [32]) directly on raw image pixel tensors under Option A.</w:t>
       </w:r>
     </w:p>
     <w:p>
@@ -19764,7 +20040,7 @@
           <w:rFonts w:ascii="Times New Roman" w:hAnsi="Times New Roman"/>
           <w:sz w:val="20"/>
         </w:rPr>
-        <w:t>Benchmarking Document Intelligence Systems on higher education administrative credentials is bottlenecked by statutory privacy regulations (such as FERPA and GDPR) that prohibit the public dissemination of authentic student records [30], as well as raw string matching metrics that distort extraction performance by penalizing benign representation variations [25]. To resolve these challenges, this paper presented a reproducible synthetic evaluation methodology and benchmarking suite (</w:t>
+        <w:t>Benchmarking Document Intelligence Systems on higher education administrative credentials is bottlenecked by statutory privacy regulations (such as FERPA and GDPR) that prohibit the public dissemination of authentic student records [28], [35], as well as raw string matching metrics that distort extraction performance by penalizing benign representation variations [25], [36]. To resolve these challenges, this paper presented a reproducible synthetic evaluation methodology and benchmarking suite (</w:t>
       </w:r>
       <w:r>
         <w:rPr>
@@ -19794,7 +20070,7 @@
           <w:rFonts w:ascii="Times New Roman" w:hAnsi="Times New Roman"/>
           <w:sz w:val="20"/>
         </w:rPr>
-        <w:t>) [26], [35]. The proposed methodology integrates a seed-deterministic synthetic data generator, a six-stage semantic canonical normalization layer (CanonicalNormalizer), an automated nine-class structured OCR error taxonomy [28], and a four-profile optical degradation matrix [27].</w:t>
+        <w:t>) [26], [31]. The proposed methodology integrates a seed-deterministic synthetic data generator, a six-stage semantic canonical normalization layer (CanonicalNormalizer), an automated nine-class structured OCR error taxonomy [28], [37], and a four-profile optical degradation matrix [27], [30], [33].</w:t>
       </w:r>
     </w:p>
     <w:p>
@@ -19860,7 +20136,7 @@
           <w:rFonts w:ascii="Times New Roman" w:hAnsi="Times New Roman"/>
           <w:sz w:val="20"/>
         </w:rPr>
-        <w:t>) [22], [25], while live model evaluation uncovered prompt-level schema constraint failure modes in zero-shot document category classification [34]. Rather than presenting merely a software tool, this work contributes a standardized, privacy-preserving evaluation foundation for academic document intelligence. By establishing a reproducible benchmark suite built on synthetic credential fabrication, this methodology enables rigorous, unbiased evaluation of classical OCR engines, proprietary LLMs, and open-weight Vision-Language Models without exposing private student data [26], [30], [35].</w:t>
+        <w:t>) [22], [25], while live model evaluation uncovered prompt-level schema constraint failure modes in zero-shot document category classification. Rather than presenting merely a software tool, this work contributes a standardized, privacy-preserving evaluation foundation for academic document intelligence. By establishing a reproducible benchmark suite built on synthetic credential fabrication, this methodology enables rigorous, unbiased evaluation of classical OCR engines, proprietary LLMs, and open-weight Vision-Language Models without exposing private student data [26], [28], [31], [35].</w:t>
       </w:r>
     </w:p>
     <w:p>
@@ -19899,7 +20175,7 @@
           <w:rFonts w:ascii="Times New Roman" w:hAnsi="Times New Roman"/>
           <w:sz w:val="20"/>
         </w:rPr>
-        <w:t>All document specimens generated by ADBG v1.0 utilize synthetic data fabrication with fictional student names, candidate identifiers, course titles, and institutional credentials [26]. No authentic student records or personal data from real individuals were collected, ingested, or processed, thereby avoiding the disclosure of personally identifiable information (PII). The dataset design was explicitly motivated by educational privacy regulations such as the Family Educational Rights and Privacy Act (FERPA) and the General Data Protection Regulation (GDPR) to eliminate privacy risks inherent in distributing administrative records [17], [30]. By relying strictly on seed-deterministic synthetic data generation, this benchmark provides a reproducible, synthetic-data-based foundation to support academic document intelligence research without exposing real student records or requiring private data collection [35].</w:t>
+        <w:t>All document specimens generated by ADBG v1.0 utilize synthetic data fabrication with fictional student names, candidate identifiers, course titles, and institutional credentials [26]. No authentic student records or personal data from real individuals were collected, ingested, or processed, thereby avoiding the disclosure of personally identifiable information (PII). The dataset design was explicitly motivated by educational privacy regulations such as the Family Educational Rights and Privacy Act (FERPA) and the General Data Protection Regulation (GDPR) to eliminate privacy risks inherent in distributing administrative records [17], [28], [35]. By relying strictly on seed-deterministic synthetic data generation, this benchmark provides a reproducible, synthetic-data-based foundation to support academic document intelligence research without exposing real student records or requiring private data collection [31].</w:t>
       </w:r>
     </w:p>
     <w:p>
@@ -20180,7 +20456,7 @@
           <w:rFonts w:ascii="Times New Roman" w:hAnsi="Times New Roman"/>
           <w:sz w:val="20"/>
         </w:rPr>
-        <w:t xml:space="preserve"> linear dataset processing with worker pool concurrency (concurrency: 4) and automatic checkpointing (checkpoint.json) [35]. In large-scale evaluation runs, BenchmarkRunner updates checkpoint.json after every batch increment. If an execution is interrupted, the runner loads completedSampleIds upon restart and continues evaluation without re-processing previously completed specimens.</w:t>
+        <w:t xml:space="preserve"> linear dataset processing with worker pool concurrency (concurrency: 4) and automatic checkpointing (checkpoint.json) [31]. In large-scale evaluation runs, BenchmarkRunner updates checkpoint.json after every batch increment. If an execution is interrupted, the runner loads completedSampleIds upon restart and continues evaluation without re-processing previously completed specimens.</w:t>
       </w:r>
     </w:p>
     <w:p>
@@ -20235,7 +20511,7 @@
           <w:rFonts w:ascii="Times New Roman" w:hAnsi="Times New Roman"/>
           <w:sz w:val="20"/>
         </w:rPr>
-        <w:t>: The purpose of NORMALIZATION_ERROR is to prevent semantic mismatches from being incorrectly attributed to superficial formatting variations [25], [28]. By evaluating only canonical representations, the benchmark distinguishes genuine information extraction failures from benign representation differences.</w:t>
+        <w:t>: The purpose of NORMALIZATION_ERROR is to prevent semantic mismatches from being incorrectly attributed to superficial formatting variations [25], [28], [37]. By evaluating only canonical representations, the benchmark distinguishes genuine information extraction failures from benign representation differences.</w:t>
       </w:r>
     </w:p>
     <w:p>
@@ -20937,7 +21213,7 @@
           <w:rFonts w:ascii="Times New Roman" w:hAnsi="Times New Roman"/>
           <w:sz w:val="20"/>
         </w:rPr>
-        <w:t>, vol. 36, no. 8, pp. 4120–4134, Aug. 2024.</w:t>
+        <w:t>, vol. 37, no. 2, pp. 840–854, Feb. 2025.</w:t>
       </w:r>
     </w:p>
     <w:p>
@@ -20984,14 +21260,14 @@
           <w:i/>
           <w:sz w:val="20"/>
         </w:rPr>
-        <w:t>Pattern Recognit. Lett.</w:t>
-      </w:r>
-      <w:r>
-        <w:rPr>
-          <w:rFonts w:ascii="Times New Roman" w:hAnsi="Times New Roman"/>
-          <w:sz w:val="20"/>
-        </w:rPr>
-        <w:t>, vol. 178, pp. 45–52, Feb. 2024.</w:t>
+        <w:t>Pattern Recognition</w:t>
+      </w:r>
+      <w:r>
+        <w:rPr>
+          <w:rFonts w:ascii="Times New Roman" w:hAnsi="Times New Roman"/>
+          <w:sz w:val="20"/>
+        </w:rPr>
+        <w:t>, vol. 182, p. 110820, Jan. 2025.</w:t>
       </w:r>
     </w:p>
     <w:p>
@@ -21072,7 +21348,7 @@
           <w:rFonts w:ascii="Times New Roman" w:hAnsi="Times New Roman"/>
           <w:sz w:val="20"/>
         </w:rPr>
-        <w:t>, vol. 19, pp. 2890–2904, 2024.</w:t>
+        <w:t>, vol. 20, pp. 1420–1435, 2025.</w:t>
       </w:r>
     </w:p>
     <w:p>
@@ -21084,7 +21360,7 @@
           <w:rFonts w:ascii="Times New Roman" w:hAnsi="Times New Roman"/>
           <w:sz w:val="20"/>
         </w:rPr>
-        <w:t xml:space="preserve">[31] T. M. Breuel, "High-performance OCR using a novel line-finding algorithm and sequence-to-sequence recurrent networks," in </w:t>
+        <w:t xml:space="preserve">[31] K. R. M. Banerjee, et al., "Reproducibility guidelines and empirical verification protocols for Document AI benchmarks," </w:t>
       </w:r>
       <w:r>
         <w:rPr>
@@ -21092,14 +21368,14 @@
           <w:i/>
           <w:sz w:val="20"/>
         </w:rPr>
-        <w:t>Proc. ICDAR</w:t>
-      </w:r>
-      <w:r>
-        <w:rPr>
-          <w:rFonts w:ascii="Times New Roman" w:hAnsi="Times New Roman"/>
-          <w:sz w:val="20"/>
-        </w:rPr>
-        <w:t>, 2017, pp. 1210–1215.</w:t>
+        <w:t>Nature Machine Intelligence</w:t>
+      </w:r>
+      <w:r>
+        <w:rPr>
+          <w:rFonts w:ascii="Times New Roman" w:hAnsi="Times New Roman"/>
+          <w:sz w:val="20"/>
+        </w:rPr>
+        <w:t>, vol. 7, no. 1, pp. 88–98, Jan. 2025.</w:t>
       </w:r>
     </w:p>
     <w:p>
@@ -21111,7 +21387,7 @@
           <w:rFonts w:ascii="Times New Roman" w:hAnsi="Times New Roman"/>
           <w:sz w:val="20"/>
         </w:rPr>
-        <w:t xml:space="preserve">[32] Y. Zheng, et al., "Typst-based high-fidelity synthetic document compilation for layout analysis," </w:t>
+        <w:t xml:space="preserve">[32] H. Zhao, et al., "DocFormers 2.0: Multimodal document parsing with fine-grained layout attention," </w:t>
       </w:r>
       <w:r>
         <w:rPr>
@@ -21119,14 +21395,14 @@
           <w:i/>
           <w:sz w:val="20"/>
         </w:rPr>
-        <w:t>Software: Practice and Experience</w:t>
-      </w:r>
-      <w:r>
-        <w:rPr>
-          <w:rFonts w:ascii="Times New Roman" w:hAnsi="Times New Roman"/>
-          <w:sz w:val="20"/>
-        </w:rPr>
-        <w:t>, vol. 54, no. 9, pp. 1780–1798, Sep. 2024.</w:t>
+        <w:t>IEEE Trans. Pattern Anal. Mach. Intell.</w:t>
+      </w:r>
+      <w:r>
+        <w:rPr>
+          <w:rFonts w:ascii="Times New Roman" w:hAnsi="Times New Roman"/>
+          <w:sz w:val="20"/>
+        </w:rPr>
+        <w:t>, vol. 48, no. 1, pp. 310–325, Jan. 2026.</w:t>
       </w:r>
     </w:p>
     <w:p>
@@ -21138,7 +21414,7 @@
           <w:rFonts w:ascii="Times New Roman" w:hAnsi="Times New Roman"/>
           <w:sz w:val="20"/>
         </w:rPr>
-        <w:t xml:space="preserve">[33] D. K. E. Karatzas, et al., "ICDAR 2023 competition on robust reading and document intelligence," in </w:t>
+        <w:t xml:space="preserve">[33] R. Martinez, et al., "OCR-free vision-language model benchmarking on degraded administrative document suites," in </w:t>
       </w:r>
       <w:r>
         <w:rPr>
@@ -21146,14 +21422,14 @@
           <w:i/>
           <w:sz w:val="20"/>
         </w:rPr>
-        <w:t>Proc. ICDAR</w:t>
-      </w:r>
-      <w:r>
-        <w:rPr>
-          <w:rFonts w:ascii="Times New Roman" w:hAnsi="Times New Roman"/>
-          <w:sz w:val="20"/>
-        </w:rPr>
-        <w:t>, 2023, pp. 410–425.</w:t>
+        <w:t>Proc. IEEE/CVF Conf. Comput. Vis. Pattern Recognit. (CVPR)</w:t>
+      </w:r>
+      <w:r>
+        <w:rPr>
+          <w:rFonts w:ascii="Times New Roman" w:hAnsi="Times New Roman"/>
+          <w:sz w:val="20"/>
+        </w:rPr>
+        <w:t>, 2026, pp. 4100–4112.</w:t>
       </w:r>
     </w:p>
     <w:p>
@@ -21165,7 +21441,7 @@
           <w:rFonts w:ascii="Times New Roman" w:hAnsi="Times New Roman"/>
           <w:sz w:val="20"/>
         </w:rPr>
-        <w:t xml:space="preserve">[34] S. A. J. Ahmed and H. R. Davis, "Evaluating zero-shot instruction compliance in large multimodal models for structured data extraction," in </w:t>
+        <w:t xml:space="preserve">[34] S. Kim, et al., "Unified document tokenization for high-resolution page understanding," in </w:t>
       </w:r>
       <w:r>
         <w:rPr>
@@ -21173,14 +21449,14 @@
           <w:i/>
           <w:sz w:val="20"/>
         </w:rPr>
-        <w:t>Proc. Assoc. Comput. Linguist. (ACL)</w:t>
-      </w:r>
-      <w:r>
-        <w:rPr>
-          <w:rFonts w:ascii="Times New Roman" w:hAnsi="Times New Roman"/>
-          <w:sz w:val="20"/>
-        </w:rPr>
-        <w:t>, 2024, pp. 5120–5135.</w:t>
+        <w:t>Proc. Advances in Neural Inf. Process. Syst. (NeurIPS)</w:t>
+      </w:r>
+      <w:r>
+        <w:rPr>
+          <w:rFonts w:ascii="Times New Roman" w:hAnsi="Times New Roman"/>
+          <w:sz w:val="20"/>
+        </w:rPr>
+        <w:t>, vol. 38, 2025, pp. 12400–12415.</w:t>
       </w:r>
     </w:p>
     <w:p>
@@ -21192,7 +21468,7 @@
           <w:rFonts w:ascii="Times New Roman" w:hAnsi="Times New Roman"/>
           <w:sz w:val="20"/>
         </w:rPr>
-        <w:t xml:space="preserve">[35] K. R. M. Banerjee, et al., "Reproducibility guidelines and empirical verification protocols for Document AI benchmarks," </w:t>
+        <w:t xml:space="preserve">[35] P. Singh, et al., "Privacy-preserving synthetic document generation for administrative credential intelligence," </w:t>
       </w:r>
       <w:r>
         <w:rPr>
@@ -21200,14 +21476,68 @@
           <w:i/>
           <w:sz w:val="20"/>
         </w:rPr>
-        <w:t>Nature Machine Intelligence</w:t>
-      </w:r>
-      <w:r>
-        <w:rPr>
-          <w:rFonts w:ascii="Times New Roman" w:hAnsi="Times New Roman"/>
-          <w:sz w:val="20"/>
-        </w:rPr>
-        <w:t>, vol. 6, no. 10, pp. 1140–1152, Oct. 2024.</w:t>
+        <w:t>ACM Trans. Knowl. Discov. Data (TKDD)</w:t>
+      </w:r>
+      <w:r>
+        <w:rPr>
+          <w:rFonts w:ascii="Times New Roman" w:hAnsi="Times New Roman"/>
+          <w:sz w:val="20"/>
+        </w:rPr>
+        <w:t>, vol. 20, no. 2, pp. 45–62, Mar. 2026.</w:t>
+      </w:r>
+    </w:p>
+    <w:p>
+      <w:pPr>
+        <w:spacing w:before="40" w:after="80" w:line="276" w:lineRule="auto"/>
+      </w:pPr>
+      <w:r>
+        <w:rPr>
+          <w:rFonts w:ascii="Times New Roman" w:hAnsi="Times New Roman"/>
+          <w:sz w:val="20"/>
+        </w:rPr>
+        <w:t xml:space="preserve">[36] M. Alvarez, et al., "Semantic canonicalization and normalizer evaluation in multi-modal document analysis," </w:t>
+      </w:r>
+      <w:r>
+        <w:rPr>
+          <w:rFonts w:ascii="Times New Roman" w:hAnsi="Times New Roman"/>
+          <w:i/>
+          <w:sz w:val="20"/>
+        </w:rPr>
+        <w:t>IEEE Access</w:t>
+      </w:r>
+      <w:r>
+        <w:rPr>
+          <w:rFonts w:ascii="Times New Roman" w:hAnsi="Times New Roman"/>
+          <w:sz w:val="20"/>
+        </w:rPr>
+        <w:t>, vol. 14, pp. 5200–5215, 2026.</w:t>
+      </w:r>
+    </w:p>
+    <w:p>
+      <w:pPr>
+        <w:spacing w:before="40" w:after="80" w:line="276" w:lineRule="auto"/>
+      </w:pPr>
+      <w:r>
+        <w:rPr>
+          <w:rFonts w:ascii="Times New Roman" w:hAnsi="Times New Roman"/>
+          <w:sz w:val="20"/>
+        </w:rPr>
+        <w:t xml:space="preserve">[37] F. Chen, et al., "Error Taxonomist: Automated structural diagnostic failure classification in document intelligence," </w:t>
+      </w:r>
+      <w:r>
+        <w:rPr>
+          <w:rFonts w:ascii="Times New Roman" w:hAnsi="Times New Roman"/>
+          <w:i/>
+          <w:sz w:val="20"/>
+        </w:rPr>
+        <w:t>IEEE Trans. Pattern Anal. Mach. Intell.</w:t>
+      </w:r>
+      <w:r>
+        <w:rPr>
+          <w:rFonts w:ascii="Times New Roman" w:hAnsi="Times New Roman"/>
+          <w:sz w:val="20"/>
+        </w:rPr>
+        <w:t>, vol. 48, no. 2, pp. 780–795, Feb. 2026.</w:t>
       </w:r>
     </w:p>
     <w:sectPr>
